--- a/random_module_three.docx
+++ b/random_module_three.docx
@@ -62,7 +62,7 @@
         <w:tab/>
       </w:r>
       <w:r>
-        <w:t xml:space="preserve">Function fibonacci</w:t>
+        <w:t xml:space="preserve">Function: fibonacci</w:t>
       </w:r>
     </w:p>
     <w:p>
@@ -70,6 +70,12 @@
         <w:pStyle w:val="FirstParagraph"/>
       </w:pPr>
       <w:r>
+        <w:t xml:space="preserve">The function of</w:t>
+      </w:r>
+      <w:r>
+        <w:t xml:space="preserve"> </w:t>
+      </w:r>
+      <w:r>
         <w:rPr>
           <w:b/>
           <w:bCs/>
@@ -77,7 +83,10 @@
         <w:t xml:space="preserve">fibonacci</w:t>
       </w:r>
       <w:r>
-        <w:t xml:space="preserve">: The function of fibonacci is to compute the nth Fibonacci number using an iterative approach.</w:t>
+        <w:t xml:space="preserve"> </w:t>
+      </w:r>
+      <w:r>
+        <w:t xml:space="preserve">is to compute the nth Fibonacci number using an iterative approach.</w:t>
       </w:r>
     </w:p>
     <w:p>
@@ -98,7 +107,7 @@
         <w:t xml:space="preserve"> </w:t>
       </w:r>
       <w:r>
-        <w:t xml:space="preserve">· n: An integer representing the 0-indexed position of the desired Fibonacci number.</w:t>
+        <w:t xml:space="preserve">· n: An integer representing the 0-indexed position of the Fibonacci number to compute.</w:t>
       </w:r>
     </w:p>
     <w:p>
@@ -184,37 +193,7 @@
         <w:t xml:space="preserve">b</w:t>
       </w:r>
       <w:r>
-        <w:t xml:space="preserve">, to</w:t>
-      </w:r>
-      <w:r>
-        <w:t xml:space="preserve"> </w:t>
-      </w:r>
-      <w:r>
-        <w:rPr>
-          <w:rStyle w:val="VerbatimChar"/>
-        </w:rPr>
-        <w:t xml:space="preserve">0</w:t>
-      </w:r>
-      <w:r>
-        <w:t xml:space="preserve"> </w:t>
-      </w:r>
-      <w:r>
-        <w:t xml:space="preserve">and</w:t>
-      </w:r>
-      <w:r>
-        <w:t xml:space="preserve"> </w:t>
-      </w:r>
-      <w:r>
-        <w:rPr>
-          <w:rStyle w:val="VerbatimChar"/>
-        </w:rPr>
-        <w:t xml:space="preserve">1</w:t>
-      </w:r>
-      <w:r>
-        <w:t xml:space="preserve"> </w:t>
-      </w:r>
-      <w:r>
-        <w:t xml:space="preserve">respectively. These represent the first two numbers in the Fibonacci sequence (F₀ and F₁).</w:t>
+        <w:t xml:space="preserve">, to 0 and 1 respectively, which are the first two numbers in the Fibonacci sequence.</w:t>
       </w:r>
     </w:p>
     <w:p>
@@ -222,22 +201,7 @@
         <w:pStyle w:val="BodyText"/>
       </w:pPr>
       <w:r>
-        <w:t xml:space="preserve">The function enters a</w:t>
-      </w:r>
-      <w:r>
-        <w:t xml:space="preserve"> </w:t>
-      </w:r>
-      <w:r>
-        <w:rPr>
-          <w:rStyle w:val="VerbatimChar"/>
-        </w:rPr>
-        <w:t xml:space="preserve">for</w:t>
-      </w:r>
-      <w:r>
-        <w:t xml:space="preserve"> </w:t>
-      </w:r>
-      <w:r>
-        <w:t xml:space="preserve">loop that iterates</w:t>
+        <w:t xml:space="preserve">The function proceeds to loop</w:t>
       </w:r>
       <w:r>
         <w:t xml:space="preserve"> </w:t>
@@ -252,7 +216,7 @@
         <w:t xml:space="preserve"> </w:t>
       </w:r>
       <w:r>
-        <w:t xml:space="preserve">times. In each iteration, the values of</w:t>
+        <w:t xml:space="preserve">times. In each iteration, it simultaneously updates the values of</w:t>
       </w:r>
       <w:r>
         <w:t xml:space="preserve"> </w:t>
@@ -279,10 +243,7 @@
         <w:t xml:space="preserve">b</w:t>
       </w:r>
       <w:r>
-        <w:t xml:space="preserve"> </w:t>
-      </w:r>
-      <w:r>
-        <w:t xml:space="preserve">are updated simultaneously. The current value of</w:t>
+        <w:t xml:space="preserve">. The current value of</w:t>
       </w:r>
       <w:r>
         <w:t xml:space="preserve"> </w:t>
@@ -309,7 +270,7 @@
         <w:t xml:space="preserve">a</w:t>
       </w:r>
       <w:r>
-        <w:t xml:space="preserve">, and the sum of the previous</w:t>
+        <w:t xml:space="preserve">, and the sum of the old</w:t>
       </w:r>
       <w:r>
         <w:t xml:space="preserve"> </w:t>
@@ -351,7 +312,7 @@
         <w:t xml:space="preserve">b</w:t>
       </w:r>
       <w:r>
-        <w:t xml:space="preserve">. This process effectively calculates the next number in the sequence.</w:t>
+        <w:t xml:space="preserve">. This process effectively steps through the Fibonacci sequence.</w:t>
       </w:r>
     </w:p>
     <w:p>
@@ -359,22 +320,7 @@
         <w:pStyle w:val="BodyText"/>
       </w:pPr>
       <w:r>
-        <w:t xml:space="preserve">After the loop has completed</w:t>
-      </w:r>
-      <w:r>
-        <w:t xml:space="preserve"> </w:t>
-      </w:r>
-      <w:r>
-        <w:rPr>
-          <w:rStyle w:val="VerbatimChar"/>
-        </w:rPr>
-        <w:t xml:space="preserve">n</w:t>
-      </w:r>
-      <w:r>
-        <w:t xml:space="preserve"> </w:t>
-      </w:r>
-      <w:r>
-        <w:t xml:space="preserve">iterations, the value of</w:t>
+        <w:t xml:space="preserve">After the loop completes, the variable</w:t>
       </w:r>
       <w:r>
         <w:t xml:space="preserve"> </w:t>
@@ -389,19 +335,7 @@
         <w:t xml:space="preserve"> </w:t>
       </w:r>
       <w:r>
-        <w:t xml:space="preserve">will hold the nth Fibonacci number. The function then returns this final value of</w:t>
-      </w:r>
-      <w:r>
-        <w:t xml:space="preserve"> </w:t>
-      </w:r>
-      <w:r>
-        <w:rPr>
-          <w:rStyle w:val="VerbatimChar"/>
-        </w:rPr>
-        <w:t xml:space="preserve">a</w:t>
-      </w:r>
-      <w:r>
-        <w:t xml:space="preserve">.</w:t>
+        <w:t xml:space="preserve">holds the nth Fibonacci number, which is then returned as the result.</w:t>
       </w:r>
     </w:p>
     <w:p>
@@ -422,7 +356,7 @@
         <w:t xml:space="preserve"> </w:t>
       </w:r>
       <w:r>
-        <w:t xml:space="preserve">The function requires a non-negative integer as input. Providing a negative number will result in a</w:t>
+        <w:t xml:space="preserve">The function requires a non-negative integer as input. The index</w:t>
       </w:r>
       <w:r>
         <w:t xml:space="preserve"> </w:t>
@@ -431,10 +365,43 @@
         <w:rPr>
           <w:rStyle w:val="VerbatimChar"/>
         </w:rPr>
-        <w:t xml:space="preserve">ValueError</w:t>
-      </w:r>
-      <w:r>
-        <w:t xml:space="preserve">. The calculation is performed iteratively, which is efficient in terms of memory usage compared to a naive recursive approach.</w:t>
+        <w:t xml:space="preserve">n</w:t>
+      </w:r>
+      <w:r>
+        <w:t xml:space="preserve"> </w:t>
+      </w:r>
+      <w:r>
+        <w:t xml:space="preserve">is 0-based, meaning</w:t>
+      </w:r>
+      <w:r>
+        <w:t xml:space="preserve"> </w:t>
+      </w:r>
+      <w:r>
+        <w:rPr>
+          <w:rStyle w:val="VerbatimChar"/>
+        </w:rPr>
+        <w:t xml:space="preserve">fibonacci(0)</w:t>
+      </w:r>
+      <w:r>
+        <w:t xml:space="preserve"> </w:t>
+      </w:r>
+      <w:r>
+        <w:t xml:space="preserve">returns the first number in the sequence (0),</w:t>
+      </w:r>
+      <w:r>
+        <w:t xml:space="preserve"> </w:t>
+      </w:r>
+      <w:r>
+        <w:rPr>
+          <w:rStyle w:val="VerbatimChar"/>
+        </w:rPr>
+        <w:t xml:space="preserve">fibonacci(1)</w:t>
+      </w:r>
+      <w:r>
+        <w:t xml:space="preserve"> </w:t>
+      </w:r>
+      <w:r>
+        <w:t xml:space="preserve">returns the second (1), and so on.</w:t>
       </w:r>
     </w:p>
     <w:p>
@@ -460,16 +427,49 @@
         <w:rPr>
           <w:rStyle w:val="CommentTok"/>
         </w:rPr>
-        <w:t xml:space="preserve"># Calling fibonacci(8) returns:</w:t>
+        <w:t xml:space="preserve"># Calling the function with n = 9</w:t>
       </w:r>
       <w:r>
         <w:br/>
+      </w:r>
+      <w:r>
+        <w:rPr>
+          <w:rStyle w:val="NormalTok"/>
+        </w:rPr>
+        <w:t xml:space="preserve">fibonacci(</w:t>
       </w:r>
       <w:r>
         <w:rPr>
           <w:rStyle w:val="DecValTok"/>
         </w:rPr>
-        <w:t xml:space="preserve">21</w:t>
+        <w:t xml:space="preserve">9</w:t>
+      </w:r>
+      <w:r>
+        <w:rPr>
+          <w:rStyle w:val="NormalTok"/>
+        </w:rPr>
+        <w:t xml:space="preserve">)</w:t>
+      </w:r>
+      <w:r>
+        <w:br/>
+      </w:r>
+      <w:r>
+        <w:br/>
+      </w:r>
+      <w:r>
+        <w:rPr>
+          <w:rStyle w:val="CommentTok"/>
+        </w:rPr>
+        <w:t xml:space="preserve"># Expected return value</w:t>
+      </w:r>
+      <w:r>
+        <w:br/>
+      </w:r>
+      <w:r>
+        <w:rPr>
+          <w:rStyle w:val="DecValTok"/>
+        </w:rPr>
+        <w:t xml:space="preserve">34</w:t>
       </w:r>
     </w:p>
     <w:bookmarkEnd w:id="10"/>
@@ -507,7 +507,7 @@
         <w:tab/>
       </w:r>
       <w:r>
-        <w:t xml:space="preserve">Function invert_dictionary</w:t>
+        <w:t xml:space="preserve">Function: invert_dictionary</w:t>
       </w:r>
     </w:p>
     <w:p>
@@ -515,6 +515,12 @@
         <w:pStyle w:val="FirstParagraph"/>
       </w:pPr>
       <w:r>
+        <w:t xml:space="preserve">The function of</w:t>
+      </w:r>
+      <w:r>
+        <w:t xml:space="preserve"> </w:t>
+      </w:r>
+      <w:r>
         <w:rPr>
           <w:b/>
           <w:bCs/>
@@ -522,7 +528,10 @@
         <w:t xml:space="preserve">invert_dictionary</w:t>
       </w:r>
       <w:r>
-        <w:t xml:space="preserve">: The function of invert_dictionary is to swap the keys and values of a given dictionary, raising an error if the original dictionary’s values are not unique.</w:t>
+        <w:t xml:space="preserve"> </w:t>
+      </w:r>
+      <w:r>
+        <w:t xml:space="preserve">is to create a new dictionary by swapping the keys and values of a given dictionary, ensuring the original values are unique.</w:t>
       </w:r>
     </w:p>
     <w:p>
@@ -555,7 +564,7 @@
         <w:t xml:space="preserve">mapping</w:t>
       </w:r>
       <w:r>
-        <w:t xml:space="preserve">: A dictionary mapping string keys to integer values. The values in this dictionary must be unique for the inversion to succeed.</w:t>
+        <w:t xml:space="preserve">: A dictionary mapping strings to integers. The docstring specifies that the values in this dictionary must be unique for the inversion to be successful.</w:t>
       </w:r>
     </w:p>
     <w:p>
@@ -576,7 +585,7 @@
         <w:t xml:space="preserve"> </w:t>
       </w:r>
       <w:r>
-        <w:t xml:space="preserve">The function first validates the input dictionary</w:t>
+        <w:t xml:space="preserve">The function first checks if all values in the input</w:t>
       </w:r>
       <w:r>
         <w:t xml:space="preserve"> </w:t>
@@ -591,7 +600,7 @@
         <w:t xml:space="preserve"> </w:t>
       </w:r>
       <w:r>
-        <w:t xml:space="preserve">to ensure all its values are unique. It does this by comparing the number of values in the dictionary (</w:t>
+        <w:t xml:space="preserve">dictionary are unique. It does this by comparing the total number of values (</w:t>
       </w:r>
       <w:r>
         <w:rPr>
@@ -600,7 +609,22 @@
         <w:t xml:space="preserve">len(mapping.values())</w:t>
       </w:r>
       <w:r>
-        <w:t xml:space="preserve">) with the number of unique values, which is determined by converting the values to a set and checking its length (</w:t>
+        <w:t xml:space="preserve">) with the number of unique values, which is determined by converting the values into a</w:t>
+      </w:r>
+      <w:r>
+        <w:t xml:space="preserve"> </w:t>
+      </w:r>
+      <w:r>
+        <w:rPr>
+          <w:rStyle w:val="VerbatimChar"/>
+        </w:rPr>
+        <w:t xml:space="preserve">set</w:t>
+      </w:r>
+      <w:r>
+        <w:t xml:space="preserve"> </w:t>
+      </w:r>
+      <w:r>
+        <w:t xml:space="preserve">and getting its length (</w:t>
       </w:r>
       <w:r>
         <w:rPr>
@@ -609,7 +633,7 @@
         <w:t xml:space="preserve">len(set(mapping.values()))</w:t>
       </w:r>
       <w:r>
-        <w:t xml:space="preserve">). If these two lengths are not equal, it signifies that there are duplicate values, and the function raises a</w:t>
+        <w:t xml:space="preserve">). If the lengths are not equal, it means there are duplicate values, and the function raises a</w:t>
       </w:r>
       <w:r>
         <w:t xml:space="preserve"> </w:t>
@@ -633,22 +657,7 @@
         <w:t xml:space="preserve">“Values must be unique to invert dictionary”</w:t>
       </w:r>
       <w:r>
-        <w:t xml:space="preserve">. If all values are unique, the function proceeds to create a new dictionary using a dictionary comprehension. It iterates through each key-value pair of the input</w:t>
-      </w:r>
-      <w:r>
-        <w:t xml:space="preserve"> </w:t>
-      </w:r>
-      <w:r>
-        <w:rPr>
-          <w:rStyle w:val="VerbatimChar"/>
-        </w:rPr>
-        <w:t xml:space="preserve">mapping</w:t>
-      </w:r>
-      <w:r>
-        <w:t xml:space="preserve"> </w:t>
-      </w:r>
-      <w:r>
-        <w:t xml:space="preserve">and constructs a new dictionary where each original value becomes a key and its corresponding original key becomes the value. This newly inverted dictionary is then returned.</w:t>
+        <w:t xml:space="preserve">.</w:t>
       </w:r>
     </w:p>
     <w:p>
@@ -656,6 +665,59 @@
         <w:pStyle w:val="BodyText"/>
       </w:pPr>
       <w:r>
+        <w:t xml:space="preserve">If all values are unique, the function proceeds to use a dictionary comprehension to construct a new dictionary. It iterates through each key-value pair of the input</w:t>
+      </w:r>
+      <w:r>
+        <w:t xml:space="preserve"> </w:t>
+      </w:r>
+      <w:r>
+        <w:rPr>
+          <w:rStyle w:val="VerbatimChar"/>
+        </w:rPr>
+        <w:t xml:space="preserve">mapping</w:t>
+      </w:r>
+      <w:r>
+        <w:t xml:space="preserve"> </w:t>
+      </w:r>
+      <w:r>
+        <w:t xml:space="preserve">and creates a new dictionary where the original</w:t>
+      </w:r>
+      <w:r>
+        <w:t xml:space="preserve"> </w:t>
+      </w:r>
+      <w:r>
+        <w:rPr>
+          <w:rStyle w:val="VerbatimChar"/>
+        </w:rPr>
+        <w:t xml:space="preserve">value</w:t>
+      </w:r>
+      <w:r>
+        <w:t xml:space="preserve"> </w:t>
+      </w:r>
+      <w:r>
+        <w:t xml:space="preserve">becomes the new key and the original</w:t>
+      </w:r>
+      <w:r>
+        <w:t xml:space="preserve"> </w:t>
+      </w:r>
+      <w:r>
+        <w:rPr>
+          <w:rStyle w:val="VerbatimChar"/>
+        </w:rPr>
+        <w:t xml:space="preserve">key</w:t>
+      </w:r>
+      <w:r>
+        <w:t xml:space="preserve"> </w:t>
+      </w:r>
+      <w:r>
+        <w:t xml:space="preserve">becomes the new value. This inverted dictionary is then returned.</w:t>
+      </w:r>
+    </w:p>
+    <w:p>
+      <w:pPr>
+        <w:pStyle w:val="BodyText"/>
+      </w:pPr>
+      <w:r>
         <w:rPr>
           <w:b/>
           <w:bCs/>
@@ -669,7 +731,7 @@
         <w:t xml:space="preserve"> </w:t>
       </w:r>
       <w:r>
-        <w:t xml:space="preserve">This function will fail and raise a</w:t>
+        <w:t xml:space="preserve">This function will raise a</w:t>
       </w:r>
       <w:r>
         <w:t xml:space="preserve"> </w:t>
@@ -684,37 +746,7 @@
         <w:t xml:space="preserve"> </w:t>
       </w:r>
       <w:r>
-        <w:t xml:space="preserve">if the input dictionary contains any duplicate values. The type hints specify a</w:t>
-      </w:r>
-      <w:r>
-        <w:t xml:space="preserve"> </w:t>
-      </w:r>
-      <w:r>
-        <w:rPr>
-          <w:rStyle w:val="VerbatimChar"/>
-        </w:rPr>
-        <w:t xml:space="preserve">Dict[str, int]</w:t>
-      </w:r>
-      <w:r>
-        <w:t xml:space="preserve"> </w:t>
-      </w:r>
-      <w:r>
-        <w:t xml:space="preserve">as input and</w:t>
-      </w:r>
-      <w:r>
-        <w:t xml:space="preserve"> </w:t>
-      </w:r>
-      <w:r>
-        <w:rPr>
-          <w:rStyle w:val="VerbatimChar"/>
-        </w:rPr>
-        <w:t xml:space="preserve">Dict[int, str]</w:t>
-      </w:r>
-      <w:r>
-        <w:t xml:space="preserve"> </w:t>
-      </w:r>
-      <w:r>
-        <w:t xml:space="preserve">as output, but the core logic will work with any dictionary where both keys and values are hashable types.</w:t>
+        <w:t xml:space="preserve">if the input dictionary contains duplicate values, as this would lead to key collisions in the resulting inverted dictionary.</w:t>
       </w:r>
     </w:p>
     <w:p>
@@ -740,7 +772,7 @@
         <w:rPr>
           <w:rStyle w:val="CommentTok"/>
         </w:rPr>
-        <w:t xml:space="preserve"># Given the input:</w:t>
+        <w:t xml:space="preserve"># Given the input dictionary:</w:t>
       </w:r>
       <w:r>
         <w:br/>
@@ -749,7 +781,7 @@
         <w:rPr>
           <w:rStyle w:val="NormalTok"/>
         </w:rPr>
-        <w:t xml:space="preserve">mapping </w:t>
+        <w:t xml:space="preserve">input_dict </w:t>
       </w:r>
       <w:r>
         <w:rPr>
@@ -767,7 +799,7 @@
         <w:rPr>
           <w:rStyle w:val="StringTok"/>
         </w:rPr>
-        <w:t xml:space="preserve">'apple'</w:t>
+        <w:t xml:space="preserve">'alpha'</w:t>
       </w:r>
       <w:r>
         <w:rPr>
@@ -791,7 +823,7 @@
         <w:rPr>
           <w:rStyle w:val="StringTok"/>
         </w:rPr>
-        <w:t xml:space="preserve">'banana'</w:t>
+        <w:t xml:space="preserve">'beta'</w:t>
       </w:r>
       <w:r>
         <w:rPr>
@@ -815,7 +847,7 @@
         <w:rPr>
           <w:rStyle w:val="StringTok"/>
         </w:rPr>
-        <w:t xml:space="preserve">'cherry'</w:t>
+        <w:t xml:space="preserve">'gamma'</w:t>
       </w:r>
       <w:r>
         <w:rPr>
@@ -845,7 +877,7 @@
         <w:rPr>
           <w:rStyle w:val="CommentTok"/>
         </w:rPr>
-        <w:t xml:space="preserve"># Calling invert_dictionary(mapping) would return:</w:t>
+        <w:t xml:space="preserve"># Calling invert_dictionary(input_dict) would return:</w:t>
       </w:r>
       <w:r>
         <w:br/>
@@ -872,7 +904,7 @@
         <w:rPr>
           <w:rStyle w:val="StringTok"/>
         </w:rPr>
-        <w:t xml:space="preserve">'apple'</w:t>
+        <w:t xml:space="preserve">'alpha'</w:t>
       </w:r>
       <w:r>
         <w:rPr>
@@ -896,7 +928,7 @@
         <w:rPr>
           <w:rStyle w:val="StringTok"/>
         </w:rPr>
-        <w:t xml:space="preserve">'banana'</w:t>
+        <w:t xml:space="preserve">'beta'</w:t>
       </w:r>
       <w:r>
         <w:rPr>
@@ -920,7 +952,7 @@
         <w:rPr>
           <w:rStyle w:val="StringTok"/>
         </w:rPr>
-        <w:t xml:space="preserve">'cherry'</w:t>
+        <w:t xml:space="preserve">'gamma'</w:t>
       </w:r>
       <w:r>
         <w:rPr>
@@ -964,7 +996,7 @@
         <w:tab/>
       </w:r>
       <w:r>
-        <w:t xml:space="preserve">Function is_palindrome</w:t>
+        <w:t xml:space="preserve">Function: is_palindrome</w:t>
       </w:r>
     </w:p>
     <w:p>
@@ -972,6 +1004,12 @@
         <w:pStyle w:val="FirstParagraph"/>
       </w:pPr>
       <w:r>
+        <w:t xml:space="preserve">The function of</w:t>
+      </w:r>
+      <w:r>
+        <w:t xml:space="preserve"> </w:t>
+      </w:r>
+      <w:r>
         <w:rPr>
           <w:b/>
           <w:bCs/>
@@ -979,7 +1017,10 @@
         <w:t xml:space="preserve">is_palindrome</w:t>
       </w:r>
       <w:r>
-        <w:t xml:space="preserve">: The function of is_palindrome is to determine if a given string is a palindrome, ignoring character casing and spaces.</w:t>
+        <w:t xml:space="preserve"> </w:t>
+      </w:r>
+      <w:r>
+        <w:t xml:space="preserve">is to determine if a given string is a palindrome, performing a case-insensitive comparison that ignores whitespace.</w:t>
       </w:r>
     </w:p>
     <w:p>
@@ -1000,7 +1041,19 @@
         <w:t xml:space="preserve"> </w:t>
       </w:r>
       <w:r>
-        <w:t xml:space="preserve">· text: The string to check for palindrome properties.</w:t>
+        <w:t xml:space="preserve">·</w:t>
+      </w:r>
+      <w:r>
+        <w:t xml:space="preserve"> </w:t>
+      </w:r>
+      <w:r>
+        <w:rPr>
+          <w:rStyle w:val="VerbatimChar"/>
+        </w:rPr>
+        <w:t xml:space="preserve">text</w:t>
+      </w:r>
+      <w:r>
+        <w:t xml:space="preserve">: The string to check for palindrome properties.</w:t>
       </w:r>
     </w:p>
     <w:p>
@@ -1033,7 +1086,7 @@
         <w:t xml:space="preserve">text</w:t>
       </w:r>
       <w:r>
-        <w:t xml:space="preserve">. It does this by iterating through each character of the string, converting each character to lowercase, and discarding any whitespace characters. These processed characters are then joined together to form a new string called</w:t>
+        <w:t xml:space="preserve">. It iterates through each character of the string, converts it to lowercase, and discards any character that is a whitespace character (like spaces, tabs, or newlines). These processed characters are then joined together to form a new string called</w:t>
       </w:r>
       <w:r>
         <w:t xml:space="preserve"> </w:t>
@@ -1095,7 +1148,7 @@
         <w:t xml:space="preserve"> </w:t>
       </w:r>
       <w:r>
-        <w:t xml:space="preserve">if the normalized string is identical to its reverse, indicating it is a palindrome, and</w:t>
+        <w:t xml:space="preserve">if the normalized string is identical to its reverse, indicating it’s a palindrome, and</w:t>
       </w:r>
       <w:r>
         <w:t xml:space="preserve"> </w:t>
@@ -1131,7 +1184,7 @@
         <w:t xml:space="preserve"> </w:t>
       </w:r>
       <w:r>
-        <w:t xml:space="preserve">The palindrome check is case-insensitive and ignores all whitespace characters (like spaces, tabs, or newlines) due to the normalization step.</w:t>
+        <w:t xml:space="preserve">The function’s palindrome check is case-insensitive and ignores all types of whitespace characters, not just simple spaces.</w:t>
       </w:r>
     </w:p>
     <w:p>
@@ -1161,7 +1214,7 @@
         <w:rPr>
           <w:rStyle w:val="VerbatimChar"/>
         </w:rPr>
-        <w:t xml:space="preserve">is_palindrome("Taco cat")</w:t>
+        <w:t xml:space="preserve">is_palindrome("A man a plan a canal Panama")</w:t>
       </w:r>
       <w:r>
         <w:t xml:space="preserve"> </w:t>

--- a/random_module_three.docx
+++ b/random_module_three.docx
@@ -46,23 +46,517 @@
         <w:t xml:space="preserve">FunctionDef fibonacci(n)</w:t>
       </w:r>
     </w:p>
-    <w:bookmarkEnd w:id="9"/>
-    <w:bookmarkStart w:id="10" w:name="function-fibonacci"/>
     <w:p>
       <w:pPr>
-        <w:pStyle w:val="Heading2"/>
+        <w:pStyle w:val="FirstParagraph"/>
       </w:pPr>
       <w:r>
-        <w:rPr>
-          <w:rStyle w:val="SectionNumber"/>
-        </w:rPr>
-        <w:t xml:space="preserve">2</w:t>
-      </w:r>
-      <w:r>
-        <w:tab/>
-      </w:r>
-      <w:r>
-        <w:t xml:space="preserve">Function: fibonacci</w:t>
+        <w:t xml:space="preserve">Function - fibonacci:</w:t>
+      </w:r>
+    </w:p>
+    <w:p>
+      <w:pPr>
+        <w:pStyle w:val="BodyText"/>
+      </w:pPr>
+      <w:r>
+        <w:t xml:space="preserve">Purpose:</w:t>
+      </w:r>
+      <w:r>
+        <w:t xml:space="preserve"> </w:t>
+      </w:r>
+      <w:r>
+        <w:t xml:space="preserve">Computes the nth Fibonacci number using an iterative approach.</w:t>
+      </w:r>
+    </w:p>
+    <w:p>
+      <w:pPr>
+        <w:pStyle w:val="BodyText"/>
+      </w:pPr>
+      <w:r>
+        <w:t xml:space="preserve">Parameters:</w:t>
+      </w:r>
+      <w:r>
+        <w:t xml:space="preserve"> </w:t>
+      </w:r>
+      <w:r>
+        <w:t xml:space="preserve">• n (int): The 0-indexed position in the Fibonacci sequence for which to compute the value.</w:t>
+      </w:r>
+    </w:p>
+    <w:p>
+      <w:pPr>
+        <w:pStyle w:val="BodyText"/>
+      </w:pPr>
+      <w:r>
+        <w:t xml:space="preserve">Detailed Description:</w:t>
+      </w:r>
+      <w:r>
+        <w:t xml:space="preserve"> </w:t>
+      </w:r>
+      <w:r>
+        <w:t xml:space="preserve">The function calculates the Fibonacci number at a specified index</w:t>
+      </w:r>
+      <w:r>
+        <w:t xml:space="preserve"> </w:t>
+      </w:r>
+      <w:r>
+        <w:rPr>
+          <w:rStyle w:val="VerbatimChar"/>
+        </w:rPr>
+        <w:t xml:space="preserve">n</w:t>
+      </w:r>
+      <w:r>
+        <w:t xml:space="preserve">. It begins by validating the input</w:t>
+      </w:r>
+      <w:r>
+        <w:t xml:space="preserve"> </w:t>
+      </w:r>
+      <w:r>
+        <w:rPr>
+          <w:rStyle w:val="VerbatimChar"/>
+        </w:rPr>
+        <w:t xml:space="preserve">n</w:t>
+      </w:r>
+      <w:r>
+        <w:t xml:space="preserve">. If</w:t>
+      </w:r>
+      <w:r>
+        <w:t xml:space="preserve"> </w:t>
+      </w:r>
+      <w:r>
+        <w:rPr>
+          <w:rStyle w:val="VerbatimChar"/>
+        </w:rPr>
+        <w:t xml:space="preserve">n</w:t>
+      </w:r>
+      <w:r>
+        <w:t xml:space="preserve"> </w:t>
+      </w:r>
+      <w:r>
+        <w:t xml:space="preserve">is a negative number, the function raises a</w:t>
+      </w:r>
+      <w:r>
+        <w:t xml:space="preserve"> </w:t>
+      </w:r>
+      <w:r>
+        <w:rPr>
+          <w:rStyle w:val="VerbatimChar"/>
+        </w:rPr>
+        <w:t xml:space="preserve">ValueError</w:t>
+      </w:r>
+      <w:r>
+        <w:t xml:space="preserve"> </w:t>
+      </w:r>
+      <w:r>
+        <w:t xml:space="preserve">because the Fibonacci sequence is not defined for negative indices.</w:t>
+      </w:r>
+    </w:p>
+    <w:p>
+      <w:pPr>
+        <w:pStyle w:val="BodyText"/>
+      </w:pPr>
+      <w:r>
+        <w:t xml:space="preserve">If the input is valid (non-negative), the function initializes two variables,</w:t>
+      </w:r>
+      <w:r>
+        <w:t xml:space="preserve"> </w:t>
+      </w:r>
+      <w:r>
+        <w:rPr>
+          <w:rStyle w:val="VerbatimChar"/>
+        </w:rPr>
+        <w:t xml:space="preserve">a</w:t>
+      </w:r>
+      <w:r>
+        <w:t xml:space="preserve"> </w:t>
+      </w:r>
+      <w:r>
+        <w:t xml:space="preserve">and</w:t>
+      </w:r>
+      <w:r>
+        <w:t xml:space="preserve"> </w:t>
+      </w:r>
+      <w:r>
+        <w:rPr>
+          <w:rStyle w:val="VerbatimChar"/>
+        </w:rPr>
+        <w:t xml:space="preserve">b</w:t>
+      </w:r>
+      <w:r>
+        <w:t xml:space="preserve">, to</w:t>
+      </w:r>
+      <w:r>
+        <w:t xml:space="preserve"> </w:t>
+      </w:r>
+      <w:r>
+        <w:rPr>
+          <w:rStyle w:val="VerbatimChar"/>
+        </w:rPr>
+        <w:t xml:space="preserve">0</w:t>
+      </w:r>
+      <w:r>
+        <w:t xml:space="preserve"> </w:t>
+      </w:r>
+      <w:r>
+        <w:t xml:space="preserve">and</w:t>
+      </w:r>
+      <w:r>
+        <w:t xml:space="preserve"> </w:t>
+      </w:r>
+      <w:r>
+        <w:rPr>
+          <w:rStyle w:val="VerbatimChar"/>
+        </w:rPr>
+        <w:t xml:space="preserve">1</w:t>
+      </w:r>
+      <w:r>
+        <w:t xml:space="preserve"> </w:t>
+      </w:r>
+      <w:r>
+        <w:t xml:space="preserve">respectively. These represent the first two numbers in the Fibonacci sequence (F₀ and F₁).</w:t>
+      </w:r>
+    </w:p>
+    <w:p>
+      <w:pPr>
+        <w:pStyle w:val="BodyText"/>
+      </w:pPr>
+      <w:r>
+        <w:t xml:space="preserve">It then enters a</w:t>
+      </w:r>
+      <w:r>
+        <w:t xml:space="preserve"> </w:t>
+      </w:r>
+      <w:r>
+        <w:rPr>
+          <w:rStyle w:val="VerbatimChar"/>
+        </w:rPr>
+        <w:t xml:space="preserve">for</w:t>
+      </w:r>
+      <w:r>
+        <w:t xml:space="preserve"> </w:t>
+      </w:r>
+      <w:r>
+        <w:t xml:space="preserve">loop that iterates</w:t>
+      </w:r>
+      <w:r>
+        <w:t xml:space="preserve"> </w:t>
+      </w:r>
+      <w:r>
+        <w:rPr>
+          <w:rStyle w:val="VerbatimChar"/>
+        </w:rPr>
+        <w:t xml:space="preserve">n</w:t>
+      </w:r>
+      <w:r>
+        <w:t xml:space="preserve"> </w:t>
+      </w:r>
+      <w:r>
+        <w:t xml:space="preserve">times. In each iteration, the values of</w:t>
+      </w:r>
+      <w:r>
+        <w:t xml:space="preserve"> </w:t>
+      </w:r>
+      <w:r>
+        <w:rPr>
+          <w:rStyle w:val="VerbatimChar"/>
+        </w:rPr>
+        <w:t xml:space="preserve">a</w:t>
+      </w:r>
+      <w:r>
+        <w:t xml:space="preserve"> </w:t>
+      </w:r>
+      <w:r>
+        <w:t xml:space="preserve">and</w:t>
+      </w:r>
+      <w:r>
+        <w:t xml:space="preserve"> </w:t>
+      </w:r>
+      <w:r>
+        <w:rPr>
+          <w:rStyle w:val="VerbatimChar"/>
+        </w:rPr>
+        <w:t xml:space="preserve">b</w:t>
+      </w:r>
+      <w:r>
+        <w:t xml:space="preserve"> </w:t>
+      </w:r>
+      <w:r>
+        <w:t xml:space="preserve">are updated. The current value of</w:t>
+      </w:r>
+      <w:r>
+        <w:t xml:space="preserve"> </w:t>
+      </w:r>
+      <w:r>
+        <w:rPr>
+          <w:rStyle w:val="VerbatimChar"/>
+        </w:rPr>
+        <w:t xml:space="preserve">b</w:t>
+      </w:r>
+      <w:r>
+        <w:t xml:space="preserve"> </w:t>
+      </w:r>
+      <w:r>
+        <w:t xml:space="preserve">is assigned to</w:t>
+      </w:r>
+      <w:r>
+        <w:t xml:space="preserve"> </w:t>
+      </w:r>
+      <w:r>
+        <w:rPr>
+          <w:rStyle w:val="VerbatimChar"/>
+        </w:rPr>
+        <w:t xml:space="preserve">a</w:t>
+      </w:r>
+      <w:r>
+        <w:t xml:space="preserve">, and the sum of the previous</w:t>
+      </w:r>
+      <w:r>
+        <w:t xml:space="preserve"> </w:t>
+      </w:r>
+      <w:r>
+        <w:rPr>
+          <w:rStyle w:val="VerbatimChar"/>
+        </w:rPr>
+        <w:t xml:space="preserve">a</w:t>
+      </w:r>
+      <w:r>
+        <w:t xml:space="preserve"> </w:t>
+      </w:r>
+      <w:r>
+        <w:t xml:space="preserve">and</w:t>
+      </w:r>
+      <w:r>
+        <w:t xml:space="preserve"> </w:t>
+      </w:r>
+      <w:r>
+        <w:rPr>
+          <w:rStyle w:val="VerbatimChar"/>
+        </w:rPr>
+        <w:t xml:space="preserve">b</w:t>
+      </w:r>
+      <w:r>
+        <w:t xml:space="preserve"> </w:t>
+      </w:r>
+      <w:r>
+        <w:t xml:space="preserve">is assigned to</w:t>
+      </w:r>
+      <w:r>
+        <w:t xml:space="preserve"> </w:t>
+      </w:r>
+      <w:r>
+        <w:rPr>
+          <w:rStyle w:val="VerbatimChar"/>
+        </w:rPr>
+        <w:t xml:space="preserve">b</w:t>
+      </w:r>
+      <w:r>
+        <w:t xml:space="preserve">. This operation,</w:t>
+      </w:r>
+      <w:r>
+        <w:t xml:space="preserve"> </w:t>
+      </w:r>
+      <w:r>
+        <w:rPr>
+          <w:rStyle w:val="VerbatimChar"/>
+        </w:rPr>
+        <w:t xml:space="preserve">a, b = b, a + b</w:t>
+      </w:r>
+      <w:r>
+        <w:t xml:space="preserve">, effectively advances the sequence one step.</w:t>
+      </w:r>
+    </w:p>
+    <w:p>
+      <w:pPr>
+        <w:pStyle w:val="BodyText"/>
+      </w:pPr>
+      <w:r>
+        <w:t xml:space="preserve">After the loop has completed</w:t>
+      </w:r>
+      <w:r>
+        <w:t xml:space="preserve"> </w:t>
+      </w:r>
+      <w:r>
+        <w:rPr>
+          <w:rStyle w:val="VerbatimChar"/>
+        </w:rPr>
+        <w:t xml:space="preserve">n</w:t>
+      </w:r>
+      <w:r>
+        <w:t xml:space="preserve"> </w:t>
+      </w:r>
+      <w:r>
+        <w:t xml:space="preserve">iterations, the variable</w:t>
+      </w:r>
+      <w:r>
+        <w:t xml:space="preserve"> </w:t>
+      </w:r>
+      <w:r>
+        <w:rPr>
+          <w:rStyle w:val="VerbatimChar"/>
+        </w:rPr>
+        <w:t xml:space="preserve">a</w:t>
+      </w:r>
+      <w:r>
+        <w:t xml:space="preserve"> </w:t>
+      </w:r>
+      <w:r>
+        <w:t xml:space="preserve">will hold the nth Fibonacci number. The function concludes by returning the final value of</w:t>
+      </w:r>
+      <w:r>
+        <w:t xml:space="preserve"> </w:t>
+      </w:r>
+      <w:r>
+        <w:rPr>
+          <w:rStyle w:val="VerbatimChar"/>
+        </w:rPr>
+        <w:t xml:space="preserve">a</w:t>
+      </w:r>
+      <w:r>
+        <w:t xml:space="preserve">.</w:t>
+      </w:r>
+    </w:p>
+    <w:p>
+      <w:pPr>
+        <w:pStyle w:val="BodyText"/>
+      </w:pPr>
+      <w:r>
+        <w:t xml:space="preserve">Important Notes:</w:t>
+      </w:r>
+      <w:r>
+        <w:t xml:space="preserve"> </w:t>
+      </w:r>
+      <w:r>
+        <w:t xml:space="preserve">• The function will raise a</w:t>
+      </w:r>
+      <w:r>
+        <w:t xml:space="preserve"> </w:t>
+      </w:r>
+      <w:r>
+        <w:rPr>
+          <w:rStyle w:val="VerbatimChar"/>
+        </w:rPr>
+        <w:t xml:space="preserve">ValueError</w:t>
+      </w:r>
+      <w:r>
+        <w:t xml:space="preserve"> </w:t>
+      </w:r>
+      <w:r>
+        <w:t xml:space="preserve">if the input</w:t>
+      </w:r>
+      <w:r>
+        <w:t xml:space="preserve"> </w:t>
+      </w:r>
+      <w:r>
+        <w:rPr>
+          <w:rStyle w:val="VerbatimChar"/>
+        </w:rPr>
+        <w:t xml:space="preserve">n</w:t>
+      </w:r>
+      <w:r>
+        <w:t xml:space="preserve"> </w:t>
+      </w:r>
+      <w:r>
+        <w:t xml:space="preserve">is less than 0.</w:t>
+      </w:r>
+      <w:r>
+        <w:t xml:space="preserve"> </w:t>
+      </w:r>
+      <w:r>
+        <w:t xml:space="preserve">• The sequence is 0-indexed. For example,</w:t>
+      </w:r>
+      <w:r>
+        <w:t xml:space="preserve"> </w:t>
+      </w:r>
+      <w:r>
+        <w:rPr>
+          <w:rStyle w:val="VerbatimChar"/>
+        </w:rPr>
+        <w:t xml:space="preserve">fibonacci(0)</w:t>
+      </w:r>
+      <w:r>
+        <w:t xml:space="preserve"> </w:t>
+      </w:r>
+      <w:r>
+        <w:t xml:space="preserve">returns 0,</w:t>
+      </w:r>
+      <w:r>
+        <w:t xml:space="preserve"> </w:t>
+      </w:r>
+      <w:r>
+        <w:rPr>
+          <w:rStyle w:val="VerbatimChar"/>
+        </w:rPr>
+        <w:t xml:space="preserve">fibonacci(1)</w:t>
+      </w:r>
+      <w:r>
+        <w:t xml:space="preserve"> </w:t>
+      </w:r>
+      <w:r>
+        <w:t xml:space="preserve">returns 1, and</w:t>
+      </w:r>
+      <w:r>
+        <w:t xml:space="preserve"> </w:t>
+      </w:r>
+      <w:r>
+        <w:rPr>
+          <w:rStyle w:val="VerbatimChar"/>
+        </w:rPr>
+        <w:t xml:space="preserve">fibonacci(2)</w:t>
+      </w:r>
+      <w:r>
+        <w:t xml:space="preserve"> </w:t>
+      </w:r>
+      <w:r>
+        <w:t xml:space="preserve">returns 1.</w:t>
+      </w:r>
+      <w:r>
+        <w:t xml:space="preserve"> </w:t>
+      </w:r>
+      <w:r>
+        <w:t xml:space="preserve">• This implementation is iterative, which is memory-efficient and avoids the risk of stack overflow errors that can occur with recursive solutions for large values of</w:t>
+      </w:r>
+      <w:r>
+        <w:t xml:space="preserve"> </w:t>
+      </w:r>
+      <w:r>
+        <w:rPr>
+          <w:rStyle w:val="VerbatimChar"/>
+        </w:rPr>
+        <w:t xml:space="preserve">n</w:t>
+      </w:r>
+      <w:r>
+        <w:t xml:space="preserve">.</w:t>
+      </w:r>
+      <w:r>
+        <w:t xml:space="preserve"> </w:t>
+      </w:r>
+      <w:r>
+        <w:t xml:space="preserve">• No external libraries or modules are required to use this function.</w:t>
+      </w:r>
+    </w:p>
+    <w:p>
+      <w:pPr>
+        <w:pStyle w:val="BodyText"/>
+      </w:pPr>
+      <w:r>
+        <w:rPr>
+          <w:b/>
+          <w:bCs/>
+        </w:rPr>
+        <w:t xml:space="preserve">Output Example</w:t>
+      </w:r>
+      <w:r>
+        <w:t xml:space="preserve">:</w:t>
+      </w:r>
+    </w:p>
+    <w:p>
+      <w:pPr>
+        <w:pStyle w:val="SourceCode"/>
+      </w:pPr>
+      <w:r>
+        <w:rPr>
+          <w:rStyle w:val="VerbatimChar"/>
+        </w:rPr>
+        <w:t xml:space="preserve">13</w:t>
       </w:r>
     </w:p>
     <w:p>
@@ -70,23 +564,366 @@
         <w:pStyle w:val="FirstParagraph"/>
       </w:pPr>
       <w:r>
-        <w:t xml:space="preserve">The function of</w:t>
-      </w:r>
-      <w:r>
+        <w:t xml:space="preserve">Usage Example:</w:t>
+      </w:r>
+    </w:p>
+    <w:p>
+      <w:pPr>
+        <w:pStyle w:val="SourceCode"/>
+      </w:pPr>
+      <w:r>
+        <w:rPr>
+          <w:rStyle w:val="CommentTok"/>
+        </w:rPr>
+        <w:t xml:space="preserve"># Example 1: Calculate the 7th Fibonacci number (0-indexed)</w:t>
+      </w:r>
+      <w:r>
+        <w:br/>
+      </w:r>
+      <w:r>
+        <w:rPr>
+          <w:rStyle w:val="NormalTok"/>
+        </w:rPr>
+        <w:t xml:space="preserve">result </w:t>
+      </w:r>
+      <w:r>
+        <w:rPr>
+          <w:rStyle w:val="OperatorTok"/>
+        </w:rPr>
+        <w:t xml:space="preserve">=</w:t>
+      </w:r>
+      <w:r>
+        <w:rPr>
+          <w:rStyle w:val="NormalTok"/>
+        </w:rPr>
+        <w:t xml:space="preserve"> fibonacci(</w:t>
+      </w:r>
+      <w:r>
+        <w:rPr>
+          <w:rStyle w:val="DecValTok"/>
+        </w:rPr>
+        <w:t xml:space="preserve">7</w:t>
+      </w:r>
+      <w:r>
+        <w:rPr>
+          <w:rStyle w:val="NormalTok"/>
+        </w:rPr>
+        <w:t xml:space="preserve">)</w:t>
+      </w:r>
+      <w:r>
+        <w:br/>
+      </w:r>
+      <w:r>
+        <w:rPr>
+          <w:rStyle w:val="BuiltInTok"/>
+        </w:rPr>
+        <w:t xml:space="preserve">print</w:t>
+      </w:r>
+      <w:r>
+        <w:rPr>
+          <w:rStyle w:val="NormalTok"/>
+        </w:rPr>
+        <w:t xml:space="preserve">(</w:t>
+      </w:r>
+      <w:r>
+        <w:rPr>
+          <w:rStyle w:val="SpecialStringTok"/>
+        </w:rPr>
+        <w:t xml:space="preserve">f"The 7th Fibonacci number is: </w:t>
+      </w:r>
+      <w:r>
+        <w:rPr>
+          <w:rStyle w:val="SpecialCharTok"/>
+        </w:rPr>
+        <w:t xml:space="preserve">{</w:t>
+      </w:r>
+      <w:r>
+        <w:rPr>
+          <w:rStyle w:val="NormalTok"/>
+        </w:rPr>
+        <w:t xml:space="preserve">result</w:t>
+      </w:r>
+      <w:r>
+        <w:rPr>
+          <w:rStyle w:val="SpecialCharTok"/>
+        </w:rPr>
+        <w:t xml:space="preserve">}</w:t>
+      </w:r>
+      <w:r>
+        <w:rPr>
+          <w:rStyle w:val="SpecialStringTok"/>
+        </w:rPr>
+        <w:t xml:space="preserve">"</w:t>
+      </w:r>
+      <w:r>
+        <w:rPr>
+          <w:rStyle w:val="NormalTok"/>
+        </w:rPr>
+        <w:t xml:space="preserve">)</w:t>
+      </w:r>
+      <w:r>
+        <w:br/>
+      </w:r>
+      <w:r>
+        <w:rPr>
+          <w:rStyle w:val="CommentTok"/>
+        </w:rPr>
+        <w:t xml:space="preserve"># Output: The 7th Fibonacci number is: 13</w:t>
+      </w:r>
+      <w:r>
+        <w:br/>
+      </w:r>
+      <w:r>
+        <w:br/>
+      </w:r>
+      <w:r>
+        <w:rPr>
+          <w:rStyle w:val="CommentTok"/>
+        </w:rPr>
+        <w:t xml:space="preserve"># Example 2: Calculate the 0th Fibonacci number</w:t>
+      </w:r>
+      <w:r>
+        <w:br/>
+      </w:r>
+      <w:r>
+        <w:rPr>
+          <w:rStyle w:val="NormalTok"/>
+        </w:rPr>
+        <w:t xml:space="preserve">result_zero </w:t>
+      </w:r>
+      <w:r>
+        <w:rPr>
+          <w:rStyle w:val="OperatorTok"/>
+        </w:rPr>
+        <w:t xml:space="preserve">=</w:t>
+      </w:r>
+      <w:r>
+        <w:rPr>
+          <w:rStyle w:val="NormalTok"/>
+        </w:rPr>
+        <w:t xml:space="preserve"> fibonacci(</w:t>
+      </w:r>
+      <w:r>
+        <w:rPr>
+          <w:rStyle w:val="DecValTok"/>
+        </w:rPr>
+        <w:t xml:space="preserve">0</w:t>
+      </w:r>
+      <w:r>
+        <w:rPr>
+          <w:rStyle w:val="NormalTok"/>
+        </w:rPr>
+        <w:t xml:space="preserve">)</w:t>
+      </w:r>
+      <w:r>
+        <w:br/>
+      </w:r>
+      <w:r>
+        <w:rPr>
+          <w:rStyle w:val="BuiltInTok"/>
+        </w:rPr>
+        <w:t xml:space="preserve">print</w:t>
+      </w:r>
+      <w:r>
+        <w:rPr>
+          <w:rStyle w:val="NormalTok"/>
+        </w:rPr>
+        <w:t xml:space="preserve">(</w:t>
+      </w:r>
+      <w:r>
+        <w:rPr>
+          <w:rStyle w:val="SpecialStringTok"/>
+        </w:rPr>
+        <w:t xml:space="preserve">f"The 0th Fibonacci number is: </w:t>
+      </w:r>
+      <w:r>
+        <w:rPr>
+          <w:rStyle w:val="SpecialCharTok"/>
+        </w:rPr>
+        <w:t xml:space="preserve">{</w:t>
+      </w:r>
+      <w:r>
+        <w:rPr>
+          <w:rStyle w:val="NormalTok"/>
+        </w:rPr>
+        <w:t xml:space="preserve">result_zero</w:t>
+      </w:r>
+      <w:r>
+        <w:rPr>
+          <w:rStyle w:val="SpecialCharTok"/>
+        </w:rPr>
+        <w:t xml:space="preserve">}</w:t>
+      </w:r>
+      <w:r>
+        <w:rPr>
+          <w:rStyle w:val="SpecialStringTok"/>
+        </w:rPr>
+        <w:t xml:space="preserve">"</w:t>
+      </w:r>
+      <w:r>
+        <w:rPr>
+          <w:rStyle w:val="NormalTok"/>
+        </w:rPr>
+        <w:t xml:space="preserve">)</w:t>
+      </w:r>
+      <w:r>
+        <w:br/>
+      </w:r>
+      <w:r>
+        <w:rPr>
+          <w:rStyle w:val="CommentTok"/>
+        </w:rPr>
+        <w:t xml:space="preserve"># Output: The 0th Fibonacci number is: 0</w:t>
+      </w:r>
+      <w:r>
+        <w:br/>
+      </w:r>
+      <w:r>
+        <w:br/>
+      </w:r>
+      <w:r>
+        <w:rPr>
+          <w:rStyle w:val="CommentTok"/>
+        </w:rPr>
+        <w:t xml:space="preserve"># Example 3: Attempting to use a negative index</w:t>
+      </w:r>
+      <w:r>
+        <w:br/>
+      </w:r>
+      <w:r>
+        <w:rPr>
+          <w:rStyle w:val="ControlFlowTok"/>
+        </w:rPr>
+        <w:t xml:space="preserve">try</w:t>
+      </w:r>
+      <w:r>
+        <w:rPr>
+          <w:rStyle w:val="NormalTok"/>
+        </w:rPr>
+        <w:t xml:space="preserve">:</w:t>
+      </w:r>
+      <w:r>
+        <w:br/>
+      </w:r>
+      <w:r>
+        <w:rPr>
+          <w:rStyle w:val="NormalTok"/>
+        </w:rPr>
+        <w:t xml:space="preserve">    fibonacci(</w:t>
+      </w:r>
+      <w:r>
+        <w:rPr>
+          <w:rStyle w:val="OperatorTok"/>
+        </w:rPr>
+        <w:t xml:space="preserve">-</w:t>
+      </w:r>
+      <w:r>
+        <w:rPr>
+          <w:rStyle w:val="DecValTok"/>
+        </w:rPr>
+        <w:t xml:space="preserve">5</w:t>
+      </w:r>
+      <w:r>
+        <w:rPr>
+          <w:rStyle w:val="NormalTok"/>
+        </w:rPr>
+        <w:t xml:space="preserve">)</w:t>
+      </w:r>
+      <w:r>
+        <w:br/>
+      </w:r>
+      <w:r>
+        <w:rPr>
+          <w:rStyle w:val="ControlFlowTok"/>
+        </w:rPr>
+        <w:t xml:space="preserve">except</w:t>
+      </w:r>
+      <w:r>
+        <w:rPr>
+          <w:rStyle w:val="NormalTok"/>
+        </w:rPr>
         <w:t xml:space="preserve"> </w:t>
       </w:r>
       <w:r>
         <w:rPr>
-          <w:b/>
-          <w:bCs/>
-        </w:rPr>
-        <w:t xml:space="preserve">fibonacci</w:t>
-      </w:r>
-      <w:r>
+          <w:rStyle w:val="PreprocessorTok"/>
+        </w:rPr>
+        <w:t xml:space="preserve">ValueError</w:t>
+      </w:r>
+      <w:r>
+        <w:rPr>
+          <w:rStyle w:val="NormalTok"/>
+        </w:rPr>
         <w:t xml:space="preserve"> </w:t>
       </w:r>
       <w:r>
-        <w:t xml:space="preserve">is to compute the nth Fibonacci number using an iterative approach.</w:t>
+        <w:rPr>
+          <w:rStyle w:val="ImportTok"/>
+        </w:rPr>
+        <w:t xml:space="preserve">as</w:t>
+      </w:r>
+      <w:r>
+        <w:rPr>
+          <w:rStyle w:val="NormalTok"/>
+        </w:rPr>
+        <w:t xml:space="preserve"> e:</w:t>
+      </w:r>
+      <w:r>
+        <w:br/>
+      </w:r>
+      <w:r>
+        <w:rPr>
+          <w:rStyle w:val="NormalTok"/>
+        </w:rPr>
+        <w:t xml:space="preserve">    </w:t>
+      </w:r>
+      <w:r>
+        <w:rPr>
+          <w:rStyle w:val="BuiltInTok"/>
+        </w:rPr>
+        <w:t xml:space="preserve">print</w:t>
+      </w:r>
+      <w:r>
+        <w:rPr>
+          <w:rStyle w:val="NormalTok"/>
+        </w:rPr>
+        <w:t xml:space="preserve">(e)</w:t>
+      </w:r>
+      <w:r>
+        <w:br/>
+      </w:r>
+      <w:r>
+        <w:rPr>
+          <w:rStyle w:val="CommentTok"/>
+        </w:rPr>
+        <w:t xml:space="preserve"># Output: n must be non-negative</w:t>
+      </w:r>
+    </w:p>
+    <w:bookmarkEnd w:id="9"/>
+    <w:bookmarkStart w:id="10" w:name="functiondef-invert_dictionarymapping"/>
+    <w:p>
+      <w:pPr>
+        <w:pStyle w:val="Heading2"/>
+      </w:pPr>
+      <w:r>
+        <w:rPr>
+          <w:rStyle w:val="SectionNumber"/>
+        </w:rPr>
+        <w:t xml:space="preserve">2</w:t>
+      </w:r>
+      <w:r>
+        <w:tab/>
+      </w:r>
+      <w:r>
+        <w:t xml:space="preserve">FunctionDef invert_dictionary(mapping)</w:t>
+      </w:r>
+    </w:p>
+    <w:p>
+      <w:pPr>
+        <w:pStyle w:val="FirstParagraph"/>
+      </w:pPr>
+      <w:r>
+        <w:t xml:space="preserve">Function - invert_dictionary:</w:t>
       </w:r>
     </w:p>
     <w:p>
@@ -94,20 +931,13 @@
         <w:pStyle w:val="BodyText"/>
       </w:pPr>
       <w:r>
-        <w:rPr>
-          <w:b/>
-          <w:bCs/>
-        </w:rPr>
-        <w:t xml:space="preserve">parameters</w:t>
-      </w:r>
-      <w:r>
-        <w:t xml:space="preserve">: The parameters of this Function.</w:t>
+        <w:t xml:space="preserve">Purpose:</w:t>
       </w:r>
       <w:r>
         <w:t xml:space="preserve"> </w:t>
       </w:r>
       <w:r>
-        <w:t xml:space="preserve">· n: An integer representing the 0-indexed position of the Fibonacci number to compute.</w:t>
+        <w:t xml:space="preserve">Creates a new dictionary by swapping the keys and values of an existing dictionary, ensuring all original values are unique.</w:t>
       </w:r>
     </w:p>
     <w:p>
@@ -115,50 +945,13 @@
         <w:pStyle w:val="BodyText"/>
       </w:pPr>
       <w:r>
-        <w:rPr>
-          <w:b/>
-          <w:bCs/>
-        </w:rPr>
-        <w:t xml:space="preserve">Code Description</w:t>
-      </w:r>
-      <w:r>
-        <w:t xml:space="preserve">:</w:t>
+        <w:t xml:space="preserve">Parameters:</w:t>
       </w:r>
       <w:r>
         <w:t xml:space="preserve"> </w:t>
       </w:r>
       <w:r>
-        <w:t xml:space="preserve">The function begins by checking if the input</w:t>
-      </w:r>
-      <w:r>
-        <w:t xml:space="preserve"> </w:t>
-      </w:r>
-      <w:r>
-        <w:rPr>
-          <w:rStyle w:val="VerbatimChar"/>
-        </w:rPr>
-        <w:t xml:space="preserve">n</w:t>
-      </w:r>
-      <w:r>
-        <w:t xml:space="preserve"> </w:t>
-      </w:r>
-      <w:r>
-        <w:t xml:space="preserve">is a negative number. If it is, a</w:t>
-      </w:r>
-      <w:r>
-        <w:t xml:space="preserve"> </w:t>
-      </w:r>
-      <w:r>
-        <w:rPr>
-          <w:rStyle w:val="VerbatimChar"/>
-        </w:rPr>
-        <w:t xml:space="preserve">ValueError</w:t>
-      </w:r>
-      <w:r>
-        <w:t xml:space="preserve"> </w:t>
-      </w:r>
-      <w:r>
-        <w:t xml:space="preserve">is raised, as the Fibonacci sequence is not defined for negative indices.</w:t>
+        <w:t xml:space="preserve">• mapping (Dict[str, int]): The dictionary to be inverted. It is expected to map string keys to integer values, and all integer values must be unique.</w:t>
       </w:r>
     </w:p>
     <w:p>
@@ -166,22 +959,28 @@
         <w:pStyle w:val="BodyText"/>
       </w:pPr>
       <w:r>
-        <w:t xml:space="preserve">It then initializes two variables,</w:t>
+        <w:t xml:space="preserve">Detailed Description:</w:t>
       </w:r>
       <w:r>
         <w:t xml:space="preserve"> </w:t>
       </w:r>
       <w:r>
+        <w:t xml:space="preserve">The function first validates the input dictionary</w:t>
+      </w:r>
+      <w:r>
+        <w:t xml:space="preserve"> </w:t>
+      </w:r>
+      <w:r>
         <w:rPr>
           <w:rStyle w:val="VerbatimChar"/>
         </w:rPr>
-        <w:t xml:space="preserve">a</w:t>
+        <w:t xml:space="preserve">mapping</w:t>
       </w:r>
       <w:r>
         <w:t xml:space="preserve"> </w:t>
       </w:r>
       <w:r>
-        <w:t xml:space="preserve">and</w:t>
+        <w:t xml:space="preserve">to ensure it can be inverted without data loss. It performs this check by comparing the number of values in the dictionary with the number of unique values. This is achieved by comparing the length of</w:t>
       </w:r>
       <w:r>
         <w:t xml:space="preserve"> </w:t>
@@ -190,10 +989,40 @@
         <w:rPr>
           <w:rStyle w:val="VerbatimChar"/>
         </w:rPr>
-        <w:t xml:space="preserve">b</w:t>
-      </w:r>
-      <w:r>
-        <w:t xml:space="preserve">, to 0 and 1 respectively, which are the first two numbers in the Fibonacci sequence.</w:t>
+        <w:t xml:space="preserve">mapping.values()</w:t>
+      </w:r>
+      <w:r>
+        <w:t xml:space="preserve"> </w:t>
+      </w:r>
+      <w:r>
+        <w:t xml:space="preserve">with the length of a</w:t>
+      </w:r>
+      <w:r>
+        <w:t xml:space="preserve"> </w:t>
+      </w:r>
+      <w:r>
+        <w:rPr>
+          <w:rStyle w:val="VerbatimChar"/>
+        </w:rPr>
+        <w:t xml:space="preserve">set</w:t>
+      </w:r>
+      <w:r>
+        <w:t xml:space="preserve"> </w:t>
+      </w:r>
+      <w:r>
+        <w:t xml:space="preserve">created from</w:t>
+      </w:r>
+      <w:r>
+        <w:t xml:space="preserve"> </w:t>
+      </w:r>
+      <w:r>
+        <w:rPr>
+          <w:rStyle w:val="VerbatimChar"/>
+        </w:rPr>
+        <w:t xml:space="preserve">mapping.values()</w:t>
+      </w:r>
+      <w:r>
+        <w:t xml:space="preserve">. Since a set can only contain unique elements, if these two lengths are not equal, it indicates that the original dictionary contains duplicate values.</w:t>
       </w:r>
     </w:p>
     <w:p>
@@ -201,7 +1030,7 @@
         <w:pStyle w:val="BodyText"/>
       </w:pPr>
       <w:r>
-        <w:t xml:space="preserve">The function proceeds to loop</w:t>
+        <w:t xml:space="preserve">If duplicate values are detected, the function raises a</w:t>
       </w:r>
       <w:r>
         <w:t xml:space="preserve"> </w:t>
@@ -210,109 +1039,13 @@
         <w:rPr>
           <w:rStyle w:val="VerbatimChar"/>
         </w:rPr>
-        <w:t xml:space="preserve">n</w:t>
+        <w:t xml:space="preserve">ValueError</w:t>
       </w:r>
       <w:r>
         <w:t xml:space="preserve"> </w:t>
       </w:r>
       <w:r>
-        <w:t xml:space="preserve">times. In each iteration, it simultaneously updates the values of</w:t>
-      </w:r>
-      <w:r>
-        <w:t xml:space="preserve"> </w:t>
-      </w:r>
-      <w:r>
-        <w:rPr>
-          <w:rStyle w:val="VerbatimChar"/>
-        </w:rPr>
-        <w:t xml:space="preserve">a</w:t>
-      </w:r>
-      <w:r>
-        <w:t xml:space="preserve"> </w:t>
-      </w:r>
-      <w:r>
-        <w:t xml:space="preserve">and</w:t>
-      </w:r>
-      <w:r>
-        <w:t xml:space="preserve"> </w:t>
-      </w:r>
-      <w:r>
-        <w:rPr>
-          <w:rStyle w:val="VerbatimChar"/>
-        </w:rPr>
-        <w:t xml:space="preserve">b</w:t>
-      </w:r>
-      <w:r>
-        <w:t xml:space="preserve">. The current value of</w:t>
-      </w:r>
-      <w:r>
-        <w:t xml:space="preserve"> </w:t>
-      </w:r>
-      <w:r>
-        <w:rPr>
-          <w:rStyle w:val="VerbatimChar"/>
-        </w:rPr>
-        <w:t xml:space="preserve">b</w:t>
-      </w:r>
-      <w:r>
-        <w:t xml:space="preserve"> </w:t>
-      </w:r>
-      <w:r>
-        <w:t xml:space="preserve">is assigned to</w:t>
-      </w:r>
-      <w:r>
-        <w:t xml:space="preserve"> </w:t>
-      </w:r>
-      <w:r>
-        <w:rPr>
-          <w:rStyle w:val="VerbatimChar"/>
-        </w:rPr>
-        <w:t xml:space="preserve">a</w:t>
-      </w:r>
-      <w:r>
-        <w:t xml:space="preserve">, and the sum of the old</w:t>
-      </w:r>
-      <w:r>
-        <w:t xml:space="preserve"> </w:t>
-      </w:r>
-      <w:r>
-        <w:rPr>
-          <w:rStyle w:val="VerbatimChar"/>
-        </w:rPr>
-        <w:t xml:space="preserve">a</w:t>
-      </w:r>
-      <w:r>
-        <w:t xml:space="preserve"> </w:t>
-      </w:r>
-      <w:r>
-        <w:t xml:space="preserve">and</w:t>
-      </w:r>
-      <w:r>
-        <w:t xml:space="preserve"> </w:t>
-      </w:r>
-      <w:r>
-        <w:rPr>
-          <w:rStyle w:val="VerbatimChar"/>
-        </w:rPr>
-        <w:t xml:space="preserve">b</w:t>
-      </w:r>
-      <w:r>
-        <w:t xml:space="preserve"> </w:t>
-      </w:r>
-      <w:r>
-        <w:t xml:space="preserve">is assigned to</w:t>
-      </w:r>
-      <w:r>
-        <w:t xml:space="preserve"> </w:t>
-      </w:r>
-      <w:r>
-        <w:rPr>
-          <w:rStyle w:val="VerbatimChar"/>
-        </w:rPr>
-        <w:t xml:space="preserve">b</w:t>
-      </w:r>
-      <w:r>
-        <w:t xml:space="preserve">. This process effectively steps through the Fibonacci sequence.</w:t>
+        <w:t xml:space="preserve">with a descriptive message to inform the user that the inversion cannot be performed.</w:t>
       </w:r>
     </w:p>
     <w:p>
@@ -320,7 +1053,7 @@
         <w:pStyle w:val="BodyText"/>
       </w:pPr>
       <w:r>
-        <w:t xml:space="preserve">After the loop completes, the variable</w:t>
+        <w:t xml:space="preserve">If all values are unique, the function proceeds to create the inverted dictionary using a dictionary comprehension. It iterates through each key-value pair of the input</w:t>
       </w:r>
       <w:r>
         <w:t xml:space="preserve"> </w:t>
@@ -329,13 +1062,43 @@
         <w:rPr>
           <w:rStyle w:val="VerbatimChar"/>
         </w:rPr>
-        <w:t xml:space="preserve">a</w:t>
+        <w:t xml:space="preserve">mapping</w:t>
       </w:r>
       <w:r>
         <w:t xml:space="preserve"> </w:t>
       </w:r>
       <w:r>
-        <w:t xml:space="preserve">holds the nth Fibonacci number, which is then returned as the result.</w:t>
+        <w:t xml:space="preserve">and constructs a new dictionary where each original</w:t>
+      </w:r>
+      <w:r>
+        <w:t xml:space="preserve"> </w:t>
+      </w:r>
+      <w:r>
+        <w:rPr>
+          <w:rStyle w:val="VerbatimChar"/>
+        </w:rPr>
+        <w:t xml:space="preserve">value</w:t>
+      </w:r>
+      <w:r>
+        <w:t xml:space="preserve"> </w:t>
+      </w:r>
+      <w:r>
+        <w:t xml:space="preserve">becomes a new key, and each original</w:t>
+      </w:r>
+      <w:r>
+        <w:t xml:space="preserve"> </w:t>
+      </w:r>
+      <w:r>
+        <w:rPr>
+          <w:rStyle w:val="VerbatimChar"/>
+        </w:rPr>
+        <w:t xml:space="preserve">key</w:t>
+      </w:r>
+      <w:r>
+        <w:t xml:space="preserve"> </w:t>
+      </w:r>
+      <w:r>
+        <w:t xml:space="preserve">becomes its corresponding value. The newly created inverted dictionary is then returned.</w:t>
       </w:r>
     </w:p>
     <w:p>
@@ -343,20 +1106,13 @@
         <w:pStyle w:val="BodyText"/>
       </w:pPr>
       <w:r>
-        <w:rPr>
-          <w:b/>
-          <w:bCs/>
-        </w:rPr>
-        <w:t xml:space="preserve">Note</w:t>
-      </w:r>
-      <w:r>
-        <w:t xml:space="preserve">:</w:t>
+        <w:t xml:space="preserve">Important Notes:</w:t>
       </w:r>
       <w:r>
         <w:t xml:space="preserve"> </w:t>
       </w:r>
       <w:r>
-        <w:t xml:space="preserve">The function requires a non-negative integer as input. The index</w:t>
+        <w:t xml:space="preserve">• The function will raise a</w:t>
       </w:r>
       <w:r>
         <w:t xml:space="preserve"> </w:t>
@@ -365,43 +1121,55 @@
         <w:rPr>
           <w:rStyle w:val="VerbatimChar"/>
         </w:rPr>
-        <w:t xml:space="preserve">n</w:t>
+        <w:t xml:space="preserve">ValueError</w:t>
       </w:r>
       <w:r>
         <w:t xml:space="preserve"> </w:t>
       </w:r>
       <w:r>
-        <w:t xml:space="preserve">is 0-based, meaning</w:t>
+        <w:t xml:space="preserve">if the input dictionary contains duplicate values, as this would lead to key collisions in the resulting inverted dictionary.</w:t>
       </w:r>
       <w:r>
         <w:t xml:space="preserve"> </w:t>
       </w:r>
       <w:r>
+        <w:t xml:space="preserve">• The values from the input dictionary must be of a hashable type (e.g., int, str, tuple) to be used as keys in the returned dictionary. The type hint</w:t>
+      </w:r>
+      <w:r>
+        <w:t xml:space="preserve"> </w:t>
+      </w:r>
+      <w:r>
         <w:rPr>
           <w:rStyle w:val="VerbatimChar"/>
         </w:rPr>
-        <w:t xml:space="preserve">fibonacci(0)</w:t>
+        <w:t xml:space="preserve">Dict[str, int]</w:t>
       </w:r>
       <w:r>
         <w:t xml:space="preserve"> </w:t>
       </w:r>
       <w:r>
-        <w:t xml:space="preserve">returns the first number in the sequence (0),</w:t>
+        <w:t xml:space="preserve">ensures this condition is met for the specified types.</w:t>
       </w:r>
       <w:r>
         <w:t xml:space="preserve"> </w:t>
       </w:r>
       <w:r>
+        <w:t xml:space="preserve">• The function returns a new dictionary and does not modify the original</w:t>
+      </w:r>
+      <w:r>
+        <w:t xml:space="preserve"> </w:t>
+      </w:r>
+      <w:r>
         <w:rPr>
           <w:rStyle w:val="VerbatimChar"/>
         </w:rPr>
-        <w:t xml:space="preserve">fibonacci(1)</w:t>
+        <w:t xml:space="preserve">mapping</w:t>
       </w:r>
       <w:r>
         <w:t xml:space="preserve"> </w:t>
       </w:r>
       <w:r>
-        <w:t xml:space="preserve">returns the second (1), and so on.</w:t>
+        <w:t xml:space="preserve">dictionary.</w:t>
       </w:r>
     </w:p>
     <w:p>
@@ -425,89 +1193,81 @@
       </w:pPr>
       <w:r>
         <w:rPr>
-          <w:rStyle w:val="CommentTok"/>
-        </w:rPr>
-        <w:t xml:space="preserve"># Calling the function with n = 9</w:t>
-      </w:r>
-      <w:r>
-        <w:br/>
-      </w:r>
-      <w:r>
-        <w:rPr>
           <w:rStyle w:val="NormalTok"/>
         </w:rPr>
-        <w:t xml:space="preserve">fibonacci(</w:t>
+        <w:t xml:space="preserve">{</w:t>
       </w:r>
       <w:r>
         <w:rPr>
           <w:rStyle w:val="DecValTok"/>
         </w:rPr>
-        <w:t xml:space="preserve">9</w:t>
+        <w:t xml:space="preserve">1</w:t>
       </w:r>
       <w:r>
         <w:rPr>
           <w:rStyle w:val="NormalTok"/>
         </w:rPr>
-        <w:t xml:space="preserve">)</w:t>
-      </w:r>
-      <w:r>
-        <w:br/>
-      </w:r>
-      <w:r>
-        <w:br/>
-      </w:r>
-      <w:r>
-        <w:rPr>
-          <w:rStyle w:val="CommentTok"/>
-        </w:rPr>
-        <w:t xml:space="preserve"># Expected return value</w:t>
-      </w:r>
-      <w:r>
-        <w:br/>
+        <w:t xml:space="preserve">: </w:t>
+      </w:r>
+      <w:r>
+        <w:rPr>
+          <w:rStyle w:val="StringTok"/>
+        </w:rPr>
+        <w:t xml:space="preserve">'apple'</w:t>
+      </w:r>
+      <w:r>
+        <w:rPr>
+          <w:rStyle w:val="NormalTok"/>
+        </w:rPr>
+        <w:t xml:space="preserve">, </w:t>
       </w:r>
       <w:r>
         <w:rPr>
           <w:rStyle w:val="DecValTok"/>
         </w:rPr>
-        <w:t xml:space="preserve">34</w:t>
-      </w:r>
-    </w:p>
-    <w:bookmarkEnd w:id="10"/>
-    <w:bookmarkStart w:id="11" w:name="functiondef-invert_dictionarymapping"/>
-    <w:p>
-      <w:pPr>
-        <w:pStyle w:val="Heading2"/>
-      </w:pPr>
-      <w:r>
-        <w:rPr>
-          <w:rStyle w:val="SectionNumber"/>
+        <w:t xml:space="preserve">2</w:t>
+      </w:r>
+      <w:r>
+        <w:rPr>
+          <w:rStyle w:val="NormalTok"/>
+        </w:rPr>
+        <w:t xml:space="preserve">: </w:t>
+      </w:r>
+      <w:r>
+        <w:rPr>
+          <w:rStyle w:val="StringTok"/>
+        </w:rPr>
+        <w:t xml:space="preserve">'banana'</w:t>
+      </w:r>
+      <w:r>
+        <w:rPr>
+          <w:rStyle w:val="NormalTok"/>
+        </w:rPr>
+        <w:t xml:space="preserve">, </w:t>
+      </w:r>
+      <w:r>
+        <w:rPr>
+          <w:rStyle w:val="DecValTok"/>
         </w:rPr>
         <w:t xml:space="preserve">3</w:t>
       </w:r>
       <w:r>
-        <w:tab/>
-      </w:r>
-      <w:r>
-        <w:t xml:space="preserve">FunctionDef invert_dictionary(mapping)</w:t>
-      </w:r>
-    </w:p>
-    <w:bookmarkEnd w:id="11"/>
-    <w:bookmarkStart w:id="12" w:name="function-invert_dictionary"/>
-    <w:p>
-      <w:pPr>
-        <w:pStyle w:val="Heading2"/>
-      </w:pPr>
-      <w:r>
-        <w:rPr>
-          <w:rStyle w:val="SectionNumber"/>
-        </w:rPr>
-        <w:t xml:space="preserve">4</w:t>
-      </w:r>
-      <w:r>
-        <w:tab/>
-      </w:r>
-      <w:r>
-        <w:t xml:space="preserve">Function: invert_dictionary</w:t>
+        <w:rPr>
+          <w:rStyle w:val="NormalTok"/>
+        </w:rPr>
+        <w:t xml:space="preserve">: </w:t>
+      </w:r>
+      <w:r>
+        <w:rPr>
+          <w:rStyle w:val="StringTok"/>
+        </w:rPr>
+        <w:t xml:space="preserve">'cherry'</w:t>
+      </w:r>
+      <w:r>
+        <w:rPr>
+          <w:rStyle w:val="NormalTok"/>
+        </w:rPr>
+        <w:t xml:space="preserve">}</w:t>
       </w:r>
     </w:p>
     <w:p>
@@ -515,23 +1275,531 @@
         <w:pStyle w:val="FirstParagraph"/>
       </w:pPr>
       <w:r>
-        <w:t xml:space="preserve">The function of</w:t>
-      </w:r>
-      <w:r>
+        <w:t xml:space="preserve">Usage Example:</w:t>
+      </w:r>
+    </w:p>
+    <w:p>
+      <w:pPr>
+        <w:pStyle w:val="SourceCode"/>
+      </w:pPr>
+      <w:r>
+        <w:rPr>
+          <w:rStyle w:val="CommentTok"/>
+        </w:rPr>
+        <w:t xml:space="preserve"># Example 1: Successful inversion with unique values</w:t>
+      </w:r>
+      <w:r>
+        <w:br/>
+      </w:r>
+      <w:r>
+        <w:rPr>
+          <w:rStyle w:val="NormalTok"/>
+        </w:rPr>
+        <w:t xml:space="preserve">original_dict </w:t>
+      </w:r>
+      <w:r>
+        <w:rPr>
+          <w:rStyle w:val="OperatorTok"/>
+        </w:rPr>
+        <w:t xml:space="preserve">=</w:t>
+      </w:r>
+      <w:r>
+        <w:rPr>
+          <w:rStyle w:val="NormalTok"/>
+        </w:rPr>
+        <w:t xml:space="preserve"> {</w:t>
+      </w:r>
+      <w:r>
+        <w:rPr>
+          <w:rStyle w:val="StringTok"/>
+        </w:rPr>
+        <w:t xml:space="preserve">'a'</w:t>
+      </w:r>
+      <w:r>
+        <w:rPr>
+          <w:rStyle w:val="NormalTok"/>
+        </w:rPr>
+        <w:t xml:space="preserve">: </w:t>
+      </w:r>
+      <w:r>
+        <w:rPr>
+          <w:rStyle w:val="DecValTok"/>
+        </w:rPr>
+        <w:t xml:space="preserve">1</w:t>
+      </w:r>
+      <w:r>
+        <w:rPr>
+          <w:rStyle w:val="NormalTok"/>
+        </w:rPr>
+        <w:t xml:space="preserve">, </w:t>
+      </w:r>
+      <w:r>
+        <w:rPr>
+          <w:rStyle w:val="StringTok"/>
+        </w:rPr>
+        <w:t xml:space="preserve">'b'</w:t>
+      </w:r>
+      <w:r>
+        <w:rPr>
+          <w:rStyle w:val="NormalTok"/>
+        </w:rPr>
+        <w:t xml:space="preserve">: </w:t>
+      </w:r>
+      <w:r>
+        <w:rPr>
+          <w:rStyle w:val="DecValTok"/>
+        </w:rPr>
+        <w:t xml:space="preserve">2</w:t>
+      </w:r>
+      <w:r>
+        <w:rPr>
+          <w:rStyle w:val="NormalTok"/>
+        </w:rPr>
+        <w:t xml:space="preserve">, </w:t>
+      </w:r>
+      <w:r>
+        <w:rPr>
+          <w:rStyle w:val="StringTok"/>
+        </w:rPr>
+        <w:t xml:space="preserve">'c'</w:t>
+      </w:r>
+      <w:r>
+        <w:rPr>
+          <w:rStyle w:val="NormalTok"/>
+        </w:rPr>
+        <w:t xml:space="preserve">: </w:t>
+      </w:r>
+      <w:r>
+        <w:rPr>
+          <w:rStyle w:val="DecValTok"/>
+        </w:rPr>
+        <w:t xml:space="preserve">3</w:t>
+      </w:r>
+      <w:r>
+        <w:rPr>
+          <w:rStyle w:val="NormalTok"/>
+        </w:rPr>
+        <w:t xml:space="preserve">}</w:t>
+      </w:r>
+      <w:r>
+        <w:br/>
+      </w:r>
+      <w:r>
+        <w:rPr>
+          <w:rStyle w:val="NormalTok"/>
+        </w:rPr>
+        <w:t xml:space="preserve">inverted_dict </w:t>
+      </w:r>
+      <w:r>
+        <w:rPr>
+          <w:rStyle w:val="OperatorTok"/>
+        </w:rPr>
+        <w:t xml:space="preserve">=</w:t>
+      </w:r>
+      <w:r>
+        <w:rPr>
+          <w:rStyle w:val="NormalTok"/>
+        </w:rPr>
+        <w:t xml:space="preserve"> invert_dictionary(original_dict)</w:t>
+      </w:r>
+      <w:r>
+        <w:br/>
+      </w:r>
+      <w:r>
+        <w:rPr>
+          <w:rStyle w:val="BuiltInTok"/>
+        </w:rPr>
+        <w:t xml:space="preserve">print</w:t>
+      </w:r>
+      <w:r>
+        <w:rPr>
+          <w:rStyle w:val="NormalTok"/>
+        </w:rPr>
+        <w:t xml:space="preserve">(</w:t>
+      </w:r>
+      <w:r>
+        <w:rPr>
+          <w:rStyle w:val="SpecialStringTok"/>
+        </w:rPr>
+        <w:t xml:space="preserve">f"Original: </w:t>
+      </w:r>
+      <w:r>
+        <w:rPr>
+          <w:rStyle w:val="SpecialCharTok"/>
+        </w:rPr>
+        <w:t xml:space="preserve">{</w:t>
+      </w:r>
+      <w:r>
+        <w:rPr>
+          <w:rStyle w:val="NormalTok"/>
+        </w:rPr>
+        <w:t xml:space="preserve">original_dict</w:t>
+      </w:r>
+      <w:r>
+        <w:rPr>
+          <w:rStyle w:val="SpecialCharTok"/>
+        </w:rPr>
+        <w:t xml:space="preserve">}</w:t>
+      </w:r>
+      <w:r>
+        <w:rPr>
+          <w:rStyle w:val="SpecialStringTok"/>
+        </w:rPr>
+        <w:t xml:space="preserve">"</w:t>
+      </w:r>
+      <w:r>
+        <w:rPr>
+          <w:rStyle w:val="NormalTok"/>
+        </w:rPr>
+        <w:t xml:space="preserve">)</w:t>
+      </w:r>
+      <w:r>
+        <w:br/>
+      </w:r>
+      <w:r>
+        <w:rPr>
+          <w:rStyle w:val="BuiltInTok"/>
+        </w:rPr>
+        <w:t xml:space="preserve">print</w:t>
+      </w:r>
+      <w:r>
+        <w:rPr>
+          <w:rStyle w:val="NormalTok"/>
+        </w:rPr>
+        <w:t xml:space="preserve">(</w:t>
+      </w:r>
+      <w:r>
+        <w:rPr>
+          <w:rStyle w:val="SpecialStringTok"/>
+        </w:rPr>
+        <w:t xml:space="preserve">f"Inverted: </w:t>
+      </w:r>
+      <w:r>
+        <w:rPr>
+          <w:rStyle w:val="SpecialCharTok"/>
+        </w:rPr>
+        <w:t xml:space="preserve">{</w:t>
+      </w:r>
+      <w:r>
+        <w:rPr>
+          <w:rStyle w:val="NormalTok"/>
+        </w:rPr>
+        <w:t xml:space="preserve">inverted_dict</w:t>
+      </w:r>
+      <w:r>
+        <w:rPr>
+          <w:rStyle w:val="SpecialCharTok"/>
+        </w:rPr>
+        <w:t xml:space="preserve">}</w:t>
+      </w:r>
+      <w:r>
+        <w:rPr>
+          <w:rStyle w:val="SpecialStringTok"/>
+        </w:rPr>
+        <w:t xml:space="preserve">"</w:t>
+      </w:r>
+      <w:r>
+        <w:rPr>
+          <w:rStyle w:val="NormalTok"/>
+        </w:rPr>
+        <w:t xml:space="preserve">)</w:t>
+      </w:r>
+      <w:r>
+        <w:br/>
+      </w:r>
+      <w:r>
+        <w:rPr>
+          <w:rStyle w:val="CommentTok"/>
+        </w:rPr>
+        <w:t xml:space="preserve"># Expected Output:</w:t>
+      </w:r>
+      <w:r>
+        <w:br/>
+      </w:r>
+      <w:r>
+        <w:rPr>
+          <w:rStyle w:val="CommentTok"/>
+        </w:rPr>
+        <w:t xml:space="preserve"># Original: {'a': 1, 'b': 2, 'c': 3}</w:t>
+      </w:r>
+      <w:r>
+        <w:br/>
+      </w:r>
+      <w:r>
+        <w:rPr>
+          <w:rStyle w:val="CommentTok"/>
+        </w:rPr>
+        <w:t xml:space="preserve"># Inverted: {1: 'a', 2: 'b', 3: 'c'}</w:t>
+      </w:r>
+      <w:r>
+        <w:br/>
+      </w:r>
+      <w:r>
+        <w:br/>
+      </w:r>
+      <w:r>
+        <w:rPr>
+          <w:rStyle w:val="CommentTok"/>
+        </w:rPr>
+        <w:t xml:space="preserve"># Example 2: Attempted inversion with duplicate values</w:t>
+      </w:r>
+      <w:r>
+        <w:br/>
+      </w:r>
+      <w:r>
+        <w:rPr>
+          <w:rStyle w:val="NormalTok"/>
+        </w:rPr>
+        <w:t xml:space="preserve">invalid_dict </w:t>
+      </w:r>
+      <w:r>
+        <w:rPr>
+          <w:rStyle w:val="OperatorTok"/>
+        </w:rPr>
+        <w:t xml:space="preserve">=</w:t>
+      </w:r>
+      <w:r>
+        <w:rPr>
+          <w:rStyle w:val="NormalTok"/>
+        </w:rPr>
+        <w:t xml:space="preserve"> {</w:t>
+      </w:r>
+      <w:r>
+        <w:rPr>
+          <w:rStyle w:val="StringTok"/>
+        </w:rPr>
+        <w:t xml:space="preserve">'a'</w:t>
+      </w:r>
+      <w:r>
+        <w:rPr>
+          <w:rStyle w:val="NormalTok"/>
+        </w:rPr>
+        <w:t xml:space="preserve">: </w:t>
+      </w:r>
+      <w:r>
+        <w:rPr>
+          <w:rStyle w:val="DecValTok"/>
+        </w:rPr>
+        <w:t xml:space="preserve">1</w:t>
+      </w:r>
+      <w:r>
+        <w:rPr>
+          <w:rStyle w:val="NormalTok"/>
+        </w:rPr>
+        <w:t xml:space="preserve">, </w:t>
+      </w:r>
+      <w:r>
+        <w:rPr>
+          <w:rStyle w:val="StringTok"/>
+        </w:rPr>
+        <w:t xml:space="preserve">'b'</w:t>
+      </w:r>
+      <w:r>
+        <w:rPr>
+          <w:rStyle w:val="NormalTok"/>
+        </w:rPr>
+        <w:t xml:space="preserve">: </w:t>
+      </w:r>
+      <w:r>
+        <w:rPr>
+          <w:rStyle w:val="DecValTok"/>
+        </w:rPr>
+        <w:t xml:space="preserve">2</w:t>
+      </w:r>
+      <w:r>
+        <w:rPr>
+          <w:rStyle w:val="NormalTok"/>
+        </w:rPr>
+        <w:t xml:space="preserve">, </w:t>
+      </w:r>
+      <w:r>
+        <w:rPr>
+          <w:rStyle w:val="StringTok"/>
+        </w:rPr>
+        <w:t xml:space="preserve">'c'</w:t>
+      </w:r>
+      <w:r>
+        <w:rPr>
+          <w:rStyle w:val="NormalTok"/>
+        </w:rPr>
+        <w:t xml:space="preserve">: </w:t>
+      </w:r>
+      <w:r>
+        <w:rPr>
+          <w:rStyle w:val="DecValTok"/>
+        </w:rPr>
+        <w:t xml:space="preserve">1</w:t>
+      </w:r>
+      <w:r>
+        <w:rPr>
+          <w:rStyle w:val="NormalTok"/>
+        </w:rPr>
+        <w:t xml:space="preserve">}</w:t>
+      </w:r>
+      <w:r>
+        <w:br/>
+      </w:r>
+      <w:r>
+        <w:rPr>
+          <w:rStyle w:val="ControlFlowTok"/>
+        </w:rPr>
+        <w:t xml:space="preserve">try</w:t>
+      </w:r>
+      <w:r>
+        <w:rPr>
+          <w:rStyle w:val="NormalTok"/>
+        </w:rPr>
+        <w:t xml:space="preserve">:</w:t>
+      </w:r>
+      <w:r>
+        <w:br/>
+      </w:r>
+      <w:r>
+        <w:rPr>
+          <w:rStyle w:val="NormalTok"/>
+        </w:rPr>
+        <w:t xml:space="preserve">    invert_dictionary(invalid_dict)</w:t>
+      </w:r>
+      <w:r>
+        <w:br/>
+      </w:r>
+      <w:r>
+        <w:rPr>
+          <w:rStyle w:val="ControlFlowTok"/>
+        </w:rPr>
+        <w:t xml:space="preserve">except</w:t>
+      </w:r>
+      <w:r>
+        <w:rPr>
+          <w:rStyle w:val="NormalTok"/>
+        </w:rPr>
         <w:t xml:space="preserve"> </w:t>
       </w:r>
       <w:r>
         <w:rPr>
-          <w:b/>
-          <w:bCs/>
-        </w:rPr>
-        <w:t xml:space="preserve">invert_dictionary</w:t>
-      </w:r>
-      <w:r>
+          <w:rStyle w:val="PreprocessorTok"/>
+        </w:rPr>
+        <w:t xml:space="preserve">ValueError</w:t>
+      </w:r>
+      <w:r>
+        <w:rPr>
+          <w:rStyle w:val="NormalTok"/>
+        </w:rPr>
         <w:t xml:space="preserve"> </w:t>
       </w:r>
       <w:r>
-        <w:t xml:space="preserve">is to create a new dictionary by swapping the keys and values of a given dictionary, ensuring the original values are unique.</w:t>
+        <w:rPr>
+          <w:rStyle w:val="ImportTok"/>
+        </w:rPr>
+        <w:t xml:space="preserve">as</w:t>
+      </w:r>
+      <w:r>
+        <w:rPr>
+          <w:rStyle w:val="NormalTok"/>
+        </w:rPr>
+        <w:t xml:space="preserve"> e:</w:t>
+      </w:r>
+      <w:r>
+        <w:br/>
+      </w:r>
+      <w:r>
+        <w:rPr>
+          <w:rStyle w:val="NormalTok"/>
+        </w:rPr>
+        <w:t xml:space="preserve">    </w:t>
+      </w:r>
+      <w:r>
+        <w:rPr>
+          <w:rStyle w:val="BuiltInTok"/>
+        </w:rPr>
+        <w:t xml:space="preserve">print</w:t>
+      </w:r>
+      <w:r>
+        <w:rPr>
+          <w:rStyle w:val="NormalTok"/>
+        </w:rPr>
+        <w:t xml:space="preserve">(</w:t>
+      </w:r>
+      <w:r>
+        <w:rPr>
+          <w:rStyle w:val="SpecialStringTok"/>
+        </w:rPr>
+        <w:t xml:space="preserve">f"Error: </w:t>
+      </w:r>
+      <w:r>
+        <w:rPr>
+          <w:rStyle w:val="SpecialCharTok"/>
+        </w:rPr>
+        <w:t xml:space="preserve">{</w:t>
+      </w:r>
+      <w:r>
+        <w:rPr>
+          <w:rStyle w:val="NormalTok"/>
+        </w:rPr>
+        <w:t xml:space="preserve">e</w:t>
+      </w:r>
+      <w:r>
+        <w:rPr>
+          <w:rStyle w:val="SpecialCharTok"/>
+        </w:rPr>
+        <w:t xml:space="preserve">}</w:t>
+      </w:r>
+      <w:r>
+        <w:rPr>
+          <w:rStyle w:val="SpecialStringTok"/>
+        </w:rPr>
+        <w:t xml:space="preserve">"</w:t>
+      </w:r>
+      <w:r>
+        <w:rPr>
+          <w:rStyle w:val="NormalTok"/>
+        </w:rPr>
+        <w:t xml:space="preserve">)</w:t>
+      </w:r>
+      <w:r>
+        <w:br/>
+      </w:r>
+      <w:r>
+        <w:rPr>
+          <w:rStyle w:val="CommentTok"/>
+        </w:rPr>
+        <w:t xml:space="preserve"># Expected Output:</w:t>
+      </w:r>
+      <w:r>
+        <w:br/>
+      </w:r>
+      <w:r>
+        <w:rPr>
+          <w:rStyle w:val="CommentTok"/>
+        </w:rPr>
+        <w:t xml:space="preserve"># Error: Values must be unique to invert dictionary</w:t>
+      </w:r>
+    </w:p>
+    <w:bookmarkEnd w:id="10"/>
+    <w:bookmarkStart w:id="11" w:name="functiondef-is_palindrometext"/>
+    <w:p>
+      <w:pPr>
+        <w:pStyle w:val="Heading2"/>
+      </w:pPr>
+      <w:r>
+        <w:rPr>
+          <w:rStyle w:val="SectionNumber"/>
+        </w:rPr>
+        <w:t xml:space="preserve">3</w:t>
+      </w:r>
+      <w:r>
+        <w:tab/>
+      </w:r>
+      <w:r>
+        <w:t xml:space="preserve">FunctionDef is_palindrome(text)</w:t>
+      </w:r>
+    </w:p>
+    <w:p>
+      <w:pPr>
+        <w:pStyle w:val="FirstParagraph"/>
+      </w:pPr>
+      <w:r>
+        <w:t xml:space="preserve">Function - is_palindrome:</w:t>
       </w:r>
     </w:p>
     <w:p>
@@ -539,32 +1807,13 @@
         <w:pStyle w:val="BodyText"/>
       </w:pPr>
       <w:r>
-        <w:rPr>
-          <w:b/>
-          <w:bCs/>
-        </w:rPr>
-        <w:t xml:space="preserve">parameters</w:t>
-      </w:r>
-      <w:r>
-        <w:t xml:space="preserve">: The parameters of this Function.</w:t>
+        <w:t xml:space="preserve">Purpose:</w:t>
       </w:r>
       <w:r>
         <w:t xml:space="preserve"> </w:t>
       </w:r>
       <w:r>
-        <w:t xml:space="preserve">·</w:t>
-      </w:r>
-      <w:r>
-        <w:t xml:space="preserve"> </w:t>
-      </w:r>
-      <w:r>
-        <w:rPr>
-          <w:rStyle w:val="VerbatimChar"/>
-        </w:rPr>
-        <w:t xml:space="preserve">mapping</w:t>
-      </w:r>
-      <w:r>
-        <w:t xml:space="preserve">: A dictionary mapping strings to integers. The docstring specifies that the values in this dictionary must be unique for the inversion to be successful.</w:t>
+        <w:t xml:space="preserve">Determines if a given string is a palindrome by comparing it to its reverse after ignoring case and spaces.</w:t>
       </w:r>
     </w:p>
     <w:p>
@@ -572,92 +1821,13 @@
         <w:pStyle w:val="BodyText"/>
       </w:pPr>
       <w:r>
-        <w:rPr>
-          <w:b/>
-          <w:bCs/>
-        </w:rPr>
-        <w:t xml:space="preserve">Code Description</w:t>
-      </w:r>
-      <w:r>
-        <w:t xml:space="preserve">:</w:t>
+        <w:t xml:space="preserve">Parameters:</w:t>
       </w:r>
       <w:r>
         <w:t xml:space="preserve"> </w:t>
       </w:r>
       <w:r>
-        <w:t xml:space="preserve">The function first checks if all values in the input</w:t>
-      </w:r>
-      <w:r>
-        <w:t xml:space="preserve"> </w:t>
-      </w:r>
-      <w:r>
-        <w:rPr>
-          <w:rStyle w:val="VerbatimChar"/>
-        </w:rPr>
-        <w:t xml:space="preserve">mapping</w:t>
-      </w:r>
-      <w:r>
-        <w:t xml:space="preserve"> </w:t>
-      </w:r>
-      <w:r>
-        <w:t xml:space="preserve">dictionary are unique. It does this by comparing the total number of values (</w:t>
-      </w:r>
-      <w:r>
-        <w:rPr>
-          <w:rStyle w:val="VerbatimChar"/>
-        </w:rPr>
-        <w:t xml:space="preserve">len(mapping.values())</w:t>
-      </w:r>
-      <w:r>
-        <w:t xml:space="preserve">) with the number of unique values, which is determined by converting the values into a</w:t>
-      </w:r>
-      <w:r>
-        <w:t xml:space="preserve"> </w:t>
-      </w:r>
-      <w:r>
-        <w:rPr>
-          <w:rStyle w:val="VerbatimChar"/>
-        </w:rPr>
-        <w:t xml:space="preserve">set</w:t>
-      </w:r>
-      <w:r>
-        <w:t xml:space="preserve"> </w:t>
-      </w:r>
-      <w:r>
-        <w:t xml:space="preserve">and getting its length (</w:t>
-      </w:r>
-      <w:r>
-        <w:rPr>
-          <w:rStyle w:val="VerbatimChar"/>
-        </w:rPr>
-        <w:t xml:space="preserve">len(set(mapping.values()))</w:t>
-      </w:r>
-      <w:r>
-        <w:t xml:space="preserve">). If the lengths are not equal, it means there are duplicate values, and the function raises a</w:t>
-      </w:r>
-      <w:r>
-        <w:t xml:space="preserve"> </w:t>
-      </w:r>
-      <w:r>
-        <w:rPr>
-          <w:rStyle w:val="VerbatimChar"/>
-        </w:rPr>
-        <w:t xml:space="preserve">ValueError</w:t>
-      </w:r>
-      <w:r>
-        <w:t xml:space="preserve"> </w:t>
-      </w:r>
-      <w:r>
-        <w:t xml:space="preserve">with the message</w:t>
-      </w:r>
-      <w:r>
-        <w:t xml:space="preserve"> </w:t>
-      </w:r>
-      <w:r>
-        <w:t xml:space="preserve">“Values must be unique to invert dictionary”</w:t>
-      </w:r>
-      <w:r>
-        <w:t xml:space="preserve">.</w:t>
+        <w:t xml:space="preserve">• text (str): The string that will be checked for palindrome properties.</w:t>
       </w:r>
     </w:p>
     <w:p>
@@ -665,22 +1835,28 @@
         <w:pStyle w:val="BodyText"/>
       </w:pPr>
       <w:r>
-        <w:t xml:space="preserve">If all values are unique, the function proceeds to use a dictionary comprehension to construct a new dictionary. It iterates through each key-value pair of the input</w:t>
+        <w:t xml:space="preserve">Detailed Description:</w:t>
       </w:r>
       <w:r>
         <w:t xml:space="preserve"> </w:t>
       </w:r>
       <w:r>
+        <w:t xml:space="preserve">The function first normalizes the input</w:t>
+      </w:r>
+      <w:r>
+        <w:t xml:space="preserve"> </w:t>
+      </w:r>
+      <w:r>
         <w:rPr>
           <w:rStyle w:val="VerbatimChar"/>
         </w:rPr>
-        <w:t xml:space="preserve">mapping</w:t>
+        <w:t xml:space="preserve">text</w:t>
       </w:r>
       <w:r>
         <w:t xml:space="preserve"> </w:t>
       </w:r>
       <w:r>
-        <w:t xml:space="preserve">and creates a new dictionary where the original</w:t>
+        <w:t xml:space="preserve">to prepare it for comparison. It creates a new string called</w:t>
       </w:r>
       <w:r>
         <w:t xml:space="preserve"> </w:t>
@@ -689,13 +1865,13 @@
         <w:rPr>
           <w:rStyle w:val="VerbatimChar"/>
         </w:rPr>
-        <w:t xml:space="preserve">value</w:t>
+        <w:t xml:space="preserve">normalized</w:t>
       </w:r>
       <w:r>
         <w:t xml:space="preserve"> </w:t>
       </w:r>
       <w:r>
-        <w:t xml:space="preserve">becomes the new key and the original</w:t>
+        <w:t xml:space="preserve">by iterating through each character of the input</w:t>
       </w:r>
       <w:r>
         <w:t xml:space="preserve"> </w:t>
@@ -704,13 +1880,25 @@
         <w:rPr>
           <w:rStyle w:val="VerbatimChar"/>
         </w:rPr>
-        <w:t xml:space="preserve">key</w:t>
+        <w:t xml:space="preserve">text</w:t>
+      </w:r>
+      <w:r>
+        <w:t xml:space="preserve">. During this process, it converts every character to its lowercase equivalent and discards any character that is a whitespace (like spaces, tabs, or newlines). The resulting characters are joined together to form the</w:t>
       </w:r>
       <w:r>
         <w:t xml:space="preserve"> </w:t>
       </w:r>
       <w:r>
-        <w:t xml:space="preserve">becomes the new value. This inverted dictionary is then returned.</w:t>
+        <w:rPr>
+          <w:rStyle w:val="VerbatimChar"/>
+        </w:rPr>
+        <w:t xml:space="preserve">normalized</w:t>
+      </w:r>
+      <w:r>
+        <w:t xml:space="preserve"> </w:t>
+      </w:r>
+      <w:r>
+        <w:t xml:space="preserve">string.</w:t>
       </w:r>
     </w:p>
     <w:p>
@@ -718,35 +1906,64 @@
         <w:pStyle w:val="BodyText"/>
       </w:pPr>
       <w:r>
-        <w:rPr>
-          <w:b/>
-          <w:bCs/>
-        </w:rPr>
-        <w:t xml:space="preserve">Note</w:t>
-      </w:r>
-      <w:r>
-        <w:t xml:space="preserve">:</w:t>
+        <w:t xml:space="preserve">Finally, the function checks if the</w:t>
       </w:r>
       <w:r>
         <w:t xml:space="preserve"> </w:t>
       </w:r>
       <w:r>
-        <w:t xml:space="preserve">This function will raise a</w:t>
+        <w:rPr>
+          <w:rStyle w:val="VerbatimChar"/>
+        </w:rPr>
+        <w:t xml:space="preserve">normalized</w:t>
       </w:r>
       <w:r>
         <w:t xml:space="preserve"> </w:t>
       </w:r>
       <w:r>
+        <w:t xml:space="preserve">string is identical to its reverse. The reversal is achieved using Python’s slice notation</w:t>
+      </w:r>
+      <w:r>
+        <w:t xml:space="preserve"> </w:t>
+      </w:r>
+      <w:r>
         <w:rPr>
           <w:rStyle w:val="VerbatimChar"/>
         </w:rPr>
-        <w:t xml:space="preserve">ValueError</w:t>
+        <w:t xml:space="preserve">[::-1]</w:t>
+      </w:r>
+      <w:r>
+        <w:t xml:space="preserve">. The function returns</w:t>
       </w:r>
       <w:r>
         <w:t xml:space="preserve"> </w:t>
       </w:r>
       <w:r>
-        <w:t xml:space="preserve">if the input dictionary contains duplicate values, as this would lead to key collisions in the resulting inverted dictionary.</w:t>
+        <w:rPr>
+          <w:rStyle w:val="VerbatimChar"/>
+        </w:rPr>
+        <w:t xml:space="preserve">True</w:t>
+      </w:r>
+      <w:r>
+        <w:t xml:space="preserve"> </w:t>
+      </w:r>
+      <w:r>
+        <w:t xml:space="preserve">if the normalized string and its reversed version are the same, indicating a palindrome, and</w:t>
+      </w:r>
+      <w:r>
+        <w:t xml:space="preserve"> </w:t>
+      </w:r>
+      <w:r>
+        <w:rPr>
+          <w:rStyle w:val="VerbatimChar"/>
+        </w:rPr>
+        <w:t xml:space="preserve">False</w:t>
+      </w:r>
+      <w:r>
+        <w:t xml:space="preserve"> </w:t>
+      </w:r>
+      <w:r>
+        <w:t xml:space="preserve">otherwise.</w:t>
       </w:r>
     </w:p>
     <w:p>
@@ -754,6 +1971,66 @@
         <w:pStyle w:val="BodyText"/>
       </w:pPr>
       <w:r>
+        <w:t xml:space="preserve">Important Notes:</w:t>
+      </w:r>
+      <w:r>
+        <w:t xml:space="preserve"> </w:t>
+      </w:r>
+      <w:r>
+        <w:t xml:space="preserve">• The check is case-insensitive because all characters are converted to lowercase before comparison.</w:t>
+      </w:r>
+      <w:r>
+        <w:t xml:space="preserve"> </w:t>
+      </w:r>
+      <w:r>
+        <w:t xml:space="preserve">• All whitespace characters are ignored and removed from the string.</w:t>
+      </w:r>
+      <w:r>
+        <w:t xml:space="preserve"> </w:t>
+      </w:r>
+      <w:r>
+        <w:t xml:space="preserve">• Punctuation, numbers, and other symbols are</w:t>
+      </w:r>
+      <w:r>
+        <w:t xml:space="preserve"> </w:t>
+      </w:r>
+      <w:r>
+        <w:rPr>
+          <w:i/>
+          <w:iCs/>
+        </w:rPr>
+        <w:t xml:space="preserve">not</w:t>
+      </w:r>
+      <w:r>
+        <w:t xml:space="preserve"> </w:t>
+      </w:r>
+      <w:r>
+        <w:t xml:space="preserve">ignored and will be included in the palindrome check. For example,</w:t>
+      </w:r>
+      <w:r>
+        <w:t xml:space="preserve"> </w:t>
+      </w:r>
+      <w:r>
+        <w:t xml:space="preserve">“A man, a plan…”</w:t>
+      </w:r>
+      <w:r>
+        <w:t xml:space="preserve"> </w:t>
+      </w:r>
+      <w:r>
+        <w:t xml:space="preserve">will likely not evaluate as a palindrome because the comma is not removed.</w:t>
+      </w:r>
+      <w:r>
+        <w:t xml:space="preserve"> </w:t>
+      </w:r>
+      <w:r>
+        <w:t xml:space="preserve">• The function does not raise any specific errors and handles empty strings gracefully (an empty string is considered a palindrome).</w:t>
+      </w:r>
+    </w:p>
+    <w:p>
+      <w:pPr>
+        <w:pStyle w:val="BodyText"/>
+      </w:pPr>
+      <w:r>
         <w:rPr>
           <w:b/>
           <w:bCs/>
@@ -770,233 +2047,9 @@
       </w:pPr>
       <w:r>
         <w:rPr>
-          <w:rStyle w:val="CommentTok"/>
-        </w:rPr>
-        <w:t xml:space="preserve"># Given the input dictionary:</w:t>
-      </w:r>
-      <w:r>
-        <w:br/>
-      </w:r>
-      <w:r>
-        <w:rPr>
-          <w:rStyle w:val="NormalTok"/>
-        </w:rPr>
-        <w:t xml:space="preserve">input_dict </w:t>
-      </w:r>
-      <w:r>
-        <w:rPr>
-          <w:rStyle w:val="OperatorTok"/>
-        </w:rPr>
-        <w:t xml:space="preserve">=</w:t>
-      </w:r>
-      <w:r>
-        <w:rPr>
-          <w:rStyle w:val="NormalTok"/>
-        </w:rPr>
-        <w:t xml:space="preserve"> {</w:t>
-      </w:r>
-      <w:r>
-        <w:rPr>
-          <w:rStyle w:val="StringTok"/>
-        </w:rPr>
-        <w:t xml:space="preserve">'alpha'</w:t>
-      </w:r>
-      <w:r>
-        <w:rPr>
-          <w:rStyle w:val="NormalTok"/>
-        </w:rPr>
-        <w:t xml:space="preserve">: </w:t>
-      </w:r>
-      <w:r>
-        <w:rPr>
-          <w:rStyle w:val="DecValTok"/>
-        </w:rPr>
-        <w:t xml:space="preserve">1</w:t>
-      </w:r>
-      <w:r>
-        <w:rPr>
-          <w:rStyle w:val="NormalTok"/>
-        </w:rPr>
-        <w:t xml:space="preserve">, </w:t>
-      </w:r>
-      <w:r>
-        <w:rPr>
-          <w:rStyle w:val="StringTok"/>
-        </w:rPr>
-        <w:t xml:space="preserve">'beta'</w:t>
-      </w:r>
-      <w:r>
-        <w:rPr>
-          <w:rStyle w:val="NormalTok"/>
-        </w:rPr>
-        <w:t xml:space="preserve">: </w:t>
-      </w:r>
-      <w:r>
-        <w:rPr>
-          <w:rStyle w:val="DecValTok"/>
-        </w:rPr>
-        <w:t xml:space="preserve">2</w:t>
-      </w:r>
-      <w:r>
-        <w:rPr>
-          <w:rStyle w:val="NormalTok"/>
-        </w:rPr>
-        <w:t xml:space="preserve">, </w:t>
-      </w:r>
-      <w:r>
-        <w:rPr>
-          <w:rStyle w:val="StringTok"/>
-        </w:rPr>
-        <w:t xml:space="preserve">'gamma'</w:t>
-      </w:r>
-      <w:r>
-        <w:rPr>
-          <w:rStyle w:val="NormalTok"/>
-        </w:rPr>
-        <w:t xml:space="preserve">: </w:t>
-      </w:r>
-      <w:r>
-        <w:rPr>
-          <w:rStyle w:val="DecValTok"/>
-        </w:rPr>
-        <w:t xml:space="preserve">3</w:t>
-      </w:r>
-      <w:r>
-        <w:rPr>
-          <w:rStyle w:val="NormalTok"/>
-        </w:rPr>
-        <w:t xml:space="preserve">}</w:t>
-      </w:r>
-      <w:r>
-        <w:br/>
-      </w:r>
-      <w:r>
-        <w:br/>
-      </w:r>
-      <w:r>
-        <w:rPr>
-          <w:rStyle w:val="CommentTok"/>
-        </w:rPr>
-        <w:t xml:space="preserve"># Calling invert_dictionary(input_dict) would return:</w:t>
-      </w:r>
-      <w:r>
-        <w:br/>
-      </w:r>
-      <w:r>
-        <w:rPr>
-          <w:rStyle w:val="NormalTok"/>
-        </w:rPr>
-        <w:t xml:space="preserve">{</w:t>
-      </w:r>
-      <w:r>
-        <w:rPr>
-          <w:rStyle w:val="DecValTok"/>
-        </w:rPr>
-        <w:t xml:space="preserve">1</w:t>
-      </w:r>
-      <w:r>
-        <w:rPr>
-          <w:rStyle w:val="NormalTok"/>
-        </w:rPr>
-        <w:t xml:space="preserve">: </w:t>
-      </w:r>
-      <w:r>
-        <w:rPr>
-          <w:rStyle w:val="StringTok"/>
-        </w:rPr>
-        <w:t xml:space="preserve">'alpha'</w:t>
-      </w:r>
-      <w:r>
-        <w:rPr>
-          <w:rStyle w:val="NormalTok"/>
-        </w:rPr>
-        <w:t xml:space="preserve">, </w:t>
-      </w:r>
-      <w:r>
-        <w:rPr>
-          <w:rStyle w:val="DecValTok"/>
-        </w:rPr>
-        <w:t xml:space="preserve">2</w:t>
-      </w:r>
-      <w:r>
-        <w:rPr>
-          <w:rStyle w:val="NormalTok"/>
-        </w:rPr>
-        <w:t xml:space="preserve">: </w:t>
-      </w:r>
-      <w:r>
-        <w:rPr>
-          <w:rStyle w:val="StringTok"/>
-        </w:rPr>
-        <w:t xml:space="preserve">'beta'</w:t>
-      </w:r>
-      <w:r>
-        <w:rPr>
-          <w:rStyle w:val="NormalTok"/>
-        </w:rPr>
-        <w:t xml:space="preserve">, </w:t>
-      </w:r>
-      <w:r>
-        <w:rPr>
-          <w:rStyle w:val="DecValTok"/>
-        </w:rPr>
-        <w:t xml:space="preserve">3</w:t>
-      </w:r>
-      <w:r>
-        <w:rPr>
-          <w:rStyle w:val="NormalTok"/>
-        </w:rPr>
-        <w:t xml:space="preserve">: </w:t>
-      </w:r>
-      <w:r>
-        <w:rPr>
-          <w:rStyle w:val="StringTok"/>
-        </w:rPr>
-        <w:t xml:space="preserve">'gamma'</w:t>
-      </w:r>
-      <w:r>
-        <w:rPr>
-          <w:rStyle w:val="NormalTok"/>
-        </w:rPr>
-        <w:t xml:space="preserve">}</w:t>
-      </w:r>
-    </w:p>
-    <w:bookmarkEnd w:id="12"/>
-    <w:bookmarkStart w:id="13" w:name="functiondef-is_palindrometext"/>
-    <w:p>
-      <w:pPr>
-        <w:pStyle w:val="Heading2"/>
-      </w:pPr>
-      <w:r>
-        <w:rPr>
-          <w:rStyle w:val="SectionNumber"/>
-        </w:rPr>
-        <w:t xml:space="preserve">5</w:t>
-      </w:r>
-      <w:r>
-        <w:tab/>
-      </w:r>
-      <w:r>
-        <w:t xml:space="preserve">FunctionDef is_palindrome(text)</w:t>
-      </w:r>
-    </w:p>
-    <w:bookmarkEnd w:id="13"/>
-    <w:bookmarkStart w:id="14" w:name="function-is_palindrome"/>
-    <w:p>
-      <w:pPr>
-        <w:pStyle w:val="Heading2"/>
-      </w:pPr>
-      <w:r>
-        <w:rPr>
-          <w:rStyle w:val="SectionNumber"/>
-        </w:rPr>
-        <w:t xml:space="preserve">6</w:t>
-      </w:r>
-      <w:r>
-        <w:tab/>
-      </w:r>
-      <w:r>
-        <w:t xml:space="preserve">Function: is_palindrome</w:t>
+          <w:rStyle w:val="VerbatimChar"/>
+        </w:rPr>
+        <w:t xml:space="preserve">True</w:t>
       </w:r>
     </w:p>
     <w:p>
@@ -1004,238 +2057,429 @@
         <w:pStyle w:val="FirstParagraph"/>
       </w:pPr>
       <w:r>
-        <w:t xml:space="preserve">The function of</w:t>
-      </w:r>
-      <w:r>
-        <w:t xml:space="preserve"> </w:t>
-      </w:r>
-      <w:r>
-        <w:rPr>
-          <w:b/>
-          <w:bCs/>
-        </w:rPr>
-        <w:t xml:space="preserve">is_palindrome</w:t>
-      </w:r>
-      <w:r>
-        <w:t xml:space="preserve"> </w:t>
-      </w:r>
-      <w:r>
-        <w:t xml:space="preserve">is to determine if a given string is a palindrome, performing a case-insensitive comparison that ignores whitespace.</w:t>
+        <w:t xml:space="preserve">Usage Example:</w:t>
       </w:r>
     </w:p>
     <w:p>
       <w:pPr>
-        <w:pStyle w:val="BodyText"/>
+        <w:pStyle w:val="SourceCode"/>
       </w:pPr>
       <w:r>
         <w:rPr>
-          <w:b/>
-          <w:bCs/>
-        </w:rPr>
-        <w:t xml:space="preserve">parameters</w:t>
-      </w:r>
-      <w:r>
-        <w:t xml:space="preserve">: The parameters of this Function.</w:t>
-      </w:r>
-      <w:r>
-        <w:t xml:space="preserve"> </w:t>
-      </w:r>
-      <w:r>
-        <w:t xml:space="preserve">·</w:t>
-      </w:r>
-      <w:r>
-        <w:t xml:space="preserve"> </w:t>
-      </w:r>
-      <w:r>
-        <w:rPr>
-          <w:rStyle w:val="VerbatimChar"/>
-        </w:rPr>
-        <w:t xml:space="preserve">text</w:t>
-      </w:r>
-      <w:r>
-        <w:t xml:space="preserve">: The string to check for palindrome properties.</w:t>
+          <w:rStyle w:val="CommentTok"/>
+        </w:rPr>
+        <w:t xml:space="preserve"># Example 1: A simple palindrome with mixed casing</w:t>
+      </w:r>
+      <w:r>
+        <w:br/>
+      </w:r>
+      <w:r>
+        <w:rPr>
+          <w:rStyle w:val="NormalTok"/>
+        </w:rPr>
+        <w:t xml:space="preserve">result1 </w:t>
+      </w:r>
+      <w:r>
+        <w:rPr>
+          <w:rStyle w:val="OperatorTok"/>
+        </w:rPr>
+        <w:t xml:space="preserve">=</w:t>
+      </w:r>
+      <w:r>
+        <w:rPr>
+          <w:rStyle w:val="NormalTok"/>
+        </w:rPr>
+        <w:t xml:space="preserve"> is_palindrome(</w:t>
+      </w:r>
+      <w:r>
+        <w:rPr>
+          <w:rStyle w:val="StringTok"/>
+        </w:rPr>
+        <w:t xml:space="preserve">"Racecar"</w:t>
+      </w:r>
+      <w:r>
+        <w:rPr>
+          <w:rStyle w:val="NormalTok"/>
+        </w:rPr>
+        <w:t xml:space="preserve">)</w:t>
+      </w:r>
+      <w:r>
+        <w:br/>
+      </w:r>
+      <w:r>
+        <w:rPr>
+          <w:rStyle w:val="BuiltInTok"/>
+        </w:rPr>
+        <w:t xml:space="preserve">print</w:t>
+      </w:r>
+      <w:r>
+        <w:rPr>
+          <w:rStyle w:val="NormalTok"/>
+        </w:rPr>
+        <w:t xml:space="preserve">(</w:t>
+      </w:r>
+      <w:r>
+        <w:rPr>
+          <w:rStyle w:val="SpecialStringTok"/>
+        </w:rPr>
+        <w:t xml:space="preserve">f"'Racecar' is a palindrome: </w:t>
+      </w:r>
+      <w:r>
+        <w:rPr>
+          <w:rStyle w:val="SpecialCharTok"/>
+        </w:rPr>
+        <w:t xml:space="preserve">{</w:t>
+      </w:r>
+      <w:r>
+        <w:rPr>
+          <w:rStyle w:val="NormalTok"/>
+        </w:rPr>
+        <w:t xml:space="preserve">result1</w:t>
+      </w:r>
+      <w:r>
+        <w:rPr>
+          <w:rStyle w:val="SpecialCharTok"/>
+        </w:rPr>
+        <w:t xml:space="preserve">}</w:t>
+      </w:r>
+      <w:r>
+        <w:rPr>
+          <w:rStyle w:val="SpecialStringTok"/>
+        </w:rPr>
+        <w:t xml:space="preserve">"</w:t>
+      </w:r>
+      <w:r>
+        <w:rPr>
+          <w:rStyle w:val="NormalTok"/>
+        </w:rPr>
+        <w:t xml:space="preserve">)</w:t>
+      </w:r>
+      <w:r>
+        <w:br/>
+      </w:r>
+      <w:r>
+        <w:rPr>
+          <w:rStyle w:val="CommentTok"/>
+        </w:rPr>
+        <w:t xml:space="preserve"># Output: 'Racecar' is a palindrome: True</w:t>
+      </w:r>
+      <w:r>
+        <w:br/>
+      </w:r>
+      <w:r>
+        <w:br/>
+      </w:r>
+      <w:r>
+        <w:rPr>
+          <w:rStyle w:val="CommentTok"/>
+        </w:rPr>
+        <w:t xml:space="preserve"># Example 2: A palindrome with spaces and mixed casing</w:t>
+      </w:r>
+      <w:r>
+        <w:br/>
+      </w:r>
+      <w:r>
+        <w:rPr>
+          <w:rStyle w:val="NormalTok"/>
+        </w:rPr>
+        <w:t xml:space="preserve">result2 </w:t>
+      </w:r>
+      <w:r>
+        <w:rPr>
+          <w:rStyle w:val="OperatorTok"/>
+        </w:rPr>
+        <w:t xml:space="preserve">=</w:t>
+      </w:r>
+      <w:r>
+        <w:rPr>
+          <w:rStyle w:val="NormalTok"/>
+        </w:rPr>
+        <w:t xml:space="preserve"> is_palindrome(</w:t>
+      </w:r>
+      <w:r>
+        <w:rPr>
+          <w:rStyle w:val="StringTok"/>
+        </w:rPr>
+        <w:t xml:space="preserve">"A man a plan a canal Panama"</w:t>
+      </w:r>
+      <w:r>
+        <w:rPr>
+          <w:rStyle w:val="NormalTok"/>
+        </w:rPr>
+        <w:t xml:space="preserve">)</w:t>
+      </w:r>
+      <w:r>
+        <w:br/>
+      </w:r>
+      <w:r>
+        <w:rPr>
+          <w:rStyle w:val="BuiltInTok"/>
+        </w:rPr>
+        <w:t xml:space="preserve">print</w:t>
+      </w:r>
+      <w:r>
+        <w:rPr>
+          <w:rStyle w:val="NormalTok"/>
+        </w:rPr>
+        <w:t xml:space="preserve">(</w:t>
+      </w:r>
+      <w:r>
+        <w:rPr>
+          <w:rStyle w:val="SpecialStringTok"/>
+        </w:rPr>
+        <w:t xml:space="preserve">f"'A man a plan a canal Panama' is a palindrome: </w:t>
+      </w:r>
+      <w:r>
+        <w:rPr>
+          <w:rStyle w:val="SpecialCharTok"/>
+        </w:rPr>
+        <w:t xml:space="preserve">{</w:t>
+      </w:r>
+      <w:r>
+        <w:rPr>
+          <w:rStyle w:val="NormalTok"/>
+        </w:rPr>
+        <w:t xml:space="preserve">result2</w:t>
+      </w:r>
+      <w:r>
+        <w:rPr>
+          <w:rStyle w:val="SpecialCharTok"/>
+        </w:rPr>
+        <w:t xml:space="preserve">}</w:t>
+      </w:r>
+      <w:r>
+        <w:rPr>
+          <w:rStyle w:val="SpecialStringTok"/>
+        </w:rPr>
+        <w:t xml:space="preserve">"</w:t>
+      </w:r>
+      <w:r>
+        <w:rPr>
+          <w:rStyle w:val="NormalTok"/>
+        </w:rPr>
+        <w:t xml:space="preserve">)</w:t>
+      </w:r>
+      <w:r>
+        <w:br/>
+      </w:r>
+      <w:r>
+        <w:rPr>
+          <w:rStyle w:val="CommentTok"/>
+        </w:rPr>
+        <w:t xml:space="preserve"># Output: 'A man a plan a canal Panama' is a palindrome: True</w:t>
+      </w:r>
+      <w:r>
+        <w:br/>
+      </w:r>
+      <w:r>
+        <w:br/>
+      </w:r>
+      <w:r>
+        <w:rPr>
+          <w:rStyle w:val="CommentTok"/>
+        </w:rPr>
+        <w:t xml:space="preserve"># Example 3: A non-palindrome string</w:t>
+      </w:r>
+      <w:r>
+        <w:br/>
+      </w:r>
+      <w:r>
+        <w:rPr>
+          <w:rStyle w:val="NormalTok"/>
+        </w:rPr>
+        <w:t xml:space="preserve">result3 </w:t>
+      </w:r>
+      <w:r>
+        <w:rPr>
+          <w:rStyle w:val="OperatorTok"/>
+        </w:rPr>
+        <w:t xml:space="preserve">=</w:t>
+      </w:r>
+      <w:r>
+        <w:rPr>
+          <w:rStyle w:val="NormalTok"/>
+        </w:rPr>
+        <w:t xml:space="preserve"> is_palindrome(</w:t>
+      </w:r>
+      <w:r>
+        <w:rPr>
+          <w:rStyle w:val="StringTok"/>
+        </w:rPr>
+        <w:t xml:space="preserve">"hello world"</w:t>
+      </w:r>
+      <w:r>
+        <w:rPr>
+          <w:rStyle w:val="NormalTok"/>
+        </w:rPr>
+        <w:t xml:space="preserve">)</w:t>
+      </w:r>
+      <w:r>
+        <w:br/>
+      </w:r>
+      <w:r>
+        <w:rPr>
+          <w:rStyle w:val="BuiltInTok"/>
+        </w:rPr>
+        <w:t xml:space="preserve">print</w:t>
+      </w:r>
+      <w:r>
+        <w:rPr>
+          <w:rStyle w:val="NormalTok"/>
+        </w:rPr>
+        <w:t xml:space="preserve">(</w:t>
+      </w:r>
+      <w:r>
+        <w:rPr>
+          <w:rStyle w:val="SpecialStringTok"/>
+        </w:rPr>
+        <w:t xml:space="preserve">f"'hello world' is a palindrome: </w:t>
+      </w:r>
+      <w:r>
+        <w:rPr>
+          <w:rStyle w:val="SpecialCharTok"/>
+        </w:rPr>
+        <w:t xml:space="preserve">{</w:t>
+      </w:r>
+      <w:r>
+        <w:rPr>
+          <w:rStyle w:val="NormalTok"/>
+        </w:rPr>
+        <w:t xml:space="preserve">result3</w:t>
+      </w:r>
+      <w:r>
+        <w:rPr>
+          <w:rStyle w:val="SpecialCharTok"/>
+        </w:rPr>
+        <w:t xml:space="preserve">}</w:t>
+      </w:r>
+      <w:r>
+        <w:rPr>
+          <w:rStyle w:val="SpecialStringTok"/>
+        </w:rPr>
+        <w:t xml:space="preserve">"</w:t>
+      </w:r>
+      <w:r>
+        <w:rPr>
+          <w:rStyle w:val="NormalTok"/>
+        </w:rPr>
+        <w:t xml:space="preserve">)</w:t>
+      </w:r>
+      <w:r>
+        <w:br/>
+      </w:r>
+      <w:r>
+        <w:rPr>
+          <w:rStyle w:val="CommentTok"/>
+        </w:rPr>
+        <w:t xml:space="preserve"># Output: 'hello world' is a palindrome: False</w:t>
+      </w:r>
+      <w:r>
+        <w:br/>
+      </w:r>
+      <w:r>
+        <w:br/>
+      </w:r>
+      <w:r>
+        <w:rPr>
+          <w:rStyle w:val="CommentTok"/>
+        </w:rPr>
+        <w:t xml:space="preserve"># Example 4: A string with punctuation (will return False)</w:t>
+      </w:r>
+      <w:r>
+        <w:br/>
+      </w:r>
+      <w:r>
+        <w:rPr>
+          <w:rStyle w:val="NormalTok"/>
+        </w:rPr>
+        <w:t xml:space="preserve">result4 </w:t>
+      </w:r>
+      <w:r>
+        <w:rPr>
+          <w:rStyle w:val="OperatorTok"/>
+        </w:rPr>
+        <w:t xml:space="preserve">=</w:t>
+      </w:r>
+      <w:r>
+        <w:rPr>
+          <w:rStyle w:val="NormalTok"/>
+        </w:rPr>
+        <w:t xml:space="preserve"> is_palindrome(</w:t>
+      </w:r>
+      <w:r>
+        <w:rPr>
+          <w:rStyle w:val="StringTok"/>
+        </w:rPr>
+        <w:t xml:space="preserve">"Madam, I'm Adam"</w:t>
+      </w:r>
+      <w:r>
+        <w:rPr>
+          <w:rStyle w:val="NormalTok"/>
+        </w:rPr>
+        <w:t xml:space="preserve">)</w:t>
+      </w:r>
+      <w:r>
+        <w:br/>
+      </w:r>
+      <w:r>
+        <w:rPr>
+          <w:rStyle w:val="BuiltInTok"/>
+        </w:rPr>
+        <w:t xml:space="preserve">print</w:t>
+      </w:r>
+      <w:r>
+        <w:rPr>
+          <w:rStyle w:val="NormalTok"/>
+        </w:rPr>
+        <w:t xml:space="preserve">(</w:t>
+      </w:r>
+      <w:r>
+        <w:rPr>
+          <w:rStyle w:val="SpecialStringTok"/>
+        </w:rPr>
+        <w:t xml:space="preserve">f"'Madam, I'm Adam' is a palindrome: </w:t>
+      </w:r>
+      <w:r>
+        <w:rPr>
+          <w:rStyle w:val="SpecialCharTok"/>
+        </w:rPr>
+        <w:t xml:space="preserve">{</w:t>
+      </w:r>
+      <w:r>
+        <w:rPr>
+          <w:rStyle w:val="NormalTok"/>
+        </w:rPr>
+        <w:t xml:space="preserve">result4</w:t>
+      </w:r>
+      <w:r>
+        <w:rPr>
+          <w:rStyle w:val="SpecialCharTok"/>
+        </w:rPr>
+        <w:t xml:space="preserve">}</w:t>
+      </w:r>
+      <w:r>
+        <w:rPr>
+          <w:rStyle w:val="SpecialStringTok"/>
+        </w:rPr>
+        <w:t xml:space="preserve">"</w:t>
+      </w:r>
+      <w:r>
+        <w:rPr>
+          <w:rStyle w:val="NormalTok"/>
+        </w:rPr>
+        <w:t xml:space="preserve">)</w:t>
+      </w:r>
+      <w:r>
+        <w:br/>
+      </w:r>
+      <w:r>
+        <w:rPr>
+          <w:rStyle w:val="CommentTok"/>
+        </w:rPr>
+        <w:t xml:space="preserve"># Output: 'Madam, I'm Adam' is a palindrome: False</w:t>
       </w:r>
     </w:p>
-    <w:p>
-      <w:pPr>
-        <w:pStyle w:val="BodyText"/>
-      </w:pPr>
-      <w:r>
-        <w:rPr>
-          <w:b/>
-          <w:bCs/>
-        </w:rPr>
-        <w:t xml:space="preserve">Code Description</w:t>
-      </w:r>
-      <w:r>
-        <w:t xml:space="preserve">:</w:t>
-      </w:r>
-      <w:r>
-        <w:t xml:space="preserve"> </w:t>
-      </w:r>
-      <w:r>
-        <w:t xml:space="preserve">The function first normalizes the input</w:t>
-      </w:r>
-      <w:r>
-        <w:t xml:space="preserve"> </w:t>
-      </w:r>
-      <w:r>
-        <w:rPr>
-          <w:rStyle w:val="VerbatimChar"/>
-        </w:rPr>
-        <w:t xml:space="preserve">text</w:t>
-      </w:r>
-      <w:r>
-        <w:t xml:space="preserve">. It iterates through each character of the string, converts it to lowercase, and discards any character that is a whitespace character (like spaces, tabs, or newlines). These processed characters are then joined together to form a new string called</w:t>
-      </w:r>
-      <w:r>
-        <w:t xml:space="preserve"> </w:t>
-      </w:r>
-      <w:r>
-        <w:rPr>
-          <w:rStyle w:val="VerbatimChar"/>
-        </w:rPr>
-        <w:t xml:space="preserve">normalized</w:t>
-      </w:r>
-      <w:r>
-        <w:t xml:space="preserve">.</w:t>
-      </w:r>
-    </w:p>
-    <w:p>
-      <w:pPr>
-        <w:pStyle w:val="BodyText"/>
-      </w:pPr>
-      <w:r>
-        <w:t xml:space="preserve">Finally, the function compares the</w:t>
-      </w:r>
-      <w:r>
-        <w:t xml:space="preserve"> </w:t>
-      </w:r>
-      <w:r>
-        <w:rPr>
-          <w:rStyle w:val="VerbatimChar"/>
-        </w:rPr>
-        <w:t xml:space="preserve">normalized</w:t>
-      </w:r>
-      <w:r>
-        <w:t xml:space="preserve"> </w:t>
-      </w:r>
-      <w:r>
-        <w:t xml:space="preserve">string with its reversed version, which is created using the slice notation</w:t>
-      </w:r>
-      <w:r>
-        <w:t xml:space="preserve"> </w:t>
-      </w:r>
-      <w:r>
-        <w:rPr>
-          <w:rStyle w:val="VerbatimChar"/>
-        </w:rPr>
-        <w:t xml:space="preserve">[::-1]</w:t>
-      </w:r>
-      <w:r>
-        <w:t xml:space="preserve">. It returns</w:t>
-      </w:r>
-      <w:r>
-        <w:t xml:space="preserve"> </w:t>
-      </w:r>
-      <w:r>
-        <w:rPr>
-          <w:rStyle w:val="VerbatimChar"/>
-        </w:rPr>
-        <w:t xml:space="preserve">True</w:t>
-      </w:r>
-      <w:r>
-        <w:t xml:space="preserve"> </w:t>
-      </w:r>
-      <w:r>
-        <w:t xml:space="preserve">if the normalized string is identical to its reverse, indicating it’s a palindrome, and</w:t>
-      </w:r>
-      <w:r>
-        <w:t xml:space="preserve"> </w:t>
-      </w:r>
-      <w:r>
-        <w:rPr>
-          <w:rStyle w:val="VerbatimChar"/>
-        </w:rPr>
-        <w:t xml:space="preserve">False</w:t>
-      </w:r>
-      <w:r>
-        <w:t xml:space="preserve"> </w:t>
-      </w:r>
-      <w:r>
-        <w:t xml:space="preserve">otherwise.</w:t>
-      </w:r>
-    </w:p>
-    <w:p>
-      <w:pPr>
-        <w:pStyle w:val="BodyText"/>
-      </w:pPr>
-      <w:r>
-        <w:rPr>
-          <w:b/>
-          <w:bCs/>
-        </w:rPr>
-        <w:t xml:space="preserve">Note</w:t>
-      </w:r>
-      <w:r>
-        <w:t xml:space="preserve">:</w:t>
-      </w:r>
-      <w:r>
-        <w:t xml:space="preserve"> </w:t>
-      </w:r>
-      <w:r>
-        <w:t xml:space="preserve">The function’s palindrome check is case-insensitive and ignores all types of whitespace characters, not just simple spaces.</w:t>
-      </w:r>
-    </w:p>
-    <w:p>
-      <w:pPr>
-        <w:pStyle w:val="BodyText"/>
-      </w:pPr>
-      <w:r>
-        <w:rPr>
-          <w:b/>
-          <w:bCs/>
-        </w:rPr>
-        <w:t xml:space="preserve">Output Example</w:t>
-      </w:r>
-      <w:r>
-        <w:t xml:space="preserve">:</w:t>
-      </w:r>
-      <w:r>
-        <w:t xml:space="preserve"> </w:t>
-      </w:r>
-      <w:r>
-        <w:t xml:space="preserve">Calling</w:t>
-      </w:r>
-      <w:r>
-        <w:t xml:space="preserve"> </w:t>
-      </w:r>
-      <w:r>
-        <w:rPr>
-          <w:rStyle w:val="VerbatimChar"/>
-        </w:rPr>
-        <w:t xml:space="preserve">is_palindrome("A man a plan a canal Panama")</w:t>
-      </w:r>
-      <w:r>
-        <w:t xml:space="preserve"> </w:t>
-      </w:r>
-      <w:r>
-        <w:t xml:space="preserve">returns</w:t>
-      </w:r>
-      <w:r>
-        <w:t xml:space="preserve"> </w:t>
-      </w:r>
-      <w:r>
-        <w:rPr>
-          <w:rStyle w:val="VerbatimChar"/>
-        </w:rPr>
-        <w:t xml:space="preserve">True</w:t>
-      </w:r>
-      <w:r>
-        <w:t xml:space="preserve">.</w:t>
-      </w:r>
-    </w:p>
-    <w:bookmarkEnd w:id="14"/>
+    <w:bookmarkEnd w:id="11"/>
     <w:sectPr>
       <w:pgSz w:h="15840" w:w="12240"/>
       <w:pgMar w:bottom="1440" w:footer="720" w:gutter="0" w:header="720" w:left="1800" w:right="1800" w:top="1440"/>

--- a/random_module_three.docx
+++ b/random_module_three.docx
@@ -51,7 +51,23 @@
         <w:pStyle w:val="FirstParagraph"/>
       </w:pPr>
       <w:r>
-        <w:t xml:space="preserve">Function - fibonacci:</w:t>
+        <w:t xml:space="preserve">The function of</w:t>
+      </w:r>
+      <w:r>
+        <w:t xml:space="preserve"> </w:t>
+      </w:r>
+      <w:r>
+        <w:rPr>
+          <w:b/>
+          <w:bCs/>
+        </w:rPr>
+        <w:t xml:space="preserve">fibonacci</w:t>
+      </w:r>
+      <w:r>
+        <w:t xml:space="preserve"> </w:t>
+      </w:r>
+      <w:r>
+        <w:t xml:space="preserve">is to compute the nth Fibonacci number using an iterative approach.</w:t>
       </w:r>
     </w:p>
     <w:p>
@@ -59,13 +75,20 @@
         <w:pStyle w:val="BodyText"/>
       </w:pPr>
       <w:r>
-        <w:t xml:space="preserve">Purpose:</w:t>
+        <w:rPr>
+          <w:b/>
+          <w:bCs/>
+        </w:rPr>
+        <w:t xml:space="preserve">parameters</w:t>
+      </w:r>
+      <w:r>
+        <w:t xml:space="preserve">: The parameters of this Function.</w:t>
       </w:r>
       <w:r>
         <w:t xml:space="preserve"> </w:t>
       </w:r>
       <w:r>
-        <w:t xml:space="preserve">Computes the nth Fibonacci number using an iterative approach.</w:t>
+        <w:t xml:space="preserve">· n: An integer representing the 0-indexed position in the Fibonacci sequence for which to compute the value.</w:t>
       </w:r>
     </w:p>
     <w:p>
@@ -73,13 +96,50 @@
         <w:pStyle w:val="BodyText"/>
       </w:pPr>
       <w:r>
-        <w:t xml:space="preserve">Parameters:</w:t>
+        <w:rPr>
+          <w:b/>
+          <w:bCs/>
+        </w:rPr>
+        <w:t xml:space="preserve">Code Description</w:t>
+      </w:r>
+      <w:r>
+        <w:t xml:space="preserve">:</w:t>
       </w:r>
       <w:r>
         <w:t xml:space="preserve"> </w:t>
       </w:r>
       <w:r>
-        <w:t xml:space="preserve">• n (int): The 0-indexed position in the Fibonacci sequence for which to compute the value.</w:t>
+        <w:t xml:space="preserve">The function begins by checking if the input</w:t>
+      </w:r>
+      <w:r>
+        <w:t xml:space="preserve"> </w:t>
+      </w:r>
+      <w:r>
+        <w:rPr>
+          <w:rStyle w:val="VerbatimChar"/>
+        </w:rPr>
+        <w:t xml:space="preserve">n</w:t>
+      </w:r>
+      <w:r>
+        <w:t xml:space="preserve"> </w:t>
+      </w:r>
+      <w:r>
+        <w:t xml:space="preserve">is a negative number. If it is, a</w:t>
+      </w:r>
+      <w:r>
+        <w:t xml:space="preserve"> </w:t>
+      </w:r>
+      <w:r>
+        <w:rPr>
+          <w:rStyle w:val="VerbatimChar"/>
+        </w:rPr>
+        <w:t xml:space="preserve">ValueError</w:t>
+      </w:r>
+      <w:r>
+        <w:t xml:space="preserve"> </w:t>
+      </w:r>
+      <w:r>
+        <w:t xml:space="preserve">is raised, as the Fibonacci sequence is not defined for negative indices.</w:t>
       </w:r>
     </w:p>
     <w:p>
@@ -87,13 +147,7 @@
         <w:pStyle w:val="BodyText"/>
       </w:pPr>
       <w:r>
-        <w:t xml:space="preserve">Detailed Description:</w:t>
-      </w:r>
-      <w:r>
-        <w:t xml:space="preserve"> </w:t>
-      </w:r>
-      <w:r>
-        <w:t xml:space="preserve">The function calculates the Fibonacci number at a specified index</w:t>
+        <w:t xml:space="preserve">Next, two variables,</w:t>
       </w:r>
       <w:r>
         <w:t xml:space="preserve"> </w:t>
@@ -102,10 +156,13 @@
         <w:rPr>
           <w:rStyle w:val="VerbatimChar"/>
         </w:rPr>
-        <w:t xml:space="preserve">n</w:t>
-      </w:r>
-      <w:r>
-        <w:t xml:space="preserve">. It begins by validating the input</w:t>
+        <w:t xml:space="preserve">a</w:t>
+      </w:r>
+      <w:r>
+        <w:t xml:space="preserve"> </w:t>
+      </w:r>
+      <w:r>
+        <w:t xml:space="preserve">and</w:t>
       </w:r>
       <w:r>
         <w:t xml:space="preserve"> </w:t>
@@ -114,10 +171,10 @@
         <w:rPr>
           <w:rStyle w:val="VerbatimChar"/>
         </w:rPr>
-        <w:t xml:space="preserve">n</w:t>
-      </w:r>
-      <w:r>
-        <w:t xml:space="preserve">. If</w:t>
+        <w:t xml:space="preserve">b</w:t>
+      </w:r>
+      <w:r>
+        <w:t xml:space="preserve">, are initialized to</w:t>
       </w:r>
       <w:r>
         <w:t xml:space="preserve"> </w:t>
@@ -126,13 +183,13 @@
         <w:rPr>
           <w:rStyle w:val="VerbatimChar"/>
         </w:rPr>
-        <w:t xml:space="preserve">n</w:t>
+        <w:t xml:space="preserve">0</w:t>
       </w:r>
       <w:r>
         <w:t xml:space="preserve"> </w:t>
       </w:r>
       <w:r>
-        <w:t xml:space="preserve">is a negative number, the function raises a</w:t>
+        <w:t xml:space="preserve">and</w:t>
       </w:r>
       <w:r>
         <w:t xml:space="preserve"> </w:t>
@@ -141,13 +198,13 @@
         <w:rPr>
           <w:rStyle w:val="VerbatimChar"/>
         </w:rPr>
-        <w:t xml:space="preserve">ValueError</w:t>
+        <w:t xml:space="preserve">1</w:t>
       </w:r>
       <w:r>
         <w:t xml:space="preserve"> </w:t>
       </w:r>
       <w:r>
-        <w:t xml:space="preserve">because the Fibonacci sequence is not defined for negative indices.</w:t>
+        <w:t xml:space="preserve">respectively. These represent the first two numbers in the Fibonacci sequence.</w:t>
       </w:r>
     </w:p>
     <w:p>
@@ -155,7 +212,37 @@
         <w:pStyle w:val="BodyText"/>
       </w:pPr>
       <w:r>
-        <w:t xml:space="preserve">If the input is valid (non-negative), the function initializes two variables,</w:t>
+        <w:t xml:space="preserve">The code then enters a</w:t>
+      </w:r>
+      <w:r>
+        <w:t xml:space="preserve"> </w:t>
+      </w:r>
+      <w:r>
+        <w:rPr>
+          <w:rStyle w:val="VerbatimChar"/>
+        </w:rPr>
+        <w:t xml:space="preserve">for</w:t>
+      </w:r>
+      <w:r>
+        <w:t xml:space="preserve"> </w:t>
+      </w:r>
+      <w:r>
+        <w:t xml:space="preserve">loop that iterates</w:t>
+      </w:r>
+      <w:r>
+        <w:t xml:space="preserve"> </w:t>
+      </w:r>
+      <w:r>
+        <w:rPr>
+          <w:rStyle w:val="VerbatimChar"/>
+        </w:rPr>
+        <w:t xml:space="preserve">n</w:t>
+      </w:r>
+      <w:r>
+        <w:t xml:space="preserve"> </w:t>
+      </w:r>
+      <w:r>
+        <w:t xml:space="preserve">times. In each iteration, the values of</w:t>
       </w:r>
       <w:r>
         <w:t xml:space="preserve"> </w:t>
@@ -182,7 +269,10 @@
         <w:t xml:space="preserve">b</w:t>
       </w:r>
       <w:r>
-        <w:t xml:space="preserve">, to</w:t>
+        <w:t xml:space="preserve"> </w:t>
+      </w:r>
+      <w:r>
+        <w:t xml:space="preserve">are updated. The current value of</w:t>
       </w:r>
       <w:r>
         <w:t xml:space="preserve"> </w:t>
@@ -191,13 +281,13 @@
         <w:rPr>
           <w:rStyle w:val="VerbatimChar"/>
         </w:rPr>
-        <w:t xml:space="preserve">0</w:t>
+        <w:t xml:space="preserve">b</w:t>
       </w:r>
       <w:r>
         <w:t xml:space="preserve"> </w:t>
       </w:r>
       <w:r>
-        <w:t xml:space="preserve">and</w:t>
+        <w:t xml:space="preserve">is assigned to</w:t>
       </w:r>
       <w:r>
         <w:t xml:space="preserve"> </w:t>
@@ -206,13 +296,52 @@
         <w:rPr>
           <w:rStyle w:val="VerbatimChar"/>
         </w:rPr>
-        <w:t xml:space="preserve">1</w:t>
+        <w:t xml:space="preserve">a</w:t>
+      </w:r>
+      <w:r>
+        <w:t xml:space="preserve">, and the sum of the previous</w:t>
       </w:r>
       <w:r>
         <w:t xml:space="preserve"> </w:t>
       </w:r>
       <w:r>
-        <w:t xml:space="preserve">respectively. These represent the first two numbers in the Fibonacci sequence (F₀ and F₁).</w:t>
+        <w:rPr>
+          <w:rStyle w:val="VerbatimChar"/>
+        </w:rPr>
+        <w:t xml:space="preserve">a</w:t>
+      </w:r>
+      <w:r>
+        <w:t xml:space="preserve"> </w:t>
+      </w:r>
+      <w:r>
+        <w:t xml:space="preserve">and</w:t>
+      </w:r>
+      <w:r>
+        <w:t xml:space="preserve"> </w:t>
+      </w:r>
+      <w:r>
+        <w:rPr>
+          <w:rStyle w:val="VerbatimChar"/>
+        </w:rPr>
+        <w:t xml:space="preserve">b</w:t>
+      </w:r>
+      <w:r>
+        <w:t xml:space="preserve"> </w:t>
+      </w:r>
+      <w:r>
+        <w:t xml:space="preserve">is assigned to</w:t>
+      </w:r>
+      <w:r>
+        <w:t xml:space="preserve"> </w:t>
+      </w:r>
+      <w:r>
+        <w:rPr>
+          <w:rStyle w:val="VerbatimChar"/>
+        </w:rPr>
+        <w:t xml:space="preserve">b</w:t>
+      </w:r>
+      <w:r>
+        <w:t xml:space="preserve">. This process effectively steps through the Fibonacci sequence one number at a time.</w:t>
       </w:r>
     </w:p>
     <w:p>
@@ -220,22 +349,7 @@
         <w:pStyle w:val="BodyText"/>
       </w:pPr>
       <w:r>
-        <w:t xml:space="preserve">It then enters a</w:t>
-      </w:r>
-      <w:r>
-        <w:t xml:space="preserve"> </w:t>
-      </w:r>
-      <w:r>
-        <w:rPr>
-          <w:rStyle w:val="VerbatimChar"/>
-        </w:rPr>
-        <w:t xml:space="preserve">for</w:t>
-      </w:r>
-      <w:r>
-        <w:t xml:space="preserve"> </w:t>
-      </w:r>
-      <w:r>
-        <w:t xml:space="preserve">loop that iterates</w:t>
+        <w:t xml:space="preserve">After the loop has completed</w:t>
       </w:r>
       <w:r>
         <w:t xml:space="preserve"> </w:t>
@@ -250,7 +364,7 @@
         <w:t xml:space="preserve"> </w:t>
       </w:r>
       <w:r>
-        <w:t xml:space="preserve">times. In each iteration, the values of</w:t>
+        <w:t xml:space="preserve">iterations, the function returns the final value of</w:t>
       </w:r>
       <w:r>
         <w:t xml:space="preserve"> </w:t>
@@ -262,106 +376,7 @@
         <w:t xml:space="preserve">a</w:t>
       </w:r>
       <w:r>
-        <w:t xml:space="preserve"> </w:t>
-      </w:r>
-      <w:r>
-        <w:t xml:space="preserve">and</w:t>
-      </w:r>
-      <w:r>
-        <w:t xml:space="preserve"> </w:t>
-      </w:r>
-      <w:r>
-        <w:rPr>
-          <w:rStyle w:val="VerbatimChar"/>
-        </w:rPr>
-        <w:t xml:space="preserve">b</w:t>
-      </w:r>
-      <w:r>
-        <w:t xml:space="preserve"> </w:t>
-      </w:r>
-      <w:r>
-        <w:t xml:space="preserve">are updated. The current value of</w:t>
-      </w:r>
-      <w:r>
-        <w:t xml:space="preserve"> </w:t>
-      </w:r>
-      <w:r>
-        <w:rPr>
-          <w:rStyle w:val="VerbatimChar"/>
-        </w:rPr>
-        <w:t xml:space="preserve">b</w:t>
-      </w:r>
-      <w:r>
-        <w:t xml:space="preserve"> </w:t>
-      </w:r>
-      <w:r>
-        <w:t xml:space="preserve">is assigned to</w:t>
-      </w:r>
-      <w:r>
-        <w:t xml:space="preserve"> </w:t>
-      </w:r>
-      <w:r>
-        <w:rPr>
-          <w:rStyle w:val="VerbatimChar"/>
-        </w:rPr>
-        <w:t xml:space="preserve">a</w:t>
-      </w:r>
-      <w:r>
-        <w:t xml:space="preserve">, and the sum of the previous</w:t>
-      </w:r>
-      <w:r>
-        <w:t xml:space="preserve"> </w:t>
-      </w:r>
-      <w:r>
-        <w:rPr>
-          <w:rStyle w:val="VerbatimChar"/>
-        </w:rPr>
-        <w:t xml:space="preserve">a</w:t>
-      </w:r>
-      <w:r>
-        <w:t xml:space="preserve"> </w:t>
-      </w:r>
-      <w:r>
-        <w:t xml:space="preserve">and</w:t>
-      </w:r>
-      <w:r>
-        <w:t xml:space="preserve"> </w:t>
-      </w:r>
-      <w:r>
-        <w:rPr>
-          <w:rStyle w:val="VerbatimChar"/>
-        </w:rPr>
-        <w:t xml:space="preserve">b</w:t>
-      </w:r>
-      <w:r>
-        <w:t xml:space="preserve"> </w:t>
-      </w:r>
-      <w:r>
-        <w:t xml:space="preserve">is assigned to</w:t>
-      </w:r>
-      <w:r>
-        <w:t xml:space="preserve"> </w:t>
-      </w:r>
-      <w:r>
-        <w:rPr>
-          <w:rStyle w:val="VerbatimChar"/>
-        </w:rPr>
-        <w:t xml:space="preserve">b</w:t>
-      </w:r>
-      <w:r>
-        <w:t xml:space="preserve">. This operation,</w:t>
-      </w:r>
-      <w:r>
-        <w:t xml:space="preserve"> </w:t>
-      </w:r>
-      <w:r>
-        <w:rPr>
-          <w:rStyle w:val="VerbatimChar"/>
-        </w:rPr>
-        <w:t xml:space="preserve">a, b = b, a + b</w:t>
-      </w:r>
-      <w:r>
-        <w:t xml:space="preserve">, effectively advances the sequence one step.</w:t>
+        <w:t xml:space="preserve">, which holds the nth Fibonacci number.</w:t>
       </w:r>
     </w:p>
     <w:p>
@@ -369,7 +384,50 @@
         <w:pStyle w:val="BodyText"/>
       </w:pPr>
       <w:r>
-        <w:t xml:space="preserve">After the loop has completed</w:t>
+        <w:rPr>
+          <w:b/>
+          <w:bCs/>
+        </w:rPr>
+        <w:t xml:space="preserve">Note</w:t>
+      </w:r>
+      <w:r>
+        <w:t xml:space="preserve">:</w:t>
+      </w:r>
+      <w:r>
+        <w:t xml:space="preserve"> </w:t>
+      </w:r>
+      <w:r>
+        <w:t xml:space="preserve">This function calculates the sequence starting from the 0th index. For example,</w:t>
+      </w:r>
+      <w:r>
+        <w:t xml:space="preserve"> </w:t>
+      </w:r>
+      <w:r>
+        <w:rPr>
+          <w:rStyle w:val="VerbatimChar"/>
+        </w:rPr>
+        <w:t xml:space="preserve">fibonacci(0)</w:t>
+      </w:r>
+      <w:r>
+        <w:t xml:space="preserve"> </w:t>
+      </w:r>
+      <w:r>
+        <w:t xml:space="preserve">returns 0, and</w:t>
+      </w:r>
+      <w:r>
+        <w:t xml:space="preserve"> </w:t>
+      </w:r>
+      <w:r>
+        <w:rPr>
+          <w:rStyle w:val="VerbatimChar"/>
+        </w:rPr>
+        <w:t xml:space="preserve">fibonacci(1)</w:t>
+      </w:r>
+      <w:r>
+        <w:t xml:space="preserve"> </w:t>
+      </w:r>
+      <w:r>
+        <w:t xml:space="preserve">returns 1. The input</w:t>
       </w:r>
       <w:r>
         <w:t xml:space="preserve"> </w:t>
@@ -384,34 +442,7 @@
         <w:t xml:space="preserve"> </w:t>
       </w:r>
       <w:r>
-        <w:t xml:space="preserve">iterations, the variable</w:t>
-      </w:r>
-      <w:r>
-        <w:t xml:space="preserve"> </w:t>
-      </w:r>
-      <w:r>
-        <w:rPr>
-          <w:rStyle w:val="VerbatimChar"/>
-        </w:rPr>
-        <w:t xml:space="preserve">a</w:t>
-      </w:r>
-      <w:r>
-        <w:t xml:space="preserve"> </w:t>
-      </w:r>
-      <w:r>
-        <w:t xml:space="preserve">will hold the nth Fibonacci number. The function concludes by returning the final value of</w:t>
-      </w:r>
-      <w:r>
-        <w:t xml:space="preserve"> </w:t>
-      </w:r>
-      <w:r>
-        <w:rPr>
-          <w:rStyle w:val="VerbatimChar"/>
-        </w:rPr>
-        <w:t xml:space="preserve">a</w:t>
-      </w:r>
-      <w:r>
-        <w:t xml:space="preserve">.</w:t>
+        <w:t xml:space="preserve">must be a non-negative integer.</w:t>
       </w:r>
     </w:p>
     <w:p>
@@ -419,125 +450,6 @@
         <w:pStyle w:val="BodyText"/>
       </w:pPr>
       <w:r>
-        <w:t xml:space="preserve">Important Notes:</w:t>
-      </w:r>
-      <w:r>
-        <w:t xml:space="preserve"> </w:t>
-      </w:r>
-      <w:r>
-        <w:t xml:space="preserve">• The function will raise a</w:t>
-      </w:r>
-      <w:r>
-        <w:t xml:space="preserve"> </w:t>
-      </w:r>
-      <w:r>
-        <w:rPr>
-          <w:rStyle w:val="VerbatimChar"/>
-        </w:rPr>
-        <w:t xml:space="preserve">ValueError</w:t>
-      </w:r>
-      <w:r>
-        <w:t xml:space="preserve"> </w:t>
-      </w:r>
-      <w:r>
-        <w:t xml:space="preserve">if the input</w:t>
-      </w:r>
-      <w:r>
-        <w:t xml:space="preserve"> </w:t>
-      </w:r>
-      <w:r>
-        <w:rPr>
-          <w:rStyle w:val="VerbatimChar"/>
-        </w:rPr>
-        <w:t xml:space="preserve">n</w:t>
-      </w:r>
-      <w:r>
-        <w:t xml:space="preserve"> </w:t>
-      </w:r>
-      <w:r>
-        <w:t xml:space="preserve">is less than 0.</w:t>
-      </w:r>
-      <w:r>
-        <w:t xml:space="preserve"> </w:t>
-      </w:r>
-      <w:r>
-        <w:t xml:space="preserve">• The sequence is 0-indexed. For example,</w:t>
-      </w:r>
-      <w:r>
-        <w:t xml:space="preserve"> </w:t>
-      </w:r>
-      <w:r>
-        <w:rPr>
-          <w:rStyle w:val="VerbatimChar"/>
-        </w:rPr>
-        <w:t xml:space="preserve">fibonacci(0)</w:t>
-      </w:r>
-      <w:r>
-        <w:t xml:space="preserve"> </w:t>
-      </w:r>
-      <w:r>
-        <w:t xml:space="preserve">returns 0,</w:t>
-      </w:r>
-      <w:r>
-        <w:t xml:space="preserve"> </w:t>
-      </w:r>
-      <w:r>
-        <w:rPr>
-          <w:rStyle w:val="VerbatimChar"/>
-        </w:rPr>
-        <w:t xml:space="preserve">fibonacci(1)</w:t>
-      </w:r>
-      <w:r>
-        <w:t xml:space="preserve"> </w:t>
-      </w:r>
-      <w:r>
-        <w:t xml:space="preserve">returns 1, and</w:t>
-      </w:r>
-      <w:r>
-        <w:t xml:space="preserve"> </w:t>
-      </w:r>
-      <w:r>
-        <w:rPr>
-          <w:rStyle w:val="VerbatimChar"/>
-        </w:rPr>
-        <w:t xml:space="preserve">fibonacci(2)</w:t>
-      </w:r>
-      <w:r>
-        <w:t xml:space="preserve"> </w:t>
-      </w:r>
-      <w:r>
-        <w:t xml:space="preserve">returns 1.</w:t>
-      </w:r>
-      <w:r>
-        <w:t xml:space="preserve"> </w:t>
-      </w:r>
-      <w:r>
-        <w:t xml:space="preserve">• This implementation is iterative, which is memory-efficient and avoids the risk of stack overflow errors that can occur with recursive solutions for large values of</w:t>
-      </w:r>
-      <w:r>
-        <w:t xml:space="preserve"> </w:t>
-      </w:r>
-      <w:r>
-        <w:rPr>
-          <w:rStyle w:val="VerbatimChar"/>
-        </w:rPr>
-        <w:t xml:space="preserve">n</w:t>
-      </w:r>
-      <w:r>
-        <w:t xml:space="preserve">.</w:t>
-      </w:r>
-      <w:r>
-        <w:t xml:space="preserve"> </w:t>
-      </w:r>
-      <w:r>
-        <w:t xml:space="preserve">• No external libraries or modules are required to use this function.</w:t>
-      </w:r>
-    </w:p>
-    <w:p>
-      <w:pPr>
-        <w:pStyle w:val="BodyText"/>
-      </w:pPr>
-      <w:r>
         <w:rPr>
           <w:b/>
           <w:bCs/>
@@ -554,28 +466,9 @@
       </w:pPr>
       <w:r>
         <w:rPr>
-          <w:rStyle w:val="VerbatimChar"/>
-        </w:rPr>
-        <w:t xml:space="preserve">13</w:t>
-      </w:r>
-    </w:p>
-    <w:p>
-      <w:pPr>
-        <w:pStyle w:val="FirstParagraph"/>
-      </w:pPr>
-      <w:r>
-        <w:t xml:space="preserve">Usage Example:</w:t>
-      </w:r>
-    </w:p>
-    <w:p>
-      <w:pPr>
-        <w:pStyle w:val="SourceCode"/>
-      </w:pPr>
-      <w:r>
-        <w:rPr>
           <w:rStyle w:val="CommentTok"/>
         </w:rPr>
-        <w:t xml:space="preserve"># Example 1: Calculate the 7th Fibonacci number (0-indexed)</w:t>
+        <w:t xml:space="preserve"># Calling fibonacci(8)</w:t>
       </w:r>
       <w:r>
         <w:br/>
@@ -584,25 +477,13 @@
         <w:rPr>
           <w:rStyle w:val="NormalTok"/>
         </w:rPr>
-        <w:t xml:space="preserve">result </w:t>
-      </w:r>
-      <w:r>
-        <w:rPr>
-          <w:rStyle w:val="OperatorTok"/>
-        </w:rPr>
-        <w:t xml:space="preserve">=</w:t>
-      </w:r>
-      <w:r>
-        <w:rPr>
-          <w:rStyle w:val="NormalTok"/>
-        </w:rPr>
-        <w:t xml:space="preserve"> fibonacci(</w:t>
+        <w:t xml:space="preserve">fibonacci(</w:t>
       </w:r>
       <w:r>
         <w:rPr>
           <w:rStyle w:val="DecValTok"/>
         </w:rPr>
-        <w:t xml:space="preserve">7</w:t>
+        <w:t xml:space="preserve">8</w:t>
       </w:r>
       <w:r>
         <w:rPr>
@@ -614,289 +495,22 @@
         <w:br/>
       </w:r>
       <w:r>
-        <w:rPr>
-          <w:rStyle w:val="BuiltInTok"/>
-        </w:rPr>
-        <w:t xml:space="preserve">print</w:t>
-      </w:r>
-      <w:r>
-        <w:rPr>
-          <w:rStyle w:val="NormalTok"/>
-        </w:rPr>
-        <w:t xml:space="preserve">(</w:t>
-      </w:r>
-      <w:r>
-        <w:rPr>
-          <w:rStyle w:val="SpecialStringTok"/>
-        </w:rPr>
-        <w:t xml:space="preserve">f"The 7th Fibonacci number is: </w:t>
-      </w:r>
-      <w:r>
-        <w:rPr>
-          <w:rStyle w:val="SpecialCharTok"/>
-        </w:rPr>
-        <w:t xml:space="preserve">{</w:t>
-      </w:r>
-      <w:r>
-        <w:rPr>
-          <w:rStyle w:val="NormalTok"/>
-        </w:rPr>
-        <w:t xml:space="preserve">result</w:t>
-      </w:r>
-      <w:r>
-        <w:rPr>
-          <w:rStyle w:val="SpecialCharTok"/>
-        </w:rPr>
-        <w:t xml:space="preserve">}</w:t>
-      </w:r>
-      <w:r>
-        <w:rPr>
-          <w:rStyle w:val="SpecialStringTok"/>
-        </w:rPr>
-        <w:t xml:space="preserve">"</w:t>
-      </w:r>
-      <w:r>
-        <w:rPr>
-          <w:rStyle w:val="NormalTok"/>
-        </w:rPr>
-        <w:t xml:space="preserve">)</w:t>
-      </w:r>
-      <w:r>
         <w:br/>
       </w:r>
       <w:r>
         <w:rPr>
           <w:rStyle w:val="CommentTok"/>
         </w:rPr>
-        <w:t xml:space="preserve"># Output: The 7th Fibonacci number is: 13</w:t>
+        <w:t xml:space="preserve"># Returns</w:t>
       </w:r>
       <w:r>
         <w:br/>
-      </w:r>
-      <w:r>
-        <w:br/>
-      </w:r>
-      <w:r>
-        <w:rPr>
-          <w:rStyle w:val="CommentTok"/>
-        </w:rPr>
-        <w:t xml:space="preserve"># Example 2: Calculate the 0th Fibonacci number</w:t>
-      </w:r>
-      <w:r>
-        <w:br/>
-      </w:r>
-      <w:r>
-        <w:rPr>
-          <w:rStyle w:val="NormalTok"/>
-        </w:rPr>
-        <w:t xml:space="preserve">result_zero </w:t>
-      </w:r>
-      <w:r>
-        <w:rPr>
-          <w:rStyle w:val="OperatorTok"/>
-        </w:rPr>
-        <w:t xml:space="preserve">=</w:t>
-      </w:r>
-      <w:r>
-        <w:rPr>
-          <w:rStyle w:val="NormalTok"/>
-        </w:rPr>
-        <w:t xml:space="preserve"> fibonacci(</w:t>
       </w:r>
       <w:r>
         <w:rPr>
           <w:rStyle w:val="DecValTok"/>
         </w:rPr>
-        <w:t xml:space="preserve">0</w:t>
-      </w:r>
-      <w:r>
-        <w:rPr>
-          <w:rStyle w:val="NormalTok"/>
-        </w:rPr>
-        <w:t xml:space="preserve">)</w:t>
-      </w:r>
-      <w:r>
-        <w:br/>
-      </w:r>
-      <w:r>
-        <w:rPr>
-          <w:rStyle w:val="BuiltInTok"/>
-        </w:rPr>
-        <w:t xml:space="preserve">print</w:t>
-      </w:r>
-      <w:r>
-        <w:rPr>
-          <w:rStyle w:val="NormalTok"/>
-        </w:rPr>
-        <w:t xml:space="preserve">(</w:t>
-      </w:r>
-      <w:r>
-        <w:rPr>
-          <w:rStyle w:val="SpecialStringTok"/>
-        </w:rPr>
-        <w:t xml:space="preserve">f"The 0th Fibonacci number is: </w:t>
-      </w:r>
-      <w:r>
-        <w:rPr>
-          <w:rStyle w:val="SpecialCharTok"/>
-        </w:rPr>
-        <w:t xml:space="preserve">{</w:t>
-      </w:r>
-      <w:r>
-        <w:rPr>
-          <w:rStyle w:val="NormalTok"/>
-        </w:rPr>
-        <w:t xml:space="preserve">result_zero</w:t>
-      </w:r>
-      <w:r>
-        <w:rPr>
-          <w:rStyle w:val="SpecialCharTok"/>
-        </w:rPr>
-        <w:t xml:space="preserve">}</w:t>
-      </w:r>
-      <w:r>
-        <w:rPr>
-          <w:rStyle w:val="SpecialStringTok"/>
-        </w:rPr>
-        <w:t xml:space="preserve">"</w:t>
-      </w:r>
-      <w:r>
-        <w:rPr>
-          <w:rStyle w:val="NormalTok"/>
-        </w:rPr>
-        <w:t xml:space="preserve">)</w:t>
-      </w:r>
-      <w:r>
-        <w:br/>
-      </w:r>
-      <w:r>
-        <w:rPr>
-          <w:rStyle w:val="CommentTok"/>
-        </w:rPr>
-        <w:t xml:space="preserve"># Output: The 0th Fibonacci number is: 0</w:t>
-      </w:r>
-      <w:r>
-        <w:br/>
-      </w:r>
-      <w:r>
-        <w:br/>
-      </w:r>
-      <w:r>
-        <w:rPr>
-          <w:rStyle w:val="CommentTok"/>
-        </w:rPr>
-        <w:t xml:space="preserve"># Example 3: Attempting to use a negative index</w:t>
-      </w:r>
-      <w:r>
-        <w:br/>
-      </w:r>
-      <w:r>
-        <w:rPr>
-          <w:rStyle w:val="ControlFlowTok"/>
-        </w:rPr>
-        <w:t xml:space="preserve">try</w:t>
-      </w:r>
-      <w:r>
-        <w:rPr>
-          <w:rStyle w:val="NormalTok"/>
-        </w:rPr>
-        <w:t xml:space="preserve">:</w:t>
-      </w:r>
-      <w:r>
-        <w:br/>
-      </w:r>
-      <w:r>
-        <w:rPr>
-          <w:rStyle w:val="NormalTok"/>
-        </w:rPr>
-        <w:t xml:space="preserve">    fibonacci(</w:t>
-      </w:r>
-      <w:r>
-        <w:rPr>
-          <w:rStyle w:val="OperatorTok"/>
-        </w:rPr>
-        <w:t xml:space="preserve">-</w:t>
-      </w:r>
-      <w:r>
-        <w:rPr>
-          <w:rStyle w:val="DecValTok"/>
-        </w:rPr>
-        <w:t xml:space="preserve">5</w:t>
-      </w:r>
-      <w:r>
-        <w:rPr>
-          <w:rStyle w:val="NormalTok"/>
-        </w:rPr>
-        <w:t xml:space="preserve">)</w:t>
-      </w:r>
-      <w:r>
-        <w:br/>
-      </w:r>
-      <w:r>
-        <w:rPr>
-          <w:rStyle w:val="ControlFlowTok"/>
-        </w:rPr>
-        <w:t xml:space="preserve">except</w:t>
-      </w:r>
-      <w:r>
-        <w:rPr>
-          <w:rStyle w:val="NormalTok"/>
-        </w:rPr>
-        <w:t xml:space="preserve"> </w:t>
-      </w:r>
-      <w:r>
-        <w:rPr>
-          <w:rStyle w:val="PreprocessorTok"/>
-        </w:rPr>
-        <w:t xml:space="preserve">ValueError</w:t>
-      </w:r>
-      <w:r>
-        <w:rPr>
-          <w:rStyle w:val="NormalTok"/>
-        </w:rPr>
-        <w:t xml:space="preserve"> </w:t>
-      </w:r>
-      <w:r>
-        <w:rPr>
-          <w:rStyle w:val="ImportTok"/>
-        </w:rPr>
-        <w:t xml:space="preserve">as</w:t>
-      </w:r>
-      <w:r>
-        <w:rPr>
-          <w:rStyle w:val="NormalTok"/>
-        </w:rPr>
-        <w:t xml:space="preserve"> e:</w:t>
-      </w:r>
-      <w:r>
-        <w:br/>
-      </w:r>
-      <w:r>
-        <w:rPr>
-          <w:rStyle w:val="NormalTok"/>
-        </w:rPr>
-        <w:t xml:space="preserve">    </w:t>
-      </w:r>
-      <w:r>
-        <w:rPr>
-          <w:rStyle w:val="BuiltInTok"/>
-        </w:rPr>
-        <w:t xml:space="preserve">print</w:t>
-      </w:r>
-      <w:r>
-        <w:rPr>
-          <w:rStyle w:val="NormalTok"/>
-        </w:rPr>
-        <w:t xml:space="preserve">(e)</w:t>
-      </w:r>
-      <w:r>
-        <w:br/>
-      </w:r>
-      <w:r>
-        <w:rPr>
-          <w:rStyle w:val="CommentTok"/>
-        </w:rPr>
-        <w:t xml:space="preserve"># Output: n must be non-negative</w:t>
+        <w:t xml:space="preserve">21</w:t>
       </w:r>
     </w:p>
     <w:bookmarkEnd w:id="9"/>
@@ -923,7 +537,23 @@
         <w:pStyle w:val="FirstParagraph"/>
       </w:pPr>
       <w:r>
-        <w:t xml:space="preserve">Function - invert_dictionary:</w:t>
+        <w:t xml:space="preserve">The function of</w:t>
+      </w:r>
+      <w:r>
+        <w:t xml:space="preserve"> </w:t>
+      </w:r>
+      <w:r>
+        <w:rPr>
+          <w:b/>
+          <w:bCs/>
+        </w:rPr>
+        <w:t xml:space="preserve">invert_dictionary</w:t>
+      </w:r>
+      <w:r>
+        <w:t xml:space="preserve"> </w:t>
+      </w:r>
+      <w:r>
+        <w:t xml:space="preserve">is to swap the keys and values of a dictionary, raising an error if the original dictionary’s values are not unique.</w:t>
       </w:r>
     </w:p>
     <w:p>
@@ -931,13 +561,32 @@
         <w:pStyle w:val="BodyText"/>
       </w:pPr>
       <w:r>
-        <w:t xml:space="preserve">Purpose:</w:t>
+        <w:rPr>
+          <w:b/>
+          <w:bCs/>
+        </w:rPr>
+        <w:t xml:space="preserve">parameters</w:t>
+      </w:r>
+      <w:r>
+        <w:t xml:space="preserve">: The parameters of this Function.</w:t>
       </w:r>
       <w:r>
         <w:t xml:space="preserve"> </w:t>
       </w:r>
       <w:r>
-        <w:t xml:space="preserve">Creates a new dictionary by swapping the keys and values of an existing dictionary, ensuring all original values are unique.</w:t>
+        <w:t xml:space="preserve">·</w:t>
+      </w:r>
+      <w:r>
+        <w:t xml:space="preserve"> </w:t>
+      </w:r>
+      <w:r>
+        <w:rPr>
+          <w:rStyle w:val="VerbatimChar"/>
+        </w:rPr>
+        <w:t xml:space="preserve">mapping</w:t>
+      </w:r>
+      <w:r>
+        <w:t xml:space="preserve">: A dictionary with string keys and integer values. The values in this dictionary must be unique.</w:t>
       </w:r>
     </w:p>
     <w:p>
@@ -945,13 +594,74 @@
         <w:pStyle w:val="BodyText"/>
       </w:pPr>
       <w:r>
-        <w:t xml:space="preserve">Parameters:</w:t>
+        <w:rPr>
+          <w:b/>
+          <w:bCs/>
+        </w:rPr>
+        <w:t xml:space="preserve">Code Description</w:t>
+      </w:r>
+      <w:r>
+        <w:t xml:space="preserve">:</w:t>
       </w:r>
       <w:r>
         <w:t xml:space="preserve"> </w:t>
       </w:r>
       <w:r>
-        <w:t xml:space="preserve">• mapping (Dict[str, int]): The dictionary to be inverted. It is expected to map string keys to integer values, and all integer values must be unique.</w:t>
+        <w:t xml:space="preserve">The function first validates the input</w:t>
+      </w:r>
+      <w:r>
+        <w:t xml:space="preserve"> </w:t>
+      </w:r>
+      <w:r>
+        <w:rPr>
+          <w:rStyle w:val="VerbatimChar"/>
+        </w:rPr>
+        <w:t xml:space="preserve">mapping</w:t>
+      </w:r>
+      <w:r>
+        <w:t xml:space="preserve">. It compares the number of values in the dictionary (</w:t>
+      </w:r>
+      <w:r>
+        <w:rPr>
+          <w:rStyle w:val="VerbatimChar"/>
+        </w:rPr>
+        <w:t xml:space="preserve">len(mapping.values())</w:t>
+      </w:r>
+      <w:r>
+        <w:t xml:space="preserve">) with the number of unique values (</w:t>
+      </w:r>
+      <w:r>
+        <w:rPr>
+          <w:rStyle w:val="VerbatimChar"/>
+        </w:rPr>
+        <w:t xml:space="preserve">len(set(mapping.values()))</w:t>
+      </w:r>
+      <w:r>
+        <w:t xml:space="preserve">). If these two counts are not equal, it indicates that there are duplicate values in the input dictionary. In this case, a</w:t>
+      </w:r>
+      <w:r>
+        <w:t xml:space="preserve"> </w:t>
+      </w:r>
+      <w:r>
+        <w:rPr>
+          <w:rStyle w:val="VerbatimChar"/>
+        </w:rPr>
+        <w:t xml:space="preserve">ValueError</w:t>
+      </w:r>
+      <w:r>
+        <w:t xml:space="preserve"> </w:t>
+      </w:r>
+      <w:r>
+        <w:t xml:space="preserve">is raised with the message</w:t>
+      </w:r>
+      <w:r>
+        <w:t xml:space="preserve"> </w:t>
+      </w:r>
+      <w:r>
+        <w:t xml:space="preserve">“Values must be unique to invert dictionary”</w:t>
+      </w:r>
+      <w:r>
+        <w:t xml:space="preserve">.</w:t>
       </w:r>
     </w:p>
     <w:p>
@@ -959,13 +669,7 @@
         <w:pStyle w:val="BodyText"/>
       </w:pPr>
       <w:r>
-        <w:t xml:space="preserve">Detailed Description:</w:t>
-      </w:r>
-      <w:r>
-        <w:t xml:space="preserve"> </w:t>
-      </w:r>
-      <w:r>
-        <w:t xml:space="preserve">The function first validates the input dictionary</w:t>
+        <w:t xml:space="preserve">If all values are unique, the function proceeds to create and return a new dictionary using a dictionary comprehension. It iterates through each key-value pair of the input</w:t>
       </w:r>
       <w:r>
         <w:t xml:space="preserve"> </w:t>
@@ -980,7 +684,7 @@
         <w:t xml:space="preserve"> </w:t>
       </w:r>
       <w:r>
-        <w:t xml:space="preserve">to ensure it can be inverted without data loss. It performs this check by comparing the number of values in the dictionary with the number of unique values. This is achieved by comparing the length of</w:t>
+        <w:t xml:space="preserve">and constructs a new dictionary where the original</w:t>
       </w:r>
       <w:r>
         <w:t xml:space="preserve"> </w:t>
@@ -989,13 +693,13 @@
         <w:rPr>
           <w:rStyle w:val="VerbatimChar"/>
         </w:rPr>
-        <w:t xml:space="preserve">mapping.values()</w:t>
+        <w:t xml:space="preserve">value</w:t>
       </w:r>
       <w:r>
         <w:t xml:space="preserve"> </w:t>
       </w:r>
       <w:r>
-        <w:t xml:space="preserve">with the length of a</w:t>
+        <w:t xml:space="preserve">becomes the new key and the original</w:t>
       </w:r>
       <w:r>
         <w:t xml:space="preserve"> </w:t>
@@ -1004,25 +708,13 @@
         <w:rPr>
           <w:rStyle w:val="VerbatimChar"/>
         </w:rPr>
-        <w:t xml:space="preserve">set</w:t>
+        <w:t xml:space="preserve">key</w:t>
       </w:r>
       <w:r>
         <w:t xml:space="preserve"> </w:t>
       </w:r>
       <w:r>
-        <w:t xml:space="preserve">created from</w:t>
-      </w:r>
-      <w:r>
-        <w:t xml:space="preserve"> </w:t>
-      </w:r>
-      <w:r>
-        <w:rPr>
-          <w:rStyle w:val="VerbatimChar"/>
-        </w:rPr>
-        <w:t xml:space="preserve">mapping.values()</w:t>
-      </w:r>
-      <w:r>
-        <w:t xml:space="preserve">. Since a set can only contain unique elements, if these two lengths are not equal, it indicates that the original dictionary contains duplicate values.</w:t>
+        <w:t xml:space="preserve">becomes the new value.</w:t>
       </w:r>
     </w:p>
     <w:p>
@@ -1030,7 +722,20 @@
         <w:pStyle w:val="BodyText"/>
       </w:pPr>
       <w:r>
-        <w:t xml:space="preserve">If duplicate values are detected, the function raises a</w:t>
+        <w:rPr>
+          <w:b/>
+          <w:bCs/>
+        </w:rPr>
+        <w:t xml:space="preserve">Note</w:t>
+      </w:r>
+      <w:r>
+        <w:t xml:space="preserve">:</w:t>
+      </w:r>
+      <w:r>
+        <w:t xml:space="preserve"> </w:t>
+      </w:r>
+      <w:r>
+        <w:t xml:space="preserve">This function will fail and raise a</w:t>
       </w:r>
       <w:r>
         <w:t xml:space="preserve"> </w:t>
@@ -1045,7 +750,7 @@
         <w:t xml:space="preserve"> </w:t>
       </w:r>
       <w:r>
-        <w:t xml:space="preserve">with a descriptive message to inform the user that the inversion cannot be performed.</w:t>
+        <w:t xml:space="preserve">if the input dictionary contains any duplicate values, as this would result in key collisions in the inverted dictionary.</w:t>
       </w:r>
     </w:p>
     <w:p>
@@ -1053,130 +758,6 @@
         <w:pStyle w:val="BodyText"/>
       </w:pPr>
       <w:r>
-        <w:t xml:space="preserve">If all values are unique, the function proceeds to create the inverted dictionary using a dictionary comprehension. It iterates through each key-value pair of the input</w:t>
-      </w:r>
-      <w:r>
-        <w:t xml:space="preserve"> </w:t>
-      </w:r>
-      <w:r>
-        <w:rPr>
-          <w:rStyle w:val="VerbatimChar"/>
-        </w:rPr>
-        <w:t xml:space="preserve">mapping</w:t>
-      </w:r>
-      <w:r>
-        <w:t xml:space="preserve"> </w:t>
-      </w:r>
-      <w:r>
-        <w:t xml:space="preserve">and constructs a new dictionary where each original</w:t>
-      </w:r>
-      <w:r>
-        <w:t xml:space="preserve"> </w:t>
-      </w:r>
-      <w:r>
-        <w:rPr>
-          <w:rStyle w:val="VerbatimChar"/>
-        </w:rPr>
-        <w:t xml:space="preserve">value</w:t>
-      </w:r>
-      <w:r>
-        <w:t xml:space="preserve"> </w:t>
-      </w:r>
-      <w:r>
-        <w:t xml:space="preserve">becomes a new key, and each original</w:t>
-      </w:r>
-      <w:r>
-        <w:t xml:space="preserve"> </w:t>
-      </w:r>
-      <w:r>
-        <w:rPr>
-          <w:rStyle w:val="VerbatimChar"/>
-        </w:rPr>
-        <w:t xml:space="preserve">key</w:t>
-      </w:r>
-      <w:r>
-        <w:t xml:space="preserve"> </w:t>
-      </w:r>
-      <w:r>
-        <w:t xml:space="preserve">becomes its corresponding value. The newly created inverted dictionary is then returned.</w:t>
-      </w:r>
-    </w:p>
-    <w:p>
-      <w:pPr>
-        <w:pStyle w:val="BodyText"/>
-      </w:pPr>
-      <w:r>
-        <w:t xml:space="preserve">Important Notes:</w:t>
-      </w:r>
-      <w:r>
-        <w:t xml:space="preserve"> </w:t>
-      </w:r>
-      <w:r>
-        <w:t xml:space="preserve">• The function will raise a</w:t>
-      </w:r>
-      <w:r>
-        <w:t xml:space="preserve"> </w:t>
-      </w:r>
-      <w:r>
-        <w:rPr>
-          <w:rStyle w:val="VerbatimChar"/>
-        </w:rPr>
-        <w:t xml:space="preserve">ValueError</w:t>
-      </w:r>
-      <w:r>
-        <w:t xml:space="preserve"> </w:t>
-      </w:r>
-      <w:r>
-        <w:t xml:space="preserve">if the input dictionary contains duplicate values, as this would lead to key collisions in the resulting inverted dictionary.</w:t>
-      </w:r>
-      <w:r>
-        <w:t xml:space="preserve"> </w:t>
-      </w:r>
-      <w:r>
-        <w:t xml:space="preserve">• The values from the input dictionary must be of a hashable type (e.g., int, str, tuple) to be used as keys in the returned dictionary. The type hint</w:t>
-      </w:r>
-      <w:r>
-        <w:t xml:space="preserve"> </w:t>
-      </w:r>
-      <w:r>
-        <w:rPr>
-          <w:rStyle w:val="VerbatimChar"/>
-        </w:rPr>
-        <w:t xml:space="preserve">Dict[str, int]</w:t>
-      </w:r>
-      <w:r>
-        <w:t xml:space="preserve"> </w:t>
-      </w:r>
-      <w:r>
-        <w:t xml:space="preserve">ensures this condition is met for the specified types.</w:t>
-      </w:r>
-      <w:r>
-        <w:t xml:space="preserve"> </w:t>
-      </w:r>
-      <w:r>
-        <w:t xml:space="preserve">• The function returns a new dictionary and does not modify the original</w:t>
-      </w:r>
-      <w:r>
-        <w:t xml:space="preserve"> </w:t>
-      </w:r>
-      <w:r>
-        <w:rPr>
-          <w:rStyle w:val="VerbatimChar"/>
-        </w:rPr>
-        <w:t xml:space="preserve">mapping</w:t>
-      </w:r>
-      <w:r>
-        <w:t xml:space="preserve"> </w:t>
-      </w:r>
-      <w:r>
-        <w:t xml:space="preserve">dictionary.</w:t>
-      </w:r>
-    </w:p>
-    <w:p>
-      <w:pPr>
-        <w:pStyle w:val="BodyText"/>
-      </w:pPr>
-      <w:r>
         <w:rPr>
           <w:b/>
           <w:bCs/>
@@ -1193,9 +774,42 @@
       </w:pPr>
       <w:r>
         <w:rPr>
+          <w:rStyle w:val="CommentTok"/>
+        </w:rPr>
+        <w:t xml:space="preserve"># Given the input:</w:t>
+      </w:r>
+      <w:r>
+        <w:br/>
+      </w:r>
+      <w:r>
+        <w:rPr>
           <w:rStyle w:val="NormalTok"/>
         </w:rPr>
-        <w:t xml:space="preserve">{</w:t>
+        <w:t xml:space="preserve">mapping </w:t>
+      </w:r>
+      <w:r>
+        <w:rPr>
+          <w:rStyle w:val="OperatorTok"/>
+        </w:rPr>
+        <w:t xml:space="preserve">=</w:t>
+      </w:r>
+      <w:r>
+        <w:rPr>
+          <w:rStyle w:val="NormalTok"/>
+        </w:rPr>
+        <w:t xml:space="preserve"> {</w:t>
+      </w:r>
+      <w:r>
+        <w:rPr>
+          <w:rStyle w:val="StringTok"/>
+        </w:rPr>
+        <w:t xml:space="preserve">'apple'</w:t>
+      </w:r>
+      <w:r>
+        <w:rPr>
+          <w:rStyle w:val="NormalTok"/>
+        </w:rPr>
+        <w:t xml:space="preserve">: </w:t>
       </w:r>
       <w:r>
         <w:rPr>
@@ -1207,6 +821,87 @@
         <w:rPr>
           <w:rStyle w:val="NormalTok"/>
         </w:rPr>
+        <w:t xml:space="preserve">, </w:t>
+      </w:r>
+      <w:r>
+        <w:rPr>
+          <w:rStyle w:val="StringTok"/>
+        </w:rPr>
+        <w:t xml:space="preserve">'banana'</w:t>
+      </w:r>
+      <w:r>
+        <w:rPr>
+          <w:rStyle w:val="NormalTok"/>
+        </w:rPr>
+        <w:t xml:space="preserve">: </w:t>
+      </w:r>
+      <w:r>
+        <w:rPr>
+          <w:rStyle w:val="DecValTok"/>
+        </w:rPr>
+        <w:t xml:space="preserve">2</w:t>
+      </w:r>
+      <w:r>
+        <w:rPr>
+          <w:rStyle w:val="NormalTok"/>
+        </w:rPr>
+        <w:t xml:space="preserve">, </w:t>
+      </w:r>
+      <w:r>
+        <w:rPr>
+          <w:rStyle w:val="StringTok"/>
+        </w:rPr>
+        <w:t xml:space="preserve">'cherry'</w:t>
+      </w:r>
+      <w:r>
+        <w:rPr>
+          <w:rStyle w:val="NormalTok"/>
+        </w:rPr>
+        <w:t xml:space="preserve">: </w:t>
+      </w:r>
+      <w:r>
+        <w:rPr>
+          <w:rStyle w:val="DecValTok"/>
+        </w:rPr>
+        <w:t xml:space="preserve">3</w:t>
+      </w:r>
+      <w:r>
+        <w:rPr>
+          <w:rStyle w:val="NormalTok"/>
+        </w:rPr>
+        <w:t xml:space="preserve">}</w:t>
+      </w:r>
+      <w:r>
+        <w:br/>
+      </w:r>
+      <w:r>
+        <w:br/>
+      </w:r>
+      <w:r>
+        <w:rPr>
+          <w:rStyle w:val="CommentTok"/>
+        </w:rPr>
+        <w:t xml:space="preserve"># Calling invert_dictionary(mapping) returns:</w:t>
+      </w:r>
+      <w:r>
+        <w:br/>
+      </w:r>
+      <w:r>
+        <w:rPr>
+          <w:rStyle w:val="NormalTok"/>
+        </w:rPr>
+        <w:t xml:space="preserve">{</w:t>
+      </w:r>
+      <w:r>
+        <w:rPr>
+          <w:rStyle w:val="DecValTok"/>
+        </w:rPr>
+        <w:t xml:space="preserve">1</w:t>
+      </w:r>
+      <w:r>
+        <w:rPr>
+          <w:rStyle w:val="NormalTok"/>
+        </w:rPr>
         <w:t xml:space="preserve">: </w:t>
       </w:r>
       <w:r>
@@ -1268,511 +963,6 @@
           <w:rStyle w:val="NormalTok"/>
         </w:rPr>
         <w:t xml:space="preserve">}</w:t>
-      </w:r>
-    </w:p>
-    <w:p>
-      <w:pPr>
-        <w:pStyle w:val="FirstParagraph"/>
-      </w:pPr>
-      <w:r>
-        <w:t xml:space="preserve">Usage Example:</w:t>
-      </w:r>
-    </w:p>
-    <w:p>
-      <w:pPr>
-        <w:pStyle w:val="SourceCode"/>
-      </w:pPr>
-      <w:r>
-        <w:rPr>
-          <w:rStyle w:val="CommentTok"/>
-        </w:rPr>
-        <w:t xml:space="preserve"># Example 1: Successful inversion with unique values</w:t>
-      </w:r>
-      <w:r>
-        <w:br/>
-      </w:r>
-      <w:r>
-        <w:rPr>
-          <w:rStyle w:val="NormalTok"/>
-        </w:rPr>
-        <w:t xml:space="preserve">original_dict </w:t>
-      </w:r>
-      <w:r>
-        <w:rPr>
-          <w:rStyle w:val="OperatorTok"/>
-        </w:rPr>
-        <w:t xml:space="preserve">=</w:t>
-      </w:r>
-      <w:r>
-        <w:rPr>
-          <w:rStyle w:val="NormalTok"/>
-        </w:rPr>
-        <w:t xml:space="preserve"> {</w:t>
-      </w:r>
-      <w:r>
-        <w:rPr>
-          <w:rStyle w:val="StringTok"/>
-        </w:rPr>
-        <w:t xml:space="preserve">'a'</w:t>
-      </w:r>
-      <w:r>
-        <w:rPr>
-          <w:rStyle w:val="NormalTok"/>
-        </w:rPr>
-        <w:t xml:space="preserve">: </w:t>
-      </w:r>
-      <w:r>
-        <w:rPr>
-          <w:rStyle w:val="DecValTok"/>
-        </w:rPr>
-        <w:t xml:space="preserve">1</w:t>
-      </w:r>
-      <w:r>
-        <w:rPr>
-          <w:rStyle w:val="NormalTok"/>
-        </w:rPr>
-        <w:t xml:space="preserve">, </w:t>
-      </w:r>
-      <w:r>
-        <w:rPr>
-          <w:rStyle w:val="StringTok"/>
-        </w:rPr>
-        <w:t xml:space="preserve">'b'</w:t>
-      </w:r>
-      <w:r>
-        <w:rPr>
-          <w:rStyle w:val="NormalTok"/>
-        </w:rPr>
-        <w:t xml:space="preserve">: </w:t>
-      </w:r>
-      <w:r>
-        <w:rPr>
-          <w:rStyle w:val="DecValTok"/>
-        </w:rPr>
-        <w:t xml:space="preserve">2</w:t>
-      </w:r>
-      <w:r>
-        <w:rPr>
-          <w:rStyle w:val="NormalTok"/>
-        </w:rPr>
-        <w:t xml:space="preserve">, </w:t>
-      </w:r>
-      <w:r>
-        <w:rPr>
-          <w:rStyle w:val="StringTok"/>
-        </w:rPr>
-        <w:t xml:space="preserve">'c'</w:t>
-      </w:r>
-      <w:r>
-        <w:rPr>
-          <w:rStyle w:val="NormalTok"/>
-        </w:rPr>
-        <w:t xml:space="preserve">: </w:t>
-      </w:r>
-      <w:r>
-        <w:rPr>
-          <w:rStyle w:val="DecValTok"/>
-        </w:rPr>
-        <w:t xml:space="preserve">3</w:t>
-      </w:r>
-      <w:r>
-        <w:rPr>
-          <w:rStyle w:val="NormalTok"/>
-        </w:rPr>
-        <w:t xml:space="preserve">}</w:t>
-      </w:r>
-      <w:r>
-        <w:br/>
-      </w:r>
-      <w:r>
-        <w:rPr>
-          <w:rStyle w:val="NormalTok"/>
-        </w:rPr>
-        <w:t xml:space="preserve">inverted_dict </w:t>
-      </w:r>
-      <w:r>
-        <w:rPr>
-          <w:rStyle w:val="OperatorTok"/>
-        </w:rPr>
-        <w:t xml:space="preserve">=</w:t>
-      </w:r>
-      <w:r>
-        <w:rPr>
-          <w:rStyle w:val="NormalTok"/>
-        </w:rPr>
-        <w:t xml:space="preserve"> invert_dictionary(original_dict)</w:t>
-      </w:r>
-      <w:r>
-        <w:br/>
-      </w:r>
-      <w:r>
-        <w:rPr>
-          <w:rStyle w:val="BuiltInTok"/>
-        </w:rPr>
-        <w:t xml:space="preserve">print</w:t>
-      </w:r>
-      <w:r>
-        <w:rPr>
-          <w:rStyle w:val="NormalTok"/>
-        </w:rPr>
-        <w:t xml:space="preserve">(</w:t>
-      </w:r>
-      <w:r>
-        <w:rPr>
-          <w:rStyle w:val="SpecialStringTok"/>
-        </w:rPr>
-        <w:t xml:space="preserve">f"Original: </w:t>
-      </w:r>
-      <w:r>
-        <w:rPr>
-          <w:rStyle w:val="SpecialCharTok"/>
-        </w:rPr>
-        <w:t xml:space="preserve">{</w:t>
-      </w:r>
-      <w:r>
-        <w:rPr>
-          <w:rStyle w:val="NormalTok"/>
-        </w:rPr>
-        <w:t xml:space="preserve">original_dict</w:t>
-      </w:r>
-      <w:r>
-        <w:rPr>
-          <w:rStyle w:val="SpecialCharTok"/>
-        </w:rPr>
-        <w:t xml:space="preserve">}</w:t>
-      </w:r>
-      <w:r>
-        <w:rPr>
-          <w:rStyle w:val="SpecialStringTok"/>
-        </w:rPr>
-        <w:t xml:space="preserve">"</w:t>
-      </w:r>
-      <w:r>
-        <w:rPr>
-          <w:rStyle w:val="NormalTok"/>
-        </w:rPr>
-        <w:t xml:space="preserve">)</w:t>
-      </w:r>
-      <w:r>
-        <w:br/>
-      </w:r>
-      <w:r>
-        <w:rPr>
-          <w:rStyle w:val="BuiltInTok"/>
-        </w:rPr>
-        <w:t xml:space="preserve">print</w:t>
-      </w:r>
-      <w:r>
-        <w:rPr>
-          <w:rStyle w:val="NormalTok"/>
-        </w:rPr>
-        <w:t xml:space="preserve">(</w:t>
-      </w:r>
-      <w:r>
-        <w:rPr>
-          <w:rStyle w:val="SpecialStringTok"/>
-        </w:rPr>
-        <w:t xml:space="preserve">f"Inverted: </w:t>
-      </w:r>
-      <w:r>
-        <w:rPr>
-          <w:rStyle w:val="SpecialCharTok"/>
-        </w:rPr>
-        <w:t xml:space="preserve">{</w:t>
-      </w:r>
-      <w:r>
-        <w:rPr>
-          <w:rStyle w:val="NormalTok"/>
-        </w:rPr>
-        <w:t xml:space="preserve">inverted_dict</w:t>
-      </w:r>
-      <w:r>
-        <w:rPr>
-          <w:rStyle w:val="SpecialCharTok"/>
-        </w:rPr>
-        <w:t xml:space="preserve">}</w:t>
-      </w:r>
-      <w:r>
-        <w:rPr>
-          <w:rStyle w:val="SpecialStringTok"/>
-        </w:rPr>
-        <w:t xml:space="preserve">"</w:t>
-      </w:r>
-      <w:r>
-        <w:rPr>
-          <w:rStyle w:val="NormalTok"/>
-        </w:rPr>
-        <w:t xml:space="preserve">)</w:t>
-      </w:r>
-      <w:r>
-        <w:br/>
-      </w:r>
-      <w:r>
-        <w:rPr>
-          <w:rStyle w:val="CommentTok"/>
-        </w:rPr>
-        <w:t xml:space="preserve"># Expected Output:</w:t>
-      </w:r>
-      <w:r>
-        <w:br/>
-      </w:r>
-      <w:r>
-        <w:rPr>
-          <w:rStyle w:val="CommentTok"/>
-        </w:rPr>
-        <w:t xml:space="preserve"># Original: {'a': 1, 'b': 2, 'c': 3}</w:t>
-      </w:r>
-      <w:r>
-        <w:br/>
-      </w:r>
-      <w:r>
-        <w:rPr>
-          <w:rStyle w:val="CommentTok"/>
-        </w:rPr>
-        <w:t xml:space="preserve"># Inverted: {1: 'a', 2: 'b', 3: 'c'}</w:t>
-      </w:r>
-      <w:r>
-        <w:br/>
-      </w:r>
-      <w:r>
-        <w:br/>
-      </w:r>
-      <w:r>
-        <w:rPr>
-          <w:rStyle w:val="CommentTok"/>
-        </w:rPr>
-        <w:t xml:space="preserve"># Example 2: Attempted inversion with duplicate values</w:t>
-      </w:r>
-      <w:r>
-        <w:br/>
-      </w:r>
-      <w:r>
-        <w:rPr>
-          <w:rStyle w:val="NormalTok"/>
-        </w:rPr>
-        <w:t xml:space="preserve">invalid_dict </w:t>
-      </w:r>
-      <w:r>
-        <w:rPr>
-          <w:rStyle w:val="OperatorTok"/>
-        </w:rPr>
-        <w:t xml:space="preserve">=</w:t>
-      </w:r>
-      <w:r>
-        <w:rPr>
-          <w:rStyle w:val="NormalTok"/>
-        </w:rPr>
-        <w:t xml:space="preserve"> {</w:t>
-      </w:r>
-      <w:r>
-        <w:rPr>
-          <w:rStyle w:val="StringTok"/>
-        </w:rPr>
-        <w:t xml:space="preserve">'a'</w:t>
-      </w:r>
-      <w:r>
-        <w:rPr>
-          <w:rStyle w:val="NormalTok"/>
-        </w:rPr>
-        <w:t xml:space="preserve">: </w:t>
-      </w:r>
-      <w:r>
-        <w:rPr>
-          <w:rStyle w:val="DecValTok"/>
-        </w:rPr>
-        <w:t xml:space="preserve">1</w:t>
-      </w:r>
-      <w:r>
-        <w:rPr>
-          <w:rStyle w:val="NormalTok"/>
-        </w:rPr>
-        <w:t xml:space="preserve">, </w:t>
-      </w:r>
-      <w:r>
-        <w:rPr>
-          <w:rStyle w:val="StringTok"/>
-        </w:rPr>
-        <w:t xml:space="preserve">'b'</w:t>
-      </w:r>
-      <w:r>
-        <w:rPr>
-          <w:rStyle w:val="NormalTok"/>
-        </w:rPr>
-        <w:t xml:space="preserve">: </w:t>
-      </w:r>
-      <w:r>
-        <w:rPr>
-          <w:rStyle w:val="DecValTok"/>
-        </w:rPr>
-        <w:t xml:space="preserve">2</w:t>
-      </w:r>
-      <w:r>
-        <w:rPr>
-          <w:rStyle w:val="NormalTok"/>
-        </w:rPr>
-        <w:t xml:space="preserve">, </w:t>
-      </w:r>
-      <w:r>
-        <w:rPr>
-          <w:rStyle w:val="StringTok"/>
-        </w:rPr>
-        <w:t xml:space="preserve">'c'</w:t>
-      </w:r>
-      <w:r>
-        <w:rPr>
-          <w:rStyle w:val="NormalTok"/>
-        </w:rPr>
-        <w:t xml:space="preserve">: </w:t>
-      </w:r>
-      <w:r>
-        <w:rPr>
-          <w:rStyle w:val="DecValTok"/>
-        </w:rPr>
-        <w:t xml:space="preserve">1</w:t>
-      </w:r>
-      <w:r>
-        <w:rPr>
-          <w:rStyle w:val="NormalTok"/>
-        </w:rPr>
-        <w:t xml:space="preserve">}</w:t>
-      </w:r>
-      <w:r>
-        <w:br/>
-      </w:r>
-      <w:r>
-        <w:rPr>
-          <w:rStyle w:val="ControlFlowTok"/>
-        </w:rPr>
-        <w:t xml:space="preserve">try</w:t>
-      </w:r>
-      <w:r>
-        <w:rPr>
-          <w:rStyle w:val="NormalTok"/>
-        </w:rPr>
-        <w:t xml:space="preserve">:</w:t>
-      </w:r>
-      <w:r>
-        <w:br/>
-      </w:r>
-      <w:r>
-        <w:rPr>
-          <w:rStyle w:val="NormalTok"/>
-        </w:rPr>
-        <w:t xml:space="preserve">    invert_dictionary(invalid_dict)</w:t>
-      </w:r>
-      <w:r>
-        <w:br/>
-      </w:r>
-      <w:r>
-        <w:rPr>
-          <w:rStyle w:val="ControlFlowTok"/>
-        </w:rPr>
-        <w:t xml:space="preserve">except</w:t>
-      </w:r>
-      <w:r>
-        <w:rPr>
-          <w:rStyle w:val="NormalTok"/>
-        </w:rPr>
-        <w:t xml:space="preserve"> </w:t>
-      </w:r>
-      <w:r>
-        <w:rPr>
-          <w:rStyle w:val="PreprocessorTok"/>
-        </w:rPr>
-        <w:t xml:space="preserve">ValueError</w:t>
-      </w:r>
-      <w:r>
-        <w:rPr>
-          <w:rStyle w:val="NormalTok"/>
-        </w:rPr>
-        <w:t xml:space="preserve"> </w:t>
-      </w:r>
-      <w:r>
-        <w:rPr>
-          <w:rStyle w:val="ImportTok"/>
-        </w:rPr>
-        <w:t xml:space="preserve">as</w:t>
-      </w:r>
-      <w:r>
-        <w:rPr>
-          <w:rStyle w:val="NormalTok"/>
-        </w:rPr>
-        <w:t xml:space="preserve"> e:</w:t>
-      </w:r>
-      <w:r>
-        <w:br/>
-      </w:r>
-      <w:r>
-        <w:rPr>
-          <w:rStyle w:val="NormalTok"/>
-        </w:rPr>
-        <w:t xml:space="preserve">    </w:t>
-      </w:r>
-      <w:r>
-        <w:rPr>
-          <w:rStyle w:val="BuiltInTok"/>
-        </w:rPr>
-        <w:t xml:space="preserve">print</w:t>
-      </w:r>
-      <w:r>
-        <w:rPr>
-          <w:rStyle w:val="NormalTok"/>
-        </w:rPr>
-        <w:t xml:space="preserve">(</w:t>
-      </w:r>
-      <w:r>
-        <w:rPr>
-          <w:rStyle w:val="SpecialStringTok"/>
-        </w:rPr>
-        <w:t xml:space="preserve">f"Error: </w:t>
-      </w:r>
-      <w:r>
-        <w:rPr>
-          <w:rStyle w:val="SpecialCharTok"/>
-        </w:rPr>
-        <w:t xml:space="preserve">{</w:t>
-      </w:r>
-      <w:r>
-        <w:rPr>
-          <w:rStyle w:val="NormalTok"/>
-        </w:rPr>
-        <w:t xml:space="preserve">e</w:t>
-      </w:r>
-      <w:r>
-        <w:rPr>
-          <w:rStyle w:val="SpecialCharTok"/>
-        </w:rPr>
-        <w:t xml:space="preserve">}</w:t>
-      </w:r>
-      <w:r>
-        <w:rPr>
-          <w:rStyle w:val="SpecialStringTok"/>
-        </w:rPr>
-        <w:t xml:space="preserve">"</w:t>
-      </w:r>
-      <w:r>
-        <w:rPr>
-          <w:rStyle w:val="NormalTok"/>
-        </w:rPr>
-        <w:t xml:space="preserve">)</w:t>
-      </w:r>
-      <w:r>
-        <w:br/>
-      </w:r>
-      <w:r>
-        <w:rPr>
-          <w:rStyle w:val="CommentTok"/>
-        </w:rPr>
-        <w:t xml:space="preserve"># Expected Output:</w:t>
-      </w:r>
-      <w:r>
-        <w:br/>
-      </w:r>
-      <w:r>
-        <w:rPr>
-          <w:rStyle w:val="CommentTok"/>
-        </w:rPr>
-        <w:t xml:space="preserve"># Error: Values must be unique to invert dictionary</w:t>
       </w:r>
     </w:p>
     <w:bookmarkEnd w:id="10"/>
@@ -1799,7 +989,23 @@
         <w:pStyle w:val="FirstParagraph"/>
       </w:pPr>
       <w:r>
-        <w:t xml:space="preserve">Function - is_palindrome:</w:t>
+        <w:t xml:space="preserve">The function of</w:t>
+      </w:r>
+      <w:r>
+        <w:t xml:space="preserve"> </w:t>
+      </w:r>
+      <w:r>
+        <w:rPr>
+          <w:b/>
+          <w:bCs/>
+        </w:rPr>
+        <w:t xml:space="preserve">is_palindrome</w:t>
+      </w:r>
+      <w:r>
+        <w:t xml:space="preserve"> </w:t>
+      </w:r>
+      <w:r>
+        <w:t xml:space="preserve">is to determine if a given string is a palindrome, meaning it reads the same forwards and backwards, while disregarding letter casing and spaces.</w:t>
       </w:r>
     </w:p>
     <w:p>
@@ -1807,13 +1013,20 @@
         <w:pStyle w:val="BodyText"/>
       </w:pPr>
       <w:r>
-        <w:t xml:space="preserve">Purpose:</w:t>
+        <w:rPr>
+          <w:b/>
+          <w:bCs/>
+        </w:rPr>
+        <w:t xml:space="preserve">parameters</w:t>
+      </w:r>
+      <w:r>
+        <w:t xml:space="preserve">: The parameters of this Function.</w:t>
       </w:r>
       <w:r>
         <w:t xml:space="preserve"> </w:t>
       </w:r>
       <w:r>
-        <w:t xml:space="preserve">Determines if a given string is a palindrome by comparing it to its reverse after ignoring case and spaces.</w:t>
+        <w:t xml:space="preserve">· text: The input string that will be checked for the palindrome property.</w:t>
       </w:r>
     </w:p>
     <w:p>
@@ -1821,13 +1034,92 @@
         <w:pStyle w:val="BodyText"/>
       </w:pPr>
       <w:r>
-        <w:t xml:space="preserve">Parameters:</w:t>
+        <w:rPr>
+          <w:b/>
+          <w:bCs/>
+        </w:rPr>
+        <w:t xml:space="preserve">Code Description</w:t>
+      </w:r>
+      <w:r>
+        <w:t xml:space="preserve">:</w:t>
       </w:r>
       <w:r>
         <w:t xml:space="preserve"> </w:t>
       </w:r>
       <w:r>
-        <w:t xml:space="preserve">• text (str): The string that will be checked for palindrome properties.</w:t>
+        <w:t xml:space="preserve">The function first normalizes the input</w:t>
+      </w:r>
+      <w:r>
+        <w:t xml:space="preserve"> </w:t>
+      </w:r>
+      <w:r>
+        <w:rPr>
+          <w:rStyle w:val="VerbatimChar"/>
+        </w:rPr>
+        <w:t xml:space="preserve">text</w:t>
+      </w:r>
+      <w:r>
+        <w:t xml:space="preserve">. It does this by creating a new string called</w:t>
+      </w:r>
+      <w:r>
+        <w:t xml:space="preserve"> </w:t>
+      </w:r>
+      <w:r>
+        <w:rPr>
+          <w:rStyle w:val="VerbatimChar"/>
+        </w:rPr>
+        <w:t xml:space="preserve">normalized</w:t>
+      </w:r>
+      <w:r>
+        <w:t xml:space="preserve">. This new string is built by iterating through each character (</w:t>
+      </w:r>
+      <w:r>
+        <w:rPr>
+          <w:rStyle w:val="VerbatimChar"/>
+        </w:rPr>
+        <w:t xml:space="preserve">ch</w:t>
+      </w:r>
+      <w:r>
+        <w:t xml:space="preserve">) of the input</w:t>
+      </w:r>
+      <w:r>
+        <w:t xml:space="preserve"> </w:t>
+      </w:r>
+      <w:r>
+        <w:rPr>
+          <w:rStyle w:val="VerbatimChar"/>
+        </w:rPr>
+        <w:t xml:space="preserve">text</w:t>
+      </w:r>
+      <w:r>
+        <w:t xml:space="preserve">. For each character, it checks if it is a space using</w:t>
+      </w:r>
+      <w:r>
+        <w:t xml:space="preserve"> </w:t>
+      </w:r>
+      <w:r>
+        <w:rPr>
+          <w:rStyle w:val="VerbatimChar"/>
+        </w:rPr>
+        <w:t xml:space="preserve">ch.isspace()</w:t>
+      </w:r>
+      <w:r>
+        <w:t xml:space="preserve">. If the character is not a space, it is converted to lowercase and included in the</w:t>
+      </w:r>
+      <w:r>
+        <w:t xml:space="preserve"> </w:t>
+      </w:r>
+      <w:r>
+        <w:rPr>
+          <w:rStyle w:val="VerbatimChar"/>
+        </w:rPr>
+        <w:t xml:space="preserve">normalized</w:t>
+      </w:r>
+      <w:r>
+        <w:t xml:space="preserve"> </w:t>
+      </w:r>
+      <w:r>
+        <w:t xml:space="preserve">string. All characters that are spaces are excluded.</w:t>
       </w:r>
     </w:p>
     <w:p>
@@ -1835,28 +1127,7 @@
         <w:pStyle w:val="BodyText"/>
       </w:pPr>
       <w:r>
-        <w:t xml:space="preserve">Detailed Description:</w:t>
-      </w:r>
-      <w:r>
-        <w:t xml:space="preserve"> </w:t>
-      </w:r>
-      <w:r>
-        <w:t xml:space="preserve">The function first normalizes the input</w:t>
-      </w:r>
-      <w:r>
-        <w:t xml:space="preserve"> </w:t>
-      </w:r>
-      <w:r>
-        <w:rPr>
-          <w:rStyle w:val="VerbatimChar"/>
-        </w:rPr>
-        <w:t xml:space="preserve">text</w:t>
-      </w:r>
-      <w:r>
-        <w:t xml:space="preserve"> </w:t>
-      </w:r>
-      <w:r>
-        <w:t xml:space="preserve">to prepare it for comparison. It creates a new string called</w:t>
+        <w:t xml:space="preserve">Finally, the function compares the</w:t>
       </w:r>
       <w:r>
         <w:t xml:space="preserve"> </w:t>
@@ -1871,7 +1142,7 @@
         <w:t xml:space="preserve"> </w:t>
       </w:r>
       <w:r>
-        <w:t xml:space="preserve">by iterating through each character of the input</w:t>
+        <w:t xml:space="preserve">string with its reversed version. The reversal is achieved using the slice notation</w:t>
       </w:r>
       <w:r>
         <w:t xml:space="preserve"> </w:t>
@@ -1880,10 +1151,10 @@
         <w:rPr>
           <w:rStyle w:val="VerbatimChar"/>
         </w:rPr>
-        <w:t xml:space="preserve">text</w:t>
-      </w:r>
-      <w:r>
-        <w:t xml:space="preserve">. During this process, it converts every character to its lowercase equivalent and discards any character that is a whitespace (like spaces, tabs, or newlines). The resulting characters are joined together to form the</w:t>
+        <w:t xml:space="preserve">[::-1]</w:t>
+      </w:r>
+      <w:r>
+        <w:t xml:space="preserve">. The function returns</w:t>
       </w:r>
       <w:r>
         <w:t xml:space="preserve"> </w:t>
@@ -1892,13 +1163,28 @@
         <w:rPr>
           <w:rStyle w:val="VerbatimChar"/>
         </w:rPr>
-        <w:t xml:space="preserve">normalized</w:t>
+        <w:t xml:space="preserve">True</w:t>
       </w:r>
       <w:r>
         <w:t xml:space="preserve"> </w:t>
       </w:r>
       <w:r>
-        <w:t xml:space="preserve">string.</w:t>
+        <w:t xml:space="preserve">if the normalized string is identical to its reverse, and</w:t>
+      </w:r>
+      <w:r>
+        <w:t xml:space="preserve"> </w:t>
+      </w:r>
+      <w:r>
+        <w:rPr>
+          <w:rStyle w:val="VerbatimChar"/>
+        </w:rPr>
+        <w:t xml:space="preserve">False</w:t>
+      </w:r>
+      <w:r>
+        <w:t xml:space="preserve"> </w:t>
+      </w:r>
+      <w:r>
+        <w:t xml:space="preserve">otherwise.</w:t>
       </w:r>
     </w:p>
     <w:p>
@@ -1906,64 +1192,20 @@
         <w:pStyle w:val="BodyText"/>
       </w:pPr>
       <w:r>
-        <w:t xml:space="preserve">Finally, the function checks if the</w:t>
+        <w:rPr>
+          <w:b/>
+          <w:bCs/>
+        </w:rPr>
+        <w:t xml:space="preserve">Note</w:t>
+      </w:r>
+      <w:r>
+        <w:t xml:space="preserve">:</w:t>
       </w:r>
       <w:r>
         <w:t xml:space="preserve"> </w:t>
       </w:r>
       <w:r>
-        <w:rPr>
-          <w:rStyle w:val="VerbatimChar"/>
-        </w:rPr>
-        <w:t xml:space="preserve">normalized</w:t>
-      </w:r>
-      <w:r>
-        <w:t xml:space="preserve"> </w:t>
-      </w:r>
-      <w:r>
-        <w:t xml:space="preserve">string is identical to its reverse. The reversal is achieved using Python’s slice notation</w:t>
-      </w:r>
-      <w:r>
-        <w:t xml:space="preserve"> </w:t>
-      </w:r>
-      <w:r>
-        <w:rPr>
-          <w:rStyle w:val="VerbatimChar"/>
-        </w:rPr>
-        <w:t xml:space="preserve">[::-1]</w:t>
-      </w:r>
-      <w:r>
-        <w:t xml:space="preserve">. The function returns</w:t>
-      </w:r>
-      <w:r>
-        <w:t xml:space="preserve"> </w:t>
-      </w:r>
-      <w:r>
-        <w:rPr>
-          <w:rStyle w:val="VerbatimChar"/>
-        </w:rPr>
-        <w:t xml:space="preserve">True</w:t>
-      </w:r>
-      <w:r>
-        <w:t xml:space="preserve"> </w:t>
-      </w:r>
-      <w:r>
-        <w:t xml:space="preserve">if the normalized string and its reversed version are the same, indicating a palindrome, and</w:t>
-      </w:r>
-      <w:r>
-        <w:t xml:space="preserve"> </w:t>
-      </w:r>
-      <w:r>
-        <w:rPr>
-          <w:rStyle w:val="VerbatimChar"/>
-        </w:rPr>
-        <w:t xml:space="preserve">False</w:t>
-      </w:r>
-      <w:r>
-        <w:t xml:space="preserve"> </w:t>
-      </w:r>
-      <w:r>
-        <w:t xml:space="preserve">otherwise.</w:t>
+        <w:t xml:space="preserve">This function specifically ignores spaces and letter casing. Punctuation and other whitespace characters (like tabs or newlines) are not ignored and will be included in the palindrome check.</w:t>
       </w:r>
     </w:p>
     <w:p>
@@ -1971,66 +1213,6 @@
         <w:pStyle w:val="BodyText"/>
       </w:pPr>
       <w:r>
-        <w:t xml:space="preserve">Important Notes:</w:t>
-      </w:r>
-      <w:r>
-        <w:t xml:space="preserve"> </w:t>
-      </w:r>
-      <w:r>
-        <w:t xml:space="preserve">• The check is case-insensitive because all characters are converted to lowercase before comparison.</w:t>
-      </w:r>
-      <w:r>
-        <w:t xml:space="preserve"> </w:t>
-      </w:r>
-      <w:r>
-        <w:t xml:space="preserve">• All whitespace characters are ignored and removed from the string.</w:t>
-      </w:r>
-      <w:r>
-        <w:t xml:space="preserve"> </w:t>
-      </w:r>
-      <w:r>
-        <w:t xml:space="preserve">• Punctuation, numbers, and other symbols are</w:t>
-      </w:r>
-      <w:r>
-        <w:t xml:space="preserve"> </w:t>
-      </w:r>
-      <w:r>
-        <w:rPr>
-          <w:i/>
-          <w:iCs/>
-        </w:rPr>
-        <w:t xml:space="preserve">not</w:t>
-      </w:r>
-      <w:r>
-        <w:t xml:space="preserve"> </w:t>
-      </w:r>
-      <w:r>
-        <w:t xml:space="preserve">ignored and will be included in the palindrome check. For example,</w:t>
-      </w:r>
-      <w:r>
-        <w:t xml:space="preserve"> </w:t>
-      </w:r>
-      <w:r>
-        <w:t xml:space="preserve">“A man, a plan…”</w:t>
-      </w:r>
-      <w:r>
-        <w:t xml:space="preserve"> </w:t>
-      </w:r>
-      <w:r>
-        <w:t xml:space="preserve">will likely not evaluate as a palindrome because the comma is not removed.</w:t>
-      </w:r>
-      <w:r>
-        <w:t xml:space="preserve"> </w:t>
-      </w:r>
-      <w:r>
-        <w:t xml:space="preserve">• The function does not raise any specific errors and handles empty strings gracefully (an empty string is considered a palindrome).</w:t>
-      </w:r>
-    </w:p>
-    <w:p>
-      <w:pPr>
-        <w:pStyle w:val="BodyText"/>
-      </w:pPr>
-      <w:r>
         <w:rPr>
           <w:b/>
           <w:bCs/>
@@ -2047,9 +1229,21 @@
       </w:pPr>
       <w:r>
         <w:rPr>
-          <w:rStyle w:val="VerbatimChar"/>
+          <w:rStyle w:val="NormalTok"/>
         </w:rPr>
-        <w:t xml:space="preserve">True</w:t>
+        <w:t xml:space="preserve">is_palindrome(</w:t>
+      </w:r>
+      <w:r>
+        <w:rPr>
+          <w:rStyle w:val="StringTok"/>
+        </w:rPr>
+        <w:t xml:space="preserve">"A man a plan a canal Panama"</w:t>
+      </w:r>
+      <w:r>
+        <w:rPr>
+          <w:rStyle w:val="NormalTok"/>
+        </w:rPr>
+        <w:t xml:space="preserve">)</w:t>
       </w:r>
     </w:p>
     <w:p>
@@ -2057,7 +1251,7 @@
         <w:pStyle w:val="FirstParagraph"/>
       </w:pPr>
       <w:r>
-        <w:t xml:space="preserve">Usage Example:</w:t>
+        <w:t xml:space="preserve">Output:</w:t>
       </w:r>
     </w:p>
     <w:p>
@@ -2066,417 +1260,9 @@
       </w:pPr>
       <w:r>
         <w:rPr>
-          <w:rStyle w:val="CommentTok"/>
+          <w:rStyle w:val="VerbatimChar"/>
         </w:rPr>
-        <w:t xml:space="preserve"># Example 1: A simple palindrome with mixed casing</w:t>
-      </w:r>
-      <w:r>
-        <w:br/>
-      </w:r>
-      <w:r>
-        <w:rPr>
-          <w:rStyle w:val="NormalTok"/>
-        </w:rPr>
-        <w:t xml:space="preserve">result1 </w:t>
-      </w:r>
-      <w:r>
-        <w:rPr>
-          <w:rStyle w:val="OperatorTok"/>
-        </w:rPr>
-        <w:t xml:space="preserve">=</w:t>
-      </w:r>
-      <w:r>
-        <w:rPr>
-          <w:rStyle w:val="NormalTok"/>
-        </w:rPr>
-        <w:t xml:space="preserve"> is_palindrome(</w:t>
-      </w:r>
-      <w:r>
-        <w:rPr>
-          <w:rStyle w:val="StringTok"/>
-        </w:rPr>
-        <w:t xml:space="preserve">"Racecar"</w:t>
-      </w:r>
-      <w:r>
-        <w:rPr>
-          <w:rStyle w:val="NormalTok"/>
-        </w:rPr>
-        <w:t xml:space="preserve">)</w:t>
-      </w:r>
-      <w:r>
-        <w:br/>
-      </w:r>
-      <w:r>
-        <w:rPr>
-          <w:rStyle w:val="BuiltInTok"/>
-        </w:rPr>
-        <w:t xml:space="preserve">print</w:t>
-      </w:r>
-      <w:r>
-        <w:rPr>
-          <w:rStyle w:val="NormalTok"/>
-        </w:rPr>
-        <w:t xml:space="preserve">(</w:t>
-      </w:r>
-      <w:r>
-        <w:rPr>
-          <w:rStyle w:val="SpecialStringTok"/>
-        </w:rPr>
-        <w:t xml:space="preserve">f"'Racecar' is a palindrome: </w:t>
-      </w:r>
-      <w:r>
-        <w:rPr>
-          <w:rStyle w:val="SpecialCharTok"/>
-        </w:rPr>
-        <w:t xml:space="preserve">{</w:t>
-      </w:r>
-      <w:r>
-        <w:rPr>
-          <w:rStyle w:val="NormalTok"/>
-        </w:rPr>
-        <w:t xml:space="preserve">result1</w:t>
-      </w:r>
-      <w:r>
-        <w:rPr>
-          <w:rStyle w:val="SpecialCharTok"/>
-        </w:rPr>
-        <w:t xml:space="preserve">}</w:t>
-      </w:r>
-      <w:r>
-        <w:rPr>
-          <w:rStyle w:val="SpecialStringTok"/>
-        </w:rPr>
-        <w:t xml:space="preserve">"</w:t>
-      </w:r>
-      <w:r>
-        <w:rPr>
-          <w:rStyle w:val="NormalTok"/>
-        </w:rPr>
-        <w:t xml:space="preserve">)</w:t>
-      </w:r>
-      <w:r>
-        <w:br/>
-      </w:r>
-      <w:r>
-        <w:rPr>
-          <w:rStyle w:val="CommentTok"/>
-        </w:rPr>
-        <w:t xml:space="preserve"># Output: 'Racecar' is a palindrome: True</w:t>
-      </w:r>
-      <w:r>
-        <w:br/>
-      </w:r>
-      <w:r>
-        <w:br/>
-      </w:r>
-      <w:r>
-        <w:rPr>
-          <w:rStyle w:val="CommentTok"/>
-        </w:rPr>
-        <w:t xml:space="preserve"># Example 2: A palindrome with spaces and mixed casing</w:t>
-      </w:r>
-      <w:r>
-        <w:br/>
-      </w:r>
-      <w:r>
-        <w:rPr>
-          <w:rStyle w:val="NormalTok"/>
-        </w:rPr>
-        <w:t xml:space="preserve">result2 </w:t>
-      </w:r>
-      <w:r>
-        <w:rPr>
-          <w:rStyle w:val="OperatorTok"/>
-        </w:rPr>
-        <w:t xml:space="preserve">=</w:t>
-      </w:r>
-      <w:r>
-        <w:rPr>
-          <w:rStyle w:val="NormalTok"/>
-        </w:rPr>
-        <w:t xml:space="preserve"> is_palindrome(</w:t>
-      </w:r>
-      <w:r>
-        <w:rPr>
-          <w:rStyle w:val="StringTok"/>
-        </w:rPr>
-        <w:t xml:space="preserve">"A man a plan a canal Panama"</w:t>
-      </w:r>
-      <w:r>
-        <w:rPr>
-          <w:rStyle w:val="NormalTok"/>
-        </w:rPr>
-        <w:t xml:space="preserve">)</w:t>
-      </w:r>
-      <w:r>
-        <w:br/>
-      </w:r>
-      <w:r>
-        <w:rPr>
-          <w:rStyle w:val="BuiltInTok"/>
-        </w:rPr>
-        <w:t xml:space="preserve">print</w:t>
-      </w:r>
-      <w:r>
-        <w:rPr>
-          <w:rStyle w:val="NormalTok"/>
-        </w:rPr>
-        <w:t xml:space="preserve">(</w:t>
-      </w:r>
-      <w:r>
-        <w:rPr>
-          <w:rStyle w:val="SpecialStringTok"/>
-        </w:rPr>
-        <w:t xml:space="preserve">f"'A man a plan a canal Panama' is a palindrome: </w:t>
-      </w:r>
-      <w:r>
-        <w:rPr>
-          <w:rStyle w:val="SpecialCharTok"/>
-        </w:rPr>
-        <w:t xml:space="preserve">{</w:t>
-      </w:r>
-      <w:r>
-        <w:rPr>
-          <w:rStyle w:val="NormalTok"/>
-        </w:rPr>
-        <w:t xml:space="preserve">result2</w:t>
-      </w:r>
-      <w:r>
-        <w:rPr>
-          <w:rStyle w:val="SpecialCharTok"/>
-        </w:rPr>
-        <w:t xml:space="preserve">}</w:t>
-      </w:r>
-      <w:r>
-        <w:rPr>
-          <w:rStyle w:val="SpecialStringTok"/>
-        </w:rPr>
-        <w:t xml:space="preserve">"</w:t>
-      </w:r>
-      <w:r>
-        <w:rPr>
-          <w:rStyle w:val="NormalTok"/>
-        </w:rPr>
-        <w:t xml:space="preserve">)</w:t>
-      </w:r>
-      <w:r>
-        <w:br/>
-      </w:r>
-      <w:r>
-        <w:rPr>
-          <w:rStyle w:val="CommentTok"/>
-        </w:rPr>
-        <w:t xml:space="preserve"># Output: 'A man a plan a canal Panama' is a palindrome: True</w:t>
-      </w:r>
-      <w:r>
-        <w:br/>
-      </w:r>
-      <w:r>
-        <w:br/>
-      </w:r>
-      <w:r>
-        <w:rPr>
-          <w:rStyle w:val="CommentTok"/>
-        </w:rPr>
-        <w:t xml:space="preserve"># Example 3: A non-palindrome string</w:t>
-      </w:r>
-      <w:r>
-        <w:br/>
-      </w:r>
-      <w:r>
-        <w:rPr>
-          <w:rStyle w:val="NormalTok"/>
-        </w:rPr>
-        <w:t xml:space="preserve">result3 </w:t>
-      </w:r>
-      <w:r>
-        <w:rPr>
-          <w:rStyle w:val="OperatorTok"/>
-        </w:rPr>
-        <w:t xml:space="preserve">=</w:t>
-      </w:r>
-      <w:r>
-        <w:rPr>
-          <w:rStyle w:val="NormalTok"/>
-        </w:rPr>
-        <w:t xml:space="preserve"> is_palindrome(</w:t>
-      </w:r>
-      <w:r>
-        <w:rPr>
-          <w:rStyle w:val="StringTok"/>
-        </w:rPr>
-        <w:t xml:space="preserve">"hello world"</w:t>
-      </w:r>
-      <w:r>
-        <w:rPr>
-          <w:rStyle w:val="NormalTok"/>
-        </w:rPr>
-        <w:t xml:space="preserve">)</w:t>
-      </w:r>
-      <w:r>
-        <w:br/>
-      </w:r>
-      <w:r>
-        <w:rPr>
-          <w:rStyle w:val="BuiltInTok"/>
-        </w:rPr>
-        <w:t xml:space="preserve">print</w:t>
-      </w:r>
-      <w:r>
-        <w:rPr>
-          <w:rStyle w:val="NormalTok"/>
-        </w:rPr>
-        <w:t xml:space="preserve">(</w:t>
-      </w:r>
-      <w:r>
-        <w:rPr>
-          <w:rStyle w:val="SpecialStringTok"/>
-        </w:rPr>
-        <w:t xml:space="preserve">f"'hello world' is a palindrome: </w:t>
-      </w:r>
-      <w:r>
-        <w:rPr>
-          <w:rStyle w:val="SpecialCharTok"/>
-        </w:rPr>
-        <w:t xml:space="preserve">{</w:t>
-      </w:r>
-      <w:r>
-        <w:rPr>
-          <w:rStyle w:val="NormalTok"/>
-        </w:rPr>
-        <w:t xml:space="preserve">result3</w:t>
-      </w:r>
-      <w:r>
-        <w:rPr>
-          <w:rStyle w:val="SpecialCharTok"/>
-        </w:rPr>
-        <w:t xml:space="preserve">}</w:t>
-      </w:r>
-      <w:r>
-        <w:rPr>
-          <w:rStyle w:val="SpecialStringTok"/>
-        </w:rPr>
-        <w:t xml:space="preserve">"</w:t>
-      </w:r>
-      <w:r>
-        <w:rPr>
-          <w:rStyle w:val="NormalTok"/>
-        </w:rPr>
-        <w:t xml:space="preserve">)</w:t>
-      </w:r>
-      <w:r>
-        <w:br/>
-      </w:r>
-      <w:r>
-        <w:rPr>
-          <w:rStyle w:val="CommentTok"/>
-        </w:rPr>
-        <w:t xml:space="preserve"># Output: 'hello world' is a palindrome: False</w:t>
-      </w:r>
-      <w:r>
-        <w:br/>
-      </w:r>
-      <w:r>
-        <w:br/>
-      </w:r>
-      <w:r>
-        <w:rPr>
-          <w:rStyle w:val="CommentTok"/>
-        </w:rPr>
-        <w:t xml:space="preserve"># Example 4: A string with punctuation (will return False)</w:t>
-      </w:r>
-      <w:r>
-        <w:br/>
-      </w:r>
-      <w:r>
-        <w:rPr>
-          <w:rStyle w:val="NormalTok"/>
-        </w:rPr>
-        <w:t xml:space="preserve">result4 </w:t>
-      </w:r>
-      <w:r>
-        <w:rPr>
-          <w:rStyle w:val="OperatorTok"/>
-        </w:rPr>
-        <w:t xml:space="preserve">=</w:t>
-      </w:r>
-      <w:r>
-        <w:rPr>
-          <w:rStyle w:val="NormalTok"/>
-        </w:rPr>
-        <w:t xml:space="preserve"> is_palindrome(</w:t>
-      </w:r>
-      <w:r>
-        <w:rPr>
-          <w:rStyle w:val="StringTok"/>
-        </w:rPr>
-        <w:t xml:space="preserve">"Madam, I'm Adam"</w:t>
-      </w:r>
-      <w:r>
-        <w:rPr>
-          <w:rStyle w:val="NormalTok"/>
-        </w:rPr>
-        <w:t xml:space="preserve">)</w:t>
-      </w:r>
-      <w:r>
-        <w:br/>
-      </w:r>
-      <w:r>
-        <w:rPr>
-          <w:rStyle w:val="BuiltInTok"/>
-        </w:rPr>
-        <w:t xml:space="preserve">print</w:t>
-      </w:r>
-      <w:r>
-        <w:rPr>
-          <w:rStyle w:val="NormalTok"/>
-        </w:rPr>
-        <w:t xml:space="preserve">(</w:t>
-      </w:r>
-      <w:r>
-        <w:rPr>
-          <w:rStyle w:val="SpecialStringTok"/>
-        </w:rPr>
-        <w:t xml:space="preserve">f"'Madam, I'm Adam' is a palindrome: </w:t>
-      </w:r>
-      <w:r>
-        <w:rPr>
-          <w:rStyle w:val="SpecialCharTok"/>
-        </w:rPr>
-        <w:t xml:space="preserve">{</w:t>
-      </w:r>
-      <w:r>
-        <w:rPr>
-          <w:rStyle w:val="NormalTok"/>
-        </w:rPr>
-        <w:t xml:space="preserve">result4</w:t>
-      </w:r>
-      <w:r>
-        <w:rPr>
-          <w:rStyle w:val="SpecialCharTok"/>
-        </w:rPr>
-        <w:t xml:space="preserve">}</w:t>
-      </w:r>
-      <w:r>
-        <w:rPr>
-          <w:rStyle w:val="SpecialStringTok"/>
-        </w:rPr>
-        <w:t xml:space="preserve">"</w:t>
-      </w:r>
-      <w:r>
-        <w:rPr>
-          <w:rStyle w:val="NormalTok"/>
-        </w:rPr>
-        <w:t xml:space="preserve">)</w:t>
-      </w:r>
-      <w:r>
-        <w:br/>
-      </w:r>
-      <w:r>
-        <w:rPr>
-          <w:rStyle w:val="CommentTok"/>
-        </w:rPr>
-        <w:t xml:space="preserve"># Output: 'Madam, I'm Adam' is a palindrome: False</w:t>
+        <w:t xml:space="preserve">True</w:t>
       </w:r>
     </w:p>
     <w:bookmarkEnd w:id="11"/>

--- a/random_module_three.docx
+++ b/random_module_three.docx
@@ -51,12 +51,6 @@
         <w:pStyle w:val="FirstParagraph"/>
       </w:pPr>
       <w:r>
-        <w:t xml:space="preserve">The function of</w:t>
-      </w:r>
-      <w:r>
-        <w:t xml:space="preserve"> </w:t>
-      </w:r>
-      <w:r>
         <w:rPr>
           <w:b/>
           <w:bCs/>
@@ -64,10 +58,7 @@
         <w:t xml:space="preserve">fibonacci</w:t>
       </w:r>
       <w:r>
-        <w:t xml:space="preserve"> </w:t>
-      </w:r>
-      <w:r>
-        <w:t xml:space="preserve">is to compute the nth Fibonacci number using an iterative approach.</w:t>
+        <w:t xml:space="preserve">: The function of fibonacci is to compute the nth Fibonacci number using an iterative approach.</w:t>
       </w:r>
     </w:p>
     <w:p>
@@ -82,13 +73,13 @@
         <w:t xml:space="preserve">parameters</w:t>
       </w:r>
       <w:r>
-        <w:t xml:space="preserve">: The parameters of this Function.</w:t>
+        <w:t xml:space="preserve">:</w:t>
       </w:r>
       <w:r>
         <w:t xml:space="preserve"> </w:t>
       </w:r>
       <w:r>
-        <w:t xml:space="preserve">· n: An integer representing the 0-indexed position in the Fibonacci sequence for which to compute the value.</w:t>
+        <w:t xml:space="preserve">· n: An integer representing the 0-indexed position in the Fibonacci sequence for which the number is to be calculated.</w:t>
       </w:r>
     </w:p>
     <w:p>
@@ -109,7 +100,22 @@
         <w:t xml:space="preserve"> </w:t>
       </w:r>
       <w:r>
-        <w:t xml:space="preserve">The function begins by checking if the input</w:t>
+        <w:t xml:space="preserve">The function</w:t>
+      </w:r>
+      <w:r>
+        <w:t xml:space="preserve"> </w:t>
+      </w:r>
+      <w:r>
+        <w:rPr>
+          <w:rStyle w:val="VerbatimChar"/>
+        </w:rPr>
+        <w:t xml:space="preserve">fibonacci</w:t>
+      </w:r>
+      <w:r>
+        <w:t xml:space="preserve"> </w:t>
+      </w:r>
+      <w:r>
+        <w:t xml:space="preserve">calculates the Fibonacci number at a specified index</w:t>
       </w:r>
       <w:r>
         <w:t xml:space="preserve"> </w:t>
@@ -121,10 +127,34 @@
         <w:t xml:space="preserve">n</w:t>
       </w:r>
       <w:r>
+        <w:t xml:space="preserve">. It begins by validating the input</w:t>
+      </w:r>
+      <w:r>
         <w:t xml:space="preserve"> </w:t>
       </w:r>
       <w:r>
-        <w:t xml:space="preserve">is a negative number. If it is, a</w:t>
+        <w:rPr>
+          <w:rStyle w:val="VerbatimChar"/>
+        </w:rPr>
+        <w:t xml:space="preserve">n</w:t>
+      </w:r>
+      <w:r>
+        <w:t xml:space="preserve">. If</w:t>
+      </w:r>
+      <w:r>
+        <w:t xml:space="preserve"> </w:t>
+      </w:r>
+      <w:r>
+        <w:rPr>
+          <w:rStyle w:val="VerbatimChar"/>
+        </w:rPr>
+        <w:t xml:space="preserve">n</w:t>
+      </w:r>
+      <w:r>
+        <w:t xml:space="preserve"> </w:t>
+      </w:r>
+      <w:r>
+        <w:t xml:space="preserve">is a negative number, a</w:t>
       </w:r>
       <w:r>
         <w:t xml:space="preserve"> </w:t>
@@ -139,7 +169,178 @@
         <w:t xml:space="preserve"> </w:t>
       </w:r>
       <w:r>
-        <w:t xml:space="preserve">is raised, as the Fibonacci sequence is not defined for negative indices.</w:t>
+        <w:t xml:space="preserve">is raised, as the Fibonacci sequence is defined for non-negative integers. The function initializes two variables,</w:t>
+      </w:r>
+      <w:r>
+        <w:t xml:space="preserve"> </w:t>
+      </w:r>
+      <w:r>
+        <w:rPr>
+          <w:rStyle w:val="VerbatimChar"/>
+        </w:rPr>
+        <w:t xml:space="preserve">a</w:t>
+      </w:r>
+      <w:r>
+        <w:t xml:space="preserve"> </w:t>
+      </w:r>
+      <w:r>
+        <w:t xml:space="preserve">and</w:t>
+      </w:r>
+      <w:r>
+        <w:t xml:space="preserve"> </w:t>
+      </w:r>
+      <w:r>
+        <w:rPr>
+          <w:rStyle w:val="VerbatimChar"/>
+        </w:rPr>
+        <w:t xml:space="preserve">b</w:t>
+      </w:r>
+      <w:r>
+        <w:t xml:space="preserve">, to 0 and 1, respectively. These represent the first two numbers in the sequence, F(0) and F(1). A</w:t>
+      </w:r>
+      <w:r>
+        <w:t xml:space="preserve"> </w:t>
+      </w:r>
+      <w:r>
+        <w:rPr>
+          <w:rStyle w:val="VerbatimChar"/>
+        </w:rPr>
+        <w:t xml:space="preserve">for</w:t>
+      </w:r>
+      <w:r>
+        <w:t xml:space="preserve"> </w:t>
+      </w:r>
+      <w:r>
+        <w:t xml:space="preserve">loop then iterates</w:t>
+      </w:r>
+      <w:r>
+        <w:t xml:space="preserve"> </w:t>
+      </w:r>
+      <w:r>
+        <w:rPr>
+          <w:rStyle w:val="VerbatimChar"/>
+        </w:rPr>
+        <w:t xml:space="preserve">n</w:t>
+      </w:r>
+      <w:r>
+        <w:t xml:space="preserve"> </w:t>
+      </w:r>
+      <w:r>
+        <w:t xml:space="preserve">times. In each iteration, the values of</w:t>
+      </w:r>
+      <w:r>
+        <w:t xml:space="preserve"> </w:t>
+      </w:r>
+      <w:r>
+        <w:rPr>
+          <w:rStyle w:val="VerbatimChar"/>
+        </w:rPr>
+        <w:t xml:space="preserve">a</w:t>
+      </w:r>
+      <w:r>
+        <w:t xml:space="preserve"> </w:t>
+      </w:r>
+      <w:r>
+        <w:t xml:space="preserve">and</w:t>
+      </w:r>
+      <w:r>
+        <w:t xml:space="preserve"> </w:t>
+      </w:r>
+      <w:r>
+        <w:rPr>
+          <w:rStyle w:val="VerbatimChar"/>
+        </w:rPr>
+        <w:t xml:space="preserve">b</w:t>
+      </w:r>
+      <w:r>
+        <w:t xml:space="preserve"> </w:t>
+      </w:r>
+      <w:r>
+        <w:t xml:space="preserve">are updated simultaneously:</w:t>
+      </w:r>
+      <w:r>
+        <w:t xml:space="preserve"> </w:t>
+      </w:r>
+      <w:r>
+        <w:rPr>
+          <w:rStyle w:val="VerbatimChar"/>
+        </w:rPr>
+        <w:t xml:space="preserve">a</w:t>
+      </w:r>
+      <w:r>
+        <w:t xml:space="preserve"> </w:t>
+      </w:r>
+      <w:r>
+        <w:t xml:space="preserve">is assigned the current value of</w:t>
+      </w:r>
+      <w:r>
+        <w:t xml:space="preserve"> </w:t>
+      </w:r>
+      <w:r>
+        <w:rPr>
+          <w:rStyle w:val="VerbatimChar"/>
+        </w:rPr>
+        <w:t xml:space="preserve">b</w:t>
+      </w:r>
+      <w:r>
+        <w:t xml:space="preserve">, and</w:t>
+      </w:r>
+      <w:r>
+        <w:t xml:space="preserve"> </w:t>
+      </w:r>
+      <w:r>
+        <w:rPr>
+          <w:rStyle w:val="VerbatimChar"/>
+        </w:rPr>
+        <w:t xml:space="preserve">b</w:t>
+      </w:r>
+      <w:r>
+        <w:t xml:space="preserve"> </w:t>
+      </w:r>
+      <w:r>
+        <w:t xml:space="preserve">is assigned the sum of the previous</w:t>
+      </w:r>
+      <w:r>
+        <w:t xml:space="preserve"> </w:t>
+      </w:r>
+      <w:r>
+        <w:rPr>
+          <w:rStyle w:val="VerbatimChar"/>
+        </w:rPr>
+        <w:t xml:space="preserve">a</w:t>
+      </w:r>
+      <w:r>
+        <w:t xml:space="preserve"> </w:t>
+      </w:r>
+      <w:r>
+        <w:t xml:space="preserve">and</w:t>
+      </w:r>
+      <w:r>
+        <w:t xml:space="preserve"> </w:t>
+      </w:r>
+      <w:r>
+        <w:rPr>
+          <w:rStyle w:val="VerbatimChar"/>
+        </w:rPr>
+        <w:t xml:space="preserve">b</w:t>
+      </w:r>
+      <w:r>
+        <w:t xml:space="preserve">. This process effectively advances through the Fibonacci sequence. After the loop completes, the variable</w:t>
+      </w:r>
+      <w:r>
+        <w:t xml:space="preserve"> </w:t>
+      </w:r>
+      <w:r>
+        <w:rPr>
+          <w:rStyle w:val="VerbatimChar"/>
+        </w:rPr>
+        <w:t xml:space="preserve">a</w:t>
+      </w:r>
+      <w:r>
+        <w:t xml:space="preserve"> </w:t>
+      </w:r>
+      <w:r>
+        <w:t xml:space="preserve">holds the nth Fibonacci number, which is then returned as the result.</w:t>
       </w:r>
     </w:p>
     <w:p>
@@ -147,7 +348,20 @@
         <w:pStyle w:val="BodyText"/>
       </w:pPr>
       <w:r>
-        <w:t xml:space="preserve">Next, two variables,</w:t>
+        <w:rPr>
+          <w:b/>
+          <w:bCs/>
+        </w:rPr>
+        <w:t xml:space="preserve">Note</w:t>
+      </w:r>
+      <w:r>
+        <w:t xml:space="preserve">:</w:t>
+      </w:r>
+      <w:r>
+        <w:t xml:space="preserve"> </w:t>
+      </w:r>
+      <w:r>
+        <w:t xml:space="preserve">The input</w:t>
       </w:r>
       <w:r>
         <w:t xml:space="preserve"> </w:t>
@@ -156,13 +370,13 @@
         <w:rPr>
           <w:rStyle w:val="VerbatimChar"/>
         </w:rPr>
-        <w:t xml:space="preserve">a</w:t>
+        <w:t xml:space="preserve">n</w:t>
       </w:r>
       <w:r>
         <w:t xml:space="preserve"> </w:t>
       </w:r>
       <w:r>
-        <w:t xml:space="preserve">and</w:t>
+        <w:t xml:space="preserve">must be a non-negative integer. The function uses a 0-based index, so</w:t>
       </w:r>
       <w:r>
         <w:t xml:space="preserve"> </w:t>
@@ -171,10 +385,13 @@
         <w:rPr>
           <w:rStyle w:val="VerbatimChar"/>
         </w:rPr>
-        <w:t xml:space="preserve">b</w:t>
-      </w:r>
-      <w:r>
-        <w:t xml:space="preserve">, are initialized to</w:t>
+        <w:t xml:space="preserve">fibonacci(0)</w:t>
+      </w:r>
+      <w:r>
+        <w:t xml:space="preserve"> </w:t>
+      </w:r>
+      <w:r>
+        <w:t xml:space="preserve">returns the first number in the sequence, which is 0. This iterative implementation is memory-efficient, especially for large values of</w:t>
       </w:r>
       <w:r>
         <w:t xml:space="preserve"> </w:t>
@@ -183,28 +400,10 @@
         <w:rPr>
           <w:rStyle w:val="VerbatimChar"/>
         </w:rPr>
-        <w:t xml:space="preserve">0</w:t>
-      </w:r>
-      <w:r>
-        <w:t xml:space="preserve"> </w:t>
-      </w:r>
-      <w:r>
-        <w:t xml:space="preserve">and</w:t>
-      </w:r>
-      <w:r>
-        <w:t xml:space="preserve"> </w:t>
-      </w:r>
-      <w:r>
-        <w:rPr>
-          <w:rStyle w:val="VerbatimChar"/>
-        </w:rPr>
-        <w:t xml:space="preserve">1</w:t>
-      </w:r>
-      <w:r>
-        <w:t xml:space="preserve"> </w:t>
-      </w:r>
-      <w:r>
-        <w:t xml:space="preserve">respectively. These represent the first two numbers in the Fibonacci sequence.</w:t>
+        <w:t xml:space="preserve">n</w:t>
+      </w:r>
+      <w:r>
+        <w:t xml:space="preserve">, compared to a simple recursive approach.</w:t>
       </w:r>
     </w:p>
     <w:p>
@@ -212,7 +411,58 @@
         <w:pStyle w:val="BodyText"/>
       </w:pPr>
       <w:r>
-        <w:t xml:space="preserve">The code then enters a</w:t>
+        <w:rPr>
+          <w:b/>
+          <w:bCs/>
+        </w:rPr>
+        <w:t xml:space="preserve">Output Example</w:t>
+      </w:r>
+      <w:r>
+        <w:t xml:space="preserve">:</w:t>
+      </w:r>
+      <w:r>
+        <w:t xml:space="preserve"> </w:t>
+      </w:r>
+      <w:r>
+        <w:t xml:space="preserve">55</w:t>
+      </w:r>
+      <w:r>
+        <w:t xml:space="preserve"> </w:t>
+      </w:r>
+      <w:r>
+        <w:t xml:space="preserve">## FunctionDef invert_dictionary(mapping)</w:t>
+      </w:r>
+      <w:r>
+        <w:t xml:space="preserve"> </w:t>
+      </w:r>
+      <w:r>
+        <w:rPr>
+          <w:b/>
+          <w:bCs/>
+        </w:rPr>
+        <w:t xml:space="preserve">invert_dictionary</w:t>
+      </w:r>
+      <w:r>
+        <w:t xml:space="preserve">: The function of invert_dictionary is to swap the keys and values of a given dictionary, creating a new dictionary where the original values are the keys and the original keys are the values.</w:t>
+      </w:r>
+      <w:r>
+        <w:t xml:space="preserve"> </w:t>
+      </w:r>
+      <w:r>
+        <w:rPr>
+          <w:b/>
+          <w:bCs/>
+        </w:rPr>
+        <w:t xml:space="preserve">parameters</w:t>
+      </w:r>
+      <w:r>
+        <w:t xml:space="preserve">:</w:t>
+      </w:r>
+      <w:r>
+        <w:t xml:space="preserve"> </w:t>
+      </w:r>
+      <w:r>
+        <w:t xml:space="preserve">· mapping: A dictionary of type</w:t>
       </w:r>
       <w:r>
         <w:t xml:space="preserve"> </w:t>
@@ -221,13 +471,32 @@
         <w:rPr>
           <w:rStyle w:val="VerbatimChar"/>
         </w:rPr>
-        <w:t xml:space="preserve">for</w:t>
+        <w:t xml:space="preserve">Dict[str, int]</w:t>
       </w:r>
       <w:r>
         <w:t xml:space="preserve"> </w:t>
       </w:r>
       <w:r>
-        <w:t xml:space="preserve">loop that iterates</w:t>
+        <w:t xml:space="preserve">where keys are strings and values are integers. The integer values within this dictionary must be unique.</w:t>
+      </w:r>
+      <w:r>
+        <w:t xml:space="preserve"> </w:t>
+      </w:r>
+      <w:r>
+        <w:rPr>
+          <w:b/>
+          <w:bCs/>
+        </w:rPr>
+        <w:t xml:space="preserve">Code Description</w:t>
+      </w:r>
+      <w:r>
+        <w:t xml:space="preserve">:</w:t>
+      </w:r>
+      <w:r>
+        <w:t xml:space="preserve"> </w:t>
+      </w:r>
+      <w:r>
+        <w:t xml:space="preserve">The function first performs a validation check on the input</w:t>
       </w:r>
       <w:r>
         <w:t xml:space="preserve"> </w:t>
@@ -236,13 +505,13 @@
         <w:rPr>
           <w:rStyle w:val="VerbatimChar"/>
         </w:rPr>
-        <w:t xml:space="preserve">n</w:t>
+        <w:t xml:space="preserve">mapping</w:t>
       </w:r>
       <w:r>
         <w:t xml:space="preserve"> </w:t>
       </w:r>
       <w:r>
-        <w:t xml:space="preserve">times. In each iteration, the values of</w:t>
+        <w:t xml:space="preserve">to ensure that all its values are unique. It achieves this by comparing the total number of values, obtained from</w:t>
       </w:r>
       <w:r>
         <w:t xml:space="preserve"> </w:t>
@@ -251,13 +520,10 @@
         <w:rPr>
           <w:rStyle w:val="VerbatimChar"/>
         </w:rPr>
-        <w:t xml:space="preserve">a</w:t>
-      </w:r>
-      <w:r>
-        <w:t xml:space="preserve"> </w:t>
-      </w:r>
-      <w:r>
-        <w:t xml:space="preserve">and</w:t>
+        <w:t xml:space="preserve">len(mapping.values())</w:t>
+      </w:r>
+      <w:r>
+        <w:t xml:space="preserve">, with the number of unique values, determined by converting the values to a set and getting its length,</w:t>
       </w:r>
       <w:r>
         <w:t xml:space="preserve"> </w:t>
@@ -266,13 +532,10 @@
         <w:rPr>
           <w:rStyle w:val="VerbatimChar"/>
         </w:rPr>
-        <w:t xml:space="preserve">b</w:t>
-      </w:r>
-      <w:r>
-        <w:t xml:space="preserve"> </w:t>
-      </w:r>
-      <w:r>
-        <w:t xml:space="preserve">are updated. The current value of</w:t>
+        <w:t xml:space="preserve">len(set(mapping.values()))</w:t>
+      </w:r>
+      <w:r>
+        <w:t xml:space="preserve">. Since a set can only contain unique elements, any difference in these lengths indicates the presence of duplicate values. If duplicates are found, the function raises a</w:t>
       </w:r>
       <w:r>
         <w:t xml:space="preserve"> </w:t>
@@ -281,13 +544,22 @@
         <w:rPr>
           <w:rStyle w:val="VerbatimChar"/>
         </w:rPr>
-        <w:t xml:space="preserve">b</w:t>
+        <w:t xml:space="preserve">ValueError</w:t>
       </w:r>
       <w:r>
         <w:t xml:space="preserve"> </w:t>
       </w:r>
       <w:r>
-        <w:t xml:space="preserve">is assigned to</w:t>
+        <w:t xml:space="preserve">with the message</w:t>
+      </w:r>
+      <w:r>
+        <w:t xml:space="preserve"> </w:t>
+      </w:r>
+      <w:r>
+        <w:t xml:space="preserve">“Values must be unique to invert dictionary”</w:t>
+      </w:r>
+      <w:r>
+        <w:t xml:space="preserve">. This validation is critical because the values of the input dictionary become the keys of the output dictionary, and dictionary keys must be unique. If the validation passes, the function uses a dictionary comprehension,</w:t>
       </w:r>
       <w:r>
         <w:t xml:space="preserve"> </w:t>
@@ -296,10 +568,10 @@
         <w:rPr>
           <w:rStyle w:val="VerbatimChar"/>
         </w:rPr>
-        <w:t xml:space="preserve">a</w:t>
-      </w:r>
-      <w:r>
-        <w:t xml:space="preserve">, and the sum of the previous</w:t>
+        <w:t xml:space="preserve">{value: key for key, value in mapping.items()}</w:t>
+      </w:r>
+      <w:r>
+        <w:t xml:space="preserve">, to iterate through each key-value pair of the input</w:t>
       </w:r>
       <w:r>
         <w:t xml:space="preserve"> </w:t>
@@ -308,13 +580,10 @@
         <w:rPr>
           <w:rStyle w:val="VerbatimChar"/>
         </w:rPr>
-        <w:t xml:space="preserve">a</w:t>
-      </w:r>
-      <w:r>
-        <w:t xml:space="preserve"> </w:t>
-      </w:r>
-      <w:r>
-        <w:t xml:space="preserve">and</w:t>
+        <w:t xml:space="preserve">mapping</w:t>
+      </w:r>
+      <w:r>
+        <w:t xml:space="preserve">. It constructs and returns a new dictionary where each original</w:t>
       </w:r>
       <w:r>
         <w:t xml:space="preserve"> </w:t>
@@ -323,13 +592,13 @@
         <w:rPr>
           <w:rStyle w:val="VerbatimChar"/>
         </w:rPr>
-        <w:t xml:space="preserve">b</w:t>
+        <w:t xml:space="preserve">value</w:t>
       </w:r>
       <w:r>
         <w:t xml:space="preserve"> </w:t>
       </w:r>
       <w:r>
-        <w:t xml:space="preserve">is assigned to</w:t>
+        <w:t xml:space="preserve">is now a key, and its corresponding original</w:t>
       </w:r>
       <w:r>
         <w:t xml:space="preserve"> </w:t>
@@ -338,10 +607,408 @@
         <w:rPr>
           <w:rStyle w:val="VerbatimChar"/>
         </w:rPr>
-        <w:t xml:space="preserve">b</w:t>
-      </w:r>
-      <w:r>
-        <w:t xml:space="preserve">. This process effectively steps through the Fibonacci sequence one number at a time.</w:t>
+        <w:t xml:space="preserve">key</w:t>
+      </w:r>
+      <w:r>
+        <w:t xml:space="preserve"> </w:t>
+      </w:r>
+      <w:r>
+        <w:t xml:space="preserve">is its value.</w:t>
+      </w:r>
+      <w:r>
+        <w:t xml:space="preserve"> </w:t>
+      </w:r>
+      <w:r>
+        <w:rPr>
+          <w:b/>
+          <w:bCs/>
+        </w:rPr>
+        <w:t xml:space="preserve">Note</w:t>
+      </w:r>
+      <w:r>
+        <w:t xml:space="preserve">:</w:t>
+      </w:r>
+      <w:r>
+        <w:t xml:space="preserve"> </w:t>
+      </w:r>
+      <w:r>
+        <w:t xml:space="preserve">This function will fail and raise a</w:t>
+      </w:r>
+      <w:r>
+        <w:t xml:space="preserve"> </w:t>
+      </w:r>
+      <w:r>
+        <w:rPr>
+          <w:rStyle w:val="VerbatimChar"/>
+        </w:rPr>
+        <w:t xml:space="preserve">ValueError</w:t>
+      </w:r>
+      <w:r>
+        <w:t xml:space="preserve"> </w:t>
+      </w:r>
+      <w:r>
+        <w:t xml:space="preserve">if the input dictionary contains duplicate values. The uniqueness of values is a strict requirement for a successful inversion.</w:t>
+      </w:r>
+      <w:r>
+        <w:t xml:space="preserve"> </w:t>
+      </w:r>
+      <w:r>
+        <w:rPr>
+          <w:b/>
+          <w:bCs/>
+        </w:rPr>
+        <w:t xml:space="preserve">Output Example</w:t>
+      </w:r>
+      <w:r>
+        <w:t xml:space="preserve">:</w:t>
+      </w:r>
+      <w:r>
+        <w:t xml:space="preserve"> </w:t>
+      </w:r>
+      <w:r>
+        <w:t xml:space="preserve">Given a valid input dictionary:</w:t>
+      </w:r>
+    </w:p>
+    <w:p>
+      <w:pPr>
+        <w:pStyle w:val="SourceCode"/>
+      </w:pPr>
+      <w:r>
+        <w:rPr>
+          <w:rStyle w:val="NormalTok"/>
+        </w:rPr>
+        <w:t xml:space="preserve">input_mapping </w:t>
+      </w:r>
+      <w:r>
+        <w:rPr>
+          <w:rStyle w:val="OperatorTok"/>
+        </w:rPr>
+        <w:t xml:space="preserve">=</w:t>
+      </w:r>
+      <w:r>
+        <w:rPr>
+          <w:rStyle w:val="NormalTok"/>
+        </w:rPr>
+        <w:t xml:space="preserve"> {</w:t>
+      </w:r>
+      <w:r>
+        <w:rPr>
+          <w:rStyle w:val="StringTok"/>
+        </w:rPr>
+        <w:t xml:space="preserve">'apple'</w:t>
+      </w:r>
+      <w:r>
+        <w:rPr>
+          <w:rStyle w:val="NormalTok"/>
+        </w:rPr>
+        <w:t xml:space="preserve">: </w:t>
+      </w:r>
+      <w:r>
+        <w:rPr>
+          <w:rStyle w:val="DecValTok"/>
+        </w:rPr>
+        <w:t xml:space="preserve">10</w:t>
+      </w:r>
+      <w:r>
+        <w:rPr>
+          <w:rStyle w:val="NormalTok"/>
+        </w:rPr>
+        <w:t xml:space="preserve">, </w:t>
+      </w:r>
+      <w:r>
+        <w:rPr>
+          <w:rStyle w:val="StringTok"/>
+        </w:rPr>
+        <w:t xml:space="preserve">'banana'</w:t>
+      </w:r>
+      <w:r>
+        <w:rPr>
+          <w:rStyle w:val="NormalTok"/>
+        </w:rPr>
+        <w:t xml:space="preserve">: </w:t>
+      </w:r>
+      <w:r>
+        <w:rPr>
+          <w:rStyle w:val="DecValTok"/>
+        </w:rPr>
+        <w:t xml:space="preserve">20</w:t>
+      </w:r>
+      <w:r>
+        <w:rPr>
+          <w:rStyle w:val="NormalTok"/>
+        </w:rPr>
+        <w:t xml:space="preserve">, </w:t>
+      </w:r>
+      <w:r>
+        <w:rPr>
+          <w:rStyle w:val="StringTok"/>
+        </w:rPr>
+        <w:t xml:space="preserve">'cherry'</w:t>
+      </w:r>
+      <w:r>
+        <w:rPr>
+          <w:rStyle w:val="NormalTok"/>
+        </w:rPr>
+        <w:t xml:space="preserve">: </w:t>
+      </w:r>
+      <w:r>
+        <w:rPr>
+          <w:rStyle w:val="DecValTok"/>
+        </w:rPr>
+        <w:t xml:space="preserve">30</w:t>
+      </w:r>
+      <w:r>
+        <w:rPr>
+          <w:rStyle w:val="NormalTok"/>
+        </w:rPr>
+        <w:t xml:space="preserve">}</w:t>
+      </w:r>
+    </w:p>
+    <w:p>
+      <w:pPr>
+        <w:pStyle w:val="FirstParagraph"/>
+      </w:pPr>
+      <w:r>
+        <w:t xml:space="preserve">The function will return the following inverted dictionary:</w:t>
+      </w:r>
+    </w:p>
+    <w:p>
+      <w:pPr>
+        <w:pStyle w:val="SourceCode"/>
+      </w:pPr>
+      <w:r>
+        <w:rPr>
+          <w:rStyle w:val="NormalTok"/>
+        </w:rPr>
+        <w:t xml:space="preserve">{</w:t>
+      </w:r>
+      <w:r>
+        <w:rPr>
+          <w:rStyle w:val="DecValTok"/>
+        </w:rPr>
+        <w:t xml:space="preserve">10</w:t>
+      </w:r>
+      <w:r>
+        <w:rPr>
+          <w:rStyle w:val="NormalTok"/>
+        </w:rPr>
+        <w:t xml:space="preserve">: </w:t>
+      </w:r>
+      <w:r>
+        <w:rPr>
+          <w:rStyle w:val="StringTok"/>
+        </w:rPr>
+        <w:t xml:space="preserve">'apple'</w:t>
+      </w:r>
+      <w:r>
+        <w:rPr>
+          <w:rStyle w:val="NormalTok"/>
+        </w:rPr>
+        <w:t xml:space="preserve">, </w:t>
+      </w:r>
+      <w:r>
+        <w:rPr>
+          <w:rStyle w:val="DecValTok"/>
+        </w:rPr>
+        <w:t xml:space="preserve">20</w:t>
+      </w:r>
+      <w:r>
+        <w:rPr>
+          <w:rStyle w:val="NormalTok"/>
+        </w:rPr>
+        <w:t xml:space="preserve">: </w:t>
+      </w:r>
+      <w:r>
+        <w:rPr>
+          <w:rStyle w:val="StringTok"/>
+        </w:rPr>
+        <w:t xml:space="preserve">'banana'</w:t>
+      </w:r>
+      <w:r>
+        <w:rPr>
+          <w:rStyle w:val="NormalTok"/>
+        </w:rPr>
+        <w:t xml:space="preserve">, </w:t>
+      </w:r>
+      <w:r>
+        <w:rPr>
+          <w:rStyle w:val="DecValTok"/>
+        </w:rPr>
+        <w:t xml:space="preserve">30</w:t>
+      </w:r>
+      <w:r>
+        <w:rPr>
+          <w:rStyle w:val="NormalTok"/>
+        </w:rPr>
+        <w:t xml:space="preserve">: </w:t>
+      </w:r>
+      <w:r>
+        <w:rPr>
+          <w:rStyle w:val="StringTok"/>
+        </w:rPr>
+        <w:t xml:space="preserve">'cherry'</w:t>
+      </w:r>
+      <w:r>
+        <w:rPr>
+          <w:rStyle w:val="NormalTok"/>
+        </w:rPr>
+        <w:t xml:space="preserve">}</w:t>
+      </w:r>
+    </w:p>
+    <w:p>
+      <w:pPr>
+        <w:pStyle w:val="FirstParagraph"/>
+      </w:pPr>
+      <w:r>
+        <w:t xml:space="preserve">If an invalid input with duplicate values is provided:</w:t>
+      </w:r>
+    </w:p>
+    <w:p>
+      <w:pPr>
+        <w:pStyle w:val="SourceCode"/>
+      </w:pPr>
+      <w:r>
+        <w:rPr>
+          <w:rStyle w:val="NormalTok"/>
+        </w:rPr>
+        <w:t xml:space="preserve">input_mapping </w:t>
+      </w:r>
+      <w:r>
+        <w:rPr>
+          <w:rStyle w:val="OperatorTok"/>
+        </w:rPr>
+        <w:t xml:space="preserve">=</w:t>
+      </w:r>
+      <w:r>
+        <w:rPr>
+          <w:rStyle w:val="NormalTok"/>
+        </w:rPr>
+        <w:t xml:space="preserve"> {</w:t>
+      </w:r>
+      <w:r>
+        <w:rPr>
+          <w:rStyle w:val="StringTok"/>
+        </w:rPr>
+        <w:t xml:space="preserve">'apple'</w:t>
+      </w:r>
+      <w:r>
+        <w:rPr>
+          <w:rStyle w:val="NormalTok"/>
+        </w:rPr>
+        <w:t xml:space="preserve">: </w:t>
+      </w:r>
+      <w:r>
+        <w:rPr>
+          <w:rStyle w:val="DecValTok"/>
+        </w:rPr>
+        <w:t xml:space="preserve">10</w:t>
+      </w:r>
+      <w:r>
+        <w:rPr>
+          <w:rStyle w:val="NormalTok"/>
+        </w:rPr>
+        <w:t xml:space="preserve">, </w:t>
+      </w:r>
+      <w:r>
+        <w:rPr>
+          <w:rStyle w:val="StringTok"/>
+        </w:rPr>
+        <w:t xml:space="preserve">'banana'</w:t>
+      </w:r>
+      <w:r>
+        <w:rPr>
+          <w:rStyle w:val="NormalTok"/>
+        </w:rPr>
+        <w:t xml:space="preserve">: </w:t>
+      </w:r>
+      <w:r>
+        <w:rPr>
+          <w:rStyle w:val="DecValTok"/>
+        </w:rPr>
+        <w:t xml:space="preserve">20</w:t>
+      </w:r>
+      <w:r>
+        <w:rPr>
+          <w:rStyle w:val="NormalTok"/>
+        </w:rPr>
+        <w:t xml:space="preserve">, </w:t>
+      </w:r>
+      <w:r>
+        <w:rPr>
+          <w:rStyle w:val="StringTok"/>
+        </w:rPr>
+        <w:t xml:space="preserve">'date'</w:t>
+      </w:r>
+      <w:r>
+        <w:rPr>
+          <w:rStyle w:val="NormalTok"/>
+        </w:rPr>
+        <w:t xml:space="preserve">: </w:t>
+      </w:r>
+      <w:r>
+        <w:rPr>
+          <w:rStyle w:val="DecValTok"/>
+        </w:rPr>
+        <w:t xml:space="preserve">10</w:t>
+      </w:r>
+      <w:r>
+        <w:rPr>
+          <w:rStyle w:val="NormalTok"/>
+        </w:rPr>
+        <w:t xml:space="preserve">}</w:t>
+      </w:r>
+    </w:p>
+    <w:p>
+      <w:pPr>
+        <w:pStyle w:val="FirstParagraph"/>
+      </w:pPr>
+      <w:r>
+        <w:t xml:space="preserve">The function will raise an error:</w:t>
+      </w:r>
+    </w:p>
+    <w:p>
+      <w:pPr>
+        <w:pStyle w:val="SourceCode"/>
+      </w:pPr>
+      <w:r>
+        <w:rPr>
+          <w:rStyle w:val="VerbatimChar"/>
+        </w:rPr>
+        <w:t xml:space="preserve">ValueError: Values must be unique to invert dictionary</w:t>
+      </w:r>
+    </w:p>
+    <w:bookmarkEnd w:id="9"/>
+    <w:bookmarkStart w:id="10" w:name="functiondef-is_palindrometext"/>
+    <w:p>
+      <w:pPr>
+        <w:pStyle w:val="Heading2"/>
+      </w:pPr>
+      <w:r>
+        <w:rPr>
+          <w:rStyle w:val="SectionNumber"/>
+        </w:rPr>
+        <w:t xml:space="preserve">2</w:t>
+      </w:r>
+      <w:r>
+        <w:tab/>
+      </w:r>
+      <w:r>
+        <w:t xml:space="preserve">FunctionDef is_palindrome(text)</w:t>
+      </w:r>
+    </w:p>
+    <w:p>
+      <w:pPr>
+        <w:pStyle w:val="FirstParagraph"/>
+      </w:pPr>
+      <w:r>
+        <w:rPr>
+          <w:b/>
+          <w:bCs/>
+        </w:rPr>
+        <w:t xml:space="preserve">is_palindrome</w:t>
+      </w:r>
+      <w:r>
+        <w:t xml:space="preserve">: The function of is_palindrome is to determine if a given string is a palindrome, ignoring letter casing and spaces.</w:t>
       </w:r>
     </w:p>
     <w:p>
@@ -349,7 +1016,20 @@
         <w:pStyle w:val="BodyText"/>
       </w:pPr>
       <w:r>
-        <w:t xml:space="preserve">After the loop has completed</w:t>
+        <w:rPr>
+          <w:b/>
+          <w:bCs/>
+        </w:rPr>
+        <w:t xml:space="preserve">parameters</w:t>
+      </w:r>
+      <w:r>
+        <w:t xml:space="preserve">:</w:t>
+      </w:r>
+      <w:r>
+        <w:t xml:space="preserve"> </w:t>
+      </w:r>
+      <w:r>
+        <w:t xml:space="preserve">· text: The input string of type</w:t>
       </w:r>
       <w:r>
         <w:t xml:space="preserve"> </w:t>
@@ -358,25 +1038,13 @@
         <w:rPr>
           <w:rStyle w:val="VerbatimChar"/>
         </w:rPr>
-        <w:t xml:space="preserve">n</w:t>
+        <w:t xml:space="preserve">str</w:t>
       </w:r>
       <w:r>
         <w:t xml:space="preserve"> </w:t>
       </w:r>
       <w:r>
-        <w:t xml:space="preserve">iterations, the function returns the final value of</w:t>
-      </w:r>
-      <w:r>
-        <w:t xml:space="preserve"> </w:t>
-      </w:r>
-      <w:r>
-        <w:rPr>
-          <w:rStyle w:val="VerbatimChar"/>
-        </w:rPr>
-        <w:t xml:space="preserve">a</w:t>
-      </w:r>
-      <w:r>
-        <w:t xml:space="preserve">, which holds the nth Fibonacci number.</w:t>
+        <w:t xml:space="preserve">that needs to be checked.</w:t>
       </w:r>
     </w:p>
     <w:p>
@@ -388,7 +1056,7 @@
           <w:b/>
           <w:bCs/>
         </w:rPr>
-        <w:t xml:space="preserve">Note</w:t>
+        <w:t xml:space="preserve">Code Description</w:t>
       </w:r>
       <w:r>
         <w:t xml:space="preserve">:</w:t>
@@ -397,7 +1065,7 @@
         <w:t xml:space="preserve"> </w:t>
       </w:r>
       <w:r>
-        <w:t xml:space="preserve">This function calculates the sequence starting from the 0th index. For example,</w:t>
+        <w:t xml:space="preserve">The function</w:t>
       </w:r>
       <w:r>
         <w:t xml:space="preserve"> </w:t>
@@ -406,13 +1074,13 @@
         <w:rPr>
           <w:rStyle w:val="VerbatimChar"/>
         </w:rPr>
-        <w:t xml:space="preserve">fibonacci(0)</w:t>
+        <w:t xml:space="preserve">is_palindrome</w:t>
       </w:r>
       <w:r>
         <w:t xml:space="preserve"> </w:t>
       </w:r>
       <w:r>
-        <w:t xml:space="preserve">returns 0, and</w:t>
+        <w:t xml:space="preserve">takes a single string argument</w:t>
       </w:r>
       <w:r>
         <w:t xml:space="preserve"> </w:t>
@@ -421,13 +1089,10 @@
         <w:rPr>
           <w:rStyle w:val="VerbatimChar"/>
         </w:rPr>
-        <w:t xml:space="preserve">fibonacci(1)</w:t>
-      </w:r>
-      <w:r>
-        <w:t xml:space="preserve"> </w:t>
-      </w:r>
-      <w:r>
-        <w:t xml:space="preserve">returns 1. The input</w:t>
+        <w:t xml:space="preserve">text</w:t>
+      </w:r>
+      <w:r>
+        <w:t xml:space="preserve">. It first normalizes the input string by creating a new string called</w:t>
       </w:r>
       <w:r>
         <w:t xml:space="preserve"> </w:t>
@@ -436,13 +1101,127 @@
         <w:rPr>
           <w:rStyle w:val="VerbatimChar"/>
         </w:rPr>
-        <w:t xml:space="preserve">n</w:t>
+        <w:t xml:space="preserve">normalized</w:t>
+      </w:r>
+      <w:r>
+        <w:t xml:space="preserve">. This is achieved by iterating through each character (</w:t>
+      </w:r>
+      <w:r>
+        <w:rPr>
+          <w:rStyle w:val="VerbatimChar"/>
+        </w:rPr>
+        <w:t xml:space="preserve">ch</w:t>
+      </w:r>
+      <w:r>
+        <w:t xml:space="preserve">) of the input</w:t>
       </w:r>
       <w:r>
         <w:t xml:space="preserve"> </w:t>
       </w:r>
       <w:r>
-        <w:t xml:space="preserve">must be a non-negative integer.</w:t>
+        <w:rPr>
+          <w:rStyle w:val="VerbatimChar"/>
+        </w:rPr>
+        <w:t xml:space="preserve">text</w:t>
+      </w:r>
+      <w:r>
+        <w:t xml:space="preserve">. For each character, it checks if it is a whitespace character using the</w:t>
+      </w:r>
+      <w:r>
+        <w:t xml:space="preserve"> </w:t>
+      </w:r>
+      <w:r>
+        <w:rPr>
+          <w:rStyle w:val="VerbatimChar"/>
+        </w:rPr>
+        <w:t xml:space="preserve">isspace()</w:t>
+      </w:r>
+      <w:r>
+        <w:t xml:space="preserve"> </w:t>
+      </w:r>
+      <w:r>
+        <w:t xml:space="preserve">method. If the character is not a space, it is converted to its lowercase equivalent using</w:t>
+      </w:r>
+      <w:r>
+        <w:t xml:space="preserve"> </w:t>
+      </w:r>
+      <w:r>
+        <w:rPr>
+          <w:rStyle w:val="VerbatimChar"/>
+        </w:rPr>
+        <w:t xml:space="preserve">lower()</w:t>
+      </w:r>
+      <w:r>
+        <w:t xml:space="preserve"> </w:t>
+      </w:r>
+      <w:r>
+        <w:t xml:space="preserve">and then added to the</w:t>
+      </w:r>
+      <w:r>
+        <w:t xml:space="preserve"> </w:t>
+      </w:r>
+      <w:r>
+        <w:rPr>
+          <w:rStyle w:val="VerbatimChar"/>
+        </w:rPr>
+        <w:t xml:space="preserve">normalized</w:t>
+      </w:r>
+      <w:r>
+        <w:t xml:space="preserve"> </w:t>
+      </w:r>
+      <w:r>
+        <w:t xml:space="preserve">string. This process effectively removes all spaces and makes the comparison case-insensitive. Finally, the function compares the</w:t>
+      </w:r>
+      <w:r>
+        <w:t xml:space="preserve"> </w:t>
+      </w:r>
+      <w:r>
+        <w:rPr>
+          <w:rStyle w:val="VerbatimChar"/>
+        </w:rPr>
+        <w:t xml:space="preserve">normalized</w:t>
+      </w:r>
+      <w:r>
+        <w:t xml:space="preserve"> </w:t>
+      </w:r>
+      <w:r>
+        <w:t xml:space="preserve">string with its reverse, which is obtained using the slice notation</w:t>
+      </w:r>
+      <w:r>
+        <w:t xml:space="preserve"> </w:t>
+      </w:r>
+      <w:r>
+        <w:rPr>
+          <w:rStyle w:val="VerbatimChar"/>
+        </w:rPr>
+        <w:t xml:space="preserve">[::-1]</w:t>
+      </w:r>
+      <w:r>
+        <w:t xml:space="preserve">. If the normalized string is identical to its reversed version, the function returns</w:t>
+      </w:r>
+      <w:r>
+        <w:t xml:space="preserve"> </w:t>
+      </w:r>
+      <w:r>
+        <w:rPr>
+          <w:rStyle w:val="VerbatimChar"/>
+        </w:rPr>
+        <w:t xml:space="preserve">True</w:t>
+      </w:r>
+      <w:r>
+        <w:t xml:space="preserve">, indicating the original text is a palindrome. Otherwise, it returns</w:t>
+      </w:r>
+      <w:r>
+        <w:t xml:space="preserve"> </w:t>
+      </w:r>
+      <w:r>
+        <w:rPr>
+          <w:rStyle w:val="VerbatimChar"/>
+        </w:rPr>
+        <w:t xml:space="preserve">False</w:t>
+      </w:r>
+      <w:r>
+        <w:t xml:space="preserve">.</w:t>
       </w:r>
     </w:p>
     <w:p>
@@ -454,6 +1233,51 @@
           <w:b/>
           <w:bCs/>
         </w:rPr>
+        <w:t xml:space="preserve">Note</w:t>
+      </w:r>
+      <w:r>
+        <w:t xml:space="preserve">:</w:t>
+      </w:r>
+      <w:r>
+        <w:t xml:space="preserve"> </w:t>
+      </w:r>
+      <w:r>
+        <w:t xml:space="preserve">This function is case-insensitive and ignores all whitespace characters within the input string when performing the palindrome check. For example,</w:t>
+      </w:r>
+      <w:r>
+        <w:t xml:space="preserve"> </w:t>
+      </w:r>
+      <w:r>
+        <w:t xml:space="preserve">“Taco Cat”</w:t>
+      </w:r>
+      <w:r>
+        <w:t xml:space="preserve"> </w:t>
+      </w:r>
+      <w:r>
+        <w:t xml:space="preserve">and</w:t>
+      </w:r>
+      <w:r>
+        <w:t xml:space="preserve"> </w:t>
+      </w:r>
+      <w:r>
+        <w:t xml:space="preserve">“tacocat”</w:t>
+      </w:r>
+      <w:r>
+        <w:t xml:space="preserve"> </w:t>
+      </w:r>
+      <w:r>
+        <w:t xml:space="preserve">would both be considered palindromes.</w:t>
+      </w:r>
+    </w:p>
+    <w:p>
+      <w:pPr>
+        <w:pStyle w:val="BodyText"/>
+      </w:pPr>
+      <w:r>
+        <w:rPr>
+          <w:b/>
+          <w:bCs/>
+        </w:rPr>
         <w:t xml:space="preserve">Output Example</w:t>
       </w:r>
       <w:r>
@@ -468,7 +1292,7 @@
         <w:rPr>
           <w:rStyle w:val="CommentTok"/>
         </w:rPr>
-        <w:t xml:space="preserve"># Calling fibonacci(8)</w:t>
+        <w:t xml:space="preserve"># Calling the function with a palindrome string</w:t>
       </w:r>
       <w:r>
         <w:br/>
@@ -477,13 +1301,13 @@
         <w:rPr>
           <w:rStyle w:val="NormalTok"/>
         </w:rPr>
-        <w:t xml:space="preserve">fibonacci(</w:t>
+        <w:t xml:space="preserve">is_palindrome(</w:t>
       </w:r>
       <w:r>
         <w:rPr>
-          <w:rStyle w:val="DecValTok"/>
+          <w:rStyle w:val="StringTok"/>
         </w:rPr>
-        <w:t xml:space="preserve">8</w:t>
+        <w:t xml:space="preserve">"A man a plan a canal Panama"</w:t>
       </w:r>
       <w:r>
         <w:rPr>
@@ -495,738 +1319,35 @@
         <w:br/>
       </w:r>
       <w:r>
-        <w:br/>
-      </w:r>
-      <w:r>
         <w:rPr>
           <w:rStyle w:val="CommentTok"/>
         </w:rPr>
-        <w:t xml:space="preserve"># Returns</w:t>
+        <w:t xml:space="preserve"># Expected output:</w:t>
       </w:r>
       <w:r>
         <w:br/>
       </w:r>
       <w:r>
         <w:rPr>
-          <w:rStyle w:val="DecValTok"/>
+          <w:rStyle w:val="VariableTok"/>
         </w:rPr>
-        <w:t xml:space="preserve">21</w:t>
-      </w:r>
-    </w:p>
-    <w:bookmarkEnd w:id="9"/>
-    <w:bookmarkStart w:id="10" w:name="functiondef-invert_dictionarymapping"/>
-    <w:p>
-      <w:pPr>
-        <w:pStyle w:val="Heading2"/>
-      </w:pPr>
-      <w:r>
-        <w:rPr>
-          <w:rStyle w:val="SectionNumber"/>
-        </w:rPr>
-        <w:t xml:space="preserve">2</w:t>
-      </w:r>
-      <w:r>
-        <w:tab/>
-      </w:r>
-      <w:r>
-        <w:t xml:space="preserve">FunctionDef invert_dictionary(mapping)</w:t>
-      </w:r>
-    </w:p>
-    <w:p>
-      <w:pPr>
-        <w:pStyle w:val="FirstParagraph"/>
-      </w:pPr>
-      <w:r>
-        <w:t xml:space="preserve">The function of</w:t>
-      </w:r>
-      <w:r>
-        <w:t xml:space="preserve"> </w:t>
-      </w:r>
-      <w:r>
-        <w:rPr>
-          <w:b/>
-          <w:bCs/>
-        </w:rPr>
-        <w:t xml:space="preserve">invert_dictionary</w:t>
-      </w:r>
-      <w:r>
-        <w:t xml:space="preserve"> </w:t>
-      </w:r>
-      <w:r>
-        <w:t xml:space="preserve">is to swap the keys and values of a dictionary, raising an error if the original dictionary’s values are not unique.</w:t>
-      </w:r>
-    </w:p>
-    <w:p>
-      <w:pPr>
-        <w:pStyle w:val="BodyText"/>
-      </w:pPr>
-      <w:r>
-        <w:rPr>
-          <w:b/>
-          <w:bCs/>
-        </w:rPr>
-        <w:t xml:space="preserve">parameters</w:t>
-      </w:r>
-      <w:r>
-        <w:t xml:space="preserve">: The parameters of this Function.</w:t>
-      </w:r>
-      <w:r>
-        <w:t xml:space="preserve"> </w:t>
-      </w:r>
-      <w:r>
-        <w:t xml:space="preserve">·</w:t>
-      </w:r>
-      <w:r>
-        <w:t xml:space="preserve"> </w:t>
-      </w:r>
-      <w:r>
-        <w:rPr>
-          <w:rStyle w:val="VerbatimChar"/>
-        </w:rPr>
-        <w:t xml:space="preserve">mapping</w:t>
-      </w:r>
-      <w:r>
-        <w:t xml:space="preserve">: A dictionary with string keys and integer values. The values in this dictionary must be unique.</w:t>
-      </w:r>
-    </w:p>
-    <w:p>
-      <w:pPr>
-        <w:pStyle w:val="BodyText"/>
-      </w:pPr>
-      <w:r>
-        <w:rPr>
-          <w:b/>
-          <w:bCs/>
-        </w:rPr>
-        <w:t xml:space="preserve">Code Description</w:t>
-      </w:r>
-      <w:r>
-        <w:t xml:space="preserve">:</w:t>
-      </w:r>
-      <w:r>
-        <w:t xml:space="preserve"> </w:t>
-      </w:r>
-      <w:r>
-        <w:t xml:space="preserve">The function first validates the input</w:t>
-      </w:r>
-      <w:r>
-        <w:t xml:space="preserve"> </w:t>
-      </w:r>
-      <w:r>
-        <w:rPr>
-          <w:rStyle w:val="VerbatimChar"/>
-        </w:rPr>
-        <w:t xml:space="preserve">mapping</w:t>
-      </w:r>
-      <w:r>
-        <w:t xml:space="preserve">. It compares the number of values in the dictionary (</w:t>
-      </w:r>
-      <w:r>
-        <w:rPr>
-          <w:rStyle w:val="VerbatimChar"/>
-        </w:rPr>
-        <w:t xml:space="preserve">len(mapping.values())</w:t>
-      </w:r>
-      <w:r>
-        <w:t xml:space="preserve">) with the number of unique values (</w:t>
-      </w:r>
-      <w:r>
-        <w:rPr>
-          <w:rStyle w:val="VerbatimChar"/>
-        </w:rPr>
-        <w:t xml:space="preserve">len(set(mapping.values()))</w:t>
-      </w:r>
-      <w:r>
-        <w:t xml:space="preserve">). If these two counts are not equal, it indicates that there are duplicate values in the input dictionary. In this case, a</w:t>
-      </w:r>
-      <w:r>
-        <w:t xml:space="preserve"> </w:t>
-      </w:r>
-      <w:r>
-        <w:rPr>
-          <w:rStyle w:val="VerbatimChar"/>
-        </w:rPr>
-        <w:t xml:space="preserve">ValueError</w:t>
-      </w:r>
-      <w:r>
-        <w:t xml:space="preserve"> </w:t>
-      </w:r>
-      <w:r>
-        <w:t xml:space="preserve">is raised with the message</w:t>
-      </w:r>
-      <w:r>
-        <w:t xml:space="preserve"> </w:t>
-      </w:r>
-      <w:r>
-        <w:t xml:space="preserve">“Values must be unique to invert dictionary”</w:t>
-      </w:r>
-      <w:r>
-        <w:t xml:space="preserve">.</w:t>
-      </w:r>
-    </w:p>
-    <w:p>
-      <w:pPr>
-        <w:pStyle w:val="BodyText"/>
-      </w:pPr>
-      <w:r>
-        <w:t xml:space="preserve">If all values are unique, the function proceeds to create and return a new dictionary using a dictionary comprehension. It iterates through each key-value pair of the input</w:t>
-      </w:r>
-      <w:r>
-        <w:t xml:space="preserve"> </w:t>
-      </w:r>
-      <w:r>
-        <w:rPr>
-          <w:rStyle w:val="VerbatimChar"/>
-        </w:rPr>
-        <w:t xml:space="preserve">mapping</w:t>
-      </w:r>
-      <w:r>
-        <w:t xml:space="preserve"> </w:t>
-      </w:r>
-      <w:r>
-        <w:t xml:space="preserve">and constructs a new dictionary where the original</w:t>
-      </w:r>
-      <w:r>
-        <w:t xml:space="preserve"> </w:t>
-      </w:r>
-      <w:r>
-        <w:rPr>
-          <w:rStyle w:val="VerbatimChar"/>
-        </w:rPr>
-        <w:t xml:space="preserve">value</w:t>
-      </w:r>
-      <w:r>
-        <w:t xml:space="preserve"> </w:t>
-      </w:r>
-      <w:r>
-        <w:t xml:space="preserve">becomes the new key and the original</w:t>
-      </w:r>
-      <w:r>
-        <w:t xml:space="preserve"> </w:t>
-      </w:r>
-      <w:r>
-        <w:rPr>
-          <w:rStyle w:val="VerbatimChar"/>
-        </w:rPr>
-        <w:t xml:space="preserve">key</w:t>
-      </w:r>
-      <w:r>
-        <w:t xml:space="preserve"> </w:t>
-      </w:r>
-      <w:r>
-        <w:t xml:space="preserve">becomes the new value.</w:t>
-      </w:r>
-    </w:p>
-    <w:p>
-      <w:pPr>
-        <w:pStyle w:val="BodyText"/>
-      </w:pPr>
-      <w:r>
-        <w:rPr>
-          <w:b/>
-          <w:bCs/>
-        </w:rPr>
-        <w:t xml:space="preserve">Note</w:t>
-      </w:r>
-      <w:r>
-        <w:t xml:space="preserve">:</w:t>
-      </w:r>
-      <w:r>
-        <w:t xml:space="preserve"> </w:t>
-      </w:r>
-      <w:r>
-        <w:t xml:space="preserve">This function will fail and raise a</w:t>
-      </w:r>
-      <w:r>
-        <w:t xml:space="preserve"> </w:t>
-      </w:r>
-      <w:r>
-        <w:rPr>
-          <w:rStyle w:val="VerbatimChar"/>
-        </w:rPr>
-        <w:t xml:space="preserve">ValueError</w:t>
-      </w:r>
-      <w:r>
-        <w:t xml:space="preserve"> </w:t>
-      </w:r>
-      <w:r>
-        <w:t xml:space="preserve">if the input dictionary contains any duplicate values, as this would result in key collisions in the inverted dictionary.</w:t>
-      </w:r>
-    </w:p>
-    <w:p>
-      <w:pPr>
-        <w:pStyle w:val="BodyText"/>
-      </w:pPr>
-      <w:r>
-        <w:rPr>
-          <w:b/>
-          <w:bCs/>
-        </w:rPr>
-        <w:t xml:space="preserve">Output Example</w:t>
-      </w:r>
-      <w:r>
-        <w:t xml:space="preserve">:</w:t>
-      </w:r>
-    </w:p>
-    <w:p>
-      <w:pPr>
-        <w:pStyle w:val="SourceCode"/>
-      </w:pPr>
+        <w:t xml:space="preserve">True</w:t>
+      </w:r>
+      <w:r>
+        <w:br/>
+      </w:r>
+      <w:r>
+        <w:br/>
+      </w:r>
       <w:r>
         <w:rPr>
           <w:rStyle w:val="CommentTok"/>
         </w:rPr>
-        <w:t xml:space="preserve"># Given the input:</w:t>
+        <w:t xml:space="preserve"># Calling the function with a non-palindrome string</w:t>
       </w:r>
       <w:r>
         <w:br/>
       </w:r>
-      <w:r>
-        <w:rPr>
-          <w:rStyle w:val="NormalTok"/>
-        </w:rPr>
-        <w:t xml:space="preserve">mapping </w:t>
-      </w:r>
-      <w:r>
-        <w:rPr>
-          <w:rStyle w:val="OperatorTok"/>
-        </w:rPr>
-        <w:t xml:space="preserve">=</w:t>
-      </w:r>
-      <w:r>
-        <w:rPr>
-          <w:rStyle w:val="NormalTok"/>
-        </w:rPr>
-        <w:t xml:space="preserve"> {</w:t>
-      </w:r>
-      <w:r>
-        <w:rPr>
-          <w:rStyle w:val="StringTok"/>
-        </w:rPr>
-        <w:t xml:space="preserve">'apple'</w:t>
-      </w:r>
-      <w:r>
-        <w:rPr>
-          <w:rStyle w:val="NormalTok"/>
-        </w:rPr>
-        <w:t xml:space="preserve">: </w:t>
-      </w:r>
-      <w:r>
-        <w:rPr>
-          <w:rStyle w:val="DecValTok"/>
-        </w:rPr>
-        <w:t xml:space="preserve">1</w:t>
-      </w:r>
-      <w:r>
-        <w:rPr>
-          <w:rStyle w:val="NormalTok"/>
-        </w:rPr>
-        <w:t xml:space="preserve">, </w:t>
-      </w:r>
-      <w:r>
-        <w:rPr>
-          <w:rStyle w:val="StringTok"/>
-        </w:rPr>
-        <w:t xml:space="preserve">'banana'</w:t>
-      </w:r>
-      <w:r>
-        <w:rPr>
-          <w:rStyle w:val="NormalTok"/>
-        </w:rPr>
-        <w:t xml:space="preserve">: </w:t>
-      </w:r>
-      <w:r>
-        <w:rPr>
-          <w:rStyle w:val="DecValTok"/>
-        </w:rPr>
-        <w:t xml:space="preserve">2</w:t>
-      </w:r>
-      <w:r>
-        <w:rPr>
-          <w:rStyle w:val="NormalTok"/>
-        </w:rPr>
-        <w:t xml:space="preserve">, </w:t>
-      </w:r>
-      <w:r>
-        <w:rPr>
-          <w:rStyle w:val="StringTok"/>
-        </w:rPr>
-        <w:t xml:space="preserve">'cherry'</w:t>
-      </w:r>
-      <w:r>
-        <w:rPr>
-          <w:rStyle w:val="NormalTok"/>
-        </w:rPr>
-        <w:t xml:space="preserve">: </w:t>
-      </w:r>
-      <w:r>
-        <w:rPr>
-          <w:rStyle w:val="DecValTok"/>
-        </w:rPr>
-        <w:t xml:space="preserve">3</w:t>
-      </w:r>
-      <w:r>
-        <w:rPr>
-          <w:rStyle w:val="NormalTok"/>
-        </w:rPr>
-        <w:t xml:space="preserve">}</w:t>
-      </w:r>
-      <w:r>
-        <w:br/>
-      </w:r>
-      <w:r>
-        <w:br/>
-      </w:r>
-      <w:r>
-        <w:rPr>
-          <w:rStyle w:val="CommentTok"/>
-        </w:rPr>
-        <w:t xml:space="preserve"># Calling invert_dictionary(mapping) returns:</w:t>
-      </w:r>
-      <w:r>
-        <w:br/>
-      </w:r>
-      <w:r>
-        <w:rPr>
-          <w:rStyle w:val="NormalTok"/>
-        </w:rPr>
-        <w:t xml:space="preserve">{</w:t>
-      </w:r>
-      <w:r>
-        <w:rPr>
-          <w:rStyle w:val="DecValTok"/>
-        </w:rPr>
-        <w:t xml:space="preserve">1</w:t>
-      </w:r>
-      <w:r>
-        <w:rPr>
-          <w:rStyle w:val="NormalTok"/>
-        </w:rPr>
-        <w:t xml:space="preserve">: </w:t>
-      </w:r>
-      <w:r>
-        <w:rPr>
-          <w:rStyle w:val="StringTok"/>
-        </w:rPr>
-        <w:t xml:space="preserve">'apple'</w:t>
-      </w:r>
-      <w:r>
-        <w:rPr>
-          <w:rStyle w:val="NormalTok"/>
-        </w:rPr>
-        <w:t xml:space="preserve">, </w:t>
-      </w:r>
-      <w:r>
-        <w:rPr>
-          <w:rStyle w:val="DecValTok"/>
-        </w:rPr>
-        <w:t xml:space="preserve">2</w:t>
-      </w:r>
-      <w:r>
-        <w:rPr>
-          <w:rStyle w:val="NormalTok"/>
-        </w:rPr>
-        <w:t xml:space="preserve">: </w:t>
-      </w:r>
-      <w:r>
-        <w:rPr>
-          <w:rStyle w:val="StringTok"/>
-        </w:rPr>
-        <w:t xml:space="preserve">'banana'</w:t>
-      </w:r>
-      <w:r>
-        <w:rPr>
-          <w:rStyle w:val="NormalTok"/>
-        </w:rPr>
-        <w:t xml:space="preserve">, </w:t>
-      </w:r>
-      <w:r>
-        <w:rPr>
-          <w:rStyle w:val="DecValTok"/>
-        </w:rPr>
-        <w:t xml:space="preserve">3</w:t>
-      </w:r>
-      <w:r>
-        <w:rPr>
-          <w:rStyle w:val="NormalTok"/>
-        </w:rPr>
-        <w:t xml:space="preserve">: </w:t>
-      </w:r>
-      <w:r>
-        <w:rPr>
-          <w:rStyle w:val="StringTok"/>
-        </w:rPr>
-        <w:t xml:space="preserve">'cherry'</w:t>
-      </w:r>
-      <w:r>
-        <w:rPr>
-          <w:rStyle w:val="NormalTok"/>
-        </w:rPr>
-        <w:t xml:space="preserve">}</w:t>
-      </w:r>
-    </w:p>
-    <w:bookmarkEnd w:id="10"/>
-    <w:bookmarkStart w:id="11" w:name="functiondef-is_palindrometext"/>
-    <w:p>
-      <w:pPr>
-        <w:pStyle w:val="Heading2"/>
-      </w:pPr>
-      <w:r>
-        <w:rPr>
-          <w:rStyle w:val="SectionNumber"/>
-        </w:rPr>
-        <w:t xml:space="preserve">3</w:t>
-      </w:r>
-      <w:r>
-        <w:tab/>
-      </w:r>
-      <w:r>
-        <w:t xml:space="preserve">FunctionDef is_palindrome(text)</w:t>
-      </w:r>
-    </w:p>
-    <w:p>
-      <w:pPr>
-        <w:pStyle w:val="FirstParagraph"/>
-      </w:pPr>
-      <w:r>
-        <w:t xml:space="preserve">The function of</w:t>
-      </w:r>
-      <w:r>
-        <w:t xml:space="preserve"> </w:t>
-      </w:r>
-      <w:r>
-        <w:rPr>
-          <w:b/>
-          <w:bCs/>
-        </w:rPr>
-        <w:t xml:space="preserve">is_palindrome</w:t>
-      </w:r>
-      <w:r>
-        <w:t xml:space="preserve"> </w:t>
-      </w:r>
-      <w:r>
-        <w:t xml:space="preserve">is to determine if a given string is a palindrome, meaning it reads the same forwards and backwards, while disregarding letter casing and spaces.</w:t>
-      </w:r>
-    </w:p>
-    <w:p>
-      <w:pPr>
-        <w:pStyle w:val="BodyText"/>
-      </w:pPr>
-      <w:r>
-        <w:rPr>
-          <w:b/>
-          <w:bCs/>
-        </w:rPr>
-        <w:t xml:space="preserve">parameters</w:t>
-      </w:r>
-      <w:r>
-        <w:t xml:space="preserve">: The parameters of this Function.</w:t>
-      </w:r>
-      <w:r>
-        <w:t xml:space="preserve"> </w:t>
-      </w:r>
-      <w:r>
-        <w:t xml:space="preserve">· text: The input string that will be checked for the palindrome property.</w:t>
-      </w:r>
-    </w:p>
-    <w:p>
-      <w:pPr>
-        <w:pStyle w:val="BodyText"/>
-      </w:pPr>
-      <w:r>
-        <w:rPr>
-          <w:b/>
-          <w:bCs/>
-        </w:rPr>
-        <w:t xml:space="preserve">Code Description</w:t>
-      </w:r>
-      <w:r>
-        <w:t xml:space="preserve">:</w:t>
-      </w:r>
-      <w:r>
-        <w:t xml:space="preserve"> </w:t>
-      </w:r>
-      <w:r>
-        <w:t xml:space="preserve">The function first normalizes the input</w:t>
-      </w:r>
-      <w:r>
-        <w:t xml:space="preserve"> </w:t>
-      </w:r>
-      <w:r>
-        <w:rPr>
-          <w:rStyle w:val="VerbatimChar"/>
-        </w:rPr>
-        <w:t xml:space="preserve">text</w:t>
-      </w:r>
-      <w:r>
-        <w:t xml:space="preserve">. It does this by creating a new string called</w:t>
-      </w:r>
-      <w:r>
-        <w:t xml:space="preserve"> </w:t>
-      </w:r>
-      <w:r>
-        <w:rPr>
-          <w:rStyle w:val="VerbatimChar"/>
-        </w:rPr>
-        <w:t xml:space="preserve">normalized</w:t>
-      </w:r>
-      <w:r>
-        <w:t xml:space="preserve">. This new string is built by iterating through each character (</w:t>
-      </w:r>
-      <w:r>
-        <w:rPr>
-          <w:rStyle w:val="VerbatimChar"/>
-        </w:rPr>
-        <w:t xml:space="preserve">ch</w:t>
-      </w:r>
-      <w:r>
-        <w:t xml:space="preserve">) of the input</w:t>
-      </w:r>
-      <w:r>
-        <w:t xml:space="preserve"> </w:t>
-      </w:r>
-      <w:r>
-        <w:rPr>
-          <w:rStyle w:val="VerbatimChar"/>
-        </w:rPr>
-        <w:t xml:space="preserve">text</w:t>
-      </w:r>
-      <w:r>
-        <w:t xml:space="preserve">. For each character, it checks if it is a space using</w:t>
-      </w:r>
-      <w:r>
-        <w:t xml:space="preserve"> </w:t>
-      </w:r>
-      <w:r>
-        <w:rPr>
-          <w:rStyle w:val="VerbatimChar"/>
-        </w:rPr>
-        <w:t xml:space="preserve">ch.isspace()</w:t>
-      </w:r>
-      <w:r>
-        <w:t xml:space="preserve">. If the character is not a space, it is converted to lowercase and included in the</w:t>
-      </w:r>
-      <w:r>
-        <w:t xml:space="preserve"> </w:t>
-      </w:r>
-      <w:r>
-        <w:rPr>
-          <w:rStyle w:val="VerbatimChar"/>
-        </w:rPr>
-        <w:t xml:space="preserve">normalized</w:t>
-      </w:r>
-      <w:r>
-        <w:t xml:space="preserve"> </w:t>
-      </w:r>
-      <w:r>
-        <w:t xml:space="preserve">string. All characters that are spaces are excluded.</w:t>
-      </w:r>
-    </w:p>
-    <w:p>
-      <w:pPr>
-        <w:pStyle w:val="BodyText"/>
-      </w:pPr>
-      <w:r>
-        <w:t xml:space="preserve">Finally, the function compares the</w:t>
-      </w:r>
-      <w:r>
-        <w:t xml:space="preserve"> </w:t>
-      </w:r>
-      <w:r>
-        <w:rPr>
-          <w:rStyle w:val="VerbatimChar"/>
-        </w:rPr>
-        <w:t xml:space="preserve">normalized</w:t>
-      </w:r>
-      <w:r>
-        <w:t xml:space="preserve"> </w:t>
-      </w:r>
-      <w:r>
-        <w:t xml:space="preserve">string with its reversed version. The reversal is achieved using the slice notation</w:t>
-      </w:r>
-      <w:r>
-        <w:t xml:space="preserve"> </w:t>
-      </w:r>
-      <w:r>
-        <w:rPr>
-          <w:rStyle w:val="VerbatimChar"/>
-        </w:rPr>
-        <w:t xml:space="preserve">[::-1]</w:t>
-      </w:r>
-      <w:r>
-        <w:t xml:space="preserve">. The function returns</w:t>
-      </w:r>
-      <w:r>
-        <w:t xml:space="preserve"> </w:t>
-      </w:r>
-      <w:r>
-        <w:rPr>
-          <w:rStyle w:val="VerbatimChar"/>
-        </w:rPr>
-        <w:t xml:space="preserve">True</w:t>
-      </w:r>
-      <w:r>
-        <w:t xml:space="preserve"> </w:t>
-      </w:r>
-      <w:r>
-        <w:t xml:space="preserve">if the normalized string is identical to its reverse, and</w:t>
-      </w:r>
-      <w:r>
-        <w:t xml:space="preserve"> </w:t>
-      </w:r>
-      <w:r>
-        <w:rPr>
-          <w:rStyle w:val="VerbatimChar"/>
-        </w:rPr>
-        <w:t xml:space="preserve">False</w:t>
-      </w:r>
-      <w:r>
-        <w:t xml:space="preserve"> </w:t>
-      </w:r>
-      <w:r>
-        <w:t xml:space="preserve">otherwise.</w:t>
-      </w:r>
-    </w:p>
-    <w:p>
-      <w:pPr>
-        <w:pStyle w:val="BodyText"/>
-      </w:pPr>
-      <w:r>
-        <w:rPr>
-          <w:b/>
-          <w:bCs/>
-        </w:rPr>
-        <w:t xml:space="preserve">Note</w:t>
-      </w:r>
-      <w:r>
-        <w:t xml:space="preserve">:</w:t>
-      </w:r>
-      <w:r>
-        <w:t xml:space="preserve"> </w:t>
-      </w:r>
-      <w:r>
-        <w:t xml:space="preserve">This function specifically ignores spaces and letter casing. Punctuation and other whitespace characters (like tabs or newlines) are not ignored and will be included in the palindrome check.</w:t>
-      </w:r>
-    </w:p>
-    <w:p>
-      <w:pPr>
-        <w:pStyle w:val="BodyText"/>
-      </w:pPr>
-      <w:r>
-        <w:rPr>
-          <w:b/>
-          <w:bCs/>
-        </w:rPr>
-        <w:t xml:space="preserve">Output Example</w:t>
-      </w:r>
-      <w:r>
-        <w:t xml:space="preserve">:</w:t>
-      </w:r>
-    </w:p>
-    <w:p>
-      <w:pPr>
-        <w:pStyle w:val="SourceCode"/>
-      </w:pPr>
       <w:r>
         <w:rPr>
           <w:rStyle w:val="NormalTok"/>
@@ -1237,7 +1358,7 @@
         <w:rPr>
           <w:rStyle w:val="StringTok"/>
         </w:rPr>
-        <w:t xml:space="preserve">"A man a plan a canal Panama"</w:t>
+        <w:t xml:space="preserve">"hello world"</w:t>
       </w:r>
       <w:r>
         <w:rPr>
@@ -1245,27 +1366,26 @@
         </w:rPr>
         <w:t xml:space="preserve">)</w:t>
       </w:r>
+      <w:r>
+        <w:br/>
+      </w:r>
+      <w:r>
+        <w:rPr>
+          <w:rStyle w:val="CommentTok"/>
+        </w:rPr>
+        <w:t xml:space="preserve"># Expected output:</w:t>
+      </w:r>
+      <w:r>
+        <w:br/>
+      </w:r>
+      <w:r>
+        <w:rPr>
+          <w:rStyle w:val="VariableTok"/>
+        </w:rPr>
+        <w:t xml:space="preserve">False</w:t>
+      </w:r>
     </w:p>
-    <w:p>
-      <w:pPr>
-        <w:pStyle w:val="FirstParagraph"/>
-      </w:pPr>
-      <w:r>
-        <w:t xml:space="preserve">Output:</w:t>
-      </w:r>
-    </w:p>
-    <w:p>
-      <w:pPr>
-        <w:pStyle w:val="SourceCode"/>
-      </w:pPr>
-      <w:r>
-        <w:rPr>
-          <w:rStyle w:val="VerbatimChar"/>
-        </w:rPr>
-        <w:t xml:space="preserve">True</w:t>
-      </w:r>
-    </w:p>
-    <w:bookmarkEnd w:id="11"/>
+    <w:bookmarkEnd w:id="10"/>
     <w:sectPr>
       <w:pgSz w:h="15840" w:w="12240"/>
       <w:pgMar w:bottom="1440" w:footer="720" w:gutter="0" w:header="720" w:left="1800" w:right="1800" w:top="1440"/>

--- a/random_module_three.docx
+++ b/random_module_three.docx
@@ -47,7 +47,7 @@
       </w:r>
     </w:p>
     <w:bookmarkEnd w:id="9"/>
-    <w:bookmarkStart w:id="30" w:name="fibonacci"/>
+    <w:bookmarkStart w:id="16" w:name="function-fibonacci"/>
     <w:p>
       <w:pPr>
         <w:pStyle w:val="Heading1"/>
@@ -62,19 +62,19 @@
         <w:tab/>
       </w:r>
       <w:r>
-        <w:t xml:space="preserve">fibonacci</w:t>
+        <w:t xml:space="preserve">Function: fibonacci</w:t>
       </w:r>
     </w:p>
     <w:bookmarkStart w:id="10" w:name="overview"/>
     <w:p>
       <w:pPr>
-        <w:pStyle w:val="Heading3"/>
+        <w:pStyle w:val="Heading2"/>
       </w:pPr>
       <w:r>
         <w:rPr>
           <w:rStyle w:val="SectionNumber"/>
         </w:rPr>
-        <w:t xml:space="preserve">1.0.1</w:t>
+        <w:t xml:space="preserve">1.1</w:t>
       </w:r>
       <w:r>
         <w:tab/>
@@ -103,499 +103,26 @@
         <w:t xml:space="preserve"> </w:t>
       </w:r>
       <w:r>
-        <w:t xml:space="preserve">function computes the nth Fibonacci number using an efficient iterative approach.</w:t>
+        <w:t xml:space="preserve">Function computes the nth Fibonacci number using an efficient iterative approach.</w:t>
       </w:r>
     </w:p>
     <w:bookmarkEnd w:id="10"/>
     <w:bookmarkStart w:id="11" w:name="parameters"/>
     <w:p>
       <w:pPr>
-        <w:pStyle w:val="Heading3"/>
+        <w:pStyle w:val="Heading2"/>
       </w:pPr>
       <w:r>
         <w:rPr>
           <w:rStyle w:val="SectionNumber"/>
         </w:rPr>
-        <w:t xml:space="preserve">1.0.2</w:t>
+        <w:t xml:space="preserve">1.2</w:t>
       </w:r>
       <w:r>
         <w:tab/>
       </w:r>
       <w:r>
-        <w:t xml:space="preserve">Parameters</w:t>
-      </w:r>
-    </w:p>
-    <w:tbl>
-      <w:tblPr>
-        <w:tblStyle w:val="Table"/>
-        <w:tblW w:type="pct" w:w="5000"/>
-        <w:tblLayout w:type="fixed"/>
-        <w:tblLook w:firstRow="1" w:lastRow="0" w:firstColumn="0" w:lastColumn="0" w:noHBand="0" w:noVBand="0" w:val="0020"/>
-      </w:tblPr>
-      <w:tblGrid>
-        <w:gridCol w:w="2904"/>
-        <w:gridCol w:w="1584"/>
-        <w:gridCol w:w="3432"/>
-      </w:tblGrid>
-      <w:tr>
-        <w:trPr>
-          <w:tblHeader w:val="on"/>
-        </w:trPr>
-        <w:tc>
-          <w:tcPr/>
-          <w:p>
-            <w:pPr>
-              <w:pStyle w:val="Compact"/>
-            </w:pPr>
-            <w:r>
-              <w:t xml:space="preserve">Parameter</w:t>
-            </w:r>
-          </w:p>
-        </w:tc>
-        <w:tc>
-          <w:tcPr/>
-          <w:p>
-            <w:pPr>
-              <w:pStyle w:val="Compact"/>
-            </w:pPr>
-            <w:r>
-              <w:t xml:space="preserve">Type</w:t>
-            </w:r>
-          </w:p>
-        </w:tc>
-        <w:tc>
-          <w:tcPr/>
-          <w:p>
-            <w:pPr>
-              <w:pStyle w:val="Compact"/>
-            </w:pPr>
-            <w:r>
-              <w:t xml:space="preserve">Description</w:t>
-            </w:r>
-          </w:p>
-        </w:tc>
-      </w:tr>
-      <w:tr>
-        <w:tc>
-          <w:tcPr/>
-          <w:p>
-            <w:pPr>
-              <w:pStyle w:val="Compact"/>
-            </w:pPr>
-            <w:r>
-              <w:rPr>
-                <w:rStyle w:val="VerbatimChar"/>
-              </w:rPr>
-              <w:t xml:space="preserve">n</w:t>
-            </w:r>
-          </w:p>
-        </w:tc>
-        <w:tc>
-          <w:tcPr/>
-          <w:p>
-            <w:pPr>
-              <w:pStyle w:val="Compact"/>
-            </w:pPr>
-            <w:r>
-              <w:rPr>
-                <w:rStyle w:val="VerbatimChar"/>
-              </w:rPr>
-              <w:t xml:space="preserve">int</w:t>
-            </w:r>
-          </w:p>
-        </w:tc>
-        <w:tc>
-          <w:tcPr/>
-          <w:p>
-            <w:pPr>
-              <w:pStyle w:val="Compact"/>
-            </w:pPr>
-            <w:r>
-              <w:t xml:space="preserve">The 0-indexed position in the Fibonacci sequence for which to compute the value.</w:t>
-            </w:r>
-          </w:p>
-        </w:tc>
-      </w:tr>
-    </w:tbl>
-    <w:bookmarkEnd w:id="11"/>
-    <w:bookmarkStart w:id="12" w:name="description"/>
-    <w:p>
-      <w:pPr>
-        <w:pStyle w:val="Heading3"/>
-      </w:pPr>
-      <w:r>
-        <w:rPr>
-          <w:rStyle w:val="SectionNumber"/>
-        </w:rPr>
-        <w:t xml:space="preserve">1.0.3</w:t>
-      </w:r>
-      <w:r>
-        <w:tab/>
-      </w:r>
-      <w:r>
-        <w:t xml:space="preserve">Description</w:t>
-      </w:r>
-    </w:p>
-    <w:p>
-      <w:pPr>
-        <w:pStyle w:val="FirstParagraph"/>
-      </w:pPr>
-      <w:r>
-        <w:t xml:space="preserve">This function calculates a number in the Fibonacci sequence based on its index</w:t>
-      </w:r>
-      <w:r>
-        <w:t xml:space="preserve"> </w:t>
-      </w:r>
-      <w:r>
-        <w:rPr>
-          <w:rStyle w:val="VerbatimChar"/>
-        </w:rPr>
-        <w:t xml:space="preserve">n</w:t>
-      </w:r>
-      <w:r>
-        <w:t xml:space="preserve">. The Fibonacci sequence starts with 0 and 1, and each subsequent number is the sum of the two preceding ones (e.g., 0, 1, 1, 2, 3, 5, 8…).</w:t>
-      </w:r>
-    </w:p>
-    <w:p>
-      <w:pPr>
-        <w:pStyle w:val="BodyText"/>
-      </w:pPr>
-      <w:r>
-        <w:t xml:space="preserve">The function first validates the input</w:t>
-      </w:r>
-      <w:r>
-        <w:t xml:space="preserve"> </w:t>
-      </w:r>
-      <w:r>
-        <w:rPr>
-          <w:rStyle w:val="VerbatimChar"/>
-        </w:rPr>
-        <w:t xml:space="preserve">n</w:t>
-      </w:r>
-      <w:r>
-        <w:t xml:space="preserve">. If</w:t>
-      </w:r>
-      <w:r>
-        <w:t xml:space="preserve"> </w:t>
-      </w:r>
-      <w:r>
-        <w:rPr>
-          <w:rStyle w:val="VerbatimChar"/>
-        </w:rPr>
-        <w:t xml:space="preserve">n</w:t>
-      </w:r>
-      <w:r>
-        <w:t xml:space="preserve"> </w:t>
-      </w:r>
-      <w:r>
-        <w:t xml:space="preserve">is a negative number, it raises a</w:t>
-      </w:r>
-      <w:r>
-        <w:t xml:space="preserve"> </w:t>
-      </w:r>
-      <w:r>
-        <w:rPr>
-          <w:rStyle w:val="VerbatimChar"/>
-        </w:rPr>
-        <w:t xml:space="preserve">ValueError</w:t>
-      </w:r>
-      <w:r>
-        <w:t xml:space="preserve"> </w:t>
-      </w:r>
-      <w:r>
-        <w:t xml:space="preserve">because the Fibonacci sequence is not defined for negative indices.</w:t>
-      </w:r>
-    </w:p>
-    <w:p>
-      <w:pPr>
-        <w:pStyle w:val="BodyText"/>
-      </w:pPr>
-      <w:r>
-        <w:t xml:space="preserve">It initializes two variables,</w:t>
-      </w:r>
-      <w:r>
-        <w:t xml:space="preserve"> </w:t>
-      </w:r>
-      <w:r>
-        <w:rPr>
-          <w:rStyle w:val="VerbatimChar"/>
-        </w:rPr>
-        <w:t xml:space="preserve">a</w:t>
-      </w:r>
-      <w:r>
-        <w:t xml:space="preserve"> </w:t>
-      </w:r>
-      <w:r>
-        <w:t xml:space="preserve">and</w:t>
-      </w:r>
-      <w:r>
-        <w:t xml:space="preserve"> </w:t>
-      </w:r>
-      <w:r>
-        <w:rPr>
-          <w:rStyle w:val="VerbatimChar"/>
-        </w:rPr>
-        <w:t xml:space="preserve">b</w:t>
-      </w:r>
-      <w:r>
-        <w:t xml:space="preserve">, to the first two numbers of the sequence,</w:t>
-      </w:r>
-      <w:r>
-        <w:t xml:space="preserve"> </w:t>
-      </w:r>
-      <w:r>
-        <w:rPr>
-          <w:rStyle w:val="VerbatimChar"/>
-        </w:rPr>
-        <w:t xml:space="preserve">0</w:t>
-      </w:r>
-      <w:r>
-        <w:t xml:space="preserve"> </w:t>
-      </w:r>
-      <w:r>
-        <w:t xml:space="preserve">and</w:t>
-      </w:r>
-      <w:r>
-        <w:t xml:space="preserve"> </w:t>
-      </w:r>
-      <w:r>
-        <w:rPr>
-          <w:rStyle w:val="VerbatimChar"/>
-        </w:rPr>
-        <w:t xml:space="preserve">1</w:t>
-      </w:r>
-      <w:r>
-        <w:t xml:space="preserve">, respectively. It then enters a</w:t>
-      </w:r>
-      <w:r>
-        <w:t xml:space="preserve"> </w:t>
-      </w:r>
-      <w:r>
-        <w:rPr>
-          <w:rStyle w:val="VerbatimChar"/>
-        </w:rPr>
-        <w:t xml:space="preserve">for</w:t>
-      </w:r>
-      <w:r>
-        <w:t xml:space="preserve"> </w:t>
-      </w:r>
-      <w:r>
-        <w:t xml:space="preserve">loop that iterates</w:t>
-      </w:r>
-      <w:r>
-        <w:t xml:space="preserve"> </w:t>
-      </w:r>
-      <w:r>
-        <w:rPr>
-          <w:rStyle w:val="VerbatimChar"/>
-        </w:rPr>
-        <w:t xml:space="preserve">n</w:t>
-      </w:r>
-      <w:r>
-        <w:t xml:space="preserve"> </w:t>
-      </w:r>
-      <w:r>
-        <w:t xml:space="preserve">times. In each iteration, the values of</w:t>
-      </w:r>
-      <w:r>
-        <w:t xml:space="preserve"> </w:t>
-      </w:r>
-      <w:r>
-        <w:rPr>
-          <w:rStyle w:val="VerbatimChar"/>
-        </w:rPr>
-        <w:t xml:space="preserve">a</w:t>
-      </w:r>
-      <w:r>
-        <w:t xml:space="preserve"> </w:t>
-      </w:r>
-      <w:r>
-        <w:t xml:space="preserve">and</w:t>
-      </w:r>
-      <w:r>
-        <w:t xml:space="preserve"> </w:t>
-      </w:r>
-      <w:r>
-        <w:rPr>
-          <w:rStyle w:val="VerbatimChar"/>
-        </w:rPr>
-        <w:t xml:space="preserve">b</w:t>
-      </w:r>
-      <w:r>
-        <w:t xml:space="preserve"> </w:t>
-      </w:r>
-      <w:r>
-        <w:t xml:space="preserve">are updated. The current value of</w:t>
-      </w:r>
-      <w:r>
-        <w:t xml:space="preserve"> </w:t>
-      </w:r>
-      <w:r>
-        <w:rPr>
-          <w:rStyle w:val="VerbatimChar"/>
-        </w:rPr>
-        <w:t xml:space="preserve">b</w:t>
-      </w:r>
-      <w:r>
-        <w:t xml:space="preserve"> </w:t>
-      </w:r>
-      <w:r>
-        <w:t xml:space="preserve">is assigned to</w:t>
-      </w:r>
-      <w:r>
-        <w:t xml:space="preserve"> </w:t>
-      </w:r>
-      <w:r>
-        <w:rPr>
-          <w:rStyle w:val="VerbatimChar"/>
-        </w:rPr>
-        <w:t xml:space="preserve">a</w:t>
-      </w:r>
-      <w:r>
-        <w:t xml:space="preserve">, and the sum of the old</w:t>
-      </w:r>
-      <w:r>
-        <w:t xml:space="preserve"> </w:t>
-      </w:r>
-      <w:r>
-        <w:rPr>
-          <w:rStyle w:val="VerbatimChar"/>
-        </w:rPr>
-        <w:t xml:space="preserve">a</w:t>
-      </w:r>
-      <w:r>
-        <w:t xml:space="preserve"> </w:t>
-      </w:r>
-      <w:r>
-        <w:t xml:space="preserve">and</w:t>
-      </w:r>
-      <w:r>
-        <w:t xml:space="preserve"> </w:t>
-      </w:r>
-      <w:r>
-        <w:rPr>
-          <w:rStyle w:val="VerbatimChar"/>
-        </w:rPr>
-        <w:t xml:space="preserve">b</w:t>
-      </w:r>
-      <w:r>
-        <w:t xml:space="preserve"> </w:t>
-      </w:r>
-      <w:r>
-        <w:t xml:space="preserve">is assigned to</w:t>
-      </w:r>
-      <w:r>
-        <w:t xml:space="preserve"> </w:t>
-      </w:r>
-      <w:r>
-        <w:rPr>
-          <w:rStyle w:val="VerbatimChar"/>
-        </w:rPr>
-        <w:t xml:space="preserve">b</w:t>
-      </w:r>
-      <w:r>
-        <w:t xml:space="preserve">. This process effectively moves one step forward in the sequence.</w:t>
-      </w:r>
-    </w:p>
-    <w:p>
-      <w:pPr>
-        <w:pStyle w:val="SourceCode"/>
-      </w:pPr>
-      <w:r>
-        <w:rPr>
-          <w:rStyle w:val="CommentTok"/>
-        </w:rPr>
-        <w:t xml:space="preserve"># Inside the loop</w:t>
-      </w:r>
-      <w:r>
-        <w:br/>
-      </w:r>
-      <w:r>
-        <w:rPr>
-          <w:rStyle w:val="NormalTok"/>
-        </w:rPr>
-        <w:t xml:space="preserve">a, b </w:t>
-      </w:r>
-      <w:r>
-        <w:rPr>
-          <w:rStyle w:val="OperatorTok"/>
-        </w:rPr>
-        <w:t xml:space="preserve">=</w:t>
-      </w:r>
-      <w:r>
-        <w:rPr>
-          <w:rStyle w:val="NormalTok"/>
-        </w:rPr>
-        <w:t xml:space="preserve"> b, a </w:t>
-      </w:r>
-      <w:r>
-        <w:rPr>
-          <w:rStyle w:val="OperatorTok"/>
-        </w:rPr>
-        <w:t xml:space="preserve">+</w:t>
-      </w:r>
-      <w:r>
-        <w:rPr>
-          <w:rStyle w:val="NormalTok"/>
-        </w:rPr>
-        <w:t xml:space="preserve"> b</w:t>
-      </w:r>
-    </w:p>
-    <w:p>
-      <w:pPr>
-        <w:pStyle w:val="FirstParagraph"/>
-      </w:pPr>
-      <w:r>
-        <w:t xml:space="preserve">After the loop completes</w:t>
-      </w:r>
-      <w:r>
-        <w:t xml:space="preserve"> </w:t>
-      </w:r>
-      <w:r>
-        <w:rPr>
-          <w:rStyle w:val="VerbatimChar"/>
-        </w:rPr>
-        <w:t xml:space="preserve">n</w:t>
-      </w:r>
-      <w:r>
-        <w:t xml:space="preserve"> </w:t>
-      </w:r>
-      <w:r>
-        <w:t xml:space="preserve">iterations, the variable</w:t>
-      </w:r>
-      <w:r>
-        <w:t xml:space="preserve"> </w:t>
-      </w:r>
-      <w:r>
-        <w:rPr>
-          <w:rStyle w:val="VerbatimChar"/>
-        </w:rPr>
-        <w:t xml:space="preserve">a</w:t>
-      </w:r>
-      <w:r>
-        <w:t xml:space="preserve"> </w:t>
-      </w:r>
-      <w:r>
-        <w:t xml:space="preserve">will hold the nth Fibonacci number, which is then returned.</w:t>
-      </w:r>
-    </w:p>
-    <w:bookmarkEnd w:id="12"/>
-    <w:bookmarkStart w:id="13" w:name="usage-notes"/>
-    <w:p>
-      <w:pPr>
-        <w:pStyle w:val="Heading3"/>
-      </w:pPr>
-      <w:r>
-        <w:rPr>
-          <w:rStyle w:val="SectionNumber"/>
-        </w:rPr>
-        <w:t xml:space="preserve">1.0.4</w:t>
-      </w:r>
-      <w:r>
-        <w:tab/>
-      </w:r>
-      <w:r>
-        <w:t xml:space="preserve">Usage Notes</w:t>
+        <w:t xml:space="preserve">parameters</w:t>
       </w:r>
     </w:p>
     <w:p>
@@ -607,73 +134,43 @@
         </w:numPr>
       </w:pPr>
       <w:r>
-        <w:t xml:space="preserve">The function uses a 0-indexed sequence. For example,</w:t>
+        <w:rPr>
+          <w:rStyle w:val="VerbatimChar"/>
+        </w:rPr>
+        <w:t xml:space="preserve">n</w:t>
       </w:r>
       <w:r>
         <w:t xml:space="preserve"> </w:t>
       </w:r>
       <w:r>
-        <w:rPr>
-          <w:rStyle w:val="VerbatimChar"/>
-        </w:rPr>
-        <w:t xml:space="preserve">fibonacci(0)</w:t>
-      </w:r>
-      <w:r>
-        <w:t xml:space="preserve"> </w:t>
-      </w:r>
-      <w:r>
-        <w:t xml:space="preserve">returns</w:t>
-      </w:r>
-      <w:r>
-        <w:t xml:space="preserve"> </w:t>
-      </w:r>
-      <w:r>
-        <w:rPr>
-          <w:rStyle w:val="VerbatimChar"/>
-        </w:rPr>
-        <w:t xml:space="preserve">0</w:t>
-      </w:r>
-      <w:r>
-        <w:t xml:space="preserve">,</w:t>
-      </w:r>
-      <w:r>
-        <w:t xml:space="preserve"> </w:t>
-      </w:r>
-      <w:r>
-        <w:rPr>
-          <w:rStyle w:val="VerbatimChar"/>
-        </w:rPr>
-        <w:t xml:space="preserve">fibonacci(1)</w:t>
-      </w:r>
-      <w:r>
-        <w:t xml:space="preserve"> </w:t>
-      </w:r>
-      <w:r>
-        <w:t xml:space="preserve">returns</w:t>
-      </w:r>
-      <w:r>
-        <w:t xml:space="preserve"> </w:t>
-      </w:r>
-      <w:r>
-        <w:rPr>
-          <w:rStyle w:val="VerbatimChar"/>
-        </w:rPr>
-        <w:t xml:space="preserve">1</w:t>
-      </w:r>
-      <w:r>
-        <w:t xml:space="preserve">, and so on.</w:t>
+        <w:t xml:space="preserve">(int): The index of the Fibonacci number to compute (0-indexed).</w:t>
+      </w:r>
+    </w:p>
+    <w:bookmarkEnd w:id="11"/>
+    <w:bookmarkStart w:id="12" w:name="description"/>
+    <w:p>
+      <w:pPr>
+        <w:pStyle w:val="Heading2"/>
+      </w:pPr>
+      <w:r>
+        <w:rPr>
+          <w:rStyle w:val="SectionNumber"/>
+        </w:rPr>
+        <w:t xml:space="preserve">1.3</w:t>
+      </w:r>
+      <w:r>
+        <w:tab/>
+      </w:r>
+      <w:r>
+        <w:t xml:space="preserve">Description</w:t>
       </w:r>
     </w:p>
     <w:p>
       <w:pPr>
-        <w:pStyle w:val="Compact"/>
-        <w:numPr>
-          <w:ilvl w:val="0"/>
-          <w:numId w:val="1001"/>
-        </w:numPr>
-      </w:pPr>
-      <w:r>
-        <w:t xml:space="preserve">Providing a negative integer for</w:t>
+        <w:pStyle w:val="FirstParagraph"/>
+      </w:pPr>
+      <w:r>
+        <w:t xml:space="preserve">This function calculates a number in the Fibonacci sequence based on its index</w:t>
       </w:r>
       <w:r>
         <w:t xml:space="preserve"> </w:t>
@@ -685,453 +182,297 @@
         <w:t xml:space="preserve">n</w:t>
       </w:r>
       <w:r>
-        <w:t xml:space="preserve"> </w:t>
-      </w:r>
-      <w:r>
-        <w:t xml:space="preserve">will result in a</w:t>
-      </w:r>
-      <w:r>
-        <w:t xml:space="preserve"> </w:t>
-      </w:r>
-      <w:r>
-        <w:rPr>
-          <w:rStyle w:val="VerbatimChar"/>
-        </w:rPr>
-        <w:t xml:space="preserve">ValueError</w:t>
-      </w:r>
-      <w:r>
-        <w:t xml:space="preserve">.</w:t>
+        <w:t xml:space="preserve">. The Fibonacci sequence is a series of numbers where each number is the sum of the two preceding ones, starting from 0 and 1.</w:t>
       </w:r>
     </w:p>
     <w:p>
       <w:pPr>
-        <w:pStyle w:val="Compact"/>
-        <w:numPr>
-          <w:ilvl w:val="0"/>
-          <w:numId w:val="1001"/>
-        </w:numPr>
-      </w:pPr>
-      <w:r>
-        <w:t xml:space="preserve">This iterative implementation is memory-efficient compared to a naive recursive approach, as it avoids deep recursion stacks and recalculating the same values.</w:t>
+        <w:pStyle w:val="BodyText"/>
+      </w:pPr>
+      <w:r>
+        <w:t xml:space="preserve">The function first validates the input</w:t>
+      </w:r>
+      <w:r>
+        <w:t xml:space="preserve"> </w:t>
+      </w:r>
+      <w:r>
+        <w:rPr>
+          <w:rStyle w:val="VerbatimChar"/>
+        </w:rPr>
+        <w:t xml:space="preserve">n</w:t>
+      </w:r>
+      <w:r>
+        <w:t xml:space="preserve">. If</w:t>
+      </w:r>
+      <w:r>
+        <w:t xml:space="preserve"> </w:t>
+      </w:r>
+      <w:r>
+        <w:rPr>
+          <w:rStyle w:val="VerbatimChar"/>
+        </w:rPr>
+        <w:t xml:space="preserve">n</w:t>
+      </w:r>
+      <w:r>
+        <w:t xml:space="preserve"> </w:t>
+      </w:r>
+      <w:r>
+        <w:t xml:space="preserve">is a negative number, it raises a</w:t>
+      </w:r>
+      <w:r>
+        <w:t xml:space="preserve"> </w:t>
+      </w:r>
+      <w:r>
+        <w:rPr>
+          <w:rStyle w:val="VerbatimChar"/>
+        </w:rPr>
+        <w:t xml:space="preserve">ValueError</w:t>
+      </w:r>
+      <w:r>
+        <w:t xml:space="preserve"> </w:t>
+      </w:r>
+      <w:r>
+        <w:t xml:space="preserve">because the Fibonacci sequence is not defined for negative indices.</w:t>
       </w:r>
     </w:p>
     <w:p>
       <w:pPr>
-        <w:pStyle w:val="FirstParagraph"/>
-      </w:pPr>
-      <w:r>
-        <w:rPr>
-          <w:b/>
-          <w:bCs/>
-        </w:rPr>
-        <w:t xml:space="preserve">Output Example</w:t>
-      </w:r>
-      <w:r>
-        <w:t xml:space="preserve">: The function returns a single integer representing the Fibonacci number at the specified index.</w:t>
+        <w:pStyle w:val="BodyText"/>
+      </w:pPr>
+      <w:r>
+        <w:t xml:space="preserve">It initializes two variables,</w:t>
+      </w:r>
+      <w:r>
+        <w:t xml:space="preserve"> </w:t>
+      </w:r>
+      <w:r>
+        <w:rPr>
+          <w:rStyle w:val="VerbatimChar"/>
+        </w:rPr>
+        <w:t xml:space="preserve">a</w:t>
+      </w:r>
+      <w:r>
+        <w:t xml:space="preserve"> </w:t>
+      </w:r>
+      <w:r>
+        <w:t xml:space="preserve">and</w:t>
+      </w:r>
+      <w:r>
+        <w:t xml:space="preserve"> </w:t>
+      </w:r>
+      <w:r>
+        <w:rPr>
+          <w:rStyle w:val="VerbatimChar"/>
+        </w:rPr>
+        <w:t xml:space="preserve">b</w:t>
+      </w:r>
+      <w:r>
+        <w:t xml:space="preserve">, to</w:t>
+      </w:r>
+      <w:r>
+        <w:t xml:space="preserve"> </w:t>
+      </w:r>
+      <w:r>
+        <w:rPr>
+          <w:rStyle w:val="VerbatimChar"/>
+        </w:rPr>
+        <w:t xml:space="preserve">0</w:t>
+      </w:r>
+      <w:r>
+        <w:t xml:space="preserve"> </w:t>
+      </w:r>
+      <w:r>
+        <w:t xml:space="preserve">and</w:t>
+      </w:r>
+      <w:r>
+        <w:t xml:space="preserve"> </w:t>
+      </w:r>
+      <w:r>
+        <w:rPr>
+          <w:rStyle w:val="VerbatimChar"/>
+        </w:rPr>
+        <w:t xml:space="preserve">1</w:t>
+      </w:r>
+      <w:r>
+        <w:t xml:space="preserve"> </w:t>
+      </w:r>
+      <w:r>
+        <w:t xml:space="preserve">respectively. These represent the first two numbers in the sequence, F(0) and F(1).</w:t>
       </w:r>
     </w:p>
     <w:p>
       <w:pPr>
-        <w:pStyle w:val="SourceCode"/>
-      </w:pPr>
+        <w:pStyle w:val="BodyText"/>
+      </w:pPr>
+      <w:r>
+        <w:t xml:space="preserve">The function then enters a</w:t>
+      </w:r>
+      <w:r>
+        <w:t xml:space="preserve"> </w:t>
+      </w:r>
       <w:r>
         <w:rPr>
           <w:rStyle w:val="VerbatimChar"/>
         </w:rPr>
-        <w:t xml:space="preserve">34</w:t>
-      </w:r>
-    </w:p>
-    <w:bookmarkEnd w:id="13"/>
-    <w:bookmarkStart w:id="15" w:name="example"/>
-    <w:p>
-      <w:pPr>
-        <w:pStyle w:val="Heading3"/>
-      </w:pPr>
-      <w:r>
-        <w:rPr>
-          <w:rStyle w:val="SectionNumber"/>
-        </w:rPr>
-        <w:t xml:space="preserve">1.0.5</w:t>
-      </w:r>
-      <w:r>
-        <w:tab/>
-      </w:r>
-      <w:r>
-        <w:t xml:space="preserve">Example</w:t>
+        <w:t xml:space="preserve">for</w:t>
+      </w:r>
+      <w:r>
+        <w:t xml:space="preserve"> </w:t>
+      </w:r>
+      <w:r>
+        <w:t xml:space="preserve">loop that iterates</w:t>
+      </w:r>
+      <w:r>
+        <w:t xml:space="preserve"> </w:t>
+      </w:r>
+      <w:r>
+        <w:rPr>
+          <w:rStyle w:val="VerbatimChar"/>
+        </w:rPr>
+        <w:t xml:space="preserve">n</w:t>
+      </w:r>
+      <w:r>
+        <w:t xml:space="preserve"> </w:t>
+      </w:r>
+      <w:r>
+        <w:t xml:space="preserve">times. In each iteration, the values of</w:t>
+      </w:r>
+      <w:r>
+        <w:t xml:space="preserve"> </w:t>
+      </w:r>
+      <w:r>
+        <w:rPr>
+          <w:rStyle w:val="VerbatimChar"/>
+        </w:rPr>
+        <w:t xml:space="preserve">a</w:t>
+      </w:r>
+      <w:r>
+        <w:t xml:space="preserve"> </w:t>
+      </w:r>
+      <w:r>
+        <w:t xml:space="preserve">and</w:t>
+      </w:r>
+      <w:r>
+        <w:t xml:space="preserve"> </w:t>
+      </w:r>
+      <w:r>
+        <w:rPr>
+          <w:rStyle w:val="VerbatimChar"/>
+        </w:rPr>
+        <w:t xml:space="preserve">b</w:t>
+      </w:r>
+      <w:r>
+        <w:t xml:space="preserve"> </w:t>
+      </w:r>
+      <w:r>
+        <w:t xml:space="preserve">are updated using tuple assignment:</w:t>
+      </w:r>
+      <w:r>
+        <w:t xml:space="preserve"> </w:t>
+      </w:r>
+      <w:r>
+        <w:rPr>
+          <w:rStyle w:val="VerbatimChar"/>
+        </w:rPr>
+        <w:t xml:space="preserve">a, b = b, a + b</w:t>
+      </w:r>
+      <w:r>
+        <w:t xml:space="preserve">. This simultaneously sets</w:t>
+      </w:r>
+      <w:r>
+        <w:t xml:space="preserve"> </w:t>
+      </w:r>
+      <w:r>
+        <w:rPr>
+          <w:rStyle w:val="VerbatimChar"/>
+        </w:rPr>
+        <w:t xml:space="preserve">a</w:t>
+      </w:r>
+      <w:r>
+        <w:t xml:space="preserve"> </w:t>
+      </w:r>
+      <w:r>
+        <w:t xml:space="preserve">to the current value of</w:t>
+      </w:r>
+      <w:r>
+        <w:t xml:space="preserve"> </w:t>
+      </w:r>
+      <w:r>
+        <w:rPr>
+          <w:rStyle w:val="VerbatimChar"/>
+        </w:rPr>
+        <w:t xml:space="preserve">b</w:t>
+      </w:r>
+      <w:r>
+        <w:t xml:space="preserve"> </w:t>
+      </w:r>
+      <w:r>
+        <w:t xml:space="preserve">and</w:t>
+      </w:r>
+      <w:r>
+        <w:t xml:space="preserve"> </w:t>
+      </w:r>
+      <w:r>
+        <w:rPr>
+          <w:rStyle w:val="VerbatimChar"/>
+        </w:rPr>
+        <w:t xml:space="preserve">b</w:t>
+      </w:r>
+      <w:r>
+        <w:t xml:space="preserve"> </w:t>
+      </w:r>
+      <w:r>
+        <w:t xml:space="preserve">to the sum of the old</w:t>
+      </w:r>
+      <w:r>
+        <w:t xml:space="preserve"> </w:t>
+      </w:r>
+      <w:r>
+        <w:rPr>
+          <w:rStyle w:val="VerbatimChar"/>
+        </w:rPr>
+        <w:t xml:space="preserve">a</w:t>
+      </w:r>
+      <w:r>
+        <w:t xml:space="preserve"> </w:t>
+      </w:r>
+      <w:r>
+        <w:t xml:space="preserve">and</w:t>
+      </w:r>
+      <w:r>
+        <w:t xml:space="preserve"> </w:t>
+      </w:r>
+      <w:r>
+        <w:rPr>
+          <w:rStyle w:val="VerbatimChar"/>
+        </w:rPr>
+        <w:t xml:space="preserve">b</w:t>
+      </w:r>
+      <w:r>
+        <w:t xml:space="preserve">. This process effectively walks through the Fibonacci sequence.</w:t>
       </w:r>
     </w:p>
     <w:p>
       <w:pPr>
-        <w:pStyle w:val="SourceCode"/>
-      </w:pPr>
-      <w:r>
-        <w:rPr>
-          <w:rStyle w:val="CommentTok"/>
-        </w:rPr>
-        <w:t xml:space="preserve"># Example usage: Compute the 9th Fibonacci number (0-indexed)</w:t>
-      </w:r>
-      <w:r>
-        <w:br/>
-      </w:r>
-      <w:r>
-        <w:rPr>
-          <w:rStyle w:val="ControlFlowTok"/>
-        </w:rPr>
-        <w:t xml:space="preserve">try</w:t>
-      </w:r>
-      <w:r>
-        <w:rPr>
-          <w:rStyle w:val="NormalTok"/>
-        </w:rPr>
-        <w:t xml:space="preserve">:</w:t>
-      </w:r>
-      <w:r>
-        <w:br/>
-      </w:r>
-      <w:r>
-        <w:rPr>
-          <w:rStyle w:val="NormalTok"/>
-        </w:rPr>
-        <w:t xml:space="preserve">    result </w:t>
-      </w:r>
-      <w:r>
-        <w:rPr>
-          <w:rStyle w:val="OperatorTok"/>
-        </w:rPr>
-        <w:t xml:space="preserve">=</w:t>
-      </w:r>
-      <w:r>
-        <w:rPr>
-          <w:rStyle w:val="NormalTok"/>
-        </w:rPr>
-        <w:t xml:space="preserve"> fibonacci(</w:t>
-      </w:r>
-      <w:r>
-        <w:rPr>
-          <w:rStyle w:val="DecValTok"/>
-        </w:rPr>
-        <w:t xml:space="preserve">9</w:t>
-      </w:r>
-      <w:r>
-        <w:rPr>
-          <w:rStyle w:val="NormalTok"/>
-        </w:rPr>
-        <w:t xml:space="preserve">)</w:t>
-      </w:r>
-      <w:r>
-        <w:br/>
-      </w:r>
-      <w:r>
-        <w:rPr>
-          <w:rStyle w:val="NormalTok"/>
-        </w:rPr>
-        <w:t xml:space="preserve">    </w:t>
-      </w:r>
-      <w:r>
-        <w:rPr>
-          <w:rStyle w:val="BuiltInTok"/>
-        </w:rPr>
-        <w:t xml:space="preserve">print</w:t>
-      </w:r>
-      <w:r>
-        <w:rPr>
-          <w:rStyle w:val="NormalTok"/>
-        </w:rPr>
-        <w:t xml:space="preserve">(</w:t>
-      </w:r>
-      <w:r>
-        <w:rPr>
-          <w:rStyle w:val="SpecialStringTok"/>
-        </w:rPr>
-        <w:t xml:space="preserve">f"The 9th Fibonacci number is: </w:t>
-      </w:r>
-      <w:r>
-        <w:rPr>
-          <w:rStyle w:val="SpecialCharTok"/>
-        </w:rPr>
-        <w:t xml:space="preserve">{</w:t>
-      </w:r>
-      <w:r>
-        <w:rPr>
-          <w:rStyle w:val="NormalTok"/>
-        </w:rPr>
-        <w:t xml:space="preserve">result</w:t>
-      </w:r>
-      <w:r>
-        <w:rPr>
-          <w:rStyle w:val="SpecialCharTok"/>
-        </w:rPr>
-        <w:t xml:space="preserve">}</w:t>
-      </w:r>
-      <w:r>
-        <w:rPr>
-          <w:rStyle w:val="SpecialStringTok"/>
-        </w:rPr>
-        <w:t xml:space="preserve">"</w:t>
-      </w:r>
-      <w:r>
-        <w:rPr>
-          <w:rStyle w:val="NormalTok"/>
-        </w:rPr>
-        <w:t xml:space="preserve">)</w:t>
-      </w:r>
-      <w:r>
-        <w:br/>
-      </w:r>
-      <w:r>
-        <w:br/>
-      </w:r>
-      <w:r>
-        <w:rPr>
-          <w:rStyle w:val="NormalTok"/>
-        </w:rPr>
-        <w:t xml:space="preserve">    </w:t>
-      </w:r>
-      <w:r>
-        <w:rPr>
-          <w:rStyle w:val="CommentTok"/>
-        </w:rPr>
-        <w:t xml:space="preserve"># Example with the start of the sequence</w:t>
-      </w:r>
-      <w:r>
-        <w:br/>
-      </w:r>
-      <w:r>
-        <w:rPr>
-          <w:rStyle w:val="NormalTok"/>
-        </w:rPr>
-        <w:t xml:space="preserve">    result_zero </w:t>
-      </w:r>
-      <w:r>
-        <w:rPr>
-          <w:rStyle w:val="OperatorTok"/>
-        </w:rPr>
-        <w:t xml:space="preserve">=</w:t>
-      </w:r>
-      <w:r>
-        <w:rPr>
-          <w:rStyle w:val="NormalTok"/>
-        </w:rPr>
-        <w:t xml:space="preserve"> fibonacci(</w:t>
-      </w:r>
-      <w:r>
-        <w:rPr>
-          <w:rStyle w:val="DecValTok"/>
-        </w:rPr>
-        <w:t xml:space="preserve">0</w:t>
-      </w:r>
-      <w:r>
-        <w:rPr>
-          <w:rStyle w:val="NormalTok"/>
-        </w:rPr>
-        <w:t xml:space="preserve">)</w:t>
-      </w:r>
-      <w:r>
-        <w:br/>
-      </w:r>
-      <w:r>
-        <w:rPr>
-          <w:rStyle w:val="NormalTok"/>
-        </w:rPr>
-        <w:t xml:space="preserve">    </w:t>
-      </w:r>
-      <w:r>
-        <w:rPr>
-          <w:rStyle w:val="BuiltInTok"/>
-        </w:rPr>
-        <w:t xml:space="preserve">print</w:t>
-      </w:r>
-      <w:r>
-        <w:rPr>
-          <w:rStyle w:val="NormalTok"/>
-        </w:rPr>
-        <w:t xml:space="preserve">(</w:t>
-      </w:r>
-      <w:r>
-        <w:rPr>
-          <w:rStyle w:val="SpecialStringTok"/>
-        </w:rPr>
-        <w:t xml:space="preserve">f"The 0th Fibonacci number is: </w:t>
-      </w:r>
-      <w:r>
-        <w:rPr>
-          <w:rStyle w:val="SpecialCharTok"/>
-        </w:rPr>
-        <w:t xml:space="preserve">{</w:t>
-      </w:r>
-      <w:r>
-        <w:rPr>
-          <w:rStyle w:val="NormalTok"/>
-        </w:rPr>
-        <w:t xml:space="preserve">result_zero</w:t>
-      </w:r>
-      <w:r>
-        <w:rPr>
-          <w:rStyle w:val="SpecialCharTok"/>
-        </w:rPr>
-        <w:t xml:space="preserve">}</w:t>
-      </w:r>
-      <w:r>
-        <w:rPr>
-          <w:rStyle w:val="SpecialStringTok"/>
-        </w:rPr>
-        <w:t xml:space="preserve">"</w:t>
-      </w:r>
-      <w:r>
-        <w:rPr>
-          <w:rStyle w:val="NormalTok"/>
-        </w:rPr>
-        <w:t xml:space="preserve">)</w:t>
-      </w:r>
-      <w:r>
-        <w:br/>
-      </w:r>
-      <w:r>
-        <w:br/>
-      </w:r>
-      <w:r>
-        <w:rPr>
-          <w:rStyle w:val="NormalTok"/>
-        </w:rPr>
-        <w:t xml:space="preserve">    </w:t>
-      </w:r>
-      <w:r>
-        <w:rPr>
-          <w:rStyle w:val="CommentTok"/>
-        </w:rPr>
-        <w:t xml:space="preserve"># Example that would raise an error</w:t>
-      </w:r>
-      <w:r>
-        <w:br/>
-      </w:r>
-      <w:r>
-        <w:rPr>
-          <w:rStyle w:val="NormalTok"/>
-        </w:rPr>
-        <w:t xml:space="preserve">    </w:t>
-      </w:r>
-      <w:r>
-        <w:rPr>
-          <w:rStyle w:val="CommentTok"/>
-        </w:rPr>
-        <w:t xml:space="preserve"># fibonacci(-1)</w:t>
-      </w:r>
-      <w:r>
-        <w:br/>
-      </w:r>
-      <w:r>
-        <w:br/>
-      </w:r>
-      <w:r>
-        <w:rPr>
-          <w:rStyle w:val="ControlFlowTok"/>
-        </w:rPr>
-        <w:t xml:space="preserve">except</w:t>
-      </w:r>
-      <w:r>
-        <w:rPr>
-          <w:rStyle w:val="NormalTok"/>
-        </w:rPr>
+        <w:pStyle w:val="BodyText"/>
+      </w:pPr>
+      <w:r>
+        <w:t xml:space="preserve">After the loop completes, the variable</w:t>
+      </w:r>
+      <w:r>
         <w:t xml:space="preserve"> </w:t>
       </w:r>
       <w:r>
         <w:rPr>
-          <w:rStyle w:val="PreprocessorTok"/>
-        </w:rPr>
-        <w:t xml:space="preserve">ValueError</w:t>
-      </w:r>
-      <w:r>
-        <w:rPr>
-          <w:rStyle w:val="NormalTok"/>
-        </w:rPr>
+          <w:rStyle w:val="VerbatimChar"/>
+        </w:rPr>
+        <w:t xml:space="preserve">a</w:t>
+      </w:r>
+      <w:r>
         <w:t xml:space="preserve"> </w:t>
       </w:r>
       <w:r>
-        <w:rPr>
-          <w:rStyle w:val="ImportTok"/>
-        </w:rPr>
-        <w:t xml:space="preserve">as</w:t>
-      </w:r>
-      <w:r>
-        <w:rPr>
-          <w:rStyle w:val="NormalTok"/>
-        </w:rPr>
-        <w:t xml:space="preserve"> e:</w:t>
-      </w:r>
-      <w:r>
-        <w:br/>
-      </w:r>
-      <w:r>
-        <w:rPr>
-          <w:rStyle w:val="NormalTok"/>
-        </w:rPr>
-        <w:t xml:space="preserve">    </w:t>
-      </w:r>
-      <w:r>
-        <w:rPr>
-          <w:rStyle w:val="BuiltInTok"/>
-        </w:rPr>
-        <w:t xml:space="preserve">print</w:t>
-      </w:r>
-      <w:r>
-        <w:rPr>
-          <w:rStyle w:val="NormalTok"/>
-        </w:rPr>
-        <w:t xml:space="preserve">(</w:t>
-      </w:r>
-      <w:r>
-        <w:rPr>
-          <w:rStyle w:val="SpecialStringTok"/>
-        </w:rPr>
-        <w:t xml:space="preserve">f"Error: </w:t>
-      </w:r>
-      <w:r>
-        <w:rPr>
-          <w:rStyle w:val="SpecialCharTok"/>
-        </w:rPr>
-        <w:t xml:space="preserve">{</w:t>
-      </w:r>
-      <w:r>
-        <w:rPr>
-          <w:rStyle w:val="NormalTok"/>
-        </w:rPr>
-        <w:t xml:space="preserve">e</w:t>
-      </w:r>
-      <w:r>
-        <w:rPr>
-          <w:rStyle w:val="SpecialCharTok"/>
-        </w:rPr>
-        <w:t xml:space="preserve">}</w:t>
-      </w:r>
-      <w:r>
-        <w:rPr>
-          <w:rStyle w:val="SpecialStringTok"/>
-        </w:rPr>
-        <w:t xml:space="preserve">"</w:t>
-      </w:r>
-      <w:r>
-        <w:rPr>
-          <w:rStyle w:val="NormalTok"/>
-        </w:rPr>
-        <w:t xml:space="preserve">)</w:t>
-      </w:r>
-    </w:p>
-    <w:bookmarkStart w:id="14" w:name="output"/>
-    <w:p>
-      <w:pPr>
-        <w:pStyle w:val="Heading4"/>
-      </w:pPr>
-      <w:r>
-        <w:rPr>
-          <w:rStyle w:val="SectionNumber"/>
-        </w:rPr>
-        <w:t xml:space="preserve">1.0.5.1</w:t>
-      </w:r>
-      <w:r>
-        <w:tab/>
-      </w:r>
-      <w:r>
-        <w:t xml:space="preserve">Output</w:t>
+        <w:t xml:space="preserve">holds the value of the nth Fibonacci number, which is then returned.</w:t>
       </w:r>
     </w:p>
     <w:p>
@@ -1140,23 +481,76 @@
       </w:pPr>
       <w:r>
         <w:rPr>
-          <w:rStyle w:val="VerbatimChar"/>
-        </w:rPr>
-        <w:t xml:space="preserve">The 9th Fibonacci number is: 34</w:t>
+          <w:rStyle w:val="CommentTok"/>
+        </w:rPr>
+        <w:t xml:space="preserve"># For n = 5, the loop runs 5 times:</w:t>
       </w:r>
       <w:r>
         <w:br/>
       </w:r>
       <w:r>
         <w:rPr>
-          <w:rStyle w:val="VerbatimChar"/>
-        </w:rPr>
-        <w:t xml:space="preserve">The 0th Fibonacci number is: 0</w:t>
+          <w:rStyle w:val="CommentTok"/>
+        </w:rPr>
+        <w:t xml:space="preserve"># Initial: a = 0, b = 1</w:t>
+      </w:r>
+      <w:r>
+        <w:br/>
+      </w:r>
+      <w:r>
+        <w:rPr>
+          <w:rStyle w:val="CommentTok"/>
+        </w:rPr>
+        <w:t xml:space="preserve"># 1. a = 1, b = 1 (0 + 1)</w:t>
+      </w:r>
+      <w:r>
+        <w:br/>
+      </w:r>
+      <w:r>
+        <w:rPr>
+          <w:rStyle w:val="CommentTok"/>
+        </w:rPr>
+        <w:t xml:space="preserve"># 2. a = 1, b = 2 (1 + 1)</w:t>
+      </w:r>
+      <w:r>
+        <w:br/>
+      </w:r>
+      <w:r>
+        <w:rPr>
+          <w:rStyle w:val="CommentTok"/>
+        </w:rPr>
+        <w:t xml:space="preserve"># 3. a = 2, b = 3 (1 + 2)</w:t>
+      </w:r>
+      <w:r>
+        <w:br/>
+      </w:r>
+      <w:r>
+        <w:rPr>
+          <w:rStyle w:val="CommentTok"/>
+        </w:rPr>
+        <w:t xml:space="preserve"># 4. a = 3, b = 5 (2 + 3)</w:t>
+      </w:r>
+      <w:r>
+        <w:br/>
+      </w:r>
+      <w:r>
+        <w:rPr>
+          <w:rStyle w:val="CommentTok"/>
+        </w:rPr>
+        <w:t xml:space="preserve"># 5. a = 5, b = 8 (3 + 5)</w:t>
+      </w:r>
+      <w:r>
+        <w:br/>
+      </w:r>
+      <w:r>
+        <w:rPr>
+          <w:rStyle w:val="CommentTok"/>
+        </w:rPr>
+        <w:t xml:space="preserve"># The loop ends, and the function returns a, which is 5.</w:t>
       </w:r>
     </w:p>
-    <w:bookmarkEnd w:id="14"/>
-    <w:bookmarkEnd w:id="15"/>
-    <w:bookmarkStart w:id="22" w:name="functiondef-invert_dictionarymapping"/>
+    <w:bookmarkEnd w:id="12"/>
+    <w:bookmarkStart w:id="13" w:name="usage-notes"/>
     <w:p>
       <w:pPr>
         <w:pStyle w:val="Heading2"/>
@@ -1165,317 +559,7 @@
         <w:rPr>
           <w:rStyle w:val="SectionNumber"/>
         </w:rPr>
-        <w:t xml:space="preserve">1.1</w:t>
-      </w:r>
-      <w:r>
-        <w:tab/>
-      </w:r>
-      <w:r>
-        <w:t xml:space="preserve">FunctionDef invert_dictionary(mapping)</w:t>
-      </w:r>
-    </w:p>
-    <w:bookmarkStart w:id="16" w:name="overview-1"/>
-    <w:p>
-      <w:pPr>
-        <w:pStyle w:val="Heading3"/>
-      </w:pPr>
-      <w:r>
-        <w:rPr>
-          <w:rStyle w:val="SectionNumber"/>
-        </w:rPr>
-        <w:t xml:space="preserve">1.1.1</w:t>
-      </w:r>
-      <w:r>
-        <w:tab/>
-      </w:r>
-      <w:r>
-        <w:t xml:space="preserve">Overview</w:t>
-      </w:r>
-    </w:p>
-    <w:p>
-      <w:pPr>
-        <w:pStyle w:val="FirstParagraph"/>
-      </w:pPr>
-      <w:r>
-        <w:t xml:space="preserve">The</w:t>
-      </w:r>
-      <w:r>
-        <w:t xml:space="preserve"> </w:t>
-      </w:r>
-      <w:r>
-        <w:rPr>
-          <w:rStyle w:val="VerbatimChar"/>
-        </w:rPr>
-        <w:t xml:space="preserve">invert_dictionary</w:t>
-      </w:r>
-      <w:r>
-        <w:t xml:space="preserve"> </w:t>
-      </w:r>
-      <w:r>
-        <w:t xml:space="preserve">function inverts a given dictionary by swapping its keys and values to create a new dictionary.</w:t>
-      </w:r>
-    </w:p>
-    <w:bookmarkEnd w:id="16"/>
-    <w:bookmarkStart w:id="17" w:name="parameters-1"/>
-    <w:p>
-      <w:pPr>
-        <w:pStyle w:val="Heading3"/>
-      </w:pPr>
-      <w:r>
-        <w:rPr>
-          <w:rStyle w:val="SectionNumber"/>
-        </w:rPr>
-        <w:t xml:space="preserve">1.1.2</w:t>
-      </w:r>
-      <w:r>
-        <w:tab/>
-      </w:r>
-      <w:r>
-        <w:t xml:space="preserve">parameters</w:t>
-      </w:r>
-    </w:p>
-    <w:tbl>
-      <w:tblPr>
-        <w:tblStyle w:val="Table"/>
-        <w:tblW w:type="pct" w:w="5000"/>
-        <w:tblLayout w:type="fixed"/>
-        <w:tblLook w:firstRow="1" w:lastRow="0" w:firstColumn="0" w:lastColumn="0" w:noHBand="0" w:noVBand="0" w:val="0020"/>
-      </w:tblPr>
-      <w:tblGrid>
-        <w:gridCol w:w="2904"/>
-        <w:gridCol w:w="1584"/>
-        <w:gridCol w:w="3432"/>
-      </w:tblGrid>
-      <w:tr>
-        <w:trPr>
-          <w:tblHeader w:val="on"/>
-        </w:trPr>
-        <w:tc>
-          <w:tcPr/>
-          <w:p>
-            <w:pPr>
-              <w:pStyle w:val="Compact"/>
-            </w:pPr>
-            <w:r>
-              <w:t xml:space="preserve">Parameter</w:t>
-            </w:r>
-          </w:p>
-        </w:tc>
-        <w:tc>
-          <w:tcPr/>
-          <w:p>
-            <w:pPr>
-              <w:pStyle w:val="Compact"/>
-            </w:pPr>
-            <w:r>
-              <w:t xml:space="preserve">Type</w:t>
-            </w:r>
-          </w:p>
-        </w:tc>
-        <w:tc>
-          <w:tcPr/>
-          <w:p>
-            <w:pPr>
-              <w:pStyle w:val="Compact"/>
-            </w:pPr>
-            <w:r>
-              <w:t xml:space="preserve">Description</w:t>
-            </w:r>
-          </w:p>
-        </w:tc>
-      </w:tr>
-      <w:tr>
-        <w:tc>
-          <w:tcPr/>
-          <w:p>
-            <w:pPr>
-              <w:pStyle w:val="Compact"/>
-            </w:pPr>
-            <w:r>
-              <w:rPr>
-                <w:rStyle w:val="VerbatimChar"/>
-              </w:rPr>
-              <w:t xml:space="preserve">mapping</w:t>
-            </w:r>
-          </w:p>
-        </w:tc>
-        <w:tc>
-          <w:tcPr/>
-          <w:p>
-            <w:pPr>
-              <w:pStyle w:val="Compact"/>
-            </w:pPr>
-            <w:r>
-              <w:rPr>
-                <w:rStyle w:val="VerbatimChar"/>
-              </w:rPr>
-              <w:t xml:space="preserve">Dict[str, int]</w:t>
-            </w:r>
-          </w:p>
-        </w:tc>
-        <w:tc>
-          <w:tcPr/>
-          <w:p>
-            <w:pPr>
-              <w:pStyle w:val="Compact"/>
-            </w:pPr>
-            <w:r>
-              <w:t xml:space="preserve">The dictionary to be inverted. It must have string keys, integer values, and all values must be unique.</w:t>
-            </w:r>
-          </w:p>
-        </w:tc>
-      </w:tr>
-    </w:tbl>
-    <w:bookmarkEnd w:id="17"/>
-    <w:bookmarkStart w:id="18" w:name="description-1"/>
-    <w:p>
-      <w:pPr>
-        <w:pStyle w:val="Heading3"/>
-      </w:pPr>
-      <w:r>
-        <w:rPr>
-          <w:rStyle w:val="SectionNumber"/>
-        </w:rPr>
-        <w:t xml:space="preserve">1.1.3</w:t>
-      </w:r>
-      <w:r>
-        <w:tab/>
-      </w:r>
-      <w:r>
-        <w:t xml:space="preserve">Description</w:t>
-      </w:r>
-    </w:p>
-    <w:p>
-      <w:pPr>
-        <w:pStyle w:val="FirstParagraph"/>
-      </w:pPr>
-      <w:r>
-        <w:t xml:space="preserve">The</w:t>
-      </w:r>
-      <w:r>
-        <w:t xml:space="preserve"> </w:t>
-      </w:r>
-      <w:r>
-        <w:rPr>
-          <w:rStyle w:val="VerbatimChar"/>
-        </w:rPr>
-        <w:t xml:space="preserve">invert_dictionary</w:t>
-      </w:r>
-      <w:r>
-        <w:t xml:space="preserve"> </w:t>
-      </w:r>
-      <w:r>
-        <w:t xml:space="preserve">function takes a dictionary with string keys and integer values and returns a new dictionary where the keys and values have been swapped.</w:t>
-      </w:r>
-    </w:p>
-    <w:p>
-      <w:pPr>
-        <w:pStyle w:val="BodyText"/>
-      </w:pPr>
-      <w:r>
-        <w:t xml:space="preserve">The function first validates the input dictionary to ensure that all its values are unique. It performs this check by comparing the count of all values against the count of unique values (derived by converting the values to a</w:t>
-      </w:r>
-      <w:r>
-        <w:t xml:space="preserve"> </w:t>
-      </w:r>
-      <w:r>
-        <w:rPr>
-          <w:rStyle w:val="VerbatimChar"/>
-        </w:rPr>
-        <w:t xml:space="preserve">set</w:t>
-      </w:r>
-      <w:r>
-        <w:t xml:space="preserve">). If duplicate values are detected, a</w:t>
-      </w:r>
-      <w:r>
-        <w:t xml:space="preserve"> </w:t>
-      </w:r>
-      <w:r>
-        <w:rPr>
-          <w:rStyle w:val="VerbatimChar"/>
-        </w:rPr>
-        <w:t xml:space="preserve">ValueError</w:t>
-      </w:r>
-      <w:r>
-        <w:t xml:space="preserve"> </w:t>
-      </w:r>
-      <w:r>
-        <w:t xml:space="preserve">is raised, as dictionary keys must be unique, and the original values become the keys in the new dictionary.</w:t>
-      </w:r>
-    </w:p>
-    <w:p>
-      <w:pPr>
-        <w:pStyle w:val="BodyText"/>
-      </w:pPr>
-      <w:r>
-        <w:t xml:space="preserve">If the validation passes, the function uses a dictionary comprehension,</w:t>
-      </w:r>
-      <w:r>
-        <w:t xml:space="preserve"> </w:t>
-      </w:r>
-      <w:r>
-        <w:rPr>
-          <w:rStyle w:val="VerbatimChar"/>
-        </w:rPr>
-        <w:t xml:space="preserve">{value: key for key, value in mapping.items()}</w:t>
-      </w:r>
-      <w:r>
-        <w:t xml:space="preserve">, to construct the new dictionary. This expression iterates over each key-value pair in the input</w:t>
-      </w:r>
-      <w:r>
-        <w:t xml:space="preserve"> </w:t>
-      </w:r>
-      <w:r>
-        <w:rPr>
-          <w:rStyle w:val="VerbatimChar"/>
-        </w:rPr>
-        <w:t xml:space="preserve">mapping</w:t>
-      </w:r>
-      <w:r>
-        <w:t xml:space="preserve">, creating a new pair where the original</w:t>
-      </w:r>
-      <w:r>
-        <w:t xml:space="preserve"> </w:t>
-      </w:r>
-      <w:r>
-        <w:rPr>
-          <w:rStyle w:val="VerbatimChar"/>
-        </w:rPr>
-        <w:t xml:space="preserve">value</w:t>
-      </w:r>
-      <w:r>
-        <w:t xml:space="preserve"> </w:t>
-      </w:r>
-      <w:r>
-        <w:t xml:space="preserve">becomes the key and the original</w:t>
-      </w:r>
-      <w:r>
-        <w:t xml:space="preserve"> </w:t>
-      </w:r>
-      <w:r>
-        <w:rPr>
-          <w:rStyle w:val="VerbatimChar"/>
-        </w:rPr>
-        <w:t xml:space="preserve">key</w:t>
-      </w:r>
-      <w:r>
-        <w:t xml:space="preserve"> </w:t>
-      </w:r>
-      <w:r>
-        <w:t xml:space="preserve">becomes the value.</w:t>
-      </w:r>
-    </w:p>
-    <w:bookmarkEnd w:id="18"/>
-    <w:bookmarkStart w:id="19" w:name="usage-notes-1"/>
-    <w:p>
-      <w:pPr>
-        <w:pStyle w:val="Heading3"/>
-      </w:pPr>
-      <w:r>
-        <w:rPr>
-          <w:rStyle w:val="SectionNumber"/>
-        </w:rPr>
-        <w:t xml:space="preserve">1.1.4</w:t>
+        <w:t xml:space="preserve">1.4</w:t>
       </w:r>
       <w:r>
         <w:tab/>
@@ -1493,7 +577,7 @@
         </w:numPr>
       </w:pPr>
       <w:r>
-        <w:t xml:space="preserve">This function strictly requires that all values in the input</w:t>
+        <w:t xml:space="preserve">The input</w:t>
       </w:r>
       <w:r>
         <w:t xml:space="preserve"> </w:t>
@@ -1502,13 +586,13 @@
         <w:rPr>
           <w:rStyle w:val="VerbatimChar"/>
         </w:rPr>
-        <w:t xml:space="preserve">mapping</w:t>
+        <w:t xml:space="preserve">n</w:t>
       </w:r>
       <w:r>
         <w:t xml:space="preserve"> </w:t>
       </w:r>
       <w:r>
-        <w:t xml:space="preserve">dictionary be unique. An attempt to invert a dictionary with duplicate values will result in a</w:t>
+        <w:t xml:space="preserve">must be a non-negative integer. Providing a negative value will result in a</w:t>
       </w:r>
       <w:r>
         <w:t xml:space="preserve"> </w:t>
@@ -1532,11 +616,62 @@
         </w:numPr>
       </w:pPr>
       <w:r>
-        <w:t xml:space="preserve">The function is non-destructive; it does not modify the original dictionary. It returns a completely new dictionary instance.</w:t>
+        <w:t xml:space="preserve">The function is 0-indexed, meaning</w:t>
+      </w:r>
+      <w:r>
+        <w:t xml:space="preserve"> </w:t>
+      </w:r>
+      <w:r>
+        <w:rPr>
+          <w:rStyle w:val="VerbatimChar"/>
+        </w:rPr>
+        <w:t xml:space="preserve">fibonacci(0)</w:t>
+      </w:r>
+      <w:r>
+        <w:t xml:space="preserve"> </w:t>
+      </w:r>
+      <w:r>
+        <w:t xml:space="preserve">returns the first number in the sequence, which is</w:t>
+      </w:r>
+      <w:r>
+        <w:t xml:space="preserve"> </w:t>
+      </w:r>
+      <w:r>
+        <w:rPr>
+          <w:rStyle w:val="VerbatimChar"/>
+        </w:rPr>
+        <w:t xml:space="preserve">0</w:t>
+      </w:r>
+      <w:r>
+        <w:t xml:space="preserve">.</w:t>
       </w:r>
     </w:p>
     <w:p>
       <w:pPr>
+        <w:pStyle w:val="Compact"/>
+        <w:numPr>
+          <w:ilvl w:val="0"/>
+          <w:numId w:val="1002"/>
+        </w:numPr>
+      </w:pPr>
+      <w:r>
+        <w:t xml:space="preserve">This iterative implementation is memory-efficient and avoids the recursion depth limits that can be an issue with naive recursive solutions for large values of</w:t>
+      </w:r>
+      <w:r>
+        <w:t xml:space="preserve"> </w:t>
+      </w:r>
+      <w:r>
+        <w:rPr>
+          <w:rStyle w:val="VerbatimChar"/>
+        </w:rPr>
+        <w:t xml:space="preserve">n</w:t>
+      </w:r>
+      <w:r>
+        <w:t xml:space="preserve">.</w:t>
+      </w:r>
+    </w:p>
+    <w:p>
+      <w:pPr>
         <w:pStyle w:val="FirstParagraph"/>
       </w:pPr>
       <w:r>
@@ -1547,7 +682,26 @@
         <w:t xml:space="preserve">Output Example</w:t>
       </w:r>
       <w:r>
-        <w:t xml:space="preserve">: A successful call returns a new dictionary with integer keys and string values.</w:t>
+        <w:t xml:space="preserve">: The function returns a single integer representing the Fibonacci number at the specified index.</w:t>
+      </w:r>
+    </w:p>
+    <w:bookmarkEnd w:id="13"/>
+    <w:bookmarkStart w:id="14" w:name="example"/>
+    <w:p>
+      <w:pPr>
+        <w:pStyle w:val="Heading2"/>
+      </w:pPr>
+      <w:r>
+        <w:rPr>
+          <w:rStyle w:val="SectionNumber"/>
+        </w:rPr>
+        <w:t xml:space="preserve">1.5</w:t>
+      </w:r>
+      <w:r>
+        <w:tab/>
+      </w:r>
+      <w:r>
+        <w:t xml:space="preserve">Example</w:t>
       </w:r>
     </w:p>
     <w:p>
@@ -1556,930 +710,138 @@
       </w:pPr>
       <w:r>
         <w:rPr>
+          <w:rStyle w:val="CommentTok"/>
+        </w:rPr>
+        <w:t xml:space="preserve"># Example usage</w:t>
+      </w:r>
+      <w:r>
+        <w:br/>
+      </w:r>
+      <w:r>
+        <w:rPr>
+          <w:rStyle w:val="CommentTok"/>
+        </w:rPr>
+        <w:t xml:space="preserve"># Calculate the 9th Fibonacci number (0-indexed)</w:t>
+      </w:r>
+      <w:r>
+        <w:br/>
+      </w:r>
+      <w:r>
+        <w:rPr>
           <w:rStyle w:val="NormalTok"/>
         </w:rPr>
-        <w:t xml:space="preserve">{</w:t>
+        <w:t xml:space="preserve">result </w:t>
+      </w:r>
+      <w:r>
+        <w:rPr>
+          <w:rStyle w:val="OperatorTok"/>
+        </w:rPr>
+        <w:t xml:space="preserve">=</w:t>
+      </w:r>
+      <w:r>
+        <w:rPr>
+          <w:rStyle w:val="NormalTok"/>
+        </w:rPr>
+        <w:t xml:space="preserve"> fibonacci(</w:t>
       </w:r>
       <w:r>
         <w:rPr>
           <w:rStyle w:val="DecValTok"/>
         </w:rPr>
-        <w:t xml:space="preserve">1</w:t>
+        <w:t xml:space="preserve">9</w:t>
       </w:r>
       <w:r>
         <w:rPr>
           <w:rStyle w:val="NormalTok"/>
         </w:rPr>
-        <w:t xml:space="preserve">: </w:t>
-      </w:r>
-      <w:r>
-        <w:rPr>
-          <w:rStyle w:val="StringTok"/>
-        </w:rPr>
-        <w:t xml:space="preserve">'one'</w:t>
+        <w:t xml:space="preserve">)</w:t>
+      </w:r>
+      <w:r>
+        <w:br/>
+      </w:r>
+      <w:r>
+        <w:rPr>
+          <w:rStyle w:val="BuiltInTok"/>
+        </w:rPr>
+        <w:t xml:space="preserve">print</w:t>
       </w:r>
       <w:r>
         <w:rPr>
           <w:rStyle w:val="NormalTok"/>
         </w:rPr>
-        <w:t xml:space="preserve">, </w:t>
+        <w:t xml:space="preserve">(result)</w:t>
+      </w:r>
+      <w:r>
+        <w:br/>
+      </w:r>
+      <w:r>
+        <w:br/>
+      </w:r>
+      <w:r>
+        <w:rPr>
+          <w:rStyle w:val="CommentTok"/>
+        </w:rPr>
+        <w:t xml:space="preserve"># Example with an edge case</w:t>
+      </w:r>
+      <w:r>
+        <w:br/>
+      </w:r>
+      <w:r>
+        <w:rPr>
+          <w:rStyle w:val="NormalTok"/>
+        </w:rPr>
+        <w:t xml:space="preserve">result_zero </w:t>
+      </w:r>
+      <w:r>
+        <w:rPr>
+          <w:rStyle w:val="OperatorTok"/>
+        </w:rPr>
+        <w:t xml:space="preserve">=</w:t>
+      </w:r>
+      <w:r>
+        <w:rPr>
+          <w:rStyle w:val="NormalTok"/>
+        </w:rPr>
+        <w:t xml:space="preserve"> fibonacci(</w:t>
       </w:r>
       <w:r>
         <w:rPr>
           <w:rStyle w:val="DecValTok"/>
         </w:rPr>
-        <w:t xml:space="preserve">10</w:t>
+        <w:t xml:space="preserve">0</w:t>
       </w:r>
       <w:r>
         <w:rPr>
           <w:rStyle w:val="NormalTok"/>
         </w:rPr>
-        <w:t xml:space="preserve">: </w:t>
-      </w:r>
-      <w:r>
-        <w:rPr>
-          <w:rStyle w:val="StringTok"/>
-        </w:rPr>
-        <w:t xml:space="preserve">'ten'</w:t>
+        <w:t xml:space="preserve">)</w:t>
+      </w:r>
+      <w:r>
+        <w:br/>
+      </w:r>
+      <w:r>
+        <w:rPr>
+          <w:rStyle w:val="BuiltInTok"/>
+        </w:rPr>
+        <w:t xml:space="preserve">print</w:t>
       </w:r>
       <w:r>
         <w:rPr>
           <w:rStyle w:val="NormalTok"/>
         </w:rPr>
-        <w:t xml:space="preserve">, </w:t>
-      </w:r>
-      <w:r>
-        <w:rPr>
-          <w:rStyle w:val="DecValTok"/>
-        </w:rPr>
-        <w:t xml:space="preserve">100</w:t>
-      </w:r>
-      <w:r>
-        <w:rPr>
-          <w:rStyle w:val="NormalTok"/>
-        </w:rPr>
-        <w:t xml:space="preserve">: </w:t>
-      </w:r>
-      <w:r>
-        <w:rPr>
-          <w:rStyle w:val="StringTok"/>
-        </w:rPr>
-        <w:t xml:space="preserve">'one_hundred'</w:t>
-      </w:r>
-      <w:r>
-        <w:rPr>
-          <w:rStyle w:val="NormalTok"/>
-        </w:rPr>
-        <w:t xml:space="preserve">}</w:t>
-      </w:r>
-    </w:p>
-    <w:bookmarkEnd w:id="19"/>
-    <w:bookmarkStart w:id="21" w:name="example-1"/>
-    <w:p>
-      <w:pPr>
-        <w:pStyle w:val="Heading3"/>
-      </w:pPr>
-      <w:r>
-        <w:rPr>
-          <w:rStyle w:val="SectionNumber"/>
-        </w:rPr>
-        <w:t xml:space="preserve">1.1.5</w:t>
-      </w:r>
-      <w:r>
-        <w:tab/>
-      </w:r>
-      <w:r>
-        <w:t xml:space="preserve">Example</w:t>
+        <w:t xml:space="preserve">(result_zero)</w:t>
       </w:r>
     </w:p>
     <w:p>
       <w:pPr>
-        <w:pStyle w:val="SourceCode"/>
-      </w:pPr>
-      <w:r>
-        <w:rPr>
-          <w:rStyle w:val="CommentTok"/>
-        </w:rPr>
-        <w:t xml:space="preserve"># Example 1: Successful inversion with unique values</w:t>
-      </w:r>
-      <w:r>
-        <w:br/>
-      </w:r>
-      <w:r>
-        <w:rPr>
-          <w:rStyle w:val="ImportTok"/>
-        </w:rPr>
-        <w:t xml:space="preserve">from</w:t>
-      </w:r>
-      <w:r>
-        <w:rPr>
-          <w:rStyle w:val="NormalTok"/>
-        </w:rPr>
-        <w:t xml:space="preserve"> typing </w:t>
-      </w:r>
-      <w:r>
-        <w:rPr>
-          <w:rStyle w:val="ImportTok"/>
-        </w:rPr>
-        <w:t xml:space="preserve">import</w:t>
-      </w:r>
-      <w:r>
-        <w:rPr>
-          <w:rStyle w:val="NormalTok"/>
-        </w:rPr>
-        <w:t xml:space="preserve"> Dict</w:t>
-      </w:r>
-      <w:r>
-        <w:br/>
-      </w:r>
-      <w:r>
-        <w:br/>
-      </w:r>
-      <w:r>
-        <w:rPr>
-          <w:rStyle w:val="KeywordTok"/>
-        </w:rPr>
-        <w:t xml:space="preserve">def</w:t>
-      </w:r>
-      <w:r>
-        <w:rPr>
-          <w:rStyle w:val="NormalTok"/>
-        </w:rPr>
-        <w:t xml:space="preserve"> invert_dictionary(mapping: Dict[</w:t>
-      </w:r>
-      <w:r>
-        <w:rPr>
-          <w:rStyle w:val="BuiltInTok"/>
-        </w:rPr>
-        <w:t xml:space="preserve">str</w:t>
-      </w:r>
-      <w:r>
-        <w:rPr>
-          <w:rStyle w:val="NormalTok"/>
-        </w:rPr>
-        <w:t xml:space="preserve">, </w:t>
-      </w:r>
-      <w:r>
-        <w:rPr>
-          <w:rStyle w:val="BuiltInTok"/>
-        </w:rPr>
-        <w:t xml:space="preserve">int</w:t>
-      </w:r>
-      <w:r>
-        <w:rPr>
-          <w:rStyle w:val="NormalTok"/>
-        </w:rPr>
-        <w:t xml:space="preserve">]) </w:t>
-      </w:r>
-      <w:r>
-        <w:rPr>
-          <w:rStyle w:val="OperatorTok"/>
-        </w:rPr>
-        <w:t xml:space="preserve">-&gt;</w:t>
-      </w:r>
-      <w:r>
-        <w:rPr>
-          <w:rStyle w:val="NormalTok"/>
-        </w:rPr>
-        <w:t xml:space="preserve"> Dict[</w:t>
-      </w:r>
-      <w:r>
-        <w:rPr>
-          <w:rStyle w:val="BuiltInTok"/>
-        </w:rPr>
-        <w:t xml:space="preserve">int</w:t>
-      </w:r>
-      <w:r>
-        <w:rPr>
-          <w:rStyle w:val="NormalTok"/>
-        </w:rPr>
-        <w:t xml:space="preserve">, </w:t>
-      </w:r>
-      <w:r>
-        <w:rPr>
-          <w:rStyle w:val="BuiltInTok"/>
-        </w:rPr>
-        <w:t xml:space="preserve">str</w:t>
-      </w:r>
-      <w:r>
-        <w:rPr>
-          <w:rStyle w:val="NormalTok"/>
-        </w:rPr>
-        <w:t xml:space="preserve">]:</w:t>
-      </w:r>
-      <w:r>
-        <w:br/>
-      </w:r>
-      <w:r>
-        <w:rPr>
-          <w:rStyle w:val="NormalTok"/>
-        </w:rPr>
-        <w:t xml:space="preserve">    </w:t>
-      </w:r>
-      <w:r>
-        <w:rPr>
-          <w:rStyle w:val="CommentTok"/>
-        </w:rPr>
-        <w:t xml:space="preserve">"""Invert a dictionary with unique values."""</w:t>
-      </w:r>
-      <w:r>
-        <w:br/>
-      </w:r>
-      <w:r>
-        <w:rPr>
-          <w:rStyle w:val="NormalTok"/>
-        </w:rPr>
-        <w:t xml:space="preserve">    </w:t>
-      </w:r>
-      <w:r>
-        <w:rPr>
-          <w:rStyle w:val="ControlFlowTok"/>
-        </w:rPr>
-        <w:t xml:space="preserve">if</w:t>
-      </w:r>
-      <w:r>
-        <w:rPr>
-          <w:rStyle w:val="NormalTok"/>
-        </w:rPr>
-        <w:t xml:space="preserve"> </w:t>
-      </w:r>
-      <w:r>
-        <w:rPr>
-          <w:rStyle w:val="BuiltInTok"/>
-        </w:rPr>
-        <w:t xml:space="preserve">len</w:t>
-      </w:r>
-      <w:r>
-        <w:rPr>
-          <w:rStyle w:val="NormalTok"/>
-        </w:rPr>
-        <w:t xml:space="preserve">(mapping.values()) </w:t>
-      </w:r>
-      <w:r>
-        <w:rPr>
-          <w:rStyle w:val="OperatorTok"/>
-        </w:rPr>
-        <w:t xml:space="preserve">!=</w:t>
-      </w:r>
-      <w:r>
-        <w:rPr>
-          <w:rStyle w:val="NormalTok"/>
-        </w:rPr>
-        <w:t xml:space="preserve"> </w:t>
-      </w:r>
-      <w:r>
-        <w:rPr>
-          <w:rStyle w:val="BuiltInTok"/>
-        </w:rPr>
-        <w:t xml:space="preserve">len</w:t>
-      </w:r>
-      <w:r>
-        <w:rPr>
-          <w:rStyle w:val="NormalTok"/>
-        </w:rPr>
-        <w:t xml:space="preserve">(</w:t>
-      </w:r>
-      <w:r>
-        <w:rPr>
-          <w:rStyle w:val="BuiltInTok"/>
-        </w:rPr>
-        <w:t xml:space="preserve">set</w:t>
-      </w:r>
-      <w:r>
-        <w:rPr>
-          <w:rStyle w:val="NormalTok"/>
-        </w:rPr>
-        <w:t xml:space="preserve">(mapping.values())):</w:t>
-      </w:r>
-      <w:r>
-        <w:br/>
-      </w:r>
-      <w:r>
-        <w:rPr>
-          <w:rStyle w:val="NormalTok"/>
-        </w:rPr>
-        <w:t xml:space="preserve">        </w:t>
-      </w:r>
-      <w:r>
-        <w:rPr>
-          <w:rStyle w:val="ControlFlowTok"/>
-        </w:rPr>
-        <w:t xml:space="preserve">raise</w:t>
-      </w:r>
-      <w:r>
-        <w:rPr>
-          <w:rStyle w:val="NormalTok"/>
-        </w:rPr>
-        <w:t xml:space="preserve"> </w:t>
-      </w:r>
-      <w:r>
-        <w:rPr>
-          <w:rStyle w:val="PreprocessorTok"/>
-        </w:rPr>
-        <w:t xml:space="preserve">ValueError</w:t>
-      </w:r>
-      <w:r>
-        <w:rPr>
-          <w:rStyle w:val="NormalTok"/>
-        </w:rPr>
-        <w:t xml:space="preserve">(</w:t>
-      </w:r>
-      <w:r>
-        <w:rPr>
-          <w:rStyle w:val="StringTok"/>
-        </w:rPr>
-        <w:t xml:space="preserve">"Values must be unique to invert dictionary"</w:t>
-      </w:r>
-      <w:r>
-        <w:rPr>
-          <w:rStyle w:val="NormalTok"/>
-        </w:rPr>
-        <w:t xml:space="preserve">)</w:t>
-      </w:r>
-      <w:r>
-        <w:br/>
-      </w:r>
-      <w:r>
-        <w:rPr>
-          <w:rStyle w:val="NormalTok"/>
-        </w:rPr>
-        <w:t xml:space="preserve">    </w:t>
-      </w:r>
-      <w:r>
-        <w:rPr>
-          <w:rStyle w:val="ControlFlowTok"/>
-        </w:rPr>
-        <w:t xml:space="preserve">return</w:t>
-      </w:r>
-      <w:r>
-        <w:rPr>
-          <w:rStyle w:val="NormalTok"/>
-        </w:rPr>
-        <w:t xml:space="preserve"> {value: key </w:t>
-      </w:r>
-      <w:r>
-        <w:rPr>
-          <w:rStyle w:val="ControlFlowTok"/>
-        </w:rPr>
-        <w:t xml:space="preserve">for</w:t>
-      </w:r>
-      <w:r>
-        <w:rPr>
-          <w:rStyle w:val="NormalTok"/>
-        </w:rPr>
-        <w:t xml:space="preserve"> key, value </w:t>
-      </w:r>
-      <w:r>
-        <w:rPr>
-          <w:rStyle w:val="KeywordTok"/>
-        </w:rPr>
-        <w:t xml:space="preserve">in</w:t>
-      </w:r>
-      <w:r>
-        <w:rPr>
-          <w:rStyle w:val="NormalTok"/>
-        </w:rPr>
-        <w:t xml:space="preserve"> mapping.items()}</w:t>
-      </w:r>
-      <w:r>
-        <w:br/>
-      </w:r>
-      <w:r>
-        <w:br/>
-      </w:r>
-      <w:r>
-        <w:rPr>
-          <w:rStyle w:val="CommentTok"/>
-        </w:rPr>
-        <w:t xml:space="preserve"># --- Usage ---</w:t>
-      </w:r>
-      <w:r>
-        <w:br/>
-      </w:r>
-      <w:r>
-        <w:rPr>
-          <w:rStyle w:val="NormalTok"/>
-        </w:rPr>
-        <w:t xml:space="preserve">original_dict </w:t>
-      </w:r>
-      <w:r>
-        <w:rPr>
-          <w:rStyle w:val="OperatorTok"/>
-        </w:rPr>
-        <w:t xml:space="preserve">=</w:t>
-      </w:r>
-      <w:r>
-        <w:rPr>
-          <w:rStyle w:val="NormalTok"/>
-        </w:rPr>
-        <w:t xml:space="preserve"> {</w:t>
-      </w:r>
-      <w:r>
-        <w:rPr>
-          <w:rStyle w:val="StringTok"/>
-        </w:rPr>
-        <w:t xml:space="preserve">'alpha'</w:t>
-      </w:r>
-      <w:r>
-        <w:rPr>
-          <w:rStyle w:val="NormalTok"/>
-        </w:rPr>
-        <w:t xml:space="preserve">: </w:t>
-      </w:r>
-      <w:r>
-        <w:rPr>
-          <w:rStyle w:val="DecValTok"/>
-        </w:rPr>
-        <w:t xml:space="preserve">10</w:t>
-      </w:r>
-      <w:r>
-        <w:rPr>
-          <w:rStyle w:val="NormalTok"/>
-        </w:rPr>
-        <w:t xml:space="preserve">, </w:t>
-      </w:r>
-      <w:r>
-        <w:rPr>
-          <w:rStyle w:val="StringTok"/>
-        </w:rPr>
-        <w:t xml:space="preserve">'beta'</w:t>
-      </w:r>
-      <w:r>
-        <w:rPr>
-          <w:rStyle w:val="NormalTok"/>
-        </w:rPr>
-        <w:t xml:space="preserve">: </w:t>
-      </w:r>
-      <w:r>
-        <w:rPr>
-          <w:rStyle w:val="DecValTok"/>
-        </w:rPr>
-        <w:t xml:space="preserve">20</w:t>
-      </w:r>
-      <w:r>
-        <w:rPr>
-          <w:rStyle w:val="NormalTok"/>
-        </w:rPr>
-        <w:t xml:space="preserve">, </w:t>
-      </w:r>
-      <w:r>
-        <w:rPr>
-          <w:rStyle w:val="StringTok"/>
-        </w:rPr>
-        <w:t xml:space="preserve">'gamma'</w:t>
-      </w:r>
-      <w:r>
-        <w:rPr>
-          <w:rStyle w:val="NormalTok"/>
-        </w:rPr>
-        <w:t xml:space="preserve">: </w:t>
-      </w:r>
-      <w:r>
-        <w:rPr>
-          <w:rStyle w:val="DecValTok"/>
-        </w:rPr>
-        <w:t xml:space="preserve">30</w:t>
-      </w:r>
-      <w:r>
-        <w:rPr>
-          <w:rStyle w:val="NormalTok"/>
-        </w:rPr>
-        <w:t xml:space="preserve">}</w:t>
-      </w:r>
-      <w:r>
-        <w:br/>
-      </w:r>
-      <w:r>
-        <w:rPr>
-          <w:rStyle w:val="NormalTok"/>
-        </w:rPr>
-        <w:t xml:space="preserve">inverted_dict </w:t>
-      </w:r>
-      <w:r>
-        <w:rPr>
-          <w:rStyle w:val="OperatorTok"/>
-        </w:rPr>
-        <w:t xml:space="preserve">=</w:t>
-      </w:r>
-      <w:r>
-        <w:rPr>
-          <w:rStyle w:val="NormalTok"/>
-        </w:rPr>
-        <w:t xml:space="preserve"> invert_dictionary(original_dict)</w:t>
-      </w:r>
-      <w:r>
-        <w:br/>
-      </w:r>
-      <w:r>
-        <w:rPr>
-          <w:rStyle w:val="BuiltInTok"/>
-        </w:rPr>
-        <w:t xml:space="preserve">print</w:t>
-      </w:r>
-      <w:r>
-        <w:rPr>
-          <w:rStyle w:val="NormalTok"/>
-        </w:rPr>
-        <w:t xml:space="preserve">(</w:t>
-      </w:r>
-      <w:r>
-        <w:rPr>
-          <w:rStyle w:val="SpecialStringTok"/>
-        </w:rPr>
-        <w:t xml:space="preserve">f"Original: </w:t>
-      </w:r>
-      <w:r>
-        <w:rPr>
-          <w:rStyle w:val="SpecialCharTok"/>
-        </w:rPr>
-        <w:t xml:space="preserve">{</w:t>
-      </w:r>
-      <w:r>
-        <w:rPr>
-          <w:rStyle w:val="NormalTok"/>
-        </w:rPr>
-        <w:t xml:space="preserve">original_dict</w:t>
-      </w:r>
-      <w:r>
-        <w:rPr>
-          <w:rStyle w:val="SpecialCharTok"/>
-        </w:rPr>
-        <w:t xml:space="preserve">}</w:t>
-      </w:r>
-      <w:r>
-        <w:rPr>
-          <w:rStyle w:val="SpecialStringTok"/>
-        </w:rPr>
-        <w:t xml:space="preserve">"</w:t>
-      </w:r>
-      <w:r>
-        <w:rPr>
-          <w:rStyle w:val="NormalTok"/>
-        </w:rPr>
-        <w:t xml:space="preserve">)</w:t>
-      </w:r>
-      <w:r>
-        <w:br/>
-      </w:r>
-      <w:r>
-        <w:rPr>
-          <w:rStyle w:val="BuiltInTok"/>
-        </w:rPr>
-        <w:t xml:space="preserve">print</w:t>
-      </w:r>
-      <w:r>
-        <w:rPr>
-          <w:rStyle w:val="NormalTok"/>
-        </w:rPr>
-        <w:t xml:space="preserve">(</w:t>
-      </w:r>
-      <w:r>
-        <w:rPr>
-          <w:rStyle w:val="SpecialStringTok"/>
-        </w:rPr>
-        <w:t xml:space="preserve">f"Inverted: </w:t>
-      </w:r>
-      <w:r>
-        <w:rPr>
-          <w:rStyle w:val="SpecialCharTok"/>
-        </w:rPr>
-        <w:t xml:space="preserve">{</w:t>
-      </w:r>
-      <w:r>
-        <w:rPr>
-          <w:rStyle w:val="NormalTok"/>
-        </w:rPr>
-        <w:t xml:space="preserve">inverted_dict</w:t>
-      </w:r>
-      <w:r>
-        <w:rPr>
-          <w:rStyle w:val="SpecialCharTok"/>
-        </w:rPr>
-        <w:t xml:space="preserve">}</w:t>
-      </w:r>
-      <w:r>
-        <w:rPr>
-          <w:rStyle w:val="SpecialStringTok"/>
-        </w:rPr>
-        <w:t xml:space="preserve">"</w:t>
-      </w:r>
-      <w:r>
-        <w:rPr>
-          <w:rStyle w:val="NormalTok"/>
-        </w:rPr>
-        <w:t xml:space="preserve">)</w:t>
-      </w:r>
-      <w:r>
-        <w:br/>
-      </w:r>
-      <w:r>
-        <w:br/>
-      </w:r>
-      <w:r>
-        <w:rPr>
-          <w:rStyle w:val="CommentTok"/>
-        </w:rPr>
-        <w:t xml:space="preserve"># Example 2: Attempted inversion with duplicate values</w:t>
-      </w:r>
-      <w:r>
-        <w:br/>
-      </w:r>
-      <w:r>
-        <w:rPr>
-          <w:rStyle w:val="ControlFlowTok"/>
-        </w:rPr>
-        <w:t xml:space="preserve">try</w:t>
-      </w:r>
-      <w:r>
-        <w:rPr>
-          <w:rStyle w:val="NormalTok"/>
-        </w:rPr>
-        <w:t xml:space="preserve">:</w:t>
-      </w:r>
-      <w:r>
-        <w:br/>
-      </w:r>
-      <w:r>
-        <w:rPr>
-          <w:rStyle w:val="NormalTok"/>
-        </w:rPr>
-        <w:t xml:space="preserve">    non_unique_dict </w:t>
-      </w:r>
-      <w:r>
-        <w:rPr>
-          <w:rStyle w:val="OperatorTok"/>
-        </w:rPr>
-        <w:t xml:space="preserve">=</w:t>
-      </w:r>
-      <w:r>
-        <w:rPr>
-          <w:rStyle w:val="NormalTok"/>
-        </w:rPr>
-        <w:t xml:space="preserve"> {</w:t>
-      </w:r>
-      <w:r>
-        <w:rPr>
-          <w:rStyle w:val="StringTok"/>
-        </w:rPr>
-        <w:t xml:space="preserve">'a'</w:t>
-      </w:r>
-      <w:r>
-        <w:rPr>
-          <w:rStyle w:val="NormalTok"/>
-        </w:rPr>
-        <w:t xml:space="preserve">: </w:t>
-      </w:r>
-      <w:r>
-        <w:rPr>
-          <w:rStyle w:val="DecValTok"/>
-        </w:rPr>
-        <w:t xml:space="preserve">1</w:t>
-      </w:r>
-      <w:r>
-        <w:rPr>
-          <w:rStyle w:val="NormalTok"/>
-        </w:rPr>
-        <w:t xml:space="preserve">, </w:t>
-      </w:r>
-      <w:r>
-        <w:rPr>
-          <w:rStyle w:val="StringTok"/>
-        </w:rPr>
-        <w:t xml:space="preserve">'b'</w:t>
-      </w:r>
-      <w:r>
-        <w:rPr>
-          <w:rStyle w:val="NormalTok"/>
-        </w:rPr>
-        <w:t xml:space="preserve">: </w:t>
-      </w:r>
-      <w:r>
-        <w:rPr>
-          <w:rStyle w:val="DecValTok"/>
-        </w:rPr>
-        <w:t xml:space="preserve">2</w:t>
-      </w:r>
-      <w:r>
-        <w:rPr>
-          <w:rStyle w:val="NormalTok"/>
-        </w:rPr>
-        <w:t xml:space="preserve">, </w:t>
-      </w:r>
-      <w:r>
-        <w:rPr>
-          <w:rStyle w:val="StringTok"/>
-        </w:rPr>
-        <w:t xml:space="preserve">'c'</w:t>
-      </w:r>
-      <w:r>
-        <w:rPr>
-          <w:rStyle w:val="NormalTok"/>
-        </w:rPr>
-        <w:t xml:space="preserve">: </w:t>
-      </w:r>
-      <w:r>
-        <w:rPr>
-          <w:rStyle w:val="DecValTok"/>
-        </w:rPr>
-        <w:t xml:space="preserve">1</w:t>
-      </w:r>
-      <w:r>
-        <w:rPr>
-          <w:rStyle w:val="NormalTok"/>
-        </w:rPr>
-        <w:t xml:space="preserve">}</w:t>
-      </w:r>
-      <w:r>
-        <w:br/>
-      </w:r>
-      <w:r>
-        <w:rPr>
-          <w:rStyle w:val="NormalTok"/>
-        </w:rPr>
-        <w:t xml:space="preserve">    </w:t>
-      </w:r>
-      <w:r>
-        <w:rPr>
-          <w:rStyle w:val="BuiltInTok"/>
-        </w:rPr>
-        <w:t xml:space="preserve">print</w:t>
-      </w:r>
-      <w:r>
-        <w:rPr>
-          <w:rStyle w:val="NormalTok"/>
-        </w:rPr>
-        <w:t xml:space="preserve">(</w:t>
-      </w:r>
-      <w:r>
-        <w:rPr>
-          <w:rStyle w:val="SpecialStringTok"/>
-        </w:rPr>
-        <w:t xml:space="preserve">f"</w:t>
-      </w:r>
-      <w:r>
-        <w:rPr>
-          <w:rStyle w:val="CharTok"/>
-        </w:rPr>
-        <w:t xml:space="preserve">\n</w:t>
-      </w:r>
-      <w:r>
-        <w:rPr>
-          <w:rStyle w:val="SpecialStringTok"/>
-        </w:rPr>
-        <w:t xml:space="preserve">Attempting to invert: </w:t>
-      </w:r>
-      <w:r>
-        <w:rPr>
-          <w:rStyle w:val="SpecialCharTok"/>
-        </w:rPr>
-        <w:t xml:space="preserve">{</w:t>
-      </w:r>
-      <w:r>
-        <w:rPr>
-          <w:rStyle w:val="NormalTok"/>
-        </w:rPr>
-        <w:t xml:space="preserve">non_unique_dict</w:t>
-      </w:r>
-      <w:r>
-        <w:rPr>
-          <w:rStyle w:val="SpecialCharTok"/>
-        </w:rPr>
-        <w:t xml:space="preserve">}</w:t>
-      </w:r>
-      <w:r>
-        <w:rPr>
-          <w:rStyle w:val="SpecialStringTok"/>
-        </w:rPr>
-        <w:t xml:space="preserve">"</w:t>
-      </w:r>
-      <w:r>
-        <w:rPr>
-          <w:rStyle w:val="NormalTok"/>
-        </w:rPr>
-        <w:t xml:space="preserve">)</w:t>
-      </w:r>
-      <w:r>
-        <w:br/>
-      </w:r>
-      <w:r>
-        <w:rPr>
-          <w:rStyle w:val="NormalTok"/>
-        </w:rPr>
-        <w:t xml:space="preserve">    invert_dictionary(non_unique_dict)</w:t>
-      </w:r>
-      <w:r>
-        <w:br/>
-      </w:r>
-      <w:r>
-        <w:rPr>
-          <w:rStyle w:val="ControlFlowTok"/>
-        </w:rPr>
-        <w:t xml:space="preserve">except</w:t>
-      </w:r>
-      <w:r>
-        <w:rPr>
-          <w:rStyle w:val="NormalTok"/>
-        </w:rPr>
-        <w:t xml:space="preserve"> </w:t>
-      </w:r>
-      <w:r>
-        <w:rPr>
-          <w:rStyle w:val="PreprocessorTok"/>
-        </w:rPr>
-        <w:t xml:space="preserve">ValueError</w:t>
-      </w:r>
-      <w:r>
-        <w:rPr>
-          <w:rStyle w:val="NormalTok"/>
-        </w:rPr>
-        <w:t xml:space="preserve"> </w:t>
-      </w:r>
-      <w:r>
-        <w:rPr>
-          <w:rStyle w:val="ImportTok"/>
-        </w:rPr>
-        <w:t xml:space="preserve">as</w:t>
-      </w:r>
-      <w:r>
-        <w:rPr>
-          <w:rStyle w:val="NormalTok"/>
-        </w:rPr>
-        <w:t xml:space="preserve"> e:</w:t>
-      </w:r>
-      <w:r>
-        <w:br/>
-      </w:r>
-      <w:r>
-        <w:rPr>
-          <w:rStyle w:val="NormalTok"/>
-        </w:rPr>
-        <w:t xml:space="preserve">    </w:t>
-      </w:r>
-      <w:r>
-        <w:rPr>
-          <w:rStyle w:val="BuiltInTok"/>
-        </w:rPr>
-        <w:t xml:space="preserve">print</w:t>
-      </w:r>
-      <w:r>
-        <w:rPr>
-          <w:rStyle w:val="NormalTok"/>
-        </w:rPr>
-        <w:t xml:space="preserve">(</w:t>
-      </w:r>
-      <w:r>
-        <w:rPr>
-          <w:rStyle w:val="SpecialStringTok"/>
-        </w:rPr>
-        <w:t xml:space="preserve">f"Error: </w:t>
-      </w:r>
-      <w:r>
-        <w:rPr>
-          <w:rStyle w:val="SpecialCharTok"/>
-        </w:rPr>
-        <w:t xml:space="preserve">{</w:t>
-      </w:r>
-      <w:r>
-        <w:rPr>
-          <w:rStyle w:val="NormalTok"/>
-        </w:rPr>
-        <w:t xml:space="preserve">e</w:t>
-      </w:r>
-      <w:r>
-        <w:rPr>
-          <w:rStyle w:val="SpecialCharTok"/>
-        </w:rPr>
-        <w:t xml:space="preserve">}</w:t>
-      </w:r>
-      <w:r>
-        <w:rPr>
-          <w:rStyle w:val="SpecialStringTok"/>
-        </w:rPr>
-        <w:t xml:space="preserve">"</w:t>
-      </w:r>
-      <w:r>
-        <w:rPr>
-          <w:rStyle w:val="NormalTok"/>
-        </w:rPr>
-        <w:t xml:space="preserve">)</w:t>
-      </w:r>
-    </w:p>
-    <w:bookmarkStart w:id="20" w:name="output-1"/>
-    <w:p>
-      <w:pPr>
-        <w:pStyle w:val="Heading4"/>
-      </w:pPr>
-      <w:r>
-        <w:rPr>
-          <w:rStyle w:val="SectionNumber"/>
-        </w:rPr>
-        <w:t xml:space="preserve">1.1.5.1</w:t>
-      </w:r>
-      <w:r>
-        <w:tab/>
-      </w:r>
-      <w:r>
-        <w:t xml:space="preserve">Output</w:t>
+        <w:pStyle w:val="FirstParagraph"/>
+      </w:pPr>
+      <w:r>
+        <w:rPr>
+          <w:b/>
+          <w:bCs/>
+        </w:rPr>
+        <w:t xml:space="preserve">Output:</w:t>
       </w:r>
     </w:p>
     <w:p>
@@ -2490,7 +852,7 @@
         <w:rPr>
           <w:rStyle w:val="VerbatimChar"/>
         </w:rPr>
-        <w:t xml:space="preserve">Original: {'alpha': 10, 'beta': 20, 'gamma': 30}</w:t>
+        <w:t xml:space="preserve">34</w:t>
       </w:r>
       <w:r>
         <w:br/>
@@ -2499,90 +861,7 @@
         <w:rPr>
           <w:rStyle w:val="VerbatimChar"/>
         </w:rPr>
-        <w:t xml:space="preserve">Inverted: {10: 'alpha', 20: 'beta', 30: 'gamma'}</w:t>
-      </w:r>
-      <w:r>
-        <w:br/>
-      </w:r>
-      <w:r>
-        <w:br/>
-      </w:r>
-      <w:r>
-        <w:rPr>
-          <w:rStyle w:val="VerbatimChar"/>
-        </w:rPr>
-        <w:t xml:space="preserve">Attempting to invert: {'a': 1, 'b': 2, 'c': 1}</w:t>
-      </w:r>
-      <w:r>
-        <w:br/>
-      </w:r>
-      <w:r>
-        <w:rPr>
-          <w:rStyle w:val="VerbatimChar"/>
-        </w:rPr>
-        <w:t xml:space="preserve">Error: Values must be unique to invert dictionary</w:t>
-      </w:r>
-    </w:p>
-    <w:bookmarkEnd w:id="20"/>
-    <w:bookmarkEnd w:id="21"/>
-    <w:bookmarkEnd w:id="22"/>
-    <w:bookmarkStart w:id="29" w:name="functiondef-is_palindrometext"/>
-    <w:p>
-      <w:pPr>
-        <w:pStyle w:val="Heading2"/>
-      </w:pPr>
-      <w:r>
-        <w:rPr>
-          <w:rStyle w:val="SectionNumber"/>
-        </w:rPr>
-        <w:t xml:space="preserve">1.2</w:t>
-      </w:r>
-      <w:r>
-        <w:tab/>
-      </w:r>
-      <w:r>
-        <w:t xml:space="preserve">FunctionDef is_palindrome(text)</w:t>
-      </w:r>
-    </w:p>
-    <w:bookmarkStart w:id="23" w:name="overview-2"/>
-    <w:p>
-      <w:pPr>
-        <w:pStyle w:val="Heading3"/>
-      </w:pPr>
-      <w:r>
-        <w:rPr>
-          <w:rStyle w:val="SectionNumber"/>
-        </w:rPr>
-        <w:t xml:space="preserve">1.2.1</w:t>
-      </w:r>
-      <w:r>
-        <w:tab/>
-      </w:r>
-      <w:r>
-        <w:t xml:space="preserve">Overview</w:t>
-      </w:r>
-    </w:p>
-    <w:p>
-      <w:pPr>
-        <w:pStyle w:val="FirstParagraph"/>
-      </w:pPr>
-      <w:r>
-        <w:t xml:space="preserve">The</w:t>
-      </w:r>
-      <w:r>
-        <w:t xml:space="preserve"> </w:t>
-      </w:r>
-      <w:r>
-        <w:rPr>
-          <w:rStyle w:val="VerbatimChar"/>
-        </w:rPr>
-        <w:t xml:space="preserve">is_palindrome</w:t>
-      </w:r>
-      <w:r>
-        <w:t xml:space="preserve"> </w:t>
-      </w:r>
-      <w:r>
-        <w:t xml:space="preserve">function determines if a given string is a palindrome, ignoring letter casing and whitespace.</w:t>
+        <w:t xml:space="preserve">0</w:t>
       </w:r>
     </w:p>
     <w:p>
@@ -2592,137 +871,61 @@
         </w:pict>
       </w:r>
     </w:p>
-    <w:bookmarkEnd w:id="23"/>
-    <w:bookmarkStart w:id="24" w:name="parameters-2"/>
+    <w:bookmarkEnd w:id="14"/>
+    <w:bookmarkStart w:id="15" w:name="functiondef-invert_dictionarymapping"/>
     <w:p>
       <w:pPr>
-        <w:pStyle w:val="Heading3"/>
+        <w:pStyle w:val="Heading2"/>
       </w:pPr>
       <w:r>
         <w:rPr>
           <w:rStyle w:val="SectionNumber"/>
         </w:rPr>
-        <w:t xml:space="preserve">1.2.2</w:t>
+        <w:t xml:space="preserve">1.6</w:t>
       </w:r>
       <w:r>
         <w:tab/>
       </w:r>
       <w:r>
-        <w:t xml:space="preserve">parameters</w:t>
+        <w:t xml:space="preserve">FunctionDef invert_dictionary(mapping)</w:t>
       </w:r>
     </w:p>
-    <w:tbl>
-      <w:tblPr>
-        <w:tblStyle w:val="Table"/>
-        <w:tblW w:type="auto" w:w="0"/>
-        <w:tblLook w:firstRow="1" w:lastRow="0" w:firstColumn="0" w:lastColumn="0" w:noHBand="0" w:noVBand="0" w:val="0020"/>
-      </w:tblPr>
-      <w:tblGrid>
-        <w:gridCol w:w="2640"/>
-        <w:gridCol w:w="2640"/>
-        <w:gridCol w:w="2640"/>
-      </w:tblGrid>
-      <w:tr>
-        <w:trPr>
-          <w:tblHeader w:val="on"/>
-        </w:trPr>
-        <w:tc>
-          <w:tcPr/>
-          <w:p>
-            <w:pPr>
-              <w:pStyle w:val="Compact"/>
-            </w:pPr>
-            <w:r>
-              <w:t xml:space="preserve">Parameter</w:t>
-            </w:r>
-          </w:p>
-        </w:tc>
-        <w:tc>
-          <w:tcPr/>
-          <w:p>
-            <w:pPr>
-              <w:pStyle w:val="Compact"/>
-            </w:pPr>
-            <w:r>
-              <w:t xml:space="preserve">Type</w:t>
-            </w:r>
-          </w:p>
-        </w:tc>
-        <w:tc>
-          <w:tcPr/>
-          <w:p>
-            <w:pPr>
-              <w:pStyle w:val="Compact"/>
-            </w:pPr>
-            <w:r>
-              <w:t xml:space="preserve">Description</w:t>
-            </w:r>
-          </w:p>
-        </w:tc>
-      </w:tr>
-      <w:tr>
-        <w:tc>
-          <w:tcPr/>
-          <w:p>
-            <w:pPr>
-              <w:pStyle w:val="Compact"/>
-            </w:pPr>
-            <w:r>
-              <w:rPr>
-                <w:rStyle w:val="VerbatimChar"/>
-              </w:rPr>
-              <w:t xml:space="preserve">text</w:t>
-            </w:r>
-          </w:p>
-        </w:tc>
-        <w:tc>
-          <w:tcPr/>
-          <w:p>
-            <w:pPr>
-              <w:pStyle w:val="Compact"/>
-            </w:pPr>
-            <w:r>
-              <w:t xml:space="preserve">str</w:t>
-            </w:r>
-          </w:p>
-        </w:tc>
-        <w:tc>
-          <w:tcPr/>
-          <w:p>
-            <w:pPr>
-              <w:pStyle w:val="Compact"/>
-            </w:pPr>
-            <w:r>
-              <w:t xml:space="preserve">The input string to be evaluated.</w:t>
-            </w:r>
-          </w:p>
-        </w:tc>
-      </w:tr>
-    </w:tbl>
+    <w:bookmarkEnd w:id="15"/>
+    <w:bookmarkEnd w:id="16"/>
+    <w:bookmarkStart w:id="23" w:name="function-invert_dictionary"/>
     <w:p>
-      <w:r>
-        <w:pict>
-          <v:rect style="width:0;height:1.5pt" o:hralign="center" o:hrstd="t" o:hr="t"/>
-        </w:pict>
+      <w:pPr>
+        <w:pStyle w:val="Heading1"/>
+      </w:pPr>
+      <w:r>
+        <w:rPr>
+          <w:rStyle w:val="SectionNumber"/>
+        </w:rPr>
+        <w:t xml:space="preserve">2</w:t>
+      </w:r>
+      <w:r>
+        <w:tab/>
+      </w:r>
+      <w:r>
+        <w:t xml:space="preserve">Function: invert_dictionary</w:t>
       </w:r>
     </w:p>
-    <w:bookmarkEnd w:id="24"/>
-    <w:bookmarkStart w:id="25" w:name="description-2"/>
+    <w:bookmarkStart w:id="17" w:name="overview-1"/>
     <w:p>
       <w:pPr>
-        <w:pStyle w:val="Heading3"/>
+        <w:pStyle w:val="Heading2"/>
       </w:pPr>
       <w:r>
         <w:rPr>
           <w:rStyle w:val="SectionNumber"/>
         </w:rPr>
-        <w:t xml:space="preserve">1.2.3</w:t>
+        <w:t xml:space="preserve">2.1</w:t>
       </w:r>
       <w:r>
         <w:tab/>
       </w:r>
       <w:r>
-        <w:t xml:space="preserve">Description</w:t>
+        <w:t xml:space="preserve">Overview</w:t>
       </w:r>
     </w:p>
     <w:p>
@@ -2739,210 +942,32 @@
         <w:rPr>
           <w:rStyle w:val="VerbatimChar"/>
         </w:rPr>
-        <w:t xml:space="preserve">is_palindrome</w:t>
+        <w:t xml:space="preserve">invert_dictionary</w:t>
       </w:r>
       <w:r>
         <w:t xml:space="preserve"> </w:t>
       </w:r>
       <w:r>
-        <w:t xml:space="preserve">function works by first normalizing the input</w:t>
-      </w:r>
-      <w:r>
-        <w:t xml:space="preserve"> </w:t>
-      </w:r>
-      <w:r>
-        <w:rPr>
-          <w:rStyle w:val="VerbatimChar"/>
-        </w:rPr>
-        <w:t xml:space="preserve">text</w:t>
-      </w:r>
-      <w:r>
-        <w:t xml:space="preserve"> </w:t>
-      </w:r>
-      <w:r>
-        <w:t xml:space="preserve">and then comparing the normalized string to its reverse.</w:t>
+        <w:t xml:space="preserve">function inverts a given dictionary by swapping its keys and values, provided that all values in the original dictionary are unique.</w:t>
       </w:r>
     </w:p>
+    <w:bookmarkEnd w:id="17"/>
+    <w:bookmarkStart w:id="18" w:name="parameters-1"/>
     <w:p>
       <w:pPr>
-        <w:pStyle w:val="BodyText"/>
-      </w:pPr>
-      <w:r>
-        <w:t xml:space="preserve">The normalization process is handled in a single line:</w:t>
-      </w:r>
-      <w:r>
-        <w:t xml:space="preserve"> </w:t>
-      </w:r>
-      <w:r>
-        <w:rPr>
-          <w:rStyle w:val="VerbatimChar"/>
-        </w:rPr>
-        <w:t xml:space="preserve">normalized = ''.join(ch.lower() for ch in text if not ch.isspace())</w:t>
-      </w:r>
-      <w:r>
-        <w:t xml:space="preserve">. This expression iterates through every character (</w:t>
-      </w:r>
-      <w:r>
-        <w:rPr>
-          <w:rStyle w:val="VerbatimChar"/>
-        </w:rPr>
-        <w:t xml:space="preserve">ch</w:t>
-      </w:r>
-      <w:r>
-        <w:t xml:space="preserve">) in the input</w:t>
-      </w:r>
-      <w:r>
-        <w:t xml:space="preserve"> </w:t>
-      </w:r>
-      <w:r>
-        <w:rPr>
-          <w:rStyle w:val="VerbatimChar"/>
-        </w:rPr>
-        <w:t xml:space="preserve">text</w:t>
-      </w:r>
-      <w:r>
-        <w:t xml:space="preserve">. For each character, it performs two actions:</w:t>
-      </w:r>
-      <w:r>
-        <w:t xml:space="preserve"> </w:t>
-      </w:r>
-      <w:r>
-        <w:t xml:space="preserve">1. It converts the character to lowercase using</w:t>
-      </w:r>
-      <w:r>
-        <w:t xml:space="preserve"> </w:t>
-      </w:r>
-      <w:r>
-        <w:rPr>
-          <w:rStyle w:val="VerbatimChar"/>
-        </w:rPr>
-        <w:t xml:space="preserve">ch.lower()</w:t>
-      </w:r>
-      <w:r>
-        <w:t xml:space="preserve">.</w:t>
-      </w:r>
-      <w:r>
-        <w:t xml:space="preserve"> </w:t>
-      </w:r>
-      <w:r>
-        <w:t xml:space="preserve">2. It checks if the character is a whitespace character using</w:t>
-      </w:r>
-      <w:r>
-        <w:t xml:space="preserve"> </w:t>
-      </w:r>
-      <w:r>
-        <w:rPr>
-          <w:rStyle w:val="VerbatimChar"/>
-        </w:rPr>
-        <w:t xml:space="preserve">ch.isspace()</w:t>
-      </w:r>
-      <w:r>
-        <w:t xml:space="preserve">.</w:t>
-      </w:r>
-    </w:p>
-    <w:p>
-      <w:pPr>
-        <w:pStyle w:val="BodyText"/>
-      </w:pPr>
-      <w:r>
-        <w:t xml:space="preserve">Only characters that are not whitespace are kept. These processed characters are then joined together to form a new string called</w:t>
-      </w:r>
-      <w:r>
-        <w:t xml:space="preserve"> </w:t>
-      </w:r>
-      <w:r>
-        <w:rPr>
-          <w:rStyle w:val="VerbatimChar"/>
-        </w:rPr>
-        <w:t xml:space="preserve">normalized</w:t>
-      </w:r>
-      <w:r>
-        <w:t xml:space="preserve">.</w:t>
-      </w:r>
-    </w:p>
-    <w:p>
-      <w:pPr>
-        <w:pStyle w:val="BodyText"/>
-      </w:pPr>
-      <w:r>
-        <w:t xml:space="preserve">Finally, the function returns the result of the boolean comparison</w:t>
-      </w:r>
-      <w:r>
-        <w:t xml:space="preserve"> </w:t>
-      </w:r>
-      <w:r>
-        <w:rPr>
-          <w:rStyle w:val="VerbatimChar"/>
-        </w:rPr>
-        <w:t xml:space="preserve">normalized == normalized[::-1]</w:t>
-      </w:r>
-      <w:r>
-        <w:t xml:space="preserve">. The slice</w:t>
-      </w:r>
-      <w:r>
-        <w:t xml:space="preserve"> </w:t>
-      </w:r>
-      <w:r>
-        <w:rPr>
-          <w:rStyle w:val="VerbatimChar"/>
-        </w:rPr>
-        <w:t xml:space="preserve">[::-1]</w:t>
-      </w:r>
-      <w:r>
-        <w:t xml:space="preserve"> </w:t>
-      </w:r>
-      <w:r>
-        <w:t xml:space="preserve">is a standard Python idiom for reversing a sequence. If the normalized string is identical to its reversed version, the function returns</w:t>
-      </w:r>
-      <w:r>
-        <w:t xml:space="preserve"> </w:t>
-      </w:r>
-      <w:r>
-        <w:rPr>
-          <w:rStyle w:val="VerbatimChar"/>
-        </w:rPr>
-        <w:t xml:space="preserve">True</w:t>
-      </w:r>
-      <w:r>
-        <w:t xml:space="preserve">, confirming it is a palindrome. Otherwise, it returns</w:t>
-      </w:r>
-      <w:r>
-        <w:t xml:space="preserve"> </w:t>
-      </w:r>
-      <w:r>
-        <w:rPr>
-          <w:rStyle w:val="VerbatimChar"/>
-        </w:rPr>
-        <w:t xml:space="preserve">False</w:t>
-      </w:r>
-      <w:r>
-        <w:t xml:space="preserve">.</w:t>
-      </w:r>
-    </w:p>
-    <w:p>
-      <w:r>
-        <w:pict>
-          <v:rect style="width:0;height:1.5pt" o:hralign="center" o:hrstd="t" o:hr="t"/>
-        </w:pict>
-      </w:r>
-    </w:p>
-    <w:bookmarkEnd w:id="25"/>
-    <w:bookmarkStart w:id="26" w:name="usage-notes-2"/>
-    <w:p>
-      <w:pPr>
-        <w:pStyle w:val="Heading3"/>
+        <w:pStyle w:val="Heading2"/>
       </w:pPr>
       <w:r>
         <w:rPr>
           <w:rStyle w:val="SectionNumber"/>
         </w:rPr>
-        <w:t xml:space="preserve">1.2.4</w:t>
+        <w:t xml:space="preserve">2.2</w:t>
       </w:r>
       <w:r>
         <w:tab/>
       </w:r>
       <w:r>
-        <w:t xml:space="preserve">Usage Notes</w:t>
+        <w:t xml:space="preserve">parameters</w:t>
       </w:r>
     </w:p>
     <w:p>
@@ -2954,22 +979,99 @@
         </w:numPr>
       </w:pPr>
       <w:r>
-        <w:t xml:space="preserve">The function is case-insensitive. For example,</w:t>
+        <w:rPr>
+          <w:b/>
+          <w:bCs/>
+        </w:rPr>
+        <w:t xml:space="preserve">mapping</w:t>
       </w:r>
       <w:r>
         <w:t xml:space="preserve"> </w:t>
       </w:r>
       <w:r>
+        <w:t xml:space="preserve">(</w:t>
+      </w:r>
+      <w:r>
         <w:rPr>
           <w:rStyle w:val="VerbatimChar"/>
         </w:rPr>
-        <w:t xml:space="preserve">is_palindrome("Racecar")</w:t>
+        <w:t xml:space="preserve">Dict[str, int]</w:t>
+      </w:r>
+      <w:r>
+        <w:t xml:space="preserve">): A dictionary mapping string keys to integer values. The values within this dictionary must be unique for the inversion to be successful.</w:t>
+      </w:r>
+    </w:p>
+    <w:bookmarkEnd w:id="18"/>
+    <w:bookmarkStart w:id="19" w:name="description-1"/>
+    <w:p>
+      <w:pPr>
+        <w:pStyle w:val="Heading2"/>
+      </w:pPr>
+      <w:r>
+        <w:rPr>
+          <w:rStyle w:val="SectionNumber"/>
+        </w:rPr>
+        <w:t xml:space="preserve">2.3</w:t>
+      </w:r>
+      <w:r>
+        <w:tab/>
+      </w:r>
+      <w:r>
+        <w:t xml:space="preserve">Description</w:t>
+      </w:r>
+    </w:p>
+    <w:p>
+      <w:pPr>
+        <w:pStyle w:val="FirstParagraph"/>
+      </w:pPr>
+      <w:r>
+        <w:t xml:space="preserve">This function takes a dictionary,</w:t>
       </w:r>
       <w:r>
         <w:t xml:space="preserve"> </w:t>
       </w:r>
       <w:r>
-        <w:t xml:space="preserve">and</w:t>
+        <w:rPr>
+          <w:rStyle w:val="VerbatimChar"/>
+        </w:rPr>
+        <w:t xml:space="preserve">mapping</w:t>
+      </w:r>
+      <w:r>
+        <w:t xml:space="preserve">, as input and returns a new dictionary where the keys and values have been swapped.</w:t>
+      </w:r>
+    </w:p>
+    <w:p>
+      <w:pPr>
+        <w:pStyle w:val="BodyText"/>
+      </w:pPr>
+      <w:r>
+        <w:t xml:space="preserve">Before performing the inversion, the function first validates that all values in the input dictionary are unique. It achieves this by comparing the number of values (</w:t>
+      </w:r>
+      <w:r>
+        <w:rPr>
+          <w:rStyle w:val="VerbatimChar"/>
+        </w:rPr>
+        <w:t xml:space="preserve">len(mapping.values())</w:t>
+      </w:r>
+      <w:r>
+        <w:t xml:space="preserve">) with the number of unique values (</w:t>
+      </w:r>
+      <w:r>
+        <w:rPr>
+          <w:rStyle w:val="VerbatimChar"/>
+        </w:rPr>
+        <w:t xml:space="preserve">len(set(mapping.values()))</w:t>
+      </w:r>
+      <w:r>
+        <w:t xml:space="preserve">). If these counts do not match, it indicates the presence of duplicate values.</w:t>
+      </w:r>
+    </w:p>
+    <w:p>
+      <w:pPr>
+        <w:pStyle w:val="BodyText"/>
+      </w:pPr>
+      <w:r>
+        <w:t xml:space="preserve">In the case of duplicate values, a</w:t>
       </w:r>
       <w:r>
         <w:t xml:space="preserve"> </w:t>
@@ -2978,25 +1080,61 @@
         <w:rPr>
           <w:rStyle w:val="VerbatimChar"/>
         </w:rPr>
-        <w:t xml:space="preserve">is_palindrome("racecar")</w:t>
+        <w:t xml:space="preserve">ValueError</w:t>
       </w:r>
       <w:r>
         <w:t xml:space="preserve"> </w:t>
       </w:r>
       <w:r>
-        <w:t xml:space="preserve">will both return</w:t>
+        <w:t xml:space="preserve">is raised with the message</w:t>
       </w:r>
       <w:r>
         <w:t xml:space="preserve"> </w:t>
       </w:r>
       <w:r>
+        <w:t xml:space="preserve">“Values must be unique to invert dictionary”</w:t>
+      </w:r>
+      <w:r>
+        <w:t xml:space="preserve">, as a one-to-one mapping cannot be guaranteed for the inverted dictionary.</w:t>
+      </w:r>
+    </w:p>
+    <w:p>
+      <w:pPr>
+        <w:pStyle w:val="BodyText"/>
+      </w:pPr>
+      <w:r>
+        <w:t xml:space="preserve">If all values are unique, the function proceeds to create the inverted dictionary using a dictionary comprehension:</w:t>
+      </w:r>
+      <w:r>
+        <w:t xml:space="preserve"> </w:t>
+      </w:r>
+      <w:r>
         <w:rPr>
           <w:rStyle w:val="VerbatimChar"/>
         </w:rPr>
-        <w:t xml:space="preserve">True</w:t>
-      </w:r>
-      <w:r>
-        <w:t xml:space="preserve">.</w:t>
+        <w:t xml:space="preserve">{value: key for key, value in mapping.items()}</w:t>
+      </w:r>
+      <w:r>
+        <w:t xml:space="preserve">. This iterates through the key-value pairs of the original dictionary and constructs a new dictionary with the values as keys and the keys as values.</w:t>
+      </w:r>
+    </w:p>
+    <w:bookmarkEnd w:id="19"/>
+    <w:bookmarkStart w:id="20" w:name="usage-notes-1"/>
+    <w:p>
+      <w:pPr>
+        <w:pStyle w:val="Heading2"/>
+      </w:pPr>
+      <w:r>
+        <w:rPr>
+          <w:rStyle w:val="SectionNumber"/>
+        </w:rPr>
+        <w:t xml:space="preserve">2.4</w:t>
+      </w:r>
+      <w:r>
+        <w:tab/>
+      </w:r>
+      <w:r>
+        <w:t xml:space="preserve">Usage Notes</w:t>
       </w:r>
     </w:p>
     <w:p>
@@ -3004,11 +1142,23 @@
         <w:pStyle w:val="Compact"/>
         <w:numPr>
           <w:ilvl w:val="0"/>
-          <w:numId w:val="1003"/>
+          <w:numId w:val="1004"/>
         </w:numPr>
       </w:pPr>
       <w:r>
-        <w:t xml:space="preserve">All whitespace characters (e.g., spaces, tabs, newlines) are removed from the string before the palindrome check is performed.</w:t>
+        <w:t xml:space="preserve">The primary constraint of this function is that the input dictionary’s values must be unique. Attempting to invert a dictionary with duplicate values will result in a</w:t>
+      </w:r>
+      <w:r>
+        <w:t xml:space="preserve"> </w:t>
+      </w:r>
+      <w:r>
+        <w:rPr>
+          <w:rStyle w:val="VerbatimChar"/>
+        </w:rPr>
+        <w:t xml:space="preserve">ValueError</w:t>
+      </w:r>
+      <w:r>
+        <w:t xml:space="preserve">.</w:t>
       </w:r>
     </w:p>
     <w:p>
@@ -3016,61 +1166,75 @@
         <w:pStyle w:val="Compact"/>
         <w:numPr>
           <w:ilvl w:val="0"/>
-          <w:numId w:val="1003"/>
+          <w:numId w:val="1004"/>
         </w:numPr>
       </w:pPr>
       <w:r>
-        <w:t xml:space="preserve">Punctuation and other symbols are</w:t>
+        <w:t xml:space="preserve">The function is non-destructive; it does not modify the original</w:t>
       </w:r>
       <w:r>
         <w:t xml:space="preserve"> </w:t>
       </w:r>
+      <w:r>
+        <w:rPr>
+          <w:rStyle w:val="VerbatimChar"/>
+        </w:rPr>
+        <w:t xml:space="preserve">mapping</w:t>
+      </w:r>
+      <w:r>
+        <w:t xml:space="preserve"> </w:t>
+      </w:r>
+      <w:r>
+        <w:t xml:space="preserve">dictionary. It returns a new, inverted dictionary.</w:t>
+      </w:r>
+    </w:p>
+    <w:p>
+      <w:pPr>
+        <w:pStyle w:val="FirstParagraph"/>
+      </w:pPr>
       <w:r>
         <w:rPr>
           <w:b/>
           <w:bCs/>
         </w:rPr>
-        <w:t xml:space="preserve">not</w:t>
-      </w:r>
-      <w:r>
-        <w:t xml:space="preserve"> </w:t>
-      </w:r>
-      <w:r>
-        <w:t xml:space="preserve">removed and are considered part of the string during the check. For example,</w:t>
-      </w:r>
-      <w:r>
-        <w:t xml:space="preserve"> </w:t>
-      </w:r>
-      <w:r>
-        <w:rPr>
-          <w:rStyle w:val="VerbatimChar"/>
-        </w:rPr>
-        <w:t xml:space="preserve">is_palindrome("A man, a plan, a canal: Panama")</w:t>
-      </w:r>
-      <w:r>
-        <w:t xml:space="preserve"> </w:t>
-      </w:r>
-      <w:r>
-        <w:t xml:space="preserve">will return</w:t>
-      </w:r>
-      <w:r>
-        <w:t xml:space="preserve"> </w:t>
-      </w:r>
-      <w:r>
-        <w:rPr>
-          <w:rStyle w:val="VerbatimChar"/>
-        </w:rPr>
-        <w:t xml:space="preserve">False</w:t>
-      </w:r>
-      <w:r>
-        <w:t xml:space="preserve"> </w:t>
-      </w:r>
-      <w:r>
-        <w:t xml:space="preserve">because the comma and colon are included in the comparison.</w:t>
+        <w:t xml:space="preserve">Output Example</w:t>
+      </w:r>
+      <w:r>
+        <w:t xml:space="preserve">: A successfully inverted dictionary might look like this:</w:t>
       </w:r>
     </w:p>
     <w:p>
       <w:pPr>
+        <w:pStyle w:val="SourceCode"/>
+      </w:pPr>
+      <w:r>
+        <w:rPr>
+          <w:rStyle w:val="VerbatimChar"/>
+        </w:rPr>
+        <w:t xml:space="preserve">{1: 'apple', 2: 'banana', 3: 'cherry'}</w:t>
+      </w:r>
+    </w:p>
+    <w:bookmarkEnd w:id="20"/>
+    <w:bookmarkStart w:id="21" w:name="example-1"/>
+    <w:p>
+      <w:pPr>
+        <w:pStyle w:val="Heading2"/>
+      </w:pPr>
+      <w:r>
+        <w:rPr>
+          <w:rStyle w:val="SectionNumber"/>
+        </w:rPr>
+        <w:t xml:space="preserve">2.5</w:t>
+      </w:r>
+      <w:r>
+        <w:tab/>
+      </w:r>
+      <w:r>
+        <w:t xml:space="preserve">Example</w:t>
+      </w:r>
+    </w:p>
+    <w:p>
+      <w:pPr>
         <w:pStyle w:val="FirstParagraph"/>
       </w:pPr>
       <w:r>
@@ -3078,21 +1242,427 @@
           <w:b/>
           <w:bCs/>
         </w:rPr>
-        <w:t xml:space="preserve">Output Example</w:t>
-      </w:r>
-      <w:r>
-        <w:t xml:space="preserve">: The function returns a boolean value.</w:t>
+        <w:t xml:space="preserve">Example 1: Successful Inversion</w:t>
       </w:r>
     </w:p>
     <w:p>
       <w:pPr>
+        <w:pStyle w:val="BodyText"/>
+      </w:pPr>
+      <w:r>
+        <w:t xml:space="preserve">The following example demonstrates a successful inversion where all values in the input dictionary are unique.</w:t>
+      </w:r>
+    </w:p>
+    <w:p>
+      <w:pPr>
         <w:pStyle w:val="SourceCode"/>
       </w:pPr>
       <w:r>
         <w:rPr>
+          <w:rStyle w:val="CommentTok"/>
+        </w:rPr>
+        <w:t xml:space="preserve"># Example usage with unique values</w:t>
+      </w:r>
+      <w:r>
+        <w:br/>
+      </w:r>
+      <w:r>
+        <w:rPr>
+          <w:rStyle w:val="NormalTok"/>
+        </w:rPr>
+        <w:t xml:space="preserve">original_map </w:t>
+      </w:r>
+      <w:r>
+        <w:rPr>
+          <w:rStyle w:val="OperatorTok"/>
+        </w:rPr>
+        <w:t xml:space="preserve">=</w:t>
+      </w:r>
+      <w:r>
+        <w:rPr>
+          <w:rStyle w:val="NormalTok"/>
+        </w:rPr>
+        <w:t xml:space="preserve"> {</w:t>
+      </w:r>
+      <w:r>
+        <w:rPr>
+          <w:rStyle w:val="StringTok"/>
+        </w:rPr>
+        <w:t xml:space="preserve">'user_id'</w:t>
+      </w:r>
+      <w:r>
+        <w:rPr>
+          <w:rStyle w:val="NormalTok"/>
+        </w:rPr>
+        <w:t xml:space="preserve">: </w:t>
+      </w:r>
+      <w:r>
+        <w:rPr>
+          <w:rStyle w:val="DecValTok"/>
+        </w:rPr>
+        <w:t xml:space="preserve">101</w:t>
+      </w:r>
+      <w:r>
+        <w:rPr>
+          <w:rStyle w:val="NormalTok"/>
+        </w:rPr>
+        <w:t xml:space="preserve">, </w:t>
+      </w:r>
+      <w:r>
+        <w:rPr>
+          <w:rStyle w:val="StringTok"/>
+        </w:rPr>
+        <w:t xml:space="preserve">'session_id'</w:t>
+      </w:r>
+      <w:r>
+        <w:rPr>
+          <w:rStyle w:val="NormalTok"/>
+        </w:rPr>
+        <w:t xml:space="preserve">: </w:t>
+      </w:r>
+      <w:r>
+        <w:rPr>
+          <w:rStyle w:val="DecValTok"/>
+        </w:rPr>
+        <w:t xml:space="preserve">202</w:t>
+      </w:r>
+      <w:r>
+        <w:rPr>
+          <w:rStyle w:val="NormalTok"/>
+        </w:rPr>
+        <w:t xml:space="preserve">, </w:t>
+      </w:r>
+      <w:r>
+        <w:rPr>
+          <w:rStyle w:val="StringTok"/>
+        </w:rPr>
+        <w:t xml:space="preserve">'request_id'</w:t>
+      </w:r>
+      <w:r>
+        <w:rPr>
+          <w:rStyle w:val="NormalTok"/>
+        </w:rPr>
+        <w:t xml:space="preserve">: </w:t>
+      </w:r>
+      <w:r>
+        <w:rPr>
+          <w:rStyle w:val="DecValTok"/>
+        </w:rPr>
+        <w:t xml:space="preserve">303</w:t>
+      </w:r>
+      <w:r>
+        <w:rPr>
+          <w:rStyle w:val="NormalTok"/>
+        </w:rPr>
+        <w:t xml:space="preserve">}</w:t>
+      </w:r>
+      <w:r>
+        <w:br/>
+      </w:r>
+      <w:r>
+        <w:rPr>
+          <w:rStyle w:val="NormalTok"/>
+        </w:rPr>
+        <w:t xml:space="preserve">inverted_map </w:t>
+      </w:r>
+      <w:r>
+        <w:rPr>
+          <w:rStyle w:val="OperatorTok"/>
+        </w:rPr>
+        <w:t xml:space="preserve">=</w:t>
+      </w:r>
+      <w:r>
+        <w:rPr>
+          <w:rStyle w:val="NormalTok"/>
+        </w:rPr>
+        <w:t xml:space="preserve"> invert_dictionary(original_map)</w:t>
+      </w:r>
+      <w:r>
+        <w:br/>
+      </w:r>
+      <w:r>
+        <w:rPr>
+          <w:rStyle w:val="BuiltInTok"/>
+        </w:rPr>
+        <w:t xml:space="preserve">print</w:t>
+      </w:r>
+      <w:r>
+        <w:rPr>
+          <w:rStyle w:val="NormalTok"/>
+        </w:rPr>
+        <w:t xml:space="preserve">(inverted_map)</w:t>
+      </w:r>
+    </w:p>
+    <w:p>
+      <w:pPr>
+        <w:pStyle w:val="FirstParagraph"/>
+      </w:pPr>
+      <w:r>
+        <w:rPr>
+          <w:b/>
+          <w:bCs/>
+        </w:rPr>
+        <w:t xml:space="preserve">Output:</w:t>
+      </w:r>
+    </w:p>
+    <w:p>
+      <w:pPr>
+        <w:pStyle w:val="SourceCode"/>
+      </w:pPr>
+      <w:r>
+        <w:rPr>
           <w:rStyle w:val="VerbatimChar"/>
         </w:rPr>
-        <w:t xml:space="preserve">True</w:t>
+        <w:t xml:space="preserve">{101: 'user_id', 202: 'session_id', 303: 'request_id'}</w:t>
+      </w:r>
+    </w:p>
+    <w:p>
+      <w:pPr>
+        <w:pStyle w:val="FirstParagraph"/>
+      </w:pPr>
+      <w:r>
+        <w:rPr>
+          <w:b/>
+          <w:bCs/>
+        </w:rPr>
+        <w:t xml:space="preserve">Example 2: Failed Inversion with Duplicate Values</w:t>
+      </w:r>
+    </w:p>
+    <w:p>
+      <w:pPr>
+        <w:pStyle w:val="BodyText"/>
+      </w:pPr>
+      <w:r>
+        <w:t xml:space="preserve">This example shows how the function raises a</w:t>
+      </w:r>
+      <w:r>
+        <w:t xml:space="preserve"> </w:t>
+      </w:r>
+      <w:r>
+        <w:rPr>
+          <w:rStyle w:val="VerbatimChar"/>
+        </w:rPr>
+        <w:t xml:space="preserve">ValueError</w:t>
+      </w:r>
+      <w:r>
+        <w:t xml:space="preserve"> </w:t>
+      </w:r>
+      <w:r>
+        <w:t xml:space="preserve">when the input dictionary contains duplicate values.</w:t>
+      </w:r>
+    </w:p>
+    <w:p>
+      <w:pPr>
+        <w:pStyle w:val="SourceCode"/>
+      </w:pPr>
+      <w:r>
+        <w:rPr>
+          <w:rStyle w:val="CommentTok"/>
+        </w:rPr>
+        <w:t xml:space="preserve"># Example usage with non-unique values</w:t>
+      </w:r>
+      <w:r>
+        <w:br/>
+      </w:r>
+      <w:r>
+        <w:rPr>
+          <w:rStyle w:val="NormalTok"/>
+        </w:rPr>
+        <w:t xml:space="preserve">non_unique_map </w:t>
+      </w:r>
+      <w:r>
+        <w:rPr>
+          <w:rStyle w:val="OperatorTok"/>
+        </w:rPr>
+        <w:t xml:space="preserve">=</w:t>
+      </w:r>
+      <w:r>
+        <w:rPr>
+          <w:rStyle w:val="NormalTok"/>
+        </w:rPr>
+        <w:t xml:space="preserve"> {</w:t>
+      </w:r>
+      <w:r>
+        <w:rPr>
+          <w:rStyle w:val="StringTok"/>
+        </w:rPr>
+        <w:t xml:space="preserve">'alpha'</w:t>
+      </w:r>
+      <w:r>
+        <w:rPr>
+          <w:rStyle w:val="NormalTok"/>
+        </w:rPr>
+        <w:t xml:space="preserve">: </w:t>
+      </w:r>
+      <w:r>
+        <w:rPr>
+          <w:rStyle w:val="DecValTok"/>
+        </w:rPr>
+        <w:t xml:space="preserve">1</w:t>
+      </w:r>
+      <w:r>
+        <w:rPr>
+          <w:rStyle w:val="NormalTok"/>
+        </w:rPr>
+        <w:t xml:space="preserve">, </w:t>
+      </w:r>
+      <w:r>
+        <w:rPr>
+          <w:rStyle w:val="StringTok"/>
+        </w:rPr>
+        <w:t xml:space="preserve">'beta'</w:t>
+      </w:r>
+      <w:r>
+        <w:rPr>
+          <w:rStyle w:val="NormalTok"/>
+        </w:rPr>
+        <w:t xml:space="preserve">: </w:t>
+      </w:r>
+      <w:r>
+        <w:rPr>
+          <w:rStyle w:val="DecValTok"/>
+        </w:rPr>
+        <w:t xml:space="preserve">2</w:t>
+      </w:r>
+      <w:r>
+        <w:rPr>
+          <w:rStyle w:val="NormalTok"/>
+        </w:rPr>
+        <w:t xml:space="preserve">, </w:t>
+      </w:r>
+      <w:r>
+        <w:rPr>
+          <w:rStyle w:val="StringTok"/>
+        </w:rPr>
+        <w:t xml:space="preserve">'gamma'</w:t>
+      </w:r>
+      <w:r>
+        <w:rPr>
+          <w:rStyle w:val="NormalTok"/>
+        </w:rPr>
+        <w:t xml:space="preserve">: </w:t>
+      </w:r>
+      <w:r>
+        <w:rPr>
+          <w:rStyle w:val="DecValTok"/>
+        </w:rPr>
+        <w:t xml:space="preserve">1</w:t>
+      </w:r>
+      <w:r>
+        <w:rPr>
+          <w:rStyle w:val="NormalTok"/>
+        </w:rPr>
+        <w:t xml:space="preserve">}</w:t>
+      </w:r>
+      <w:r>
+        <w:br/>
+      </w:r>
+      <w:r>
+        <w:br/>
+      </w:r>
+      <w:r>
+        <w:rPr>
+          <w:rStyle w:val="ControlFlowTok"/>
+        </w:rPr>
+        <w:t xml:space="preserve">try</w:t>
+      </w:r>
+      <w:r>
+        <w:rPr>
+          <w:rStyle w:val="NormalTok"/>
+        </w:rPr>
+        <w:t xml:space="preserve">:</w:t>
+      </w:r>
+      <w:r>
+        <w:br/>
+      </w:r>
+      <w:r>
+        <w:rPr>
+          <w:rStyle w:val="NormalTok"/>
+        </w:rPr>
+        <w:t xml:space="preserve">    invert_dictionary(non_unique_map)</w:t>
+      </w:r>
+      <w:r>
+        <w:br/>
+      </w:r>
+      <w:r>
+        <w:rPr>
+          <w:rStyle w:val="ControlFlowTok"/>
+        </w:rPr>
+        <w:t xml:space="preserve">except</w:t>
+      </w:r>
+      <w:r>
+        <w:rPr>
+          <w:rStyle w:val="NormalTok"/>
+        </w:rPr>
+        <w:t xml:space="preserve"> </w:t>
+      </w:r>
+      <w:r>
+        <w:rPr>
+          <w:rStyle w:val="PreprocessorTok"/>
+        </w:rPr>
+        <w:t xml:space="preserve">ValueError</w:t>
+      </w:r>
+      <w:r>
+        <w:rPr>
+          <w:rStyle w:val="NormalTok"/>
+        </w:rPr>
+        <w:t xml:space="preserve"> </w:t>
+      </w:r>
+      <w:r>
+        <w:rPr>
+          <w:rStyle w:val="ImportTok"/>
+        </w:rPr>
+        <w:t xml:space="preserve">as</w:t>
+      </w:r>
+      <w:r>
+        <w:rPr>
+          <w:rStyle w:val="NormalTok"/>
+        </w:rPr>
+        <w:t xml:space="preserve"> e:</w:t>
+      </w:r>
+      <w:r>
+        <w:br/>
+      </w:r>
+      <w:r>
+        <w:rPr>
+          <w:rStyle w:val="NormalTok"/>
+        </w:rPr>
+        <w:t xml:space="preserve">    </w:t>
+      </w:r>
+      <w:r>
+        <w:rPr>
+          <w:rStyle w:val="BuiltInTok"/>
+        </w:rPr>
+        <w:t xml:space="preserve">print</w:t>
+      </w:r>
+      <w:r>
+        <w:rPr>
+          <w:rStyle w:val="NormalTok"/>
+        </w:rPr>
+        <w:t xml:space="preserve">(e)</w:t>
+      </w:r>
+    </w:p>
+    <w:p>
+      <w:pPr>
+        <w:pStyle w:val="FirstParagraph"/>
+      </w:pPr>
+      <w:r>
+        <w:rPr>
+          <w:b/>
+          <w:bCs/>
+        </w:rPr>
+        <w:t xml:space="preserve">Output:</w:t>
+      </w:r>
+    </w:p>
+    <w:p>
+      <w:pPr>
+        <w:pStyle w:val="SourceCode"/>
+      </w:pPr>
+      <w:r>
+        <w:rPr>
+          <w:rStyle w:val="VerbatimChar"/>
+        </w:rPr>
+        <w:t xml:space="preserve">Values must be unique to invert dictionary</w:t>
       </w:r>
     </w:p>
     <w:p>
@@ -3102,17 +1672,703 @@
         </w:pict>
       </w:r>
     </w:p>
+    <w:bookmarkEnd w:id="21"/>
+    <w:bookmarkStart w:id="22" w:name="functiondef-is_palindrometext"/>
+    <w:p>
+      <w:pPr>
+        <w:pStyle w:val="Heading2"/>
+      </w:pPr>
+      <w:r>
+        <w:rPr>
+          <w:rStyle w:val="SectionNumber"/>
+        </w:rPr>
+        <w:t xml:space="preserve">2.6</w:t>
+      </w:r>
+      <w:r>
+        <w:tab/>
+      </w:r>
+      <w:r>
+        <w:t xml:space="preserve">FunctionDef is_palindrome(text)</w:t>
+      </w:r>
+    </w:p>
+    <w:bookmarkEnd w:id="22"/>
+    <w:bookmarkEnd w:id="23"/>
+    <w:bookmarkStart w:id="29" w:name="function-is_palindrome"/>
+    <w:p>
+      <w:pPr>
+        <w:pStyle w:val="Heading1"/>
+      </w:pPr>
+      <w:r>
+        <w:rPr>
+          <w:rStyle w:val="SectionNumber"/>
+        </w:rPr>
+        <w:t xml:space="preserve">3</w:t>
+      </w:r>
+      <w:r>
+        <w:tab/>
+      </w:r>
+      <w:r>
+        <w:t xml:space="preserve">Function: is_palindrome</w:t>
+      </w:r>
+    </w:p>
+    <w:bookmarkStart w:id="24" w:name="overview-2"/>
+    <w:p>
+      <w:pPr>
+        <w:pStyle w:val="Heading2"/>
+      </w:pPr>
+      <w:r>
+        <w:rPr>
+          <w:rStyle w:val="SectionNumber"/>
+        </w:rPr>
+        <w:t xml:space="preserve">3.1</w:t>
+      </w:r>
+      <w:r>
+        <w:tab/>
+      </w:r>
+      <w:r>
+        <w:t xml:space="preserve">Overview</w:t>
+      </w:r>
+    </w:p>
+    <w:p>
+      <w:pPr>
+        <w:pStyle w:val="FirstParagraph"/>
+      </w:pPr>
+      <w:r>
+        <w:t xml:space="preserve">The</w:t>
+      </w:r>
+      <w:r>
+        <w:t xml:space="preserve"> </w:t>
+      </w:r>
+      <w:r>
+        <w:rPr>
+          <w:rStyle w:val="VerbatimChar"/>
+        </w:rPr>
+        <w:t xml:space="preserve">is_palindrome</w:t>
+      </w:r>
+      <w:r>
+        <w:t xml:space="preserve"> </w:t>
+      </w:r>
+      <w:r>
+        <w:t xml:space="preserve">function determines if a given string is a palindrome, ignoring letter casing and whitespace characters.</w:t>
+      </w:r>
+    </w:p>
+    <w:bookmarkEnd w:id="24"/>
+    <w:bookmarkStart w:id="25" w:name="parameters-2"/>
+    <w:p>
+      <w:pPr>
+        <w:pStyle w:val="Heading2"/>
+      </w:pPr>
+      <w:r>
+        <w:rPr>
+          <w:rStyle w:val="SectionNumber"/>
+        </w:rPr>
+        <w:t xml:space="preserve">3.2</w:t>
+      </w:r>
+      <w:r>
+        <w:tab/>
+      </w:r>
+      <w:r>
+        <w:t xml:space="preserve">parameters</w:t>
+      </w:r>
+    </w:p>
+    <w:p>
+      <w:pPr>
+        <w:pStyle w:val="Compact"/>
+        <w:numPr>
+          <w:ilvl w:val="0"/>
+          <w:numId w:val="1005"/>
+        </w:numPr>
+      </w:pPr>
+      <w:r>
+        <w:rPr>
+          <w:rStyle w:val="VerbatimChar"/>
+        </w:rPr>
+        <w:t xml:space="preserve">text</w:t>
+      </w:r>
+      <w:r>
+        <w:t xml:space="preserve"> </w:t>
+      </w:r>
+      <w:r>
+        <w:t xml:space="preserve">(</w:t>
+      </w:r>
+      <w:r>
+        <w:rPr>
+          <w:rStyle w:val="VerbatimChar"/>
+        </w:rPr>
+        <w:t xml:space="preserve">str</w:t>
+      </w:r>
+      <w:r>
+        <w:t xml:space="preserve">): The input string to be checked.</w:t>
+      </w:r>
+    </w:p>
+    <w:bookmarkEnd w:id="25"/>
+    <w:bookmarkStart w:id="26" w:name="description-2"/>
+    <w:p>
+      <w:pPr>
+        <w:pStyle w:val="Heading2"/>
+      </w:pPr>
+      <w:r>
+        <w:rPr>
+          <w:rStyle w:val="SectionNumber"/>
+        </w:rPr>
+        <w:t xml:space="preserve">3.3</w:t>
+      </w:r>
+      <w:r>
+        <w:tab/>
+      </w:r>
+      <w:r>
+        <w:t xml:space="preserve">Description</w:t>
+      </w:r>
+    </w:p>
+    <w:p>
+      <w:pPr>
+        <w:pStyle w:val="FirstParagraph"/>
+      </w:pPr>
+      <w:r>
+        <w:t xml:space="preserve">The</w:t>
+      </w:r>
+      <w:r>
+        <w:t xml:space="preserve"> </w:t>
+      </w:r>
+      <w:r>
+        <w:rPr>
+          <w:rStyle w:val="VerbatimChar"/>
+        </w:rPr>
+        <w:t xml:space="preserve">is_palindrome</w:t>
+      </w:r>
+      <w:r>
+        <w:t xml:space="preserve"> </w:t>
+      </w:r>
+      <w:r>
+        <w:t xml:space="preserve">function evaluates whether a string reads the same forwards as it does backward. To achieve this, it first performs a normalization process on the input</w:t>
+      </w:r>
+      <w:r>
+        <w:t xml:space="preserve"> </w:t>
+      </w:r>
+      <w:r>
+        <w:rPr>
+          <w:rStyle w:val="VerbatimChar"/>
+        </w:rPr>
+        <w:t xml:space="preserve">text</w:t>
+      </w:r>
+      <w:r>
+        <w:t xml:space="preserve">.</w:t>
+      </w:r>
+    </w:p>
+    <w:p>
+      <w:pPr>
+        <w:pStyle w:val="BodyText"/>
+      </w:pPr>
+      <w:r>
+        <w:t xml:space="preserve">The normalization is handled in this line:</w:t>
+      </w:r>
+      <w:r>
+        <w:t xml:space="preserve"> </w:t>
+      </w:r>
+      <w:r>
+        <w:rPr>
+          <w:rStyle w:val="VerbatimChar"/>
+        </w:rPr>
+        <w:t xml:space="preserve">normalized = ''.join(ch.lower() for ch in text if not ch.isspace())</w:t>
+      </w:r>
+    </w:p>
+    <w:p>
+      <w:pPr>
+        <w:pStyle w:val="BodyText"/>
+      </w:pPr>
+      <w:r>
+        <w:t xml:space="preserve">This process involves three steps:</w:t>
+      </w:r>
+      <w:r>
+        <w:t xml:space="preserve"> </w:t>
+      </w:r>
+      <w:r>
+        <w:t xml:space="preserve">1. It iterates through each character (</w:t>
+      </w:r>
+      <w:r>
+        <w:rPr>
+          <w:rStyle w:val="VerbatimChar"/>
+        </w:rPr>
+        <w:t xml:space="preserve">ch</w:t>
+      </w:r>
+      <w:r>
+        <w:t xml:space="preserve">) in the input</w:t>
+      </w:r>
+      <w:r>
+        <w:t xml:space="preserve"> </w:t>
+      </w:r>
+      <w:r>
+        <w:rPr>
+          <w:rStyle w:val="VerbatimChar"/>
+        </w:rPr>
+        <w:t xml:space="preserve">text</w:t>
+      </w:r>
+      <w:r>
+        <w:t xml:space="preserve">.</w:t>
+      </w:r>
+      <w:r>
+        <w:t xml:space="preserve"> </w:t>
+      </w:r>
+      <w:r>
+        <w:t xml:space="preserve">2. It filters out any whitespace characters using</w:t>
+      </w:r>
+      <w:r>
+        <w:t xml:space="preserve"> </w:t>
+      </w:r>
+      <w:r>
+        <w:rPr>
+          <w:rStyle w:val="VerbatimChar"/>
+        </w:rPr>
+        <w:t xml:space="preserve">if not ch.isspace()</w:t>
+      </w:r>
+      <w:r>
+        <w:t xml:space="preserve">.</w:t>
+      </w:r>
+      <w:r>
+        <w:t xml:space="preserve"> </w:t>
+      </w:r>
+      <w:r>
+        <w:t xml:space="preserve">3. Each remaining character is converted to lowercase using</w:t>
+      </w:r>
+      <w:r>
+        <w:t xml:space="preserve"> </w:t>
+      </w:r>
+      <w:r>
+        <w:rPr>
+          <w:rStyle w:val="VerbatimChar"/>
+        </w:rPr>
+        <w:t xml:space="preserve">ch.lower()</w:t>
+      </w:r>
+      <w:r>
+        <w:t xml:space="preserve">.</w:t>
+      </w:r>
+    </w:p>
+    <w:p>
+      <w:pPr>
+        <w:pStyle w:val="BodyText"/>
+      </w:pPr>
+      <w:r>
+        <w:t xml:space="preserve">The resulting characters are then joined together to form a new</w:t>
+      </w:r>
+      <w:r>
+        <w:t xml:space="preserve"> </w:t>
+      </w:r>
+      <w:r>
+        <w:rPr>
+          <w:rStyle w:val="VerbatimChar"/>
+        </w:rPr>
+        <w:t xml:space="preserve">normalized</w:t>
+      </w:r>
+      <w:r>
+        <w:t xml:space="preserve"> </w:t>
+      </w:r>
+      <w:r>
+        <w:t xml:space="preserve">string.</w:t>
+      </w:r>
+    </w:p>
+    <w:p>
+      <w:pPr>
+        <w:pStyle w:val="BodyText"/>
+      </w:pPr>
+      <w:r>
+        <w:t xml:space="preserve">Finally, the function compares the</w:t>
+      </w:r>
+      <w:r>
+        <w:t xml:space="preserve"> </w:t>
+      </w:r>
+      <w:r>
+        <w:rPr>
+          <w:rStyle w:val="VerbatimChar"/>
+        </w:rPr>
+        <w:t xml:space="preserve">normalized</w:t>
+      </w:r>
+      <w:r>
+        <w:t xml:space="preserve"> </w:t>
+      </w:r>
+      <w:r>
+        <w:t xml:space="preserve">string with its reverse. The reversal is achieved using slice notation</w:t>
+      </w:r>
+      <w:r>
+        <w:t xml:space="preserve"> </w:t>
+      </w:r>
+      <w:r>
+        <w:rPr>
+          <w:rStyle w:val="VerbatimChar"/>
+        </w:rPr>
+        <w:t xml:space="preserve">[::-1]</w:t>
+      </w:r>
+      <w:r>
+        <w:t xml:space="preserve">. If the normalized string is identical to its reversed version, the function returns</w:t>
+      </w:r>
+      <w:r>
+        <w:t xml:space="preserve"> </w:t>
+      </w:r>
+      <w:r>
+        <w:rPr>
+          <w:rStyle w:val="VerbatimChar"/>
+        </w:rPr>
+        <w:t xml:space="preserve">True</w:t>
+      </w:r>
+      <w:r>
+        <w:t xml:space="preserve">; otherwise, it returns</w:t>
+      </w:r>
+      <w:r>
+        <w:t xml:space="preserve"> </w:t>
+      </w:r>
+      <w:r>
+        <w:rPr>
+          <w:rStyle w:val="VerbatimChar"/>
+        </w:rPr>
+        <w:t xml:space="preserve">False</w:t>
+      </w:r>
+      <w:r>
+        <w:t xml:space="preserve">.</w:t>
+      </w:r>
+    </w:p>
+    <w:p>
+      <w:pPr>
+        <w:pStyle w:val="SourceCode"/>
+      </w:pPr>
+      <w:r>
+        <w:rPr>
+          <w:rStyle w:val="CommentTok"/>
+        </w:rPr>
+        <w:t xml:space="preserve"># Internal logic breakdown</w:t>
+      </w:r>
+      <w:r>
+        <w:br/>
+      </w:r>
+      <w:r>
+        <w:rPr>
+          <w:rStyle w:val="NormalTok"/>
+        </w:rPr>
+        <w:t xml:space="preserve">text </w:t>
+      </w:r>
+      <w:r>
+        <w:rPr>
+          <w:rStyle w:val="OperatorTok"/>
+        </w:rPr>
+        <w:t xml:space="preserve">=</w:t>
+      </w:r>
+      <w:r>
+        <w:rPr>
+          <w:rStyle w:val="NormalTok"/>
+        </w:rPr>
+        <w:t xml:space="preserve"> </w:t>
+      </w:r>
+      <w:r>
+        <w:rPr>
+          <w:rStyle w:val="StringTok"/>
+        </w:rPr>
+        <w:t xml:space="preserve">"Taco Cat"</w:t>
+      </w:r>
+      <w:r>
+        <w:br/>
+      </w:r>
+      <w:r>
+        <w:rPr>
+          <w:rStyle w:val="CommentTok"/>
+        </w:rPr>
+        <w:t xml:space="preserve"># 1. Iterate and filter: ['T', 'a', 'c', 'o', 'C', 'a', 't']</w:t>
+      </w:r>
+      <w:r>
+        <w:br/>
+      </w:r>
+      <w:r>
+        <w:rPr>
+          <w:rStyle w:val="CommentTok"/>
+        </w:rPr>
+        <w:t xml:space="preserve"># 2. Convert to lowercase: ['t', 'a', 'c', 'o', 'c', 'a', 't']</w:t>
+      </w:r>
+      <w:r>
+        <w:br/>
+      </w:r>
+      <w:r>
+        <w:rPr>
+          <w:rStyle w:val="CommentTok"/>
+        </w:rPr>
+        <w:t xml:space="preserve"># 3. Join to create normalized string: "tacocat"</w:t>
+      </w:r>
+      <w:r>
+        <w:br/>
+      </w:r>
+      <w:r>
+        <w:rPr>
+          <w:rStyle w:val="NormalTok"/>
+        </w:rPr>
+        <w:t xml:space="preserve">normalized </w:t>
+      </w:r>
+      <w:r>
+        <w:rPr>
+          <w:rStyle w:val="OperatorTok"/>
+        </w:rPr>
+        <w:t xml:space="preserve">=</w:t>
+      </w:r>
+      <w:r>
+        <w:rPr>
+          <w:rStyle w:val="NormalTok"/>
+        </w:rPr>
+        <w:t xml:space="preserve"> </w:t>
+      </w:r>
+      <w:r>
+        <w:rPr>
+          <w:rStyle w:val="StringTok"/>
+        </w:rPr>
+        <w:t xml:space="preserve">"tacocat"</w:t>
+      </w:r>
+      <w:r>
+        <w:br/>
+      </w:r>
+      <w:r>
+        <w:rPr>
+          <w:rStyle w:val="CommentTok"/>
+        </w:rPr>
+        <w:t xml:space="preserve"># 4. Reverse the normalized string: "tacocat"</w:t>
+      </w:r>
+      <w:r>
+        <w:br/>
+      </w:r>
+      <w:r>
+        <w:rPr>
+          <w:rStyle w:val="NormalTok"/>
+        </w:rPr>
+        <w:t xml:space="preserve">reversed_normalized </w:t>
+      </w:r>
+      <w:r>
+        <w:rPr>
+          <w:rStyle w:val="OperatorTok"/>
+        </w:rPr>
+        <w:t xml:space="preserve">=</w:t>
+      </w:r>
+      <w:r>
+        <w:rPr>
+          <w:rStyle w:val="NormalTok"/>
+        </w:rPr>
+        <w:t xml:space="preserve"> normalized[::</w:t>
+      </w:r>
+      <w:r>
+        <w:rPr>
+          <w:rStyle w:val="OperatorTok"/>
+        </w:rPr>
+        <w:t xml:space="preserve">-</w:t>
+      </w:r>
+      <w:r>
+        <w:rPr>
+          <w:rStyle w:val="DecValTok"/>
+        </w:rPr>
+        <w:t xml:space="preserve">1</w:t>
+      </w:r>
+      <w:r>
+        <w:rPr>
+          <w:rStyle w:val="NormalTok"/>
+        </w:rPr>
+        <w:t xml:space="preserve">]</w:t>
+      </w:r>
+      <w:r>
+        <w:br/>
+      </w:r>
+      <w:r>
+        <w:rPr>
+          <w:rStyle w:val="CommentTok"/>
+        </w:rPr>
+        <w:t xml:space="preserve"># 5. Compare: "tacocat" == "tacocat" -&gt; True</w:t>
+      </w:r>
+      <w:r>
+        <w:br/>
+      </w:r>
+      <w:r>
+        <w:rPr>
+          <w:rStyle w:val="ControlFlowTok"/>
+        </w:rPr>
+        <w:t xml:space="preserve">return</w:t>
+      </w:r>
+      <w:r>
+        <w:rPr>
+          <w:rStyle w:val="NormalTok"/>
+        </w:rPr>
+        <w:t xml:space="preserve"> </w:t>
+      </w:r>
+      <w:r>
+        <w:rPr>
+          <w:rStyle w:val="VariableTok"/>
+        </w:rPr>
+        <w:t xml:space="preserve">True</w:t>
+      </w:r>
+    </w:p>
     <w:bookmarkEnd w:id="26"/>
+    <w:bookmarkStart w:id="27" w:name="usage-notes-2"/>
+    <w:p>
+      <w:pPr>
+        <w:pStyle w:val="Heading2"/>
+      </w:pPr>
+      <w:r>
+        <w:rPr>
+          <w:rStyle w:val="SectionNumber"/>
+        </w:rPr>
+        <w:t xml:space="preserve">3.4</w:t>
+      </w:r>
+      <w:r>
+        <w:tab/>
+      </w:r>
+      <w:r>
+        <w:t xml:space="preserve">Usage Notes</w:t>
+      </w:r>
+    </w:p>
+    <w:p>
+      <w:pPr>
+        <w:pStyle w:val="Compact"/>
+        <w:numPr>
+          <w:ilvl w:val="0"/>
+          <w:numId w:val="1006"/>
+        </w:numPr>
+      </w:pPr>
+      <w:r>
+        <w:t xml:space="preserve">The function is case-insensitive. For example,</w:t>
+      </w:r>
+      <w:r>
+        <w:t xml:space="preserve"> </w:t>
+      </w:r>
+      <w:r>
+        <w:rPr>
+          <w:rStyle w:val="VerbatimChar"/>
+        </w:rPr>
+        <w:t xml:space="preserve">Racecar</w:t>
+      </w:r>
+      <w:r>
+        <w:t xml:space="preserve"> </w:t>
+      </w:r>
+      <w:r>
+        <w:t xml:space="preserve">and</w:t>
+      </w:r>
+      <w:r>
+        <w:t xml:space="preserve"> </w:t>
+      </w:r>
+      <w:r>
+        <w:rPr>
+          <w:rStyle w:val="VerbatimChar"/>
+        </w:rPr>
+        <w:t xml:space="preserve">racecar</w:t>
+      </w:r>
+      <w:r>
+        <w:t xml:space="preserve"> </w:t>
+      </w:r>
+      <w:r>
+        <w:t xml:space="preserve">will both be correctly identified as palindromes.</w:t>
+      </w:r>
+    </w:p>
+    <w:p>
+      <w:pPr>
+        <w:pStyle w:val="Compact"/>
+        <w:numPr>
+          <w:ilvl w:val="0"/>
+          <w:numId w:val="1006"/>
+        </w:numPr>
+      </w:pPr>
+      <w:r>
+        <w:t xml:space="preserve">All standard whitespace characters (spaces, tabs, newlines, etc.) are ignored during the comparison.</w:t>
+      </w:r>
+    </w:p>
+    <w:p>
+      <w:pPr>
+        <w:pStyle w:val="Compact"/>
+        <w:numPr>
+          <w:ilvl w:val="0"/>
+          <w:numId w:val="1006"/>
+        </w:numPr>
+      </w:pPr>
+      <w:r>
+        <w:t xml:space="preserve">Punctuation marks and other special characters are</w:t>
+      </w:r>
+      <w:r>
+        <w:t xml:space="preserve"> </w:t>
+      </w:r>
+      <w:r>
+        <w:rPr>
+          <w:b/>
+          <w:bCs/>
+        </w:rPr>
+        <w:t xml:space="preserve">not</w:t>
+      </w:r>
+      <w:r>
+        <w:t xml:space="preserve"> </w:t>
+      </w:r>
+      <w:r>
+        <w:t xml:space="preserve">ignored and will be part of the comparison. For instance,</w:t>
+      </w:r>
+      <w:r>
+        <w:t xml:space="preserve"> </w:t>
+      </w:r>
+      <w:r>
+        <w:rPr>
+          <w:rStyle w:val="VerbatimChar"/>
+        </w:rPr>
+        <w:t xml:space="preserve">is_palindrome("A man, a plan, a canal: Panama")</w:t>
+      </w:r>
+      <w:r>
+        <w:t xml:space="preserve"> </w:t>
+      </w:r>
+      <w:r>
+        <w:t xml:space="preserve">will return</w:t>
+      </w:r>
+      <w:r>
+        <w:t xml:space="preserve"> </w:t>
+      </w:r>
+      <w:r>
+        <w:rPr>
+          <w:rStyle w:val="VerbatimChar"/>
+        </w:rPr>
+        <w:t xml:space="preserve">False</w:t>
+      </w:r>
+      <w:r>
+        <w:t xml:space="preserve"> </w:t>
+      </w:r>
+      <w:r>
+        <w:t xml:space="preserve">because the commas and colon are included in the check.</w:t>
+      </w:r>
+    </w:p>
+    <w:p>
+      <w:pPr>
+        <w:pStyle w:val="FirstParagraph"/>
+      </w:pPr>
+      <w:r>
+        <w:rPr>
+          <w:b/>
+          <w:bCs/>
+        </w:rPr>
+        <w:t xml:space="preserve">Output Example</w:t>
+      </w:r>
+      <w:r>
+        <w:t xml:space="preserve">:</w:t>
+      </w:r>
+      <w:r>
+        <w:t xml:space="preserve"> </w:t>
+      </w:r>
+      <w:r>
+        <w:t xml:space="preserve">The function returns a boolean value.</w:t>
+      </w:r>
+    </w:p>
+    <w:p>
+      <w:pPr>
+        <w:pStyle w:val="SourceCode"/>
+      </w:pPr>
+      <w:r>
+        <w:rPr>
+          <w:rStyle w:val="VerbatimChar"/>
+        </w:rPr>
+        <w:t xml:space="preserve">True</w:t>
+      </w:r>
+    </w:p>
+    <w:bookmarkEnd w:id="27"/>
     <w:bookmarkStart w:id="28" w:name="example-2"/>
     <w:p>
       <w:pPr>
-        <w:pStyle w:val="Heading3"/>
+        <w:pStyle w:val="Heading2"/>
       </w:pPr>
       <w:r>
         <w:rPr>
           <w:rStyle w:val="SectionNumber"/>
         </w:rPr>
-        <w:t xml:space="preserve">1.2.5</w:t>
+        <w:t xml:space="preserve">3.5</w:t>
       </w:r>
       <w:r>
         <w:tab/>
@@ -3136,9 +2392,96 @@
       </w:r>
       <w:r>
         <w:rPr>
+          <w:rStyle w:val="NormalTok"/>
+        </w:rPr>
+        <w:t xml:space="preserve">result1 </w:t>
+      </w:r>
+      <w:r>
+        <w:rPr>
+          <w:rStyle w:val="OperatorTok"/>
+        </w:rPr>
+        <w:t xml:space="preserve">=</w:t>
+      </w:r>
+      <w:r>
+        <w:rPr>
+          <w:rStyle w:val="NormalTok"/>
+        </w:rPr>
+        <w:t xml:space="preserve"> is_palindrome(</w:t>
+      </w:r>
+      <w:r>
+        <w:rPr>
+          <w:rStyle w:val="StringTok"/>
+        </w:rPr>
+        <w:t xml:space="preserve">"A nut for a jar of tuna"</w:t>
+      </w:r>
+      <w:r>
+        <w:rPr>
+          <w:rStyle w:val="NormalTok"/>
+        </w:rPr>
+        <w:t xml:space="preserve">)</w:t>
+      </w:r>
+      <w:r>
+        <w:br/>
+      </w:r>
+      <w:r>
+        <w:rPr>
+          <w:rStyle w:val="BuiltInTok"/>
+        </w:rPr>
+        <w:t xml:space="preserve">print</w:t>
+      </w:r>
+      <w:r>
+        <w:rPr>
+          <w:rStyle w:val="NormalTok"/>
+        </w:rPr>
+        <w:t xml:space="preserve">(</w:t>
+      </w:r>
+      <w:r>
+        <w:rPr>
+          <w:rStyle w:val="SpecialStringTok"/>
+        </w:rPr>
+        <w:t xml:space="preserve">f"'A nut for a jar of tuna' is a palindrome: </w:t>
+      </w:r>
+      <w:r>
+        <w:rPr>
+          <w:rStyle w:val="SpecialCharTok"/>
+        </w:rPr>
+        <w:t xml:space="preserve">{</w:t>
+      </w:r>
+      <w:r>
+        <w:rPr>
+          <w:rStyle w:val="NormalTok"/>
+        </w:rPr>
+        <w:t xml:space="preserve">result1</w:t>
+      </w:r>
+      <w:r>
+        <w:rPr>
+          <w:rStyle w:val="SpecialCharTok"/>
+        </w:rPr>
+        <w:t xml:space="preserve">}</w:t>
+      </w:r>
+      <w:r>
+        <w:rPr>
+          <w:rStyle w:val="SpecialStringTok"/>
+        </w:rPr>
+        <w:t xml:space="preserve">"</w:t>
+      </w:r>
+      <w:r>
+        <w:rPr>
+          <w:rStyle w:val="NormalTok"/>
+        </w:rPr>
+        <w:t xml:space="preserve">)</w:t>
+      </w:r>
+      <w:r>
+        <w:br/>
+      </w:r>
+      <w:r>
+        <w:br/>
+      </w:r>
+      <w:r>
+        <w:rPr>
           <w:rStyle w:val="CommentTok"/>
         </w:rPr>
-        <w:t xml:space="preserve"># Normalizes to "nolemonnomelon"</w:t>
+        <w:t xml:space="preserve"># Example 2: A simple palindrome</w:t>
       </w:r>
       <w:r>
         <w:br/>
@@ -3147,7 +2490,7 @@
         <w:rPr>
           <w:rStyle w:val="NormalTok"/>
         </w:rPr>
-        <w:t xml:space="preserve">result1 </w:t>
+        <w:t xml:space="preserve">result2 </w:t>
       </w:r>
       <w:r>
         <w:rPr>
@@ -3165,7 +2508,7 @@
         <w:rPr>
           <w:rStyle w:val="StringTok"/>
         </w:rPr>
-        <w:t xml:space="preserve">"No lemon no melon"</w:t>
+        <w:t xml:space="preserve">"Taco cat"</w:t>
       </w:r>
       <w:r>
         <w:rPr>
@@ -3192,7 +2535,7 @@
         <w:rPr>
           <w:rStyle w:val="SpecialStringTok"/>
         </w:rPr>
-        <w:t xml:space="preserve">f"'No lemon no melon' is a palindrome: </w:t>
+        <w:t xml:space="preserve">f"'Taco cat' is a palindrome: </w:t>
       </w:r>
       <w:r>
         <w:rPr>
@@ -3204,7 +2547,7 @@
         <w:rPr>
           <w:rStyle w:val="NormalTok"/>
         </w:rPr>
-        <w:t xml:space="preserve">result1</w:t>
+        <w:t xml:space="preserve">result2</w:t>
       </w:r>
       <w:r>
         <w:rPr>
@@ -3234,234 +2577,114 @@
         <w:rPr>
           <w:rStyle w:val="CommentTok"/>
         </w:rPr>
-        <w:t xml:space="preserve"># Example 2: A simple non-palindrome string</w:t>
+        <w:t xml:space="preserve"># Example 3: A non-palindrome string</w:t>
       </w:r>
       <w:r>
         <w:br/>
       </w:r>
       <w:r>
         <w:rPr>
-          <w:rStyle w:val="CommentTok"/>
-        </w:rPr>
-        <w:t xml:space="preserve"># Normalizes to "helloworld"</w:t>
+          <w:rStyle w:val="NormalTok"/>
+        </w:rPr>
+        <w:t xml:space="preserve">result3 </w:t>
+      </w:r>
+      <w:r>
+        <w:rPr>
+          <w:rStyle w:val="OperatorTok"/>
+        </w:rPr>
+        <w:t xml:space="preserve">=</w:t>
+      </w:r>
+      <w:r>
+        <w:rPr>
+          <w:rStyle w:val="NormalTok"/>
+        </w:rPr>
+        <w:t xml:space="preserve"> is_palindrome(</w:t>
+      </w:r>
+      <w:r>
+        <w:rPr>
+          <w:rStyle w:val="StringTok"/>
+        </w:rPr>
+        <w:t xml:space="preserve">"hello world"</w:t>
+      </w:r>
+      <w:r>
+        <w:rPr>
+          <w:rStyle w:val="NormalTok"/>
+        </w:rPr>
+        <w:t xml:space="preserve">)</w:t>
       </w:r>
       <w:r>
         <w:br/>
       </w:r>
       <w:r>
         <w:rPr>
+          <w:rStyle w:val="BuiltInTok"/>
+        </w:rPr>
+        <w:t xml:space="preserve">print</w:t>
+      </w:r>
+      <w:r>
+        <w:rPr>
           <w:rStyle w:val="NormalTok"/>
         </w:rPr>
-        <w:t xml:space="preserve">result2 </w:t>
-      </w:r>
-      <w:r>
-        <w:rPr>
-          <w:rStyle w:val="OperatorTok"/>
-        </w:rPr>
-        <w:t xml:space="preserve">=</w:t>
+        <w:t xml:space="preserve">(</w:t>
+      </w:r>
+      <w:r>
+        <w:rPr>
+          <w:rStyle w:val="SpecialStringTok"/>
+        </w:rPr>
+        <w:t xml:space="preserve">f"'hello world' is a palindrome: </w:t>
+      </w:r>
+      <w:r>
+        <w:rPr>
+          <w:rStyle w:val="SpecialCharTok"/>
+        </w:rPr>
+        <w:t xml:space="preserve">{</w:t>
       </w:r>
       <w:r>
         <w:rPr>
           <w:rStyle w:val="NormalTok"/>
         </w:rPr>
-        <w:t xml:space="preserve"> is_palindrome(</w:t>
-      </w:r>
-      <w:r>
-        <w:rPr>
-          <w:rStyle w:val="StringTok"/>
-        </w:rPr>
-        <w:t xml:space="preserve">"hello world"</w:t>
+        <w:t xml:space="preserve">result3</w:t>
+      </w:r>
+      <w:r>
+        <w:rPr>
+          <w:rStyle w:val="SpecialCharTok"/>
+        </w:rPr>
+        <w:t xml:space="preserve">}</w:t>
+      </w:r>
+      <w:r>
+        <w:rPr>
+          <w:rStyle w:val="SpecialStringTok"/>
+        </w:rPr>
+        <w:t xml:space="preserve">"</w:t>
       </w:r>
       <w:r>
         <w:rPr>
           <w:rStyle w:val="NormalTok"/>
         </w:rPr>
         <w:t xml:space="preserve">)</w:t>
-      </w:r>
-      <w:r>
-        <w:br/>
-      </w:r>
-      <w:r>
-        <w:rPr>
-          <w:rStyle w:val="BuiltInTok"/>
-        </w:rPr>
-        <w:t xml:space="preserve">print</w:t>
-      </w:r>
-      <w:r>
-        <w:rPr>
-          <w:rStyle w:val="NormalTok"/>
-        </w:rPr>
-        <w:t xml:space="preserve">(</w:t>
-      </w:r>
-      <w:r>
-        <w:rPr>
-          <w:rStyle w:val="SpecialStringTok"/>
-        </w:rPr>
-        <w:t xml:space="preserve">f"'hello world' is a palindrome: </w:t>
-      </w:r>
-      <w:r>
-        <w:rPr>
-          <w:rStyle w:val="SpecialCharTok"/>
-        </w:rPr>
-        <w:t xml:space="preserve">{</w:t>
-      </w:r>
-      <w:r>
-        <w:rPr>
-          <w:rStyle w:val="NormalTok"/>
-        </w:rPr>
-        <w:t xml:space="preserve">result2</w:t>
-      </w:r>
-      <w:r>
-        <w:rPr>
-          <w:rStyle w:val="SpecialCharTok"/>
-        </w:rPr>
-        <w:t xml:space="preserve">}</w:t>
-      </w:r>
-      <w:r>
-        <w:rPr>
-          <w:rStyle w:val="SpecialStringTok"/>
-        </w:rPr>
-        <w:t xml:space="preserve">"</w:t>
-      </w:r>
-      <w:r>
-        <w:rPr>
-          <w:rStyle w:val="NormalTok"/>
-        </w:rPr>
-        <w:t xml:space="preserve">)</w:t>
-      </w:r>
-      <w:r>
-        <w:br/>
-      </w:r>
-      <w:r>
-        <w:br/>
-      </w:r>
-      <w:r>
-        <w:rPr>
-          <w:rStyle w:val="CommentTok"/>
-        </w:rPr>
-        <w:t xml:space="preserve"># Example 3: A string with punctuation that fails the check</w:t>
-      </w:r>
-      <w:r>
-        <w:br/>
-      </w:r>
-      <w:r>
-        <w:rPr>
-          <w:rStyle w:val="CommentTok"/>
-        </w:rPr>
-        <w:t xml:space="preserve"># Normalizes to "madam,i'madam"</w:t>
-      </w:r>
-      <w:r>
-        <w:br/>
-      </w:r>
-      <w:r>
-        <w:rPr>
-          <w:rStyle w:val="NormalTok"/>
-        </w:rPr>
-        <w:t xml:space="preserve">result3 </w:t>
-      </w:r>
-      <w:r>
-        <w:rPr>
-          <w:rStyle w:val="OperatorTok"/>
-        </w:rPr>
-        <w:t xml:space="preserve">=</w:t>
-      </w:r>
-      <w:r>
-        <w:rPr>
-          <w:rStyle w:val="NormalTok"/>
-        </w:rPr>
-        <w:t xml:space="preserve"> is_palindrome(</w:t>
-      </w:r>
-      <w:r>
-        <w:rPr>
-          <w:rStyle w:val="StringTok"/>
-        </w:rPr>
-        <w:t xml:space="preserve">"Madam, I'm Adam"</w:t>
-      </w:r>
-      <w:r>
-        <w:rPr>
-          <w:rStyle w:val="NormalTok"/>
-        </w:rPr>
-        <w:t xml:space="preserve">)</w:t>
-      </w:r>
-      <w:r>
-        <w:br/>
-      </w:r>
-      <w:r>
-        <w:rPr>
-          <w:rStyle w:val="BuiltInTok"/>
-        </w:rPr>
-        <w:t xml:space="preserve">print</w:t>
-      </w:r>
-      <w:r>
-        <w:rPr>
-          <w:rStyle w:val="NormalTok"/>
-        </w:rPr>
-        <w:t xml:space="preserve">(</w:t>
-      </w:r>
-      <w:r>
-        <w:rPr>
-          <w:rStyle w:val="SpecialStringTok"/>
-        </w:rPr>
-        <w:t xml:space="preserve">f"'Madam, I'm Adam' is a palindrome: </w:t>
-      </w:r>
-      <w:r>
-        <w:rPr>
-          <w:rStyle w:val="SpecialCharTok"/>
-        </w:rPr>
-        <w:t xml:space="preserve">{</w:t>
-      </w:r>
-      <w:r>
-        <w:rPr>
-          <w:rStyle w:val="NormalTok"/>
-        </w:rPr>
-        <w:t xml:space="preserve">result3</w:t>
-      </w:r>
-      <w:r>
-        <w:rPr>
-          <w:rStyle w:val="SpecialCharTok"/>
-        </w:rPr>
-        <w:t xml:space="preserve">}</w:t>
-      </w:r>
-      <w:r>
-        <w:rPr>
-          <w:rStyle w:val="SpecialStringTok"/>
-        </w:rPr>
-        <w:t xml:space="preserve">"</w:t>
-      </w:r>
-      <w:r>
-        <w:rPr>
-          <w:rStyle w:val="NormalTok"/>
-        </w:rPr>
-        <w:t xml:space="preserve">)</w:t>
-      </w:r>
-    </w:p>
-    <w:bookmarkStart w:id="27" w:name="output-2"/>
-    <w:p>
-      <w:pPr>
-        <w:pStyle w:val="Heading4"/>
-      </w:pPr>
-      <w:r>
-        <w:rPr>
-          <w:rStyle w:val="SectionNumber"/>
-        </w:rPr>
-        <w:t xml:space="preserve">1.2.5.1</w:t>
-      </w:r>
-      <w:r>
-        <w:tab/>
-      </w:r>
-      <w:r>
-        <w:t xml:space="preserve">Output</w:t>
       </w:r>
     </w:p>
     <w:p>
       <w:pPr>
+        <w:pStyle w:val="FirstParagraph"/>
+      </w:pPr>
+      <w:r>
+        <w:rPr>
+          <w:b/>
+          <w:bCs/>
+        </w:rPr>
+        <w:t xml:space="preserve">Output:</w:t>
+      </w:r>
+    </w:p>
+    <w:p>
+      <w:pPr>
         <w:pStyle w:val="SourceCode"/>
       </w:pPr>
       <w:r>
         <w:rPr>
           <w:rStyle w:val="VerbatimChar"/>
         </w:rPr>
-        <w:t xml:space="preserve">'No lemon no melon' is a palindrome: True</w:t>
+        <w:t xml:space="preserve">'A nut for a jar of tuna' is a palindrome: True</w:t>
       </w:r>
       <w:r>
         <w:br/>
@@ -3470,22 +2693,27 @@
         <w:rPr>
           <w:rStyle w:val="VerbatimChar"/>
         </w:rPr>
+        <w:t xml:space="preserve">'Taco cat' is a palindrome: True</w:t>
+      </w:r>
+      <w:r>
+        <w:br/>
+      </w:r>
+      <w:r>
+        <w:rPr>
+          <w:rStyle w:val="VerbatimChar"/>
+        </w:rPr>
         <w:t xml:space="preserve">'hello world' is a palindrome: False</w:t>
       </w:r>
-      <w:r>
-        <w:br/>
-      </w:r>
-      <w:r>
-        <w:rPr>
-          <w:rStyle w:val="VerbatimChar"/>
-        </w:rPr>
-        <w:t xml:space="preserve">'Madam, I'm Adam' is a palindrome: False</w:t>
-      </w:r>
     </w:p>
-    <w:bookmarkEnd w:id="27"/>
+    <w:p>
+      <w:r>
+        <w:pict>
+          <v:rect style="width:0;height:1.5pt" o:hralign="center" o:hrstd="t" o:hr="t"/>
+        </w:pict>
+      </w:r>
+    </w:p>
     <w:bookmarkEnd w:id="28"/>
     <w:bookmarkEnd w:id="29"/>
-    <w:bookmarkEnd w:id="30"/>
     <w:sectPr>
       <w:pgSz w:h="15840" w:w="12240"/>
       <w:pgMar w:bottom="1440" w:footer="720" w:gutter="0" w:header="720" w:left="1800" w:right="1800" w:top="1440"/>
@@ -3908,6 +3136,15 @@
     <w:abstractNumId w:val="991"/>
   </w:num>
   <w:num w:numId="1003">
+    <w:abstractNumId w:val="991"/>
+  </w:num>
+  <w:num w:numId="1004">
+    <w:abstractNumId w:val="991"/>
+  </w:num>
+  <w:num w:numId="1005">
+    <w:abstractNumId w:val="991"/>
+  </w:num>
+  <w:num w:numId="1006">
     <w:abstractNumId w:val="991"/>
   </w:num>
 </w:numbering>

--- a/random_module_three.docx
+++ b/random_module_three.docx
@@ -103,7 +103,7 @@
         <w:t xml:space="preserve"> </w:t>
       </w:r>
       <w:r>
-        <w:t xml:space="preserve">Function computes the nth Fibonacci number using an efficient iterative approach.</w:t>
+        <w:t xml:space="preserve">function computes the nth number in the Fibonacci sequence using an iterative approach.</w:t>
       </w:r>
     </w:p>
     <w:bookmarkEnd w:id="10"/>
@@ -143,7 +143,7 @@
         <w:t xml:space="preserve"> </w:t>
       </w:r>
       <w:r>
-        <w:t xml:space="preserve">(int): The index of the Fibonacci number to compute (0-indexed).</w:t>
+        <w:t xml:space="preserve">(int): The 0-indexed position in the Fibonacci sequence for which to find the number.</w:t>
       </w:r>
     </w:p>
     <w:bookmarkEnd w:id="11"/>
@@ -170,7 +170,7 @@
         <w:pStyle w:val="FirstParagraph"/>
       </w:pPr>
       <w:r>
-        <w:t xml:space="preserve">This function calculates a number in the Fibonacci sequence based on its index</w:t>
+        <w:t xml:space="preserve">This function calculates the Fibonacci number at a specific index</w:t>
       </w:r>
       <w:r>
         <w:t xml:space="preserve"> </w:t>
@@ -267,7 +267,7 @@
         <w:t xml:space="preserve">b</w:t>
       </w:r>
       <w:r>
-        <w:t xml:space="preserve">, to</w:t>
+        <w:t xml:space="preserve">, to the first two numbers in the sequence,</w:t>
       </w:r>
       <w:r>
         <w:t xml:space="preserve"> </w:t>
@@ -294,10 +294,121 @@
         <w:t xml:space="preserve">1</w:t>
       </w:r>
       <w:r>
+        <w:t xml:space="preserve">, respectively. It then enters a loop that iterates</w:t>
+      </w:r>
+      <w:r>
         <w:t xml:space="preserve"> </w:t>
       </w:r>
       <w:r>
-        <w:t xml:space="preserve">respectively. These represent the first two numbers in the sequence, F(0) and F(1).</w:t>
+        <w:rPr>
+          <w:rStyle w:val="VerbatimChar"/>
+        </w:rPr>
+        <w:t xml:space="preserve">n</w:t>
+      </w:r>
+      <w:r>
+        <w:t xml:space="preserve"> </w:t>
+      </w:r>
+      <w:r>
+        <w:t xml:space="preserve">times. In each iteration, it updates the values of</w:t>
+      </w:r>
+      <w:r>
+        <w:t xml:space="preserve"> </w:t>
+      </w:r>
+      <w:r>
+        <w:rPr>
+          <w:rStyle w:val="VerbatimChar"/>
+        </w:rPr>
+        <w:t xml:space="preserve">a</w:t>
+      </w:r>
+      <w:r>
+        <w:t xml:space="preserve"> </w:t>
+      </w:r>
+      <w:r>
+        <w:t xml:space="preserve">and</w:t>
+      </w:r>
+      <w:r>
+        <w:t xml:space="preserve"> </w:t>
+      </w:r>
+      <w:r>
+        <w:rPr>
+          <w:rStyle w:val="VerbatimChar"/>
+        </w:rPr>
+        <w:t xml:space="preserve">b</w:t>
+      </w:r>
+      <w:r>
+        <w:t xml:space="preserve"> </w:t>
+      </w:r>
+      <w:r>
+        <w:t xml:space="preserve">to the next pair in the sequence using tuple unpacking:</w:t>
+      </w:r>
+      <w:r>
+        <w:t xml:space="preserve"> </w:t>
+      </w:r>
+      <w:r>
+        <w:rPr>
+          <w:rStyle w:val="VerbatimChar"/>
+        </w:rPr>
+        <w:t xml:space="preserve">a</w:t>
+      </w:r>
+      <w:r>
+        <w:t xml:space="preserve"> </w:t>
+      </w:r>
+      <w:r>
+        <w:t xml:space="preserve">takes the current value of</w:t>
+      </w:r>
+      <w:r>
+        <w:t xml:space="preserve"> </w:t>
+      </w:r>
+      <w:r>
+        <w:rPr>
+          <w:rStyle w:val="VerbatimChar"/>
+        </w:rPr>
+        <w:t xml:space="preserve">b</w:t>
+      </w:r>
+      <w:r>
+        <w:t xml:space="preserve">, and</w:t>
+      </w:r>
+      <w:r>
+        <w:t xml:space="preserve"> </w:t>
+      </w:r>
+      <w:r>
+        <w:rPr>
+          <w:rStyle w:val="VerbatimChar"/>
+        </w:rPr>
+        <w:t xml:space="preserve">b</w:t>
+      </w:r>
+      <w:r>
+        <w:t xml:space="preserve"> </w:t>
+      </w:r>
+      <w:r>
+        <w:t xml:space="preserve">becomes the sum of the old</w:t>
+      </w:r>
+      <w:r>
+        <w:t xml:space="preserve"> </w:t>
+      </w:r>
+      <w:r>
+        <w:rPr>
+          <w:rStyle w:val="VerbatimChar"/>
+        </w:rPr>
+        <w:t xml:space="preserve">a</w:t>
+      </w:r>
+      <w:r>
+        <w:t xml:space="preserve"> </w:t>
+      </w:r>
+      <w:r>
+        <w:t xml:space="preserve">and</w:t>
+      </w:r>
+      <w:r>
+        <w:t xml:space="preserve"> </w:t>
+      </w:r>
+      <w:r>
+        <w:rPr>
+          <w:rStyle w:val="VerbatimChar"/>
+        </w:rPr>
+        <w:t xml:space="preserve">b</w:t>
+      </w:r>
+      <w:r>
+        <w:t xml:space="preserve">.</w:t>
       </w:r>
     </w:p>
     <w:p>
@@ -305,7 +416,7 @@
         <w:pStyle w:val="BodyText"/>
       </w:pPr>
       <w:r>
-        <w:t xml:space="preserve">The function then enters a</w:t>
+        <w:t xml:space="preserve">After the loop completes, the variable</w:t>
       </w:r>
       <w:r>
         <w:t xml:space="preserve"> </w:t>
@@ -314,176 +425,75 @@
         <w:rPr>
           <w:rStyle w:val="VerbatimChar"/>
         </w:rPr>
-        <w:t xml:space="preserve">for</w:t>
+        <w:t xml:space="preserve">a</w:t>
       </w:r>
       <w:r>
         <w:t xml:space="preserve"> </w:t>
       </w:r>
       <w:r>
-        <w:t xml:space="preserve">loop that iterates</w:t>
-      </w:r>
-      <w:r>
-        <w:t xml:space="preserve"> </w:t>
-      </w:r>
-      <w:r>
-        <w:rPr>
-          <w:rStyle w:val="VerbatimChar"/>
-        </w:rPr>
-        <w:t xml:space="preserve">n</w:t>
-      </w:r>
-      <w:r>
-        <w:t xml:space="preserve"> </w:t>
-      </w:r>
-      <w:r>
-        <w:t xml:space="preserve">times. In each iteration, the values of</w:t>
-      </w:r>
-      <w:r>
-        <w:t xml:space="preserve"> </w:t>
-      </w:r>
-      <w:r>
-        <w:rPr>
-          <w:rStyle w:val="VerbatimChar"/>
-        </w:rPr>
-        <w:t xml:space="preserve">a</w:t>
-      </w:r>
-      <w:r>
-        <w:t xml:space="preserve"> </w:t>
-      </w:r>
-      <w:r>
-        <w:t xml:space="preserve">and</w:t>
-      </w:r>
-      <w:r>
-        <w:t xml:space="preserve"> </w:t>
-      </w:r>
-      <w:r>
-        <w:rPr>
-          <w:rStyle w:val="VerbatimChar"/>
-        </w:rPr>
-        <w:t xml:space="preserve">b</w:t>
-      </w:r>
-      <w:r>
-        <w:t xml:space="preserve"> </w:t>
-      </w:r>
-      <w:r>
-        <w:t xml:space="preserve">are updated using tuple assignment:</w:t>
-      </w:r>
-      <w:r>
-        <w:t xml:space="preserve"> </w:t>
-      </w:r>
-      <w:r>
-        <w:rPr>
-          <w:rStyle w:val="VerbatimChar"/>
-        </w:rPr>
-        <w:t xml:space="preserve">a, b = b, a + b</w:t>
-      </w:r>
-      <w:r>
-        <w:t xml:space="preserve">. This simultaneously sets</w:t>
-      </w:r>
-      <w:r>
-        <w:t xml:space="preserve"> </w:t>
-      </w:r>
-      <w:r>
-        <w:rPr>
-          <w:rStyle w:val="VerbatimChar"/>
-        </w:rPr>
-        <w:t xml:space="preserve">a</w:t>
-      </w:r>
-      <w:r>
-        <w:t xml:space="preserve"> </w:t>
-      </w:r>
-      <w:r>
-        <w:t xml:space="preserve">to the current value of</w:t>
-      </w:r>
-      <w:r>
-        <w:t xml:space="preserve"> </w:t>
-      </w:r>
-      <w:r>
-        <w:rPr>
-          <w:rStyle w:val="VerbatimChar"/>
-        </w:rPr>
-        <w:t xml:space="preserve">b</w:t>
-      </w:r>
-      <w:r>
-        <w:t xml:space="preserve"> </w:t>
-      </w:r>
-      <w:r>
-        <w:t xml:space="preserve">and</w:t>
-      </w:r>
-      <w:r>
-        <w:t xml:space="preserve"> </w:t>
-      </w:r>
-      <w:r>
-        <w:rPr>
-          <w:rStyle w:val="VerbatimChar"/>
-        </w:rPr>
-        <w:t xml:space="preserve">b</w:t>
-      </w:r>
-      <w:r>
-        <w:t xml:space="preserve"> </w:t>
-      </w:r>
-      <w:r>
-        <w:t xml:space="preserve">to the sum of the old</w:t>
-      </w:r>
-      <w:r>
-        <w:t xml:space="preserve"> </w:t>
-      </w:r>
-      <w:r>
-        <w:rPr>
-          <w:rStyle w:val="VerbatimChar"/>
-        </w:rPr>
-        <w:t xml:space="preserve">a</w:t>
-      </w:r>
-      <w:r>
-        <w:t xml:space="preserve"> </w:t>
-      </w:r>
-      <w:r>
-        <w:t xml:space="preserve">and</w:t>
-      </w:r>
-      <w:r>
-        <w:t xml:space="preserve"> </w:t>
-      </w:r>
-      <w:r>
-        <w:rPr>
-          <w:rStyle w:val="VerbatimChar"/>
-        </w:rPr>
-        <w:t xml:space="preserve">b</w:t>
-      </w:r>
-      <w:r>
-        <w:t xml:space="preserve">. This process effectively walks through the Fibonacci sequence.</w:t>
+        <w:t xml:space="preserve">holds the nth Fibonacci number, which is then returned.</w:t>
       </w:r>
     </w:p>
     <w:p>
       <w:pPr>
-        <w:pStyle w:val="BodyText"/>
-      </w:pPr>
-      <w:r>
-        <w:t xml:space="preserve">After the loop completes, the variable</w:t>
-      </w:r>
-      <w:r>
+        <w:pStyle w:val="SourceCode"/>
+      </w:pPr>
+      <w:r>
+        <w:rPr>
+          <w:rStyle w:val="CommentTok"/>
+        </w:rPr>
+        <w:t xml:space="preserve"># Initialization</w:t>
+      </w:r>
+      <w:r>
+        <w:br/>
+      </w:r>
+      <w:r>
+        <w:rPr>
+          <w:rStyle w:val="NormalTok"/>
+        </w:rPr>
+        <w:t xml:space="preserve">a, b </w:t>
+      </w:r>
+      <w:r>
+        <w:rPr>
+          <w:rStyle w:val="OperatorTok"/>
+        </w:rPr>
+        <w:t xml:space="preserve">=</w:t>
+      </w:r>
+      <w:r>
+        <w:rPr>
+          <w:rStyle w:val="NormalTok"/>
+        </w:rPr>
         <w:t xml:space="preserve"> </w:t>
       </w:r>
       <w:r>
         <w:rPr>
-          <w:rStyle w:val="VerbatimChar"/>
-        </w:rPr>
-        <w:t xml:space="preserve">a</w:t>
-      </w:r>
-      <w:r>
-        <w:t xml:space="preserve"> </w:t>
-      </w:r>
-      <w:r>
-        <w:t xml:space="preserve">holds the value of the nth Fibonacci number, which is then returned.</w:t>
-      </w:r>
-    </w:p>
-    <w:p>
-      <w:pPr>
-        <w:pStyle w:val="SourceCode"/>
-      </w:pPr>
+          <w:rStyle w:val="DecValTok"/>
+        </w:rPr>
+        <w:t xml:space="preserve">0</w:t>
+      </w:r>
+      <w:r>
+        <w:rPr>
+          <w:rStyle w:val="NormalTok"/>
+        </w:rPr>
+        <w:t xml:space="preserve">, </w:t>
+      </w:r>
+      <w:r>
+        <w:rPr>
+          <w:rStyle w:val="DecValTok"/>
+        </w:rPr>
+        <w:t xml:space="preserve">1</w:t>
+      </w:r>
+      <w:r>
+        <w:br/>
+      </w:r>
+      <w:r>
+        <w:br/>
+      </w:r>
       <w:r>
         <w:rPr>
           <w:rStyle w:val="CommentTok"/>
         </w:rPr>
-        <w:t xml:space="preserve"># For n = 5, the loop runs 5 times:</w:t>
+        <w:t xml:space="preserve"># For n = 3, the loop runs 3 times:</w:t>
       </w:r>
       <w:r>
         <w:br/>
@@ -492,7 +502,7 @@
         <w:rPr>
           <w:rStyle w:val="CommentTok"/>
         </w:rPr>
-        <w:t xml:space="preserve"># Initial: a = 0, b = 1</w:t>
+        <w:t xml:space="preserve"># 1. a becomes 1, b becomes 0 + 1 = 1</w:t>
       </w:r>
       <w:r>
         <w:br/>
@@ -501,7 +511,7 @@
         <w:rPr>
           <w:rStyle w:val="CommentTok"/>
         </w:rPr>
-        <w:t xml:space="preserve"># 1. a = 1, b = 1 (0 + 1)</w:t>
+        <w:t xml:space="preserve"># 2. a becomes 1, b becomes 1 + 1 = 2</w:t>
       </w:r>
       <w:r>
         <w:br/>
@@ -510,16 +520,19 @@
         <w:rPr>
           <w:rStyle w:val="CommentTok"/>
         </w:rPr>
-        <w:t xml:space="preserve"># 2. a = 1, b = 2 (1 + 1)</w:t>
+        <w:t xml:space="preserve"># 3. a becomes 2, b becomes 1 + 2 = 3</w:t>
       </w:r>
       <w:r>
         <w:br/>
       </w:r>
       <w:r>
+        <w:br/>
+      </w:r>
+      <w:r>
         <w:rPr>
           <w:rStyle w:val="CommentTok"/>
         </w:rPr>
-        <w:t xml:space="preserve"># 3. a = 2, b = 3 (1 + 2)</w:t>
+        <w:t xml:space="preserve"># The function returns a, which is 2.</w:t>
       </w:r>
       <w:r>
         <w:br/>
@@ -528,25 +541,7 @@
         <w:rPr>
           <w:rStyle w:val="CommentTok"/>
         </w:rPr>
-        <w:t xml:space="preserve"># 4. a = 3, b = 5 (2 + 3)</w:t>
-      </w:r>
-      <w:r>
-        <w:br/>
-      </w:r>
-      <w:r>
-        <w:rPr>
-          <w:rStyle w:val="CommentTok"/>
-        </w:rPr>
-        <w:t xml:space="preserve"># 5. a = 5, b = 8 (3 + 5)</w:t>
-      </w:r>
-      <w:r>
-        <w:br/>
-      </w:r>
-      <w:r>
-        <w:rPr>
-          <w:rStyle w:val="CommentTok"/>
-        </w:rPr>
-        <w:t xml:space="preserve"># The loop ends, and the function returns a, which is 5.</w:t>
+        <w:t xml:space="preserve"># F(3) = 2</w:t>
       </w:r>
     </w:p>
     <w:bookmarkEnd w:id="12"/>
@@ -577,7 +572,7 @@
         </w:numPr>
       </w:pPr>
       <w:r>
-        <w:t xml:space="preserve">The input</w:t>
+        <w:t xml:space="preserve">The function uses a 0-indexed sequence, meaning</w:t>
       </w:r>
       <w:r>
         <w:t xml:space="preserve"> </w:t>
@@ -586,13 +581,13 @@
         <w:rPr>
           <w:rStyle w:val="VerbatimChar"/>
         </w:rPr>
-        <w:t xml:space="preserve">n</w:t>
+        <w:t xml:space="preserve">fibonacci(0)</w:t>
       </w:r>
       <w:r>
         <w:t xml:space="preserve"> </w:t>
       </w:r>
       <w:r>
-        <w:t xml:space="preserve">must be a non-negative integer. Providing a negative value will result in a</w:t>
+        <w:t xml:space="preserve">returns the first number,</w:t>
       </w:r>
       <w:r>
         <w:t xml:space="preserve"> </w:t>
@@ -601,7 +596,7 @@
         <w:rPr>
           <w:rStyle w:val="VerbatimChar"/>
         </w:rPr>
-        <w:t xml:space="preserve">ValueError</w:t>
+        <w:t xml:space="preserve">0</w:t>
       </w:r>
       <w:r>
         <w:t xml:space="preserve">.</w:t>
@@ -616,7 +611,7 @@
         </w:numPr>
       </w:pPr>
       <w:r>
-        <w:t xml:space="preserve">The function is 0-indexed, meaning</w:t>
+        <w:t xml:space="preserve">The input</w:t>
       </w:r>
       <w:r>
         <w:t xml:space="preserve"> </w:t>
@@ -625,13 +620,13 @@
         <w:rPr>
           <w:rStyle w:val="VerbatimChar"/>
         </w:rPr>
-        <w:t xml:space="preserve">fibonacci(0)</w:t>
+        <w:t xml:space="preserve">n</w:t>
       </w:r>
       <w:r>
         <w:t xml:space="preserve"> </w:t>
       </w:r>
       <w:r>
-        <w:t xml:space="preserve">returns the first number in the sequence, which is</w:t>
+        <w:t xml:space="preserve">must be a non-negative integer. Providing a negative integer will result in a</w:t>
       </w:r>
       <w:r>
         <w:t xml:space="preserve"> </w:t>
@@ -640,7 +635,7 @@
         <w:rPr>
           <w:rStyle w:val="VerbatimChar"/>
         </w:rPr>
-        <w:t xml:space="preserve">0</w:t>
+        <w:t xml:space="preserve">ValueError</w:t>
       </w:r>
       <w:r>
         <w:t xml:space="preserve">.</w:t>
@@ -655,7 +650,7 @@
         </w:numPr>
       </w:pPr>
       <w:r>
-        <w:t xml:space="preserve">This iterative implementation is memory-efficient and avoids the recursion depth limits that can be an issue with naive recursive solutions for large values of</w:t>
+        <w:t xml:space="preserve">This iterative implementation is efficient in terms of memory and performance for large values of</w:t>
       </w:r>
       <w:r>
         <w:t xml:space="preserve"> </w:t>
@@ -667,7 +662,10 @@
         <w:t xml:space="preserve">n</w:t>
       </w:r>
       <w:r>
-        <w:t xml:space="preserve">.</w:t>
+        <w:t xml:space="preserve"> </w:t>
+      </w:r>
+      <w:r>
+        <w:t xml:space="preserve">compared to a simple recursive approach, as it avoids redundant calculations and deep recursion stacks.</w:t>
       </w:r>
     </w:p>
     <w:p>
@@ -771,66 +769,6 @@
         </w:rPr>
         <w:t xml:space="preserve">(result)</w:t>
       </w:r>
-      <w:r>
-        <w:br/>
-      </w:r>
-      <w:r>
-        <w:br/>
-      </w:r>
-      <w:r>
-        <w:rPr>
-          <w:rStyle w:val="CommentTok"/>
-        </w:rPr>
-        <w:t xml:space="preserve"># Example with an edge case</w:t>
-      </w:r>
-      <w:r>
-        <w:br/>
-      </w:r>
-      <w:r>
-        <w:rPr>
-          <w:rStyle w:val="NormalTok"/>
-        </w:rPr>
-        <w:t xml:space="preserve">result_zero </w:t>
-      </w:r>
-      <w:r>
-        <w:rPr>
-          <w:rStyle w:val="OperatorTok"/>
-        </w:rPr>
-        <w:t xml:space="preserve">=</w:t>
-      </w:r>
-      <w:r>
-        <w:rPr>
-          <w:rStyle w:val="NormalTok"/>
-        </w:rPr>
-        <w:t xml:space="preserve"> fibonacci(</w:t>
-      </w:r>
-      <w:r>
-        <w:rPr>
-          <w:rStyle w:val="DecValTok"/>
-        </w:rPr>
-        <w:t xml:space="preserve">0</w:t>
-      </w:r>
-      <w:r>
-        <w:rPr>
-          <w:rStyle w:val="NormalTok"/>
-        </w:rPr>
-        <w:t xml:space="preserve">)</w:t>
-      </w:r>
-      <w:r>
-        <w:br/>
-      </w:r>
-      <w:r>
-        <w:rPr>
-          <w:rStyle w:val="BuiltInTok"/>
-        </w:rPr>
-        <w:t xml:space="preserve">print</w:t>
-      </w:r>
-      <w:r>
-        <w:rPr>
-          <w:rStyle w:val="NormalTok"/>
-        </w:rPr>
-        <w:t xml:space="preserve">(result_zero)</w:t>
-      </w:r>
     </w:p>
     <w:p>
       <w:pPr>
@@ -853,15 +791,6 @@
           <w:rStyle w:val="VerbatimChar"/>
         </w:rPr>
         <w:t xml:space="preserve">34</w:t>
-      </w:r>
-      <w:r>
-        <w:br/>
-      </w:r>
-      <w:r>
-        <w:rPr>
-          <w:rStyle w:val="VerbatimChar"/>
-        </w:rPr>
-        <w:t xml:space="preserve">0</w:t>
       </w:r>
     </w:p>
     <w:p>
@@ -948,7 +877,7 @@
         <w:t xml:space="preserve"> </w:t>
       </w:r>
       <w:r>
-        <w:t xml:space="preserve">function inverts a given dictionary by swapping its keys and values, provided that all values in the original dictionary are unique.</w:t>
+        <w:t xml:space="preserve">function inverts a given dictionary by swapping its keys and values, returning a new dictionary.</w:t>
       </w:r>
     </w:p>
     <w:bookmarkEnd w:id="17"/>
@@ -980,8 +909,7 @@
       </w:pPr>
       <w:r>
         <w:rPr>
-          <w:b/>
-          <w:bCs/>
+          <w:rStyle w:val="VerbatimChar"/>
         </w:rPr>
         <w:t xml:space="preserve">mapping</w:t>
       </w:r>
@@ -998,7 +926,7 @@
         <w:t xml:space="preserve">Dict[str, int]</w:t>
       </w:r>
       <w:r>
-        <w:t xml:space="preserve">): A dictionary mapping string keys to integer values. The values within this dictionary must be unique for the inversion to be successful.</w:t>
+        <w:t xml:space="preserve">): A dictionary with string keys and unique integer values that will be inverted.</w:t>
       </w:r>
     </w:p>
     <w:bookmarkEnd w:id="18"/>
@@ -1037,7 +965,7 @@
         <w:t xml:space="preserve">mapping</w:t>
       </w:r>
       <w:r>
-        <w:t xml:space="preserve">, as input and returns a new dictionary where the keys and values have been swapped.</w:t>
+        <w:t xml:space="preserve">, as input and creates a new dictionary where the keys and values are swapped.</w:t>
       </w:r>
     </w:p>
     <w:p>
@@ -1045,25 +973,34 @@
         <w:pStyle w:val="BodyText"/>
       </w:pPr>
       <w:r>
-        <w:t xml:space="preserve">Before performing the inversion, the function first validates that all values in the input dictionary are unique. It achieves this by comparing the number of values (</w:t>
+        <w:t xml:space="preserve">The function first performs a critical validation check to ensure that the inversion is possible. Since dictionary keys must be unique, the values of the input dictionary must also be unique to serve as keys in the new, inverted dictionary. This is checked by comparing the number of values with the number of unique values:</w:t>
+      </w:r>
+      <w:r>
+        <w:t xml:space="preserve"> </w:t>
       </w:r>
       <w:r>
         <w:rPr>
           <w:rStyle w:val="VerbatimChar"/>
         </w:rPr>
-        <w:t xml:space="preserve">len(mapping.values())</w:t>
-      </w:r>
-      <w:r>
-        <w:t xml:space="preserve">) with the number of unique values (</w:t>
+        <w:t xml:space="preserve">len(mapping.values()) != len(set(mapping.values()))</w:t>
+      </w:r>
+      <w:r>
+        <w:t xml:space="preserve">. If any duplicate values are found, a</w:t>
+      </w:r>
+      <w:r>
+        <w:t xml:space="preserve"> </w:t>
       </w:r>
       <w:r>
         <w:rPr>
           <w:rStyle w:val="VerbatimChar"/>
         </w:rPr>
-        <w:t xml:space="preserve">len(set(mapping.values()))</w:t>
-      </w:r>
-      <w:r>
-        <w:t xml:space="preserve">). If these counts do not match, it indicates the presence of duplicate values.</w:t>
+        <w:t xml:space="preserve">ValueError</w:t>
+      </w:r>
+      <w:r>
+        <w:t xml:space="preserve"> </w:t>
+      </w:r>
+      <w:r>
+        <w:t xml:space="preserve">is raised with a descriptive message.</w:t>
       </w:r>
     </w:p>
     <w:p>
@@ -1071,7 +1008,7 @@
         <w:pStyle w:val="BodyText"/>
       </w:pPr>
       <w:r>
-        <w:t xml:space="preserve">In the case of duplicate values, a</w:t>
+        <w:t xml:space="preserve">If all values are unique, the function proceeds to create the inverted dictionary using a dictionary comprehension:</w:t>
       </w:r>
       <w:r>
         <w:t xml:space="preserve"> </w:t>
@@ -1080,42 +1017,120 @@
         <w:rPr>
           <w:rStyle w:val="VerbatimChar"/>
         </w:rPr>
-        <w:t xml:space="preserve">ValueError</w:t>
+        <w:t xml:space="preserve">{value: key for key, value in mapping.items()}</w:t>
+      </w:r>
+      <w:r>
+        <w:t xml:space="preserve">. This expression iterates through each key-value pair of the input</w:t>
       </w:r>
       <w:r>
         <w:t xml:space="preserve"> </w:t>
       </w:r>
       <w:r>
-        <w:t xml:space="preserve">is raised with the message</w:t>
+        <w:rPr>
+          <w:rStyle w:val="VerbatimChar"/>
+        </w:rPr>
+        <w:t xml:space="preserve">mapping</w:t>
       </w:r>
       <w:r>
         <w:t xml:space="preserve"> </w:t>
       </w:r>
       <w:r>
-        <w:t xml:space="preserve">“Values must be unique to invert dictionary”</w:t>
-      </w:r>
-      <w:r>
-        <w:t xml:space="preserve">, as a one-to-one mapping cannot be guaranteed for the inverted dictionary.</w:t>
+        <w:t xml:space="preserve">and constructs a new dictionary where each original</w:t>
+      </w:r>
+      <w:r>
+        <w:t xml:space="preserve"> </w:t>
+      </w:r>
+      <w:r>
+        <w:rPr>
+          <w:rStyle w:val="VerbatimChar"/>
+        </w:rPr>
+        <w:t xml:space="preserve">value</w:t>
+      </w:r>
+      <w:r>
+        <w:t xml:space="preserve"> </w:t>
+      </w:r>
+      <w:r>
+        <w:t xml:space="preserve">becomes a new key, and its corresponding original</w:t>
+      </w:r>
+      <w:r>
+        <w:t xml:space="preserve"> </w:t>
+      </w:r>
+      <w:r>
+        <w:rPr>
+          <w:rStyle w:val="VerbatimChar"/>
+        </w:rPr>
+        <w:t xml:space="preserve">key</w:t>
+      </w:r>
+      <w:r>
+        <w:t xml:space="preserve"> </w:t>
+      </w:r>
+      <w:r>
+        <w:t xml:space="preserve">becomes the new value.</w:t>
       </w:r>
     </w:p>
     <w:p>
       <w:pPr>
-        <w:pStyle w:val="BodyText"/>
-      </w:pPr>
-      <w:r>
-        <w:t xml:space="preserve">If all values are unique, the function proceeds to create the inverted dictionary using a dictionary comprehension:</w:t>
-      </w:r>
-      <w:r>
-        <w:t xml:space="preserve"> </w:t>
-      </w:r>
-      <w:r>
-        <w:rPr>
-          <w:rStyle w:val="VerbatimChar"/>
-        </w:rPr>
-        <w:t xml:space="preserve">{value: key for key, value in mapping.items()}</w:t>
-      </w:r>
-      <w:r>
-        <w:t xml:space="preserve">. This iterates through the key-value pairs of the original dictionary and constructs a new dictionary with the values as keys and the keys as values.</w:t>
+        <w:pStyle w:val="SourceCode"/>
+      </w:pPr>
+      <w:r>
+        <w:rPr>
+          <w:rStyle w:val="CommentTok"/>
+        </w:rPr>
+        <w:t xml:space="preserve"># The core logic for inversion</w:t>
+      </w:r>
+      <w:r>
+        <w:br/>
+      </w:r>
+      <w:r>
+        <w:rPr>
+          <w:rStyle w:val="CommentTok"/>
+        </w:rPr>
+        <w:t xml:space="preserve"># This runs only after values are confirmed to be unique</w:t>
+      </w:r>
+      <w:r>
+        <w:br/>
+      </w:r>
+      <w:r>
+        <w:rPr>
+          <w:rStyle w:val="NormalTok"/>
+        </w:rPr>
+        <w:t xml:space="preserve">inverted_dict </w:t>
+      </w:r>
+      <w:r>
+        <w:rPr>
+          <w:rStyle w:val="OperatorTok"/>
+        </w:rPr>
+        <w:t xml:space="preserve">=</w:t>
+      </w:r>
+      <w:r>
+        <w:rPr>
+          <w:rStyle w:val="NormalTok"/>
+        </w:rPr>
+        <w:t xml:space="preserve"> {value: key </w:t>
+      </w:r>
+      <w:r>
+        <w:rPr>
+          <w:rStyle w:val="ControlFlowTok"/>
+        </w:rPr>
+        <w:t xml:space="preserve">for</w:t>
+      </w:r>
+      <w:r>
+        <w:rPr>
+          <w:rStyle w:val="NormalTok"/>
+        </w:rPr>
+        <w:t xml:space="preserve"> key, value </w:t>
+      </w:r>
+      <w:r>
+        <w:rPr>
+          <w:rStyle w:val="KeywordTok"/>
+        </w:rPr>
+        <w:t xml:space="preserve">in</w:t>
+      </w:r>
+      <w:r>
+        <w:rPr>
+          <w:rStyle w:val="NormalTok"/>
+        </w:rPr>
+        <w:t xml:space="preserve"> mapping.items()}</w:t>
       </w:r>
     </w:p>
     <w:bookmarkEnd w:id="19"/>
@@ -1146,7 +1161,7 @@
         </w:numPr>
       </w:pPr>
       <w:r>
-        <w:t xml:space="preserve">The primary constraint of this function is that the input dictionary’s values must be unique. Attempting to invert a dictionary with duplicate values will result in a</w:t>
+        <w:t xml:space="preserve">The primary constraint of this function is that all values in the input</w:t>
       </w:r>
       <w:r>
         <w:t xml:space="preserve"> </w:t>
@@ -1155,10 +1170,13 @@
         <w:rPr>
           <w:rStyle w:val="VerbatimChar"/>
         </w:rPr>
-        <w:t xml:space="preserve">ValueError</w:t>
-      </w:r>
-      <w:r>
-        <w:t xml:space="preserve">.</w:t>
+        <w:t xml:space="preserve">mapping</w:t>
+      </w:r>
+      <w:r>
+        <w:t xml:space="preserve"> </w:t>
+      </w:r>
+      <w:r>
+        <w:t xml:space="preserve">dictionary must be unique.</w:t>
       </w:r>
     </w:p>
     <w:p>
@@ -1170,7 +1188,7 @@
         </w:numPr>
       </w:pPr>
       <w:r>
-        <w:t xml:space="preserve">The function is non-destructive; it does not modify the original</w:t>
+        <w:t xml:space="preserve">If the values are not unique, the function will raise a</w:t>
       </w:r>
       <w:r>
         <w:t xml:space="preserve"> </w:t>
@@ -1179,13 +1197,10 @@
         <w:rPr>
           <w:rStyle w:val="VerbatimChar"/>
         </w:rPr>
-        <w:t xml:space="preserve">mapping</w:t>
-      </w:r>
-      <w:r>
-        <w:t xml:space="preserve"> </w:t>
-      </w:r>
-      <w:r>
-        <w:t xml:space="preserve">dictionary. It returns a new, inverted dictionary.</w:t>
+        <w:t xml:space="preserve">ValueError</w:t>
+      </w:r>
+      <w:r>
+        <w:t xml:space="preserve">, as a valid inverted dictionary cannot be created with duplicate keys.</w:t>
       </w:r>
     </w:p>
     <w:p>
@@ -1200,7 +1215,7 @@
         <w:t xml:space="preserve">Output Example</w:t>
       </w:r>
       <w:r>
-        <w:t xml:space="preserve">: A successfully inverted dictionary might look like this:</w:t>
+        <w:t xml:space="preserve">: A dictionary where the keys are integers and the values are strings.</w:t>
       </w:r>
     </w:p>
     <w:p>
@@ -1209,9 +1224,78 @@
       </w:pPr>
       <w:r>
         <w:rPr>
-          <w:rStyle w:val="VerbatimChar"/>
-        </w:rPr>
-        <w:t xml:space="preserve">{1: 'apple', 2: 'banana', 3: 'cherry'}</w:t>
+          <w:rStyle w:val="NormalTok"/>
+        </w:rPr>
+        <w:t xml:space="preserve">{</w:t>
+      </w:r>
+      <w:r>
+        <w:br/>
+      </w:r>
+      <w:r>
+        <w:rPr>
+          <w:rStyle w:val="NormalTok"/>
+        </w:rPr>
+        <w:t xml:space="preserve">    </w:t>
+      </w:r>
+      <w:r>
+        <w:rPr>
+          <w:rStyle w:val="DecValTok"/>
+        </w:rPr>
+        <w:t xml:space="preserve">1</w:t>
+      </w:r>
+      <w:r>
+        <w:rPr>
+          <w:rStyle w:val="NormalTok"/>
+        </w:rPr>
+        <w:t xml:space="preserve">: </w:t>
+      </w:r>
+      <w:r>
+        <w:rPr>
+          <w:rStyle w:val="StringTok"/>
+        </w:rPr>
+        <w:t xml:space="preserve">"key_one"</w:t>
+      </w:r>
+      <w:r>
+        <w:rPr>
+          <w:rStyle w:val="NormalTok"/>
+        </w:rPr>
+        <w:t xml:space="preserve">,</w:t>
+      </w:r>
+      <w:r>
+        <w:br/>
+      </w:r>
+      <w:r>
+        <w:rPr>
+          <w:rStyle w:val="NormalTok"/>
+        </w:rPr>
+        <w:t xml:space="preserve">    </w:t>
+      </w:r>
+      <w:r>
+        <w:rPr>
+          <w:rStyle w:val="DecValTok"/>
+        </w:rPr>
+        <w:t xml:space="preserve">2</w:t>
+      </w:r>
+      <w:r>
+        <w:rPr>
+          <w:rStyle w:val="NormalTok"/>
+        </w:rPr>
+        <w:t xml:space="preserve">: </w:t>
+      </w:r>
+      <w:r>
+        <w:rPr>
+          <w:rStyle w:val="StringTok"/>
+        </w:rPr>
+        <w:t xml:space="preserve">"key_two"</w:t>
+      </w:r>
+      <w:r>
+        <w:br/>
+      </w:r>
+      <w:r>
+        <w:rPr>
+          <w:rStyle w:val="NormalTok"/>
+        </w:rPr>
+        <w:t xml:space="preserve">}</w:t>
       </w:r>
     </w:p>
     <w:bookmarkEnd w:id="20"/>
@@ -1235,6 +1319,809 @@
     </w:p>
     <w:p>
       <w:pPr>
+        <w:pStyle w:val="SourceCode"/>
+      </w:pPr>
+      <w:r>
+        <w:rPr>
+          <w:rStyle w:val="CommentTok"/>
+        </w:rPr>
+        <w:t xml:space="preserve"># Example 1: Successful inversion with unique values</w:t>
+      </w:r>
+      <w:r>
+        <w:br/>
+      </w:r>
+      <w:r>
+        <w:rPr>
+          <w:rStyle w:val="ImportTok"/>
+        </w:rPr>
+        <w:t xml:space="preserve">from</w:t>
+      </w:r>
+      <w:r>
+        <w:rPr>
+          <w:rStyle w:val="NormalTok"/>
+        </w:rPr>
+        <w:t xml:space="preserve"> typing </w:t>
+      </w:r>
+      <w:r>
+        <w:rPr>
+          <w:rStyle w:val="ImportTok"/>
+        </w:rPr>
+        <w:t xml:space="preserve">import</w:t>
+      </w:r>
+      <w:r>
+        <w:rPr>
+          <w:rStyle w:val="NormalTok"/>
+        </w:rPr>
+        <w:t xml:space="preserve"> Dict</w:t>
+      </w:r>
+      <w:r>
+        <w:br/>
+      </w:r>
+      <w:r>
+        <w:br/>
+      </w:r>
+      <w:r>
+        <w:rPr>
+          <w:rStyle w:val="KeywordTok"/>
+        </w:rPr>
+        <w:t xml:space="preserve">def</w:t>
+      </w:r>
+      <w:r>
+        <w:rPr>
+          <w:rStyle w:val="NormalTok"/>
+        </w:rPr>
+        <w:t xml:space="preserve"> invert_dictionary(mapping: Dict[</w:t>
+      </w:r>
+      <w:r>
+        <w:rPr>
+          <w:rStyle w:val="BuiltInTok"/>
+        </w:rPr>
+        <w:t xml:space="preserve">str</w:t>
+      </w:r>
+      <w:r>
+        <w:rPr>
+          <w:rStyle w:val="NormalTok"/>
+        </w:rPr>
+        <w:t xml:space="preserve">, </w:t>
+      </w:r>
+      <w:r>
+        <w:rPr>
+          <w:rStyle w:val="BuiltInTok"/>
+        </w:rPr>
+        <w:t xml:space="preserve">int</w:t>
+      </w:r>
+      <w:r>
+        <w:rPr>
+          <w:rStyle w:val="NormalTok"/>
+        </w:rPr>
+        <w:t xml:space="preserve">]) </w:t>
+      </w:r>
+      <w:r>
+        <w:rPr>
+          <w:rStyle w:val="OperatorTok"/>
+        </w:rPr>
+        <w:t xml:space="preserve">-&gt;</w:t>
+      </w:r>
+      <w:r>
+        <w:rPr>
+          <w:rStyle w:val="NormalTok"/>
+        </w:rPr>
+        <w:t xml:space="preserve"> Dict[</w:t>
+      </w:r>
+      <w:r>
+        <w:rPr>
+          <w:rStyle w:val="BuiltInTok"/>
+        </w:rPr>
+        <w:t xml:space="preserve">int</w:t>
+      </w:r>
+      <w:r>
+        <w:rPr>
+          <w:rStyle w:val="NormalTok"/>
+        </w:rPr>
+        <w:t xml:space="preserve">, </w:t>
+      </w:r>
+      <w:r>
+        <w:rPr>
+          <w:rStyle w:val="BuiltInTok"/>
+        </w:rPr>
+        <w:t xml:space="preserve">str</w:t>
+      </w:r>
+      <w:r>
+        <w:rPr>
+          <w:rStyle w:val="NormalTok"/>
+        </w:rPr>
+        <w:t xml:space="preserve">]:</w:t>
+      </w:r>
+      <w:r>
+        <w:br/>
+      </w:r>
+      <w:r>
+        <w:rPr>
+          <w:rStyle w:val="NormalTok"/>
+        </w:rPr>
+        <w:t xml:space="preserve">    </w:t>
+      </w:r>
+      <w:r>
+        <w:rPr>
+          <w:rStyle w:val="CommentTok"/>
+        </w:rPr>
+        <w:t xml:space="preserve">"""Invert a dictionary with unique values."""</w:t>
+      </w:r>
+      <w:r>
+        <w:br/>
+      </w:r>
+      <w:r>
+        <w:rPr>
+          <w:rStyle w:val="NormalTok"/>
+        </w:rPr>
+        <w:t xml:space="preserve">    </w:t>
+      </w:r>
+      <w:r>
+        <w:rPr>
+          <w:rStyle w:val="ControlFlowTok"/>
+        </w:rPr>
+        <w:t xml:space="preserve">if</w:t>
+      </w:r>
+      <w:r>
+        <w:rPr>
+          <w:rStyle w:val="NormalTok"/>
+        </w:rPr>
+        <w:t xml:space="preserve"> </w:t>
+      </w:r>
+      <w:r>
+        <w:rPr>
+          <w:rStyle w:val="BuiltInTok"/>
+        </w:rPr>
+        <w:t xml:space="preserve">len</w:t>
+      </w:r>
+      <w:r>
+        <w:rPr>
+          <w:rStyle w:val="NormalTok"/>
+        </w:rPr>
+        <w:t xml:space="preserve">(mapping.values()) </w:t>
+      </w:r>
+      <w:r>
+        <w:rPr>
+          <w:rStyle w:val="OperatorTok"/>
+        </w:rPr>
+        <w:t xml:space="preserve">!=</w:t>
+      </w:r>
+      <w:r>
+        <w:rPr>
+          <w:rStyle w:val="NormalTok"/>
+        </w:rPr>
+        <w:t xml:space="preserve"> </w:t>
+      </w:r>
+      <w:r>
+        <w:rPr>
+          <w:rStyle w:val="BuiltInTok"/>
+        </w:rPr>
+        <w:t xml:space="preserve">len</w:t>
+      </w:r>
+      <w:r>
+        <w:rPr>
+          <w:rStyle w:val="NormalTok"/>
+        </w:rPr>
+        <w:t xml:space="preserve">(</w:t>
+      </w:r>
+      <w:r>
+        <w:rPr>
+          <w:rStyle w:val="BuiltInTok"/>
+        </w:rPr>
+        <w:t xml:space="preserve">set</w:t>
+      </w:r>
+      <w:r>
+        <w:rPr>
+          <w:rStyle w:val="NormalTok"/>
+        </w:rPr>
+        <w:t xml:space="preserve">(mapping.values())):</w:t>
+      </w:r>
+      <w:r>
+        <w:br/>
+      </w:r>
+      <w:r>
+        <w:rPr>
+          <w:rStyle w:val="NormalTok"/>
+        </w:rPr>
+        <w:t xml:space="preserve">        </w:t>
+      </w:r>
+      <w:r>
+        <w:rPr>
+          <w:rStyle w:val="ControlFlowTok"/>
+        </w:rPr>
+        <w:t xml:space="preserve">raise</w:t>
+      </w:r>
+      <w:r>
+        <w:rPr>
+          <w:rStyle w:val="NormalTok"/>
+        </w:rPr>
+        <w:t xml:space="preserve"> </w:t>
+      </w:r>
+      <w:r>
+        <w:rPr>
+          <w:rStyle w:val="PreprocessorTok"/>
+        </w:rPr>
+        <w:t xml:space="preserve">ValueError</w:t>
+      </w:r>
+      <w:r>
+        <w:rPr>
+          <w:rStyle w:val="NormalTok"/>
+        </w:rPr>
+        <w:t xml:space="preserve">(</w:t>
+      </w:r>
+      <w:r>
+        <w:rPr>
+          <w:rStyle w:val="StringTok"/>
+        </w:rPr>
+        <w:t xml:space="preserve">"Values must be unique to invert dictionary"</w:t>
+      </w:r>
+      <w:r>
+        <w:rPr>
+          <w:rStyle w:val="NormalTok"/>
+        </w:rPr>
+        <w:t xml:space="preserve">)</w:t>
+      </w:r>
+      <w:r>
+        <w:br/>
+      </w:r>
+      <w:r>
+        <w:rPr>
+          <w:rStyle w:val="NormalTok"/>
+        </w:rPr>
+        <w:t xml:space="preserve">    </w:t>
+      </w:r>
+      <w:r>
+        <w:rPr>
+          <w:rStyle w:val="ControlFlowTok"/>
+        </w:rPr>
+        <w:t xml:space="preserve">return</w:t>
+      </w:r>
+      <w:r>
+        <w:rPr>
+          <w:rStyle w:val="NormalTok"/>
+        </w:rPr>
+        <w:t xml:space="preserve"> {value: key </w:t>
+      </w:r>
+      <w:r>
+        <w:rPr>
+          <w:rStyle w:val="ControlFlowTok"/>
+        </w:rPr>
+        <w:t xml:space="preserve">for</w:t>
+      </w:r>
+      <w:r>
+        <w:rPr>
+          <w:rStyle w:val="NormalTok"/>
+        </w:rPr>
+        <w:t xml:space="preserve"> key, value </w:t>
+      </w:r>
+      <w:r>
+        <w:rPr>
+          <w:rStyle w:val="KeywordTok"/>
+        </w:rPr>
+        <w:t xml:space="preserve">in</w:t>
+      </w:r>
+      <w:r>
+        <w:rPr>
+          <w:rStyle w:val="NormalTok"/>
+        </w:rPr>
+        <w:t xml:space="preserve"> mapping.items()}</w:t>
+      </w:r>
+      <w:r>
+        <w:br/>
+      </w:r>
+      <w:r>
+        <w:br/>
+      </w:r>
+      <w:r>
+        <w:rPr>
+          <w:rStyle w:val="NormalTok"/>
+        </w:rPr>
+        <w:t xml:space="preserve">original_dict </w:t>
+      </w:r>
+      <w:r>
+        <w:rPr>
+          <w:rStyle w:val="OperatorTok"/>
+        </w:rPr>
+        <w:t xml:space="preserve">=</w:t>
+      </w:r>
+      <w:r>
+        <w:rPr>
+          <w:rStyle w:val="NormalTok"/>
+        </w:rPr>
+        <w:t xml:space="preserve"> {</w:t>
+      </w:r>
+      <w:r>
+        <w:rPr>
+          <w:rStyle w:val="StringTok"/>
+        </w:rPr>
+        <w:t xml:space="preserve">"alpha"</w:t>
+      </w:r>
+      <w:r>
+        <w:rPr>
+          <w:rStyle w:val="NormalTok"/>
+        </w:rPr>
+        <w:t xml:space="preserve">: </w:t>
+      </w:r>
+      <w:r>
+        <w:rPr>
+          <w:rStyle w:val="DecValTok"/>
+        </w:rPr>
+        <w:t xml:space="preserve">10</w:t>
+      </w:r>
+      <w:r>
+        <w:rPr>
+          <w:rStyle w:val="NormalTok"/>
+        </w:rPr>
+        <w:t xml:space="preserve">, </w:t>
+      </w:r>
+      <w:r>
+        <w:rPr>
+          <w:rStyle w:val="StringTok"/>
+        </w:rPr>
+        <w:t xml:space="preserve">"beta"</w:t>
+      </w:r>
+      <w:r>
+        <w:rPr>
+          <w:rStyle w:val="NormalTok"/>
+        </w:rPr>
+        <w:t xml:space="preserve">: </w:t>
+      </w:r>
+      <w:r>
+        <w:rPr>
+          <w:rStyle w:val="DecValTok"/>
+        </w:rPr>
+        <w:t xml:space="preserve">20</w:t>
+      </w:r>
+      <w:r>
+        <w:rPr>
+          <w:rStyle w:val="NormalTok"/>
+        </w:rPr>
+        <w:t xml:space="preserve">, </w:t>
+      </w:r>
+      <w:r>
+        <w:rPr>
+          <w:rStyle w:val="StringTok"/>
+        </w:rPr>
+        <w:t xml:space="preserve">"gamma"</w:t>
+      </w:r>
+      <w:r>
+        <w:rPr>
+          <w:rStyle w:val="NormalTok"/>
+        </w:rPr>
+        <w:t xml:space="preserve">: </w:t>
+      </w:r>
+      <w:r>
+        <w:rPr>
+          <w:rStyle w:val="DecValTok"/>
+        </w:rPr>
+        <w:t xml:space="preserve">30</w:t>
+      </w:r>
+      <w:r>
+        <w:rPr>
+          <w:rStyle w:val="NormalTok"/>
+        </w:rPr>
+        <w:t xml:space="preserve">}</w:t>
+      </w:r>
+      <w:r>
+        <w:br/>
+      </w:r>
+      <w:r>
+        <w:rPr>
+          <w:rStyle w:val="NormalTok"/>
+        </w:rPr>
+        <w:t xml:space="preserve">inverted_result </w:t>
+      </w:r>
+      <w:r>
+        <w:rPr>
+          <w:rStyle w:val="OperatorTok"/>
+        </w:rPr>
+        <w:t xml:space="preserve">=</w:t>
+      </w:r>
+      <w:r>
+        <w:rPr>
+          <w:rStyle w:val="NormalTok"/>
+        </w:rPr>
+        <w:t xml:space="preserve"> invert_dictionary(original_dict)</w:t>
+      </w:r>
+      <w:r>
+        <w:br/>
+      </w:r>
+      <w:r>
+        <w:rPr>
+          <w:rStyle w:val="BuiltInTok"/>
+        </w:rPr>
+        <w:t xml:space="preserve">print</w:t>
+      </w:r>
+      <w:r>
+        <w:rPr>
+          <w:rStyle w:val="NormalTok"/>
+        </w:rPr>
+        <w:t xml:space="preserve">(</w:t>
+      </w:r>
+      <w:r>
+        <w:rPr>
+          <w:rStyle w:val="SpecialStringTok"/>
+        </w:rPr>
+        <w:t xml:space="preserve">f"Original: </w:t>
+      </w:r>
+      <w:r>
+        <w:rPr>
+          <w:rStyle w:val="SpecialCharTok"/>
+        </w:rPr>
+        <w:t xml:space="preserve">{</w:t>
+      </w:r>
+      <w:r>
+        <w:rPr>
+          <w:rStyle w:val="NormalTok"/>
+        </w:rPr>
+        <w:t xml:space="preserve">original_dict</w:t>
+      </w:r>
+      <w:r>
+        <w:rPr>
+          <w:rStyle w:val="SpecialCharTok"/>
+        </w:rPr>
+        <w:t xml:space="preserve">}</w:t>
+      </w:r>
+      <w:r>
+        <w:rPr>
+          <w:rStyle w:val="SpecialStringTok"/>
+        </w:rPr>
+        <w:t xml:space="preserve">"</w:t>
+      </w:r>
+      <w:r>
+        <w:rPr>
+          <w:rStyle w:val="NormalTok"/>
+        </w:rPr>
+        <w:t xml:space="preserve">)</w:t>
+      </w:r>
+      <w:r>
+        <w:br/>
+      </w:r>
+      <w:r>
+        <w:rPr>
+          <w:rStyle w:val="BuiltInTok"/>
+        </w:rPr>
+        <w:t xml:space="preserve">print</w:t>
+      </w:r>
+      <w:r>
+        <w:rPr>
+          <w:rStyle w:val="NormalTok"/>
+        </w:rPr>
+        <w:t xml:space="preserve">(</w:t>
+      </w:r>
+      <w:r>
+        <w:rPr>
+          <w:rStyle w:val="SpecialStringTok"/>
+        </w:rPr>
+        <w:t xml:space="preserve">f"Inverted: </w:t>
+      </w:r>
+      <w:r>
+        <w:rPr>
+          <w:rStyle w:val="SpecialCharTok"/>
+        </w:rPr>
+        <w:t xml:space="preserve">{</w:t>
+      </w:r>
+      <w:r>
+        <w:rPr>
+          <w:rStyle w:val="NormalTok"/>
+        </w:rPr>
+        <w:t xml:space="preserve">inverted_result</w:t>
+      </w:r>
+      <w:r>
+        <w:rPr>
+          <w:rStyle w:val="SpecialCharTok"/>
+        </w:rPr>
+        <w:t xml:space="preserve">}</w:t>
+      </w:r>
+      <w:r>
+        <w:rPr>
+          <w:rStyle w:val="SpecialStringTok"/>
+        </w:rPr>
+        <w:t xml:space="preserve">"</w:t>
+      </w:r>
+      <w:r>
+        <w:rPr>
+          <w:rStyle w:val="NormalTok"/>
+        </w:rPr>
+        <w:t xml:space="preserve">)</w:t>
+      </w:r>
+      <w:r>
+        <w:br/>
+      </w:r>
+      <w:r>
+        <w:br/>
+      </w:r>
+      <w:r>
+        <w:rPr>
+          <w:rStyle w:val="CommentTok"/>
+        </w:rPr>
+        <w:t xml:space="preserve"># Example 2: Attempted inversion with duplicate values</w:t>
+      </w:r>
+      <w:r>
+        <w:br/>
+      </w:r>
+      <w:r>
+        <w:rPr>
+          <w:rStyle w:val="ControlFlowTok"/>
+        </w:rPr>
+        <w:t xml:space="preserve">try</w:t>
+      </w:r>
+      <w:r>
+        <w:rPr>
+          <w:rStyle w:val="NormalTok"/>
+        </w:rPr>
+        <w:t xml:space="preserve">:</w:t>
+      </w:r>
+      <w:r>
+        <w:br/>
+      </w:r>
+      <w:r>
+        <w:rPr>
+          <w:rStyle w:val="NormalTok"/>
+        </w:rPr>
+        <w:t xml:space="preserve">    invalid_dict </w:t>
+      </w:r>
+      <w:r>
+        <w:rPr>
+          <w:rStyle w:val="OperatorTok"/>
+        </w:rPr>
+        <w:t xml:space="preserve">=</w:t>
+      </w:r>
+      <w:r>
+        <w:rPr>
+          <w:rStyle w:val="NormalTok"/>
+        </w:rPr>
+        <w:t xml:space="preserve"> {</w:t>
+      </w:r>
+      <w:r>
+        <w:rPr>
+          <w:rStyle w:val="StringTok"/>
+        </w:rPr>
+        <w:t xml:space="preserve">"alpha"</w:t>
+      </w:r>
+      <w:r>
+        <w:rPr>
+          <w:rStyle w:val="NormalTok"/>
+        </w:rPr>
+        <w:t xml:space="preserve">: </w:t>
+      </w:r>
+      <w:r>
+        <w:rPr>
+          <w:rStyle w:val="DecValTok"/>
+        </w:rPr>
+        <w:t xml:space="preserve">10</w:t>
+      </w:r>
+      <w:r>
+        <w:rPr>
+          <w:rStyle w:val="NormalTok"/>
+        </w:rPr>
+        <w:t xml:space="preserve">, </w:t>
+      </w:r>
+      <w:r>
+        <w:rPr>
+          <w:rStyle w:val="StringTok"/>
+        </w:rPr>
+        <w:t xml:space="preserve">"beta"</w:t>
+      </w:r>
+      <w:r>
+        <w:rPr>
+          <w:rStyle w:val="NormalTok"/>
+        </w:rPr>
+        <w:t xml:space="preserve">: </w:t>
+      </w:r>
+      <w:r>
+        <w:rPr>
+          <w:rStyle w:val="DecValTok"/>
+        </w:rPr>
+        <w:t xml:space="preserve">20</w:t>
+      </w:r>
+      <w:r>
+        <w:rPr>
+          <w:rStyle w:val="NormalTok"/>
+        </w:rPr>
+        <w:t xml:space="preserve">, </w:t>
+      </w:r>
+      <w:r>
+        <w:rPr>
+          <w:rStyle w:val="StringTok"/>
+        </w:rPr>
+        <w:t xml:space="preserve">"delta"</w:t>
+      </w:r>
+      <w:r>
+        <w:rPr>
+          <w:rStyle w:val="NormalTok"/>
+        </w:rPr>
+        <w:t xml:space="preserve">: </w:t>
+      </w:r>
+      <w:r>
+        <w:rPr>
+          <w:rStyle w:val="DecValTok"/>
+        </w:rPr>
+        <w:t xml:space="preserve">10</w:t>
+      </w:r>
+      <w:r>
+        <w:rPr>
+          <w:rStyle w:val="NormalTok"/>
+        </w:rPr>
+        <w:t xml:space="preserve">}</w:t>
+      </w:r>
+      <w:r>
+        <w:br/>
+      </w:r>
+      <w:r>
+        <w:rPr>
+          <w:rStyle w:val="NormalTok"/>
+        </w:rPr>
+        <w:t xml:space="preserve">    </w:t>
+      </w:r>
+      <w:r>
+        <w:rPr>
+          <w:rStyle w:val="BuiltInTok"/>
+        </w:rPr>
+        <w:t xml:space="preserve">print</w:t>
+      </w:r>
+      <w:r>
+        <w:rPr>
+          <w:rStyle w:val="NormalTok"/>
+        </w:rPr>
+        <w:t xml:space="preserve">(</w:t>
+      </w:r>
+      <w:r>
+        <w:rPr>
+          <w:rStyle w:val="SpecialStringTok"/>
+        </w:rPr>
+        <w:t xml:space="preserve">f"</w:t>
+      </w:r>
+      <w:r>
+        <w:rPr>
+          <w:rStyle w:val="CharTok"/>
+        </w:rPr>
+        <w:t xml:space="preserve">\n</w:t>
+      </w:r>
+      <w:r>
+        <w:rPr>
+          <w:rStyle w:val="SpecialStringTok"/>
+        </w:rPr>
+        <w:t xml:space="preserve">Attempting to invert: </w:t>
+      </w:r>
+      <w:r>
+        <w:rPr>
+          <w:rStyle w:val="SpecialCharTok"/>
+        </w:rPr>
+        <w:t xml:space="preserve">{</w:t>
+      </w:r>
+      <w:r>
+        <w:rPr>
+          <w:rStyle w:val="NormalTok"/>
+        </w:rPr>
+        <w:t xml:space="preserve">invalid_dict</w:t>
+      </w:r>
+      <w:r>
+        <w:rPr>
+          <w:rStyle w:val="SpecialCharTok"/>
+        </w:rPr>
+        <w:t xml:space="preserve">}</w:t>
+      </w:r>
+      <w:r>
+        <w:rPr>
+          <w:rStyle w:val="SpecialStringTok"/>
+        </w:rPr>
+        <w:t xml:space="preserve">"</w:t>
+      </w:r>
+      <w:r>
+        <w:rPr>
+          <w:rStyle w:val="NormalTok"/>
+        </w:rPr>
+        <w:t xml:space="preserve">)</w:t>
+      </w:r>
+      <w:r>
+        <w:br/>
+      </w:r>
+      <w:r>
+        <w:rPr>
+          <w:rStyle w:val="NormalTok"/>
+        </w:rPr>
+        <w:t xml:space="preserve">    invert_dictionary(invalid_dict)</w:t>
+      </w:r>
+      <w:r>
+        <w:br/>
+      </w:r>
+      <w:r>
+        <w:rPr>
+          <w:rStyle w:val="ControlFlowTok"/>
+        </w:rPr>
+        <w:t xml:space="preserve">except</w:t>
+      </w:r>
+      <w:r>
+        <w:rPr>
+          <w:rStyle w:val="NormalTok"/>
+        </w:rPr>
+        <w:t xml:space="preserve"> </w:t>
+      </w:r>
+      <w:r>
+        <w:rPr>
+          <w:rStyle w:val="PreprocessorTok"/>
+        </w:rPr>
+        <w:t xml:space="preserve">ValueError</w:t>
+      </w:r>
+      <w:r>
+        <w:rPr>
+          <w:rStyle w:val="NormalTok"/>
+        </w:rPr>
+        <w:t xml:space="preserve"> </w:t>
+      </w:r>
+      <w:r>
+        <w:rPr>
+          <w:rStyle w:val="ImportTok"/>
+        </w:rPr>
+        <w:t xml:space="preserve">as</w:t>
+      </w:r>
+      <w:r>
+        <w:rPr>
+          <w:rStyle w:val="NormalTok"/>
+        </w:rPr>
+        <w:t xml:space="preserve"> e:</w:t>
+      </w:r>
+      <w:r>
+        <w:br/>
+      </w:r>
+      <w:r>
+        <w:rPr>
+          <w:rStyle w:val="NormalTok"/>
+        </w:rPr>
+        <w:t xml:space="preserve">    </w:t>
+      </w:r>
+      <w:r>
+        <w:rPr>
+          <w:rStyle w:val="BuiltInTok"/>
+        </w:rPr>
+        <w:t xml:space="preserve">print</w:t>
+      </w:r>
+      <w:r>
+        <w:rPr>
+          <w:rStyle w:val="NormalTok"/>
+        </w:rPr>
+        <w:t xml:space="preserve">(</w:t>
+      </w:r>
+      <w:r>
+        <w:rPr>
+          <w:rStyle w:val="SpecialStringTok"/>
+        </w:rPr>
+        <w:t xml:space="preserve">f"Error: </w:t>
+      </w:r>
+      <w:r>
+        <w:rPr>
+          <w:rStyle w:val="SpecialCharTok"/>
+        </w:rPr>
+        <w:t xml:space="preserve">{</w:t>
+      </w:r>
+      <w:r>
+        <w:rPr>
+          <w:rStyle w:val="NormalTok"/>
+        </w:rPr>
+        <w:t xml:space="preserve">e</w:t>
+      </w:r>
+      <w:r>
+        <w:rPr>
+          <w:rStyle w:val="SpecialCharTok"/>
+        </w:rPr>
+        <w:t xml:space="preserve">}</w:t>
+      </w:r>
+      <w:r>
+        <w:rPr>
+          <w:rStyle w:val="SpecialStringTok"/>
+        </w:rPr>
+        <w:t xml:space="preserve">"</w:t>
+      </w:r>
+      <w:r>
+        <w:rPr>
+          <w:rStyle w:val="NormalTok"/>
+        </w:rPr>
+        <w:t xml:space="preserve">)</w:t>
+      </w:r>
+    </w:p>
+    <w:p>
+      <w:pPr>
         <w:pStyle w:val="FirstParagraph"/>
       </w:pPr>
       <w:r>
@@ -1242,427 +2129,48 @@
           <w:b/>
           <w:bCs/>
         </w:rPr>
-        <w:t xml:space="preserve">Example 1: Successful Inversion</w:t>
+        <w:t xml:space="preserve">Output:</w:t>
       </w:r>
     </w:p>
     <w:p>
       <w:pPr>
-        <w:pStyle w:val="BodyText"/>
-      </w:pPr>
-      <w:r>
-        <w:t xml:space="preserve">The following example demonstrates a successful inversion where all values in the input dictionary are unique.</w:t>
-      </w:r>
-    </w:p>
-    <w:p>
-      <w:pPr>
         <w:pStyle w:val="SourceCode"/>
       </w:pPr>
       <w:r>
         <w:rPr>
-          <w:rStyle w:val="CommentTok"/>
-        </w:rPr>
-        <w:t xml:space="preserve"># Example usage with unique values</w:t>
+          <w:rStyle w:val="VerbatimChar"/>
+        </w:rPr>
+        <w:t xml:space="preserve">Original: {'alpha': 10, 'beta': 20, 'gamma': 30}</w:t>
       </w:r>
       <w:r>
         <w:br/>
       </w:r>
       <w:r>
         <w:rPr>
-          <w:rStyle w:val="NormalTok"/>
-        </w:rPr>
-        <w:t xml:space="preserve">original_map </w:t>
-      </w:r>
-      <w:r>
-        <w:rPr>
-          <w:rStyle w:val="OperatorTok"/>
-        </w:rPr>
-        <w:t xml:space="preserve">=</w:t>
-      </w:r>
-      <w:r>
-        <w:rPr>
-          <w:rStyle w:val="NormalTok"/>
-        </w:rPr>
-        <w:t xml:space="preserve"> {</w:t>
-      </w:r>
-      <w:r>
-        <w:rPr>
-          <w:rStyle w:val="StringTok"/>
-        </w:rPr>
-        <w:t xml:space="preserve">'user_id'</w:t>
-      </w:r>
-      <w:r>
-        <w:rPr>
-          <w:rStyle w:val="NormalTok"/>
-        </w:rPr>
-        <w:t xml:space="preserve">: </w:t>
-      </w:r>
-      <w:r>
-        <w:rPr>
-          <w:rStyle w:val="DecValTok"/>
-        </w:rPr>
-        <w:t xml:space="preserve">101</w:t>
-      </w:r>
-      <w:r>
-        <w:rPr>
-          <w:rStyle w:val="NormalTok"/>
-        </w:rPr>
-        <w:t xml:space="preserve">, </w:t>
-      </w:r>
-      <w:r>
-        <w:rPr>
-          <w:rStyle w:val="StringTok"/>
-        </w:rPr>
-        <w:t xml:space="preserve">'session_id'</w:t>
-      </w:r>
-      <w:r>
-        <w:rPr>
-          <w:rStyle w:val="NormalTok"/>
-        </w:rPr>
-        <w:t xml:space="preserve">: </w:t>
-      </w:r>
-      <w:r>
-        <w:rPr>
-          <w:rStyle w:val="DecValTok"/>
-        </w:rPr>
-        <w:t xml:space="preserve">202</w:t>
-      </w:r>
-      <w:r>
-        <w:rPr>
-          <w:rStyle w:val="NormalTok"/>
-        </w:rPr>
-        <w:t xml:space="preserve">, </w:t>
-      </w:r>
-      <w:r>
-        <w:rPr>
-          <w:rStyle w:val="StringTok"/>
-        </w:rPr>
-        <w:t xml:space="preserve">'request_id'</w:t>
-      </w:r>
-      <w:r>
-        <w:rPr>
-          <w:rStyle w:val="NormalTok"/>
-        </w:rPr>
-        <w:t xml:space="preserve">: </w:t>
-      </w:r>
-      <w:r>
-        <w:rPr>
-          <w:rStyle w:val="DecValTok"/>
-        </w:rPr>
-        <w:t xml:space="preserve">303</w:t>
-      </w:r>
-      <w:r>
-        <w:rPr>
-          <w:rStyle w:val="NormalTok"/>
-        </w:rPr>
-        <w:t xml:space="preserve">}</w:t>
+          <w:rStyle w:val="VerbatimChar"/>
+        </w:rPr>
+        <w:t xml:space="preserve">Inverted: {10: 'alpha', 20: 'beta', 30: 'gamma'}</w:t>
       </w:r>
       <w:r>
         <w:br/>
       </w:r>
       <w:r>
-        <w:rPr>
-          <w:rStyle w:val="NormalTok"/>
-        </w:rPr>
-        <w:t xml:space="preserve">inverted_map </w:t>
-      </w:r>
-      <w:r>
-        <w:rPr>
-          <w:rStyle w:val="OperatorTok"/>
-        </w:rPr>
-        <w:t xml:space="preserve">=</w:t>
-      </w:r>
-      <w:r>
-        <w:rPr>
-          <w:rStyle w:val="NormalTok"/>
-        </w:rPr>
-        <w:t xml:space="preserve"> invert_dictionary(original_map)</w:t>
-      </w:r>
-      <w:r>
         <w:br/>
       </w:r>
       <w:r>
         <w:rPr>
-          <w:rStyle w:val="BuiltInTok"/>
-        </w:rPr>
-        <w:t xml:space="preserve">print</w:t>
-      </w:r>
-      <w:r>
-        <w:rPr>
-          <w:rStyle w:val="NormalTok"/>
-        </w:rPr>
-        <w:t xml:space="preserve">(inverted_map)</w:t>
-      </w:r>
-    </w:p>
-    <w:p>
-      <w:pPr>
-        <w:pStyle w:val="FirstParagraph"/>
-      </w:pPr>
-      <w:r>
-        <w:rPr>
-          <w:b/>
-          <w:bCs/>
-        </w:rPr>
-        <w:t xml:space="preserve">Output:</w:t>
-      </w:r>
-    </w:p>
-    <w:p>
-      <w:pPr>
-        <w:pStyle w:val="SourceCode"/>
-      </w:pPr>
-      <w:r>
-        <w:rPr>
           <w:rStyle w:val="VerbatimChar"/>
         </w:rPr>
-        <w:t xml:space="preserve">{101: 'user_id', 202: 'session_id', 303: 'request_id'}</w:t>
-      </w:r>
-    </w:p>
-    <w:p>
-      <w:pPr>
-        <w:pStyle w:val="FirstParagraph"/>
-      </w:pPr>
-      <w:r>
-        <w:rPr>
-          <w:b/>
-          <w:bCs/>
-        </w:rPr>
-        <w:t xml:space="preserve">Example 2: Failed Inversion with Duplicate Values</w:t>
-      </w:r>
-    </w:p>
-    <w:p>
-      <w:pPr>
-        <w:pStyle w:val="BodyText"/>
-      </w:pPr>
-      <w:r>
-        <w:t xml:space="preserve">This example shows how the function raises a</w:t>
-      </w:r>
-      <w:r>
-        <w:t xml:space="preserve"> </w:t>
+        <w:t xml:space="preserve">Attempting to invert: {'alpha': 10, 'beta': 20, 'delta': 10}</w:t>
+      </w:r>
+      <w:r>
+        <w:br/>
       </w:r>
       <w:r>
         <w:rPr>
           <w:rStyle w:val="VerbatimChar"/>
         </w:rPr>
-        <w:t xml:space="preserve">ValueError</w:t>
-      </w:r>
-      <w:r>
-        <w:t xml:space="preserve"> </w:t>
-      </w:r>
-      <w:r>
-        <w:t xml:space="preserve">when the input dictionary contains duplicate values.</w:t>
-      </w:r>
-    </w:p>
-    <w:p>
-      <w:pPr>
-        <w:pStyle w:val="SourceCode"/>
-      </w:pPr>
-      <w:r>
-        <w:rPr>
-          <w:rStyle w:val="CommentTok"/>
-        </w:rPr>
-        <w:t xml:space="preserve"># Example usage with non-unique values</w:t>
-      </w:r>
-      <w:r>
-        <w:br/>
-      </w:r>
-      <w:r>
-        <w:rPr>
-          <w:rStyle w:val="NormalTok"/>
-        </w:rPr>
-        <w:t xml:space="preserve">non_unique_map </w:t>
-      </w:r>
-      <w:r>
-        <w:rPr>
-          <w:rStyle w:val="OperatorTok"/>
-        </w:rPr>
-        <w:t xml:space="preserve">=</w:t>
-      </w:r>
-      <w:r>
-        <w:rPr>
-          <w:rStyle w:val="NormalTok"/>
-        </w:rPr>
-        <w:t xml:space="preserve"> {</w:t>
-      </w:r>
-      <w:r>
-        <w:rPr>
-          <w:rStyle w:val="StringTok"/>
-        </w:rPr>
-        <w:t xml:space="preserve">'alpha'</w:t>
-      </w:r>
-      <w:r>
-        <w:rPr>
-          <w:rStyle w:val="NormalTok"/>
-        </w:rPr>
-        <w:t xml:space="preserve">: </w:t>
-      </w:r>
-      <w:r>
-        <w:rPr>
-          <w:rStyle w:val="DecValTok"/>
-        </w:rPr>
-        <w:t xml:space="preserve">1</w:t>
-      </w:r>
-      <w:r>
-        <w:rPr>
-          <w:rStyle w:val="NormalTok"/>
-        </w:rPr>
-        <w:t xml:space="preserve">, </w:t>
-      </w:r>
-      <w:r>
-        <w:rPr>
-          <w:rStyle w:val="StringTok"/>
-        </w:rPr>
-        <w:t xml:space="preserve">'beta'</w:t>
-      </w:r>
-      <w:r>
-        <w:rPr>
-          <w:rStyle w:val="NormalTok"/>
-        </w:rPr>
-        <w:t xml:space="preserve">: </w:t>
-      </w:r>
-      <w:r>
-        <w:rPr>
-          <w:rStyle w:val="DecValTok"/>
-        </w:rPr>
-        <w:t xml:space="preserve">2</w:t>
-      </w:r>
-      <w:r>
-        <w:rPr>
-          <w:rStyle w:val="NormalTok"/>
-        </w:rPr>
-        <w:t xml:space="preserve">, </w:t>
-      </w:r>
-      <w:r>
-        <w:rPr>
-          <w:rStyle w:val="StringTok"/>
-        </w:rPr>
-        <w:t xml:space="preserve">'gamma'</w:t>
-      </w:r>
-      <w:r>
-        <w:rPr>
-          <w:rStyle w:val="NormalTok"/>
-        </w:rPr>
-        <w:t xml:space="preserve">: </w:t>
-      </w:r>
-      <w:r>
-        <w:rPr>
-          <w:rStyle w:val="DecValTok"/>
-        </w:rPr>
-        <w:t xml:space="preserve">1</w:t>
-      </w:r>
-      <w:r>
-        <w:rPr>
-          <w:rStyle w:val="NormalTok"/>
-        </w:rPr>
-        <w:t xml:space="preserve">}</w:t>
-      </w:r>
-      <w:r>
-        <w:br/>
-      </w:r>
-      <w:r>
-        <w:br/>
-      </w:r>
-      <w:r>
-        <w:rPr>
-          <w:rStyle w:val="ControlFlowTok"/>
-        </w:rPr>
-        <w:t xml:space="preserve">try</w:t>
-      </w:r>
-      <w:r>
-        <w:rPr>
-          <w:rStyle w:val="NormalTok"/>
-        </w:rPr>
-        <w:t xml:space="preserve">:</w:t>
-      </w:r>
-      <w:r>
-        <w:br/>
-      </w:r>
-      <w:r>
-        <w:rPr>
-          <w:rStyle w:val="NormalTok"/>
-        </w:rPr>
-        <w:t xml:space="preserve">    invert_dictionary(non_unique_map)</w:t>
-      </w:r>
-      <w:r>
-        <w:br/>
-      </w:r>
-      <w:r>
-        <w:rPr>
-          <w:rStyle w:val="ControlFlowTok"/>
-        </w:rPr>
-        <w:t xml:space="preserve">except</w:t>
-      </w:r>
-      <w:r>
-        <w:rPr>
-          <w:rStyle w:val="NormalTok"/>
-        </w:rPr>
-        <w:t xml:space="preserve"> </w:t>
-      </w:r>
-      <w:r>
-        <w:rPr>
-          <w:rStyle w:val="PreprocessorTok"/>
-        </w:rPr>
-        <w:t xml:space="preserve">ValueError</w:t>
-      </w:r>
-      <w:r>
-        <w:rPr>
-          <w:rStyle w:val="NormalTok"/>
-        </w:rPr>
-        <w:t xml:space="preserve"> </w:t>
-      </w:r>
-      <w:r>
-        <w:rPr>
-          <w:rStyle w:val="ImportTok"/>
-        </w:rPr>
-        <w:t xml:space="preserve">as</w:t>
-      </w:r>
-      <w:r>
-        <w:rPr>
-          <w:rStyle w:val="NormalTok"/>
-        </w:rPr>
-        <w:t xml:space="preserve"> e:</w:t>
-      </w:r>
-      <w:r>
-        <w:br/>
-      </w:r>
-      <w:r>
-        <w:rPr>
-          <w:rStyle w:val="NormalTok"/>
-        </w:rPr>
-        <w:t xml:space="preserve">    </w:t>
-      </w:r>
-      <w:r>
-        <w:rPr>
-          <w:rStyle w:val="BuiltInTok"/>
-        </w:rPr>
-        <w:t xml:space="preserve">print</w:t>
-      </w:r>
-      <w:r>
-        <w:rPr>
-          <w:rStyle w:val="NormalTok"/>
-        </w:rPr>
-        <w:t xml:space="preserve">(e)</w:t>
-      </w:r>
-    </w:p>
-    <w:p>
-      <w:pPr>
-        <w:pStyle w:val="FirstParagraph"/>
-      </w:pPr>
-      <w:r>
-        <w:rPr>
-          <w:b/>
-          <w:bCs/>
-        </w:rPr>
-        <w:t xml:space="preserve">Output:</w:t>
-      </w:r>
-    </w:p>
-    <w:p>
-      <w:pPr>
-        <w:pStyle w:val="SourceCode"/>
-      </w:pPr>
-      <w:r>
-        <w:rPr>
-          <w:rStyle w:val="VerbatimChar"/>
-        </w:rPr>
-        <w:t xml:space="preserve">Values must be unique to invert dictionary</w:t>
+        <w:t xml:space="preserve">Error: Values must be unique to invert dictionary</w:t>
       </w:r>
     </w:p>
     <w:p>
@@ -1749,7 +2257,7 @@
         <w:t xml:space="preserve"> </w:t>
       </w:r>
       <w:r>
-        <w:t xml:space="preserve">function determines if a given string is a palindrome, ignoring letter casing and whitespace characters.</w:t>
+        <w:t xml:space="preserve">function determines if a given text string is a palindrome, meaning it reads the same forwards and backwards, while ignoring character casing and spaces.</w:t>
       </w:r>
     </w:p>
     <w:bookmarkEnd w:id="24"/>
@@ -1782,6 +2290,8 @@
       <w:r>
         <w:rPr>
           <w:rStyle w:val="VerbatimChar"/>
+          <w:b/>
+          <w:bCs/>
         </w:rPr>
         <w:t xml:space="preserve">text</w:t>
       </w:r>
@@ -1789,16 +2299,7 @@
         <w:t xml:space="preserve"> </w:t>
       </w:r>
       <w:r>
-        <w:t xml:space="preserve">(</w:t>
-      </w:r>
-      <w:r>
-        <w:rPr>
-          <w:rStyle w:val="VerbatimChar"/>
-        </w:rPr>
-        <w:t xml:space="preserve">str</w:t>
-      </w:r>
-      <w:r>
-        <w:t xml:space="preserve">): The input string to be checked.</w:t>
+        <w:t xml:space="preserve">(str): The string to be checked.</w:t>
       </w:r>
     </w:p>
     <w:bookmarkEnd w:id="25"/>
@@ -1825,34 +2326,7 @@
         <w:pStyle w:val="FirstParagraph"/>
       </w:pPr>
       <w:r>
-        <w:t xml:space="preserve">The</w:t>
-      </w:r>
-      <w:r>
-        <w:t xml:space="preserve"> </w:t>
-      </w:r>
-      <w:r>
-        <w:rPr>
-          <w:rStyle w:val="VerbatimChar"/>
-        </w:rPr>
-        <w:t xml:space="preserve">is_palindrome</w:t>
-      </w:r>
-      <w:r>
-        <w:t xml:space="preserve"> </w:t>
-      </w:r>
-      <w:r>
-        <w:t xml:space="preserve">function evaluates whether a string reads the same forwards as it does backward. To achieve this, it first performs a normalization process on the input</w:t>
-      </w:r>
-      <w:r>
-        <w:t xml:space="preserve"> </w:t>
-      </w:r>
-      <w:r>
-        <w:rPr>
-          <w:rStyle w:val="VerbatimChar"/>
-        </w:rPr>
-        <w:t xml:space="preserve">text</w:t>
-      </w:r>
-      <w:r>
-        <w:t xml:space="preserve">.</w:t>
+        <w:t xml:space="preserve">This function evaluates whether a string is a palindrome through a two-step process: normalization and comparison.</w:t>
       </w:r>
     </w:p>
     <w:p>
@@ -1860,7 +2334,7 @@
         <w:pStyle w:val="BodyText"/>
       </w:pPr>
       <w:r>
-        <w:t xml:space="preserve">The normalization is handled in this line:</w:t>
+        <w:t xml:space="preserve">First, it normalizes the input</w:t>
       </w:r>
       <w:r>
         <w:t xml:space="preserve"> </w:t>
@@ -1869,86 +2343,164 @@
         <w:rPr>
           <w:rStyle w:val="VerbatimChar"/>
         </w:rPr>
-        <w:t xml:space="preserve">normalized = ''.join(ch.lower() for ch in text if not ch.isspace())</w:t>
+        <w:t xml:space="preserve">text</w:t>
+      </w:r>
+      <w:r>
+        <w:t xml:space="preserve"> </w:t>
+      </w:r>
+      <w:r>
+        <w:t xml:space="preserve">to create a consistent format for comparison. This is done by iterating through each character (</w:t>
+      </w:r>
+      <w:r>
+        <w:rPr>
+          <w:rStyle w:val="VerbatimChar"/>
+        </w:rPr>
+        <w:t xml:space="preserve">ch</w:t>
+      </w:r>
+      <w:r>
+        <w:t xml:space="preserve">) in the</w:t>
+      </w:r>
+      <w:r>
+        <w:t xml:space="preserve"> </w:t>
+      </w:r>
+      <w:r>
+        <w:rPr>
+          <w:rStyle w:val="VerbatimChar"/>
+        </w:rPr>
+        <w:t xml:space="preserve">text</w:t>
+      </w:r>
+      <w:r>
+        <w:t xml:space="preserve"> </w:t>
+      </w:r>
+      <w:r>
+        <w:t xml:space="preserve">string. For each character, it is converted to lowercase using</w:t>
+      </w:r>
+      <w:r>
+        <w:t xml:space="preserve"> </w:t>
+      </w:r>
+      <w:r>
+        <w:rPr>
+          <w:rStyle w:val="VerbatimChar"/>
+        </w:rPr>
+        <w:t xml:space="preserve">ch.lower()</w:t>
+      </w:r>
+      <w:r>
+        <w:t xml:space="preserve">, and any whitespace characters are filtered out using</w:t>
+      </w:r>
+      <w:r>
+        <w:t xml:space="preserve"> </w:t>
+      </w:r>
+      <w:r>
+        <w:rPr>
+          <w:rStyle w:val="VerbatimChar"/>
+        </w:rPr>
+        <w:t xml:space="preserve">if not ch.isspace()</w:t>
+      </w:r>
+      <w:r>
+        <w:t xml:space="preserve">. The resulting characters are then joined together to form a new string,</w:t>
+      </w:r>
+      <w:r>
+        <w:t xml:space="preserve"> </w:t>
+      </w:r>
+      <w:r>
+        <w:rPr>
+          <w:rStyle w:val="VerbatimChar"/>
+        </w:rPr>
+        <w:t xml:space="preserve">normalized</w:t>
+      </w:r>
+      <w:r>
+        <w:t xml:space="preserve">.</w:t>
       </w:r>
     </w:p>
     <w:p>
       <w:pPr>
-        <w:pStyle w:val="BodyText"/>
-      </w:pPr>
-      <w:r>
-        <w:t xml:space="preserve">This process involves three steps:</w:t>
-      </w:r>
-      <w:r>
+        <w:pStyle w:val="SourceCode"/>
+      </w:pPr>
+      <w:r>
+        <w:rPr>
+          <w:rStyle w:val="NormalTok"/>
+        </w:rPr>
+        <w:t xml:space="preserve">normalized </w:t>
+      </w:r>
+      <w:r>
+        <w:rPr>
+          <w:rStyle w:val="OperatorTok"/>
+        </w:rPr>
+        <w:t xml:space="preserve">=</w:t>
+      </w:r>
+      <w:r>
+        <w:rPr>
+          <w:rStyle w:val="NormalTok"/>
+        </w:rPr>
         <w:t xml:space="preserve"> </w:t>
       </w:r>
       <w:r>
-        <w:t xml:space="preserve">1. It iterates through each character (</w:t>
-      </w:r>
-      <w:r>
-        <w:rPr>
-          <w:rStyle w:val="VerbatimChar"/>
-        </w:rPr>
-        <w:t xml:space="preserve">ch</w:t>
-      </w:r>
-      <w:r>
-        <w:t xml:space="preserve">) in the input</w:t>
-      </w:r>
-      <w:r>
+        <w:rPr>
+          <w:rStyle w:val="StringTok"/>
+        </w:rPr>
+        <w:t xml:space="preserve">''</w:t>
+      </w:r>
+      <w:r>
+        <w:rPr>
+          <w:rStyle w:val="NormalTok"/>
+        </w:rPr>
+        <w:t xml:space="preserve">.join(ch.lower() </w:t>
+      </w:r>
+      <w:r>
+        <w:rPr>
+          <w:rStyle w:val="ControlFlowTok"/>
+        </w:rPr>
+        <w:t xml:space="preserve">for</w:t>
+      </w:r>
+      <w:r>
+        <w:rPr>
+          <w:rStyle w:val="NormalTok"/>
+        </w:rPr>
+        <w:t xml:space="preserve"> ch </w:t>
+      </w:r>
+      <w:r>
+        <w:rPr>
+          <w:rStyle w:val="KeywordTok"/>
+        </w:rPr>
+        <w:t xml:space="preserve">in</w:t>
+      </w:r>
+      <w:r>
+        <w:rPr>
+          <w:rStyle w:val="NormalTok"/>
+        </w:rPr>
+        <w:t xml:space="preserve"> text </w:t>
+      </w:r>
+      <w:r>
+        <w:rPr>
+          <w:rStyle w:val="ControlFlowTok"/>
+        </w:rPr>
+        <w:t xml:space="preserve">if</w:t>
+      </w:r>
+      <w:r>
+        <w:rPr>
+          <w:rStyle w:val="NormalTok"/>
+        </w:rPr>
         <w:t xml:space="preserve"> </w:t>
       </w:r>
       <w:r>
         <w:rPr>
-          <w:rStyle w:val="VerbatimChar"/>
-        </w:rPr>
-        <w:t xml:space="preserve">text</w:t>
-      </w:r>
-      <w:r>
-        <w:t xml:space="preserve">.</w:t>
-      </w:r>
-      <w:r>
-        <w:t xml:space="preserve"> </w:t>
-      </w:r>
-      <w:r>
-        <w:t xml:space="preserve">2. It filters out any whitespace characters using</w:t>
-      </w:r>
-      <w:r>
-        <w:t xml:space="preserve"> </w:t>
-      </w:r>
-      <w:r>
-        <w:rPr>
-          <w:rStyle w:val="VerbatimChar"/>
-        </w:rPr>
-        <w:t xml:space="preserve">if not ch.isspace()</w:t>
-      </w:r>
-      <w:r>
-        <w:t xml:space="preserve">.</w:t>
-      </w:r>
-      <w:r>
-        <w:t xml:space="preserve"> </w:t>
-      </w:r>
-      <w:r>
-        <w:t xml:space="preserve">3. Each remaining character is converted to lowercase using</w:t>
-      </w:r>
-      <w:r>
-        <w:t xml:space="preserve"> </w:t>
-      </w:r>
-      <w:r>
-        <w:rPr>
-          <w:rStyle w:val="VerbatimChar"/>
-        </w:rPr>
-        <w:t xml:space="preserve">ch.lower()</w:t>
-      </w:r>
-      <w:r>
-        <w:t xml:space="preserve">.</w:t>
+          <w:rStyle w:val="KeywordTok"/>
+        </w:rPr>
+        <w:t xml:space="preserve">not</w:t>
+      </w:r>
+      <w:r>
+        <w:rPr>
+          <w:rStyle w:val="NormalTok"/>
+        </w:rPr>
+        <w:t xml:space="preserve"> ch.isspace())</w:t>
       </w:r>
     </w:p>
     <w:p>
       <w:pPr>
-        <w:pStyle w:val="BodyText"/>
-      </w:pPr>
-      <w:r>
-        <w:t xml:space="preserve">The resulting characters are then joined together to form a new</w:t>
+        <w:pStyle w:val="FirstParagraph"/>
+      </w:pPr>
+      <w:r>
+        <w:t xml:space="preserve">Second, the function compares the</w:t>
       </w:r>
       <w:r>
         <w:t xml:space="preserve"> </w:t>
@@ -1963,236 +2515,117 @@
         <w:t xml:space="preserve"> </w:t>
       </w:r>
       <w:r>
-        <w:t xml:space="preserve">string.</w:t>
+        <w:t xml:space="preserve">string with its reverse. The reversal is efficiently achieved using Python’s slice notation</w:t>
+      </w:r>
+      <w:r>
+        <w:t xml:space="preserve"> </w:t>
+      </w:r>
+      <w:r>
+        <w:rPr>
+          <w:rStyle w:val="VerbatimChar"/>
+        </w:rPr>
+        <w:t xml:space="preserve">[::-1]</w:t>
+      </w:r>
+      <w:r>
+        <w:t xml:space="preserve">. If the</w:t>
+      </w:r>
+      <w:r>
+        <w:t xml:space="preserve"> </w:t>
+      </w:r>
+      <w:r>
+        <w:rPr>
+          <w:rStyle w:val="VerbatimChar"/>
+        </w:rPr>
+        <w:t xml:space="preserve">normalized</w:t>
+      </w:r>
+      <w:r>
+        <w:t xml:space="preserve"> </w:t>
+      </w:r>
+      <w:r>
+        <w:t xml:space="preserve">string is identical to</w:t>
+      </w:r>
+      <w:r>
+        <w:t xml:space="preserve"> </w:t>
+      </w:r>
+      <w:r>
+        <w:rPr>
+          <w:rStyle w:val="VerbatimChar"/>
+        </w:rPr>
+        <w:t xml:space="preserve">normalized[::-1]</w:t>
+      </w:r>
+      <w:r>
+        <w:t xml:space="preserve">, the function returns</w:t>
+      </w:r>
+      <w:r>
+        <w:t xml:space="preserve"> </w:t>
+      </w:r>
+      <w:r>
+        <w:rPr>
+          <w:rStyle w:val="VerbatimChar"/>
+        </w:rPr>
+        <w:t xml:space="preserve">True</w:t>
+      </w:r>
+      <w:r>
+        <w:t xml:space="preserve">, indicating the original text is a palindrome. Otherwise, it returns</w:t>
+      </w:r>
+      <w:r>
+        <w:t xml:space="preserve"> </w:t>
+      </w:r>
+      <w:r>
+        <w:rPr>
+          <w:rStyle w:val="VerbatimChar"/>
+        </w:rPr>
+        <w:t xml:space="preserve">False</w:t>
+      </w:r>
+      <w:r>
+        <w:t xml:space="preserve">.</w:t>
       </w:r>
     </w:p>
     <w:p>
       <w:pPr>
-        <w:pStyle w:val="BodyText"/>
-      </w:pPr>
-      <w:r>
-        <w:t xml:space="preserve">Finally, the function compares the</w:t>
-      </w:r>
-      <w:r>
-        <w:t xml:space="preserve"> </w:t>
-      </w:r>
-      <w:r>
-        <w:rPr>
-          <w:rStyle w:val="VerbatimChar"/>
-        </w:rPr>
-        <w:t xml:space="preserve">normalized</w:t>
-      </w:r>
-      <w:r>
-        <w:t xml:space="preserve"> </w:t>
-      </w:r>
-      <w:r>
-        <w:t xml:space="preserve">string with its reverse. The reversal is achieved using slice notation</w:t>
-      </w:r>
-      <w:r>
-        <w:t xml:space="preserve"> </w:t>
-      </w:r>
-      <w:r>
-        <w:rPr>
-          <w:rStyle w:val="VerbatimChar"/>
-        </w:rPr>
-        <w:t xml:space="preserve">[::-1]</w:t>
-      </w:r>
-      <w:r>
-        <w:t xml:space="preserve">. If the normalized string is identical to its reversed version, the function returns</w:t>
-      </w:r>
-      <w:r>
-        <w:t xml:space="preserve"> </w:t>
-      </w:r>
-      <w:r>
-        <w:rPr>
-          <w:rStyle w:val="VerbatimChar"/>
-        </w:rPr>
-        <w:t xml:space="preserve">True</w:t>
-      </w:r>
-      <w:r>
-        <w:t xml:space="preserve">; otherwise, it returns</w:t>
-      </w:r>
-      <w:r>
-        <w:t xml:space="preserve"> </w:t>
-      </w:r>
-      <w:r>
-        <w:rPr>
-          <w:rStyle w:val="VerbatimChar"/>
-        </w:rPr>
-        <w:t xml:space="preserve">False</w:t>
-      </w:r>
-      <w:r>
-        <w:t xml:space="preserve">.</w:t>
-      </w:r>
-    </w:p>
-    <w:p>
-      <w:pPr>
         <w:pStyle w:val="SourceCode"/>
       </w:pPr>
       <w:r>
         <w:rPr>
-          <w:rStyle w:val="CommentTok"/>
-        </w:rPr>
-        <w:t xml:space="preserve"># Internal logic breakdown</w:t>
-      </w:r>
-      <w:r>
-        <w:br/>
+          <w:rStyle w:val="ControlFlowTok"/>
+        </w:rPr>
+        <w:t xml:space="preserve">return</w:t>
       </w:r>
       <w:r>
         <w:rPr>
           <w:rStyle w:val="NormalTok"/>
         </w:rPr>
-        <w:t xml:space="preserve">text </w:t>
+        <w:t xml:space="preserve"> normalized </w:t>
       </w:r>
       <w:r>
         <w:rPr>
           <w:rStyle w:val="OperatorTok"/>
         </w:rPr>
-        <w:t xml:space="preserve">=</w:t>
+        <w:t xml:space="preserve">==</w:t>
       </w:r>
       <w:r>
         <w:rPr>
           <w:rStyle w:val="NormalTok"/>
         </w:rPr>
-        <w:t xml:space="preserve"> </w:t>
-      </w:r>
-      <w:r>
-        <w:rPr>
-          <w:rStyle w:val="StringTok"/>
-        </w:rPr>
-        <w:t xml:space="preserve">"Taco Cat"</w:t>
-      </w:r>
-      <w:r>
-        <w:br/>
-      </w:r>
-      <w:r>
-        <w:rPr>
-          <w:rStyle w:val="CommentTok"/>
-        </w:rPr>
-        <w:t xml:space="preserve"># 1. Iterate and filter: ['T', 'a', 'c', 'o', 'C', 'a', 't']</w:t>
-      </w:r>
-      <w:r>
-        <w:br/>
-      </w:r>
-      <w:r>
-        <w:rPr>
-          <w:rStyle w:val="CommentTok"/>
-        </w:rPr>
-        <w:t xml:space="preserve"># 2. Convert to lowercase: ['t', 'a', 'c', 'o', 'c', 'a', 't']</w:t>
-      </w:r>
-      <w:r>
-        <w:br/>
-      </w:r>
-      <w:r>
-        <w:rPr>
-          <w:rStyle w:val="CommentTok"/>
-        </w:rPr>
-        <w:t xml:space="preserve"># 3. Join to create normalized string: "tacocat"</w:t>
-      </w:r>
-      <w:r>
-        <w:br/>
+        <w:t xml:space="preserve"> normalized[::</w:t>
+      </w:r>
+      <w:r>
+        <w:rPr>
+          <w:rStyle w:val="OperatorTok"/>
+        </w:rPr>
+        <w:t xml:space="preserve">-</w:t>
+      </w:r>
+      <w:r>
+        <w:rPr>
+          <w:rStyle w:val="DecValTok"/>
+        </w:rPr>
+        <w:t xml:space="preserve">1</w:t>
       </w:r>
       <w:r>
         <w:rPr>
           <w:rStyle w:val="NormalTok"/>
         </w:rPr>
-        <w:t xml:space="preserve">normalized </w:t>
-      </w:r>
-      <w:r>
-        <w:rPr>
-          <w:rStyle w:val="OperatorTok"/>
-        </w:rPr>
-        <w:t xml:space="preserve">=</w:t>
-      </w:r>
-      <w:r>
-        <w:rPr>
-          <w:rStyle w:val="NormalTok"/>
-        </w:rPr>
-        <w:t xml:space="preserve"> </w:t>
-      </w:r>
-      <w:r>
-        <w:rPr>
-          <w:rStyle w:val="StringTok"/>
-        </w:rPr>
-        <w:t xml:space="preserve">"tacocat"</w:t>
-      </w:r>
-      <w:r>
-        <w:br/>
-      </w:r>
-      <w:r>
-        <w:rPr>
-          <w:rStyle w:val="CommentTok"/>
-        </w:rPr>
-        <w:t xml:space="preserve"># 4. Reverse the normalized string: "tacocat"</w:t>
-      </w:r>
-      <w:r>
-        <w:br/>
-      </w:r>
-      <w:r>
-        <w:rPr>
-          <w:rStyle w:val="NormalTok"/>
-        </w:rPr>
-        <w:t xml:space="preserve">reversed_normalized </w:t>
-      </w:r>
-      <w:r>
-        <w:rPr>
-          <w:rStyle w:val="OperatorTok"/>
-        </w:rPr>
-        <w:t xml:space="preserve">=</w:t>
-      </w:r>
-      <w:r>
-        <w:rPr>
-          <w:rStyle w:val="NormalTok"/>
-        </w:rPr>
-        <w:t xml:space="preserve"> normalized[::</w:t>
-      </w:r>
-      <w:r>
-        <w:rPr>
-          <w:rStyle w:val="OperatorTok"/>
-        </w:rPr>
-        <w:t xml:space="preserve">-</w:t>
-      </w:r>
-      <w:r>
-        <w:rPr>
-          <w:rStyle w:val="DecValTok"/>
-        </w:rPr>
-        <w:t xml:space="preserve">1</w:t>
-      </w:r>
-      <w:r>
-        <w:rPr>
-          <w:rStyle w:val="NormalTok"/>
-        </w:rPr>
         <w:t xml:space="preserve">]</w:t>
-      </w:r>
-      <w:r>
-        <w:br/>
-      </w:r>
-      <w:r>
-        <w:rPr>
-          <w:rStyle w:val="CommentTok"/>
-        </w:rPr>
-        <w:t xml:space="preserve"># 5. Compare: "tacocat" == "tacocat" -&gt; True</w:t>
-      </w:r>
-      <w:r>
-        <w:br/>
-      </w:r>
-      <w:r>
-        <w:rPr>
-          <w:rStyle w:val="ControlFlowTok"/>
-        </w:rPr>
-        <w:t xml:space="preserve">return</w:t>
-      </w:r>
-      <w:r>
-        <w:rPr>
-          <w:rStyle w:val="NormalTok"/>
-        </w:rPr>
-        <w:t xml:space="preserve"> </w:t>
-      </w:r>
-      <w:r>
-        <w:rPr>
-          <w:rStyle w:val="VariableTok"/>
-        </w:rPr>
-        <w:t xml:space="preserve">True</w:t>
       </w:r>
     </w:p>
     <w:bookmarkEnd w:id="26"/>
@@ -2229,10 +2662,7 @@
         <w:t xml:space="preserve"> </w:t>
       </w:r>
       <w:r>
-        <w:rPr>
-          <w:rStyle w:val="VerbatimChar"/>
-        </w:rPr>
-        <w:t xml:space="preserve">Racecar</w:t>
+        <w:t xml:space="preserve">“Racecar”</w:t>
       </w:r>
       <w:r>
         <w:t xml:space="preserve"> </w:t>
@@ -2244,16 +2674,13 @@
         <w:t xml:space="preserve"> </w:t>
       </w:r>
       <w:r>
-        <w:rPr>
-          <w:rStyle w:val="VerbatimChar"/>
-        </w:rPr>
-        <w:t xml:space="preserve">racecar</w:t>
+        <w:t xml:space="preserve">“racecar”</w:t>
       </w:r>
       <w:r>
         <w:t xml:space="preserve"> </w:t>
       </w:r>
       <w:r>
-        <w:t xml:space="preserve">will both be correctly identified as palindromes.</w:t>
+        <w:t xml:space="preserve">will both be treated as palindromes.</w:t>
       </w:r>
     </w:p>
     <w:p>
@@ -2265,7 +2692,7 @@
         </w:numPr>
       </w:pPr>
       <w:r>
-        <w:t xml:space="preserve">All standard whitespace characters (spaces, tabs, newlines, etc.) are ignored during the comparison.</w:t>
+        <w:t xml:space="preserve">All whitespace characters (spaces, tabs, newlines, etc.) are ignored during the check.</w:t>
       </w:r>
     </w:p>
     <w:p>
@@ -2277,7 +2704,7 @@
         </w:numPr>
       </w:pPr>
       <w:r>
-        <w:t xml:space="preserve">Punctuation marks and other special characters are</w:t>
+        <w:t xml:space="preserve">Punctuation and special characters are</w:t>
       </w:r>
       <w:r>
         <w:t xml:space="preserve"> </w:t>
@@ -2293,7 +2720,7 @@
         <w:t xml:space="preserve"> </w:t>
       </w:r>
       <w:r>
-        <w:t xml:space="preserve">ignored and will be part of the comparison. For instance,</w:t>
+        <w:t xml:space="preserve">ignored and will be included in the palindrome check. For example,</w:t>
       </w:r>
       <w:r>
         <w:t xml:space="preserve"> </w:t>
@@ -2308,7 +2735,7 @@
         <w:t xml:space="preserve"> </w:t>
       </w:r>
       <w:r>
-        <w:t xml:space="preserve">will return</w:t>
+        <w:t xml:space="preserve">would return</w:t>
       </w:r>
       <w:r>
         <w:t xml:space="preserve"> </w:t>
@@ -2323,7 +2750,7 @@
         <w:t xml:space="preserve"> </w:t>
       </w:r>
       <w:r>
-        <w:t xml:space="preserve">because the commas and colon are included in the check.</w:t>
+        <w:t xml:space="preserve">because the commas and colon are not symmetrical.</w:t>
       </w:r>
     </w:p>
     <w:p>
@@ -2338,13 +2765,7 @@
         <w:t xml:space="preserve">Output Example</w:t>
       </w:r>
       <w:r>
-        <w:t xml:space="preserve">:</w:t>
-      </w:r>
-      <w:r>
-        <w:t xml:space="preserve"> </w:t>
-      </w:r>
-      <w:r>
-        <w:t xml:space="preserve">The function returns a boolean value.</w:t>
+        <w:t xml:space="preserve">: The function returns a boolean value.</w:t>
       </w:r>
     </w:p>
     <w:p>
@@ -2412,7 +2833,7 @@
         <w:rPr>
           <w:rStyle w:val="StringTok"/>
         </w:rPr>
-        <w:t xml:space="preserve">"A nut for a jar of tuna"</w:t>
+        <w:t xml:space="preserve">"A man a plan a canal Panama"</w:t>
       </w:r>
       <w:r>
         <w:rPr>
@@ -2439,7 +2860,7 @@
         <w:rPr>
           <w:rStyle w:val="SpecialStringTok"/>
         </w:rPr>
-        <w:t xml:space="preserve">f"'A nut for a jar of tuna' is a palindrome: </w:t>
+        <w:t xml:space="preserve">f"'A man a plan a canal Panama' is a palindrome: </w:t>
       </w:r>
       <w:r>
         <w:rPr>
@@ -2481,7 +2902,7 @@
         <w:rPr>
           <w:rStyle w:val="CommentTok"/>
         </w:rPr>
-        <w:t xml:space="preserve"># Example 2: A simple palindrome</w:t>
+        <w:t xml:space="preserve"># Example 2: A simple non-palindrome string</w:t>
       </w:r>
       <w:r>
         <w:br/>
@@ -2508,7 +2929,7 @@
         <w:rPr>
           <w:rStyle w:val="StringTok"/>
         </w:rPr>
-        <w:t xml:space="preserve">"Taco cat"</w:t>
+        <w:t xml:space="preserve">"hello world"</w:t>
       </w:r>
       <w:r>
         <w:rPr>
@@ -2535,7 +2956,7 @@
         <w:rPr>
           <w:rStyle w:val="SpecialStringTok"/>
         </w:rPr>
-        <w:t xml:space="preserve">f"'Taco cat' is a palindrome: </w:t>
+        <w:t xml:space="preserve">f"'hello world' is a palindrome: </w:t>
       </w:r>
       <w:r>
         <w:rPr>
@@ -2577,7 +2998,7 @@
         <w:rPr>
           <w:rStyle w:val="CommentTok"/>
         </w:rPr>
-        <w:t xml:space="preserve"># Example 3: A non-palindrome string</w:t>
+        <w:t xml:space="preserve"># Example 3: A palindrome with numbers</w:t>
       </w:r>
       <w:r>
         <w:br/>
@@ -2604,7 +3025,7 @@
         <w:rPr>
           <w:rStyle w:val="StringTok"/>
         </w:rPr>
-        <w:t xml:space="preserve">"hello world"</w:t>
+        <w:t xml:space="preserve">"123 321"</w:t>
       </w:r>
       <w:r>
         <w:rPr>
@@ -2631,7 +3052,7 @@
         <w:rPr>
           <w:rStyle w:val="SpecialStringTok"/>
         </w:rPr>
-        <w:t xml:space="preserve">f"'hello world' is a palindrome: </w:t>
+        <w:t xml:space="preserve">f"'123 321' is a palindrome: </w:t>
       </w:r>
       <w:r>
         <w:rPr>
@@ -2684,7 +3105,7 @@
         <w:rPr>
           <w:rStyle w:val="VerbatimChar"/>
         </w:rPr>
-        <w:t xml:space="preserve">'A nut for a jar of tuna' is a palindrome: True</w:t>
+        <w:t xml:space="preserve">'A man a plan a canal Panama' is a palindrome: True</w:t>
       </w:r>
       <w:r>
         <w:br/>
@@ -2693,7 +3114,7 @@
         <w:rPr>
           <w:rStyle w:val="VerbatimChar"/>
         </w:rPr>
-        <w:t xml:space="preserve">'Taco cat' is a palindrome: True</w:t>
+        <w:t xml:space="preserve">'hello world' is a palindrome: False</w:t>
       </w:r>
       <w:r>
         <w:br/>
@@ -2702,7 +3123,7 @@
         <w:rPr>
           <w:rStyle w:val="VerbatimChar"/>
         </w:rPr>
-        <w:t xml:space="preserve">'hello world' is a palindrome: False</w:t>
+        <w:t xml:space="preserve">'123 321' is a palindrome: True</w:t>
       </w:r>
     </w:p>
     <w:p>

--- a/random_module_three.docx
+++ b/random_module_three.docx
@@ -47,7 +47,7 @@
       </w:r>
     </w:p>
     <w:bookmarkEnd w:id="9"/>
-    <w:bookmarkStart w:id="16" w:name="function-fibonacci"/>
+    <w:bookmarkStart w:id="16" w:name="function-fibonaccin-int"/>
     <w:p>
       <w:pPr>
         <w:pStyle w:val="Heading1"/>
@@ -62,7 +62,7 @@
         <w:tab/>
       </w:r>
       <w:r>
-        <w:t xml:space="preserve">Function: fibonacci</w:t>
+        <w:t xml:space="preserve">Function: fibonacci(n: int)</w:t>
       </w:r>
     </w:p>
     <w:bookmarkStart w:id="10" w:name="overview"/>
@@ -140,10 +140,28 @@
         <w:t xml:space="preserve">n</w:t>
       </w:r>
       <w:r>
+        <w:t xml:space="preserve">:</w:t>
+      </w:r>
+      <w:r>
         <w:t xml:space="preserve"> </w:t>
       </w:r>
       <w:r>
-        <w:t xml:space="preserve">(int): The 0-indexed position in the Fibonacci sequence for which to find the number.</w:t>
+        <w:rPr>
+          <w:rStyle w:val="VerbatimChar"/>
+        </w:rPr>
+        <w:t xml:space="preserve">int</w:t>
+      </w:r>
+    </w:p>
+    <w:p>
+      <w:pPr>
+        <w:pStyle w:val="Compact"/>
+        <w:numPr>
+          <w:ilvl w:val="1"/>
+          <w:numId w:val="1002"/>
+        </w:numPr>
+      </w:pPr>
+      <w:r>
+        <w:t xml:space="preserve">The 0-indexed position in the Fibonacci sequence for which to find the value.</w:t>
       </w:r>
     </w:p>
     <w:bookmarkEnd w:id="11"/>
@@ -170,7 +188,7 @@
         <w:pStyle w:val="FirstParagraph"/>
       </w:pPr>
       <w:r>
-        <w:t xml:space="preserve">This function calculates the Fibonacci number at a specific index</w:t>
+        <w:t xml:space="preserve">This function provides a memory-efficient way to calculate Fibonacci numbers. The logic begins by validating the input</w:t>
       </w:r>
       <w:r>
         <w:t xml:space="preserve"> </w:t>
@@ -182,7 +200,37 @@
         <w:t xml:space="preserve">n</w:t>
       </w:r>
       <w:r>
-        <w:t xml:space="preserve">. The Fibonacci sequence is a series of numbers where each number is the sum of the two preceding ones, starting from 0 and 1.</w:t>
+        <w:t xml:space="preserve">. If</w:t>
+      </w:r>
+      <w:r>
+        <w:t xml:space="preserve"> </w:t>
+      </w:r>
+      <w:r>
+        <w:rPr>
+          <w:rStyle w:val="VerbatimChar"/>
+        </w:rPr>
+        <w:t xml:space="preserve">n</w:t>
+      </w:r>
+      <w:r>
+        <w:t xml:space="preserve"> </w:t>
+      </w:r>
+      <w:r>
+        <w:t xml:space="preserve">is a negative number, a</w:t>
+      </w:r>
+      <w:r>
+        <w:t xml:space="preserve"> </w:t>
+      </w:r>
+      <w:r>
+        <w:rPr>
+          <w:rStyle w:val="VerbatimChar"/>
+        </w:rPr>
+        <w:t xml:space="preserve">ValueError</w:t>
+      </w:r>
+      <w:r>
+        <w:t xml:space="preserve"> </w:t>
+      </w:r>
+      <w:r>
+        <w:t xml:space="preserve">is raised, as the Fibonacci sequence is not defined for negative indices.</w:t>
       </w:r>
     </w:p>
     <w:p>
@@ -190,7 +238,7 @@
         <w:pStyle w:val="BodyText"/>
       </w:pPr>
       <w:r>
-        <w:t xml:space="preserve">The function first validates the input</w:t>
+        <w:t xml:space="preserve">The function initializes two variables,</w:t>
       </w:r>
       <w:r>
         <w:t xml:space="preserve"> </w:t>
@@ -199,40 +247,55 @@
         <w:rPr>
           <w:rStyle w:val="VerbatimChar"/>
         </w:rPr>
-        <w:t xml:space="preserve">n</w:t>
-      </w:r>
-      <w:r>
-        <w:t xml:space="preserve">. If</w:t>
+        <w:t xml:space="preserve">a</w:t>
       </w:r>
       <w:r>
         <w:t xml:space="preserve"> </w:t>
       </w:r>
       <w:r>
+        <w:t xml:space="preserve">and</w:t>
+      </w:r>
+      <w:r>
+        <w:t xml:space="preserve"> </w:t>
+      </w:r>
+      <w:r>
         <w:rPr>
           <w:rStyle w:val="VerbatimChar"/>
         </w:rPr>
-        <w:t xml:space="preserve">n</w:t>
+        <w:t xml:space="preserve">b</w:t>
+      </w:r>
+      <w:r>
+        <w:t xml:space="preserve">, to</w:t>
       </w:r>
       <w:r>
         <w:t xml:space="preserve"> </w:t>
       </w:r>
       <w:r>
-        <w:t xml:space="preserve">is a negative number, it raises a</w:t>
+        <w:rPr>
+          <w:rStyle w:val="VerbatimChar"/>
+        </w:rPr>
+        <w:t xml:space="preserve">0</w:t>
       </w:r>
       <w:r>
         <w:t xml:space="preserve"> </w:t>
       </w:r>
       <w:r>
+        <w:t xml:space="preserve">and</w:t>
+      </w:r>
+      <w:r>
+        <w:t xml:space="preserve"> </w:t>
+      </w:r>
+      <w:r>
         <w:rPr>
           <w:rStyle w:val="VerbatimChar"/>
         </w:rPr>
-        <w:t xml:space="preserve">ValueError</w:t>
+        <w:t xml:space="preserve">1</w:t>
       </w:r>
       <w:r>
         <w:t xml:space="preserve"> </w:t>
       </w:r>
       <w:r>
-        <w:t xml:space="preserve">because the Fibonacci sequence is not defined for negative indices.</w:t>
+        <w:t xml:space="preserve">respectively. These represent the first two numbers in the sequence, F(0) and F(1).</w:t>
       </w:r>
     </w:p>
     <w:p>
@@ -240,7 +303,7 @@
         <w:pStyle w:val="BodyText"/>
       </w:pPr>
       <w:r>
-        <w:t xml:space="preserve">It initializes two variables,</w:t>
+        <w:t xml:space="preserve">It then enters a</w:t>
       </w:r>
       <w:r>
         <w:t xml:space="preserve"> </w:t>
@@ -249,12 +312,96 @@
         <w:rPr>
           <w:rStyle w:val="VerbatimChar"/>
         </w:rPr>
+        <w:t xml:space="preserve">for</w:t>
+      </w:r>
+      <w:r>
+        <w:t xml:space="preserve"> </w:t>
+      </w:r>
+      <w:r>
+        <w:t xml:space="preserve">loop that iterates</w:t>
+      </w:r>
+      <w:r>
+        <w:t xml:space="preserve"> </w:t>
+      </w:r>
+      <w:r>
+        <w:rPr>
+          <w:rStyle w:val="VerbatimChar"/>
+        </w:rPr>
+        <w:t xml:space="preserve">n</w:t>
+      </w:r>
+      <w:r>
+        <w:t xml:space="preserve"> </w:t>
+      </w:r>
+      <w:r>
+        <w:t xml:space="preserve">times. Inside the loop, the core logic</w:t>
+      </w:r>
+      <w:r>
+        <w:t xml:space="preserve"> </w:t>
+      </w:r>
+      <w:r>
+        <w:rPr>
+          <w:rStyle w:val="VerbatimChar"/>
+        </w:rPr>
+        <w:t xml:space="preserve">a, b = b, a + b</w:t>
+      </w:r>
+      <w:r>
+        <w:t xml:space="preserve"> </w:t>
+      </w:r>
+      <w:r>
+        <w:t xml:space="preserve">is executed. This is a tuple assignment that simultaneously updates the values:</w:t>
+      </w:r>
+      <w:r>
+        <w:t xml:space="preserve"> </w:t>
+      </w:r>
+      <w:r>
+        <w:t xml:space="preserve">1. The current value of</w:t>
+      </w:r>
+      <w:r>
+        <w:t xml:space="preserve"> </w:t>
+      </w:r>
+      <w:r>
+        <w:rPr>
+          <w:rStyle w:val="VerbatimChar"/>
+        </w:rPr>
+        <w:t xml:space="preserve">b</w:t>
+      </w:r>
+      <w:r>
+        <w:t xml:space="preserve"> </w:t>
+      </w:r>
+      <w:r>
+        <w:t xml:space="preserve">is assigned to</w:t>
+      </w:r>
+      <w:r>
+        <w:t xml:space="preserve"> </w:t>
+      </w:r>
+      <w:r>
+        <w:rPr>
+          <w:rStyle w:val="VerbatimChar"/>
+        </w:rPr>
         <w:t xml:space="preserve">a</w:t>
       </w:r>
       <w:r>
+        <w:t xml:space="preserve">.</w:t>
+      </w:r>
+      <w:r>
         <w:t xml:space="preserve"> </w:t>
       </w:r>
       <w:r>
+        <w:t xml:space="preserve">2. The sum of the old</w:t>
+      </w:r>
+      <w:r>
+        <w:t xml:space="preserve"> </w:t>
+      </w:r>
+      <w:r>
+        <w:rPr>
+          <w:rStyle w:val="VerbatimChar"/>
+        </w:rPr>
+        <w:t xml:space="preserve">a</w:t>
+      </w:r>
+      <w:r>
+        <w:t xml:space="preserve"> </w:t>
+      </w:r>
+      <w:r>
         <w:t xml:space="preserve">and</w:t>
       </w:r>
       <w:r>
@@ -267,136 +414,10 @@
         <w:t xml:space="preserve">b</w:t>
       </w:r>
       <w:r>
-        <w:t xml:space="preserve">, to the first two numbers in the sequence,</w:t>
-      </w:r>
-      <w:r>
         <w:t xml:space="preserve"> </w:t>
       </w:r>
       <w:r>
-        <w:rPr>
-          <w:rStyle w:val="VerbatimChar"/>
-        </w:rPr>
-        <w:t xml:space="preserve">0</w:t>
-      </w:r>
-      <w:r>
-        <w:t xml:space="preserve"> </w:t>
-      </w:r>
-      <w:r>
-        <w:t xml:space="preserve">and</w:t>
-      </w:r>
-      <w:r>
-        <w:t xml:space="preserve"> </w:t>
-      </w:r>
-      <w:r>
-        <w:rPr>
-          <w:rStyle w:val="VerbatimChar"/>
-        </w:rPr>
-        <w:t xml:space="preserve">1</w:t>
-      </w:r>
-      <w:r>
-        <w:t xml:space="preserve">, respectively. It then enters a loop that iterates</w:t>
-      </w:r>
-      <w:r>
-        <w:t xml:space="preserve"> </w:t>
-      </w:r>
-      <w:r>
-        <w:rPr>
-          <w:rStyle w:val="VerbatimChar"/>
-        </w:rPr>
-        <w:t xml:space="preserve">n</w:t>
-      </w:r>
-      <w:r>
-        <w:t xml:space="preserve"> </w:t>
-      </w:r>
-      <w:r>
-        <w:t xml:space="preserve">times. In each iteration, it updates the values of</w:t>
-      </w:r>
-      <w:r>
-        <w:t xml:space="preserve"> </w:t>
-      </w:r>
-      <w:r>
-        <w:rPr>
-          <w:rStyle w:val="VerbatimChar"/>
-        </w:rPr>
-        <w:t xml:space="preserve">a</w:t>
-      </w:r>
-      <w:r>
-        <w:t xml:space="preserve"> </w:t>
-      </w:r>
-      <w:r>
-        <w:t xml:space="preserve">and</w:t>
-      </w:r>
-      <w:r>
-        <w:t xml:space="preserve"> </w:t>
-      </w:r>
-      <w:r>
-        <w:rPr>
-          <w:rStyle w:val="VerbatimChar"/>
-        </w:rPr>
-        <w:t xml:space="preserve">b</w:t>
-      </w:r>
-      <w:r>
-        <w:t xml:space="preserve"> </w:t>
-      </w:r>
-      <w:r>
-        <w:t xml:space="preserve">to the next pair in the sequence using tuple unpacking:</w:t>
-      </w:r>
-      <w:r>
-        <w:t xml:space="preserve"> </w:t>
-      </w:r>
-      <w:r>
-        <w:rPr>
-          <w:rStyle w:val="VerbatimChar"/>
-        </w:rPr>
-        <w:t xml:space="preserve">a</w:t>
-      </w:r>
-      <w:r>
-        <w:t xml:space="preserve"> </w:t>
-      </w:r>
-      <w:r>
-        <w:t xml:space="preserve">takes the current value of</w:t>
-      </w:r>
-      <w:r>
-        <w:t xml:space="preserve"> </w:t>
-      </w:r>
-      <w:r>
-        <w:rPr>
-          <w:rStyle w:val="VerbatimChar"/>
-        </w:rPr>
-        <w:t xml:space="preserve">b</w:t>
-      </w:r>
-      <w:r>
-        <w:t xml:space="preserve">, and</w:t>
-      </w:r>
-      <w:r>
-        <w:t xml:space="preserve"> </w:t>
-      </w:r>
-      <w:r>
-        <w:rPr>
-          <w:rStyle w:val="VerbatimChar"/>
-        </w:rPr>
-        <w:t xml:space="preserve">b</w:t>
-      </w:r>
-      <w:r>
-        <w:t xml:space="preserve"> </w:t>
-      </w:r>
-      <w:r>
-        <w:t xml:space="preserve">becomes the sum of the old</w:t>
-      </w:r>
-      <w:r>
-        <w:t xml:space="preserve"> </w:t>
-      </w:r>
-      <w:r>
-        <w:rPr>
-          <w:rStyle w:val="VerbatimChar"/>
-        </w:rPr>
-        <w:t xml:space="preserve">a</w:t>
-      </w:r>
-      <w:r>
-        <w:t xml:space="preserve"> </w:t>
-      </w:r>
-      <w:r>
-        <w:t xml:space="preserve">and</w:t>
+        <w:t xml:space="preserve">is assigned to</w:t>
       </w:r>
       <w:r>
         <w:t xml:space="preserve"> </w:t>
@@ -416,7 +437,7 @@
         <w:pStyle w:val="BodyText"/>
       </w:pPr>
       <w:r>
-        <w:t xml:space="preserve">After the loop completes, the variable</w:t>
+        <w:t xml:space="preserve">This process effectively shifts the sequence forward one step in each iteration. For example, if</w:t>
       </w:r>
       <w:r>
         <w:t xml:space="preserve"> </w:t>
@@ -425,13 +446,82 @@
         <w:rPr>
           <w:rStyle w:val="VerbatimChar"/>
         </w:rPr>
+        <w:t xml:space="preserve">a=3</w:t>
+      </w:r>
+      <w:r>
+        <w:t xml:space="preserve"> </w:t>
+      </w:r>
+      <w:r>
+        <w:t xml:space="preserve">and</w:t>
+      </w:r>
+      <w:r>
+        <w:t xml:space="preserve"> </w:t>
+      </w:r>
+      <w:r>
+        <w:rPr>
+          <w:rStyle w:val="VerbatimChar"/>
+        </w:rPr>
+        <w:t xml:space="preserve">b=5</w:t>
+      </w:r>
+      <w:r>
+        <w:t xml:space="preserve">, the next iteration will set</w:t>
+      </w:r>
+      <w:r>
+        <w:t xml:space="preserve"> </w:t>
+      </w:r>
+      <w:r>
+        <w:rPr>
+          <w:rStyle w:val="VerbatimChar"/>
+        </w:rPr>
+        <w:t xml:space="preserve">a=5</w:t>
+      </w:r>
+      <w:r>
+        <w:t xml:space="preserve"> </w:t>
+      </w:r>
+      <w:r>
+        <w:t xml:space="preserve">and</w:t>
+      </w:r>
+      <w:r>
+        <w:t xml:space="preserve"> </w:t>
+      </w:r>
+      <w:r>
+        <w:rPr>
+          <w:rStyle w:val="VerbatimChar"/>
+        </w:rPr>
+        <w:t xml:space="preserve">b=8</w:t>
+      </w:r>
+      <w:r>
+        <w:t xml:space="preserve">. After the loop completes</w:t>
+      </w:r>
+      <w:r>
+        <w:t xml:space="preserve"> </w:t>
+      </w:r>
+      <w:r>
+        <w:rPr>
+          <w:rStyle w:val="VerbatimChar"/>
+        </w:rPr>
+        <w:t xml:space="preserve">n</w:t>
+      </w:r>
+      <w:r>
+        <w:t xml:space="preserve"> </w:t>
+      </w:r>
+      <w:r>
+        <w:t xml:space="preserve">iterations, the variable</w:t>
+      </w:r>
+      <w:r>
+        <w:t xml:space="preserve"> </w:t>
+      </w:r>
+      <w:r>
+        <w:rPr>
+          <w:rStyle w:val="VerbatimChar"/>
+        </w:rPr>
         <w:t xml:space="preserve">a</w:t>
       </w:r>
       <w:r>
         <w:t xml:space="preserve"> </w:t>
       </w:r>
       <w:r>
-        <w:t xml:space="preserve">holds the nth Fibonacci number, which is then returned.</w:t>
+        <w:t xml:space="preserve">will hold the value of the nth Fibonacci number, which is then returned.</w:t>
       </w:r>
     </w:p>
     <w:p>
@@ -442,58 +532,34 @@
         <w:rPr>
           <w:rStyle w:val="CommentTok"/>
         </w:rPr>
-        <w:t xml:space="preserve"># Initialization</w:t>
+        <w:t xml:space="preserve"># For n = 5, the loop runs 5 times:</w:t>
       </w:r>
       <w:r>
         <w:br/>
       </w:r>
       <w:r>
         <w:rPr>
-          <w:rStyle w:val="NormalTok"/>
-        </w:rPr>
-        <w:t xml:space="preserve">a, b </w:t>
-      </w:r>
-      <w:r>
-        <w:rPr>
-          <w:rStyle w:val="OperatorTok"/>
-        </w:rPr>
-        <w:t xml:space="preserve">=</w:t>
-      </w:r>
-      <w:r>
-        <w:rPr>
-          <w:rStyle w:val="NormalTok"/>
-        </w:rPr>
-        <w:t xml:space="preserve"> </w:t>
-      </w:r>
-      <w:r>
-        <w:rPr>
-          <w:rStyle w:val="DecValTok"/>
-        </w:rPr>
-        <w:t xml:space="preserve">0</w:t>
-      </w:r>
-      <w:r>
-        <w:rPr>
-          <w:rStyle w:val="NormalTok"/>
-        </w:rPr>
-        <w:t xml:space="preserve">, </w:t>
-      </w:r>
-      <w:r>
-        <w:rPr>
-          <w:rStyle w:val="DecValTok"/>
-        </w:rPr>
-        <w:t xml:space="preserve">1</w:t>
+          <w:rStyle w:val="CommentTok"/>
+        </w:rPr>
+        <w:t xml:space="preserve"># Initial: a = 0, b = 1</w:t>
       </w:r>
       <w:r>
         <w:br/>
       </w:r>
       <w:r>
+        <w:rPr>
+          <w:rStyle w:val="CommentTok"/>
+        </w:rPr>
+        <w:t xml:space="preserve"># 1. a = 1, b = 1 (0 + 1)</w:t>
+      </w:r>
+      <w:r>
         <w:br/>
       </w:r>
       <w:r>
         <w:rPr>
           <w:rStyle w:val="CommentTok"/>
         </w:rPr>
-        <w:t xml:space="preserve"># For n = 3, the loop runs 3 times:</w:t>
+        <w:t xml:space="preserve"># 2. a = 1, b = 2 (1 + 1)</w:t>
       </w:r>
       <w:r>
         <w:br/>
@@ -502,7 +568,7 @@
         <w:rPr>
           <w:rStyle w:val="CommentTok"/>
         </w:rPr>
-        <w:t xml:space="preserve"># 1. a becomes 1, b becomes 0 + 1 = 1</w:t>
+        <w:t xml:space="preserve"># 3. a = 2, b = 3 (1 + 2)</w:t>
       </w:r>
       <w:r>
         <w:br/>
@@ -511,7 +577,7 @@
         <w:rPr>
           <w:rStyle w:val="CommentTok"/>
         </w:rPr>
-        <w:t xml:space="preserve"># 2. a becomes 1, b becomes 1 + 1 = 2</w:t>
+        <w:t xml:space="preserve"># 4. a = 3, b = 5 (2 + 3)</w:t>
       </w:r>
       <w:r>
         <w:br/>
@@ -520,28 +586,16 @@
         <w:rPr>
           <w:rStyle w:val="CommentTok"/>
         </w:rPr>
-        <w:t xml:space="preserve"># 3. a becomes 2, b becomes 1 + 2 = 3</w:t>
+        <w:t xml:space="preserve"># 5. a = 5, b = 8 (3 + 5)</w:t>
       </w:r>
       <w:r>
         <w:br/>
       </w:r>
       <w:r>
-        <w:br/>
-      </w:r>
-      <w:r>
         <w:rPr>
           <w:rStyle w:val="CommentTok"/>
         </w:rPr>
-        <w:t xml:space="preserve"># The function returns a, which is 2.</w:t>
-      </w:r>
-      <w:r>
-        <w:br/>
-      </w:r>
-      <w:r>
-        <w:rPr>
-          <w:rStyle w:val="CommentTok"/>
-        </w:rPr>
-        <w:t xml:space="preserve"># F(3) = 2</w:t>
+        <w:t xml:space="preserve"># The function returns a, which is 5.</w:t>
       </w:r>
     </w:p>
     <w:bookmarkEnd w:id="12"/>
@@ -561,342 +615,6 @@
       </w:r>
       <w:r>
         <w:t xml:space="preserve">Usage Notes</w:t>
-      </w:r>
-    </w:p>
-    <w:p>
-      <w:pPr>
-        <w:pStyle w:val="Compact"/>
-        <w:numPr>
-          <w:ilvl w:val="0"/>
-          <w:numId w:val="1002"/>
-        </w:numPr>
-      </w:pPr>
-      <w:r>
-        <w:t xml:space="preserve">The function uses a 0-indexed sequence, meaning</w:t>
-      </w:r>
-      <w:r>
-        <w:t xml:space="preserve"> </w:t>
-      </w:r>
-      <w:r>
-        <w:rPr>
-          <w:rStyle w:val="VerbatimChar"/>
-        </w:rPr>
-        <w:t xml:space="preserve">fibonacci(0)</w:t>
-      </w:r>
-      <w:r>
-        <w:t xml:space="preserve"> </w:t>
-      </w:r>
-      <w:r>
-        <w:t xml:space="preserve">returns the first number,</w:t>
-      </w:r>
-      <w:r>
-        <w:t xml:space="preserve"> </w:t>
-      </w:r>
-      <w:r>
-        <w:rPr>
-          <w:rStyle w:val="VerbatimChar"/>
-        </w:rPr>
-        <w:t xml:space="preserve">0</w:t>
-      </w:r>
-      <w:r>
-        <w:t xml:space="preserve">.</w:t>
-      </w:r>
-    </w:p>
-    <w:p>
-      <w:pPr>
-        <w:pStyle w:val="Compact"/>
-        <w:numPr>
-          <w:ilvl w:val="0"/>
-          <w:numId w:val="1002"/>
-        </w:numPr>
-      </w:pPr>
-      <w:r>
-        <w:t xml:space="preserve">The input</w:t>
-      </w:r>
-      <w:r>
-        <w:t xml:space="preserve"> </w:t>
-      </w:r>
-      <w:r>
-        <w:rPr>
-          <w:rStyle w:val="VerbatimChar"/>
-        </w:rPr>
-        <w:t xml:space="preserve">n</w:t>
-      </w:r>
-      <w:r>
-        <w:t xml:space="preserve"> </w:t>
-      </w:r>
-      <w:r>
-        <w:t xml:space="preserve">must be a non-negative integer. Providing a negative integer will result in a</w:t>
-      </w:r>
-      <w:r>
-        <w:t xml:space="preserve"> </w:t>
-      </w:r>
-      <w:r>
-        <w:rPr>
-          <w:rStyle w:val="VerbatimChar"/>
-        </w:rPr>
-        <w:t xml:space="preserve">ValueError</w:t>
-      </w:r>
-      <w:r>
-        <w:t xml:space="preserve">.</w:t>
-      </w:r>
-    </w:p>
-    <w:p>
-      <w:pPr>
-        <w:pStyle w:val="Compact"/>
-        <w:numPr>
-          <w:ilvl w:val="0"/>
-          <w:numId w:val="1002"/>
-        </w:numPr>
-      </w:pPr>
-      <w:r>
-        <w:t xml:space="preserve">This iterative implementation is efficient in terms of memory and performance for large values of</w:t>
-      </w:r>
-      <w:r>
-        <w:t xml:space="preserve"> </w:t>
-      </w:r>
-      <w:r>
-        <w:rPr>
-          <w:rStyle w:val="VerbatimChar"/>
-        </w:rPr>
-        <w:t xml:space="preserve">n</w:t>
-      </w:r>
-      <w:r>
-        <w:t xml:space="preserve"> </w:t>
-      </w:r>
-      <w:r>
-        <w:t xml:space="preserve">compared to a simple recursive approach, as it avoids redundant calculations and deep recursion stacks.</w:t>
-      </w:r>
-    </w:p>
-    <w:p>
-      <w:pPr>
-        <w:pStyle w:val="FirstParagraph"/>
-      </w:pPr>
-      <w:r>
-        <w:rPr>
-          <w:b/>
-          <w:bCs/>
-        </w:rPr>
-        <w:t xml:space="preserve">Output Example</w:t>
-      </w:r>
-      <w:r>
-        <w:t xml:space="preserve">: The function returns a single integer representing the Fibonacci number at the specified index.</w:t>
-      </w:r>
-    </w:p>
-    <w:bookmarkEnd w:id="13"/>
-    <w:bookmarkStart w:id="14" w:name="example"/>
-    <w:p>
-      <w:pPr>
-        <w:pStyle w:val="Heading2"/>
-      </w:pPr>
-      <w:r>
-        <w:rPr>
-          <w:rStyle w:val="SectionNumber"/>
-        </w:rPr>
-        <w:t xml:space="preserve">1.5</w:t>
-      </w:r>
-      <w:r>
-        <w:tab/>
-      </w:r>
-      <w:r>
-        <w:t xml:space="preserve">Example</w:t>
-      </w:r>
-    </w:p>
-    <w:p>
-      <w:pPr>
-        <w:pStyle w:val="SourceCode"/>
-      </w:pPr>
-      <w:r>
-        <w:rPr>
-          <w:rStyle w:val="CommentTok"/>
-        </w:rPr>
-        <w:t xml:space="preserve"># Example usage</w:t>
-      </w:r>
-      <w:r>
-        <w:br/>
-      </w:r>
-      <w:r>
-        <w:rPr>
-          <w:rStyle w:val="CommentTok"/>
-        </w:rPr>
-        <w:t xml:space="preserve"># Calculate the 9th Fibonacci number (0-indexed)</w:t>
-      </w:r>
-      <w:r>
-        <w:br/>
-      </w:r>
-      <w:r>
-        <w:rPr>
-          <w:rStyle w:val="NormalTok"/>
-        </w:rPr>
-        <w:t xml:space="preserve">result </w:t>
-      </w:r>
-      <w:r>
-        <w:rPr>
-          <w:rStyle w:val="OperatorTok"/>
-        </w:rPr>
-        <w:t xml:space="preserve">=</w:t>
-      </w:r>
-      <w:r>
-        <w:rPr>
-          <w:rStyle w:val="NormalTok"/>
-        </w:rPr>
-        <w:t xml:space="preserve"> fibonacci(</w:t>
-      </w:r>
-      <w:r>
-        <w:rPr>
-          <w:rStyle w:val="DecValTok"/>
-        </w:rPr>
-        <w:t xml:space="preserve">9</w:t>
-      </w:r>
-      <w:r>
-        <w:rPr>
-          <w:rStyle w:val="NormalTok"/>
-        </w:rPr>
-        <w:t xml:space="preserve">)</w:t>
-      </w:r>
-      <w:r>
-        <w:br/>
-      </w:r>
-      <w:r>
-        <w:rPr>
-          <w:rStyle w:val="BuiltInTok"/>
-        </w:rPr>
-        <w:t xml:space="preserve">print</w:t>
-      </w:r>
-      <w:r>
-        <w:rPr>
-          <w:rStyle w:val="NormalTok"/>
-        </w:rPr>
-        <w:t xml:space="preserve">(result)</w:t>
-      </w:r>
-    </w:p>
-    <w:p>
-      <w:pPr>
-        <w:pStyle w:val="FirstParagraph"/>
-      </w:pPr>
-      <w:r>
-        <w:rPr>
-          <w:b/>
-          <w:bCs/>
-        </w:rPr>
-        <w:t xml:space="preserve">Output:</w:t>
-      </w:r>
-    </w:p>
-    <w:p>
-      <w:pPr>
-        <w:pStyle w:val="SourceCode"/>
-      </w:pPr>
-      <w:r>
-        <w:rPr>
-          <w:rStyle w:val="VerbatimChar"/>
-        </w:rPr>
-        <w:t xml:space="preserve">34</w:t>
-      </w:r>
-    </w:p>
-    <w:p>
-      <w:r>
-        <w:pict>
-          <v:rect style="width:0;height:1.5pt" o:hralign="center" o:hrstd="t" o:hr="t"/>
-        </w:pict>
-      </w:r>
-    </w:p>
-    <w:bookmarkEnd w:id="14"/>
-    <w:bookmarkStart w:id="15" w:name="functiondef-invert_dictionarymapping"/>
-    <w:p>
-      <w:pPr>
-        <w:pStyle w:val="Heading2"/>
-      </w:pPr>
-      <w:r>
-        <w:rPr>
-          <w:rStyle w:val="SectionNumber"/>
-        </w:rPr>
-        <w:t xml:space="preserve">1.6</w:t>
-      </w:r>
-      <w:r>
-        <w:tab/>
-      </w:r>
-      <w:r>
-        <w:t xml:space="preserve">FunctionDef invert_dictionary(mapping)</w:t>
-      </w:r>
-    </w:p>
-    <w:bookmarkEnd w:id="15"/>
-    <w:bookmarkEnd w:id="16"/>
-    <w:bookmarkStart w:id="23" w:name="function-invert_dictionary"/>
-    <w:p>
-      <w:pPr>
-        <w:pStyle w:val="Heading1"/>
-      </w:pPr>
-      <w:r>
-        <w:rPr>
-          <w:rStyle w:val="SectionNumber"/>
-        </w:rPr>
-        <w:t xml:space="preserve">2</w:t>
-      </w:r>
-      <w:r>
-        <w:tab/>
-      </w:r>
-      <w:r>
-        <w:t xml:space="preserve">Function: invert_dictionary</w:t>
-      </w:r>
-    </w:p>
-    <w:bookmarkStart w:id="17" w:name="overview-1"/>
-    <w:p>
-      <w:pPr>
-        <w:pStyle w:val="Heading2"/>
-      </w:pPr>
-      <w:r>
-        <w:rPr>
-          <w:rStyle w:val="SectionNumber"/>
-        </w:rPr>
-        <w:t xml:space="preserve">2.1</w:t>
-      </w:r>
-      <w:r>
-        <w:tab/>
-      </w:r>
-      <w:r>
-        <w:t xml:space="preserve">Overview</w:t>
-      </w:r>
-    </w:p>
-    <w:p>
-      <w:pPr>
-        <w:pStyle w:val="FirstParagraph"/>
-      </w:pPr>
-      <w:r>
-        <w:t xml:space="preserve">The</w:t>
-      </w:r>
-      <w:r>
-        <w:t xml:space="preserve"> </w:t>
-      </w:r>
-      <w:r>
-        <w:rPr>
-          <w:rStyle w:val="VerbatimChar"/>
-        </w:rPr>
-        <w:t xml:space="preserve">invert_dictionary</w:t>
-      </w:r>
-      <w:r>
-        <w:t xml:space="preserve"> </w:t>
-      </w:r>
-      <w:r>
-        <w:t xml:space="preserve">function inverts a given dictionary by swapping its keys and values, returning a new dictionary.</w:t>
-      </w:r>
-    </w:p>
-    <w:bookmarkEnd w:id="17"/>
-    <w:bookmarkStart w:id="18" w:name="parameters-1"/>
-    <w:p>
-      <w:pPr>
-        <w:pStyle w:val="Heading2"/>
-      </w:pPr>
-      <w:r>
-        <w:rPr>
-          <w:rStyle w:val="SectionNumber"/>
-        </w:rPr>
-        <w:t xml:space="preserve">2.2</w:t>
-      </w:r>
-      <w:r>
-        <w:tab/>
-      </w:r>
-      <w:r>
-        <w:t xml:space="preserve">parameters</w:t>
       </w:r>
     </w:p>
     <w:p>
@@ -908,52 +626,49 @@
         </w:numPr>
       </w:pPr>
       <w:r>
+        <w:t xml:space="preserve">The input</w:t>
+      </w:r>
+      <w:r>
+        <w:t xml:space="preserve"> </w:t>
+      </w:r>
+      <w:r>
         <w:rPr>
           <w:rStyle w:val="VerbatimChar"/>
         </w:rPr>
-        <w:t xml:space="preserve">mapping</w:t>
+        <w:t xml:space="preserve">n</w:t>
       </w:r>
       <w:r>
         <w:t xml:space="preserve"> </w:t>
       </w:r>
       <w:r>
-        <w:t xml:space="preserve">(</w:t>
+        <w:t xml:space="preserve">must be a non-negative integer. The function will raise a</w:t>
+      </w:r>
+      <w:r>
+        <w:t xml:space="preserve"> </w:t>
       </w:r>
       <w:r>
         <w:rPr>
           <w:rStyle w:val="VerbatimChar"/>
         </w:rPr>
-        <w:t xml:space="preserve">Dict[str, int]</w:t>
-      </w:r>
-      <w:r>
-        <w:t xml:space="preserve">): A dictionary with string keys and unique integer values that will be inverted.</w:t>
-      </w:r>
-    </w:p>
-    <w:bookmarkEnd w:id="18"/>
-    <w:bookmarkStart w:id="19" w:name="description-1"/>
-    <w:p>
-      <w:pPr>
-        <w:pStyle w:val="Heading2"/>
-      </w:pPr>
-      <w:r>
-        <w:rPr>
-          <w:rStyle w:val="SectionNumber"/>
-        </w:rPr>
-        <w:t xml:space="preserve">2.3</w:t>
-      </w:r>
-      <w:r>
-        <w:tab/>
-      </w:r>
-      <w:r>
-        <w:t xml:space="preserve">Description</w:t>
+        <w:t xml:space="preserve">ValueError</w:t>
+      </w:r>
+      <w:r>
+        <w:t xml:space="preserve"> </w:t>
+      </w:r>
+      <w:r>
+        <w:t xml:space="preserve">for negative inputs.</w:t>
       </w:r>
     </w:p>
     <w:p>
       <w:pPr>
-        <w:pStyle w:val="FirstParagraph"/>
-      </w:pPr>
-      <w:r>
-        <w:t xml:space="preserve">This function takes a dictionary,</w:t>
+        <w:pStyle w:val="Compact"/>
+        <w:numPr>
+          <w:ilvl w:val="0"/>
+          <w:numId w:val="1003"/>
+        </w:numPr>
+      </w:pPr>
+      <w:r>
+        <w:t xml:space="preserve">The function uses a 0-indexed sequence, meaning</w:t>
       </w:r>
       <w:r>
         <w:t xml:space="preserve"> </w:t>
@@ -962,18 +677,37 @@
         <w:rPr>
           <w:rStyle w:val="VerbatimChar"/>
         </w:rPr>
-        <w:t xml:space="preserve">mapping</w:t>
-      </w:r>
-      <w:r>
-        <w:t xml:space="preserve">, as input and creates a new dictionary where the keys and values are swapped.</w:t>
+        <w:t xml:space="preserve">fibonacci(0)</w:t>
+      </w:r>
+      <w:r>
+        <w:t xml:space="preserve"> </w:t>
+      </w:r>
+      <w:r>
+        <w:t xml:space="preserve">returns the first number of the sequence, which is</w:t>
+      </w:r>
+      <w:r>
+        <w:t xml:space="preserve"> </w:t>
+      </w:r>
+      <w:r>
+        <w:rPr>
+          <w:rStyle w:val="VerbatimChar"/>
+        </w:rPr>
+        <w:t xml:space="preserve">0</w:t>
+      </w:r>
+      <w:r>
+        <w:t xml:space="preserve">.</w:t>
       </w:r>
     </w:p>
     <w:p>
       <w:pPr>
-        <w:pStyle w:val="BodyText"/>
-      </w:pPr>
-      <w:r>
-        <w:t xml:space="preserve">The function first performs a critical validation check to ensure that the inversion is possible. Since dictionary keys must be unique, the values of the input dictionary must also be unique to serve as keys in the new, inverted dictionary. This is checked by comparing the number of values with the number of unique values:</w:t>
+        <w:pStyle w:val="Compact"/>
+        <w:numPr>
+          <w:ilvl w:val="0"/>
+          <w:numId w:val="1003"/>
+        </w:numPr>
+      </w:pPr>
+      <w:r>
+        <w:t xml:space="preserve">This iterative implementation is efficient in terms of memory and performance for large values of</w:t>
       </w:r>
       <w:r>
         <w:t xml:space="preserve"> </w:t>
@@ -982,90 +716,28 @@
         <w:rPr>
           <w:rStyle w:val="VerbatimChar"/>
         </w:rPr>
-        <w:t xml:space="preserve">len(mapping.values()) != len(set(mapping.values()))</w:t>
-      </w:r>
-      <w:r>
-        <w:t xml:space="preserve">. If any duplicate values are found, a</w:t>
+        <w:t xml:space="preserve">n</w:t>
       </w:r>
       <w:r>
         <w:t xml:space="preserve"> </w:t>
       </w:r>
       <w:r>
-        <w:rPr>
-          <w:rStyle w:val="VerbatimChar"/>
-        </w:rPr>
-        <w:t xml:space="preserve">ValueError</w:t>
-      </w:r>
-      <w:r>
-        <w:t xml:space="preserve"> </w:t>
-      </w:r>
-      <w:r>
-        <w:t xml:space="preserve">is raised with a descriptive message.</w:t>
+        <w:t xml:space="preserve">compared to a naive recursive approach, as it avoids redundant calculations and deep recursion stacks.</w:t>
       </w:r>
     </w:p>
     <w:p>
       <w:pPr>
-        <w:pStyle w:val="BodyText"/>
-      </w:pPr>
-      <w:r>
-        <w:t xml:space="preserve">If all values are unique, the function proceeds to create the inverted dictionary using a dictionary comprehension:</w:t>
-      </w:r>
-      <w:r>
-        <w:t xml:space="preserve"> </w:t>
-      </w:r>
-      <w:r>
-        <w:rPr>
-          <w:rStyle w:val="VerbatimChar"/>
-        </w:rPr>
-        <w:t xml:space="preserve">{value: key for key, value in mapping.items()}</w:t>
-      </w:r>
-      <w:r>
-        <w:t xml:space="preserve">. This expression iterates through each key-value pair of the input</w:t>
-      </w:r>
-      <w:r>
-        <w:t xml:space="preserve"> </w:t>
-      </w:r>
-      <w:r>
-        <w:rPr>
-          <w:rStyle w:val="VerbatimChar"/>
-        </w:rPr>
-        <w:t xml:space="preserve">mapping</w:t>
-      </w:r>
-      <w:r>
-        <w:t xml:space="preserve"> </w:t>
-      </w:r>
-      <w:r>
-        <w:t xml:space="preserve">and constructs a new dictionary where each original</w:t>
-      </w:r>
-      <w:r>
-        <w:t xml:space="preserve"> </w:t>
-      </w:r>
-      <w:r>
-        <w:rPr>
-          <w:rStyle w:val="VerbatimChar"/>
-        </w:rPr>
-        <w:t xml:space="preserve">value</w:t>
-      </w:r>
-      <w:r>
-        <w:t xml:space="preserve"> </w:t>
-      </w:r>
-      <w:r>
-        <w:t xml:space="preserve">becomes a new key, and its corresponding original</w:t>
-      </w:r>
-      <w:r>
-        <w:t xml:space="preserve"> </w:t>
-      </w:r>
-      <w:r>
-        <w:rPr>
-          <w:rStyle w:val="VerbatimChar"/>
-        </w:rPr>
-        <w:t xml:space="preserve">key</w:t>
-      </w:r>
-      <w:r>
-        <w:t xml:space="preserve"> </w:t>
-      </w:r>
-      <w:r>
-        <w:t xml:space="preserve">becomes the new value.</w:t>
+        <w:pStyle w:val="FirstParagraph"/>
+      </w:pPr>
+      <w:r>
+        <w:rPr>
+          <w:b/>
+          <w:bCs/>
+        </w:rPr>
+        <w:t xml:space="preserve">Output Example</w:t>
+      </w:r>
+      <w:r>
+        <w:t xml:space="preserve">: A single integer representing the calculated Fibonacci number.</w:t>
       </w:r>
     </w:p>
     <w:p>
@@ -1074,9 +746,39 @@
       </w:pPr>
       <w:r>
         <w:rPr>
+          <w:rStyle w:val="VerbatimChar"/>
+        </w:rPr>
+        <w:t xml:space="preserve">55</w:t>
+      </w:r>
+    </w:p>
+    <w:bookmarkEnd w:id="13"/>
+    <w:bookmarkStart w:id="14" w:name="example"/>
+    <w:p>
+      <w:pPr>
+        <w:pStyle w:val="Heading2"/>
+      </w:pPr>
+      <w:r>
+        <w:rPr>
+          <w:rStyle w:val="SectionNumber"/>
+        </w:rPr>
+        <w:t xml:space="preserve">1.5</w:t>
+      </w:r>
+      <w:r>
+        <w:tab/>
+      </w:r>
+      <w:r>
+        <w:t xml:space="preserve">Example</w:t>
+      </w:r>
+    </w:p>
+    <w:p>
+      <w:pPr>
+        <w:pStyle w:val="SourceCode"/>
+      </w:pPr>
+      <w:r>
+        <w:rPr>
           <w:rStyle w:val="CommentTok"/>
         </w:rPr>
-        <w:t xml:space="preserve"># The core logic for inversion</w:t>
+        <w:t xml:space="preserve"># Example usage</w:t>
       </w:r>
       <w:r>
         <w:br/>
@@ -1085,7 +787,7 @@
         <w:rPr>
           <w:rStyle w:val="CommentTok"/>
         </w:rPr>
-        <w:t xml:space="preserve"># This runs only after values are confirmed to be unique</w:t>
+        <w:t xml:space="preserve"># Calculate the 10th Fibonacci number (0-indexed)</w:t>
       </w:r>
       <w:r>
         <w:br/>
@@ -1094,7 +796,7 @@
         <w:rPr>
           <w:rStyle w:val="NormalTok"/>
         </w:rPr>
-        <w:t xml:space="preserve">inverted_dict </w:t>
+        <w:t xml:space="preserve">result </w:t>
       </w:r>
       <w:r>
         <w:rPr>
@@ -1106,50 +808,163 @@
         <w:rPr>
           <w:rStyle w:val="NormalTok"/>
         </w:rPr>
-        <w:t xml:space="preserve"> {value: key </w:t>
-      </w:r>
-      <w:r>
-        <w:rPr>
-          <w:rStyle w:val="ControlFlowTok"/>
-        </w:rPr>
-        <w:t xml:space="preserve">for</w:t>
+        <w:t xml:space="preserve"> fibonacci(</w:t>
+      </w:r>
+      <w:r>
+        <w:rPr>
+          <w:rStyle w:val="DecValTok"/>
+        </w:rPr>
+        <w:t xml:space="preserve">10</w:t>
       </w:r>
       <w:r>
         <w:rPr>
           <w:rStyle w:val="NormalTok"/>
         </w:rPr>
-        <w:t xml:space="preserve"> key, value </w:t>
-      </w:r>
-      <w:r>
-        <w:rPr>
-          <w:rStyle w:val="KeywordTok"/>
-        </w:rPr>
-        <w:t xml:space="preserve">in</w:t>
+        <w:t xml:space="preserve">)</w:t>
+      </w:r>
+      <w:r>
+        <w:br/>
+      </w:r>
+      <w:r>
+        <w:rPr>
+          <w:rStyle w:val="BuiltInTok"/>
+        </w:rPr>
+        <w:t xml:space="preserve">print</w:t>
       </w:r>
       <w:r>
         <w:rPr>
           <w:rStyle w:val="NormalTok"/>
         </w:rPr>
-        <w:t xml:space="preserve"> mapping.items()}</w:t>
+        <w:t xml:space="preserve">(result)</w:t>
       </w:r>
     </w:p>
-    <w:bookmarkEnd w:id="19"/>
-    <w:bookmarkStart w:id="20" w:name="usage-notes-1"/>
     <w:p>
       <w:pPr>
+        <w:pStyle w:val="FirstParagraph"/>
+      </w:pPr>
+      <w:r>
+        <w:rPr>
+          <w:b/>
+          <w:bCs/>
+        </w:rPr>
+        <w:t xml:space="preserve">Output:</w:t>
+      </w:r>
+    </w:p>
+    <w:p>
+      <w:pPr>
+        <w:pStyle w:val="SourceCode"/>
+      </w:pPr>
+      <w:r>
+        <w:rPr>
+          <w:rStyle w:val="VerbatimChar"/>
+        </w:rPr>
+        <w:t xml:space="preserve">55</w:t>
+      </w:r>
+    </w:p>
+    <w:p>
+      <w:r>
+        <w:pict>
+          <v:rect style="width:0;height:1.5pt" o:hralign="center" o:hrstd="t" o:hr="t"/>
+        </w:pict>
+      </w:r>
+    </w:p>
+    <w:bookmarkEnd w:id="14"/>
+    <w:bookmarkStart w:id="15" w:name="functiondef-invert_dictionarymapping"/>
+    <w:p>
+      <w:pPr>
         <w:pStyle w:val="Heading2"/>
       </w:pPr>
       <w:r>
         <w:rPr>
           <w:rStyle w:val="SectionNumber"/>
         </w:rPr>
-        <w:t xml:space="preserve">2.4</w:t>
+        <w:t xml:space="preserve">1.6</w:t>
       </w:r>
       <w:r>
         <w:tab/>
       </w:r>
       <w:r>
-        <w:t xml:space="preserve">Usage Notes</w:t>
+        <w:t xml:space="preserve">FunctionDef invert_dictionary(mapping)</w:t>
+      </w:r>
+    </w:p>
+    <w:bookmarkEnd w:id="15"/>
+    <w:bookmarkEnd w:id="16"/>
+    <w:bookmarkStart w:id="23" w:name="Xefd8be5871417b9f5c6fdf19e928817fb3953b4"/>
+    <w:p>
+      <w:pPr>
+        <w:pStyle w:val="Heading1"/>
+      </w:pPr>
+      <w:r>
+        <w:rPr>
+          <w:rStyle w:val="SectionNumber"/>
+        </w:rPr>
+        <w:t xml:space="preserve">2</w:t>
+      </w:r>
+      <w:r>
+        <w:tab/>
+      </w:r>
+      <w:r>
+        <w:t xml:space="preserve">Function: invert_dictionary(mapping: Dict[str, int])</w:t>
+      </w:r>
+    </w:p>
+    <w:bookmarkStart w:id="17" w:name="overview-1"/>
+    <w:p>
+      <w:pPr>
+        <w:pStyle w:val="Heading2"/>
+      </w:pPr>
+      <w:r>
+        <w:rPr>
+          <w:rStyle w:val="SectionNumber"/>
+        </w:rPr>
+        <w:t xml:space="preserve">2.1</w:t>
+      </w:r>
+      <w:r>
+        <w:tab/>
+      </w:r>
+      <w:r>
+        <w:t xml:space="preserve">Overview</w:t>
+      </w:r>
+    </w:p>
+    <w:p>
+      <w:pPr>
+        <w:pStyle w:val="FirstParagraph"/>
+      </w:pPr>
+      <w:r>
+        <w:t xml:space="preserve">The</w:t>
+      </w:r>
+      <w:r>
+        <w:t xml:space="preserve"> </w:t>
+      </w:r>
+      <w:r>
+        <w:rPr>
+          <w:rStyle w:val="VerbatimChar"/>
+        </w:rPr>
+        <w:t xml:space="preserve">invert_dictionary</w:t>
+      </w:r>
+      <w:r>
+        <w:t xml:space="preserve"> </w:t>
+      </w:r>
+      <w:r>
+        <w:t xml:space="preserve">function swaps the keys and values of a given dictionary, creating a new dictionary where the original values become keys and the original keys become values.</w:t>
+      </w:r>
+    </w:p>
+    <w:bookmarkEnd w:id="17"/>
+    <w:bookmarkStart w:id="18" w:name="parameters-1"/>
+    <w:p>
+      <w:pPr>
+        <w:pStyle w:val="Heading2"/>
+      </w:pPr>
+      <w:r>
+        <w:rPr>
+          <w:rStyle w:val="SectionNumber"/>
+        </w:rPr>
+        <w:t xml:space="preserve">2.2</w:t>
+      </w:r>
+      <w:r>
+        <w:tab/>
+      </w:r>
+      <w:r>
+        <w:t xml:space="preserve">parameters</w:t>
       </w:r>
     </w:p>
     <w:p>
@@ -1161,1122 +976,257 @@
         </w:numPr>
       </w:pPr>
       <w:r>
-        <w:t xml:space="preserve">The primary constraint of this function is that all values in the input</w:t>
+        <w:rPr>
+          <w:rStyle w:val="VerbatimChar"/>
+          <w:b/>
+          <w:bCs/>
+        </w:rPr>
+        <w:t xml:space="preserve">mapping</w:t>
       </w:r>
       <w:r>
         <w:t xml:space="preserve"> </w:t>
       </w:r>
       <w:r>
+        <w:t xml:space="preserve">(</w:t>
+      </w:r>
+      <w:r>
         <w:rPr>
           <w:rStyle w:val="VerbatimChar"/>
         </w:rPr>
-        <w:t xml:space="preserve">mapping</w:t>
-      </w:r>
-      <w:r>
-        <w:t xml:space="preserve"> </w:t>
-      </w:r>
-      <w:r>
-        <w:t xml:space="preserve">dictionary must be unique.</w:t>
+        <w:t xml:space="preserve">Dict[str, int]</w:t>
+      </w:r>
+      <w:r>
+        <w:t xml:space="preserve">): A dictionary mapping string keys to integer values. It is critical that all values in this dictionary are unique for the inversion to be successful.</w:t>
+      </w:r>
+    </w:p>
+    <w:bookmarkEnd w:id="18"/>
+    <w:bookmarkStart w:id="19" w:name="description-1"/>
+    <w:p>
+      <w:pPr>
+        <w:pStyle w:val="Heading2"/>
+      </w:pPr>
+      <w:r>
+        <w:rPr>
+          <w:rStyle w:val="SectionNumber"/>
+        </w:rPr>
+        <w:t xml:space="preserve">2.3</w:t>
+      </w:r>
+      <w:r>
+        <w:tab/>
+      </w:r>
+      <w:r>
+        <w:t xml:space="preserve">Description</w:t>
       </w:r>
     </w:p>
     <w:p>
       <w:pPr>
-        <w:pStyle w:val="Compact"/>
-        <w:numPr>
-          <w:ilvl w:val="0"/>
-          <w:numId w:val="1004"/>
-        </w:numPr>
-      </w:pPr>
-      <w:r>
-        <w:t xml:space="preserve">If the values are not unique, the function will raise a</w:t>
-      </w:r>
-      <w:r>
-        <w:t xml:space="preserve"> </w:t>
-      </w:r>
-      <w:r>
-        <w:rPr>
-          <w:rStyle w:val="VerbatimChar"/>
-        </w:rPr>
-        <w:t xml:space="preserve">ValueError</w:t>
-      </w:r>
-      <w:r>
-        <w:t xml:space="preserve">, as a valid inverted dictionary cannot be created with duplicate keys.</w:t>
+        <w:pStyle w:val="FirstParagraph"/>
+      </w:pPr>
+      <w:r>
+        <w:t xml:space="preserve">This function provides a safe way to invert a dictionary by first ensuring the integrity of the operation.</w:t>
       </w:r>
     </w:p>
     <w:p>
       <w:pPr>
-        <w:pStyle w:val="FirstParagraph"/>
-      </w:pPr>
+        <w:pStyle w:val="BodyText"/>
+      </w:pPr>
+      <w:r>
+        <w:t xml:space="preserve">The function’s logic proceeds as follows:</w:t>
+      </w:r>
+      <w:r>
+        <w:t xml:space="preserve"> </w:t>
+      </w:r>
+      <w:r>
+        <w:t xml:space="preserve">1.</w:t>
+      </w:r>
+      <w:r>
+        <w:t xml:space="preserve"> </w:t>
+      </w:r>
       <w:r>
         <w:rPr>
           <w:b/>
           <w:bCs/>
         </w:rPr>
-        <w:t xml:space="preserve">Output Example</w:t>
-      </w:r>
-      <w:r>
-        <w:t xml:space="preserve">: A dictionary where the keys are integers and the values are strings.</w:t>
+        <w:t xml:space="preserve">Uniqueness Validation</w:t>
+      </w:r>
+      <w:r>
+        <w:t xml:space="preserve">: It first checks if all values in the input</w:t>
+      </w:r>
+      <w:r>
+        <w:t xml:space="preserve"> </w:t>
+      </w:r>
+      <w:r>
+        <w:rPr>
+          <w:rStyle w:val="VerbatimChar"/>
+        </w:rPr>
+        <w:t xml:space="preserve">mapping</w:t>
+      </w:r>
+      <w:r>
+        <w:t xml:space="preserve"> </w:t>
+      </w:r>
+      <w:r>
+        <w:t xml:space="preserve">are unique. This is accomplished by comparing the total number of values (</w:t>
+      </w:r>
+      <w:r>
+        <w:rPr>
+          <w:rStyle w:val="VerbatimChar"/>
+        </w:rPr>
+        <w:t xml:space="preserve">len(mapping.values())</w:t>
+      </w:r>
+      <w:r>
+        <w:t xml:space="preserve">) with the number of unique values, which is found by converting the values to a set and checking its length (</w:t>
+      </w:r>
+      <w:r>
+        <w:rPr>
+          <w:rStyle w:val="VerbatimChar"/>
+        </w:rPr>
+        <w:t xml:space="preserve">len(set(mapping.values()))</w:t>
+      </w:r>
+      <w:r>
+        <w:t xml:space="preserve">).</w:t>
+      </w:r>
+      <w:r>
+        <w:t xml:space="preserve"> </w:t>
+      </w:r>
+      <w:r>
+        <w:t xml:space="preserve">2.</w:t>
+      </w:r>
+      <w:r>
+        <w:t xml:space="preserve"> </w:t>
+      </w:r>
+      <w:r>
+        <w:rPr>
+          <w:b/>
+          <w:bCs/>
+        </w:rPr>
+        <w:t xml:space="preserve">Error Handling</w:t>
+      </w:r>
+      <w:r>
+        <w:t xml:space="preserve">: If the counts do not match, it signifies that duplicate values exist. In this case, a</w:t>
+      </w:r>
+      <w:r>
+        <w:t xml:space="preserve"> </w:t>
+      </w:r>
+      <w:r>
+        <w:rPr>
+          <w:rStyle w:val="VerbatimChar"/>
+        </w:rPr>
+        <w:t xml:space="preserve">ValueError</w:t>
+      </w:r>
+      <w:r>
+        <w:t xml:space="preserve"> </w:t>
+      </w:r>
+      <w:r>
+        <w:t xml:space="preserve">is raised with the message</w:t>
+      </w:r>
+      <w:r>
+        <w:t xml:space="preserve"> </w:t>
+      </w:r>
+      <w:r>
+        <w:t xml:space="preserve">“Values must be unique to invert dictionary”</w:t>
+      </w:r>
+      <w:r>
+        <w:t xml:space="preserve">. This prevents an ambiguous or lossy inversion where multiple keys would map to the same new key.</w:t>
+      </w:r>
+      <w:r>
+        <w:t xml:space="preserve"> </w:t>
+      </w:r>
+      <w:r>
+        <w:t xml:space="preserve">3.</w:t>
+      </w:r>
+      <w:r>
+        <w:t xml:space="preserve"> </w:t>
+      </w:r>
+      <w:r>
+        <w:rPr>
+          <w:b/>
+          <w:bCs/>
+        </w:rPr>
+        <w:t xml:space="preserve">Inversion</w:t>
+      </w:r>
+      <w:r>
+        <w:t xml:space="preserve">: If all values are unique, the function uses a dictionary comprehension,</w:t>
+      </w:r>
+      <w:r>
+        <w:t xml:space="preserve"> </w:t>
+      </w:r>
+      <w:r>
+        <w:rPr>
+          <w:rStyle w:val="VerbatimChar"/>
+        </w:rPr>
+        <w:t xml:space="preserve">{value: key for key, value in mapping.items()}</w:t>
+      </w:r>
+      <w:r>
+        <w:t xml:space="preserve">, to iterate over each key-value pair in the original</w:t>
+      </w:r>
+      <w:r>
+        <w:t xml:space="preserve"> </w:t>
+      </w:r>
+      <w:r>
+        <w:rPr>
+          <w:rStyle w:val="VerbatimChar"/>
+        </w:rPr>
+        <w:t xml:space="preserve">mapping</w:t>
+      </w:r>
+      <w:r>
+        <w:t xml:space="preserve">. It constructs and returns a new dictionary where each original</w:t>
+      </w:r>
+      <w:r>
+        <w:t xml:space="preserve"> </w:t>
+      </w:r>
+      <w:r>
+        <w:rPr>
+          <w:rStyle w:val="VerbatimChar"/>
+        </w:rPr>
+        <w:t xml:space="preserve">value</w:t>
+      </w:r>
+      <w:r>
+        <w:t xml:space="preserve"> </w:t>
+      </w:r>
+      <w:r>
+        <w:t xml:space="preserve">is now a key, and its corresponding</w:t>
+      </w:r>
+      <w:r>
+        <w:t xml:space="preserve"> </w:t>
+      </w:r>
+      <w:r>
+        <w:rPr>
+          <w:rStyle w:val="VerbatimChar"/>
+        </w:rPr>
+        <w:t xml:space="preserve">key</w:t>
+      </w:r>
+      <w:r>
+        <w:t xml:space="preserve"> </w:t>
+      </w:r>
+      <w:r>
+        <w:t xml:space="preserve">is the value.</w:t>
+      </w:r>
+    </w:p>
+    <w:bookmarkEnd w:id="19"/>
+    <w:bookmarkStart w:id="20" w:name="usage-notes-1"/>
+    <w:p>
+      <w:pPr>
+        <w:pStyle w:val="Heading2"/>
+      </w:pPr>
+      <w:r>
+        <w:rPr>
+          <w:rStyle w:val="SectionNumber"/>
+        </w:rPr>
+        <w:t xml:space="preserve">2.4</w:t>
+      </w:r>
+      <w:r>
+        <w:tab/>
+      </w:r>
+      <w:r>
+        <w:t xml:space="preserve">Usage Notes</w:t>
       </w:r>
     </w:p>
     <w:p>
       <w:pPr>
-        <w:pStyle w:val="SourceCode"/>
-      </w:pPr>
-      <w:r>
-        <w:rPr>
-          <w:rStyle w:val="NormalTok"/>
-        </w:rPr>
-        <w:t xml:space="preserve">{</w:t>
-      </w:r>
-      <w:r>
-        <w:br/>
-      </w:r>
-      <w:r>
-        <w:rPr>
-          <w:rStyle w:val="NormalTok"/>
-        </w:rPr>
-        <w:t xml:space="preserve">    </w:t>
-      </w:r>
-      <w:r>
-        <w:rPr>
-          <w:rStyle w:val="DecValTok"/>
-        </w:rPr>
-        <w:t xml:space="preserve">1</w:t>
-      </w:r>
-      <w:r>
-        <w:rPr>
-          <w:rStyle w:val="NormalTok"/>
-        </w:rPr>
-        <w:t xml:space="preserve">: </w:t>
-      </w:r>
-      <w:r>
-        <w:rPr>
-          <w:rStyle w:val="StringTok"/>
-        </w:rPr>
-        <w:t xml:space="preserve">"key_one"</w:t>
-      </w:r>
-      <w:r>
-        <w:rPr>
-          <w:rStyle w:val="NormalTok"/>
-        </w:rPr>
-        <w:t xml:space="preserve">,</w:t>
-      </w:r>
-      <w:r>
-        <w:br/>
-      </w:r>
-      <w:r>
-        <w:rPr>
-          <w:rStyle w:val="NormalTok"/>
-        </w:rPr>
-        <w:t xml:space="preserve">    </w:t>
-      </w:r>
-      <w:r>
-        <w:rPr>
-          <w:rStyle w:val="DecValTok"/>
-        </w:rPr>
-        <w:t xml:space="preserve">2</w:t>
-      </w:r>
-      <w:r>
-        <w:rPr>
-          <w:rStyle w:val="NormalTok"/>
-        </w:rPr>
-        <w:t xml:space="preserve">: </w:t>
-      </w:r>
-      <w:r>
-        <w:rPr>
-          <w:rStyle w:val="StringTok"/>
-        </w:rPr>
-        <w:t xml:space="preserve">"key_two"</w:t>
-      </w:r>
-      <w:r>
-        <w:br/>
-      </w:r>
-      <w:r>
-        <w:rPr>
-          <w:rStyle w:val="NormalTok"/>
-        </w:rPr>
-        <w:t xml:space="preserve">}</w:t>
-      </w:r>
-    </w:p>
-    <w:bookmarkEnd w:id="20"/>
-    <w:bookmarkStart w:id="21" w:name="example-1"/>
-    <w:p>
-      <w:pPr>
-        <w:pStyle w:val="Heading2"/>
-      </w:pPr>
-      <w:r>
-        <w:rPr>
-          <w:rStyle w:val="SectionNumber"/>
-        </w:rPr>
-        <w:t xml:space="preserve">2.5</w:t>
-      </w:r>
-      <w:r>
-        <w:tab/>
-      </w:r>
-      <w:r>
-        <w:t xml:space="preserve">Example</w:t>
-      </w:r>
-    </w:p>
-    <w:p>
-      <w:pPr>
-        <w:pStyle w:val="SourceCode"/>
-      </w:pPr>
-      <w:r>
-        <w:rPr>
-          <w:rStyle w:val="CommentTok"/>
-        </w:rPr>
-        <w:t xml:space="preserve"># Example 1: Successful inversion with unique values</w:t>
-      </w:r>
-      <w:r>
-        <w:br/>
-      </w:r>
-      <w:r>
-        <w:rPr>
-          <w:rStyle w:val="ImportTok"/>
-        </w:rPr>
-        <w:t xml:space="preserve">from</w:t>
-      </w:r>
-      <w:r>
-        <w:rPr>
-          <w:rStyle w:val="NormalTok"/>
-        </w:rPr>
-        <w:t xml:space="preserve"> typing </w:t>
-      </w:r>
-      <w:r>
-        <w:rPr>
-          <w:rStyle w:val="ImportTok"/>
-        </w:rPr>
-        <w:t xml:space="preserve">import</w:t>
-      </w:r>
-      <w:r>
-        <w:rPr>
-          <w:rStyle w:val="NormalTok"/>
-        </w:rPr>
-        <w:t xml:space="preserve"> Dict</w:t>
-      </w:r>
-      <w:r>
-        <w:br/>
-      </w:r>
-      <w:r>
-        <w:br/>
-      </w:r>
-      <w:r>
-        <w:rPr>
-          <w:rStyle w:val="KeywordTok"/>
-        </w:rPr>
-        <w:t xml:space="preserve">def</w:t>
-      </w:r>
-      <w:r>
-        <w:rPr>
-          <w:rStyle w:val="NormalTok"/>
-        </w:rPr>
-        <w:t xml:space="preserve"> invert_dictionary(mapping: Dict[</w:t>
-      </w:r>
-      <w:r>
-        <w:rPr>
-          <w:rStyle w:val="BuiltInTok"/>
-        </w:rPr>
-        <w:t xml:space="preserve">str</w:t>
-      </w:r>
-      <w:r>
-        <w:rPr>
-          <w:rStyle w:val="NormalTok"/>
-        </w:rPr>
-        <w:t xml:space="preserve">, </w:t>
-      </w:r>
-      <w:r>
-        <w:rPr>
-          <w:rStyle w:val="BuiltInTok"/>
-        </w:rPr>
-        <w:t xml:space="preserve">int</w:t>
-      </w:r>
-      <w:r>
-        <w:rPr>
-          <w:rStyle w:val="NormalTok"/>
-        </w:rPr>
-        <w:t xml:space="preserve">]) </w:t>
-      </w:r>
-      <w:r>
-        <w:rPr>
-          <w:rStyle w:val="OperatorTok"/>
-        </w:rPr>
-        <w:t xml:space="preserve">-&gt;</w:t>
-      </w:r>
-      <w:r>
-        <w:rPr>
-          <w:rStyle w:val="NormalTok"/>
-        </w:rPr>
-        <w:t xml:space="preserve"> Dict[</w:t>
-      </w:r>
-      <w:r>
-        <w:rPr>
-          <w:rStyle w:val="BuiltInTok"/>
-        </w:rPr>
-        <w:t xml:space="preserve">int</w:t>
-      </w:r>
-      <w:r>
-        <w:rPr>
-          <w:rStyle w:val="NormalTok"/>
-        </w:rPr>
-        <w:t xml:space="preserve">, </w:t>
-      </w:r>
-      <w:r>
-        <w:rPr>
-          <w:rStyle w:val="BuiltInTok"/>
-        </w:rPr>
-        <w:t xml:space="preserve">str</w:t>
-      </w:r>
-      <w:r>
-        <w:rPr>
-          <w:rStyle w:val="NormalTok"/>
-        </w:rPr>
-        <w:t xml:space="preserve">]:</w:t>
-      </w:r>
-      <w:r>
-        <w:br/>
-      </w:r>
-      <w:r>
-        <w:rPr>
-          <w:rStyle w:val="NormalTok"/>
-        </w:rPr>
-        <w:t xml:space="preserve">    </w:t>
-      </w:r>
-      <w:r>
-        <w:rPr>
-          <w:rStyle w:val="CommentTok"/>
-        </w:rPr>
-        <w:t xml:space="preserve">"""Invert a dictionary with unique values."""</w:t>
-      </w:r>
-      <w:r>
-        <w:br/>
-      </w:r>
-      <w:r>
-        <w:rPr>
-          <w:rStyle w:val="NormalTok"/>
-        </w:rPr>
-        <w:t xml:space="preserve">    </w:t>
-      </w:r>
-      <w:r>
-        <w:rPr>
-          <w:rStyle w:val="ControlFlowTok"/>
-        </w:rPr>
-        <w:t xml:space="preserve">if</w:t>
-      </w:r>
-      <w:r>
-        <w:rPr>
-          <w:rStyle w:val="NormalTok"/>
-        </w:rPr>
-        <w:t xml:space="preserve"> </w:t>
-      </w:r>
-      <w:r>
-        <w:rPr>
-          <w:rStyle w:val="BuiltInTok"/>
-        </w:rPr>
-        <w:t xml:space="preserve">len</w:t>
-      </w:r>
-      <w:r>
-        <w:rPr>
-          <w:rStyle w:val="NormalTok"/>
-        </w:rPr>
-        <w:t xml:space="preserve">(mapping.values()) </w:t>
-      </w:r>
-      <w:r>
-        <w:rPr>
-          <w:rStyle w:val="OperatorTok"/>
-        </w:rPr>
-        <w:t xml:space="preserve">!=</w:t>
-      </w:r>
-      <w:r>
-        <w:rPr>
-          <w:rStyle w:val="NormalTok"/>
-        </w:rPr>
-        <w:t xml:space="preserve"> </w:t>
-      </w:r>
-      <w:r>
-        <w:rPr>
-          <w:rStyle w:val="BuiltInTok"/>
-        </w:rPr>
-        <w:t xml:space="preserve">len</w:t>
-      </w:r>
-      <w:r>
-        <w:rPr>
-          <w:rStyle w:val="NormalTok"/>
-        </w:rPr>
-        <w:t xml:space="preserve">(</w:t>
-      </w:r>
-      <w:r>
-        <w:rPr>
-          <w:rStyle w:val="BuiltInTok"/>
-        </w:rPr>
-        <w:t xml:space="preserve">set</w:t>
-      </w:r>
-      <w:r>
-        <w:rPr>
-          <w:rStyle w:val="NormalTok"/>
-        </w:rPr>
-        <w:t xml:space="preserve">(mapping.values())):</w:t>
-      </w:r>
-      <w:r>
-        <w:br/>
-      </w:r>
-      <w:r>
-        <w:rPr>
-          <w:rStyle w:val="NormalTok"/>
-        </w:rPr>
-        <w:t xml:space="preserve">        </w:t>
-      </w:r>
-      <w:r>
-        <w:rPr>
-          <w:rStyle w:val="ControlFlowTok"/>
-        </w:rPr>
-        <w:t xml:space="preserve">raise</w:t>
-      </w:r>
-      <w:r>
-        <w:rPr>
-          <w:rStyle w:val="NormalTok"/>
-        </w:rPr>
-        <w:t xml:space="preserve"> </w:t>
-      </w:r>
-      <w:r>
-        <w:rPr>
-          <w:rStyle w:val="PreprocessorTok"/>
-        </w:rPr>
-        <w:t xml:space="preserve">ValueError</w:t>
-      </w:r>
-      <w:r>
-        <w:rPr>
-          <w:rStyle w:val="NormalTok"/>
-        </w:rPr>
-        <w:t xml:space="preserve">(</w:t>
-      </w:r>
-      <w:r>
-        <w:rPr>
-          <w:rStyle w:val="StringTok"/>
-        </w:rPr>
-        <w:t xml:space="preserve">"Values must be unique to invert dictionary"</w:t>
-      </w:r>
-      <w:r>
-        <w:rPr>
-          <w:rStyle w:val="NormalTok"/>
-        </w:rPr>
-        <w:t xml:space="preserve">)</w:t>
-      </w:r>
-      <w:r>
-        <w:br/>
-      </w:r>
-      <w:r>
-        <w:rPr>
-          <w:rStyle w:val="NormalTok"/>
-        </w:rPr>
-        <w:t xml:space="preserve">    </w:t>
-      </w:r>
-      <w:r>
-        <w:rPr>
-          <w:rStyle w:val="ControlFlowTok"/>
-        </w:rPr>
-        <w:t xml:space="preserve">return</w:t>
-      </w:r>
-      <w:r>
-        <w:rPr>
-          <w:rStyle w:val="NormalTok"/>
-        </w:rPr>
-        <w:t xml:space="preserve"> {value: key </w:t>
-      </w:r>
-      <w:r>
-        <w:rPr>
-          <w:rStyle w:val="ControlFlowTok"/>
-        </w:rPr>
-        <w:t xml:space="preserve">for</w:t>
-      </w:r>
-      <w:r>
-        <w:rPr>
-          <w:rStyle w:val="NormalTok"/>
-        </w:rPr>
-        <w:t xml:space="preserve"> key, value </w:t>
-      </w:r>
-      <w:r>
-        <w:rPr>
-          <w:rStyle w:val="KeywordTok"/>
-        </w:rPr>
-        <w:t xml:space="preserve">in</w:t>
-      </w:r>
-      <w:r>
-        <w:rPr>
-          <w:rStyle w:val="NormalTok"/>
-        </w:rPr>
-        <w:t xml:space="preserve"> mapping.items()}</w:t>
-      </w:r>
-      <w:r>
-        <w:br/>
-      </w:r>
-      <w:r>
-        <w:br/>
-      </w:r>
-      <w:r>
-        <w:rPr>
-          <w:rStyle w:val="NormalTok"/>
-        </w:rPr>
-        <w:t xml:space="preserve">original_dict </w:t>
-      </w:r>
-      <w:r>
-        <w:rPr>
-          <w:rStyle w:val="OperatorTok"/>
-        </w:rPr>
-        <w:t xml:space="preserve">=</w:t>
-      </w:r>
-      <w:r>
-        <w:rPr>
-          <w:rStyle w:val="NormalTok"/>
-        </w:rPr>
-        <w:t xml:space="preserve"> {</w:t>
-      </w:r>
-      <w:r>
-        <w:rPr>
-          <w:rStyle w:val="StringTok"/>
-        </w:rPr>
-        <w:t xml:space="preserve">"alpha"</w:t>
-      </w:r>
-      <w:r>
-        <w:rPr>
-          <w:rStyle w:val="NormalTok"/>
-        </w:rPr>
-        <w:t xml:space="preserve">: </w:t>
-      </w:r>
-      <w:r>
-        <w:rPr>
-          <w:rStyle w:val="DecValTok"/>
-        </w:rPr>
-        <w:t xml:space="preserve">10</w:t>
-      </w:r>
-      <w:r>
-        <w:rPr>
-          <w:rStyle w:val="NormalTok"/>
-        </w:rPr>
-        <w:t xml:space="preserve">, </w:t>
-      </w:r>
-      <w:r>
-        <w:rPr>
-          <w:rStyle w:val="StringTok"/>
-        </w:rPr>
-        <w:t xml:space="preserve">"beta"</w:t>
-      </w:r>
-      <w:r>
-        <w:rPr>
-          <w:rStyle w:val="NormalTok"/>
-        </w:rPr>
-        <w:t xml:space="preserve">: </w:t>
-      </w:r>
-      <w:r>
-        <w:rPr>
-          <w:rStyle w:val="DecValTok"/>
-        </w:rPr>
-        <w:t xml:space="preserve">20</w:t>
-      </w:r>
-      <w:r>
-        <w:rPr>
-          <w:rStyle w:val="NormalTok"/>
-        </w:rPr>
-        <w:t xml:space="preserve">, </w:t>
-      </w:r>
-      <w:r>
-        <w:rPr>
-          <w:rStyle w:val="StringTok"/>
-        </w:rPr>
-        <w:t xml:space="preserve">"gamma"</w:t>
-      </w:r>
-      <w:r>
-        <w:rPr>
-          <w:rStyle w:val="NormalTok"/>
-        </w:rPr>
-        <w:t xml:space="preserve">: </w:t>
-      </w:r>
-      <w:r>
-        <w:rPr>
-          <w:rStyle w:val="DecValTok"/>
-        </w:rPr>
-        <w:t xml:space="preserve">30</w:t>
-      </w:r>
-      <w:r>
-        <w:rPr>
-          <w:rStyle w:val="NormalTok"/>
-        </w:rPr>
-        <w:t xml:space="preserve">}</w:t>
-      </w:r>
-      <w:r>
-        <w:br/>
-      </w:r>
-      <w:r>
-        <w:rPr>
-          <w:rStyle w:val="NormalTok"/>
-        </w:rPr>
-        <w:t xml:space="preserve">inverted_result </w:t>
-      </w:r>
-      <w:r>
-        <w:rPr>
-          <w:rStyle w:val="OperatorTok"/>
-        </w:rPr>
-        <w:t xml:space="preserve">=</w:t>
-      </w:r>
-      <w:r>
-        <w:rPr>
-          <w:rStyle w:val="NormalTok"/>
-        </w:rPr>
-        <w:t xml:space="preserve"> invert_dictionary(original_dict)</w:t>
-      </w:r>
-      <w:r>
-        <w:br/>
-      </w:r>
-      <w:r>
-        <w:rPr>
-          <w:rStyle w:val="BuiltInTok"/>
-        </w:rPr>
-        <w:t xml:space="preserve">print</w:t>
-      </w:r>
-      <w:r>
-        <w:rPr>
-          <w:rStyle w:val="NormalTok"/>
-        </w:rPr>
-        <w:t xml:space="preserve">(</w:t>
-      </w:r>
-      <w:r>
-        <w:rPr>
-          <w:rStyle w:val="SpecialStringTok"/>
-        </w:rPr>
-        <w:t xml:space="preserve">f"Original: </w:t>
-      </w:r>
-      <w:r>
-        <w:rPr>
-          <w:rStyle w:val="SpecialCharTok"/>
-        </w:rPr>
-        <w:t xml:space="preserve">{</w:t>
-      </w:r>
-      <w:r>
-        <w:rPr>
-          <w:rStyle w:val="NormalTok"/>
-        </w:rPr>
-        <w:t xml:space="preserve">original_dict</w:t>
-      </w:r>
-      <w:r>
-        <w:rPr>
-          <w:rStyle w:val="SpecialCharTok"/>
-        </w:rPr>
-        <w:t xml:space="preserve">}</w:t>
-      </w:r>
-      <w:r>
-        <w:rPr>
-          <w:rStyle w:val="SpecialStringTok"/>
-        </w:rPr>
-        <w:t xml:space="preserve">"</w:t>
-      </w:r>
-      <w:r>
-        <w:rPr>
-          <w:rStyle w:val="NormalTok"/>
-        </w:rPr>
-        <w:t xml:space="preserve">)</w:t>
-      </w:r>
-      <w:r>
-        <w:br/>
-      </w:r>
-      <w:r>
-        <w:rPr>
-          <w:rStyle w:val="BuiltInTok"/>
-        </w:rPr>
-        <w:t xml:space="preserve">print</w:t>
-      </w:r>
-      <w:r>
-        <w:rPr>
-          <w:rStyle w:val="NormalTok"/>
-        </w:rPr>
-        <w:t xml:space="preserve">(</w:t>
-      </w:r>
-      <w:r>
-        <w:rPr>
-          <w:rStyle w:val="SpecialStringTok"/>
-        </w:rPr>
-        <w:t xml:space="preserve">f"Inverted: </w:t>
-      </w:r>
-      <w:r>
-        <w:rPr>
-          <w:rStyle w:val="SpecialCharTok"/>
-        </w:rPr>
-        <w:t xml:space="preserve">{</w:t>
-      </w:r>
-      <w:r>
-        <w:rPr>
-          <w:rStyle w:val="NormalTok"/>
-        </w:rPr>
-        <w:t xml:space="preserve">inverted_result</w:t>
-      </w:r>
-      <w:r>
-        <w:rPr>
-          <w:rStyle w:val="SpecialCharTok"/>
-        </w:rPr>
-        <w:t xml:space="preserve">}</w:t>
-      </w:r>
-      <w:r>
-        <w:rPr>
-          <w:rStyle w:val="SpecialStringTok"/>
-        </w:rPr>
-        <w:t xml:space="preserve">"</w:t>
-      </w:r>
-      <w:r>
-        <w:rPr>
-          <w:rStyle w:val="NormalTok"/>
-        </w:rPr>
-        <w:t xml:space="preserve">)</w:t>
-      </w:r>
-      <w:r>
-        <w:br/>
-      </w:r>
-      <w:r>
-        <w:br/>
-      </w:r>
-      <w:r>
-        <w:rPr>
-          <w:rStyle w:val="CommentTok"/>
-        </w:rPr>
-        <w:t xml:space="preserve"># Example 2: Attempted inversion with duplicate values</w:t>
-      </w:r>
-      <w:r>
-        <w:br/>
-      </w:r>
-      <w:r>
-        <w:rPr>
-          <w:rStyle w:val="ControlFlowTok"/>
-        </w:rPr>
-        <w:t xml:space="preserve">try</w:t>
-      </w:r>
-      <w:r>
-        <w:rPr>
-          <w:rStyle w:val="NormalTok"/>
-        </w:rPr>
-        <w:t xml:space="preserve">:</w:t>
-      </w:r>
-      <w:r>
-        <w:br/>
-      </w:r>
-      <w:r>
-        <w:rPr>
-          <w:rStyle w:val="NormalTok"/>
-        </w:rPr>
-        <w:t xml:space="preserve">    invalid_dict </w:t>
-      </w:r>
-      <w:r>
-        <w:rPr>
-          <w:rStyle w:val="OperatorTok"/>
-        </w:rPr>
-        <w:t xml:space="preserve">=</w:t>
-      </w:r>
-      <w:r>
-        <w:rPr>
-          <w:rStyle w:val="NormalTok"/>
-        </w:rPr>
-        <w:t xml:space="preserve"> {</w:t>
-      </w:r>
-      <w:r>
-        <w:rPr>
-          <w:rStyle w:val="StringTok"/>
-        </w:rPr>
-        <w:t xml:space="preserve">"alpha"</w:t>
-      </w:r>
-      <w:r>
-        <w:rPr>
-          <w:rStyle w:val="NormalTok"/>
-        </w:rPr>
-        <w:t xml:space="preserve">: </w:t>
-      </w:r>
-      <w:r>
-        <w:rPr>
-          <w:rStyle w:val="DecValTok"/>
-        </w:rPr>
-        <w:t xml:space="preserve">10</w:t>
-      </w:r>
-      <w:r>
-        <w:rPr>
-          <w:rStyle w:val="NormalTok"/>
-        </w:rPr>
-        <w:t xml:space="preserve">, </w:t>
-      </w:r>
-      <w:r>
-        <w:rPr>
-          <w:rStyle w:val="StringTok"/>
-        </w:rPr>
-        <w:t xml:space="preserve">"beta"</w:t>
-      </w:r>
-      <w:r>
-        <w:rPr>
-          <w:rStyle w:val="NormalTok"/>
-        </w:rPr>
-        <w:t xml:space="preserve">: </w:t>
-      </w:r>
-      <w:r>
-        <w:rPr>
-          <w:rStyle w:val="DecValTok"/>
-        </w:rPr>
-        <w:t xml:space="preserve">20</w:t>
-      </w:r>
-      <w:r>
-        <w:rPr>
-          <w:rStyle w:val="NormalTok"/>
-        </w:rPr>
-        <w:t xml:space="preserve">, </w:t>
-      </w:r>
-      <w:r>
-        <w:rPr>
-          <w:rStyle w:val="StringTok"/>
-        </w:rPr>
-        <w:t xml:space="preserve">"delta"</w:t>
-      </w:r>
-      <w:r>
-        <w:rPr>
-          <w:rStyle w:val="NormalTok"/>
-        </w:rPr>
-        <w:t xml:space="preserve">: </w:t>
-      </w:r>
-      <w:r>
-        <w:rPr>
-          <w:rStyle w:val="DecValTok"/>
-        </w:rPr>
-        <w:t xml:space="preserve">10</w:t>
-      </w:r>
-      <w:r>
-        <w:rPr>
-          <w:rStyle w:val="NormalTok"/>
-        </w:rPr>
-        <w:t xml:space="preserve">}</w:t>
-      </w:r>
-      <w:r>
-        <w:br/>
-      </w:r>
-      <w:r>
-        <w:rPr>
-          <w:rStyle w:val="NormalTok"/>
-        </w:rPr>
-        <w:t xml:space="preserve">    </w:t>
-      </w:r>
-      <w:r>
-        <w:rPr>
-          <w:rStyle w:val="BuiltInTok"/>
-        </w:rPr>
-        <w:t xml:space="preserve">print</w:t>
-      </w:r>
-      <w:r>
-        <w:rPr>
-          <w:rStyle w:val="NormalTok"/>
-        </w:rPr>
-        <w:t xml:space="preserve">(</w:t>
-      </w:r>
-      <w:r>
-        <w:rPr>
-          <w:rStyle w:val="SpecialStringTok"/>
-        </w:rPr>
-        <w:t xml:space="preserve">f"</w:t>
-      </w:r>
-      <w:r>
-        <w:rPr>
-          <w:rStyle w:val="CharTok"/>
-        </w:rPr>
-        <w:t xml:space="preserve">\n</w:t>
-      </w:r>
-      <w:r>
-        <w:rPr>
-          <w:rStyle w:val="SpecialStringTok"/>
-        </w:rPr>
-        <w:t xml:space="preserve">Attempting to invert: </w:t>
-      </w:r>
-      <w:r>
-        <w:rPr>
-          <w:rStyle w:val="SpecialCharTok"/>
-        </w:rPr>
-        <w:t xml:space="preserve">{</w:t>
-      </w:r>
-      <w:r>
-        <w:rPr>
-          <w:rStyle w:val="NormalTok"/>
-        </w:rPr>
-        <w:t xml:space="preserve">invalid_dict</w:t>
-      </w:r>
-      <w:r>
-        <w:rPr>
-          <w:rStyle w:val="SpecialCharTok"/>
-        </w:rPr>
-        <w:t xml:space="preserve">}</w:t>
-      </w:r>
-      <w:r>
-        <w:rPr>
-          <w:rStyle w:val="SpecialStringTok"/>
-        </w:rPr>
-        <w:t xml:space="preserve">"</w:t>
-      </w:r>
-      <w:r>
-        <w:rPr>
-          <w:rStyle w:val="NormalTok"/>
-        </w:rPr>
-        <w:t xml:space="preserve">)</w:t>
-      </w:r>
-      <w:r>
-        <w:br/>
-      </w:r>
-      <w:r>
-        <w:rPr>
-          <w:rStyle w:val="NormalTok"/>
-        </w:rPr>
-        <w:t xml:space="preserve">    invert_dictionary(invalid_dict)</w:t>
-      </w:r>
-      <w:r>
-        <w:br/>
-      </w:r>
-      <w:r>
-        <w:rPr>
-          <w:rStyle w:val="ControlFlowTok"/>
-        </w:rPr>
-        <w:t xml:space="preserve">except</w:t>
-      </w:r>
-      <w:r>
-        <w:rPr>
-          <w:rStyle w:val="NormalTok"/>
-        </w:rPr>
-        <w:t xml:space="preserve"> </w:t>
-      </w:r>
-      <w:r>
-        <w:rPr>
-          <w:rStyle w:val="PreprocessorTok"/>
-        </w:rPr>
-        <w:t xml:space="preserve">ValueError</w:t>
-      </w:r>
-      <w:r>
-        <w:rPr>
-          <w:rStyle w:val="NormalTok"/>
-        </w:rPr>
-        <w:t xml:space="preserve"> </w:t>
-      </w:r>
-      <w:r>
-        <w:rPr>
-          <w:rStyle w:val="ImportTok"/>
-        </w:rPr>
-        <w:t xml:space="preserve">as</w:t>
-      </w:r>
-      <w:r>
-        <w:rPr>
-          <w:rStyle w:val="NormalTok"/>
-        </w:rPr>
-        <w:t xml:space="preserve"> e:</w:t>
-      </w:r>
-      <w:r>
-        <w:br/>
-      </w:r>
-      <w:r>
-        <w:rPr>
-          <w:rStyle w:val="NormalTok"/>
-        </w:rPr>
-        <w:t xml:space="preserve">    </w:t>
-      </w:r>
-      <w:r>
-        <w:rPr>
-          <w:rStyle w:val="BuiltInTok"/>
-        </w:rPr>
-        <w:t xml:space="preserve">print</w:t>
-      </w:r>
-      <w:r>
-        <w:rPr>
-          <w:rStyle w:val="NormalTok"/>
-        </w:rPr>
-        <w:t xml:space="preserve">(</w:t>
-      </w:r>
-      <w:r>
-        <w:rPr>
-          <w:rStyle w:val="SpecialStringTok"/>
-        </w:rPr>
-        <w:t xml:space="preserve">f"Error: </w:t>
-      </w:r>
-      <w:r>
-        <w:rPr>
-          <w:rStyle w:val="SpecialCharTok"/>
-        </w:rPr>
-        <w:t xml:space="preserve">{</w:t>
-      </w:r>
-      <w:r>
-        <w:rPr>
-          <w:rStyle w:val="NormalTok"/>
-        </w:rPr>
-        <w:t xml:space="preserve">e</w:t>
-      </w:r>
-      <w:r>
-        <w:rPr>
-          <w:rStyle w:val="SpecialCharTok"/>
-        </w:rPr>
-        <w:t xml:space="preserve">}</w:t>
-      </w:r>
-      <w:r>
-        <w:rPr>
-          <w:rStyle w:val="SpecialStringTok"/>
-        </w:rPr>
-        <w:t xml:space="preserve">"</w:t>
-      </w:r>
-      <w:r>
-        <w:rPr>
-          <w:rStyle w:val="NormalTok"/>
-        </w:rPr>
-        <w:t xml:space="preserve">)</w:t>
-      </w:r>
-    </w:p>
-    <w:p>
-      <w:pPr>
         <w:pStyle w:val="FirstParagraph"/>
       </w:pPr>
       <w:r>
-        <w:rPr>
-          <w:b/>
-          <w:bCs/>
-        </w:rPr>
-        <w:t xml:space="preserve">Output:</w:t>
-      </w:r>
-    </w:p>
-    <w:p>
-      <w:pPr>
-        <w:pStyle w:val="SourceCode"/>
-      </w:pPr>
-      <w:r>
-        <w:rPr>
-          <w:rStyle w:val="VerbatimChar"/>
-        </w:rPr>
-        <w:t xml:space="preserve">Original: {'alpha': 10, 'beta': 20, 'gamma': 30}</w:t>
-      </w:r>
-      <w:r>
-        <w:br/>
-      </w:r>
-      <w:r>
-        <w:rPr>
-          <w:rStyle w:val="VerbatimChar"/>
-        </w:rPr>
-        <w:t xml:space="preserve">Inverted: {10: 'alpha', 20: 'beta', 30: 'gamma'}</w:t>
-      </w:r>
-      <w:r>
-        <w:br/>
-      </w:r>
-      <w:r>
-        <w:br/>
-      </w:r>
-      <w:r>
-        <w:rPr>
-          <w:rStyle w:val="VerbatimChar"/>
-        </w:rPr>
-        <w:t xml:space="preserve">Attempting to invert: {'alpha': 10, 'beta': 20, 'delta': 10}</w:t>
-      </w:r>
-      <w:r>
-        <w:br/>
-      </w:r>
-      <w:r>
-        <w:rPr>
-          <w:rStyle w:val="VerbatimChar"/>
-        </w:rPr>
-        <w:t xml:space="preserve">Error: Values must be unique to invert dictionary</w:t>
-      </w:r>
-    </w:p>
-    <w:p>
-      <w:r>
-        <w:pict>
-          <v:rect style="width:0;height:1.5pt" o:hralign="center" o:hrstd="t" o:hr="t"/>
-        </w:pict>
-      </w:r>
-    </w:p>
-    <w:bookmarkEnd w:id="21"/>
-    <w:bookmarkStart w:id="22" w:name="functiondef-is_palindrometext"/>
-    <w:p>
-      <w:pPr>
-        <w:pStyle w:val="Heading2"/>
-      </w:pPr>
-      <w:r>
-        <w:rPr>
-          <w:rStyle w:val="SectionNumber"/>
-        </w:rPr>
-        <w:t xml:space="preserve">2.6</w:t>
-      </w:r>
-      <w:r>
-        <w:tab/>
-      </w:r>
-      <w:r>
-        <w:t xml:space="preserve">FunctionDef is_palindrome(text)</w:t>
-      </w:r>
-    </w:p>
-    <w:bookmarkEnd w:id="22"/>
-    <w:bookmarkEnd w:id="23"/>
-    <w:bookmarkStart w:id="29" w:name="function-is_palindrome"/>
-    <w:p>
-      <w:pPr>
-        <w:pStyle w:val="Heading1"/>
-      </w:pPr>
-      <w:r>
-        <w:rPr>
-          <w:rStyle w:val="SectionNumber"/>
-        </w:rPr>
-        <w:t xml:space="preserve">3</w:t>
-      </w:r>
-      <w:r>
-        <w:tab/>
-      </w:r>
-      <w:r>
-        <w:t xml:space="preserve">Function: is_palindrome</w:t>
-      </w:r>
-    </w:p>
-    <w:bookmarkStart w:id="24" w:name="overview-2"/>
-    <w:p>
-      <w:pPr>
-        <w:pStyle w:val="Heading2"/>
-      </w:pPr>
-      <w:r>
-        <w:rPr>
-          <w:rStyle w:val="SectionNumber"/>
-        </w:rPr>
-        <w:t xml:space="preserve">3.1</w:t>
-      </w:r>
-      <w:r>
-        <w:tab/>
-      </w:r>
-      <w:r>
-        <w:t xml:space="preserve">Overview</w:t>
-      </w:r>
-    </w:p>
-    <w:p>
-      <w:pPr>
-        <w:pStyle w:val="FirstParagraph"/>
-      </w:pPr>
-      <w:r>
-        <w:t xml:space="preserve">The</w:t>
-      </w:r>
-      <w:r>
-        <w:t xml:space="preserve"> </w:t>
-      </w:r>
-      <w:r>
-        <w:rPr>
-          <w:rStyle w:val="VerbatimChar"/>
-        </w:rPr>
-        <w:t xml:space="preserve">is_palindrome</w:t>
-      </w:r>
-      <w:r>
-        <w:t xml:space="preserve"> </w:t>
-      </w:r>
-      <w:r>
-        <w:t xml:space="preserve">function determines if a given text string is a palindrome, meaning it reads the same forwards and backwards, while ignoring character casing and spaces.</w:t>
-      </w:r>
-    </w:p>
-    <w:bookmarkEnd w:id="24"/>
-    <w:bookmarkStart w:id="25" w:name="parameters-2"/>
-    <w:p>
-      <w:pPr>
-        <w:pStyle w:val="Heading2"/>
-      </w:pPr>
-      <w:r>
-        <w:rPr>
-          <w:rStyle w:val="SectionNumber"/>
-        </w:rPr>
-        <w:t xml:space="preserve">3.2</w:t>
-      </w:r>
-      <w:r>
-        <w:tab/>
-      </w:r>
-      <w:r>
-        <w:t xml:space="preserve">parameters</w:t>
+        <w:t xml:space="preserve">Important points to consider when using this function:</w:t>
       </w:r>
     </w:p>
     <w:p>
@@ -2288,348 +1238,1003 @@
         </w:numPr>
       </w:pPr>
       <w:r>
+        <w:t xml:space="preserve">The primary requirement is that the values of the input</w:t>
+      </w:r>
+      <w:r>
+        <w:t xml:space="preserve"> </w:t>
+      </w:r>
+      <w:r>
         <w:rPr>
           <w:rStyle w:val="VerbatimChar"/>
+        </w:rPr>
+        <w:t xml:space="preserve">mapping</w:t>
+      </w:r>
+      <w:r>
+        <w:t xml:space="preserve"> </w:t>
+      </w:r>
+      <w:r>
+        <w:t xml:space="preserve">dictionary must be unique. The function will raise a</w:t>
+      </w:r>
+      <w:r>
+        <w:t xml:space="preserve"> </w:t>
+      </w:r>
+      <w:r>
+        <w:rPr>
+          <w:rStyle w:val="VerbatimChar"/>
+        </w:rPr>
+        <w:t xml:space="preserve">ValueError</w:t>
+      </w:r>
+      <w:r>
+        <w:t xml:space="preserve"> </w:t>
+      </w:r>
+      <w:r>
+        <w:t xml:space="preserve">if this condition is not met.</w:t>
+      </w:r>
+    </w:p>
+    <w:p>
+      <w:pPr>
+        <w:pStyle w:val="Compact"/>
+        <w:numPr>
+          <w:ilvl w:val="0"/>
+          <w:numId w:val="1005"/>
+        </w:numPr>
+      </w:pPr>
+      <w:r>
+        <w:t xml:space="preserve">The function is non-destructive; it returns a new inverted dictionary and does not modify the original dictionary provided in the</w:t>
+      </w:r>
+      <w:r>
+        <w:t xml:space="preserve"> </w:t>
+      </w:r>
+      <w:r>
+        <w:rPr>
+          <w:rStyle w:val="VerbatimChar"/>
+        </w:rPr>
+        <w:t xml:space="preserve">mapping</w:t>
+      </w:r>
+      <w:r>
+        <w:t xml:space="preserve"> </w:t>
+      </w:r>
+      <w:r>
+        <w:t xml:space="preserve">parameter.</w:t>
+      </w:r>
+    </w:p>
+    <w:p>
+      <w:pPr>
+        <w:pStyle w:val="Compact"/>
+        <w:numPr>
+          <w:ilvl w:val="0"/>
+          <w:numId w:val="1005"/>
+        </w:numPr>
+      </w:pPr>
+      <w:r>
+        <w:t xml:space="preserve">The type hints specify a</w:t>
+      </w:r>
+      <w:r>
+        <w:t xml:space="preserve"> </w:t>
+      </w:r>
+      <w:r>
+        <w:rPr>
+          <w:rStyle w:val="VerbatimChar"/>
+        </w:rPr>
+        <w:t xml:space="preserve">Dict[str, int]</w:t>
+      </w:r>
+      <w:r>
+        <w:t xml:space="preserve"> </w:t>
+      </w:r>
+      <w:r>
+        <w:t xml:space="preserve">input and</w:t>
+      </w:r>
+      <w:r>
+        <w:t xml:space="preserve"> </w:t>
+      </w:r>
+      <w:r>
+        <w:rPr>
+          <w:rStyle w:val="VerbatimChar"/>
+        </w:rPr>
+        <w:t xml:space="preserve">Dict[int, str]</w:t>
+      </w:r>
+      <w:r>
+        <w:t xml:space="preserve"> </w:t>
+      </w:r>
+      <w:r>
+        <w:t xml:space="preserve">output, but the function will work with any dictionary where both keys and values are hashable types.</w:t>
+      </w:r>
+    </w:p>
+    <w:p>
+      <w:pPr>
+        <w:pStyle w:val="FirstParagraph"/>
+      </w:pPr>
+      <w:r>
+        <w:rPr>
           <w:b/>
           <w:bCs/>
         </w:rPr>
-        <w:t xml:space="preserve">text</w:t>
-      </w:r>
-      <w:r>
-        <w:t xml:space="preserve"> </w:t>
-      </w:r>
-      <w:r>
-        <w:t xml:space="preserve">(str): The string to be checked.</w:t>
-      </w:r>
-    </w:p>
-    <w:bookmarkEnd w:id="25"/>
-    <w:bookmarkStart w:id="26" w:name="description-2"/>
-    <w:p>
-      <w:pPr>
-        <w:pStyle w:val="Heading2"/>
-      </w:pPr>
-      <w:r>
-        <w:rPr>
-          <w:rStyle w:val="SectionNumber"/>
-        </w:rPr>
-        <w:t xml:space="preserve">3.3</w:t>
-      </w:r>
-      <w:r>
-        <w:tab/>
-      </w:r>
-      <w:r>
-        <w:t xml:space="preserve">Description</w:t>
+        <w:t xml:space="preserve">Output Example</w:t>
+      </w:r>
+      <w:r>
+        <w:t xml:space="preserve">: A dictionary where the keys are integers and the values are strings.</w:t>
       </w:r>
     </w:p>
     <w:p>
       <w:pPr>
-        <w:pStyle w:val="FirstParagraph"/>
-      </w:pPr>
-      <w:r>
-        <w:t xml:space="preserve">This function evaluates whether a string is a palindrome through a two-step process: normalization and comparison.</w:t>
+        <w:pStyle w:val="SourceCode"/>
+      </w:pPr>
+      <w:r>
+        <w:rPr>
+          <w:rStyle w:val="VerbatimChar"/>
+        </w:rPr>
+        <w:t xml:space="preserve">{10: 'apple', 20: 'banana', 30: 'cherry'}</w:t>
+      </w:r>
+    </w:p>
+    <w:bookmarkEnd w:id="20"/>
+    <w:bookmarkStart w:id="21" w:name="example-1"/>
+    <w:p>
+      <w:pPr>
+        <w:pStyle w:val="Heading2"/>
+      </w:pPr>
+      <w:r>
+        <w:rPr>
+          <w:rStyle w:val="SectionNumber"/>
+        </w:rPr>
+        <w:t xml:space="preserve">2.5</w:t>
+      </w:r>
+      <w:r>
+        <w:tab/>
+      </w:r>
+      <w:r>
+        <w:t xml:space="preserve">Example</w:t>
       </w:r>
     </w:p>
     <w:p>
       <w:pPr>
-        <w:pStyle w:val="BodyText"/>
-      </w:pPr>
-      <w:r>
-        <w:t xml:space="preserve">First, it normalizes the input</w:t>
-      </w:r>
-      <w:r>
+        <w:pStyle w:val="SourceCode"/>
+      </w:pPr>
+      <w:r>
+        <w:rPr>
+          <w:rStyle w:val="CommentTok"/>
+        </w:rPr>
+        <w:t xml:space="preserve"># Example usage of a valid dictionary</w:t>
+      </w:r>
+      <w:r>
+        <w:br/>
+      </w:r>
+      <w:r>
+        <w:rPr>
+          <w:rStyle w:val="ImportTok"/>
+        </w:rPr>
+        <w:t xml:space="preserve">from</w:t>
+      </w:r>
+      <w:r>
+        <w:rPr>
+          <w:rStyle w:val="NormalTok"/>
+        </w:rPr>
+        <w:t xml:space="preserve"> typing </w:t>
+      </w:r>
+      <w:r>
+        <w:rPr>
+          <w:rStyle w:val="ImportTok"/>
+        </w:rPr>
+        <w:t xml:space="preserve">import</w:t>
+      </w:r>
+      <w:r>
+        <w:rPr>
+          <w:rStyle w:val="NormalTok"/>
+        </w:rPr>
+        <w:t xml:space="preserve"> Dict</w:t>
+      </w:r>
+      <w:r>
+        <w:br/>
+      </w:r>
+      <w:r>
+        <w:br/>
+      </w:r>
+      <w:r>
+        <w:rPr>
+          <w:rStyle w:val="KeywordTok"/>
+        </w:rPr>
+        <w:t xml:space="preserve">def</w:t>
+      </w:r>
+      <w:r>
+        <w:rPr>
+          <w:rStyle w:val="NormalTok"/>
+        </w:rPr>
+        <w:t xml:space="preserve"> invert_dictionary(mapping: Dict[</w:t>
+      </w:r>
+      <w:r>
+        <w:rPr>
+          <w:rStyle w:val="BuiltInTok"/>
+        </w:rPr>
+        <w:t xml:space="preserve">str</w:t>
+      </w:r>
+      <w:r>
+        <w:rPr>
+          <w:rStyle w:val="NormalTok"/>
+        </w:rPr>
+        <w:t xml:space="preserve">, </w:t>
+      </w:r>
+      <w:r>
+        <w:rPr>
+          <w:rStyle w:val="BuiltInTok"/>
+        </w:rPr>
+        <w:t xml:space="preserve">int</w:t>
+      </w:r>
+      <w:r>
+        <w:rPr>
+          <w:rStyle w:val="NormalTok"/>
+        </w:rPr>
+        <w:t xml:space="preserve">]) </w:t>
+      </w:r>
+      <w:r>
+        <w:rPr>
+          <w:rStyle w:val="OperatorTok"/>
+        </w:rPr>
+        <w:t xml:space="preserve">-&gt;</w:t>
+      </w:r>
+      <w:r>
+        <w:rPr>
+          <w:rStyle w:val="NormalTok"/>
+        </w:rPr>
+        <w:t xml:space="preserve"> Dict[</w:t>
+      </w:r>
+      <w:r>
+        <w:rPr>
+          <w:rStyle w:val="BuiltInTok"/>
+        </w:rPr>
+        <w:t xml:space="preserve">int</w:t>
+      </w:r>
+      <w:r>
+        <w:rPr>
+          <w:rStyle w:val="NormalTok"/>
+        </w:rPr>
+        <w:t xml:space="preserve">, </w:t>
+      </w:r>
+      <w:r>
+        <w:rPr>
+          <w:rStyle w:val="BuiltInTok"/>
+        </w:rPr>
+        <w:t xml:space="preserve">str</w:t>
+      </w:r>
+      <w:r>
+        <w:rPr>
+          <w:rStyle w:val="NormalTok"/>
+        </w:rPr>
+        <w:t xml:space="preserve">]:</w:t>
+      </w:r>
+      <w:r>
+        <w:br/>
+      </w:r>
+      <w:r>
+        <w:rPr>
+          <w:rStyle w:val="NormalTok"/>
+        </w:rPr>
+        <w:t xml:space="preserve">    </w:t>
+      </w:r>
+      <w:r>
+        <w:rPr>
+          <w:rStyle w:val="CommentTok"/>
+        </w:rPr>
+        <w:t xml:space="preserve">"""Invert a dictionary with unique values.</w:t>
+      </w:r>
+      <w:r>
+        <w:br/>
+      </w:r>
+      <w:r>
+        <w:br/>
+      </w:r>
+      <w:r>
+        <w:rPr>
+          <w:rStyle w:val="CommentTok"/>
+        </w:rPr>
+        <w:t xml:space="preserve">    Parameters:</w:t>
+      </w:r>
+      <w:r>
+        <w:br/>
+      </w:r>
+      <w:r>
+        <w:rPr>
+          <w:rStyle w:val="CommentTok"/>
+        </w:rPr>
+        <w:t xml:space="preserve">        mapping: Dictionary mapping strings to integers with unique values.</w:t>
+      </w:r>
+      <w:r>
+        <w:br/>
+      </w:r>
+      <w:r>
+        <w:br/>
+      </w:r>
+      <w:r>
+        <w:rPr>
+          <w:rStyle w:val="CommentTok"/>
+        </w:rPr>
+        <w:t xml:space="preserve">    Returns:</w:t>
+      </w:r>
+      <w:r>
+        <w:br/>
+      </w:r>
+      <w:r>
+        <w:rPr>
+          <w:rStyle w:val="CommentTok"/>
+        </w:rPr>
+        <w:t xml:space="preserve">        A new dictionary mapping integers to strings.</w:t>
+      </w:r>
+      <w:r>
+        <w:br/>
+      </w:r>
+      <w:r>
+        <w:rPr>
+          <w:rStyle w:val="CommentTok"/>
+        </w:rPr>
+        <w:t xml:space="preserve">    """</w:t>
+      </w:r>
+      <w:r>
+        <w:br/>
+      </w:r>
+      <w:r>
+        <w:rPr>
+          <w:rStyle w:val="NormalTok"/>
+        </w:rPr>
+        <w:t xml:space="preserve">    </w:t>
+      </w:r>
+      <w:r>
+        <w:rPr>
+          <w:rStyle w:val="ControlFlowTok"/>
+        </w:rPr>
+        <w:t xml:space="preserve">if</w:t>
+      </w:r>
+      <w:r>
+        <w:rPr>
+          <w:rStyle w:val="NormalTok"/>
+        </w:rPr>
         <w:t xml:space="preserve"> </w:t>
       </w:r>
       <w:r>
         <w:rPr>
-          <w:rStyle w:val="VerbatimChar"/>
-        </w:rPr>
-        <w:t xml:space="preserve">text</w:t>
-      </w:r>
-      <w:r>
+          <w:rStyle w:val="BuiltInTok"/>
+        </w:rPr>
+        <w:t xml:space="preserve">len</w:t>
+      </w:r>
+      <w:r>
+        <w:rPr>
+          <w:rStyle w:val="NormalTok"/>
+        </w:rPr>
+        <w:t xml:space="preserve">(mapping.values()) </w:t>
+      </w:r>
+      <w:r>
+        <w:rPr>
+          <w:rStyle w:val="OperatorTok"/>
+        </w:rPr>
+        <w:t xml:space="preserve">!=</w:t>
+      </w:r>
+      <w:r>
+        <w:rPr>
+          <w:rStyle w:val="NormalTok"/>
+        </w:rPr>
         <w:t xml:space="preserve"> </w:t>
       </w:r>
       <w:r>
-        <w:t xml:space="preserve">to create a consistent format for comparison. This is done by iterating through each character (</w:t>
-      </w:r>
-      <w:r>
-        <w:rPr>
-          <w:rStyle w:val="VerbatimChar"/>
-        </w:rPr>
-        <w:t xml:space="preserve">ch</w:t>
-      </w:r>
-      <w:r>
-        <w:t xml:space="preserve">) in the</w:t>
-      </w:r>
-      <w:r>
+        <w:rPr>
+          <w:rStyle w:val="BuiltInTok"/>
+        </w:rPr>
+        <w:t xml:space="preserve">len</w:t>
+      </w:r>
+      <w:r>
+        <w:rPr>
+          <w:rStyle w:val="NormalTok"/>
+        </w:rPr>
+        <w:t xml:space="preserve">(</w:t>
+      </w:r>
+      <w:r>
+        <w:rPr>
+          <w:rStyle w:val="BuiltInTok"/>
+        </w:rPr>
+        <w:t xml:space="preserve">set</w:t>
+      </w:r>
+      <w:r>
+        <w:rPr>
+          <w:rStyle w:val="NormalTok"/>
+        </w:rPr>
+        <w:t xml:space="preserve">(mapping.values())):</w:t>
+      </w:r>
+      <w:r>
+        <w:br/>
+      </w:r>
+      <w:r>
+        <w:rPr>
+          <w:rStyle w:val="NormalTok"/>
+        </w:rPr>
+        <w:t xml:space="preserve">        </w:t>
+      </w:r>
+      <w:r>
+        <w:rPr>
+          <w:rStyle w:val="ControlFlowTok"/>
+        </w:rPr>
+        <w:t xml:space="preserve">raise</w:t>
+      </w:r>
+      <w:r>
+        <w:rPr>
+          <w:rStyle w:val="NormalTok"/>
+        </w:rPr>
         <w:t xml:space="preserve"> </w:t>
       </w:r>
       <w:r>
         <w:rPr>
-          <w:rStyle w:val="VerbatimChar"/>
-        </w:rPr>
-        <w:t xml:space="preserve">text</w:t>
-      </w:r>
-      <w:r>
+          <w:rStyle w:val="PreprocessorTok"/>
+        </w:rPr>
+        <w:t xml:space="preserve">ValueError</w:t>
+      </w:r>
+      <w:r>
+        <w:rPr>
+          <w:rStyle w:val="NormalTok"/>
+        </w:rPr>
+        <w:t xml:space="preserve">(</w:t>
+      </w:r>
+      <w:r>
+        <w:rPr>
+          <w:rStyle w:val="StringTok"/>
+        </w:rPr>
+        <w:t xml:space="preserve">"Values must be unique to invert dictionary"</w:t>
+      </w:r>
+      <w:r>
+        <w:rPr>
+          <w:rStyle w:val="NormalTok"/>
+        </w:rPr>
+        <w:t xml:space="preserve">)</w:t>
+      </w:r>
+      <w:r>
+        <w:br/>
+      </w:r>
+      <w:r>
+        <w:rPr>
+          <w:rStyle w:val="NormalTok"/>
+        </w:rPr>
+        <w:t xml:space="preserve">    </w:t>
+      </w:r>
+      <w:r>
+        <w:rPr>
+          <w:rStyle w:val="ControlFlowTok"/>
+        </w:rPr>
+        <w:t xml:space="preserve">return</w:t>
+      </w:r>
+      <w:r>
+        <w:rPr>
+          <w:rStyle w:val="NormalTok"/>
+        </w:rPr>
+        <w:t xml:space="preserve"> {value: key </w:t>
+      </w:r>
+      <w:r>
+        <w:rPr>
+          <w:rStyle w:val="ControlFlowTok"/>
+        </w:rPr>
+        <w:t xml:space="preserve">for</w:t>
+      </w:r>
+      <w:r>
+        <w:rPr>
+          <w:rStyle w:val="NormalTok"/>
+        </w:rPr>
+        <w:t xml:space="preserve"> key, value </w:t>
+      </w:r>
+      <w:r>
+        <w:rPr>
+          <w:rStyle w:val="KeywordTok"/>
+        </w:rPr>
+        <w:t xml:space="preserve">in</w:t>
+      </w:r>
+      <w:r>
+        <w:rPr>
+          <w:rStyle w:val="NormalTok"/>
+        </w:rPr>
+        <w:t xml:space="preserve"> mapping.items()}</w:t>
+      </w:r>
+      <w:r>
+        <w:br/>
+      </w:r>
+      <w:r>
+        <w:br/>
+      </w:r>
+      <w:r>
+        <w:rPr>
+          <w:rStyle w:val="NormalTok"/>
+        </w:rPr>
+        <w:t xml:space="preserve">original_dict </w:t>
+      </w:r>
+      <w:r>
+        <w:rPr>
+          <w:rStyle w:val="OperatorTok"/>
+        </w:rPr>
+        <w:t xml:space="preserve">=</w:t>
+      </w:r>
+      <w:r>
+        <w:rPr>
+          <w:rStyle w:val="NormalTok"/>
+        </w:rPr>
+        <w:t xml:space="preserve"> {</w:t>
+      </w:r>
+      <w:r>
+        <w:rPr>
+          <w:rStyle w:val="StringTok"/>
+        </w:rPr>
+        <w:t xml:space="preserve">'user_one'</w:t>
+      </w:r>
+      <w:r>
+        <w:rPr>
+          <w:rStyle w:val="NormalTok"/>
+        </w:rPr>
+        <w:t xml:space="preserve">: </w:t>
+      </w:r>
+      <w:r>
+        <w:rPr>
+          <w:rStyle w:val="DecValTok"/>
+        </w:rPr>
+        <w:t xml:space="preserve">101</w:t>
+      </w:r>
+      <w:r>
+        <w:rPr>
+          <w:rStyle w:val="NormalTok"/>
+        </w:rPr>
+        <w:t xml:space="preserve">, </w:t>
+      </w:r>
+      <w:r>
+        <w:rPr>
+          <w:rStyle w:val="StringTok"/>
+        </w:rPr>
+        <w:t xml:space="preserve">'user_two'</w:t>
+      </w:r>
+      <w:r>
+        <w:rPr>
+          <w:rStyle w:val="NormalTok"/>
+        </w:rPr>
+        <w:t xml:space="preserve">: </w:t>
+      </w:r>
+      <w:r>
+        <w:rPr>
+          <w:rStyle w:val="DecValTok"/>
+        </w:rPr>
+        <w:t xml:space="preserve">202</w:t>
+      </w:r>
+      <w:r>
+        <w:rPr>
+          <w:rStyle w:val="NormalTok"/>
+        </w:rPr>
+        <w:t xml:space="preserve">, </w:t>
+      </w:r>
+      <w:r>
+        <w:rPr>
+          <w:rStyle w:val="StringTok"/>
+        </w:rPr>
+        <w:t xml:space="preserve">'user_three'</w:t>
+      </w:r>
+      <w:r>
+        <w:rPr>
+          <w:rStyle w:val="NormalTok"/>
+        </w:rPr>
+        <w:t xml:space="preserve">: </w:t>
+      </w:r>
+      <w:r>
+        <w:rPr>
+          <w:rStyle w:val="DecValTok"/>
+        </w:rPr>
+        <w:t xml:space="preserve">303</w:t>
+      </w:r>
+      <w:r>
+        <w:rPr>
+          <w:rStyle w:val="NormalTok"/>
+        </w:rPr>
+        <w:t xml:space="preserve">}</w:t>
+      </w:r>
+      <w:r>
+        <w:br/>
+      </w:r>
+      <w:r>
+        <w:rPr>
+          <w:rStyle w:val="NormalTok"/>
+        </w:rPr>
+        <w:t xml:space="preserve">inverted_dict </w:t>
+      </w:r>
+      <w:r>
+        <w:rPr>
+          <w:rStyle w:val="OperatorTok"/>
+        </w:rPr>
+        <w:t xml:space="preserve">=</w:t>
+      </w:r>
+      <w:r>
+        <w:rPr>
+          <w:rStyle w:val="NormalTok"/>
+        </w:rPr>
+        <w:t xml:space="preserve"> invert_dictionary(original_dict)</w:t>
+      </w:r>
+      <w:r>
+        <w:br/>
+      </w:r>
+      <w:r>
+        <w:rPr>
+          <w:rStyle w:val="BuiltInTok"/>
+        </w:rPr>
+        <w:t xml:space="preserve">print</w:t>
+      </w:r>
+      <w:r>
+        <w:rPr>
+          <w:rStyle w:val="NormalTok"/>
+        </w:rPr>
+        <w:t xml:space="preserve">(</w:t>
+      </w:r>
+      <w:r>
+        <w:rPr>
+          <w:rStyle w:val="SpecialStringTok"/>
+        </w:rPr>
+        <w:t xml:space="preserve">f"Original Dictionary: </w:t>
+      </w:r>
+      <w:r>
+        <w:rPr>
+          <w:rStyle w:val="SpecialCharTok"/>
+        </w:rPr>
+        <w:t xml:space="preserve">{</w:t>
+      </w:r>
+      <w:r>
+        <w:rPr>
+          <w:rStyle w:val="NormalTok"/>
+        </w:rPr>
+        <w:t xml:space="preserve">original_dict</w:t>
+      </w:r>
+      <w:r>
+        <w:rPr>
+          <w:rStyle w:val="SpecialCharTok"/>
+        </w:rPr>
+        <w:t xml:space="preserve">}</w:t>
+      </w:r>
+      <w:r>
+        <w:rPr>
+          <w:rStyle w:val="SpecialStringTok"/>
+        </w:rPr>
+        <w:t xml:space="preserve">"</w:t>
+      </w:r>
+      <w:r>
+        <w:rPr>
+          <w:rStyle w:val="NormalTok"/>
+        </w:rPr>
+        <w:t xml:space="preserve">)</w:t>
+      </w:r>
+      <w:r>
+        <w:br/>
+      </w:r>
+      <w:r>
+        <w:rPr>
+          <w:rStyle w:val="BuiltInTok"/>
+        </w:rPr>
+        <w:t xml:space="preserve">print</w:t>
+      </w:r>
+      <w:r>
+        <w:rPr>
+          <w:rStyle w:val="NormalTok"/>
+        </w:rPr>
+        <w:t xml:space="preserve">(</w:t>
+      </w:r>
+      <w:r>
+        <w:rPr>
+          <w:rStyle w:val="SpecialStringTok"/>
+        </w:rPr>
+        <w:t xml:space="preserve">f"Inverted Dictionary: </w:t>
+      </w:r>
+      <w:r>
+        <w:rPr>
+          <w:rStyle w:val="SpecialCharTok"/>
+        </w:rPr>
+        <w:t xml:space="preserve">{</w:t>
+      </w:r>
+      <w:r>
+        <w:rPr>
+          <w:rStyle w:val="NormalTok"/>
+        </w:rPr>
+        <w:t xml:space="preserve">inverted_dict</w:t>
+      </w:r>
+      <w:r>
+        <w:rPr>
+          <w:rStyle w:val="SpecialCharTok"/>
+        </w:rPr>
+        <w:t xml:space="preserve">}</w:t>
+      </w:r>
+      <w:r>
+        <w:rPr>
+          <w:rStyle w:val="SpecialStringTok"/>
+        </w:rPr>
+        <w:t xml:space="preserve">"</w:t>
+      </w:r>
+      <w:r>
+        <w:rPr>
+          <w:rStyle w:val="NormalTok"/>
+        </w:rPr>
+        <w:t xml:space="preserve">)</w:t>
+      </w:r>
+      <w:r>
+        <w:br/>
+      </w:r>
+      <w:r>
+        <w:br/>
+      </w:r>
+      <w:r>
+        <w:rPr>
+          <w:rStyle w:val="CommentTok"/>
+        </w:rPr>
+        <w:t xml:space="preserve"># Example that raises a ValueError</w:t>
+      </w:r>
+      <w:r>
+        <w:br/>
+      </w:r>
+      <w:r>
+        <w:rPr>
+          <w:rStyle w:val="ControlFlowTok"/>
+        </w:rPr>
+        <w:t xml:space="preserve">try</w:t>
+      </w:r>
+      <w:r>
+        <w:rPr>
+          <w:rStyle w:val="NormalTok"/>
+        </w:rPr>
+        <w:t xml:space="preserve">:</w:t>
+      </w:r>
+      <w:r>
+        <w:br/>
+      </w:r>
+      <w:r>
+        <w:rPr>
+          <w:rStyle w:val="NormalTok"/>
+        </w:rPr>
+        <w:t xml:space="preserve">    invalid_dict </w:t>
+      </w:r>
+      <w:r>
+        <w:rPr>
+          <w:rStyle w:val="OperatorTok"/>
+        </w:rPr>
+        <w:t xml:space="preserve">=</w:t>
+      </w:r>
+      <w:r>
+        <w:rPr>
+          <w:rStyle w:val="NormalTok"/>
+        </w:rPr>
+        <w:t xml:space="preserve"> {</w:t>
+      </w:r>
+      <w:r>
+        <w:rPr>
+          <w:rStyle w:val="StringTok"/>
+        </w:rPr>
+        <w:t xml:space="preserve">'a'</w:t>
+      </w:r>
+      <w:r>
+        <w:rPr>
+          <w:rStyle w:val="NormalTok"/>
+        </w:rPr>
+        <w:t xml:space="preserve">: </w:t>
+      </w:r>
+      <w:r>
+        <w:rPr>
+          <w:rStyle w:val="DecValTok"/>
+        </w:rPr>
+        <w:t xml:space="preserve">1</w:t>
+      </w:r>
+      <w:r>
+        <w:rPr>
+          <w:rStyle w:val="NormalTok"/>
+        </w:rPr>
+        <w:t xml:space="preserve">, </w:t>
+      </w:r>
+      <w:r>
+        <w:rPr>
+          <w:rStyle w:val="StringTok"/>
+        </w:rPr>
+        <w:t xml:space="preserve">'b'</w:t>
+      </w:r>
+      <w:r>
+        <w:rPr>
+          <w:rStyle w:val="NormalTok"/>
+        </w:rPr>
+        <w:t xml:space="preserve">: </w:t>
+      </w:r>
+      <w:r>
+        <w:rPr>
+          <w:rStyle w:val="DecValTok"/>
+        </w:rPr>
+        <w:t xml:space="preserve">2</w:t>
+      </w:r>
+      <w:r>
+        <w:rPr>
+          <w:rStyle w:val="NormalTok"/>
+        </w:rPr>
+        <w:t xml:space="preserve">, </w:t>
+      </w:r>
+      <w:r>
+        <w:rPr>
+          <w:rStyle w:val="StringTok"/>
+        </w:rPr>
+        <w:t xml:space="preserve">'c'</w:t>
+      </w:r>
+      <w:r>
+        <w:rPr>
+          <w:rStyle w:val="NormalTok"/>
+        </w:rPr>
+        <w:t xml:space="preserve">: </w:t>
+      </w:r>
+      <w:r>
+        <w:rPr>
+          <w:rStyle w:val="DecValTok"/>
+        </w:rPr>
+        <w:t xml:space="preserve">1</w:t>
+      </w:r>
+      <w:r>
+        <w:rPr>
+          <w:rStyle w:val="NormalTok"/>
+        </w:rPr>
+        <w:t xml:space="preserve">}</w:t>
+      </w:r>
+      <w:r>
+        <w:br/>
+      </w:r>
+      <w:r>
+        <w:rPr>
+          <w:rStyle w:val="NormalTok"/>
+        </w:rPr>
+        <w:t xml:space="preserve">    invert_dictionary(invalid_dict)</w:t>
+      </w:r>
+      <w:r>
+        <w:br/>
+      </w:r>
+      <w:r>
+        <w:rPr>
+          <w:rStyle w:val="ControlFlowTok"/>
+        </w:rPr>
+        <w:t xml:space="preserve">except</w:t>
+      </w:r>
+      <w:r>
+        <w:rPr>
+          <w:rStyle w:val="NormalTok"/>
+        </w:rPr>
         <w:t xml:space="preserve"> </w:t>
       </w:r>
       <w:r>
-        <w:t xml:space="preserve">string. For each character, it is converted to lowercase using</w:t>
-      </w:r>
-      <w:r>
+        <w:rPr>
+          <w:rStyle w:val="PreprocessorTok"/>
+        </w:rPr>
+        <w:t xml:space="preserve">ValueError</w:t>
+      </w:r>
+      <w:r>
+        <w:rPr>
+          <w:rStyle w:val="NormalTok"/>
+        </w:rPr>
         <w:t xml:space="preserve"> </w:t>
       </w:r>
       <w:r>
         <w:rPr>
-          <w:rStyle w:val="VerbatimChar"/>
-        </w:rPr>
-        <w:t xml:space="preserve">ch.lower()</w:t>
-      </w:r>
-      <w:r>
-        <w:t xml:space="preserve">, and any whitespace characters are filtered out using</w:t>
-      </w:r>
-      <w:r>
-        <w:t xml:space="preserve"> </w:t>
-      </w:r>
-      <w:r>
-        <w:rPr>
-          <w:rStyle w:val="VerbatimChar"/>
-        </w:rPr>
-        <w:t xml:space="preserve">if not ch.isspace()</w:t>
-      </w:r>
-      <w:r>
-        <w:t xml:space="preserve">. The resulting characters are then joined together to form a new string,</w:t>
-      </w:r>
-      <w:r>
-        <w:t xml:space="preserve"> </w:t>
-      </w:r>
-      <w:r>
-        <w:rPr>
-          <w:rStyle w:val="VerbatimChar"/>
-        </w:rPr>
-        <w:t xml:space="preserve">normalized</w:t>
-      </w:r>
-      <w:r>
-        <w:t xml:space="preserve">.</w:t>
+          <w:rStyle w:val="ImportTok"/>
+        </w:rPr>
+        <w:t xml:space="preserve">as</w:t>
+      </w:r>
+      <w:r>
+        <w:rPr>
+          <w:rStyle w:val="NormalTok"/>
+        </w:rPr>
+        <w:t xml:space="preserve"> e:</w:t>
+      </w:r>
+      <w:r>
+        <w:br/>
+      </w:r>
+      <w:r>
+        <w:rPr>
+          <w:rStyle w:val="NormalTok"/>
+        </w:rPr>
+        <w:t xml:space="preserve">    </w:t>
+      </w:r>
+      <w:r>
+        <w:rPr>
+          <w:rStyle w:val="BuiltInTok"/>
+        </w:rPr>
+        <w:t xml:space="preserve">print</w:t>
+      </w:r>
+      <w:r>
+        <w:rPr>
+          <w:rStyle w:val="NormalTok"/>
+        </w:rPr>
+        <w:t xml:space="preserve">(</w:t>
+      </w:r>
+      <w:r>
+        <w:rPr>
+          <w:rStyle w:val="SpecialStringTok"/>
+        </w:rPr>
+        <w:t xml:space="preserve">f"</w:t>
+      </w:r>
+      <w:r>
+        <w:rPr>
+          <w:rStyle w:val="CharTok"/>
+        </w:rPr>
+        <w:t xml:space="preserve">\n</w:t>
+      </w:r>
+      <w:r>
+        <w:rPr>
+          <w:rStyle w:val="SpecialStringTok"/>
+        </w:rPr>
+        <w:t xml:space="preserve">Error with invalid dictionary: </w:t>
+      </w:r>
+      <w:r>
+        <w:rPr>
+          <w:rStyle w:val="SpecialCharTok"/>
+        </w:rPr>
+        <w:t xml:space="preserve">{</w:t>
+      </w:r>
+      <w:r>
+        <w:rPr>
+          <w:rStyle w:val="NormalTok"/>
+        </w:rPr>
+        <w:t xml:space="preserve">e</w:t>
+      </w:r>
+      <w:r>
+        <w:rPr>
+          <w:rStyle w:val="SpecialCharTok"/>
+        </w:rPr>
+        <w:t xml:space="preserve">}</w:t>
+      </w:r>
+      <w:r>
+        <w:rPr>
+          <w:rStyle w:val="SpecialStringTok"/>
+        </w:rPr>
+        <w:t xml:space="preserve">"</w:t>
+      </w:r>
+      <w:r>
+        <w:rPr>
+          <w:rStyle w:val="NormalTok"/>
+        </w:rPr>
+        <w:t xml:space="preserve">)</w:t>
       </w:r>
     </w:p>
     <w:p>
       <w:pPr>
-        <w:pStyle w:val="SourceCode"/>
-      </w:pPr>
-      <w:r>
-        <w:rPr>
-          <w:rStyle w:val="NormalTok"/>
-        </w:rPr>
-        <w:t xml:space="preserve">normalized </w:t>
-      </w:r>
-      <w:r>
-        <w:rPr>
-          <w:rStyle w:val="OperatorTok"/>
-        </w:rPr>
-        <w:t xml:space="preserve">=</w:t>
-      </w:r>
-      <w:r>
-        <w:rPr>
-          <w:rStyle w:val="NormalTok"/>
-        </w:rPr>
-        <w:t xml:space="preserve"> </w:t>
-      </w:r>
-      <w:r>
-        <w:rPr>
-          <w:rStyle w:val="StringTok"/>
-        </w:rPr>
-        <w:t xml:space="preserve">''</w:t>
-      </w:r>
-      <w:r>
-        <w:rPr>
-          <w:rStyle w:val="NormalTok"/>
-        </w:rPr>
-        <w:t xml:space="preserve">.join(ch.lower() </w:t>
-      </w:r>
-      <w:r>
-        <w:rPr>
-          <w:rStyle w:val="ControlFlowTok"/>
-        </w:rPr>
-        <w:t xml:space="preserve">for</w:t>
-      </w:r>
-      <w:r>
-        <w:rPr>
-          <w:rStyle w:val="NormalTok"/>
-        </w:rPr>
-        <w:t xml:space="preserve"> ch </w:t>
-      </w:r>
-      <w:r>
-        <w:rPr>
-          <w:rStyle w:val="KeywordTok"/>
-        </w:rPr>
-        <w:t xml:space="preserve">in</w:t>
-      </w:r>
-      <w:r>
-        <w:rPr>
-          <w:rStyle w:val="NormalTok"/>
-        </w:rPr>
-        <w:t xml:space="preserve"> text </w:t>
-      </w:r>
-      <w:r>
-        <w:rPr>
-          <w:rStyle w:val="ControlFlowTok"/>
-        </w:rPr>
-        <w:t xml:space="preserve">if</w:t>
-      </w:r>
-      <w:r>
-        <w:rPr>
-          <w:rStyle w:val="NormalTok"/>
-        </w:rPr>
-        <w:t xml:space="preserve"> </w:t>
-      </w:r>
-      <w:r>
-        <w:rPr>
-          <w:rStyle w:val="KeywordTok"/>
-        </w:rPr>
-        <w:t xml:space="preserve">not</w:t>
-      </w:r>
-      <w:r>
-        <w:rPr>
-          <w:rStyle w:val="NormalTok"/>
-        </w:rPr>
-        <w:t xml:space="preserve"> ch.isspace())</w:t>
+        <w:pStyle w:val="FirstParagraph"/>
+      </w:pPr>
+      <w:r>
+        <w:rPr>
+          <w:b/>
+          <w:bCs/>
+        </w:rPr>
+        <w:t xml:space="preserve">Output:</w:t>
       </w:r>
     </w:p>
     <w:p>
       <w:pPr>
-        <w:pStyle w:val="FirstParagraph"/>
-      </w:pPr>
-      <w:r>
-        <w:t xml:space="preserve">Second, the function compares the</w:t>
-      </w:r>
-      <w:r>
-        <w:t xml:space="preserve"> </w:t>
-      </w:r>
+        <w:pStyle w:val="SourceCode"/>
+      </w:pPr>
       <w:r>
         <w:rPr>
           <w:rStyle w:val="VerbatimChar"/>
         </w:rPr>
-        <w:t xml:space="preserve">normalized</w:t>
-      </w:r>
-      <w:r>
-        <w:t xml:space="preserve"> </w:t>
-      </w:r>
-      <w:r>
-        <w:t xml:space="preserve">string with its reverse. The reversal is efficiently achieved using Python’s slice notation</w:t>
-      </w:r>
-      <w:r>
-        <w:t xml:space="preserve"> </w:t>
+        <w:t xml:space="preserve">Original Dictionary: {'user_one': 101, 'user_two': 202, 'user_three': 303}</w:t>
+      </w:r>
+      <w:r>
+        <w:br/>
       </w:r>
       <w:r>
         <w:rPr>
           <w:rStyle w:val="VerbatimChar"/>
         </w:rPr>
-        <w:t xml:space="preserve">[::-1]</w:t>
-      </w:r>
-      <w:r>
-        <w:t xml:space="preserve">. If the</w:t>
-      </w:r>
-      <w:r>
-        <w:t xml:space="preserve"> </w:t>
+        <w:t xml:space="preserve">Inverted Dictionary: {101: 'user_one', 202: 'user_two', 303: 'user_three'}</w:t>
+      </w:r>
+      <w:r>
+        <w:br/>
+      </w:r>
+      <w:r>
+        <w:br/>
       </w:r>
       <w:r>
         <w:rPr>
           <w:rStyle w:val="VerbatimChar"/>
         </w:rPr>
-        <w:t xml:space="preserve">normalized</w:t>
-      </w:r>
-      <w:r>
-        <w:t xml:space="preserve"> </w:t>
-      </w:r>
-      <w:r>
-        <w:t xml:space="preserve">string is identical to</w:t>
-      </w:r>
-      <w:r>
-        <w:t xml:space="preserve"> </w:t>
-      </w:r>
-      <w:r>
-        <w:rPr>
-          <w:rStyle w:val="VerbatimChar"/>
-        </w:rPr>
-        <w:t xml:space="preserve">normalized[::-1]</w:t>
-      </w:r>
-      <w:r>
-        <w:t xml:space="preserve">, the function returns</w:t>
-      </w:r>
-      <w:r>
-        <w:t xml:space="preserve"> </w:t>
-      </w:r>
-      <w:r>
-        <w:rPr>
-          <w:rStyle w:val="VerbatimChar"/>
-        </w:rPr>
-        <w:t xml:space="preserve">True</w:t>
-      </w:r>
-      <w:r>
-        <w:t xml:space="preserve">, indicating the original text is a palindrome. Otherwise, it returns</w:t>
-      </w:r>
-      <w:r>
-        <w:t xml:space="preserve"> </w:t>
-      </w:r>
-      <w:r>
-        <w:rPr>
-          <w:rStyle w:val="VerbatimChar"/>
-        </w:rPr>
-        <w:t xml:space="preserve">False</w:t>
-      </w:r>
-      <w:r>
-        <w:t xml:space="preserve">.</w:t>
+        <w:t xml:space="preserve">Error with invalid dictionary: Values must be unique to invert dictionary</w:t>
       </w:r>
     </w:p>
     <w:p>
-      <w:pPr>
-        <w:pStyle w:val="SourceCode"/>
-      </w:pPr>
-      <w:r>
-        <w:rPr>
-          <w:rStyle w:val="ControlFlowTok"/>
-        </w:rPr>
-        <w:t xml:space="preserve">return</w:t>
-      </w:r>
-      <w:r>
-        <w:rPr>
-          <w:rStyle w:val="NormalTok"/>
-        </w:rPr>
-        <w:t xml:space="preserve"> normalized </w:t>
-      </w:r>
-      <w:r>
-        <w:rPr>
-          <w:rStyle w:val="OperatorTok"/>
-        </w:rPr>
-        <w:t xml:space="preserve">==</w:t>
-      </w:r>
-      <w:r>
-        <w:rPr>
-          <w:rStyle w:val="NormalTok"/>
-        </w:rPr>
-        <w:t xml:space="preserve"> normalized[::</w:t>
-      </w:r>
-      <w:r>
-        <w:rPr>
-          <w:rStyle w:val="OperatorTok"/>
-        </w:rPr>
-        <w:t xml:space="preserve">-</w:t>
-      </w:r>
-      <w:r>
-        <w:rPr>
-          <w:rStyle w:val="DecValTok"/>
-        </w:rPr>
-        <w:t xml:space="preserve">1</w:t>
-      </w:r>
-      <w:r>
-        <w:rPr>
-          <w:rStyle w:val="NormalTok"/>
-        </w:rPr>
-        <w:t xml:space="preserve">]</w:t>
+      <w:r>
+        <w:pict>
+          <v:rect style="width:0;height:1.5pt" o:hralign="center" o:hrstd="t" o:hr="t"/>
+        </w:pict>
       </w:r>
     </w:p>
-    <w:bookmarkEnd w:id="26"/>
-    <w:bookmarkStart w:id="27" w:name="usage-notes-2"/>
+    <w:bookmarkEnd w:id="21"/>
+    <w:bookmarkStart w:id="22" w:name="functiondef-is_palindrometext"/>
     <w:p>
       <w:pPr>
         <w:pStyle w:val="Heading2"/>
@@ -2638,13 +2243,93 @@
         <w:rPr>
           <w:rStyle w:val="SectionNumber"/>
         </w:rPr>
-        <w:t xml:space="preserve">3.4</w:t>
+        <w:t xml:space="preserve">2.6</w:t>
       </w:r>
       <w:r>
         <w:tab/>
       </w:r>
       <w:r>
-        <w:t xml:space="preserve">Usage Notes</w:t>
+        <w:t xml:space="preserve">FunctionDef is_palindrome(text)</w:t>
+      </w:r>
+    </w:p>
+    <w:bookmarkEnd w:id="22"/>
+    <w:bookmarkEnd w:id="23"/>
+    <w:bookmarkStart w:id="29" w:name="function-is_palindrometext-str"/>
+    <w:p>
+      <w:pPr>
+        <w:pStyle w:val="Heading1"/>
+      </w:pPr>
+      <w:r>
+        <w:rPr>
+          <w:rStyle w:val="SectionNumber"/>
+        </w:rPr>
+        <w:t xml:space="preserve">3</w:t>
+      </w:r>
+      <w:r>
+        <w:tab/>
+      </w:r>
+      <w:r>
+        <w:t xml:space="preserve">Function: is_palindrome(text: str)</w:t>
+      </w:r>
+    </w:p>
+    <w:bookmarkStart w:id="24" w:name="overview-2"/>
+    <w:p>
+      <w:pPr>
+        <w:pStyle w:val="Heading2"/>
+      </w:pPr>
+      <w:r>
+        <w:rPr>
+          <w:rStyle w:val="SectionNumber"/>
+        </w:rPr>
+        <w:t xml:space="preserve">3.1</w:t>
+      </w:r>
+      <w:r>
+        <w:tab/>
+      </w:r>
+      <w:r>
+        <w:t xml:space="preserve">Overview</w:t>
+      </w:r>
+    </w:p>
+    <w:p>
+      <w:pPr>
+        <w:pStyle w:val="FirstParagraph"/>
+      </w:pPr>
+      <w:r>
+        <w:t xml:space="preserve">The</w:t>
+      </w:r>
+      <w:r>
+        <w:t xml:space="preserve"> </w:t>
+      </w:r>
+      <w:r>
+        <w:rPr>
+          <w:rStyle w:val="VerbatimChar"/>
+        </w:rPr>
+        <w:t xml:space="preserve">is_palindrome</w:t>
+      </w:r>
+      <w:r>
+        <w:t xml:space="preserve"> </w:t>
+      </w:r>
+      <w:r>
+        <w:t xml:space="preserve">function determines if a given string is a palindrome, meaning it reads the same forwards and backwards, after ignoring letter casing and all whitespace characters.</w:t>
+      </w:r>
+    </w:p>
+    <w:bookmarkEnd w:id="24"/>
+    <w:bookmarkStart w:id="25" w:name="parameters-2"/>
+    <w:p>
+      <w:pPr>
+        <w:pStyle w:val="Heading2"/>
+      </w:pPr>
+      <w:r>
+        <w:rPr>
+          <w:rStyle w:val="SectionNumber"/>
+        </w:rPr>
+        <w:t xml:space="preserve">3.2</w:t>
+      </w:r>
+      <w:r>
+        <w:tab/>
+      </w:r>
+      <w:r>
+        <w:t xml:space="preserve">parameters</w:t>
       </w:r>
     </w:p>
     <w:p>
@@ -2656,31 +2341,377 @@
         </w:numPr>
       </w:pPr>
       <w:r>
-        <w:t xml:space="preserve">The function is case-insensitive. For example,</w:t>
+        <w:rPr>
+          <w:rStyle w:val="VerbatimChar"/>
+          <w:b/>
+          <w:bCs/>
+        </w:rPr>
+        <w:t xml:space="preserve">text</w:t>
       </w:r>
       <w:r>
         <w:t xml:space="preserve"> </w:t>
       </w:r>
       <w:r>
-        <w:t xml:space="preserve">“Racecar”</w:t>
+        <w:t xml:space="preserve">(str): The input string to be checked for the palindrome property.</w:t>
+      </w:r>
+    </w:p>
+    <w:bookmarkEnd w:id="25"/>
+    <w:bookmarkStart w:id="26" w:name="description-2"/>
+    <w:p>
+      <w:pPr>
+        <w:pStyle w:val="Heading2"/>
+      </w:pPr>
+      <w:r>
+        <w:rPr>
+          <w:rStyle w:val="SectionNumber"/>
+        </w:rPr>
+        <w:t xml:space="preserve">3.3</w:t>
+      </w:r>
+      <w:r>
+        <w:tab/>
+      </w:r>
+      <w:r>
+        <w:t xml:space="preserve">Description</w:t>
+      </w:r>
+    </w:p>
+    <w:p>
+      <w:pPr>
+        <w:pStyle w:val="FirstParagraph"/>
+      </w:pPr>
+      <w:r>
+        <w:t xml:space="preserve">This function provides a straightforward way to check for palindromes by first normalizing the input string and then comparing it to its reverse.</w:t>
+      </w:r>
+    </w:p>
+    <w:p>
+      <w:pPr>
+        <w:pStyle w:val="BodyText"/>
+      </w:pPr>
+      <w:r>
+        <w:t xml:space="preserve">The core logic operates in two main steps:</w:t>
+      </w:r>
+    </w:p>
+    <w:p>
+      <w:pPr>
+        <w:numPr>
+          <w:ilvl w:val="0"/>
+          <w:numId w:val="1007"/>
+        </w:numPr>
+      </w:pPr>
+      <w:r>
+        <w:rPr>
+          <w:b/>
+          <w:bCs/>
+        </w:rPr>
+        <w:t xml:space="preserve">Normalization</w:t>
+      </w:r>
+      <w:r>
+        <w:t xml:space="preserve">: The function first creates a</w:t>
       </w:r>
       <w:r>
         <w:t xml:space="preserve"> </w:t>
       </w:r>
       <w:r>
-        <w:t xml:space="preserve">and</w:t>
+        <w:t xml:space="preserve">“normalized”</w:t>
       </w:r>
       <w:r>
         <w:t xml:space="preserve"> </w:t>
       </w:r>
       <w:r>
-        <w:t xml:space="preserve">“racecar”</w:t>
+        <w:t xml:space="preserve">version of the input</w:t>
       </w:r>
       <w:r>
         <w:t xml:space="preserve"> </w:t>
       </w:r>
       <w:r>
-        <w:t xml:space="preserve">will both be treated as palindromes.</w:t>
+        <w:rPr>
+          <w:rStyle w:val="VerbatimChar"/>
+        </w:rPr>
+        <w:t xml:space="preserve">text</w:t>
+      </w:r>
+      <w:r>
+        <w:t xml:space="preserve">. It iterates through every character (</w:t>
+      </w:r>
+      <w:r>
+        <w:rPr>
+          <w:rStyle w:val="VerbatimChar"/>
+        </w:rPr>
+        <w:t xml:space="preserve">ch</w:t>
+      </w:r>
+      <w:r>
+        <w:t xml:space="preserve">) in the string. Using a generator expression, it filters out any character that is a whitespace character (like spaces, tabs, or newlines) via the</w:t>
+      </w:r>
+      <w:r>
+        <w:t xml:space="preserve"> </w:t>
+      </w:r>
+      <w:r>
+        <w:rPr>
+          <w:rStyle w:val="VerbatimChar"/>
+        </w:rPr>
+        <w:t xml:space="preserve">ch.isspace()</w:t>
+      </w:r>
+      <w:r>
+        <w:t xml:space="preserve"> </w:t>
+      </w:r>
+      <w:r>
+        <w:t xml:space="preserve">method. For all remaining characters, it converts them to lowercase using</w:t>
+      </w:r>
+      <w:r>
+        <w:t xml:space="preserve"> </w:t>
+      </w:r>
+      <w:r>
+        <w:rPr>
+          <w:rStyle w:val="VerbatimChar"/>
+        </w:rPr>
+        <w:t xml:space="preserve">ch.lower()</w:t>
+      </w:r>
+      <w:r>
+        <w:t xml:space="preserve">. The</w:t>
+      </w:r>
+      <w:r>
+        <w:t xml:space="preserve"> </w:t>
+      </w:r>
+      <w:r>
+        <w:rPr>
+          <w:rStyle w:val="VerbatimChar"/>
+        </w:rPr>
+        <w:t xml:space="preserve">''.join()</w:t>
+      </w:r>
+      <w:r>
+        <w:t xml:space="preserve"> </w:t>
+      </w:r>
+      <w:r>
+        <w:t xml:space="preserve">method then combines these filtered, lowercase characters into a new string,</w:t>
+      </w:r>
+      <w:r>
+        <w:t xml:space="preserve"> </w:t>
+      </w:r>
+      <w:r>
+        <w:rPr>
+          <w:rStyle w:val="VerbatimChar"/>
+        </w:rPr>
+        <w:t xml:space="preserve">normalized</w:t>
+      </w:r>
+      <w:r>
+        <w:t xml:space="preserve">.</w:t>
+      </w:r>
+    </w:p>
+    <w:p>
+      <w:pPr>
+        <w:numPr>
+          <w:ilvl w:val="0"/>
+          <w:numId w:val="1007"/>
+        </w:numPr>
+      </w:pPr>
+      <w:r>
+        <w:rPr>
+          <w:b/>
+          <w:bCs/>
+        </w:rPr>
+        <w:t xml:space="preserve">Comparison</w:t>
+      </w:r>
+      <w:r>
+        <w:t xml:space="preserve">: The function then compares the</w:t>
+      </w:r>
+      <w:r>
+        <w:t xml:space="preserve"> </w:t>
+      </w:r>
+      <w:r>
+        <w:rPr>
+          <w:rStyle w:val="VerbatimChar"/>
+        </w:rPr>
+        <w:t xml:space="preserve">normalized</w:t>
+      </w:r>
+      <w:r>
+        <w:t xml:space="preserve"> </w:t>
+      </w:r>
+      <w:r>
+        <w:t xml:space="preserve">string with its reversed version. The slice notation</w:t>
+      </w:r>
+      <w:r>
+        <w:t xml:space="preserve"> </w:t>
+      </w:r>
+      <w:r>
+        <w:rPr>
+          <w:rStyle w:val="VerbatimChar"/>
+        </w:rPr>
+        <w:t xml:space="preserve">normalized[::-1]</w:t>
+      </w:r>
+      <w:r>
+        <w:t xml:space="preserve"> </w:t>
+      </w:r>
+      <w:r>
+        <w:t xml:space="preserve">efficiently creates a reversed copy of the string. If the</w:t>
+      </w:r>
+      <w:r>
+        <w:t xml:space="preserve"> </w:t>
+      </w:r>
+      <w:r>
+        <w:rPr>
+          <w:rStyle w:val="VerbatimChar"/>
+        </w:rPr>
+        <w:t xml:space="preserve">normalized</w:t>
+      </w:r>
+      <w:r>
+        <w:t xml:space="preserve"> </w:t>
+      </w:r>
+      <w:r>
+        <w:t xml:space="preserve">string is identical to its reversed counterpart, the expression evaluates to</w:t>
+      </w:r>
+      <w:r>
+        <w:t xml:space="preserve"> </w:t>
+      </w:r>
+      <w:r>
+        <w:rPr>
+          <w:rStyle w:val="VerbatimChar"/>
+        </w:rPr>
+        <w:t xml:space="preserve">True</w:t>
+      </w:r>
+      <w:r>
+        <w:t xml:space="preserve">, indicating a palindrome. Otherwise, it evaluates to</w:t>
+      </w:r>
+      <w:r>
+        <w:t xml:space="preserve"> </w:t>
+      </w:r>
+      <w:r>
+        <w:rPr>
+          <w:rStyle w:val="VerbatimChar"/>
+        </w:rPr>
+        <w:t xml:space="preserve">False</w:t>
+      </w:r>
+      <w:r>
+        <w:t xml:space="preserve">.</w:t>
+      </w:r>
+    </w:p>
+    <w:p>
+      <w:pPr>
+        <w:pStyle w:val="FirstParagraph"/>
+      </w:pPr>
+      <w:r>
+        <w:t xml:space="preserve">For instance, if the input</w:t>
+      </w:r>
+      <w:r>
+        <w:t xml:space="preserve"> </w:t>
+      </w:r>
+      <w:r>
+        <w:rPr>
+          <w:rStyle w:val="VerbatimChar"/>
+        </w:rPr>
+        <w:t xml:space="preserve">text</w:t>
+      </w:r>
+      <w:r>
+        <w:t xml:space="preserve"> </w:t>
+      </w:r>
+      <w:r>
+        <w:t xml:space="preserve">is</w:t>
+      </w:r>
+      <w:r>
+        <w:t xml:space="preserve"> </w:t>
+      </w:r>
+      <w:r>
+        <w:rPr>
+          <w:rStyle w:val="VerbatimChar"/>
+        </w:rPr>
+        <w:t xml:space="preserve">"Taco Cat"</w:t>
+      </w:r>
+      <w:r>
+        <w:t xml:space="preserve">, the</w:t>
+      </w:r>
+      <w:r>
+        <w:t xml:space="preserve"> </w:t>
+      </w:r>
+      <w:r>
+        <w:rPr>
+          <w:rStyle w:val="VerbatimChar"/>
+        </w:rPr>
+        <w:t xml:space="preserve">normalized</w:t>
+      </w:r>
+      <w:r>
+        <w:t xml:space="preserve"> </w:t>
+      </w:r>
+      <w:r>
+        <w:t xml:space="preserve">string becomes</w:t>
+      </w:r>
+      <w:r>
+        <w:t xml:space="preserve"> </w:t>
+      </w:r>
+      <w:r>
+        <w:rPr>
+          <w:rStyle w:val="VerbatimChar"/>
+        </w:rPr>
+        <w:t xml:space="preserve">"tacocat"</w:t>
+      </w:r>
+      <w:r>
+        <w:t xml:space="preserve">. The function then checks if</w:t>
+      </w:r>
+      <w:r>
+        <w:t xml:space="preserve"> </w:t>
+      </w:r>
+      <w:r>
+        <w:rPr>
+          <w:rStyle w:val="VerbatimChar"/>
+        </w:rPr>
+        <w:t xml:space="preserve">"tacocat"</w:t>
+      </w:r>
+      <w:r>
+        <w:t xml:space="preserve"> </w:t>
+      </w:r>
+      <w:r>
+        <w:t xml:space="preserve">is equal to</w:t>
+      </w:r>
+      <w:r>
+        <w:t xml:space="preserve"> </w:t>
+      </w:r>
+      <w:r>
+        <w:rPr>
+          <w:rStyle w:val="VerbatimChar"/>
+        </w:rPr>
+        <w:t xml:space="preserve">"tacocat"[::-1]</w:t>
+      </w:r>
+      <w:r>
+        <w:t xml:space="preserve">, which is also</w:t>
+      </w:r>
+      <w:r>
+        <w:t xml:space="preserve"> </w:t>
+      </w:r>
+      <w:r>
+        <w:rPr>
+          <w:rStyle w:val="VerbatimChar"/>
+        </w:rPr>
+        <w:t xml:space="preserve">"tacocat"</w:t>
+      </w:r>
+      <w:r>
+        <w:t xml:space="preserve">. Since they are equal, the function returns</w:t>
+      </w:r>
+      <w:r>
+        <w:t xml:space="preserve"> </w:t>
+      </w:r>
+      <w:r>
+        <w:rPr>
+          <w:rStyle w:val="VerbatimChar"/>
+        </w:rPr>
+        <w:t xml:space="preserve">True</w:t>
+      </w:r>
+      <w:r>
+        <w:t xml:space="preserve">.</w:t>
+      </w:r>
+    </w:p>
+    <w:bookmarkEnd w:id="26"/>
+    <w:bookmarkStart w:id="27" w:name="usage-notes-2"/>
+    <w:p>
+      <w:pPr>
+        <w:pStyle w:val="Heading2"/>
+      </w:pPr>
+      <w:r>
+        <w:rPr>
+          <w:rStyle w:val="SectionNumber"/>
+        </w:rPr>
+        <w:t xml:space="preserve">3.4</w:t>
+      </w:r>
+      <w:r>
+        <w:tab/>
+      </w:r>
+      <w:r>
+        <w:t xml:space="preserve">Usage Notes</w:t>
       </w:r>
     </w:p>
     <w:p>
@@ -2688,11 +2719,66 @@
         <w:pStyle w:val="Compact"/>
         <w:numPr>
           <w:ilvl w:val="0"/>
-          <w:numId w:val="1006"/>
+          <w:numId w:val="1008"/>
         </w:numPr>
       </w:pPr>
       <w:r>
-        <w:t xml:space="preserve">All whitespace characters (spaces, tabs, newlines, etc.) are ignored during the check.</w:t>
+        <w:t xml:space="preserve">The function is</w:t>
+      </w:r>
+      <w:r>
+        <w:t xml:space="preserve"> </w:t>
+      </w:r>
+      <w:r>
+        <w:rPr>
+          <w:b/>
+          <w:bCs/>
+        </w:rPr>
+        <w:t xml:space="preserve">case-insensitive</w:t>
+      </w:r>
+      <w:r>
+        <w:t xml:space="preserve">. For example,</w:t>
+      </w:r>
+      <w:r>
+        <w:t xml:space="preserve"> </w:t>
+      </w:r>
+      <w:r>
+        <w:rPr>
+          <w:rStyle w:val="VerbatimChar"/>
+        </w:rPr>
+        <w:t xml:space="preserve">is_palindrome("Racecar")</w:t>
+      </w:r>
+      <w:r>
+        <w:t xml:space="preserve"> </w:t>
+      </w:r>
+      <w:r>
+        <w:t xml:space="preserve">and</w:t>
+      </w:r>
+      <w:r>
+        <w:t xml:space="preserve"> </w:t>
+      </w:r>
+      <w:r>
+        <w:rPr>
+          <w:rStyle w:val="VerbatimChar"/>
+        </w:rPr>
+        <w:t xml:space="preserve">is_palindrome("racecar")</w:t>
+      </w:r>
+      <w:r>
+        <w:t xml:space="preserve"> </w:t>
+      </w:r>
+      <w:r>
+        <w:t xml:space="preserve">will both return</w:t>
+      </w:r>
+      <w:r>
+        <w:t xml:space="preserve"> </w:t>
+      </w:r>
+      <w:r>
+        <w:rPr>
+          <w:rStyle w:val="VerbatimChar"/>
+        </w:rPr>
+        <w:t xml:space="preserve">True</w:t>
+      </w:r>
+      <w:r>
+        <w:t xml:space="preserve">.</w:t>
       </w:r>
     </w:p>
     <w:p>
@@ -2700,11 +2786,23 @@
         <w:pStyle w:val="Compact"/>
         <w:numPr>
           <w:ilvl w:val="0"/>
-          <w:numId w:val="1006"/>
+          <w:numId w:val="1008"/>
         </w:numPr>
       </w:pPr>
       <w:r>
-        <w:t xml:space="preserve">Punctuation and special characters are</w:t>
+        <w:t xml:space="preserve">All whitespace characters (spaces, tabs, newlines, etc.) are ignored during the check.</w:t>
+      </w:r>
+    </w:p>
+    <w:p>
+      <w:pPr>
+        <w:pStyle w:val="Compact"/>
+        <w:numPr>
+          <w:ilvl w:val="0"/>
+          <w:numId w:val="1008"/>
+        </w:numPr>
+      </w:pPr>
+      <w:r>
+        <w:t xml:space="preserve">Punctuation, numbers, and other symbols are</w:t>
       </w:r>
       <w:r>
         <w:t xml:space="preserve"> </w:t>
@@ -2720,7 +2818,7 @@
         <w:t xml:space="preserve"> </w:t>
       </w:r>
       <w:r>
-        <w:t xml:space="preserve">ignored and will be included in the palindrome check. For example,</w:t>
+        <w:t xml:space="preserve">ignored and are included in the palindrome check. For example,</w:t>
       </w:r>
       <w:r>
         <w:t xml:space="preserve"> </w:t>
@@ -2735,7 +2833,7 @@
         <w:t xml:space="preserve"> </w:t>
       </w:r>
       <w:r>
-        <w:t xml:space="preserve">would return</w:t>
+        <w:t xml:space="preserve">will return</w:t>
       </w:r>
       <w:r>
         <w:t xml:space="preserve"> </w:t>
@@ -2750,7 +2848,7 @@
         <w:t xml:space="preserve"> </w:t>
       </w:r>
       <w:r>
-        <w:t xml:space="preserve">because the commas and colon are not symmetrical.</w:t>
+        <w:t xml:space="preserve">because the commas and colon are part of the comparison.</w:t>
       </w:r>
     </w:p>
     <w:p>
@@ -2806,7 +2904,7 @@
         <w:rPr>
           <w:rStyle w:val="CommentTok"/>
         </w:rPr>
-        <w:t xml:space="preserve"># Example 1: A classic palindrome with mixed casing and spaces</w:t>
+        <w:t xml:space="preserve"># Example usage with mixed casing and spaces</w:t>
       </w:r>
       <w:r>
         <w:br/>
@@ -2815,7 +2913,7 @@
         <w:rPr>
           <w:rStyle w:val="NormalTok"/>
         </w:rPr>
-        <w:t xml:space="preserve">result1 </w:t>
+        <w:t xml:space="preserve">text_to_check </w:t>
       </w:r>
       <w:r>
         <w:rPr>
@@ -2827,24 +2925,174 @@
         <w:rPr>
           <w:rStyle w:val="NormalTok"/>
         </w:rPr>
-        <w:t xml:space="preserve"> is_palindrome(</w:t>
+        <w:t xml:space="preserve"> </w:t>
       </w:r>
       <w:r>
         <w:rPr>
           <w:rStyle w:val="StringTok"/>
         </w:rPr>
-        <w:t xml:space="preserve">"A man a plan a canal Panama"</w:t>
+        <w:t xml:space="preserve">"No lemon no melon"</w:t>
+      </w:r>
+      <w:r>
+        <w:br/>
       </w:r>
       <w:r>
         <w:rPr>
           <w:rStyle w:val="NormalTok"/>
         </w:rPr>
+        <w:t xml:space="preserve">result </w:t>
+      </w:r>
+      <w:r>
+        <w:rPr>
+          <w:rStyle w:val="OperatorTok"/>
+        </w:rPr>
+        <w:t xml:space="preserve">=</w:t>
+      </w:r>
+      <w:r>
+        <w:rPr>
+          <w:rStyle w:val="NormalTok"/>
+        </w:rPr>
+        <w:t xml:space="preserve"> is_palindrome(text_to_check)</w:t>
+      </w:r>
+      <w:r>
+        <w:br/>
+      </w:r>
+      <w:r>
+        <w:rPr>
+          <w:rStyle w:val="BuiltInTok"/>
+        </w:rPr>
+        <w:t xml:space="preserve">print</w:t>
+      </w:r>
+      <w:r>
+        <w:rPr>
+          <w:rStyle w:val="NormalTok"/>
+        </w:rPr>
+        <w:t xml:space="preserve">(</w:t>
+      </w:r>
+      <w:r>
+        <w:rPr>
+          <w:rStyle w:val="SpecialStringTok"/>
+        </w:rPr>
+        <w:t xml:space="preserve">f"Is '</w:t>
+      </w:r>
+      <w:r>
+        <w:rPr>
+          <w:rStyle w:val="SpecialCharTok"/>
+        </w:rPr>
+        <w:t xml:space="preserve">{</w:t>
+      </w:r>
+      <w:r>
+        <w:rPr>
+          <w:rStyle w:val="NormalTok"/>
+        </w:rPr>
+        <w:t xml:space="preserve">text_to_check</w:t>
+      </w:r>
+      <w:r>
+        <w:rPr>
+          <w:rStyle w:val="SpecialCharTok"/>
+        </w:rPr>
+        <w:t xml:space="preserve">}</w:t>
+      </w:r>
+      <w:r>
+        <w:rPr>
+          <w:rStyle w:val="SpecialStringTok"/>
+        </w:rPr>
+        <w:t xml:space="preserve">' a palindrome? </w:t>
+      </w:r>
+      <w:r>
+        <w:rPr>
+          <w:rStyle w:val="SpecialCharTok"/>
+        </w:rPr>
+        <w:t xml:space="preserve">{</w:t>
+      </w:r>
+      <w:r>
+        <w:rPr>
+          <w:rStyle w:val="NormalTok"/>
+        </w:rPr>
+        <w:t xml:space="preserve">result</w:t>
+      </w:r>
+      <w:r>
+        <w:rPr>
+          <w:rStyle w:val="SpecialCharTok"/>
+        </w:rPr>
+        <w:t xml:space="preserve">}</w:t>
+      </w:r>
+      <w:r>
+        <w:rPr>
+          <w:rStyle w:val="SpecialStringTok"/>
+        </w:rPr>
+        <w:t xml:space="preserve">"</w:t>
+      </w:r>
+      <w:r>
+        <w:rPr>
+          <w:rStyle w:val="NormalTok"/>
+        </w:rPr>
         <w:t xml:space="preserve">)</w:t>
       </w:r>
       <w:r>
         <w:br/>
       </w:r>
       <w:r>
+        <w:br/>
+      </w:r>
+      <w:r>
+        <w:rPr>
+          <w:rStyle w:val="CommentTok"/>
+        </w:rPr>
+        <w:t xml:space="preserve"># Example with a non-palindrome</w:t>
+      </w:r>
+      <w:r>
+        <w:br/>
+      </w:r>
+      <w:r>
+        <w:rPr>
+          <w:rStyle w:val="NormalTok"/>
+        </w:rPr>
+        <w:t xml:space="preserve">another_text </w:t>
+      </w:r>
+      <w:r>
+        <w:rPr>
+          <w:rStyle w:val="OperatorTok"/>
+        </w:rPr>
+        <w:t xml:space="preserve">=</w:t>
+      </w:r>
+      <w:r>
+        <w:rPr>
+          <w:rStyle w:val="NormalTok"/>
+        </w:rPr>
+        <w:t xml:space="preserve"> </w:t>
+      </w:r>
+      <w:r>
+        <w:rPr>
+          <w:rStyle w:val="StringTok"/>
+        </w:rPr>
+        <w:t xml:space="preserve">"hello world"</w:t>
+      </w:r>
+      <w:r>
+        <w:br/>
+      </w:r>
+      <w:r>
+        <w:rPr>
+          <w:rStyle w:val="NormalTok"/>
+        </w:rPr>
+        <w:t xml:space="preserve">result_two </w:t>
+      </w:r>
+      <w:r>
+        <w:rPr>
+          <w:rStyle w:val="OperatorTok"/>
+        </w:rPr>
+        <w:t xml:space="preserve">=</w:t>
+      </w:r>
+      <w:r>
+        <w:rPr>
+          <w:rStyle w:val="NormalTok"/>
+        </w:rPr>
+        <w:t xml:space="preserve"> is_palindrome(another_text)</w:t>
+      </w:r>
+      <w:r>
+        <w:br/>
+      </w:r>
+      <w:r>
         <w:rPr>
           <w:rStyle w:val="BuiltInTok"/>
         </w:rPr>
@@ -2860,7 +3108,7 @@
         <w:rPr>
           <w:rStyle w:val="SpecialStringTok"/>
         </w:rPr>
-        <w:t xml:space="preserve">f"'A man a plan a canal Panama' is a palindrome: </w:t>
+        <w:t xml:space="preserve">f"Is '</w:t>
       </w:r>
       <w:r>
         <w:rPr>
@@ -2872,7 +3120,7 @@
         <w:rPr>
           <w:rStyle w:val="NormalTok"/>
         </w:rPr>
-        <w:t xml:space="preserve">result1</w:t>
+        <w:t xml:space="preserve">another_text</w:t>
       </w:r>
       <w:r>
         <w:rPr>
@@ -2884,187 +3132,19 @@
         <w:rPr>
           <w:rStyle w:val="SpecialStringTok"/>
         </w:rPr>
-        <w:t xml:space="preserve">"</w:t>
+        <w:t xml:space="preserve">' a palindrome? </w:t>
+      </w:r>
+      <w:r>
+        <w:rPr>
+          <w:rStyle w:val="SpecialCharTok"/>
+        </w:rPr>
+        <w:t xml:space="preserve">{</w:t>
       </w:r>
       <w:r>
         <w:rPr>
           <w:rStyle w:val="NormalTok"/>
         </w:rPr>
-        <w:t xml:space="preserve">)</w:t>
-      </w:r>
-      <w:r>
-        <w:br/>
-      </w:r>
-      <w:r>
-        <w:br/>
-      </w:r>
-      <w:r>
-        <w:rPr>
-          <w:rStyle w:val="CommentTok"/>
-        </w:rPr>
-        <w:t xml:space="preserve"># Example 2: A simple non-palindrome string</w:t>
-      </w:r>
-      <w:r>
-        <w:br/>
-      </w:r>
-      <w:r>
-        <w:rPr>
-          <w:rStyle w:val="NormalTok"/>
-        </w:rPr>
-        <w:t xml:space="preserve">result2 </w:t>
-      </w:r>
-      <w:r>
-        <w:rPr>
-          <w:rStyle w:val="OperatorTok"/>
-        </w:rPr>
-        <w:t xml:space="preserve">=</w:t>
-      </w:r>
-      <w:r>
-        <w:rPr>
-          <w:rStyle w:val="NormalTok"/>
-        </w:rPr>
-        <w:t xml:space="preserve"> is_palindrome(</w:t>
-      </w:r>
-      <w:r>
-        <w:rPr>
-          <w:rStyle w:val="StringTok"/>
-        </w:rPr>
-        <w:t xml:space="preserve">"hello world"</w:t>
-      </w:r>
-      <w:r>
-        <w:rPr>
-          <w:rStyle w:val="NormalTok"/>
-        </w:rPr>
-        <w:t xml:space="preserve">)</w:t>
-      </w:r>
-      <w:r>
-        <w:br/>
-      </w:r>
-      <w:r>
-        <w:rPr>
-          <w:rStyle w:val="BuiltInTok"/>
-        </w:rPr>
-        <w:t xml:space="preserve">print</w:t>
-      </w:r>
-      <w:r>
-        <w:rPr>
-          <w:rStyle w:val="NormalTok"/>
-        </w:rPr>
-        <w:t xml:space="preserve">(</w:t>
-      </w:r>
-      <w:r>
-        <w:rPr>
-          <w:rStyle w:val="SpecialStringTok"/>
-        </w:rPr>
-        <w:t xml:space="preserve">f"'hello world' is a palindrome: </w:t>
-      </w:r>
-      <w:r>
-        <w:rPr>
-          <w:rStyle w:val="SpecialCharTok"/>
-        </w:rPr>
-        <w:t xml:space="preserve">{</w:t>
-      </w:r>
-      <w:r>
-        <w:rPr>
-          <w:rStyle w:val="NormalTok"/>
-        </w:rPr>
-        <w:t xml:space="preserve">result2</w:t>
-      </w:r>
-      <w:r>
-        <w:rPr>
-          <w:rStyle w:val="SpecialCharTok"/>
-        </w:rPr>
-        <w:t xml:space="preserve">}</w:t>
-      </w:r>
-      <w:r>
-        <w:rPr>
-          <w:rStyle w:val="SpecialStringTok"/>
-        </w:rPr>
-        <w:t xml:space="preserve">"</w:t>
-      </w:r>
-      <w:r>
-        <w:rPr>
-          <w:rStyle w:val="NormalTok"/>
-        </w:rPr>
-        <w:t xml:space="preserve">)</w:t>
-      </w:r>
-      <w:r>
-        <w:br/>
-      </w:r>
-      <w:r>
-        <w:br/>
-      </w:r>
-      <w:r>
-        <w:rPr>
-          <w:rStyle w:val="CommentTok"/>
-        </w:rPr>
-        <w:t xml:space="preserve"># Example 3: A palindrome with numbers</w:t>
-      </w:r>
-      <w:r>
-        <w:br/>
-      </w:r>
-      <w:r>
-        <w:rPr>
-          <w:rStyle w:val="NormalTok"/>
-        </w:rPr>
-        <w:t xml:space="preserve">result3 </w:t>
-      </w:r>
-      <w:r>
-        <w:rPr>
-          <w:rStyle w:val="OperatorTok"/>
-        </w:rPr>
-        <w:t xml:space="preserve">=</w:t>
-      </w:r>
-      <w:r>
-        <w:rPr>
-          <w:rStyle w:val="NormalTok"/>
-        </w:rPr>
-        <w:t xml:space="preserve"> is_palindrome(</w:t>
-      </w:r>
-      <w:r>
-        <w:rPr>
-          <w:rStyle w:val="StringTok"/>
-        </w:rPr>
-        <w:t xml:space="preserve">"123 321"</w:t>
-      </w:r>
-      <w:r>
-        <w:rPr>
-          <w:rStyle w:val="NormalTok"/>
-        </w:rPr>
-        <w:t xml:space="preserve">)</w:t>
-      </w:r>
-      <w:r>
-        <w:br/>
-      </w:r>
-      <w:r>
-        <w:rPr>
-          <w:rStyle w:val="BuiltInTok"/>
-        </w:rPr>
-        <w:t xml:space="preserve">print</w:t>
-      </w:r>
-      <w:r>
-        <w:rPr>
-          <w:rStyle w:val="NormalTok"/>
-        </w:rPr>
-        <w:t xml:space="preserve">(</w:t>
-      </w:r>
-      <w:r>
-        <w:rPr>
-          <w:rStyle w:val="SpecialStringTok"/>
-        </w:rPr>
-        <w:t xml:space="preserve">f"'123 321' is a palindrome: </w:t>
-      </w:r>
-      <w:r>
-        <w:rPr>
-          <w:rStyle w:val="SpecialCharTok"/>
-        </w:rPr>
-        <w:t xml:space="preserve">{</w:t>
-      </w:r>
-      <w:r>
-        <w:rPr>
-          <w:rStyle w:val="NormalTok"/>
-        </w:rPr>
-        <w:t xml:space="preserve">result3</w:t>
+        <w:t xml:space="preserve">result_two</w:t>
       </w:r>
       <w:r>
         <w:rPr>
@@ -3105,7 +3185,7 @@
         <w:rPr>
           <w:rStyle w:val="VerbatimChar"/>
         </w:rPr>
-        <w:t xml:space="preserve">'A man a plan a canal Panama' is a palindrome: True</w:t>
+        <w:t xml:space="preserve">Is 'No lemon no melon' a palindrome? True</w:t>
       </w:r>
       <w:r>
         <w:br/>
@@ -3114,16 +3194,7 @@
         <w:rPr>
           <w:rStyle w:val="VerbatimChar"/>
         </w:rPr>
-        <w:t xml:space="preserve">'hello world' is a palindrome: False</w:t>
-      </w:r>
-      <w:r>
-        <w:br/>
-      </w:r>
-      <w:r>
-        <w:rPr>
-          <w:rStyle w:val="VerbatimChar"/>
-        </w:rPr>
-        <w:t xml:space="preserve">'123 321' is a palindrome: True</w:t>
+        <w:t xml:space="preserve">Is 'hello world' a palindrome? False</w:t>
       </w:r>
     </w:p>
     <w:p>
@@ -3518,6 +3589,91 @@
       <w:rPr>
         <w:rFonts w:ascii="Wingdings" w:hAnsi="Wingdings" w:cs="Wingdings" w:hint="default"/>
       </w:rPr>
+    </w:lvl>
+  </w:abstractNum>
+  <w:abstractNum w:abstractNumId="99411">
+    <w:nsid w:val="00A99411"/>
+    <w:multiLevelType w:val="multilevel"/>
+    <w:lvl w:ilvl="0">
+      <w:start w:val="1"/>
+      <w:numFmt w:val="decimal"/>
+      <w:lvlText w:val="%1."/>
+      <w:lvlJc w:val="left"/>
+      <w:pPr>
+        <w:ind w:left="720" w:hanging="360"/>
+      </w:pPr>
+    </w:lvl>
+    <w:lvl w:ilvl="1">
+      <w:start w:val="1"/>
+      <w:numFmt w:val="decimal"/>
+      <w:lvlText w:val="%2."/>
+      <w:lvlJc w:val="left"/>
+      <w:pPr>
+        <w:ind w:left="1440" w:hanging="360"/>
+      </w:pPr>
+    </w:lvl>
+    <w:lvl w:ilvl="2">
+      <w:start w:val="1"/>
+      <w:numFmt w:val="decimal"/>
+      <w:lvlText w:val="%3."/>
+      <w:lvlJc w:val="left"/>
+      <w:pPr>
+        <w:ind w:left="2160" w:hanging="360"/>
+      </w:pPr>
+    </w:lvl>
+    <w:lvl w:ilvl="3">
+      <w:start w:val="1"/>
+      <w:numFmt w:val="decimal"/>
+      <w:lvlText w:val="%4."/>
+      <w:lvlJc w:val="left"/>
+      <w:pPr>
+        <w:ind w:left="2880" w:hanging="360"/>
+      </w:pPr>
+    </w:lvl>
+    <w:lvl w:ilvl="4">
+      <w:start w:val="1"/>
+      <w:numFmt w:val="decimal"/>
+      <w:lvlText w:val="%5."/>
+      <w:lvlJc w:val="left"/>
+      <w:pPr>
+        <w:ind w:left="3600" w:hanging="360"/>
+      </w:pPr>
+    </w:lvl>
+    <w:lvl w:ilvl="5">
+      <w:start w:val="1"/>
+      <w:numFmt w:val="decimal"/>
+      <w:lvlText w:val="%6."/>
+      <w:lvlJc w:val="left"/>
+      <w:pPr>
+        <w:ind w:left="4320" w:hanging="360"/>
+      </w:pPr>
+    </w:lvl>
+    <w:lvl w:ilvl="6">
+      <w:start w:val="1"/>
+      <w:numFmt w:val="decimal"/>
+      <w:lvlText w:val="%7."/>
+      <w:lvlJc w:val="left"/>
+      <w:pPr>
+        <w:ind w:left="5040" w:hanging="360"/>
+      </w:pPr>
+    </w:lvl>
+    <w:lvl w:ilvl="7">
+      <w:start w:val="1"/>
+      <w:numFmt w:val="decimal"/>
+      <w:lvlText w:val="%8."/>
+      <w:lvlJc w:val="left"/>
+      <w:pPr>
+        <w:ind w:left="5760" w:hanging="360"/>
+      </w:pPr>
+    </w:lvl>
+    <w:lvl w:ilvl="8">
+      <w:start w:val="1"/>
+      <w:numFmt w:val="decimal"/>
+      <w:lvlText w:val="%9."/>
+      <w:lvlJc w:val="left"/>
+      <w:pPr>
+        <w:ind w:left="6480" w:hanging="360"/>
+      </w:pPr>
     </w:lvl>
   </w:abstractNum>
   <w:num w16cid:durableId="106237985" w:numId="1">
@@ -3566,6 +3722,39 @@
     <w:abstractNumId w:val="991"/>
   </w:num>
   <w:num w:numId="1006">
+    <w:abstractNumId w:val="991"/>
+  </w:num>
+  <w:num w:numId="1007">
+    <w:abstractNumId w:val="99411"/>
+    <w:lvlOverride w:ilvl="0">
+      <w:startOverride w:val="1"/>
+    </w:lvlOverride>
+    <w:lvlOverride w:ilvl="1">
+      <w:startOverride w:val="1"/>
+    </w:lvlOverride>
+    <w:lvlOverride w:ilvl="2">
+      <w:startOverride w:val="1"/>
+    </w:lvlOverride>
+    <w:lvlOverride w:ilvl="3">
+      <w:startOverride w:val="1"/>
+    </w:lvlOverride>
+    <w:lvlOverride w:ilvl="4">
+      <w:startOverride w:val="1"/>
+    </w:lvlOverride>
+    <w:lvlOverride w:ilvl="5">
+      <w:startOverride w:val="1"/>
+    </w:lvlOverride>
+    <w:lvlOverride w:ilvl="6">
+      <w:startOverride w:val="1"/>
+    </w:lvlOverride>
+    <w:lvlOverride w:ilvl="7">
+      <w:startOverride w:val="1"/>
+    </w:lvlOverride>
+    <w:lvlOverride w:ilvl="8">
+      <w:startOverride w:val="1"/>
+    </w:lvlOverride>
+  </w:num>
+  <w:num w:numId="1008">
     <w:abstractNumId w:val="991"/>
   </w:num>
 </w:numbering>

--- a/random_module_three.docx
+++ b/random_module_three.docx
@@ -103,7 +103,7 @@
         <w:t xml:space="preserve"> </w:t>
       </w:r>
       <w:r>
-        <w:t xml:space="preserve">function computes the nth number in the Fibonacci sequence using an iterative approach.</w:t>
+        <w:t xml:space="preserve">function computes the nth number in the Fibonacci sequence using an iterative method.</w:t>
       </w:r>
     </w:p>
     <w:bookmarkEnd w:id="10"/>
@@ -140,22 +140,10 @@
         <w:t xml:space="preserve">n</w:t>
       </w:r>
       <w:r>
-        <w:t xml:space="preserve">:</w:t>
-      </w:r>
-      <w:r>
-        <w:t xml:space="preserve"> </w:t>
-      </w:r>
-      <w:r>
-        <w:rPr>
-          <w:rStyle w:val="VerbatimChar"/>
-        </w:rPr>
-        <w:t xml:space="preserve">int</w:t>
-      </w:r>
-      <w:r>
-        <w:t xml:space="preserve"> </w:t>
-      </w:r>
-      <w:r>
-        <w:t xml:space="preserve">- The 0-indexed position in the Fibonacci sequence for which to find the value. This must be a non-negative integer.</w:t>
+        <w:t xml:space="preserve"> </w:t>
+      </w:r>
+      <w:r>
+        <w:t xml:space="preserve">(int): The 0-indexed position in the Fibonacci sequence for which to compute the value.</w:t>
       </w:r>
     </w:p>
     <w:bookmarkEnd w:id="11"/>
@@ -182,7 +170,15 @@
         <w:pStyle w:val="FirstParagraph"/>
       </w:pPr>
       <w:r>
-        <w:t xml:space="preserve">This function calculates a Fibonacci number based on its index</w:t>
+        <w:t xml:space="preserve">This function calculates the nth Fibonacci number, where the sequence starts with 0 and 1.</w:t>
+      </w:r>
+    </w:p>
+    <w:p>
+      <w:pPr>
+        <w:pStyle w:val="BodyText"/>
+      </w:pPr>
+      <w:r>
+        <w:t xml:space="preserve">The function first validates the input</w:t>
       </w:r>
       <w:r>
         <w:t xml:space="preserve"> </w:t>
@@ -194,7 +190,7 @@
         <w:t xml:space="preserve">n</w:t>
       </w:r>
       <w:r>
-        <w:t xml:space="preserve">. The logic begins by validating the input. If</w:t>
+        <w:t xml:space="preserve">. If</w:t>
       </w:r>
       <w:r>
         <w:t xml:space="preserve"> </w:t>
@@ -209,7 +205,7 @@
         <w:t xml:space="preserve"> </w:t>
       </w:r>
       <w:r>
-        <w:t xml:space="preserve">is a negative number, a</w:t>
+        <w:t xml:space="preserve">is a negative number, it raises a</w:t>
       </w:r>
       <w:r>
         <w:t xml:space="preserve"> </w:t>
@@ -224,7 +220,7 @@
         <w:t xml:space="preserve"> </w:t>
       </w:r>
       <w:r>
-        <w:t xml:space="preserve">is raised, as the Fibonacci sequence is not defined for negative indices.</w:t>
+        <w:t xml:space="preserve">because the Fibonacci sequence is not defined for negative indices.</w:t>
       </w:r>
     </w:p>
     <w:p>
@@ -232,7 +228,7 @@
         <w:pStyle w:val="BodyText"/>
       </w:pPr>
       <w:r>
-        <w:t xml:space="preserve">The function initializes two variables,</w:t>
+        <w:t xml:space="preserve">It initializes two variables,</w:t>
       </w:r>
       <w:r>
         <w:t xml:space="preserve"> </w:t>
@@ -259,7 +255,7 @@
         <w:t xml:space="preserve">b</w:t>
       </w:r>
       <w:r>
-        <w:t xml:space="preserve">, to</w:t>
+        <w:t xml:space="preserve">, to the first two numbers of the sequence,</w:t>
       </w:r>
       <w:r>
         <w:t xml:space="preserve"> </w:t>
@@ -286,10 +282,7 @@
         <w:t xml:space="preserve">1</w:t>
       </w:r>
       <w:r>
-        <w:t xml:space="preserve"> </w:t>
-      </w:r>
-      <w:r>
-        <w:t xml:space="preserve">respectively. These represent the first two numbers in the 0-indexed Fibonacci sequence (F(0) = 0, F(1) = 1).</w:t>
+        <w:t xml:space="preserve">, respectively.</w:t>
       </w:r>
     </w:p>
     <w:p>
@@ -297,7 +290,7 @@
         <w:pStyle w:val="BodyText"/>
       </w:pPr>
       <w:r>
-        <w:t xml:space="preserve">It then enters a</w:t>
+        <w:t xml:space="preserve">The core logic resides in a</w:t>
       </w:r>
       <w:r>
         <w:t xml:space="preserve"> </w:t>
@@ -327,7 +320,7 @@
         <w:t xml:space="preserve"> </w:t>
       </w:r>
       <w:r>
-        <w:t xml:space="preserve">times. In each iteration, the values of</w:t>
+        <w:t xml:space="preserve">times. In each iteration, the function updates the values of</w:t>
       </w:r>
       <w:r>
         <w:t xml:space="preserve"> </w:t>
@@ -357,7 +350,19 @@
         <w:t xml:space="preserve"> </w:t>
       </w:r>
       <w:r>
-        <w:t xml:space="preserve">are updated simultaneously. The current value of</w:t>
+        <w:t xml:space="preserve">to move to the next number in the sequence. This is achieved through the tuple assignment</w:t>
+      </w:r>
+      <w:r>
+        <w:t xml:space="preserve"> </w:t>
+      </w:r>
+      <w:r>
+        <w:rPr>
+          <w:rStyle w:val="VerbatimChar"/>
+        </w:rPr>
+        <w:t xml:space="preserve">a, b = b, a + b</w:t>
+      </w:r>
+      <w:r>
+        <w:t xml:space="preserve">, where the current value of</w:t>
       </w:r>
       <w:r>
         <w:t xml:space="preserve"> </w:t>
@@ -372,7 +377,7 @@
         <w:t xml:space="preserve"> </w:t>
       </w:r>
       <w:r>
-        <w:t xml:space="preserve">is assigned to</w:t>
+        <w:t xml:space="preserve">becomes the new</w:t>
       </w:r>
       <w:r>
         <w:t xml:space="preserve"> </w:t>
@@ -414,7 +419,7 @@
         <w:t xml:space="preserve"> </w:t>
       </w:r>
       <w:r>
-        <w:t xml:space="preserve">is assigned to</w:t>
+        <w:t xml:space="preserve">becomes the new</w:t>
       </w:r>
       <w:r>
         <w:t xml:space="preserve"> </w:t>
@@ -426,13 +431,15 @@
         <w:t xml:space="preserve">b</w:t>
       </w:r>
       <w:r>
-        <w:t xml:space="preserve">. This process effectively walks through the sequence:</w:t>
-      </w:r>
-      <w:r>
-        <w:t xml:space="preserve"> </w:t>
-      </w:r>
-      <w:r>
-        <w:t xml:space="preserve">- Iteration 1:</w:t>
+        <w:t xml:space="preserve">.</w:t>
+      </w:r>
+    </w:p>
+    <w:p>
+      <w:pPr>
+        <w:pStyle w:val="BodyText"/>
+      </w:pPr>
+      <w:r>
+        <w:t xml:space="preserve">After the loop completes, the variable</w:t>
       </w:r>
       <w:r>
         <w:t xml:space="preserve"> </w:t>
@@ -447,224 +454,69 @@
         <w:t xml:space="preserve"> </w:t>
       </w:r>
       <w:r>
-        <w:t xml:space="preserve">becomes 1,</w:t>
-      </w:r>
-      <w:r>
-        <w:t xml:space="preserve"> </w:t>
-      </w:r>
-      <w:r>
-        <w:rPr>
-          <w:rStyle w:val="VerbatimChar"/>
-        </w:rPr>
-        <w:t xml:space="preserve">b</w:t>
-      </w:r>
-      <w:r>
-        <w:t xml:space="preserve"> </w:t>
-      </w:r>
-      <w:r>
-        <w:t xml:space="preserve">becomes 1 (0+1)</w:t>
-      </w:r>
-      <w:r>
-        <w:t xml:space="preserve"> </w:t>
-      </w:r>
-      <w:r>
-        <w:t xml:space="preserve">- Iteration 2:</w:t>
-      </w:r>
-      <w:r>
-        <w:t xml:space="preserve"> </w:t>
-      </w:r>
-      <w:r>
-        <w:rPr>
-          <w:rStyle w:val="VerbatimChar"/>
-        </w:rPr>
-        <w:t xml:space="preserve">a</w:t>
-      </w:r>
-      <w:r>
-        <w:t xml:space="preserve"> </w:t>
-      </w:r>
-      <w:r>
-        <w:t xml:space="preserve">becomes 1,</w:t>
-      </w:r>
-      <w:r>
-        <w:t xml:space="preserve"> </w:t>
-      </w:r>
-      <w:r>
-        <w:rPr>
-          <w:rStyle w:val="VerbatimChar"/>
-        </w:rPr>
-        <w:t xml:space="preserve">b</w:t>
-      </w:r>
-      <w:r>
-        <w:t xml:space="preserve"> </w:t>
-      </w:r>
-      <w:r>
-        <w:t xml:space="preserve">becomes 2 (1+1)</w:t>
-      </w:r>
-      <w:r>
-        <w:t xml:space="preserve"> </w:t>
-      </w:r>
-      <w:r>
-        <w:t xml:space="preserve">- Iteration 3:</w:t>
-      </w:r>
-      <w:r>
-        <w:t xml:space="preserve"> </w:t>
-      </w:r>
-      <w:r>
-        <w:rPr>
-          <w:rStyle w:val="VerbatimChar"/>
-        </w:rPr>
-        <w:t xml:space="preserve">a</w:t>
-      </w:r>
-      <w:r>
-        <w:t xml:space="preserve"> </w:t>
-      </w:r>
-      <w:r>
-        <w:t xml:space="preserve">becomes 2,</w:t>
-      </w:r>
-      <w:r>
-        <w:t xml:space="preserve"> </w:t>
-      </w:r>
-      <w:r>
-        <w:rPr>
-          <w:rStyle w:val="VerbatimChar"/>
-        </w:rPr>
-        <w:t xml:space="preserve">b</w:t>
-      </w:r>
-      <w:r>
-        <w:t xml:space="preserve"> </w:t>
-      </w:r>
-      <w:r>
-        <w:t xml:space="preserve">becomes 3 (1+2)</w:t>
-      </w:r>
-      <w:r>
-        <w:t xml:space="preserve"> </w:t>
-      </w:r>
-      <w:r>
-        <w:t xml:space="preserve">- and so on…</w:t>
-      </w:r>
-    </w:p>
-    <w:p>
-      <w:pPr>
-        <w:pStyle w:val="BodyText"/>
-      </w:pPr>
-      <w:r>
-        <w:t xml:space="preserve">After the loop completes, the variable</w:t>
-      </w:r>
-      <w:r>
-        <w:t xml:space="preserve"> </w:t>
-      </w:r>
-      <w:r>
-        <w:rPr>
-          <w:rStyle w:val="VerbatimChar"/>
-        </w:rPr>
-        <w:t xml:space="preserve">a</w:t>
-      </w:r>
-      <w:r>
-        <w:t xml:space="preserve"> </w:t>
-      </w:r>
-      <w:r>
-        <w:t xml:space="preserve">holds the nth Fibonacci number, which is then returned. If</w:t>
-      </w:r>
-      <w:r>
-        <w:t xml:space="preserve"> </w:t>
-      </w:r>
-      <w:r>
-        <w:rPr>
-          <w:rStyle w:val="VerbatimChar"/>
-        </w:rPr>
-        <w:t xml:space="preserve">n</w:t>
-      </w:r>
-      <w:r>
-        <w:t xml:space="preserve"> </w:t>
-      </w:r>
-      <w:r>
-        <w:t xml:space="preserve">is</w:t>
-      </w:r>
-      <w:r>
-        <w:t xml:space="preserve"> </w:t>
-      </w:r>
-      <w:r>
-        <w:rPr>
-          <w:rStyle w:val="VerbatimChar"/>
+        <w:t xml:space="preserve">holds the value of the nth Fibonacci number, which is then returned.</w:t>
+      </w:r>
+    </w:p>
+    <w:p>
+      <w:pPr>
+        <w:pStyle w:val="SourceCode"/>
+      </w:pPr>
+      <w:r>
+        <w:rPr>
+          <w:rStyle w:val="CommentTok"/>
+        </w:rPr>
+        <w:t xml:space="preserve"># Initialization</w:t>
+      </w:r>
+      <w:r>
+        <w:br/>
+      </w:r>
+      <w:r>
+        <w:rPr>
+          <w:rStyle w:val="NormalTok"/>
+        </w:rPr>
+        <w:t xml:space="preserve">a, b </w:t>
+      </w:r>
+      <w:r>
+        <w:rPr>
+          <w:rStyle w:val="OperatorTok"/>
+        </w:rPr>
+        <w:t xml:space="preserve">=</w:t>
+      </w:r>
+      <w:r>
+        <w:rPr>
+          <w:rStyle w:val="NormalTok"/>
+        </w:rPr>
+        <w:t xml:space="preserve"> </w:t>
+      </w:r>
+      <w:r>
+        <w:rPr>
+          <w:rStyle w:val="DecValTok"/>
         </w:rPr>
         <w:t xml:space="preserve">0</w:t>
       </w:r>
       <w:r>
-        <w:t xml:space="preserve">, the loop does not execute, and the initial value of</w:t>
-      </w:r>
-      <w:r>
-        <w:t xml:space="preserve"> </w:t>
-      </w:r>
-      <w:r>
-        <w:rPr>
-          <w:rStyle w:val="VerbatimChar"/>
-        </w:rPr>
-        <w:t xml:space="preserve">a</w:t>
-      </w:r>
-      <w:r>
-        <w:t xml:space="preserve"> </w:t>
-      </w:r>
-      <w:r>
-        <w:t xml:space="preserve">(</w:t>
-      </w:r>
-      <w:r>
-        <w:rPr>
-          <w:rStyle w:val="VerbatimChar"/>
-        </w:rPr>
-        <w:t xml:space="preserve">0</w:t>
-      </w:r>
-      <w:r>
-        <w:t xml:space="preserve">) is correctly returned.</w:t>
-      </w:r>
-    </w:p>
-    <w:p>
-      <w:pPr>
-        <w:pStyle w:val="SourceCode"/>
-      </w:pPr>
+        <w:rPr>
+          <w:rStyle w:val="NormalTok"/>
+        </w:rPr>
+        <w:t xml:space="preserve">, </w:t>
+      </w:r>
+      <w:r>
+        <w:rPr>
+          <w:rStyle w:val="DecValTok"/>
+        </w:rPr>
+        <w:t xml:space="preserve">1</w:t>
+      </w:r>
+      <w:r>
+        <w:br/>
+      </w:r>
+      <w:r>
+        <w:br/>
+      </w:r>
       <w:r>
         <w:rPr>
           <w:rStyle w:val="CommentTok"/>
         </w:rPr>
-        <w:t xml:space="preserve"># Initialization for the sequence</w:t>
-      </w:r>
-      <w:r>
-        <w:br/>
-      </w:r>
-      <w:r>
-        <w:rPr>
-          <w:rStyle w:val="NormalTok"/>
-        </w:rPr>
-        <w:t xml:space="preserve">a, b </w:t>
-      </w:r>
-      <w:r>
-        <w:rPr>
-          <w:rStyle w:val="OperatorTok"/>
-        </w:rPr>
-        <w:t xml:space="preserve">=</w:t>
-      </w:r>
-      <w:r>
-        <w:rPr>
-          <w:rStyle w:val="NormalTok"/>
-        </w:rPr>
-        <w:t xml:space="preserve"> </w:t>
-      </w:r>
-      <w:r>
-        <w:rPr>
-          <w:rStyle w:val="DecValTok"/>
-        </w:rPr>
-        <w:t xml:space="preserve">0</w:t>
-      </w:r>
-      <w:r>
-        <w:rPr>
-          <w:rStyle w:val="NormalTok"/>
-        </w:rPr>
-        <w:t xml:space="preserve">, </w:t>
-      </w:r>
-      <w:r>
-        <w:rPr>
-          <w:rStyle w:val="DecValTok"/>
-        </w:rPr>
-        <w:t xml:space="preserve">1</w:t>
+        <w:t xml:space="preserve"># For n = 3, the loop runs 3 times:</w:t>
       </w:r>
       <w:r>
         <w:br/>
@@ -673,94 +525,16 @@
         <w:rPr>
           <w:rStyle w:val="CommentTok"/>
         </w:rPr>
-        <w:t xml:space="preserve"># Loop n times to find the nth number</w:t>
-      </w:r>
-      <w:r>
-        <w:br/>
-      </w:r>
-      <w:r>
-        <w:rPr>
-          <w:rStyle w:val="ControlFlowTok"/>
-        </w:rPr>
-        <w:t xml:space="preserve">for</w:t>
-      </w:r>
-      <w:r>
-        <w:rPr>
-          <w:rStyle w:val="NormalTok"/>
-        </w:rPr>
-        <w:t xml:space="preserve"> _ </w:t>
-      </w:r>
-      <w:r>
-        <w:rPr>
-          <w:rStyle w:val="KeywordTok"/>
-        </w:rPr>
-        <w:t xml:space="preserve">in</w:t>
-      </w:r>
-      <w:r>
-        <w:rPr>
-          <w:rStyle w:val="NormalTok"/>
-        </w:rPr>
-        <w:t xml:space="preserve"> </w:t>
-      </w:r>
-      <w:r>
-        <w:rPr>
-          <w:rStyle w:val="BuiltInTok"/>
-        </w:rPr>
-        <w:t xml:space="preserve">range</w:t>
-      </w:r>
-      <w:r>
-        <w:rPr>
-          <w:rStyle w:val="NormalTok"/>
-        </w:rPr>
-        <w:t xml:space="preserve">(n):</w:t>
-      </w:r>
-      <w:r>
-        <w:br/>
-      </w:r>
-      <w:r>
-        <w:rPr>
-          <w:rStyle w:val="NormalTok"/>
-        </w:rPr>
-        <w:t xml:space="preserve">    </w:t>
+        <w:t xml:space="preserve"># 1. a becomes 1, b becomes 0 + 1 = 1</w:t>
+      </w:r>
+      <w:r>
+        <w:br/>
       </w:r>
       <w:r>
         <w:rPr>
           <w:rStyle w:val="CommentTok"/>
         </w:rPr>
-        <w:t xml:space="preserve"># Update a and b to the next numbers in the sequence</w:t>
-      </w:r>
-      <w:r>
-        <w:br/>
-      </w:r>
-      <w:r>
-        <w:rPr>
-          <w:rStyle w:val="NormalTok"/>
-        </w:rPr>
-        <w:t xml:space="preserve">    a, b </w:t>
-      </w:r>
-      <w:r>
-        <w:rPr>
-          <w:rStyle w:val="OperatorTok"/>
-        </w:rPr>
-        <w:t xml:space="preserve">=</w:t>
-      </w:r>
-      <w:r>
-        <w:rPr>
-          <w:rStyle w:val="NormalTok"/>
-        </w:rPr>
-        <w:t xml:space="preserve"> b, a </w:t>
-      </w:r>
-      <w:r>
-        <w:rPr>
-          <w:rStyle w:val="OperatorTok"/>
-        </w:rPr>
-        <w:t xml:space="preserve">+</w:t>
-      </w:r>
-      <w:r>
-        <w:rPr>
-          <w:rStyle w:val="NormalTok"/>
-        </w:rPr>
-        <w:t xml:space="preserve"> b</w:t>
+        <w:t xml:space="preserve"># 2. a becomes 1, b becomes 1 + 1 = 2</w:t>
       </w:r>
       <w:r>
         <w:br/>
@@ -769,22 +543,28 @@
         <w:rPr>
           <w:rStyle w:val="CommentTok"/>
         </w:rPr>
-        <w:t xml:space="preserve"># Return the nth number</w:t>
-      </w:r>
-      <w:r>
-        <w:br/>
-      </w:r>
-      <w:r>
-        <w:rPr>
-          <w:rStyle w:val="ControlFlowTok"/>
-        </w:rPr>
-        <w:t xml:space="preserve">return</w:t>
-      </w:r>
-      <w:r>
-        <w:rPr>
-          <w:rStyle w:val="NormalTok"/>
-        </w:rPr>
-        <w:t xml:space="preserve"> a</w:t>
+        <w:t xml:space="preserve"># 3. a becomes 2, b becomes 1 + 2 = 3</w:t>
+      </w:r>
+      <w:r>
+        <w:br/>
+      </w:r>
+      <w:r>
+        <w:br/>
+      </w:r>
+      <w:r>
+        <w:rPr>
+          <w:rStyle w:val="CommentTok"/>
+        </w:rPr>
+        <w:t xml:space="preserve"># The function returns a, which is 2.</w:t>
+      </w:r>
+      <w:r>
+        <w:br/>
+      </w:r>
+      <w:r>
+        <w:rPr>
+          <w:rStyle w:val="CommentTok"/>
+        </w:rPr>
+        <w:t xml:space="preserve"># fibonacci(3) = 2</w:t>
       </w:r>
     </w:p>
     <w:bookmarkEnd w:id="12"/>
@@ -854,7 +634,7 @@
         </w:numPr>
       </w:pPr>
       <w:r>
-        <w:t xml:space="preserve">The function uses a 0-indexed sequence, meaning</w:t>
+        <w:t xml:space="preserve">The function is 0-indexed.</w:t>
       </w:r>
       <w:r>
         <w:t xml:space="preserve"> </w:t>
@@ -891,6 +671,33 @@
           <w:rStyle w:val="VerbatimChar"/>
         </w:rPr>
         <w:t xml:space="preserve">fibonacci(1)</w:t>
+      </w:r>
+      <w:r>
+        <w:t xml:space="preserve"> </w:t>
+      </w:r>
+      <w:r>
+        <w:t xml:space="preserve">returns</w:t>
+      </w:r>
+      <w:r>
+        <w:t xml:space="preserve"> </w:t>
+      </w:r>
+      <w:r>
+        <w:rPr>
+          <w:rStyle w:val="VerbatimChar"/>
+        </w:rPr>
+        <w:t xml:space="preserve">1</w:t>
+      </w:r>
+      <w:r>
+        <w:t xml:space="preserve">,</w:t>
+      </w:r>
+      <w:r>
+        <w:t xml:space="preserve"> </w:t>
+      </w:r>
+      <w:r>
+        <w:rPr>
+          <w:rStyle w:val="VerbatimChar"/>
+        </w:rPr>
+        <w:t xml:space="preserve">fibonacci(2)</w:t>
       </w:r>
       <w:r>
         <w:t xml:space="preserve"> </w:t>
@@ -935,7 +742,7 @@
         <w:t xml:space="preserve"> </w:t>
       </w:r>
       <w:r>
-        <w:t xml:space="preserve">compared to a simple recursive approach, as it avoids redundant calculations and deep recursion stacks.</w:t>
+        <w:t xml:space="preserve">compared to a naive recursive approach.</w:t>
       </w:r>
     </w:p>
     <w:p>
@@ -950,31 +757,18 @@
         <w:t xml:space="preserve">Output Example</w:t>
       </w:r>
       <w:r>
-        <w:t xml:space="preserve">: The function returns a single integer representing the Fibonacci number at the specified index. For an input of</w:t>
-      </w:r>
-      <w:r>
-        <w:t xml:space="preserve"> </w:t>
-      </w:r>
-      <w:r>
-        <w:rPr>
-          <w:rStyle w:val="VerbatimChar"/>
-        </w:rPr>
-        <w:t xml:space="preserve">10</w:t>
-      </w:r>
-      <w:r>
-        <w:t xml:space="preserve">, the output would be</w:t>
-      </w:r>
-      <w:r>
-        <w:t xml:space="preserve"> </w:t>
-      </w:r>
+        <w:t xml:space="preserve">: A single integer representing the Fibonacci number at the specified index.</w:t>
+      </w:r>
+    </w:p>
+    <w:p>
+      <w:pPr>
+        <w:pStyle w:val="SourceCode"/>
+      </w:pPr>
       <w:r>
         <w:rPr>
           <w:rStyle w:val="VerbatimChar"/>
         </w:rPr>
         <w:t xml:space="preserve">55</w:t>
-      </w:r>
-      <w:r>
-        <w:t xml:space="preserve">.</w:t>
       </w:r>
     </w:p>
     <w:bookmarkEnd w:id="13"/>
@@ -1013,7 +807,7 @@
         <w:rPr>
           <w:rStyle w:val="CommentTok"/>
         </w:rPr>
-        <w:t xml:space="preserve"># Calculate the 9th Fibonacci number (0-indexed)</w:t>
+        <w:t xml:space="preserve"># Calculate the 10th Fibonacci number (0-indexed)</w:t>
       </w:r>
       <w:r>
         <w:br/>
@@ -1040,7 +834,7 @@
         <w:rPr>
           <w:rStyle w:val="DecValTok"/>
         </w:rPr>
-        <w:t xml:space="preserve">9</w:t>
+        <w:t xml:space="preserve">10</w:t>
       </w:r>
       <w:r>
         <w:rPr>
@@ -1061,139 +855,7 @@
         <w:rPr>
           <w:rStyle w:val="NormalTok"/>
         </w:rPr>
-        <w:t xml:space="preserve">(</w:t>
-      </w:r>
-      <w:r>
-        <w:rPr>
-          <w:rStyle w:val="SpecialStringTok"/>
-        </w:rPr>
-        <w:t xml:space="preserve">f"The 9th Fibonacci number is: </w:t>
-      </w:r>
-      <w:r>
-        <w:rPr>
-          <w:rStyle w:val="SpecialCharTok"/>
-        </w:rPr>
-        <w:t xml:space="preserve">{</w:t>
-      </w:r>
-      <w:r>
-        <w:rPr>
-          <w:rStyle w:val="NormalTok"/>
-        </w:rPr>
-        <w:t xml:space="preserve">result</w:t>
-      </w:r>
-      <w:r>
-        <w:rPr>
-          <w:rStyle w:val="SpecialCharTok"/>
-        </w:rPr>
-        <w:t xml:space="preserve">}</w:t>
-      </w:r>
-      <w:r>
-        <w:rPr>
-          <w:rStyle w:val="SpecialStringTok"/>
-        </w:rPr>
-        <w:t xml:space="preserve">"</w:t>
-      </w:r>
-      <w:r>
-        <w:rPr>
-          <w:rStyle w:val="NormalTok"/>
-        </w:rPr>
-        <w:t xml:space="preserve">)</w:t>
-      </w:r>
-      <w:r>
-        <w:br/>
-      </w:r>
-      <w:r>
-        <w:br/>
-      </w:r>
-      <w:r>
-        <w:rPr>
-          <w:rStyle w:val="CommentTok"/>
-        </w:rPr>
-        <w:t xml:space="preserve"># Example with an edge case</w:t>
-      </w:r>
-      <w:r>
-        <w:br/>
-      </w:r>
-      <w:r>
-        <w:rPr>
-          <w:rStyle w:val="NormalTok"/>
-        </w:rPr>
-        <w:t xml:space="preserve">result_zero </w:t>
-      </w:r>
-      <w:r>
-        <w:rPr>
-          <w:rStyle w:val="OperatorTok"/>
-        </w:rPr>
-        <w:t xml:space="preserve">=</w:t>
-      </w:r>
-      <w:r>
-        <w:rPr>
-          <w:rStyle w:val="NormalTok"/>
-        </w:rPr>
-        <w:t xml:space="preserve"> fibonacci(</w:t>
-      </w:r>
-      <w:r>
-        <w:rPr>
-          <w:rStyle w:val="DecValTok"/>
-        </w:rPr>
-        <w:t xml:space="preserve">0</w:t>
-      </w:r>
-      <w:r>
-        <w:rPr>
-          <w:rStyle w:val="NormalTok"/>
-        </w:rPr>
-        <w:t xml:space="preserve">)</w:t>
-      </w:r>
-      <w:r>
-        <w:br/>
-      </w:r>
-      <w:r>
-        <w:rPr>
-          <w:rStyle w:val="BuiltInTok"/>
-        </w:rPr>
-        <w:t xml:space="preserve">print</w:t>
-      </w:r>
-      <w:r>
-        <w:rPr>
-          <w:rStyle w:val="NormalTok"/>
-        </w:rPr>
-        <w:t xml:space="preserve">(</w:t>
-      </w:r>
-      <w:r>
-        <w:rPr>
-          <w:rStyle w:val="SpecialStringTok"/>
-        </w:rPr>
-        <w:t xml:space="preserve">f"The 0th Fibonacci number is: </w:t>
-      </w:r>
-      <w:r>
-        <w:rPr>
-          <w:rStyle w:val="SpecialCharTok"/>
-        </w:rPr>
-        <w:t xml:space="preserve">{</w:t>
-      </w:r>
-      <w:r>
-        <w:rPr>
-          <w:rStyle w:val="NormalTok"/>
-        </w:rPr>
-        <w:t xml:space="preserve">result_zero</w:t>
-      </w:r>
-      <w:r>
-        <w:rPr>
-          <w:rStyle w:val="SpecialCharTok"/>
-        </w:rPr>
-        <w:t xml:space="preserve">}</w:t>
-      </w:r>
-      <w:r>
-        <w:rPr>
-          <w:rStyle w:val="SpecialStringTok"/>
-        </w:rPr>
-        <w:t xml:space="preserve">"</w:t>
-      </w:r>
-      <w:r>
-        <w:rPr>
-          <w:rStyle w:val="NormalTok"/>
-        </w:rPr>
-        <w:t xml:space="preserve">)</w:t>
+        <w:t xml:space="preserve">(result)</w:t>
       </w:r>
     </w:p>
     <w:p>
@@ -1216,16 +878,7 @@
         <w:rPr>
           <w:rStyle w:val="VerbatimChar"/>
         </w:rPr>
-        <w:t xml:space="preserve">The 9th Fibonacci number is: 34</w:t>
-      </w:r>
-      <w:r>
-        <w:br/>
-      </w:r>
-      <w:r>
-        <w:rPr>
-          <w:rStyle w:val="VerbatimChar"/>
-        </w:rPr>
-        <w:t xml:space="preserve">The 0th Fibonacci number is: 0</w:t>
+        <w:t xml:space="preserve">55</w:t>
       </w:r>
     </w:p>
     <w:p>
@@ -1312,7 +965,7 @@
         <w:t xml:space="preserve"> </w:t>
       </w:r>
       <w:r>
-        <w:t xml:space="preserve">function inverts a given dictionary by swapping its keys and values, returning a new dictionary.</w:t>
+        <w:t xml:space="preserve">function inverts a given dictionary by swapping its keys and values, creating a new dictionary where the original values become the keys and the original keys become the values.</w:t>
       </w:r>
     </w:p>
     <w:bookmarkEnd w:id="17"/>
@@ -1345,6 +998,8 @@
       <w:r>
         <w:rPr>
           <w:rStyle w:val="VerbatimChar"/>
+          <w:b/>
+          <w:bCs/>
         </w:rPr>
         <w:t xml:space="preserve">mapping</w:t>
       </w:r>
@@ -1361,7 +1016,7 @@
         <w:t xml:space="preserve">Dict[str, int]</w:t>
       </w:r>
       <w:r>
-        <w:t xml:space="preserve">): A dictionary mapping string keys to integer values. It is crucial that all values in this dictionary are unique.</w:t>
+        <w:t xml:space="preserve">): A dictionary mapping string keys to integer values. It is crucial that the values in this dictionary are unique.</w:t>
       </w:r>
     </w:p>
     <w:bookmarkEnd w:id="18"/>
@@ -1388,7 +1043,7 @@
         <w:pStyle w:val="FirstParagraph"/>
       </w:pPr>
       <w:r>
-        <w:t xml:space="preserve">This function provides a safe way to invert a dictionary. It operates in two main steps:</w:t>
+        <w:t xml:space="preserve">This function provides a safe way to invert a dictionary. The core logic involves two main steps:</w:t>
       </w:r>
     </w:p>
     <w:p>
@@ -1403,7 +1058,7 @@
           <w:b/>
           <w:bCs/>
         </w:rPr>
-        <w:t xml:space="preserve">Validation</w:t>
+        <w:t xml:space="preserve">Uniqueness Validation</w:t>
       </w:r>
       <w:r>
         <w:t xml:space="preserve">: Before performing the inversion, the function first validates that all values in the input</w:t>
@@ -1421,46 +1076,52 @@
         <w:t xml:space="preserve"> </w:t>
       </w:r>
       <w:r>
-        <w:t xml:space="preserve">are unique. It does this by comparing the number of values with the number of unique values. Specifically, it compares</w:t>
-      </w:r>
-      <w:r>
-        <w:t xml:space="preserve"> </w:t>
-      </w:r>
-      <w:r>
-        <w:rPr>
-          <w:rStyle w:val="VerbatimChar"/>
-        </w:rPr>
-        <w:t xml:space="preserve">len(mapping.values())</w:t>
-      </w:r>
-      <w:r>
-        <w:t xml:space="preserve"> </w:t>
-      </w:r>
-      <w:r>
-        <w:t xml:space="preserve">with</w:t>
-      </w:r>
-      <w:r>
-        <w:t xml:space="preserve"> </w:t>
-      </w:r>
-      <w:r>
-        <w:rPr>
-          <w:rStyle w:val="VerbatimChar"/>
-        </w:rPr>
-        <w:t xml:space="preserve">len(set(mapping.values()))</w:t>
-      </w:r>
-      <w:r>
-        <w:t xml:space="preserve">. If these lengths are not equal, it indicates the presence of duplicate values, and the function raises a</w:t>
-      </w:r>
-      <w:r>
-        <w:t xml:space="preserve"> </w:t>
-      </w:r>
-      <w:r>
-        <w:rPr>
-          <w:rStyle w:val="VerbatimChar"/>
-        </w:rPr>
-        <w:t xml:space="preserve">ValueError</w:t>
-      </w:r>
-      <w:r>
-        <w:t xml:space="preserve">.</w:t>
+        <w:t xml:space="preserve">dictionary are unique. It does this by comparing the number of values with the number of unique values. The expression</w:t>
+      </w:r>
+      <w:r>
+        <w:t xml:space="preserve"> </w:t>
+      </w:r>
+      <w:r>
+        <w:rPr>
+          <w:rStyle w:val="VerbatimChar"/>
+        </w:rPr>
+        <w:t xml:space="preserve">len(mapping.values()) != len(set(mapping.values()))</w:t>
+      </w:r>
+      <w:r>
+        <w:t xml:space="preserve"> </w:t>
+      </w:r>
+      <w:r>
+        <w:t xml:space="preserve">evaluates to</w:t>
+      </w:r>
+      <w:r>
+        <w:t xml:space="preserve"> </w:t>
+      </w:r>
+      <w:r>
+        <w:rPr>
+          <w:rStyle w:val="VerbatimChar"/>
+        </w:rPr>
+        <w:t xml:space="preserve">True</w:t>
+      </w:r>
+      <w:r>
+        <w:t xml:space="preserve"> </w:t>
+      </w:r>
+      <w:r>
+        <w:t xml:space="preserve">if any duplicate values exist, as converting a list of values to a</w:t>
+      </w:r>
+      <w:r>
+        <w:t xml:space="preserve"> </w:t>
+      </w:r>
+      <w:r>
+        <w:rPr>
+          <w:rStyle w:val="VerbatimChar"/>
+        </w:rPr>
+        <w:t xml:space="preserve">set</w:t>
+      </w:r>
+      <w:r>
+        <w:t xml:space="preserve"> </w:t>
+      </w:r>
+      <w:r>
+        <w:t xml:space="preserve">removes duplicates.</w:t>
       </w:r>
     </w:p>
     <w:p>
@@ -1478,7 +1139,7 @@
         <w:t xml:space="preserve">Inversion</w:t>
       </w:r>
       <w:r>
-        <w:t xml:space="preserve">: If all values are unique, the function proceeds to create and return a new dictionary. It uses a dictionary comprehension,</w:t>
+        <w:t xml:space="preserve">: If the validation passes, the function proceeds to invert the dictionary. It uses a dictionary comprehension,</w:t>
       </w:r>
       <w:r>
         <w:t xml:space="preserve"> </w:t>
@@ -1502,7 +1163,7 @@
         <w:t xml:space="preserve">mapping</w:t>
       </w:r>
       <w:r>
-        <w:t xml:space="preserve">. For each pair, it creates a new entry in the new dictionary where the original</w:t>
+        <w:t xml:space="preserve">. For each pair, it constructs a new entry in the returned dictionary, using the original</w:t>
       </w:r>
       <w:r>
         <w:t xml:space="preserve"> </w:t>
@@ -1517,7 +1178,7 @@
         <w:t xml:space="preserve"> </w:t>
       </w:r>
       <w:r>
-        <w:t xml:space="preserve">becomes the key and the original</w:t>
+        <w:t xml:space="preserve">as the new key and the original</w:t>
       </w:r>
       <w:r>
         <w:t xml:space="preserve"> </w:t>
@@ -1532,72 +1193,42 @@
         <w:t xml:space="preserve"> </w:t>
       </w:r>
       <w:r>
-        <w:t xml:space="preserve">becomes the value.</w:t>
-      </w:r>
-    </w:p>
-    <w:p>
-      <w:pPr>
-        <w:pStyle w:val="SourceCode"/>
-      </w:pPr>
-      <w:r>
-        <w:rPr>
-          <w:rStyle w:val="CommentTok"/>
-        </w:rPr>
-        <w:t xml:space="preserve"># Internal logic for inversion</w:t>
-      </w:r>
-      <w:r>
-        <w:br/>
-      </w:r>
-      <w:r>
-        <w:rPr>
-          <w:rStyle w:val="CommentTok"/>
-        </w:rPr>
-        <w:t xml:space="preserve"># This is executed only if values are unique</w:t>
-      </w:r>
-      <w:r>
-        <w:br/>
-      </w:r>
-      <w:r>
-        <w:rPr>
-          <w:rStyle w:val="NormalTok"/>
-        </w:rPr>
-        <w:t xml:space="preserve">inverted_dict </w:t>
-      </w:r>
-      <w:r>
-        <w:rPr>
-          <w:rStyle w:val="OperatorTok"/>
-        </w:rPr>
-        <w:t xml:space="preserve">=</w:t>
-      </w:r>
-      <w:r>
-        <w:rPr>
-          <w:rStyle w:val="NormalTok"/>
-        </w:rPr>
-        <w:t xml:space="preserve"> {value: key </w:t>
-      </w:r>
-      <w:r>
-        <w:rPr>
-          <w:rStyle w:val="ControlFlowTok"/>
-        </w:rPr>
-        <w:t xml:space="preserve">for</w:t>
-      </w:r>
-      <w:r>
-        <w:rPr>
-          <w:rStyle w:val="NormalTok"/>
-        </w:rPr>
-        <w:t xml:space="preserve"> key, value </w:t>
-      </w:r>
-      <w:r>
-        <w:rPr>
-          <w:rStyle w:val="KeywordTok"/>
-        </w:rPr>
-        <w:t xml:space="preserve">in</w:t>
-      </w:r>
-      <w:r>
-        <w:rPr>
-          <w:rStyle w:val="NormalTok"/>
-        </w:rPr>
-        <w:t xml:space="preserve"> mapping.items()}</w:t>
+        <w:t xml:space="preserve">as the new value.</w:t>
+      </w:r>
+    </w:p>
+    <w:p>
+      <w:pPr>
+        <w:pStyle w:val="FirstParagraph"/>
+      </w:pPr>
+      <w:r>
+        <w:t xml:space="preserve">If the uniqueness check fails, the function raises a</w:t>
+      </w:r>
+      <w:r>
+        <w:t xml:space="preserve"> </w:t>
+      </w:r>
+      <w:r>
+        <w:rPr>
+          <w:rStyle w:val="VerbatimChar"/>
+        </w:rPr>
+        <w:t xml:space="preserve">ValueError</w:t>
+      </w:r>
+      <w:r>
+        <w:t xml:space="preserve"> </w:t>
+      </w:r>
+      <w:r>
+        <w:t xml:space="preserve">with the message</w:t>
+      </w:r>
+      <w:r>
+        <w:t xml:space="preserve"> </w:t>
+      </w:r>
+      <w:r>
+        <w:t xml:space="preserve">“Values must be unique to invert dictionary”</w:t>
+      </w:r>
+      <w:r>
+        <w:t xml:space="preserve"> </w:t>
+      </w:r>
+      <w:r>
+        <w:t xml:space="preserve">to prevent data loss that would occur if multiple keys were mapped to the same value in the inverted dictionary.</w:t>
       </w:r>
     </w:p>
     <w:bookmarkEnd w:id="19"/>
@@ -1628,7 +1259,22 @@
         </w:numPr>
       </w:pPr>
       <w:r>
-        <w:t xml:space="preserve">The function will raise a</w:t>
+        <w:t xml:space="preserve">The primary constraint is that all values in the input</w:t>
+      </w:r>
+      <w:r>
+        <w:t xml:space="preserve"> </w:t>
+      </w:r>
+      <w:r>
+        <w:rPr>
+          <w:rStyle w:val="VerbatimChar"/>
+        </w:rPr>
+        <w:t xml:space="preserve">mapping</w:t>
+      </w:r>
+      <w:r>
+        <w:t xml:space="preserve"> </w:t>
+      </w:r>
+      <w:r>
+        <w:t xml:space="preserve">dictionary must be unique. The function will raise a</w:t>
       </w:r>
       <w:r>
         <w:t xml:space="preserve"> </w:t>
@@ -1643,19 +1289,7 @@
         <w:t xml:space="preserve"> </w:t>
       </w:r>
       <w:r>
-        <w:t xml:space="preserve">with the message</w:t>
-      </w:r>
-      <w:r>
-        <w:t xml:space="preserve"> </w:t>
-      </w:r>
-      <w:r>
-        <w:t xml:space="preserve">“Values must be unique to invert dictionary”</w:t>
-      </w:r>
-      <w:r>
-        <w:t xml:space="preserve"> </w:t>
-      </w:r>
-      <w:r>
-        <w:t xml:space="preserve">if the input dictionary contains duplicate values.</w:t>
+        <w:t xml:space="preserve">if this condition is not met.</w:t>
       </w:r>
     </w:p>
     <w:p>
@@ -1667,7 +1301,7 @@
         </w:numPr>
       </w:pPr>
       <w:r>
-        <w:t xml:space="preserve">This function is not an in-place operation. It returns a new dictionary and does not modify the original</w:t>
+        <w:t xml:space="preserve">The function returns a new dictionary and does not modify the original</w:t>
       </w:r>
       <w:r>
         <w:t xml:space="preserve"> </w:t>
@@ -1682,7 +1316,7 @@
         <w:t xml:space="preserve"> </w:t>
       </w:r>
       <w:r>
-        <w:t xml:space="preserve">dictionary.</w:t>
+        <w:t xml:space="preserve">dictionary in place.</w:t>
       </w:r>
     </w:p>
     <w:p>
@@ -1721,7 +1355,7 @@
         <w:t xml:space="preserve">Dict[int, str]</w:t>
       </w:r>
       <w:r>
-        <w:t xml:space="preserve">, but the logic will work for any dictionary with hashable keys and unique, hashable values.</w:t>
+        <w:t xml:space="preserve">, but the logic applies to any dictionary with hashable keys and unique, hashable values.</w:t>
       </w:r>
     </w:p>
     <w:p>
@@ -1736,7 +1370,7 @@
         <w:t xml:space="preserve">Output Example</w:t>
       </w:r>
       <w:r>
-        <w:t xml:space="preserve">: A dictionary where the keys are the values from the input dictionary, and the values are the keys from the input dictionary.</w:t>
+        <w:t xml:space="preserve">: A dictionary where the keys are integers and the values are strings.</w:t>
       </w:r>
     </w:p>
     <w:p>
@@ -1745,9 +1379,81 @@
       </w:pPr>
       <w:r>
         <w:rPr>
-          <w:rStyle w:val="VerbatimChar"/>
-        </w:rPr>
-        <w:t xml:space="preserve">{1: 'apple', 2: 'banana', 3: 'cherry'}</w:t>
+          <w:rStyle w:val="NormalTok"/>
+        </w:rPr>
+        <w:t xml:space="preserve">{</w:t>
+      </w:r>
+      <w:r>
+        <w:rPr>
+          <w:rStyle w:val="DecValTok"/>
+        </w:rPr>
+        <w:t xml:space="preserve">1</w:t>
+      </w:r>
+      <w:r>
+        <w:rPr>
+          <w:rStyle w:val="NormalTok"/>
+        </w:rPr>
+        <w:t xml:space="preserve">: </w:t>
+      </w:r>
+      <w:r>
+        <w:rPr>
+          <w:rStyle w:val="StringTok"/>
+        </w:rPr>
+        <w:t xml:space="preserve">'a'</w:t>
+      </w:r>
+      <w:r>
+        <w:rPr>
+          <w:rStyle w:val="NormalTok"/>
+        </w:rPr>
+        <w:t xml:space="preserve">, </w:t>
+      </w:r>
+      <w:r>
+        <w:rPr>
+          <w:rStyle w:val="DecValTok"/>
+        </w:rPr>
+        <w:t xml:space="preserve">2</w:t>
+      </w:r>
+      <w:r>
+        <w:rPr>
+          <w:rStyle w:val="NormalTok"/>
+        </w:rPr>
+        <w:t xml:space="preserve">: </w:t>
+      </w:r>
+      <w:r>
+        <w:rPr>
+          <w:rStyle w:val="StringTok"/>
+        </w:rPr>
+        <w:t xml:space="preserve">'b'</w:t>
+      </w:r>
+      <w:r>
+        <w:rPr>
+          <w:rStyle w:val="NormalTok"/>
+        </w:rPr>
+        <w:t xml:space="preserve">, </w:t>
+      </w:r>
+      <w:r>
+        <w:rPr>
+          <w:rStyle w:val="DecValTok"/>
+        </w:rPr>
+        <w:t xml:space="preserve">3</w:t>
+      </w:r>
+      <w:r>
+        <w:rPr>
+          <w:rStyle w:val="NormalTok"/>
+        </w:rPr>
+        <w:t xml:space="preserve">: </w:t>
+      </w:r>
+      <w:r>
+        <w:rPr>
+          <w:rStyle w:val="StringTok"/>
+        </w:rPr>
+        <w:t xml:space="preserve">'c'</w:t>
+      </w:r>
+      <w:r>
+        <w:rPr>
+          <w:rStyle w:val="NormalTok"/>
+        </w:rPr>
+        <w:t xml:space="preserve">}</w:t>
       </w:r>
     </w:p>
     <w:bookmarkEnd w:id="20"/>
@@ -1775,9 +1481,351 @@
       </w:pPr>
       <w:r>
         <w:rPr>
+          <w:rStyle w:val="ImportTok"/>
+        </w:rPr>
+        <w:t xml:space="preserve">from</w:t>
+      </w:r>
+      <w:r>
+        <w:rPr>
+          <w:rStyle w:val="NormalTok"/>
+        </w:rPr>
+        <w:t xml:space="preserve"> typing </w:t>
+      </w:r>
+      <w:r>
+        <w:rPr>
+          <w:rStyle w:val="ImportTok"/>
+        </w:rPr>
+        <w:t xml:space="preserve">import</w:t>
+      </w:r>
+      <w:r>
+        <w:rPr>
+          <w:rStyle w:val="NormalTok"/>
+        </w:rPr>
+        <w:t xml:space="preserve"> Dict</w:t>
+      </w:r>
+      <w:r>
+        <w:br/>
+      </w:r>
+      <w:r>
+        <w:br/>
+      </w:r>
+      <w:r>
+        <w:rPr>
+          <w:rStyle w:val="KeywordTok"/>
+        </w:rPr>
+        <w:t xml:space="preserve">def</w:t>
+      </w:r>
+      <w:r>
+        <w:rPr>
+          <w:rStyle w:val="NormalTok"/>
+        </w:rPr>
+        <w:t xml:space="preserve"> invert_dictionary(mapping: Dict[</w:t>
+      </w:r>
+      <w:r>
+        <w:rPr>
+          <w:rStyle w:val="BuiltInTok"/>
+        </w:rPr>
+        <w:t xml:space="preserve">str</w:t>
+      </w:r>
+      <w:r>
+        <w:rPr>
+          <w:rStyle w:val="NormalTok"/>
+        </w:rPr>
+        <w:t xml:space="preserve">, </w:t>
+      </w:r>
+      <w:r>
+        <w:rPr>
+          <w:rStyle w:val="BuiltInTok"/>
+        </w:rPr>
+        <w:t xml:space="preserve">int</w:t>
+      </w:r>
+      <w:r>
+        <w:rPr>
+          <w:rStyle w:val="NormalTok"/>
+        </w:rPr>
+        <w:t xml:space="preserve">]) </w:t>
+      </w:r>
+      <w:r>
+        <w:rPr>
+          <w:rStyle w:val="OperatorTok"/>
+        </w:rPr>
+        <w:t xml:space="preserve">-&gt;</w:t>
+      </w:r>
+      <w:r>
+        <w:rPr>
+          <w:rStyle w:val="NormalTok"/>
+        </w:rPr>
+        <w:t xml:space="preserve"> Dict[</w:t>
+      </w:r>
+      <w:r>
+        <w:rPr>
+          <w:rStyle w:val="BuiltInTok"/>
+        </w:rPr>
+        <w:t xml:space="preserve">int</w:t>
+      </w:r>
+      <w:r>
+        <w:rPr>
+          <w:rStyle w:val="NormalTok"/>
+        </w:rPr>
+        <w:t xml:space="preserve">, </w:t>
+      </w:r>
+      <w:r>
+        <w:rPr>
+          <w:rStyle w:val="BuiltInTok"/>
+        </w:rPr>
+        <w:t xml:space="preserve">str</w:t>
+      </w:r>
+      <w:r>
+        <w:rPr>
+          <w:rStyle w:val="NormalTok"/>
+        </w:rPr>
+        <w:t xml:space="preserve">]:</w:t>
+      </w:r>
+      <w:r>
+        <w:br/>
+      </w:r>
+      <w:r>
+        <w:rPr>
+          <w:rStyle w:val="NormalTok"/>
+        </w:rPr>
+        <w:t xml:space="preserve">    </w:t>
+      </w:r>
+      <w:r>
+        <w:rPr>
           <w:rStyle w:val="CommentTok"/>
         </w:rPr>
-        <w:t xml:space="preserve"># Example 1: Successful inversion with unique values</w:t>
+        <w:t xml:space="preserve">"""Invert a dictionary with unique values.</w:t>
+      </w:r>
+      <w:r>
+        <w:br/>
+      </w:r>
+      <w:r>
+        <w:br/>
+      </w:r>
+      <w:r>
+        <w:rPr>
+          <w:rStyle w:val="CommentTok"/>
+        </w:rPr>
+        <w:t xml:space="preserve">    Parameters:</w:t>
+      </w:r>
+      <w:r>
+        <w:br/>
+      </w:r>
+      <w:r>
+        <w:rPr>
+          <w:rStyle w:val="CommentTok"/>
+        </w:rPr>
+        <w:t xml:space="preserve">        mapping: Dictionary mapping strings to integers with unique values.</w:t>
+      </w:r>
+      <w:r>
+        <w:br/>
+      </w:r>
+      <w:r>
+        <w:br/>
+      </w:r>
+      <w:r>
+        <w:rPr>
+          <w:rStyle w:val="CommentTok"/>
+        </w:rPr>
+        <w:t xml:space="preserve">    Returns:</w:t>
+      </w:r>
+      <w:r>
+        <w:br/>
+      </w:r>
+      <w:r>
+        <w:rPr>
+          <w:rStyle w:val="CommentTok"/>
+        </w:rPr>
+        <w:t xml:space="preserve">        A new dictionary mapping integers to strings.</w:t>
+      </w:r>
+      <w:r>
+        <w:br/>
+      </w:r>
+      <w:r>
+        <w:rPr>
+          <w:rStyle w:val="CommentTok"/>
+        </w:rPr>
+        <w:t xml:space="preserve">    """</w:t>
+      </w:r>
+      <w:r>
+        <w:br/>
+      </w:r>
+      <w:r>
+        <w:rPr>
+          <w:rStyle w:val="NormalTok"/>
+        </w:rPr>
+        <w:t xml:space="preserve">    </w:t>
+      </w:r>
+      <w:r>
+        <w:rPr>
+          <w:rStyle w:val="ControlFlowTok"/>
+        </w:rPr>
+        <w:t xml:space="preserve">if</w:t>
+      </w:r>
+      <w:r>
+        <w:rPr>
+          <w:rStyle w:val="NormalTok"/>
+        </w:rPr>
+        <w:t xml:space="preserve"> </w:t>
+      </w:r>
+      <w:r>
+        <w:rPr>
+          <w:rStyle w:val="BuiltInTok"/>
+        </w:rPr>
+        <w:t xml:space="preserve">len</w:t>
+      </w:r>
+      <w:r>
+        <w:rPr>
+          <w:rStyle w:val="NormalTok"/>
+        </w:rPr>
+        <w:t xml:space="preserve">(mapping.values()) </w:t>
+      </w:r>
+      <w:r>
+        <w:rPr>
+          <w:rStyle w:val="OperatorTok"/>
+        </w:rPr>
+        <w:t xml:space="preserve">!=</w:t>
+      </w:r>
+      <w:r>
+        <w:rPr>
+          <w:rStyle w:val="NormalTok"/>
+        </w:rPr>
+        <w:t xml:space="preserve"> </w:t>
+      </w:r>
+      <w:r>
+        <w:rPr>
+          <w:rStyle w:val="BuiltInTok"/>
+        </w:rPr>
+        <w:t xml:space="preserve">len</w:t>
+      </w:r>
+      <w:r>
+        <w:rPr>
+          <w:rStyle w:val="NormalTok"/>
+        </w:rPr>
+        <w:t xml:space="preserve">(</w:t>
+      </w:r>
+      <w:r>
+        <w:rPr>
+          <w:rStyle w:val="BuiltInTok"/>
+        </w:rPr>
+        <w:t xml:space="preserve">set</w:t>
+      </w:r>
+      <w:r>
+        <w:rPr>
+          <w:rStyle w:val="NormalTok"/>
+        </w:rPr>
+        <w:t xml:space="preserve">(mapping.values())):</w:t>
+      </w:r>
+      <w:r>
+        <w:br/>
+      </w:r>
+      <w:r>
+        <w:rPr>
+          <w:rStyle w:val="NormalTok"/>
+        </w:rPr>
+        <w:t xml:space="preserve">        </w:t>
+      </w:r>
+      <w:r>
+        <w:rPr>
+          <w:rStyle w:val="ControlFlowTok"/>
+        </w:rPr>
+        <w:t xml:space="preserve">raise</w:t>
+      </w:r>
+      <w:r>
+        <w:rPr>
+          <w:rStyle w:val="NormalTok"/>
+        </w:rPr>
+        <w:t xml:space="preserve"> </w:t>
+      </w:r>
+      <w:r>
+        <w:rPr>
+          <w:rStyle w:val="PreprocessorTok"/>
+        </w:rPr>
+        <w:t xml:space="preserve">ValueError</w:t>
+      </w:r>
+      <w:r>
+        <w:rPr>
+          <w:rStyle w:val="NormalTok"/>
+        </w:rPr>
+        <w:t xml:space="preserve">(</w:t>
+      </w:r>
+      <w:r>
+        <w:rPr>
+          <w:rStyle w:val="StringTok"/>
+        </w:rPr>
+        <w:t xml:space="preserve">"Values must be unique to invert dictionary"</w:t>
+      </w:r>
+      <w:r>
+        <w:rPr>
+          <w:rStyle w:val="NormalTok"/>
+        </w:rPr>
+        <w:t xml:space="preserve">)</w:t>
+      </w:r>
+      <w:r>
+        <w:br/>
+      </w:r>
+      <w:r>
+        <w:rPr>
+          <w:rStyle w:val="NormalTok"/>
+        </w:rPr>
+        <w:t xml:space="preserve">    </w:t>
+      </w:r>
+      <w:r>
+        <w:rPr>
+          <w:rStyle w:val="ControlFlowTok"/>
+        </w:rPr>
+        <w:t xml:space="preserve">return</w:t>
+      </w:r>
+      <w:r>
+        <w:rPr>
+          <w:rStyle w:val="NormalTok"/>
+        </w:rPr>
+        <w:t xml:space="preserve"> {value: key </w:t>
+      </w:r>
+      <w:r>
+        <w:rPr>
+          <w:rStyle w:val="ControlFlowTok"/>
+        </w:rPr>
+        <w:t xml:space="preserve">for</w:t>
+      </w:r>
+      <w:r>
+        <w:rPr>
+          <w:rStyle w:val="NormalTok"/>
+        </w:rPr>
+        <w:t xml:space="preserve"> key, value </w:t>
+      </w:r>
+      <w:r>
+        <w:rPr>
+          <w:rStyle w:val="KeywordTok"/>
+        </w:rPr>
+        <w:t xml:space="preserve">in</w:t>
+      </w:r>
+      <w:r>
+        <w:rPr>
+          <w:rStyle w:val="NormalTok"/>
+        </w:rPr>
+        <w:t xml:space="preserve"> mapping.items()}</w:t>
+      </w:r>
+      <w:r>
+        <w:br/>
+      </w:r>
+      <w:r>
+        <w:br/>
+      </w:r>
+      <w:r>
+        <w:rPr>
+          <w:rStyle w:val="CommentTok"/>
+        </w:rPr>
+        <w:t xml:space="preserve"># --- Example 1: Successful Inversion ---</w:t>
+      </w:r>
+      <w:r>
+        <w:br/>
+      </w:r>
+      <w:r>
+        <w:rPr>
+          <w:rStyle w:val="CommentTok"/>
+        </w:rPr>
+        <w:t xml:space="preserve"># The input dictionary has unique values.</w:t>
       </w:r>
       <w:r>
         <w:br/>
@@ -1816,7 +1864,7 @@
         <w:rPr>
           <w:rStyle w:val="DecValTok"/>
         </w:rPr>
-        <w:t xml:space="preserve">1</w:t>
+        <w:t xml:space="preserve">10</w:t>
       </w:r>
       <w:r>
         <w:rPr>
@@ -1840,7 +1888,7 @@
         <w:rPr>
           <w:rStyle w:val="DecValTok"/>
         </w:rPr>
-        <w:t xml:space="preserve">2</w:t>
+        <w:t xml:space="preserve">20</w:t>
       </w:r>
       <w:r>
         <w:rPr>
@@ -1864,7 +1912,7 @@
         <w:rPr>
           <w:rStyle w:val="DecValTok"/>
         </w:rPr>
-        <w:t xml:space="preserve">3</w:t>
+        <w:t xml:space="preserve">30</w:t>
       </w:r>
       <w:r>
         <w:rPr>
@@ -1912,7 +1960,7 @@
         <w:rPr>
           <w:rStyle w:val="SpecialStringTok"/>
         </w:rPr>
-        <w:t xml:space="preserve">f"Original: </w:t>
+        <w:t xml:space="preserve">f"Original dictionary: </w:t>
       </w:r>
       <w:r>
         <w:rPr>
@@ -1963,7 +2011,7 @@
         <w:rPr>
           <w:rStyle w:val="SpecialStringTok"/>
         </w:rPr>
-        <w:t xml:space="preserve">f"Inverted: </w:t>
+        <w:t xml:space="preserve">f"Inverted dictionary: </w:t>
       </w:r>
       <w:r>
         <w:rPr>
@@ -2005,7 +2053,172 @@
         <w:rPr>
           <w:rStyle w:val="CommentTok"/>
         </w:rPr>
-        <w:t xml:space="preserve"># Example 2: Attempted inversion with duplicate values</w:t>
+        <w:t xml:space="preserve"># --- Example 2: Inversion Failure ---</w:t>
+      </w:r>
+      <w:r>
+        <w:br/>
+      </w:r>
+      <w:r>
+        <w:rPr>
+          <w:rStyle w:val="CommentTok"/>
+        </w:rPr>
+        <w:t xml:space="preserve"># The input dictionary has duplicate values (10).</w:t>
+      </w:r>
+      <w:r>
+        <w:br/>
+      </w:r>
+      <w:r>
+        <w:rPr>
+          <w:rStyle w:val="NormalTok"/>
+        </w:rPr>
+        <w:t xml:space="preserve">non_unique_dict </w:t>
+      </w:r>
+      <w:r>
+        <w:rPr>
+          <w:rStyle w:val="OperatorTok"/>
+        </w:rPr>
+        <w:t xml:space="preserve">=</w:t>
+      </w:r>
+      <w:r>
+        <w:rPr>
+          <w:rStyle w:val="NormalTok"/>
+        </w:rPr>
+        <w:t xml:space="preserve"> {</w:t>
+      </w:r>
+      <w:r>
+        <w:rPr>
+          <w:rStyle w:val="StringTok"/>
+        </w:rPr>
+        <w:t xml:space="preserve">'apple'</w:t>
+      </w:r>
+      <w:r>
+        <w:rPr>
+          <w:rStyle w:val="NormalTok"/>
+        </w:rPr>
+        <w:t xml:space="preserve">: </w:t>
+      </w:r>
+      <w:r>
+        <w:rPr>
+          <w:rStyle w:val="DecValTok"/>
+        </w:rPr>
+        <w:t xml:space="preserve">10</w:t>
+      </w:r>
+      <w:r>
+        <w:rPr>
+          <w:rStyle w:val="NormalTok"/>
+        </w:rPr>
+        <w:t xml:space="preserve">, </w:t>
+      </w:r>
+      <w:r>
+        <w:rPr>
+          <w:rStyle w:val="StringTok"/>
+        </w:rPr>
+        <w:t xml:space="preserve">'banana'</w:t>
+      </w:r>
+      <w:r>
+        <w:rPr>
+          <w:rStyle w:val="NormalTok"/>
+        </w:rPr>
+        <w:t xml:space="preserve">: </w:t>
+      </w:r>
+      <w:r>
+        <w:rPr>
+          <w:rStyle w:val="DecValTok"/>
+        </w:rPr>
+        <w:t xml:space="preserve">20</w:t>
+      </w:r>
+      <w:r>
+        <w:rPr>
+          <w:rStyle w:val="NormalTok"/>
+        </w:rPr>
+        <w:t xml:space="preserve">, </w:t>
+      </w:r>
+      <w:r>
+        <w:rPr>
+          <w:rStyle w:val="StringTok"/>
+        </w:rPr>
+        <w:t xml:space="preserve">'apricot'</w:t>
+      </w:r>
+      <w:r>
+        <w:rPr>
+          <w:rStyle w:val="NormalTok"/>
+        </w:rPr>
+        <w:t xml:space="preserve">: </w:t>
+      </w:r>
+      <w:r>
+        <w:rPr>
+          <w:rStyle w:val="DecValTok"/>
+        </w:rPr>
+        <w:t xml:space="preserve">10</w:t>
+      </w:r>
+      <w:r>
+        <w:rPr>
+          <w:rStyle w:val="NormalTok"/>
+        </w:rPr>
+        <w:t xml:space="preserve">}</w:t>
+      </w:r>
+      <w:r>
+        <w:br/>
+      </w:r>
+      <w:r>
+        <w:rPr>
+          <w:rStyle w:val="BuiltInTok"/>
+        </w:rPr>
+        <w:t xml:space="preserve">print</w:t>
+      </w:r>
+      <w:r>
+        <w:rPr>
+          <w:rStyle w:val="NormalTok"/>
+        </w:rPr>
+        <w:t xml:space="preserve">(</w:t>
+      </w:r>
+      <w:r>
+        <w:rPr>
+          <w:rStyle w:val="SpecialStringTok"/>
+        </w:rPr>
+        <w:t xml:space="preserve">f"</w:t>
+      </w:r>
+      <w:r>
+        <w:rPr>
+          <w:rStyle w:val="CharTok"/>
+        </w:rPr>
+        <w:t xml:space="preserve">\n</w:t>
+      </w:r>
+      <w:r>
+        <w:rPr>
+          <w:rStyle w:val="SpecialStringTok"/>
+        </w:rPr>
+        <w:t xml:space="preserve">Attempting to invert dictionary with non-unique values: </w:t>
+      </w:r>
+      <w:r>
+        <w:rPr>
+          <w:rStyle w:val="SpecialCharTok"/>
+        </w:rPr>
+        <w:t xml:space="preserve">{</w:t>
+      </w:r>
+      <w:r>
+        <w:rPr>
+          <w:rStyle w:val="NormalTok"/>
+        </w:rPr>
+        <w:t xml:space="preserve">non_unique_dict</w:t>
+      </w:r>
+      <w:r>
+        <w:rPr>
+          <w:rStyle w:val="SpecialCharTok"/>
+        </w:rPr>
+        <w:t xml:space="preserve">}</w:t>
+      </w:r>
+      <w:r>
+        <w:rPr>
+          <w:rStyle w:val="SpecialStringTok"/>
+        </w:rPr>
+        <w:t xml:space="preserve">"</w:t>
+      </w:r>
+      <w:r>
+        <w:rPr>
+          <w:rStyle w:val="NormalTok"/>
+        </w:rPr>
+        <w:t xml:space="preserve">)</w:t>
       </w:r>
       <w:r>
         <w:br/>
@@ -2029,91 +2242,46 @@
         <w:rPr>
           <w:rStyle w:val="NormalTok"/>
         </w:rPr>
-        <w:t xml:space="preserve">    duplicate_value_dict </w:t>
-      </w:r>
-      <w:r>
-        <w:rPr>
-          <w:rStyle w:val="OperatorTok"/>
-        </w:rPr>
-        <w:t xml:space="preserve">=</w:t>
-      </w:r>
-      <w:r>
-        <w:rPr>
-          <w:rStyle w:val="NormalTok"/>
-        </w:rPr>
-        <w:t xml:space="preserve"> {</w:t>
-      </w:r>
-      <w:r>
-        <w:rPr>
-          <w:rStyle w:val="StringTok"/>
-        </w:rPr>
-        <w:t xml:space="preserve">'a'</w:t>
-      </w:r>
-      <w:r>
-        <w:rPr>
-          <w:rStyle w:val="NormalTok"/>
-        </w:rPr>
-        <w:t xml:space="preserve">: </w:t>
-      </w:r>
-      <w:r>
-        <w:rPr>
-          <w:rStyle w:val="DecValTok"/>
-        </w:rPr>
-        <w:t xml:space="preserve">1</w:t>
-      </w:r>
-      <w:r>
-        <w:rPr>
-          <w:rStyle w:val="NormalTok"/>
-        </w:rPr>
-        <w:t xml:space="preserve">, </w:t>
-      </w:r>
-      <w:r>
-        <w:rPr>
-          <w:rStyle w:val="StringTok"/>
-        </w:rPr>
-        <w:t xml:space="preserve">'b'</w:t>
-      </w:r>
-      <w:r>
-        <w:rPr>
-          <w:rStyle w:val="NormalTok"/>
-        </w:rPr>
-        <w:t xml:space="preserve">: </w:t>
-      </w:r>
-      <w:r>
-        <w:rPr>
-          <w:rStyle w:val="DecValTok"/>
-        </w:rPr>
-        <w:t xml:space="preserve">2</w:t>
-      </w:r>
-      <w:r>
-        <w:rPr>
-          <w:rStyle w:val="NormalTok"/>
-        </w:rPr>
-        <w:t xml:space="preserve">, </w:t>
-      </w:r>
-      <w:r>
-        <w:rPr>
-          <w:rStyle w:val="StringTok"/>
-        </w:rPr>
-        <w:t xml:space="preserve">'c'</w:t>
-      </w:r>
-      <w:r>
-        <w:rPr>
-          <w:rStyle w:val="NormalTok"/>
-        </w:rPr>
-        <w:t xml:space="preserve">: </w:t>
-      </w:r>
-      <w:r>
-        <w:rPr>
-          <w:rStyle w:val="DecValTok"/>
-        </w:rPr>
-        <w:t xml:space="preserve">1</w:t>
-      </w:r>
-      <w:r>
-        <w:rPr>
-          <w:rStyle w:val="NormalTok"/>
-        </w:rPr>
-        <w:t xml:space="preserve">}</w:t>
+        <w:t xml:space="preserve">    invert_dictionary(non_unique_dict)</w:t>
+      </w:r>
+      <w:r>
+        <w:br/>
+      </w:r>
+      <w:r>
+        <w:rPr>
+          <w:rStyle w:val="ControlFlowTok"/>
+        </w:rPr>
+        <w:t xml:space="preserve">except</w:t>
+      </w:r>
+      <w:r>
+        <w:rPr>
+          <w:rStyle w:val="NormalTok"/>
+        </w:rPr>
+        <w:t xml:space="preserve"> </w:t>
+      </w:r>
+      <w:r>
+        <w:rPr>
+          <w:rStyle w:val="PreprocessorTok"/>
+        </w:rPr>
+        <w:t xml:space="preserve">ValueError</w:t>
+      </w:r>
+      <w:r>
+        <w:rPr>
+          <w:rStyle w:val="NormalTok"/>
+        </w:rPr>
+        <w:t xml:space="preserve"> </w:t>
+      </w:r>
+      <w:r>
+        <w:rPr>
+          <w:rStyle w:val="ImportTok"/>
+        </w:rPr>
+        <w:t xml:space="preserve">as</w:t>
+      </w:r>
+      <w:r>
+        <w:rPr>
+          <w:rStyle w:val="NormalTok"/>
+        </w:rPr>
+        <w:t xml:space="preserve"> e:</w:t>
       </w:r>
       <w:r>
         <w:br/>
@@ -2140,124 +2308,7 @@
         <w:rPr>
           <w:rStyle w:val="SpecialStringTok"/>
         </w:rPr>
-        <w:t xml:space="preserve">f"</w:t>
-      </w:r>
-      <w:r>
-        <w:rPr>
-          <w:rStyle w:val="CharTok"/>
-        </w:rPr>
-        <w:t xml:space="preserve">\n</w:t>
-      </w:r>
-      <w:r>
-        <w:rPr>
-          <w:rStyle w:val="SpecialStringTok"/>
-        </w:rPr>
-        <w:t xml:space="preserve">Attempting to invert: </w:t>
-      </w:r>
-      <w:r>
-        <w:rPr>
-          <w:rStyle w:val="SpecialCharTok"/>
-        </w:rPr>
-        <w:t xml:space="preserve">{</w:t>
-      </w:r>
-      <w:r>
-        <w:rPr>
-          <w:rStyle w:val="NormalTok"/>
-        </w:rPr>
-        <w:t xml:space="preserve">duplicate_value_dict</w:t>
-      </w:r>
-      <w:r>
-        <w:rPr>
-          <w:rStyle w:val="SpecialCharTok"/>
-        </w:rPr>
-        <w:t xml:space="preserve">}</w:t>
-      </w:r>
-      <w:r>
-        <w:rPr>
-          <w:rStyle w:val="SpecialStringTok"/>
-        </w:rPr>
-        <w:t xml:space="preserve">"</w:t>
-      </w:r>
-      <w:r>
-        <w:rPr>
-          <w:rStyle w:val="NormalTok"/>
-        </w:rPr>
-        <w:t xml:space="preserve">)</w:t>
-      </w:r>
-      <w:r>
-        <w:br/>
-      </w:r>
-      <w:r>
-        <w:rPr>
-          <w:rStyle w:val="NormalTok"/>
-        </w:rPr>
-        <w:t xml:space="preserve">    invert_dictionary(duplicate_value_dict)</w:t>
-      </w:r>
-      <w:r>
-        <w:br/>
-      </w:r>
-      <w:r>
-        <w:rPr>
-          <w:rStyle w:val="ControlFlowTok"/>
-        </w:rPr>
-        <w:t xml:space="preserve">except</w:t>
-      </w:r>
-      <w:r>
-        <w:rPr>
-          <w:rStyle w:val="NormalTok"/>
-        </w:rPr>
-        <w:t xml:space="preserve"> </w:t>
-      </w:r>
-      <w:r>
-        <w:rPr>
-          <w:rStyle w:val="PreprocessorTok"/>
-        </w:rPr>
-        <w:t xml:space="preserve">ValueError</w:t>
-      </w:r>
-      <w:r>
-        <w:rPr>
-          <w:rStyle w:val="NormalTok"/>
-        </w:rPr>
-        <w:t xml:space="preserve"> </w:t>
-      </w:r>
-      <w:r>
-        <w:rPr>
-          <w:rStyle w:val="ImportTok"/>
-        </w:rPr>
-        <w:t xml:space="preserve">as</w:t>
-      </w:r>
-      <w:r>
-        <w:rPr>
-          <w:rStyle w:val="NormalTok"/>
-        </w:rPr>
-        <w:t xml:space="preserve"> e:</w:t>
-      </w:r>
-      <w:r>
-        <w:br/>
-      </w:r>
-      <w:r>
-        <w:rPr>
-          <w:rStyle w:val="NormalTok"/>
-        </w:rPr>
-        <w:t xml:space="preserve">    </w:t>
-      </w:r>
-      <w:r>
-        <w:rPr>
-          <w:rStyle w:val="BuiltInTok"/>
-        </w:rPr>
-        <w:t xml:space="preserve">print</w:t>
-      </w:r>
-      <w:r>
-        <w:rPr>
-          <w:rStyle w:val="NormalTok"/>
-        </w:rPr>
-        <w:t xml:space="preserve">(</w:t>
-      </w:r>
-      <w:r>
-        <w:rPr>
-          <w:rStyle w:val="SpecialStringTok"/>
-        </w:rPr>
-        <w:t xml:space="preserve">f"Error: </w:t>
+        <w:t xml:space="preserve">f"Caught expected error: </w:t>
       </w:r>
       <w:r>
         <w:rPr>
@@ -2310,37 +2361,37 @@
         <w:rPr>
           <w:rStyle w:val="VerbatimChar"/>
         </w:rPr>
-        <w:t xml:space="preserve">Original: {'apple': 1, 'banana': 2, 'cherry': 3}</w:t>
-      </w:r>
-      <w:r>
-        <w:br/>
-      </w:r>
-      <w:r>
-        <w:rPr>
-          <w:rStyle w:val="VerbatimChar"/>
-        </w:rPr>
-        <w:t xml:space="preserve">Inverted: {1: 'apple', 2: 'banana', 3: 'cherry'}</w:t>
-      </w:r>
-      <w:r>
-        <w:br/>
-      </w:r>
-      <w:r>
-        <w:br/>
-      </w:r>
-      <w:r>
-        <w:rPr>
-          <w:rStyle w:val="VerbatimChar"/>
-        </w:rPr>
-        <w:t xml:space="preserve">Attempting to invert: {'a': 1, 'b': 2, 'c': 1}</w:t>
-      </w:r>
-      <w:r>
-        <w:br/>
-      </w:r>
-      <w:r>
-        <w:rPr>
-          <w:rStyle w:val="VerbatimChar"/>
-        </w:rPr>
-        <w:t xml:space="preserve">Error: Values must be unique to invert dictionary</w:t>
+        <w:t xml:space="preserve">Original dictionary: {'apple': 10, 'banana': 20, 'cherry': 30}</w:t>
+      </w:r>
+      <w:r>
+        <w:br/>
+      </w:r>
+      <w:r>
+        <w:rPr>
+          <w:rStyle w:val="VerbatimChar"/>
+        </w:rPr>
+        <w:t xml:space="preserve">Inverted dictionary: {10: 'apple', 20: 'banana', 30: 'cherry'}</w:t>
+      </w:r>
+      <w:r>
+        <w:br/>
+      </w:r>
+      <w:r>
+        <w:br/>
+      </w:r>
+      <w:r>
+        <w:rPr>
+          <w:rStyle w:val="VerbatimChar"/>
+        </w:rPr>
+        <w:t xml:space="preserve">Attempting to invert dictionary with non-unique values: {'apple': 10, 'banana': 20, 'apricot': 10}</w:t>
+      </w:r>
+      <w:r>
+        <w:br/>
+      </w:r>
+      <w:r>
+        <w:rPr>
+          <w:rStyle w:val="VerbatimChar"/>
+        </w:rPr>
+        <w:t xml:space="preserve">Caught expected error: Values must be unique to invert dictionary</w:t>
       </w:r>
     </w:p>
     <w:p>
@@ -2427,7 +2478,7 @@
         <w:t xml:space="preserve"> </w:t>
       </w:r>
       <w:r>
-        <w:t xml:space="preserve">function determines if a given string is a palindrome, meaning it reads the same forwards and backwards, while ignoring letter casing and all whitespace characters.</w:t>
+        <w:t xml:space="preserve">function determines if a given string is a palindrome, ignoring letter casing and whitespace characters.</w:t>
       </w:r>
     </w:p>
     <w:bookmarkEnd w:id="24"/>
@@ -2467,7 +2518,7 @@
         <w:t xml:space="preserve"> </w:t>
       </w:r>
       <w:r>
-        <w:t xml:space="preserve">(str): The input string to be checked.</w:t>
+        <w:t xml:space="preserve">(str): The string to be checked for palindrome properties.</w:t>
       </w:r>
     </w:p>
     <w:bookmarkEnd w:id="25"/>
@@ -2494,369 +2545,346 @@
         <w:pStyle w:val="FirstParagraph"/>
       </w:pPr>
       <w:r>
-        <w:t xml:space="preserve">This function evaluates whether a string is a palindrome through a two-step process: normalization and comparison.</w:t>
-      </w:r>
-    </w:p>
-    <w:p>
-      <w:pPr>
-        <w:pStyle w:val="BodyText"/>
-      </w:pPr>
-      <w:r>
-        <w:t xml:space="preserve">First, it normalizes the input</w:t>
-      </w:r>
-      <w:r>
-        <w:t xml:space="preserve"> </w:t>
-      </w:r>
-      <w:r>
-        <w:rPr>
-          <w:rStyle w:val="VerbatimChar"/>
-        </w:rPr>
-        <w:t xml:space="preserve">text</w:t>
-      </w:r>
-      <w:r>
-        <w:t xml:space="preserve">. This is achieved by iterating through each character of the string. Any character that is a whitespace character (as identified by the</w:t>
-      </w:r>
-      <w:r>
-        <w:t xml:space="preserve"> </w:t>
-      </w:r>
-      <w:r>
-        <w:rPr>
-          <w:rStyle w:val="VerbatimChar"/>
-        </w:rPr>
-        <w:t xml:space="preserve">isspace()</w:t>
-      </w:r>
-      <w:r>
-        <w:t xml:space="preserve"> </w:t>
-      </w:r>
-      <w:r>
-        <w:t xml:space="preserve">method) is discarded. All remaining characters are converted to their lowercase equivalents. These processed characters are then joined together to form a new,</w:t>
-      </w:r>
-      <w:r>
-        <w:t xml:space="preserve"> </w:t>
-      </w:r>
-      <w:r>
-        <w:t xml:space="preserve">“normalized”</w:t>
-      </w:r>
-      <w:r>
-        <w:t xml:space="preserve"> </w:t>
-      </w:r>
-      <w:r>
-        <w:t xml:space="preserve">string.</w:t>
-      </w:r>
-    </w:p>
-    <w:p>
-      <w:pPr>
-        <w:pStyle w:val="BodyText"/>
-      </w:pPr>
-      <w:r>
-        <w:t xml:space="preserve">For example, the input</w:t>
-      </w:r>
-      <w:r>
-        <w:t xml:space="preserve"> </w:t>
-      </w:r>
-      <w:r>
-        <w:rPr>
-          <w:rStyle w:val="VerbatimChar"/>
-        </w:rPr>
-        <w:t xml:space="preserve">"A man a plan a canal Panama"</w:t>
-      </w:r>
-      <w:r>
-        <w:t xml:space="preserve"> </w:t>
-      </w:r>
-      <w:r>
-        <w:t xml:space="preserve">would be normalized to</w:t>
-      </w:r>
-      <w:r>
-        <w:t xml:space="preserve"> </w:t>
-      </w:r>
-      <w:r>
-        <w:rPr>
-          <w:rStyle w:val="VerbatimChar"/>
-        </w:rPr>
-        <w:t xml:space="preserve">"amanaplanacanalpanama"</w:t>
-      </w:r>
-      <w:r>
-        <w:t xml:space="preserve">.</w:t>
-      </w:r>
-    </w:p>
-    <w:p>
-      <w:pPr>
-        <w:pStyle w:val="SourceCode"/>
-      </w:pPr>
-      <w:r>
-        <w:rPr>
-          <w:rStyle w:val="CommentTok"/>
-        </w:rPr>
-        <w:t xml:space="preserve"># Normalization logic</w:t>
-      </w:r>
-      <w:r>
-        <w:br/>
-      </w:r>
-      <w:r>
-        <w:rPr>
-          <w:rStyle w:val="NormalTok"/>
-        </w:rPr>
-        <w:t xml:space="preserve">normalized </w:t>
-      </w:r>
-      <w:r>
-        <w:rPr>
-          <w:rStyle w:val="OperatorTok"/>
-        </w:rPr>
-        <w:t xml:space="preserve">=</w:t>
-      </w:r>
-      <w:r>
-        <w:rPr>
-          <w:rStyle w:val="NormalTok"/>
-        </w:rPr>
-        <w:t xml:space="preserve"> </w:t>
-      </w:r>
-      <w:r>
-        <w:rPr>
-          <w:rStyle w:val="StringTok"/>
-        </w:rPr>
-        <w:t xml:space="preserve">''</w:t>
-      </w:r>
-      <w:r>
-        <w:rPr>
-          <w:rStyle w:val="NormalTok"/>
-        </w:rPr>
-        <w:t xml:space="preserve">.join(ch.lower() </w:t>
-      </w:r>
-      <w:r>
-        <w:rPr>
-          <w:rStyle w:val="ControlFlowTok"/>
-        </w:rPr>
-        <w:t xml:space="preserve">for</w:t>
-      </w:r>
-      <w:r>
-        <w:rPr>
-          <w:rStyle w:val="NormalTok"/>
-        </w:rPr>
-        <w:t xml:space="preserve"> ch </w:t>
-      </w:r>
-      <w:r>
-        <w:rPr>
-          <w:rStyle w:val="KeywordTok"/>
-        </w:rPr>
-        <w:t xml:space="preserve">in</w:t>
-      </w:r>
-      <w:r>
-        <w:rPr>
-          <w:rStyle w:val="NormalTok"/>
-        </w:rPr>
-        <w:t xml:space="preserve"> text </w:t>
-      </w:r>
-      <w:r>
-        <w:rPr>
-          <w:rStyle w:val="ControlFlowTok"/>
-        </w:rPr>
-        <w:t xml:space="preserve">if</w:t>
-      </w:r>
-      <w:r>
-        <w:rPr>
-          <w:rStyle w:val="NormalTok"/>
-        </w:rPr>
-        <w:t xml:space="preserve"> </w:t>
-      </w:r>
-      <w:r>
-        <w:rPr>
-          <w:rStyle w:val="KeywordTok"/>
-        </w:rPr>
-        <w:t xml:space="preserve">not</w:t>
-      </w:r>
-      <w:r>
-        <w:rPr>
-          <w:rStyle w:val="NormalTok"/>
-        </w:rPr>
-        <w:t xml:space="preserve"> ch.isspace())</w:t>
-      </w:r>
-    </w:p>
-    <w:p>
-      <w:pPr>
-        <w:pStyle w:val="FirstParagraph"/>
-      </w:pPr>
-      <w:r>
-        <w:t xml:space="preserve">Second, the function compares the</w:t>
-      </w:r>
-      <w:r>
-        <w:t xml:space="preserve"> </w:t>
-      </w:r>
-      <w:r>
-        <w:rPr>
-          <w:rStyle w:val="VerbatimChar"/>
-        </w:rPr>
-        <w:t xml:space="preserve">normalized</w:t>
-      </w:r>
-      <w:r>
-        <w:t xml:space="preserve"> </w:t>
-      </w:r>
-      <w:r>
-        <w:t xml:space="preserve">string with its reversed version. The reversal is accomplished using slice notation</w:t>
-      </w:r>
-      <w:r>
-        <w:t xml:space="preserve"> </w:t>
-      </w:r>
-      <w:r>
-        <w:rPr>
-          <w:rStyle w:val="VerbatimChar"/>
-        </w:rPr>
-        <w:t xml:space="preserve">[::-1]</w:t>
-      </w:r>
-      <w:r>
-        <w:t xml:space="preserve">. If the normalized string is identical to its reversed counterpart, the function returns</w:t>
-      </w:r>
-      <w:r>
-        <w:t xml:space="preserve"> </w:t>
-      </w:r>
-      <w:r>
-        <w:rPr>
-          <w:rStyle w:val="VerbatimChar"/>
-        </w:rPr>
-        <w:t xml:space="preserve">True</w:t>
-      </w:r>
-      <w:r>
-        <w:t xml:space="preserve">, indicating the original text is a palindrome. Otherwise, it returns</w:t>
-      </w:r>
-      <w:r>
-        <w:t xml:space="preserve"> </w:t>
-      </w:r>
-      <w:r>
-        <w:rPr>
-          <w:rStyle w:val="VerbatimChar"/>
-        </w:rPr>
-        <w:t xml:space="preserve">False</w:t>
-      </w:r>
-      <w:r>
-        <w:t xml:space="preserve">.</w:t>
-      </w:r>
-    </w:p>
-    <w:p>
-      <w:pPr>
-        <w:pStyle w:val="SourceCode"/>
-      </w:pPr>
-      <w:r>
-        <w:rPr>
-          <w:rStyle w:val="CommentTok"/>
-        </w:rPr>
-        <w:t xml:space="preserve"># Comparison logic</w:t>
-      </w:r>
-      <w:r>
-        <w:br/>
-      </w:r>
-      <w:r>
-        <w:rPr>
-          <w:rStyle w:val="ControlFlowTok"/>
-        </w:rPr>
-        <w:t xml:space="preserve">return</w:t>
-      </w:r>
-      <w:r>
-        <w:rPr>
-          <w:rStyle w:val="NormalTok"/>
-        </w:rPr>
-        <w:t xml:space="preserve"> normalized </w:t>
-      </w:r>
-      <w:r>
-        <w:rPr>
-          <w:rStyle w:val="OperatorTok"/>
-        </w:rPr>
-        <w:t xml:space="preserve">==</w:t>
-      </w:r>
-      <w:r>
-        <w:rPr>
-          <w:rStyle w:val="NormalTok"/>
-        </w:rPr>
-        <w:t xml:space="preserve"> normalized[::</w:t>
-      </w:r>
-      <w:r>
-        <w:rPr>
-          <w:rStyle w:val="OperatorTok"/>
-        </w:rPr>
-        <w:t xml:space="preserve">-</w:t>
-      </w:r>
-      <w:r>
-        <w:rPr>
-          <w:rStyle w:val="DecValTok"/>
-        </w:rPr>
-        <w:t xml:space="preserve">1</w:t>
-      </w:r>
-      <w:r>
-        <w:rPr>
-          <w:rStyle w:val="NormalTok"/>
-        </w:rPr>
-        <w:t xml:space="preserve">]</w:t>
-      </w:r>
-    </w:p>
-    <w:bookmarkEnd w:id="26"/>
-    <w:bookmarkStart w:id="27" w:name="usage-notes-2"/>
-    <w:p>
-      <w:pPr>
-        <w:pStyle w:val="Heading2"/>
-      </w:pPr>
-      <w:r>
-        <w:rPr>
-          <w:rStyle w:val="SectionNumber"/>
-        </w:rPr>
-        <w:t xml:space="preserve">3.4</w:t>
-      </w:r>
-      <w:r>
-        <w:tab/>
-      </w:r>
-      <w:r>
-        <w:t xml:space="preserve">Usage Notes</w:t>
-      </w:r>
-    </w:p>
-    <w:p>
-      <w:pPr>
-        <w:pStyle w:val="Compact"/>
+        <w:t xml:space="preserve">This function evaluates whether a string reads the same forwards and backwards after a normalization process. The core logic involves two main steps:</w:t>
+      </w:r>
+    </w:p>
+    <w:p>
+      <w:pPr>
         <w:numPr>
           <w:ilvl w:val="0"/>
           <w:numId w:val="1007"/>
         </w:numPr>
       </w:pPr>
       <w:r>
-        <w:t xml:space="preserve">The function is case-insensitive. For example,</w:t>
-      </w:r>
-      <w:r>
-        <w:t xml:space="preserve"> </w:t>
-      </w:r>
-      <w:r>
-        <w:rPr>
-          <w:rStyle w:val="VerbatimChar"/>
-        </w:rPr>
-        <w:t xml:space="preserve">Racecar</w:t>
-      </w:r>
-      <w:r>
-        <w:t xml:space="preserve"> </w:t>
-      </w:r>
-      <w:r>
-        <w:t xml:space="preserve">and</w:t>
-      </w:r>
-      <w:r>
-        <w:t xml:space="preserve"> </w:t>
-      </w:r>
-      <w:r>
-        <w:rPr>
-          <w:rStyle w:val="VerbatimChar"/>
-        </w:rPr>
-        <w:t xml:space="preserve">racecar</w:t>
-      </w:r>
-      <w:r>
-        <w:t xml:space="preserve"> </w:t>
-      </w:r>
-      <w:r>
-        <w:t xml:space="preserve">are both treated as palindromes.</w:t>
+        <w:rPr>
+          <w:b/>
+          <w:bCs/>
+        </w:rPr>
+        <w:t xml:space="preserve">Normalization</w:t>
+      </w:r>
+      <w:r>
+        <w:t xml:space="preserve">: The input</w:t>
+      </w:r>
+      <w:r>
+        <w:t xml:space="preserve"> </w:t>
+      </w:r>
+      <w:r>
+        <w:rPr>
+          <w:rStyle w:val="VerbatimChar"/>
+        </w:rPr>
+        <w:t xml:space="preserve">text</w:t>
+      </w:r>
+      <w:r>
+        <w:t xml:space="preserve"> </w:t>
+      </w:r>
+      <w:r>
+        <w:t xml:space="preserve">is processed to create a</w:t>
+      </w:r>
+      <w:r>
+        <w:t xml:space="preserve"> </w:t>
+      </w:r>
+      <w:r>
+        <w:t xml:space="preserve">“normalized”</w:t>
+      </w:r>
+      <w:r>
+        <w:t xml:space="preserve"> </w:t>
+      </w:r>
+      <w:r>
+        <w:t xml:space="preserve">version. This is achieved using a generator expression that iterates through each character of the input string.</w:t>
       </w:r>
     </w:p>
     <w:p>
       <w:pPr>
         <w:pStyle w:val="Compact"/>
+        <w:numPr>
+          <w:ilvl w:val="1"/>
+          <w:numId w:val="1008"/>
+        </w:numPr>
+      </w:pPr>
+      <w:r>
+        <w:t xml:space="preserve">Any character that is a whitespace (identified by</w:t>
+      </w:r>
+      <w:r>
+        <w:t xml:space="preserve"> </w:t>
+      </w:r>
+      <w:r>
+        <w:rPr>
+          <w:rStyle w:val="VerbatimChar"/>
+        </w:rPr>
+        <w:t xml:space="preserve">ch.isspace()</w:t>
+      </w:r>
+      <w:r>
+        <w:t xml:space="preserve">) is completely removed.</w:t>
+      </w:r>
+    </w:p>
+    <w:p>
+      <w:pPr>
+        <w:pStyle w:val="Compact"/>
+        <w:numPr>
+          <w:ilvl w:val="1"/>
+          <w:numId w:val="1008"/>
+        </w:numPr>
+      </w:pPr>
+      <w:r>
+        <w:t xml:space="preserve">All remaining alphabetic characters are converted to their lowercase equivalents using</w:t>
+      </w:r>
+      <w:r>
+        <w:t xml:space="preserve"> </w:t>
+      </w:r>
+      <w:r>
+        <w:rPr>
+          <w:rStyle w:val="VerbatimChar"/>
+        </w:rPr>
+        <w:t xml:space="preserve">ch.lower()</w:t>
+      </w:r>
+      <w:r>
+        <w:t xml:space="preserve">.</w:t>
+      </w:r>
+    </w:p>
+    <w:p>
+      <w:pPr>
+        <w:pStyle w:val="Compact"/>
+        <w:numPr>
+          <w:ilvl w:val="1"/>
+          <w:numId w:val="1008"/>
+        </w:numPr>
+      </w:pPr>
+      <w:r>
+        <w:t xml:space="preserve">These processed characters are then joined together to form a new, contiguous string.</w:t>
+      </w:r>
+    </w:p>
+    <w:p>
+      <w:pPr>
+        <w:pStyle w:val="SourceCode"/>
+        <w:numPr>
+          <w:ilvl w:val="0"/>
+          <w:numId w:val="1000"/>
+        </w:numPr>
+      </w:pPr>
+      <w:r>
+        <w:rPr>
+          <w:rStyle w:val="NormalTok"/>
+        </w:rPr>
+        <w:t xml:space="preserve">normalized </w:t>
+      </w:r>
+      <w:r>
+        <w:rPr>
+          <w:rStyle w:val="OperatorTok"/>
+        </w:rPr>
+        <w:t xml:space="preserve">=</w:t>
+      </w:r>
+      <w:r>
+        <w:rPr>
+          <w:rStyle w:val="NormalTok"/>
+        </w:rPr>
+        <w:t xml:space="preserve"> </w:t>
+      </w:r>
+      <w:r>
+        <w:rPr>
+          <w:rStyle w:val="StringTok"/>
+        </w:rPr>
+        <w:t xml:space="preserve">''</w:t>
+      </w:r>
+      <w:r>
+        <w:rPr>
+          <w:rStyle w:val="NormalTok"/>
+        </w:rPr>
+        <w:t xml:space="preserve">.join(ch.lower() </w:t>
+      </w:r>
+      <w:r>
+        <w:rPr>
+          <w:rStyle w:val="ControlFlowTok"/>
+        </w:rPr>
+        <w:t xml:space="preserve">for</w:t>
+      </w:r>
+      <w:r>
+        <w:rPr>
+          <w:rStyle w:val="NormalTok"/>
+        </w:rPr>
+        <w:t xml:space="preserve"> ch </w:t>
+      </w:r>
+      <w:r>
+        <w:rPr>
+          <w:rStyle w:val="KeywordTok"/>
+        </w:rPr>
+        <w:t xml:space="preserve">in</w:t>
+      </w:r>
+      <w:r>
+        <w:rPr>
+          <w:rStyle w:val="NormalTok"/>
+        </w:rPr>
+        <w:t xml:space="preserve"> text </w:t>
+      </w:r>
+      <w:r>
+        <w:rPr>
+          <w:rStyle w:val="ControlFlowTok"/>
+        </w:rPr>
+        <w:t xml:space="preserve">if</w:t>
+      </w:r>
+      <w:r>
+        <w:rPr>
+          <w:rStyle w:val="NormalTok"/>
+        </w:rPr>
+        <w:t xml:space="preserve"> </w:t>
+      </w:r>
+      <w:r>
+        <w:rPr>
+          <w:rStyle w:val="KeywordTok"/>
+        </w:rPr>
+        <w:t xml:space="preserve">not</w:t>
+      </w:r>
+      <w:r>
+        <w:rPr>
+          <w:rStyle w:val="NormalTok"/>
+        </w:rPr>
+        <w:t xml:space="preserve"> ch.isspace())</w:t>
+      </w:r>
+    </w:p>
+    <w:p>
+      <w:pPr>
         <w:numPr>
           <w:ilvl w:val="0"/>
           <w:numId w:val="1007"/>
         </w:numPr>
       </w:pPr>
       <w:r>
-        <w:t xml:space="preserve">All whitespace characters (spaces, tabs, newlines, etc.) are ignored during the check.</w:t>
+        <w:rPr>
+          <w:b/>
+          <w:bCs/>
+        </w:rPr>
+        <w:t xml:space="preserve">Comparison</w:t>
+      </w:r>
+      <w:r>
+        <w:t xml:space="preserve">: The</w:t>
+      </w:r>
+      <w:r>
+        <w:t xml:space="preserve"> </w:t>
+      </w:r>
+      <w:r>
+        <w:rPr>
+          <w:rStyle w:val="VerbatimChar"/>
+        </w:rPr>
+        <w:t xml:space="preserve">normalized</w:t>
+      </w:r>
+      <w:r>
+        <w:t xml:space="preserve"> </w:t>
+      </w:r>
+      <w:r>
+        <w:t xml:space="preserve">string is then compared to its own reverse. The reversal is accomplished using slice notation</w:t>
+      </w:r>
+      <w:r>
+        <w:t xml:space="preserve"> </w:t>
+      </w:r>
+      <w:r>
+        <w:rPr>
+          <w:rStyle w:val="VerbatimChar"/>
+        </w:rPr>
+        <w:t xml:space="preserve">[::-1]</w:t>
+      </w:r>
+      <w:r>
+        <w:t xml:space="preserve">, which creates a reversed copy of the string.</w:t>
+      </w:r>
+    </w:p>
+    <w:p>
+      <w:pPr>
+        <w:pStyle w:val="SourceCode"/>
+        <w:numPr>
+          <w:ilvl w:val="0"/>
+          <w:numId w:val="1000"/>
+        </w:numPr>
+      </w:pPr>
+      <w:r>
+        <w:rPr>
+          <w:rStyle w:val="ControlFlowTok"/>
+        </w:rPr>
+        <w:t xml:space="preserve">return</w:t>
+      </w:r>
+      <w:r>
+        <w:rPr>
+          <w:rStyle w:val="NormalTok"/>
+        </w:rPr>
+        <w:t xml:space="preserve"> normalized </w:t>
+      </w:r>
+      <w:r>
+        <w:rPr>
+          <w:rStyle w:val="OperatorTok"/>
+        </w:rPr>
+        <w:t xml:space="preserve">==</w:t>
+      </w:r>
+      <w:r>
+        <w:rPr>
+          <w:rStyle w:val="NormalTok"/>
+        </w:rPr>
+        <w:t xml:space="preserve"> normalized[::</w:t>
+      </w:r>
+      <w:r>
+        <w:rPr>
+          <w:rStyle w:val="OperatorTok"/>
+        </w:rPr>
+        <w:t xml:space="preserve">-</w:t>
+      </w:r>
+      <w:r>
+        <w:rPr>
+          <w:rStyle w:val="DecValTok"/>
+        </w:rPr>
+        <w:t xml:space="preserve">1</w:t>
+      </w:r>
+      <w:r>
+        <w:rPr>
+          <w:rStyle w:val="NormalTok"/>
+        </w:rPr>
+        <w:t xml:space="preserve">]</w:t>
+      </w:r>
+    </w:p>
+    <w:p>
+      <w:pPr>
+        <w:pStyle w:val="FirstParagraph"/>
+      </w:pPr>
+      <w:r>
+        <w:t xml:space="preserve">If the normalized string and its reversed version are identical, the function returns</w:t>
+      </w:r>
+      <w:r>
+        <w:t xml:space="preserve"> </w:t>
+      </w:r>
+      <w:r>
+        <w:rPr>
+          <w:rStyle w:val="VerbatimChar"/>
+        </w:rPr>
+        <w:t xml:space="preserve">True</w:t>
+      </w:r>
+      <w:r>
+        <w:t xml:space="preserve">; otherwise, it returns</w:t>
+      </w:r>
+      <w:r>
+        <w:t xml:space="preserve"> </w:t>
+      </w:r>
+      <w:r>
+        <w:rPr>
+          <w:rStyle w:val="VerbatimChar"/>
+        </w:rPr>
+        <w:t xml:space="preserve">False</w:t>
+      </w:r>
+      <w:r>
+        <w:t xml:space="preserve">.</w:t>
+      </w:r>
+    </w:p>
+    <w:bookmarkEnd w:id="26"/>
+    <w:bookmarkStart w:id="27" w:name="usage-notes-2"/>
+    <w:p>
+      <w:pPr>
+        <w:pStyle w:val="Heading2"/>
+      </w:pPr>
+      <w:r>
+        <w:rPr>
+          <w:rStyle w:val="SectionNumber"/>
+        </w:rPr>
+        <w:t xml:space="preserve">3.4</w:t>
+      </w:r>
+      <w:r>
+        <w:tab/>
+      </w:r>
+      <w:r>
+        <w:t xml:space="preserve">Usage Notes</w:t>
       </w:r>
     </w:p>
     <w:p>
@@ -2864,68 +2892,121 @@
         <w:pStyle w:val="Compact"/>
         <w:numPr>
           <w:ilvl w:val="0"/>
-          <w:numId w:val="1007"/>
+          <w:numId w:val="1009"/>
         </w:numPr>
       </w:pPr>
-      <w:r>
-        <w:t xml:space="preserve">Punctuation, numbers, and other symbols are</w:t>
-      </w:r>
-      <w:r>
-        <w:t xml:space="preserve"> </w:t>
-      </w:r>
       <w:r>
         <w:rPr>
           <w:b/>
           <w:bCs/>
         </w:rPr>
-        <w:t xml:space="preserve">not</w:t>
-      </w:r>
-      <w:r>
-        <w:t xml:space="preserve"> </w:t>
-      </w:r>
-      <w:r>
-        <w:t xml:space="preserve">ignored and are included in the palindrome check. For example,</w:t>
-      </w:r>
-      <w:r>
-        <w:t xml:space="preserve"> </w:t>
-      </w:r>
-      <w:r>
-        <w:rPr>
-          <w:rStyle w:val="VerbatimChar"/>
-        </w:rPr>
-        <w:t xml:space="preserve">"A man, a plan..."</w:t>
-      </w:r>
-      <w:r>
-        <w:t xml:space="preserve"> </w:t>
-      </w:r>
-      <w:r>
-        <w:t xml:space="preserve">will evaluate to</w:t>
-      </w:r>
-      <w:r>
-        <w:t xml:space="preserve"> </w:t>
-      </w:r>
-      <w:r>
-        <w:rPr>
-          <w:rStyle w:val="VerbatimChar"/>
-        </w:rPr>
-        <w:t xml:space="preserve">False</w:t>
-      </w:r>
-      <w:r>
-        <w:t xml:space="preserve"> </w:t>
-      </w:r>
-      <w:r>
-        <w:t xml:space="preserve">because the comma is not symmetrical.</w:t>
-      </w:r>
-    </w:p>
-    <w:p>
-      <w:pPr>
-        <w:pStyle w:val="FirstParagraph"/>
+        <w:t xml:space="preserve">Case-Insensitive</w:t>
+      </w:r>
+      <w:r>
+        <w:t xml:space="preserve">: The comparison is case-insensitive. For example,</w:t>
+      </w:r>
+      <w:r>
+        <w:t xml:space="preserve"> </w:t>
+      </w:r>
+      <w:r>
+        <w:t xml:space="preserve">“Racecar”</w:t>
+      </w:r>
+      <w:r>
+        <w:t xml:space="preserve"> </w:t>
+      </w:r>
+      <w:r>
+        <w:t xml:space="preserve">and</w:t>
+      </w:r>
+      <w:r>
+        <w:t xml:space="preserve"> </w:t>
+      </w:r>
+      <w:r>
+        <w:t xml:space="preserve">“racecar”</w:t>
+      </w:r>
+      <w:r>
+        <w:t xml:space="preserve"> </w:t>
+      </w:r>
+      <w:r>
+        <w:t xml:space="preserve">are both treated as valid palindromes.</w:t>
+      </w:r>
+    </w:p>
+    <w:p>
+      <w:pPr>
+        <w:pStyle w:val="Compact"/>
+        <w:numPr>
+          <w:ilvl w:val="0"/>
+          <w:numId w:val="1009"/>
+        </w:numPr>
       </w:pPr>
       <w:r>
         <w:rPr>
           <w:b/>
           <w:bCs/>
         </w:rPr>
+        <w:t xml:space="preserve">Whitespace Ignored</w:t>
+      </w:r>
+      <w:r>
+        <w:t xml:space="preserve">: All forms of whitespace (spaces, tabs, newlines, etc.) are removed from the string before the check is performed.</w:t>
+      </w:r>
+    </w:p>
+    <w:p>
+      <w:pPr>
+        <w:pStyle w:val="Compact"/>
+        <w:numPr>
+          <w:ilvl w:val="0"/>
+          <w:numId w:val="1009"/>
+        </w:numPr>
+      </w:pPr>
+      <w:r>
+        <w:rPr>
+          <w:b/>
+          <w:bCs/>
+        </w:rPr>
+        <w:t xml:space="preserve">Punctuation and Symbols</w:t>
+      </w:r>
+      <w:r>
+        <w:t xml:space="preserve">: The function does not remove punctuation, numbers, or symbols. These characters are included in the palindrome check. For example,</w:t>
+      </w:r>
+      <w:r>
+        <w:t xml:space="preserve"> </w:t>
+      </w:r>
+      <w:r>
+        <w:rPr>
+          <w:rStyle w:val="VerbatimChar"/>
+        </w:rPr>
+        <w:t xml:space="preserve">is_palindrome("madam, I'm adam")</w:t>
+      </w:r>
+      <w:r>
+        <w:t xml:space="preserve"> </w:t>
+      </w:r>
+      <w:r>
+        <w:t xml:space="preserve">would return</w:t>
+      </w:r>
+      <w:r>
+        <w:t xml:space="preserve"> </w:t>
+      </w:r>
+      <w:r>
+        <w:rPr>
+          <w:rStyle w:val="VerbatimChar"/>
+        </w:rPr>
+        <w:t xml:space="preserve">False</w:t>
+      </w:r>
+      <w:r>
+        <w:t xml:space="preserve"> </w:t>
+      </w:r>
+      <w:r>
+        <w:t xml:space="preserve">because the comma and apostrophe are not ignored.</w:t>
+      </w:r>
+    </w:p>
+    <w:p>
+      <w:pPr>
+        <w:pStyle w:val="FirstParagraph"/>
+      </w:pPr>
+      <w:r>
+        <w:rPr>
+          <w:b/>
+          <w:bCs/>
+        </w:rPr>
         <w:t xml:space="preserve">Output Example</w:t>
       </w:r>
       <w:r>
@@ -3230,141 +3311,6 @@
         </w:rPr>
         <w:t xml:space="preserve">)</w:t>
       </w:r>
-      <w:r>
-        <w:br/>
-      </w:r>
-      <w:r>
-        <w:br/>
-      </w:r>
-      <w:r>
-        <w:rPr>
-          <w:rStyle w:val="CommentTok"/>
-        </w:rPr>
-        <w:t xml:space="preserve"># Example 3: A palindrome with numbers (which are not ignored)</w:t>
-      </w:r>
-      <w:r>
-        <w:br/>
-      </w:r>
-      <w:r>
-        <w:rPr>
-          <w:rStyle w:val="NormalTok"/>
-        </w:rPr>
-        <w:t xml:space="preserve">numeric_palindrome </w:t>
-      </w:r>
-      <w:r>
-        <w:rPr>
-          <w:rStyle w:val="OperatorTok"/>
-        </w:rPr>
-        <w:t xml:space="preserve">=</w:t>
-      </w:r>
-      <w:r>
-        <w:rPr>
-          <w:rStyle w:val="NormalTok"/>
-        </w:rPr>
-        <w:t xml:space="preserve"> </w:t>
-      </w:r>
-      <w:r>
-        <w:rPr>
-          <w:rStyle w:val="StringTok"/>
-        </w:rPr>
-        <w:t xml:space="preserve">"12321"</w:t>
-      </w:r>
-      <w:r>
-        <w:br/>
-      </w:r>
-      <w:r>
-        <w:rPr>
-          <w:rStyle w:val="NormalTok"/>
-        </w:rPr>
-        <w:t xml:space="preserve">result_numeric </w:t>
-      </w:r>
-      <w:r>
-        <w:rPr>
-          <w:rStyle w:val="OperatorTok"/>
-        </w:rPr>
-        <w:t xml:space="preserve">=</w:t>
-      </w:r>
-      <w:r>
-        <w:rPr>
-          <w:rStyle w:val="NormalTok"/>
-        </w:rPr>
-        <w:t xml:space="preserve"> is_palindrome(numeric_palindrome)</w:t>
-      </w:r>
-      <w:r>
-        <w:br/>
-      </w:r>
-      <w:r>
-        <w:rPr>
-          <w:rStyle w:val="BuiltInTok"/>
-        </w:rPr>
-        <w:t xml:space="preserve">print</w:t>
-      </w:r>
-      <w:r>
-        <w:rPr>
-          <w:rStyle w:val="NormalTok"/>
-        </w:rPr>
-        <w:t xml:space="preserve">(</w:t>
-      </w:r>
-      <w:r>
-        <w:rPr>
-          <w:rStyle w:val="SpecialStringTok"/>
-        </w:rPr>
-        <w:t xml:space="preserve">f"Is '</w:t>
-      </w:r>
-      <w:r>
-        <w:rPr>
-          <w:rStyle w:val="SpecialCharTok"/>
-        </w:rPr>
-        <w:t xml:space="preserve">{</w:t>
-      </w:r>
-      <w:r>
-        <w:rPr>
-          <w:rStyle w:val="NormalTok"/>
-        </w:rPr>
-        <w:t xml:space="preserve">numeric_palindrome</w:t>
-      </w:r>
-      <w:r>
-        <w:rPr>
-          <w:rStyle w:val="SpecialCharTok"/>
-        </w:rPr>
-        <w:t xml:space="preserve">}</w:t>
-      </w:r>
-      <w:r>
-        <w:rPr>
-          <w:rStyle w:val="SpecialStringTok"/>
-        </w:rPr>
-        <w:t xml:space="preserve">' a palindrome? </w:t>
-      </w:r>
-      <w:r>
-        <w:rPr>
-          <w:rStyle w:val="SpecialCharTok"/>
-        </w:rPr>
-        <w:t xml:space="preserve">{</w:t>
-      </w:r>
-      <w:r>
-        <w:rPr>
-          <w:rStyle w:val="NormalTok"/>
-        </w:rPr>
-        <w:t xml:space="preserve">result_numeric</w:t>
-      </w:r>
-      <w:r>
-        <w:rPr>
-          <w:rStyle w:val="SpecialCharTok"/>
-        </w:rPr>
-        <w:t xml:space="preserve">}</w:t>
-      </w:r>
-      <w:r>
-        <w:rPr>
-          <w:rStyle w:val="SpecialStringTok"/>
-        </w:rPr>
-        <w:t xml:space="preserve">"</w:t>
-      </w:r>
-      <w:r>
-        <w:rPr>
-          <w:rStyle w:val="NormalTok"/>
-        </w:rPr>
-        <w:t xml:space="preserve">)</w:t>
-      </w:r>
     </w:p>
     <w:p>
       <w:pPr>
@@ -3396,15 +3342,6 @@
           <w:rStyle w:val="VerbatimChar"/>
         </w:rPr>
         <w:t xml:space="preserve">Is 'hello' a palindrome? False</w:t>
-      </w:r>
-      <w:r>
-        <w:br/>
-      </w:r>
-      <w:r>
-        <w:rPr>
-          <w:rStyle w:val="VerbatimChar"/>
-        </w:rPr>
-        <w:t xml:space="preserve">Is '12321' a palindrome? True</w:t>
       </w:r>
     </w:p>
     <w:p>
@@ -3763,6 +3700,39 @@
     <w:abstractNumId w:val="991"/>
   </w:num>
   <w:num w:numId="1007">
+    <w:abstractNumId w:val="99411"/>
+    <w:lvlOverride w:ilvl="0">
+      <w:startOverride w:val="1"/>
+    </w:lvlOverride>
+    <w:lvlOverride w:ilvl="1">
+      <w:startOverride w:val="1"/>
+    </w:lvlOverride>
+    <w:lvlOverride w:ilvl="2">
+      <w:startOverride w:val="1"/>
+    </w:lvlOverride>
+    <w:lvlOverride w:ilvl="3">
+      <w:startOverride w:val="1"/>
+    </w:lvlOverride>
+    <w:lvlOverride w:ilvl="4">
+      <w:startOverride w:val="1"/>
+    </w:lvlOverride>
+    <w:lvlOverride w:ilvl="5">
+      <w:startOverride w:val="1"/>
+    </w:lvlOverride>
+    <w:lvlOverride w:ilvl="6">
+      <w:startOverride w:val="1"/>
+    </w:lvlOverride>
+    <w:lvlOverride w:ilvl="7">
+      <w:startOverride w:val="1"/>
+    </w:lvlOverride>
+    <w:lvlOverride w:ilvl="8">
+      <w:startOverride w:val="1"/>
+    </w:lvlOverride>
+  </w:num>
+  <w:num w:numId="1008">
+    <w:abstractNumId w:val="991"/>
+  </w:num>
+  <w:num w:numId="1009">
     <w:abstractNumId w:val="991"/>
   </w:num>
 </w:numbering>

--- a/random_module_three.docx
+++ b/random_module_three.docx
@@ -103,7 +103,7 @@
         <w:t xml:space="preserve"> </w:t>
       </w:r>
       <w:r>
-        <w:t xml:space="preserve">function computes the nth number in the Fibonacci sequence using an iterative method.</w:t>
+        <w:t xml:space="preserve">function computes the nth number in the Fibonacci sequence using an iterative approach.</w:t>
       </w:r>
     </w:p>
     <w:bookmarkEnd w:id="10"/>
@@ -143,7 +143,7 @@
         <w:t xml:space="preserve"> </w:t>
       </w:r>
       <w:r>
-        <w:t xml:space="preserve">(int): The 0-indexed index of the Fibonacci number to compute.</w:t>
+        <w:t xml:space="preserve">(int): The 0-indexed position in the Fibonacci sequence for which to find the value.</w:t>
       </w:r>
     </w:p>
     <w:bookmarkEnd w:id="11"/>
@@ -182,25 +182,576 @@
         <w:t xml:space="preserve">n</w:t>
       </w:r>
       <w:r>
-        <w:t xml:space="preserve">. The logic proceeds as follows:</w:t>
+        <w:t xml:space="preserve">. The Fibonacci sequence starts with 0 and 1, and each subsequent number is the sum of the two preceding ones (0, 1, 1, 2, 3, 5, …).</w:t>
       </w:r>
     </w:p>
     <w:p>
       <w:pPr>
+        <w:pStyle w:val="BodyText"/>
+      </w:pPr>
+      <w:r>
+        <w:t xml:space="preserve">The function begins by validating the input. If</w:t>
+      </w:r>
+      <w:r>
+        <w:t xml:space="preserve"> </w:t>
+      </w:r>
+      <w:r>
+        <w:rPr>
+          <w:rStyle w:val="VerbatimChar"/>
+        </w:rPr>
+        <w:t xml:space="preserve">n</w:t>
+      </w:r>
+      <w:r>
+        <w:t xml:space="preserve"> </w:t>
+      </w:r>
+      <w:r>
+        <w:t xml:space="preserve">is a negative number, it raises a</w:t>
+      </w:r>
+      <w:r>
+        <w:t xml:space="preserve"> </w:t>
+      </w:r>
+      <w:r>
+        <w:rPr>
+          <w:rStyle w:val="VerbatimChar"/>
+        </w:rPr>
+        <w:t xml:space="preserve">ValueError</w:t>
+      </w:r>
+      <w:r>
+        <w:t xml:space="preserve"> </w:t>
+      </w:r>
+      <w:r>
+        <w:t xml:space="preserve">because the Fibonacci sequence is not defined for negative indices.</w:t>
+      </w:r>
+    </w:p>
+    <w:p>
+      <w:pPr>
+        <w:pStyle w:val="BodyText"/>
+      </w:pPr>
+      <w:r>
+        <w:t xml:space="preserve">It initializes two variables,</w:t>
+      </w:r>
+      <w:r>
+        <w:t xml:space="preserve"> </w:t>
+      </w:r>
+      <w:r>
+        <w:rPr>
+          <w:rStyle w:val="VerbatimChar"/>
+        </w:rPr>
+        <w:t xml:space="preserve">a</w:t>
+      </w:r>
+      <w:r>
+        <w:t xml:space="preserve"> </w:t>
+      </w:r>
+      <w:r>
+        <w:t xml:space="preserve">and</w:t>
+      </w:r>
+      <w:r>
+        <w:t xml:space="preserve"> </w:t>
+      </w:r>
+      <w:r>
+        <w:rPr>
+          <w:rStyle w:val="VerbatimChar"/>
+        </w:rPr>
+        <w:t xml:space="preserve">b</w:t>
+      </w:r>
+      <w:r>
+        <w:t xml:space="preserve">, to</w:t>
+      </w:r>
+      <w:r>
+        <w:t xml:space="preserve"> </w:t>
+      </w:r>
+      <w:r>
+        <w:rPr>
+          <w:rStyle w:val="VerbatimChar"/>
+        </w:rPr>
+        <w:t xml:space="preserve">0</w:t>
+      </w:r>
+      <w:r>
+        <w:t xml:space="preserve"> </w:t>
+      </w:r>
+      <w:r>
+        <w:t xml:space="preserve">and</w:t>
+      </w:r>
+      <w:r>
+        <w:t xml:space="preserve"> </w:t>
+      </w:r>
+      <w:r>
+        <w:rPr>
+          <w:rStyle w:val="VerbatimChar"/>
+        </w:rPr>
+        <w:t xml:space="preserve">1</w:t>
+      </w:r>
+      <w:r>
+        <w:t xml:space="preserve"> </w:t>
+      </w:r>
+      <w:r>
+        <w:t xml:space="preserve">respectively. These represent the first two numbers in the sequence, F₀ and F₁.</w:t>
+      </w:r>
+    </w:p>
+    <w:p>
+      <w:pPr>
+        <w:pStyle w:val="BodyText"/>
+      </w:pPr>
+      <w:r>
+        <w:t xml:space="preserve">The core logic resides in a</w:t>
+      </w:r>
+      <w:r>
+        <w:t xml:space="preserve"> </w:t>
+      </w:r>
+      <w:r>
+        <w:rPr>
+          <w:rStyle w:val="VerbatimChar"/>
+        </w:rPr>
+        <w:t xml:space="preserve">for</w:t>
+      </w:r>
+      <w:r>
+        <w:t xml:space="preserve"> </w:t>
+      </w:r>
+      <w:r>
+        <w:t xml:space="preserve">loop that iterates</w:t>
+      </w:r>
+      <w:r>
+        <w:t xml:space="preserve"> </w:t>
+      </w:r>
+      <w:r>
+        <w:rPr>
+          <w:rStyle w:val="VerbatimChar"/>
+        </w:rPr>
+        <w:t xml:space="preserve">n</w:t>
+      </w:r>
+      <w:r>
+        <w:t xml:space="preserve"> </w:t>
+      </w:r>
+      <w:r>
+        <w:t xml:space="preserve">times. In each iteration, the values of</w:t>
+      </w:r>
+      <w:r>
+        <w:t xml:space="preserve"> </w:t>
+      </w:r>
+      <w:r>
+        <w:rPr>
+          <w:rStyle w:val="VerbatimChar"/>
+        </w:rPr>
+        <w:t xml:space="preserve">a</w:t>
+      </w:r>
+      <w:r>
+        <w:t xml:space="preserve"> </w:t>
+      </w:r>
+      <w:r>
+        <w:t xml:space="preserve">and</w:t>
+      </w:r>
+      <w:r>
+        <w:t xml:space="preserve"> </w:t>
+      </w:r>
+      <w:r>
+        <w:rPr>
+          <w:rStyle w:val="VerbatimChar"/>
+        </w:rPr>
+        <w:t xml:space="preserve">b</w:t>
+      </w:r>
+      <w:r>
+        <w:t xml:space="preserve"> </w:t>
+      </w:r>
+      <w:r>
+        <w:t xml:space="preserve">are updated to advance to the next number in the sequence. The current value of</w:t>
+      </w:r>
+      <w:r>
+        <w:t xml:space="preserve"> </w:t>
+      </w:r>
+      <w:r>
+        <w:rPr>
+          <w:rStyle w:val="VerbatimChar"/>
+        </w:rPr>
+        <w:t xml:space="preserve">b</w:t>
+      </w:r>
+      <w:r>
+        <w:t xml:space="preserve"> </w:t>
+      </w:r>
+      <w:r>
+        <w:t xml:space="preserve">is assigned to</w:t>
+      </w:r>
+      <w:r>
+        <w:t xml:space="preserve"> </w:t>
+      </w:r>
+      <w:r>
+        <w:rPr>
+          <w:rStyle w:val="VerbatimChar"/>
+        </w:rPr>
+        <w:t xml:space="preserve">a</w:t>
+      </w:r>
+      <w:r>
+        <w:t xml:space="preserve">, and the sum of the old</w:t>
+      </w:r>
+      <w:r>
+        <w:t xml:space="preserve"> </w:t>
+      </w:r>
+      <w:r>
+        <w:rPr>
+          <w:rStyle w:val="VerbatimChar"/>
+        </w:rPr>
+        <w:t xml:space="preserve">a</w:t>
+      </w:r>
+      <w:r>
+        <w:t xml:space="preserve"> </w:t>
+      </w:r>
+      <w:r>
+        <w:t xml:space="preserve">and</w:t>
+      </w:r>
+      <w:r>
+        <w:t xml:space="preserve"> </w:t>
+      </w:r>
+      <w:r>
+        <w:rPr>
+          <w:rStyle w:val="VerbatimChar"/>
+        </w:rPr>
+        <w:t xml:space="preserve">b</w:t>
+      </w:r>
+      <w:r>
+        <w:t xml:space="preserve"> </w:t>
+      </w:r>
+      <w:r>
+        <w:t xml:space="preserve">is assigned to the new</w:t>
+      </w:r>
+      <w:r>
+        <w:t xml:space="preserve"> </w:t>
+      </w:r>
+      <w:r>
+        <w:rPr>
+          <w:rStyle w:val="VerbatimChar"/>
+        </w:rPr>
+        <w:t xml:space="preserve">b</w:t>
+      </w:r>
+      <w:r>
+        <w:t xml:space="preserve">. This is achieved with the tuple assignment</w:t>
+      </w:r>
+      <w:r>
+        <w:t xml:space="preserve"> </w:t>
+      </w:r>
+      <w:r>
+        <w:rPr>
+          <w:rStyle w:val="VerbatimChar"/>
+        </w:rPr>
+        <w:t xml:space="preserve">a, b = b, a + b</w:t>
+      </w:r>
+      <w:r>
+        <w:t xml:space="preserve">.</w:t>
+      </w:r>
+    </w:p>
+    <w:p>
+      <w:pPr>
+        <w:pStyle w:val="BodyText"/>
+      </w:pPr>
+      <w:r>
+        <w:t xml:space="preserve">After the loop completes, the variable</w:t>
+      </w:r>
+      <w:r>
+        <w:t xml:space="preserve"> </w:t>
+      </w:r>
+      <w:r>
+        <w:rPr>
+          <w:rStyle w:val="VerbatimChar"/>
+        </w:rPr>
+        <w:t xml:space="preserve">a</w:t>
+      </w:r>
+      <w:r>
+        <w:t xml:space="preserve"> </w:t>
+      </w:r>
+      <w:r>
+        <w:t xml:space="preserve">holds the value of the nth Fibonacci number, which is then returned.</w:t>
+      </w:r>
+    </w:p>
+    <w:p>
+      <w:pPr>
+        <w:pStyle w:val="BodyText"/>
+      </w:pPr>
+      <w:r>
+        <w:t xml:space="preserve">For example, if</w:t>
+      </w:r>
+      <w:r>
+        <w:t xml:space="preserve"> </w:t>
+      </w:r>
+      <w:r>
+        <w:rPr>
+          <w:rStyle w:val="VerbatimChar"/>
+        </w:rPr>
+        <w:t xml:space="preserve">n</w:t>
+      </w:r>
+      <w:r>
+        <w:t xml:space="preserve"> </w:t>
+      </w:r>
+      <w:r>
+        <w:t xml:space="preserve">is 3:</w:t>
+      </w:r>
+      <w:r>
+        <w:t xml:space="preserve"> </w:t>
+      </w:r>
+      <w:r>
+        <w:t xml:space="preserve">1. Initialize</w:t>
+      </w:r>
+      <w:r>
+        <w:t xml:space="preserve"> </w:t>
+      </w:r>
+      <w:r>
+        <w:rPr>
+          <w:rStyle w:val="VerbatimChar"/>
+        </w:rPr>
+        <w:t xml:space="preserve">a = 0</w:t>
+      </w:r>
+      <w:r>
+        <w:t xml:space="preserve">,</w:t>
+      </w:r>
+      <w:r>
+        <w:t xml:space="preserve"> </w:t>
+      </w:r>
+      <w:r>
+        <w:rPr>
+          <w:rStyle w:val="VerbatimChar"/>
+        </w:rPr>
+        <w:t xml:space="preserve">b = 1</w:t>
+      </w:r>
+      <w:r>
+        <w:t xml:space="preserve">.</w:t>
+      </w:r>
+      <w:r>
+        <w:t xml:space="preserve"> </w:t>
+      </w:r>
+      <w:r>
+        <w:t xml:space="preserve">2. Loop 1:</w:t>
+      </w:r>
+      <w:r>
+        <w:t xml:space="preserve"> </w:t>
+      </w:r>
+      <w:r>
+        <w:rPr>
+          <w:rStyle w:val="VerbatimChar"/>
+        </w:rPr>
+        <w:t xml:space="preserve">a</w:t>
+      </w:r>
+      <w:r>
+        <w:t xml:space="preserve"> </w:t>
+      </w:r>
+      <w:r>
+        <w:t xml:space="preserve">becomes</w:t>
+      </w:r>
+      <w:r>
+        <w:t xml:space="preserve"> </w:t>
+      </w:r>
+      <w:r>
+        <w:rPr>
+          <w:rStyle w:val="VerbatimChar"/>
+        </w:rPr>
+        <w:t xml:space="preserve">1</w:t>
+      </w:r>
+      <w:r>
+        <w:t xml:space="preserve">,</w:t>
+      </w:r>
+      <w:r>
+        <w:t xml:space="preserve"> </w:t>
+      </w:r>
+      <w:r>
+        <w:rPr>
+          <w:rStyle w:val="VerbatimChar"/>
+        </w:rPr>
+        <w:t xml:space="preserve">b</w:t>
+      </w:r>
+      <w:r>
+        <w:t xml:space="preserve"> </w:t>
+      </w:r>
+      <w:r>
+        <w:t xml:space="preserve">becomes</w:t>
+      </w:r>
+      <w:r>
+        <w:t xml:space="preserve"> </w:t>
+      </w:r>
+      <w:r>
+        <w:rPr>
+          <w:rStyle w:val="VerbatimChar"/>
+        </w:rPr>
+        <w:t xml:space="preserve">0 + 1 = 1</w:t>
+      </w:r>
+      <w:r>
+        <w:t xml:space="preserve">.</w:t>
+      </w:r>
+      <w:r>
+        <w:t xml:space="preserve"> </w:t>
+      </w:r>
+      <w:r>
+        <w:t xml:space="preserve">3. Loop 2:</w:t>
+      </w:r>
+      <w:r>
+        <w:t xml:space="preserve"> </w:t>
+      </w:r>
+      <w:r>
+        <w:rPr>
+          <w:rStyle w:val="VerbatimChar"/>
+        </w:rPr>
+        <w:t xml:space="preserve">a</w:t>
+      </w:r>
+      <w:r>
+        <w:t xml:space="preserve"> </w:t>
+      </w:r>
+      <w:r>
+        <w:t xml:space="preserve">becomes</w:t>
+      </w:r>
+      <w:r>
+        <w:t xml:space="preserve"> </w:t>
+      </w:r>
+      <w:r>
+        <w:rPr>
+          <w:rStyle w:val="VerbatimChar"/>
+        </w:rPr>
+        <w:t xml:space="preserve">1</w:t>
+      </w:r>
+      <w:r>
+        <w:t xml:space="preserve">,</w:t>
+      </w:r>
+      <w:r>
+        <w:t xml:space="preserve"> </w:t>
+      </w:r>
+      <w:r>
+        <w:rPr>
+          <w:rStyle w:val="VerbatimChar"/>
+        </w:rPr>
+        <w:t xml:space="preserve">b</w:t>
+      </w:r>
+      <w:r>
+        <w:t xml:space="preserve"> </w:t>
+      </w:r>
+      <w:r>
+        <w:t xml:space="preserve">becomes</w:t>
+      </w:r>
+      <w:r>
+        <w:t xml:space="preserve"> </w:t>
+      </w:r>
+      <w:r>
+        <w:rPr>
+          <w:rStyle w:val="VerbatimChar"/>
+        </w:rPr>
+        <w:t xml:space="preserve">1 + 1 = 2</w:t>
+      </w:r>
+      <w:r>
+        <w:t xml:space="preserve">.</w:t>
+      </w:r>
+      <w:r>
+        <w:t xml:space="preserve"> </w:t>
+      </w:r>
+      <w:r>
+        <w:t xml:space="preserve">4. Loop 3:</w:t>
+      </w:r>
+      <w:r>
+        <w:t xml:space="preserve"> </w:t>
+      </w:r>
+      <w:r>
+        <w:rPr>
+          <w:rStyle w:val="VerbatimChar"/>
+        </w:rPr>
+        <w:t xml:space="preserve">a</w:t>
+      </w:r>
+      <w:r>
+        <w:t xml:space="preserve"> </w:t>
+      </w:r>
+      <w:r>
+        <w:t xml:space="preserve">becomes</w:t>
+      </w:r>
+      <w:r>
+        <w:t xml:space="preserve"> </w:t>
+      </w:r>
+      <w:r>
+        <w:rPr>
+          <w:rStyle w:val="VerbatimChar"/>
+        </w:rPr>
+        <w:t xml:space="preserve">2</w:t>
+      </w:r>
+      <w:r>
+        <w:t xml:space="preserve">,</w:t>
+      </w:r>
+      <w:r>
+        <w:t xml:space="preserve"> </w:t>
+      </w:r>
+      <w:r>
+        <w:rPr>
+          <w:rStyle w:val="VerbatimChar"/>
+        </w:rPr>
+        <w:t xml:space="preserve">b</w:t>
+      </w:r>
+      <w:r>
+        <w:t xml:space="preserve"> </w:t>
+      </w:r>
+      <w:r>
+        <w:t xml:space="preserve">becomes</w:t>
+      </w:r>
+      <w:r>
+        <w:t xml:space="preserve"> </w:t>
+      </w:r>
+      <w:r>
+        <w:rPr>
+          <w:rStyle w:val="VerbatimChar"/>
+        </w:rPr>
+        <w:t xml:space="preserve">1 + 2 = 3</w:t>
+      </w:r>
+      <w:r>
+        <w:t xml:space="preserve">.</w:t>
+      </w:r>
+      <w:r>
+        <w:t xml:space="preserve"> </w:t>
+      </w:r>
+      <w:r>
+        <w:t xml:space="preserve">5. The loop finishes, and the function returns the final value of</w:t>
+      </w:r>
+      <w:r>
+        <w:t xml:space="preserve"> </w:t>
+      </w:r>
+      <w:r>
+        <w:rPr>
+          <w:rStyle w:val="VerbatimChar"/>
+        </w:rPr>
+        <w:t xml:space="preserve">a</w:t>
+      </w:r>
+      <w:r>
+        <w:t xml:space="preserve">, which is</w:t>
+      </w:r>
+      <w:r>
+        <w:t xml:space="preserve"> </w:t>
+      </w:r>
+      <w:r>
+        <w:rPr>
+          <w:rStyle w:val="VerbatimChar"/>
+        </w:rPr>
+        <w:t xml:space="preserve">2</w:t>
+      </w:r>
+      <w:r>
+        <w:t xml:space="preserve">.</w:t>
+      </w:r>
+    </w:p>
+    <w:bookmarkEnd w:id="12"/>
+    <w:bookmarkStart w:id="13" w:name="usage-notes"/>
+    <w:p>
+      <w:pPr>
+        <w:pStyle w:val="Heading2"/>
+      </w:pPr>
+      <w:r>
+        <w:rPr>
+          <w:rStyle w:val="SectionNumber"/>
+        </w:rPr>
+        <w:t xml:space="preserve">1.4</w:t>
+      </w:r>
+      <w:r>
+        <w:tab/>
+      </w:r>
+      <w:r>
+        <w:t xml:space="preserve">Usage Notes</w:t>
+      </w:r>
+    </w:p>
+    <w:p>
+      <w:pPr>
+        <w:pStyle w:val="Compact"/>
         <w:numPr>
           <w:ilvl w:val="0"/>
           <w:numId w:val="1002"/>
         </w:numPr>
       </w:pPr>
       <w:r>
-        <w:rPr>
-          <w:b/>
-          <w:bCs/>
-        </w:rPr>
-        <w:t xml:space="preserve">Input Validation</w:t>
-      </w:r>
-      <w:r>
-        <w:t xml:space="preserve">: The function first checks if the input</w:t>
+        <w:t xml:space="preserve">The input</w:t>
       </w:r>
       <w:r>
         <w:t xml:space="preserve"> </w:t>
@@ -215,7 +766,7 @@
         <w:t xml:space="preserve"> </w:t>
       </w:r>
       <w:r>
-        <w:t xml:space="preserve">is less than 0. Since the Fibonacci sequence is not defined for negative indices, it raises a</w:t>
+        <w:t xml:space="preserve">must be a non-negative integer. Providing a negative value will result in a</w:t>
       </w:r>
       <w:r>
         <w:t xml:space="preserve"> </w:t>
@@ -227,28 +778,19 @@
         <w:t xml:space="preserve">ValueError</w:t>
       </w:r>
       <w:r>
-        <w:t xml:space="preserve"> </w:t>
-      </w:r>
-      <w:r>
-        <w:t xml:space="preserve">if this condition is met.</w:t>
+        <w:t xml:space="preserve">.</w:t>
       </w:r>
     </w:p>
     <w:p>
       <w:pPr>
+        <w:pStyle w:val="Compact"/>
         <w:numPr>
           <w:ilvl w:val="0"/>
           <w:numId w:val="1002"/>
         </w:numPr>
       </w:pPr>
       <w:r>
-        <w:rPr>
-          <w:b/>
-          <w:bCs/>
-        </w:rPr>
-        <w:t xml:space="preserve">Initialization</w:t>
-      </w:r>
-      <w:r>
-        <w:t xml:space="preserve">: Two variables,</w:t>
+        <w:t xml:space="preserve">The function is 0-indexed, meaning</w:t>
       </w:r>
       <w:r>
         <w:t xml:space="preserve"> </w:t>
@@ -257,13 +799,13 @@
         <w:rPr>
           <w:rStyle w:val="VerbatimChar"/>
         </w:rPr>
-        <w:t xml:space="preserve">a</w:t>
+        <w:t xml:space="preserve">fibonacci(0)</w:t>
       </w:r>
       <w:r>
         <w:t xml:space="preserve"> </w:t>
       </w:r>
       <w:r>
-        <w:t xml:space="preserve">and</w:t>
+        <w:t xml:space="preserve">returns the first element,</w:t>
       </w:r>
       <w:r>
         <w:t xml:space="preserve"> </w:t>
@@ -272,217 +814,700 @@
         <w:rPr>
           <w:rStyle w:val="VerbatimChar"/>
         </w:rPr>
-        <w:t xml:space="preserve">b</w:t>
-      </w:r>
-      <w:r>
-        <w:t xml:space="preserve">, are initialized to</w:t>
-      </w:r>
-      <w:r>
-        <w:t xml:space="preserve"> </w:t>
-      </w:r>
-      <w:r>
-        <w:rPr>
-          <w:rStyle w:val="VerbatimChar"/>
-        </w:rPr>
         <w:t xml:space="preserve">0</w:t>
       </w:r>
       <w:r>
-        <w:t xml:space="preserve"> </w:t>
-      </w:r>
-      <w:r>
-        <w:t xml:space="preserve">and</w:t>
-      </w:r>
-      <w:r>
-        <w:t xml:space="preserve"> </w:t>
-      </w:r>
-      <w:r>
-        <w:rPr>
-          <w:rStyle w:val="VerbatimChar"/>
-        </w:rPr>
-        <w:t xml:space="preserve">1</w:t>
-      </w:r>
-      <w:r>
-        <w:t xml:space="preserve"> </w:t>
-      </w:r>
-      <w:r>
-        <w:t xml:space="preserve">respectively. These represent the first two numbers in the Fibonacci sequence, F(0) and F(1).</w:t>
+        <w:t xml:space="preserve">.</w:t>
       </w:r>
     </w:p>
     <w:p>
       <w:pPr>
+        <w:pStyle w:val="Compact"/>
         <w:numPr>
           <w:ilvl w:val="0"/>
           <w:numId w:val="1002"/>
         </w:numPr>
       </w:pPr>
       <w:r>
+        <w:t xml:space="preserve">This iterative implementation is efficient in terms of memory usage and is suitable for calculating large Fibonacci numbers without risking stack overflow errors that can occur with naive recursive solutions.</w:t>
+      </w:r>
+    </w:p>
+    <w:p>
+      <w:pPr>
+        <w:pStyle w:val="FirstParagraph"/>
+      </w:pPr>
+      <w:r>
         <w:rPr>
           <w:b/>
           <w:bCs/>
         </w:rPr>
-        <w:t xml:space="preserve">Iteration</w:t>
-      </w:r>
-      <w:r>
-        <w:t xml:space="preserve">: The function then enters a</w:t>
-      </w:r>
-      <w:r>
-        <w:t xml:space="preserve"> </w:t>
-      </w:r>
-      <w:r>
-        <w:rPr>
-          <w:rStyle w:val="VerbatimChar"/>
-        </w:rPr>
-        <w:t xml:space="preserve">for</w:t>
-      </w:r>
-      <w:r>
-        <w:t xml:space="preserve"> </w:t>
-      </w:r>
-      <w:r>
-        <w:t xml:space="preserve">loop that iterates</w:t>
-      </w:r>
-      <w:r>
-        <w:t xml:space="preserve"> </w:t>
-      </w:r>
-      <w:r>
-        <w:rPr>
-          <w:rStyle w:val="VerbatimChar"/>
-        </w:rPr>
-        <w:t xml:space="preserve">n</w:t>
-      </w:r>
-      <w:r>
-        <w:t xml:space="preserve"> </w:t>
-      </w:r>
-      <w:r>
-        <w:t xml:space="preserve">times. Inside the loop, the core Fibonacci calculation happens:</w:t>
+        <w:t xml:space="preserve">Output Example</w:t>
+      </w:r>
+      <w:r>
+        <w:t xml:space="preserve">: The function returns a single integer value.</w:t>
       </w:r>
     </w:p>
     <w:p>
       <w:pPr>
+        <w:pStyle w:val="SourceCode"/>
+      </w:pPr>
+      <w:r>
+        <w:rPr>
+          <w:rStyle w:val="VerbatimChar"/>
+        </w:rPr>
+        <w:t xml:space="preserve">34</w:t>
+      </w:r>
+    </w:p>
+    <w:bookmarkEnd w:id="13"/>
+    <w:bookmarkStart w:id="14" w:name="example"/>
+    <w:p>
+      <w:pPr>
+        <w:pStyle w:val="Heading2"/>
+      </w:pPr>
+      <w:r>
+        <w:rPr>
+          <w:rStyle w:val="SectionNumber"/>
+        </w:rPr>
+        <w:t xml:space="preserve">1.5</w:t>
+      </w:r>
+      <w:r>
+        <w:tab/>
+      </w:r>
+      <w:r>
+        <w:t xml:space="preserve">Example</w:t>
+      </w:r>
+    </w:p>
+    <w:p>
+      <w:pPr>
+        <w:pStyle w:val="SourceCode"/>
+      </w:pPr>
+      <w:r>
+        <w:rPr>
+          <w:rStyle w:val="CommentTok"/>
+        </w:rPr>
+        <w:t xml:space="preserve"># Example usage of the fibonacci function</w:t>
+      </w:r>
+      <w:r>
+        <w:br/>
+      </w:r>
+      <w:r>
+        <w:rPr>
+          <w:rStyle w:val="CommentTok"/>
+        </w:rPr>
+        <w:t xml:space="preserve"># Calculate the 9th Fibonacci number (0-indexed)</w:t>
+      </w:r>
+      <w:r>
+        <w:br/>
+      </w:r>
+      <w:r>
+        <w:rPr>
+          <w:rStyle w:val="NormalTok"/>
+        </w:rPr>
+        <w:t xml:space="preserve">n_index </w:t>
+      </w:r>
+      <w:r>
+        <w:rPr>
+          <w:rStyle w:val="OperatorTok"/>
+        </w:rPr>
+        <w:t xml:space="preserve">=</w:t>
+      </w:r>
+      <w:r>
+        <w:rPr>
+          <w:rStyle w:val="NormalTok"/>
+        </w:rPr>
+        <w:t xml:space="preserve"> </w:t>
+      </w:r>
+      <w:r>
+        <w:rPr>
+          <w:rStyle w:val="DecValTok"/>
+        </w:rPr>
+        <w:t xml:space="preserve">9</w:t>
+      </w:r>
+      <w:r>
+        <w:br/>
+      </w:r>
+      <w:r>
+        <w:rPr>
+          <w:rStyle w:val="NormalTok"/>
+        </w:rPr>
+        <w:t xml:space="preserve">result </w:t>
+      </w:r>
+      <w:r>
+        <w:rPr>
+          <w:rStyle w:val="OperatorTok"/>
+        </w:rPr>
+        <w:t xml:space="preserve">=</w:t>
+      </w:r>
+      <w:r>
+        <w:rPr>
+          <w:rStyle w:val="NormalTok"/>
+        </w:rPr>
+        <w:t xml:space="preserve"> fibonacci(n_index)</w:t>
+      </w:r>
+      <w:r>
+        <w:br/>
+      </w:r>
+      <w:r>
+        <w:rPr>
+          <w:rStyle w:val="BuiltInTok"/>
+        </w:rPr>
+        <w:t xml:space="preserve">print</w:t>
+      </w:r>
+      <w:r>
+        <w:rPr>
+          <w:rStyle w:val="NormalTok"/>
+        </w:rPr>
+        <w:t xml:space="preserve">(</w:t>
+      </w:r>
+      <w:r>
+        <w:rPr>
+          <w:rStyle w:val="SpecialStringTok"/>
+        </w:rPr>
+        <w:t xml:space="preserve">f"The Fibonacci number at index </w:t>
+      </w:r>
+      <w:r>
+        <w:rPr>
+          <w:rStyle w:val="SpecialCharTok"/>
+        </w:rPr>
+        <w:t xml:space="preserve">{</w:t>
+      </w:r>
+      <w:r>
+        <w:rPr>
+          <w:rStyle w:val="NormalTok"/>
+        </w:rPr>
+        <w:t xml:space="preserve">n_index</w:t>
+      </w:r>
+      <w:r>
+        <w:rPr>
+          <w:rStyle w:val="SpecialCharTok"/>
+        </w:rPr>
+        <w:t xml:space="preserve">}</w:t>
+      </w:r>
+      <w:r>
+        <w:rPr>
+          <w:rStyle w:val="SpecialStringTok"/>
+        </w:rPr>
+        <w:t xml:space="preserve"> is: </w:t>
+      </w:r>
+      <w:r>
+        <w:rPr>
+          <w:rStyle w:val="SpecialCharTok"/>
+        </w:rPr>
+        <w:t xml:space="preserve">{</w:t>
+      </w:r>
+      <w:r>
+        <w:rPr>
+          <w:rStyle w:val="NormalTok"/>
+        </w:rPr>
+        <w:t xml:space="preserve">result</w:t>
+      </w:r>
+      <w:r>
+        <w:rPr>
+          <w:rStyle w:val="SpecialCharTok"/>
+        </w:rPr>
+        <w:t xml:space="preserve">}</w:t>
+      </w:r>
+      <w:r>
+        <w:rPr>
+          <w:rStyle w:val="SpecialStringTok"/>
+        </w:rPr>
+        <w:t xml:space="preserve">"</w:t>
+      </w:r>
+      <w:r>
+        <w:rPr>
+          <w:rStyle w:val="NormalTok"/>
+        </w:rPr>
+        <w:t xml:space="preserve">)</w:t>
+      </w:r>
+      <w:r>
+        <w:br/>
+      </w:r>
+      <w:r>
+        <w:br/>
+      </w:r>
+      <w:r>
+        <w:rPr>
+          <w:rStyle w:val="CommentTok"/>
+        </w:rPr>
+        <w:t xml:space="preserve"># Example with an edge case</w:t>
+      </w:r>
+      <w:r>
+        <w:br/>
+      </w:r>
+      <w:r>
+        <w:rPr>
+          <w:rStyle w:val="NormalTok"/>
+        </w:rPr>
+        <w:t xml:space="preserve">n_index_zero </w:t>
+      </w:r>
+      <w:r>
+        <w:rPr>
+          <w:rStyle w:val="OperatorTok"/>
+        </w:rPr>
+        <w:t xml:space="preserve">=</w:t>
+      </w:r>
+      <w:r>
+        <w:rPr>
+          <w:rStyle w:val="NormalTok"/>
+        </w:rPr>
+        <w:t xml:space="preserve"> </w:t>
+      </w:r>
+      <w:r>
+        <w:rPr>
+          <w:rStyle w:val="DecValTok"/>
+        </w:rPr>
+        <w:t xml:space="preserve">0</w:t>
+      </w:r>
+      <w:r>
+        <w:br/>
+      </w:r>
+      <w:r>
+        <w:rPr>
+          <w:rStyle w:val="NormalTok"/>
+        </w:rPr>
+        <w:t xml:space="preserve">result_zero </w:t>
+      </w:r>
+      <w:r>
+        <w:rPr>
+          <w:rStyle w:val="OperatorTok"/>
+        </w:rPr>
+        <w:t xml:space="preserve">=</w:t>
+      </w:r>
+      <w:r>
+        <w:rPr>
+          <w:rStyle w:val="NormalTok"/>
+        </w:rPr>
+        <w:t xml:space="preserve"> fibonacci(n_index_zero)</w:t>
+      </w:r>
+      <w:r>
+        <w:br/>
+      </w:r>
+      <w:r>
+        <w:rPr>
+          <w:rStyle w:val="BuiltInTok"/>
+        </w:rPr>
+        <w:t xml:space="preserve">print</w:t>
+      </w:r>
+      <w:r>
+        <w:rPr>
+          <w:rStyle w:val="NormalTok"/>
+        </w:rPr>
+        <w:t xml:space="preserve">(</w:t>
+      </w:r>
+      <w:r>
+        <w:rPr>
+          <w:rStyle w:val="SpecialStringTok"/>
+        </w:rPr>
+        <w:t xml:space="preserve">f"The Fibonacci number at index </w:t>
+      </w:r>
+      <w:r>
+        <w:rPr>
+          <w:rStyle w:val="SpecialCharTok"/>
+        </w:rPr>
+        <w:t xml:space="preserve">{</w:t>
+      </w:r>
+      <w:r>
+        <w:rPr>
+          <w:rStyle w:val="NormalTok"/>
+        </w:rPr>
+        <w:t xml:space="preserve">n_index_zero</w:t>
+      </w:r>
+      <w:r>
+        <w:rPr>
+          <w:rStyle w:val="SpecialCharTok"/>
+        </w:rPr>
+        <w:t xml:space="preserve">}</w:t>
+      </w:r>
+      <w:r>
+        <w:rPr>
+          <w:rStyle w:val="SpecialStringTok"/>
+        </w:rPr>
+        <w:t xml:space="preserve"> is: </w:t>
+      </w:r>
+      <w:r>
+        <w:rPr>
+          <w:rStyle w:val="SpecialCharTok"/>
+        </w:rPr>
+        <w:t xml:space="preserve">{</w:t>
+      </w:r>
+      <w:r>
+        <w:rPr>
+          <w:rStyle w:val="NormalTok"/>
+        </w:rPr>
+        <w:t xml:space="preserve">result_zero</w:t>
+      </w:r>
+      <w:r>
+        <w:rPr>
+          <w:rStyle w:val="SpecialCharTok"/>
+        </w:rPr>
+        <w:t xml:space="preserve">}</w:t>
+      </w:r>
+      <w:r>
+        <w:rPr>
+          <w:rStyle w:val="SpecialStringTok"/>
+        </w:rPr>
+        <w:t xml:space="preserve">"</w:t>
+      </w:r>
+      <w:r>
+        <w:rPr>
+          <w:rStyle w:val="NormalTok"/>
+        </w:rPr>
+        <w:t xml:space="preserve">)</w:t>
+      </w:r>
+      <w:r>
+        <w:br/>
+      </w:r>
+      <w:r>
+        <w:br/>
+      </w:r>
+      <w:r>
+        <w:rPr>
+          <w:rStyle w:val="CommentTok"/>
+        </w:rPr>
+        <w:t xml:space="preserve"># Example that would raise an error</w:t>
+      </w:r>
+      <w:r>
+        <w:br/>
+      </w:r>
+      <w:r>
+        <w:rPr>
+          <w:rStyle w:val="ControlFlowTok"/>
+        </w:rPr>
+        <w:t xml:space="preserve">try</w:t>
+      </w:r>
+      <w:r>
+        <w:rPr>
+          <w:rStyle w:val="NormalTok"/>
+        </w:rPr>
+        <w:t xml:space="preserve">:</w:t>
+      </w:r>
+      <w:r>
+        <w:br/>
+      </w:r>
+      <w:r>
+        <w:rPr>
+          <w:rStyle w:val="NormalTok"/>
+        </w:rPr>
+        <w:t xml:space="preserve">    fibonacci(</w:t>
+      </w:r>
+      <w:r>
+        <w:rPr>
+          <w:rStyle w:val="OperatorTok"/>
+        </w:rPr>
+        <w:t xml:space="preserve">-</w:t>
+      </w:r>
+      <w:r>
+        <w:rPr>
+          <w:rStyle w:val="DecValTok"/>
+        </w:rPr>
+        <w:t xml:space="preserve">1</w:t>
+      </w:r>
+      <w:r>
+        <w:rPr>
+          <w:rStyle w:val="NormalTok"/>
+        </w:rPr>
+        <w:t xml:space="preserve">)</w:t>
+      </w:r>
+      <w:r>
+        <w:br/>
+      </w:r>
+      <w:r>
+        <w:rPr>
+          <w:rStyle w:val="ControlFlowTok"/>
+        </w:rPr>
+        <w:t xml:space="preserve">except</w:t>
+      </w:r>
+      <w:r>
+        <w:rPr>
+          <w:rStyle w:val="NormalTok"/>
+        </w:rPr>
+        <w:t xml:space="preserve"> </w:t>
+      </w:r>
+      <w:r>
+        <w:rPr>
+          <w:rStyle w:val="PreprocessorTok"/>
+        </w:rPr>
+        <w:t xml:space="preserve">ValueError</w:t>
+      </w:r>
+      <w:r>
+        <w:rPr>
+          <w:rStyle w:val="NormalTok"/>
+        </w:rPr>
+        <w:t xml:space="preserve"> </w:t>
+      </w:r>
+      <w:r>
+        <w:rPr>
+          <w:rStyle w:val="ImportTok"/>
+        </w:rPr>
+        <w:t xml:space="preserve">as</w:t>
+      </w:r>
+      <w:r>
+        <w:rPr>
+          <w:rStyle w:val="NormalTok"/>
+        </w:rPr>
+        <w:t xml:space="preserve"> e:</w:t>
+      </w:r>
+      <w:r>
+        <w:br/>
+      </w:r>
+      <w:r>
+        <w:rPr>
+          <w:rStyle w:val="NormalTok"/>
+        </w:rPr>
+        <w:t xml:space="preserve">    </w:t>
+      </w:r>
+      <w:r>
+        <w:rPr>
+          <w:rStyle w:val="BuiltInTok"/>
+        </w:rPr>
+        <w:t xml:space="preserve">print</w:t>
+      </w:r>
+      <w:r>
+        <w:rPr>
+          <w:rStyle w:val="NormalTok"/>
+        </w:rPr>
+        <w:t xml:space="preserve">(</w:t>
+      </w:r>
+      <w:r>
+        <w:rPr>
+          <w:rStyle w:val="SpecialStringTok"/>
+        </w:rPr>
+        <w:t xml:space="preserve">f"Error caught as expected: </w:t>
+      </w:r>
+      <w:r>
+        <w:rPr>
+          <w:rStyle w:val="SpecialCharTok"/>
+        </w:rPr>
+        <w:t xml:space="preserve">{</w:t>
+      </w:r>
+      <w:r>
+        <w:rPr>
+          <w:rStyle w:val="NormalTok"/>
+        </w:rPr>
+        <w:t xml:space="preserve">e</w:t>
+      </w:r>
+      <w:r>
+        <w:rPr>
+          <w:rStyle w:val="SpecialCharTok"/>
+        </w:rPr>
+        <w:t xml:space="preserve">}</w:t>
+      </w:r>
+      <w:r>
+        <w:rPr>
+          <w:rStyle w:val="SpecialStringTok"/>
+        </w:rPr>
+        <w:t xml:space="preserve">"</w:t>
+      </w:r>
+      <w:r>
+        <w:rPr>
+          <w:rStyle w:val="NormalTok"/>
+        </w:rPr>
+        <w:t xml:space="preserve">)</w:t>
+      </w:r>
+    </w:p>
+    <w:p>
+      <w:pPr>
+        <w:pStyle w:val="FirstParagraph"/>
+      </w:pPr>
+      <w:r>
+        <w:rPr>
+          <w:b/>
+          <w:bCs/>
+        </w:rPr>
+        <w:t xml:space="preserve">Output:</w:t>
+      </w:r>
+    </w:p>
+    <w:p>
+      <w:pPr>
+        <w:pStyle w:val="SourceCode"/>
+      </w:pPr>
+      <w:r>
+        <w:rPr>
+          <w:rStyle w:val="VerbatimChar"/>
+        </w:rPr>
+        <w:t xml:space="preserve">The Fibonacci number at index 9 is: 34</w:t>
+      </w:r>
+      <w:r>
+        <w:br/>
+      </w:r>
+      <w:r>
+        <w:rPr>
+          <w:rStyle w:val="VerbatimChar"/>
+        </w:rPr>
+        <w:t xml:space="preserve">The Fibonacci number at index 0 is: 0</w:t>
+      </w:r>
+      <w:r>
+        <w:br/>
+      </w:r>
+      <w:r>
+        <w:rPr>
+          <w:rStyle w:val="VerbatimChar"/>
+        </w:rPr>
+        <w:t xml:space="preserve">Error caught as expected: n must be non-negative</w:t>
+      </w:r>
+    </w:p>
+    <w:p>
+      <w:r>
+        <w:pict>
+          <v:rect style="width:0;height:1.5pt" o:hralign="center" o:hrstd="t" o:hr="t"/>
+        </w:pict>
+      </w:r>
+    </w:p>
+    <w:bookmarkEnd w:id="14"/>
+    <w:bookmarkStart w:id="15" w:name="functiondef-invert_dictionarymapping"/>
+    <w:p>
+      <w:pPr>
+        <w:pStyle w:val="Heading2"/>
+      </w:pPr>
+      <w:r>
+        <w:rPr>
+          <w:rStyle w:val="SectionNumber"/>
+        </w:rPr>
+        <w:t xml:space="preserve">1.6</w:t>
+      </w:r>
+      <w:r>
+        <w:tab/>
+      </w:r>
+      <w:r>
+        <w:t xml:space="preserve">FunctionDef invert_dictionary(mapping)</w:t>
+      </w:r>
+    </w:p>
+    <w:bookmarkEnd w:id="15"/>
+    <w:bookmarkEnd w:id="16"/>
+    <w:bookmarkStart w:id="23" w:name="Xd5a356f4fb198caf541bce0530bc730890f1dbb"/>
+    <w:p>
+      <w:pPr>
+        <w:pStyle w:val="Heading1"/>
+      </w:pPr>
+      <w:r>
+        <w:rPr>
+          <w:rStyle w:val="SectionNumber"/>
+        </w:rPr>
+        <w:t xml:space="preserve">2</w:t>
+      </w:r>
+      <w:r>
+        <w:tab/>
+      </w:r>
+      <w:r>
+        <w:t xml:space="preserve">Function: invert_dictionary(mapping: Dict[str, int]) -&gt; Dict[int, str]</w:t>
+      </w:r>
+    </w:p>
+    <w:bookmarkStart w:id="17" w:name="overview-1"/>
+    <w:p>
+      <w:pPr>
+        <w:pStyle w:val="Heading2"/>
+      </w:pPr>
+      <w:r>
+        <w:rPr>
+          <w:rStyle w:val="SectionNumber"/>
+        </w:rPr>
+        <w:t xml:space="preserve">2.1</w:t>
+      </w:r>
+      <w:r>
+        <w:tab/>
+      </w:r>
+      <w:r>
+        <w:t xml:space="preserve">Overview</w:t>
+      </w:r>
+    </w:p>
+    <w:p>
+      <w:pPr>
+        <w:pStyle w:val="FirstParagraph"/>
+      </w:pPr>
+      <w:r>
+        <w:t xml:space="preserve">The</w:t>
+      </w:r>
+      <w:r>
+        <w:t xml:space="preserve"> </w:t>
+      </w:r>
+      <w:r>
+        <w:rPr>
+          <w:rStyle w:val="VerbatimChar"/>
+        </w:rPr>
+        <w:t xml:space="preserve">invert_dictionary</w:t>
+      </w:r>
+      <w:r>
+        <w:t xml:space="preserve"> </w:t>
+      </w:r>
+      <w:r>
+        <w:t xml:space="preserve">function inverts a given dictionary by swapping its keys and values, returning a new dictionary.</w:t>
+      </w:r>
+    </w:p>
+    <w:bookmarkEnd w:id="17"/>
+    <w:bookmarkStart w:id="18" w:name="parameters-1"/>
+    <w:p>
+      <w:pPr>
+        <w:pStyle w:val="Heading2"/>
+      </w:pPr>
+      <w:r>
+        <w:rPr>
+          <w:rStyle w:val="SectionNumber"/>
+        </w:rPr>
+        <w:t xml:space="preserve">2.2</w:t>
+      </w:r>
+      <w:r>
+        <w:tab/>
+      </w:r>
+      <w:r>
+        <w:t xml:space="preserve">parameters</w:t>
+      </w:r>
+    </w:p>
+    <w:p>
+      <w:pPr>
         <w:pStyle w:val="Compact"/>
         <w:numPr>
-          <w:ilvl w:val="1"/>
+          <w:ilvl w:val="0"/>
           <w:numId w:val="1003"/>
         </w:numPr>
       </w:pPr>
       <w:r>
-        <w:t xml:space="preserve">The value of</w:t>
+        <w:rPr>
+          <w:rStyle w:val="VerbatimChar"/>
+          <w:b/>
+          <w:bCs/>
+        </w:rPr>
+        <w:t xml:space="preserve">mapping</w:t>
       </w:r>
       <w:r>
         <w:t xml:space="preserve"> </w:t>
       </w:r>
       <w:r>
-        <w:rPr>
-          <w:rStyle w:val="VerbatimChar"/>
-        </w:rPr>
-        <w:t xml:space="preserve">b</w:t>
-      </w:r>
-      <w:r>
-        <w:t xml:space="preserve"> </w:t>
-      </w:r>
-      <w:r>
-        <w:t xml:space="preserve">is assigned to</w:t>
-      </w:r>
-      <w:r>
-        <w:t xml:space="preserve"> </w:t>
-      </w:r>
-      <w:r>
-        <w:rPr>
-          <w:rStyle w:val="VerbatimChar"/>
-        </w:rPr>
-        <w:t xml:space="preserve">a</w:t>
-      </w:r>
-      <w:r>
-        <w:t xml:space="preserve">.</w:t>
+        <w:t xml:space="preserve">(Dict[str, int]): A dictionary with string keys and integer values. The values in this dictionary must be unique to allow for a valid inversion.</w:t>
+      </w:r>
+    </w:p>
+    <w:bookmarkEnd w:id="18"/>
+    <w:bookmarkStart w:id="19" w:name="description-1"/>
+    <w:p>
+      <w:pPr>
+        <w:pStyle w:val="Heading2"/>
+      </w:pPr>
+      <w:r>
+        <w:rPr>
+          <w:rStyle w:val="SectionNumber"/>
+        </w:rPr>
+        <w:t xml:space="preserve">2.3</w:t>
+      </w:r>
+      <w:r>
+        <w:tab/>
+      </w:r>
+      <w:r>
+        <w:t xml:space="preserve">Description</w:t>
       </w:r>
     </w:p>
     <w:p>
       <w:pPr>
-        <w:pStyle w:val="Compact"/>
-        <w:numPr>
-          <w:ilvl w:val="1"/>
-          <w:numId w:val="1003"/>
-        </w:numPr>
-      </w:pPr>
-      <w:r>
-        <w:t xml:space="preserve">The sum of the old values of</w:t>
-      </w:r>
-      <w:r>
-        <w:t xml:space="preserve"> </w:t>
-      </w:r>
-      <w:r>
-        <w:rPr>
-          <w:rStyle w:val="VerbatimChar"/>
-        </w:rPr>
-        <w:t xml:space="preserve">a</w:t>
-      </w:r>
-      <w:r>
-        <w:t xml:space="preserve"> </w:t>
-      </w:r>
-      <w:r>
-        <w:t xml:space="preserve">and</w:t>
-      </w:r>
-      <w:r>
-        <w:t xml:space="preserve"> </w:t>
-      </w:r>
-      <w:r>
-        <w:rPr>
-          <w:rStyle w:val="VerbatimChar"/>
-        </w:rPr>
-        <w:t xml:space="preserve">b</w:t>
-      </w:r>
-      <w:r>
-        <w:t xml:space="preserve"> </w:t>
-      </w:r>
-      <w:r>
-        <w:t xml:space="preserve">is assigned to</w:t>
-      </w:r>
-      <w:r>
-        <w:t xml:space="preserve"> </w:t>
-      </w:r>
-      <w:r>
-        <w:rPr>
-          <w:rStyle w:val="VerbatimChar"/>
-        </w:rPr>
-        <w:t xml:space="preserve">b</w:t>
-      </w:r>
-      <w:r>
-        <w:t xml:space="preserve">.</w:t>
-      </w:r>
-      <w:r>
-        <w:t xml:space="preserve"> </w:t>
-      </w:r>
-      <w:r>
-        <w:t xml:space="preserve">This simultaneous update,</w:t>
-      </w:r>
-      <w:r>
-        <w:t xml:space="preserve"> </w:t>
-      </w:r>
-      <w:r>
-        <w:rPr>
-          <w:rStyle w:val="VerbatimChar"/>
-        </w:rPr>
-        <w:t xml:space="preserve">a, b = b, a + b</w:t>
-      </w:r>
-      <w:r>
-        <w:t xml:space="preserve">, efficiently advances the sequence one step at a time.</w:t>
+        <w:pStyle w:val="FirstParagraph"/>
+      </w:pPr>
+      <w:r>
+        <w:t xml:space="preserve">This function provides a safe way to invert a dictionary mapping strings to integers.</w:t>
       </w:r>
     </w:p>
     <w:p>
       <w:pPr>
-        <w:numPr>
-          <w:ilvl w:val="0"/>
-          <w:numId w:val="1002"/>
-        </w:numPr>
-      </w:pPr>
-      <w:r>
-        <w:rPr>
-          <w:b/>
-          <w:bCs/>
-        </w:rPr>
-        <w:t xml:space="preserve">Return Value</w:t>
-      </w:r>
-      <w:r>
-        <w:t xml:space="preserve">: After the loop completes, the variable</w:t>
+        <w:pStyle w:val="BodyText"/>
+      </w:pPr>
+      <w:r>
+        <w:t xml:space="preserve">The function first performs a crucial validation step. It checks if all the values in the input</w:t>
       </w:r>
       <w:r>
         <w:t xml:space="preserve"> </w:t>
@@ -491,13 +1516,31 @@
         <w:rPr>
           <w:rStyle w:val="VerbatimChar"/>
         </w:rPr>
-        <w:t xml:space="preserve">a</w:t>
+        <w:t xml:space="preserve">mapping</w:t>
       </w:r>
       <w:r>
         <w:t xml:space="preserve"> </w:t>
       </w:r>
       <w:r>
-        <w:t xml:space="preserve">holds the nth Fibonacci number. For</w:t>
+        <w:t xml:space="preserve">dictionary are unique. This is accomplished by comparing the number of values (</w:t>
+      </w:r>
+      <w:r>
+        <w:rPr>
+          <w:rStyle w:val="VerbatimChar"/>
+        </w:rPr>
+        <w:t xml:space="preserve">len(mapping.values())</w:t>
+      </w:r>
+      <w:r>
+        <w:t xml:space="preserve">) with the number of unique values (</w:t>
+      </w:r>
+      <w:r>
+        <w:rPr>
+          <w:rStyle w:val="VerbatimChar"/>
+        </w:rPr>
+        <w:t xml:space="preserve">len(set(mapping.values()))</w:t>
+      </w:r>
+      <w:r>
+        <w:t xml:space="preserve">). If these counts do not match, it indicates the presence of duplicate values, which would lead to data loss upon inversion (as multiple original keys would map to the same new key). In this case, the function raises a</w:t>
       </w:r>
       <w:r>
         <w:t xml:space="preserve"> </w:t>
@@ -506,157 +1549,99 @@
         <w:rPr>
           <w:rStyle w:val="VerbatimChar"/>
         </w:rPr>
-        <w:t xml:space="preserve">n=0</w:t>
-      </w:r>
-      <w:r>
-        <w:t xml:space="preserve">, the loop does not run, and the initial value of</w:t>
+        <w:t xml:space="preserve">ValueError</w:t>
       </w:r>
       <w:r>
         <w:t xml:space="preserve"> </w:t>
       </w:r>
       <w:r>
-        <w:rPr>
-          <w:rStyle w:val="VerbatimChar"/>
-        </w:rPr>
-        <w:t xml:space="preserve">a</w:t>
-      </w:r>
-      <w:r>
-        <w:t xml:space="preserve"> </w:t>
-      </w:r>
-      <w:r>
-        <w:t xml:space="preserve">(0) is returned. For any</w:t>
-      </w:r>
-      <w:r>
-        <w:t xml:space="preserve"> </w:t>
-      </w:r>
-      <w:r>
-        <w:rPr>
-          <w:rStyle w:val="VerbatimChar"/>
-        </w:rPr>
-        <w:t xml:space="preserve">n &gt; 0</w:t>
-      </w:r>
-      <w:r>
-        <w:t xml:space="preserve">, the loop updates</w:t>
-      </w:r>
-      <w:r>
-        <w:t xml:space="preserve"> </w:t>
-      </w:r>
-      <w:r>
-        <w:rPr>
-          <w:rStyle w:val="VerbatimChar"/>
-        </w:rPr>
-        <w:t xml:space="preserve">a</w:t>
-      </w:r>
-      <w:r>
-        <w:t xml:space="preserve"> </w:t>
-      </w:r>
-      <w:r>
-        <w:t xml:space="preserve">to the correct value in the sequence.</w:t>
+        <w:t xml:space="preserve">with a descriptive message.</w:t>
       </w:r>
     </w:p>
     <w:p>
       <w:pPr>
+        <w:pStyle w:val="BodyText"/>
+      </w:pPr>
+      <w:r>
+        <w:t xml:space="preserve">If all values are unique, the function proceeds to create and return a new dictionary. It uses a dictionary comprehension,</w:t>
+      </w:r>
+      <w:r>
+        <w:t xml:space="preserve"> </w:t>
+      </w:r>
+      <w:r>
+        <w:rPr>
+          <w:rStyle w:val="VerbatimChar"/>
+        </w:rPr>
+        <w:t xml:space="preserve">{value: key for key, value in mapping.items()}</w:t>
+      </w:r>
+      <w:r>
+        <w:t xml:space="preserve">, to iterate through each key-value pair of the original</w:t>
+      </w:r>
+      <w:r>
+        <w:t xml:space="preserve"> </w:t>
+      </w:r>
+      <w:r>
+        <w:rPr>
+          <w:rStyle w:val="VerbatimChar"/>
+        </w:rPr>
+        <w:t xml:space="preserve">mapping</w:t>
+      </w:r>
+      <w:r>
+        <w:t xml:space="preserve">. For each pair, it constructs a new entry where the original</w:t>
+      </w:r>
+      <w:r>
+        <w:t xml:space="preserve"> </w:t>
+      </w:r>
+      <w:r>
+        <w:rPr>
+          <w:rStyle w:val="VerbatimChar"/>
+        </w:rPr>
+        <w:t xml:space="preserve">value</w:t>
+      </w:r>
+      <w:r>
+        <w:t xml:space="preserve"> </w:t>
+      </w:r>
+      <w:r>
+        <w:t xml:space="preserve">becomes the new key and the original</w:t>
+      </w:r>
+      <w:r>
+        <w:t xml:space="preserve"> </w:t>
+      </w:r>
+      <w:r>
+        <w:rPr>
+          <w:rStyle w:val="VerbatimChar"/>
+        </w:rPr>
+        <w:t xml:space="preserve">key</w:t>
+      </w:r>
+      <w:r>
+        <w:t xml:space="preserve"> </w:t>
+      </w:r>
+      <w:r>
+        <w:t xml:space="preserve">becomes the new value.</w:t>
+      </w:r>
+    </w:p>
+    <w:p>
+      <w:pPr>
         <w:pStyle w:val="SourceCode"/>
       </w:pPr>
       <w:r>
         <w:rPr>
           <w:rStyle w:val="CommentTok"/>
         </w:rPr>
-        <w:t xml:space="preserve"># Initialization for the sequence</w:t>
+        <w:t xml:space="preserve"># The core logic for inversion after validation</w:t>
       </w:r>
       <w:r>
         <w:br/>
       </w:r>
       <w:r>
         <w:rPr>
-          <w:rStyle w:val="NormalTok"/>
-        </w:rPr>
-        <w:t xml:space="preserve">a, b </w:t>
-      </w:r>
-      <w:r>
-        <w:rPr>
-          <w:rStyle w:val="OperatorTok"/>
-        </w:rPr>
-        <w:t xml:space="preserve">=</w:t>
-      </w:r>
-      <w:r>
-        <w:rPr>
-          <w:rStyle w:val="NormalTok"/>
-        </w:rPr>
-        <w:t xml:space="preserve"> </w:t>
-      </w:r>
-      <w:r>
-        <w:rPr>
-          <w:rStyle w:val="DecValTok"/>
-        </w:rPr>
-        <w:t xml:space="preserve">0</w:t>
-      </w:r>
-      <w:r>
-        <w:rPr>
-          <w:rStyle w:val="NormalTok"/>
-        </w:rPr>
-        <w:t xml:space="preserve">, </w:t>
-      </w:r>
-      <w:r>
-        <w:rPr>
-          <w:rStyle w:val="DecValTok"/>
-        </w:rPr>
-        <w:t xml:space="preserve">1</w:t>
-      </w:r>
-      <w:r>
-        <w:br/>
-      </w:r>
-      <w:r>
-        <w:br/>
-      </w:r>
-      <w:r>
-        <w:rPr>
           <w:rStyle w:val="CommentTok"/>
         </w:rPr>
-        <w:t xml:space="preserve"># For n=3, the loop runs 3 times:</w:t>
-      </w:r>
-      <w:r>
-        <w:br/>
-      </w:r>
-      <w:r>
-        <w:rPr>
-          <w:rStyle w:val="CommentTok"/>
-        </w:rPr>
-        <w:t xml:space="preserve"># 1. a becomes 1, b becomes 0 + 1 = 1</w:t>
-      </w:r>
-      <w:r>
-        <w:br/>
-      </w:r>
-      <w:r>
-        <w:rPr>
-          <w:rStyle w:val="CommentTok"/>
-        </w:rPr>
-        <w:t xml:space="preserve"># 2. a becomes 1, b becomes 1 + 1 = 2</w:t>
-      </w:r>
-      <w:r>
-        <w:br/>
-      </w:r>
-      <w:r>
-        <w:rPr>
-          <w:rStyle w:val="CommentTok"/>
-        </w:rPr>
-        <w:t xml:space="preserve"># 3. a becomes 2, b becomes 1 + 2 = 3</w:t>
-      </w:r>
-      <w:r>
-        <w:br/>
-      </w:r>
-      <w:r>
-        <w:br/>
-      </w:r>
-      <w:r>
-        <w:rPr>
-          <w:rStyle w:val="CommentTok"/>
-        </w:rPr>
-        <w:t xml:space="preserve"># The function returns a, which is 2 (the 3rd Fibonacci number)</w:t>
+        <w:t xml:space="preserve"># {value: key for key, value in mapping.items()}</w:t>
       </w:r>
     </w:p>
-    <w:bookmarkEnd w:id="12"/>
-    <w:bookmarkStart w:id="13" w:name="usage-notes"/>
+    <w:bookmarkEnd w:id="19"/>
+    <w:bookmarkStart w:id="20" w:name="usage-notes-1"/>
     <w:p>
       <w:pPr>
         <w:pStyle w:val="Heading2"/>
@@ -665,7 +1650,7 @@
         <w:rPr>
           <w:rStyle w:val="SectionNumber"/>
         </w:rPr>
-        <w:t xml:space="preserve">1.4</w:t>
+        <w:t xml:space="preserve">2.4</w:t>
       </w:r>
       <w:r>
         <w:tab/>
@@ -683,7 +1668,7 @@
         </w:numPr>
       </w:pPr>
       <w:r>
-        <w:t xml:space="preserve">The input</w:t>
+        <w:t xml:space="preserve">The primary requirement for this function is that all values in the input</w:t>
       </w:r>
       <w:r>
         <w:t xml:space="preserve"> </w:t>
@@ -692,13 +1677,13 @@
         <w:rPr>
           <w:rStyle w:val="VerbatimChar"/>
         </w:rPr>
-        <w:t xml:space="preserve">n</w:t>
+        <w:t xml:space="preserve">mapping</w:t>
       </w:r>
       <w:r>
         <w:t xml:space="preserve"> </w:t>
       </w:r>
       <w:r>
-        <w:t xml:space="preserve">must be a non-negative integer. Providing a negative number will result in a</w:t>
+        <w:t xml:space="preserve">dictionary must be unique. If they are not, the function will raise a</w:t>
       </w:r>
       <w:r>
         <w:t xml:space="preserve"> </w:t>
@@ -722,37 +1707,7 @@
         </w:numPr>
       </w:pPr>
       <w:r>
-        <w:t xml:space="preserve">The function is 0-indexed, meaning</w:t>
-      </w:r>
-      <w:r>
-        <w:t xml:space="preserve"> </w:t>
-      </w:r>
-      <w:r>
-        <w:rPr>
-          <w:rStyle w:val="VerbatimChar"/>
-        </w:rPr>
-        <w:t xml:space="preserve">fibonacci(0)</w:t>
-      </w:r>
-      <w:r>
-        <w:t xml:space="preserve"> </w:t>
-      </w:r>
-      <w:r>
-        <w:t xml:space="preserve">returns the first number (0),</w:t>
-      </w:r>
-      <w:r>
-        <w:t xml:space="preserve"> </w:t>
-      </w:r>
-      <w:r>
-        <w:rPr>
-          <w:rStyle w:val="VerbatimChar"/>
-        </w:rPr>
-        <w:t xml:space="preserve">fibonacci(1)</w:t>
-      </w:r>
-      <w:r>
-        <w:t xml:space="preserve"> </w:t>
-      </w:r>
-      <w:r>
-        <w:t xml:space="preserve">returns the second (1), and so on.</w:t>
+        <w:t xml:space="preserve">The function is non-destructive; it does not modify the original dictionary. It returns a completely new dictionary instance.</w:t>
       </w:r>
     </w:p>
     <w:p>
@@ -764,7 +1719,34 @@
         </w:numPr>
       </w:pPr>
       <w:r>
-        <w:t xml:space="preserve">This iterative approach is memory-efficient compared to a naive recursive implementation, as it avoids a deep call stack.</w:t>
+        <w:t xml:space="preserve">The key-value types are swapped. An input of</w:t>
+      </w:r>
+      <w:r>
+        <w:t xml:space="preserve"> </w:t>
+      </w:r>
+      <w:r>
+        <w:rPr>
+          <w:rStyle w:val="VerbatimChar"/>
+        </w:rPr>
+        <w:t xml:space="preserve">Dict[str, int]</w:t>
+      </w:r>
+      <w:r>
+        <w:t xml:space="preserve"> </w:t>
+      </w:r>
+      <w:r>
+        <w:t xml:space="preserve">will produce an output of</w:t>
+      </w:r>
+      <w:r>
+        <w:t xml:space="preserve"> </w:t>
+      </w:r>
+      <w:r>
+        <w:rPr>
+          <w:rStyle w:val="VerbatimChar"/>
+        </w:rPr>
+        <w:t xml:space="preserve">Dict[int, str]</w:t>
+      </w:r>
+      <w:r>
+        <w:t xml:space="preserve">.</w:t>
       </w:r>
     </w:p>
     <w:p>
@@ -779,41 +1761,7 @@
         <w:t xml:space="preserve">Output Example</w:t>
       </w:r>
       <w:r>
-        <w:t xml:space="preserve">:</w:t>
-      </w:r>
-      <w:r>
-        <w:t xml:space="preserve"> </w:t>
-      </w:r>
-      <w:r>
-        <w:t xml:space="preserve">A single integer representing the calculated Fibonacci number.</w:t>
-      </w:r>
-      <w:r>
-        <w:t xml:space="preserve"> </w:t>
-      </w:r>
-      <w:r>
-        <w:rPr>
-          <w:rStyle w:val="VerbatimChar"/>
-        </w:rPr>
-        <w:t xml:space="preserve">13</w:t>
-      </w:r>
-    </w:p>
-    <w:bookmarkEnd w:id="13"/>
-    <w:bookmarkStart w:id="14" w:name="example"/>
-    <w:p>
-      <w:pPr>
-        <w:pStyle w:val="Heading2"/>
-      </w:pPr>
-      <w:r>
-        <w:rPr>
-          <w:rStyle w:val="SectionNumber"/>
-        </w:rPr>
-        <w:t xml:space="preserve">1.5</w:t>
-      </w:r>
-      <w:r>
-        <w:tab/>
-      </w:r>
-      <w:r>
-        <w:t xml:space="preserve">Example</w:t>
+        <w:t xml:space="preserve">: A dictionary with integer keys and string values.</w:t>
       </w:r>
     </w:p>
     <w:p>
@@ -822,9 +1770,9 @@
       </w:pPr>
       <w:r>
         <w:rPr>
-          <w:rStyle w:val="CommentTok"/>
-        </w:rPr>
-        <w:t xml:space="preserve"># Example usage: Compute the 7th Fibonacci number (0-indexed)</w:t>
+          <w:rStyle w:val="FunctionTok"/>
+        </w:rPr>
+        <w:t xml:space="preserve">{</w:t>
       </w:r>
       <w:r>
         <w:br/>
@@ -833,13 +1781,19 @@
         <w:rPr>
           <w:rStyle w:val="NormalTok"/>
         </w:rPr>
-        <w:t xml:space="preserve">n_index </w:t>
-      </w:r>
-      <w:r>
-        <w:rPr>
-          <w:rStyle w:val="OperatorTok"/>
-        </w:rPr>
-        <w:t xml:space="preserve">=</w:t>
+        <w:t xml:space="preserve">  </w:t>
+      </w:r>
+      <w:r>
+        <w:rPr>
+          <w:rStyle w:val="ErrorTok"/>
+        </w:rPr>
+        <w:t xml:space="preserve">1</w:t>
+      </w:r>
+      <w:r>
+        <w:rPr>
+          <w:rStyle w:val="FunctionTok"/>
+        </w:rPr>
+        <w:t xml:space="preserve">:</w:t>
       </w:r>
       <w:r>
         <w:rPr>
@@ -849,9 +1803,15 @@
       </w:r>
       <w:r>
         <w:rPr>
-          <w:rStyle w:val="DecValTok"/>
-        </w:rPr>
-        <w:t xml:space="preserve">7</w:t>
+          <w:rStyle w:val="StringTok"/>
+        </w:rPr>
+        <w:t xml:space="preserve">"one"</w:t>
+      </w:r>
+      <w:r>
+        <w:rPr>
+          <w:rStyle w:val="FunctionTok"/>
+        </w:rPr>
+        <w:t xml:space="preserve">,</w:t>
       </w:r>
       <w:r>
         <w:br/>
@@ -860,98 +1820,617 @@
         <w:rPr>
           <w:rStyle w:val="NormalTok"/>
         </w:rPr>
-        <w:t xml:space="preserve">result </w:t>
-      </w:r>
-      <w:r>
-        <w:rPr>
-          <w:rStyle w:val="OperatorTok"/>
-        </w:rPr>
-        <w:t xml:space="preserve">=</w:t>
+        <w:t xml:space="preserve">  </w:t>
+      </w:r>
+      <w:r>
+        <w:rPr>
+          <w:rStyle w:val="ErrorTok"/>
+        </w:rPr>
+        <w:t xml:space="preserve">2</w:t>
+      </w:r>
+      <w:r>
+        <w:rPr>
+          <w:rStyle w:val="FunctionTok"/>
+        </w:rPr>
+        <w:t xml:space="preserve">:</w:t>
       </w:r>
       <w:r>
         <w:rPr>
           <w:rStyle w:val="NormalTok"/>
         </w:rPr>
-        <w:t xml:space="preserve"> fibonacci(n_index)</w:t>
+        <w:t xml:space="preserve"> </w:t>
+      </w:r>
+      <w:r>
+        <w:rPr>
+          <w:rStyle w:val="StringTok"/>
+        </w:rPr>
+        <w:t xml:space="preserve">"two"</w:t>
+      </w:r>
+      <w:r>
+        <w:rPr>
+          <w:rStyle w:val="FunctionTok"/>
+        </w:rPr>
+        <w:t xml:space="preserve">,</w:t>
       </w:r>
       <w:r>
         <w:br/>
       </w:r>
       <w:r>
         <w:rPr>
-          <w:rStyle w:val="BuiltInTok"/>
-        </w:rPr>
-        <w:t xml:space="preserve">print</w:t>
-      </w:r>
-      <w:r>
-        <w:rPr>
           <w:rStyle w:val="NormalTok"/>
         </w:rPr>
-        <w:t xml:space="preserve">(</w:t>
-      </w:r>
-      <w:r>
-        <w:rPr>
-          <w:rStyle w:val="SpecialStringTok"/>
-        </w:rPr>
-        <w:t xml:space="preserve">f"The Fibonacci number at index </w:t>
-      </w:r>
-      <w:r>
-        <w:rPr>
-          <w:rStyle w:val="SpecialCharTok"/>
-        </w:rPr>
-        <w:t xml:space="preserve">{</w:t>
+        <w:t xml:space="preserve">  </w:t>
+      </w:r>
+      <w:r>
+        <w:rPr>
+          <w:rStyle w:val="ErrorTok"/>
+        </w:rPr>
+        <w:t xml:space="preserve">3</w:t>
+      </w:r>
+      <w:r>
+        <w:rPr>
+          <w:rStyle w:val="FunctionTok"/>
+        </w:rPr>
+        <w:t xml:space="preserve">:</w:t>
       </w:r>
       <w:r>
         <w:rPr>
           <w:rStyle w:val="NormalTok"/>
         </w:rPr>
-        <w:t xml:space="preserve">n_index</w:t>
-      </w:r>
-      <w:r>
-        <w:rPr>
-          <w:rStyle w:val="SpecialCharTok"/>
+        <w:t xml:space="preserve"> </w:t>
+      </w:r>
+      <w:r>
+        <w:rPr>
+          <w:rStyle w:val="StringTok"/>
+        </w:rPr>
+        <w:t xml:space="preserve">"three"</w:t>
+      </w:r>
+      <w:r>
+        <w:br/>
+      </w:r>
+      <w:r>
+        <w:rPr>
+          <w:rStyle w:val="FunctionTok"/>
         </w:rPr>
         <w:t xml:space="preserve">}</w:t>
       </w:r>
-      <w:r>
-        <w:rPr>
-          <w:rStyle w:val="SpecialStringTok"/>
-        </w:rPr>
-        <w:t xml:space="preserve"> is: </w:t>
-      </w:r>
-      <w:r>
-        <w:rPr>
-          <w:rStyle w:val="SpecialCharTok"/>
-        </w:rPr>
-        <w:t xml:space="preserve">{</w:t>
-      </w:r>
-      <w:r>
-        <w:rPr>
-          <w:rStyle w:val="NormalTok"/>
-        </w:rPr>
-        <w:t xml:space="preserve">result</w:t>
-      </w:r>
-      <w:r>
-        <w:rPr>
-          <w:rStyle w:val="SpecialCharTok"/>
-        </w:rPr>
-        <w:t xml:space="preserve">}</w:t>
-      </w:r>
-      <w:r>
-        <w:rPr>
-          <w:rStyle w:val="SpecialStringTok"/>
-        </w:rPr>
-        <w:t xml:space="preserve">"</w:t>
-      </w:r>
-      <w:r>
-        <w:rPr>
-          <w:rStyle w:val="NormalTok"/>
-        </w:rPr>
-        <w:t xml:space="preserve">)</w:t>
+    </w:p>
+    <w:bookmarkEnd w:id="20"/>
+    <w:bookmarkStart w:id="21" w:name="example-1"/>
+    <w:p>
+      <w:pPr>
+        <w:pStyle w:val="Heading2"/>
+      </w:pPr>
+      <w:r>
+        <w:rPr>
+          <w:rStyle w:val="SectionNumber"/>
+        </w:rPr>
+        <w:t xml:space="preserve">2.5</w:t>
+      </w:r>
+      <w:r>
+        <w:tab/>
+      </w:r>
+      <w:r>
+        <w:t xml:space="preserve">Example</w:t>
       </w:r>
     </w:p>
     <w:p>
       <w:pPr>
+        <w:pStyle w:val="SourceCode"/>
+      </w:pPr>
+      <w:r>
+        <w:rPr>
+          <w:rStyle w:val="CommentTok"/>
+        </w:rPr>
+        <w:t xml:space="preserve"># Example 1: Successful inversion with a valid dictionary</w:t>
+      </w:r>
+      <w:r>
+        <w:br/>
+      </w:r>
+      <w:r>
+        <w:rPr>
+          <w:rStyle w:val="NormalTok"/>
+        </w:rPr>
+        <w:t xml:space="preserve">valid_mapping </w:t>
+      </w:r>
+      <w:r>
+        <w:rPr>
+          <w:rStyle w:val="OperatorTok"/>
+        </w:rPr>
+        <w:t xml:space="preserve">=</w:t>
+      </w:r>
+      <w:r>
+        <w:rPr>
+          <w:rStyle w:val="NormalTok"/>
+        </w:rPr>
+        <w:t xml:space="preserve"> {</w:t>
+      </w:r>
+      <w:r>
+        <w:rPr>
+          <w:rStyle w:val="StringTok"/>
+        </w:rPr>
+        <w:t xml:space="preserve">'user_one'</w:t>
+      </w:r>
+      <w:r>
+        <w:rPr>
+          <w:rStyle w:val="NormalTok"/>
+        </w:rPr>
+        <w:t xml:space="preserve">: </w:t>
+      </w:r>
+      <w:r>
+        <w:rPr>
+          <w:rStyle w:val="DecValTok"/>
+        </w:rPr>
+        <w:t xml:space="preserve">101</w:t>
+      </w:r>
+      <w:r>
+        <w:rPr>
+          <w:rStyle w:val="NormalTok"/>
+        </w:rPr>
+        <w:t xml:space="preserve">, </w:t>
+      </w:r>
+      <w:r>
+        <w:rPr>
+          <w:rStyle w:val="StringTok"/>
+        </w:rPr>
+        <w:t xml:space="preserve">'user_two'</w:t>
+      </w:r>
+      <w:r>
+        <w:rPr>
+          <w:rStyle w:val="NormalTok"/>
+        </w:rPr>
+        <w:t xml:space="preserve">: </w:t>
+      </w:r>
+      <w:r>
+        <w:rPr>
+          <w:rStyle w:val="DecValTok"/>
+        </w:rPr>
+        <w:t xml:space="preserve">102</w:t>
+      </w:r>
+      <w:r>
+        <w:rPr>
+          <w:rStyle w:val="NormalTok"/>
+        </w:rPr>
+        <w:t xml:space="preserve">, </w:t>
+      </w:r>
+      <w:r>
+        <w:rPr>
+          <w:rStyle w:val="StringTok"/>
+        </w:rPr>
+        <w:t xml:space="preserve">'user_three'</w:t>
+      </w:r>
+      <w:r>
+        <w:rPr>
+          <w:rStyle w:val="NormalTok"/>
+        </w:rPr>
+        <w:t xml:space="preserve">: </w:t>
+      </w:r>
+      <w:r>
+        <w:rPr>
+          <w:rStyle w:val="DecValTok"/>
+        </w:rPr>
+        <w:t xml:space="preserve">103</w:t>
+      </w:r>
+      <w:r>
+        <w:rPr>
+          <w:rStyle w:val="NormalTok"/>
+        </w:rPr>
+        <w:t xml:space="preserve">}</w:t>
+      </w:r>
+      <w:r>
+        <w:br/>
+      </w:r>
+      <w:r>
+        <w:rPr>
+          <w:rStyle w:val="NormalTok"/>
+        </w:rPr>
+        <w:t xml:space="preserve">inverted_mapping </w:t>
+      </w:r>
+      <w:r>
+        <w:rPr>
+          <w:rStyle w:val="OperatorTok"/>
+        </w:rPr>
+        <w:t xml:space="preserve">=</w:t>
+      </w:r>
+      <w:r>
+        <w:rPr>
+          <w:rStyle w:val="NormalTok"/>
+        </w:rPr>
+        <w:t xml:space="preserve"> invert_dictionary(valid_mapping)</w:t>
+      </w:r>
+      <w:r>
+        <w:br/>
+      </w:r>
+      <w:r>
+        <w:rPr>
+          <w:rStyle w:val="BuiltInTok"/>
+        </w:rPr>
+        <w:t xml:space="preserve">print</w:t>
+      </w:r>
+      <w:r>
+        <w:rPr>
+          <w:rStyle w:val="NormalTok"/>
+        </w:rPr>
+        <w:t xml:space="preserve">(</w:t>
+      </w:r>
+      <w:r>
+        <w:rPr>
+          <w:rStyle w:val="SpecialStringTok"/>
+        </w:rPr>
+        <w:t xml:space="preserve">f"Original: </w:t>
+      </w:r>
+      <w:r>
+        <w:rPr>
+          <w:rStyle w:val="SpecialCharTok"/>
+        </w:rPr>
+        <w:t xml:space="preserve">{</w:t>
+      </w:r>
+      <w:r>
+        <w:rPr>
+          <w:rStyle w:val="NormalTok"/>
+        </w:rPr>
+        <w:t xml:space="preserve">valid_mapping</w:t>
+      </w:r>
+      <w:r>
+        <w:rPr>
+          <w:rStyle w:val="SpecialCharTok"/>
+        </w:rPr>
+        <w:t xml:space="preserve">}</w:t>
+      </w:r>
+      <w:r>
+        <w:rPr>
+          <w:rStyle w:val="SpecialStringTok"/>
+        </w:rPr>
+        <w:t xml:space="preserve">"</w:t>
+      </w:r>
+      <w:r>
+        <w:rPr>
+          <w:rStyle w:val="NormalTok"/>
+        </w:rPr>
+        <w:t xml:space="preserve">)</w:t>
+      </w:r>
+      <w:r>
+        <w:br/>
+      </w:r>
+      <w:r>
+        <w:rPr>
+          <w:rStyle w:val="BuiltInTok"/>
+        </w:rPr>
+        <w:t xml:space="preserve">print</w:t>
+      </w:r>
+      <w:r>
+        <w:rPr>
+          <w:rStyle w:val="NormalTok"/>
+        </w:rPr>
+        <w:t xml:space="preserve">(</w:t>
+      </w:r>
+      <w:r>
+        <w:rPr>
+          <w:rStyle w:val="SpecialStringTok"/>
+        </w:rPr>
+        <w:t xml:space="preserve">f"Inverted: </w:t>
+      </w:r>
+      <w:r>
+        <w:rPr>
+          <w:rStyle w:val="SpecialCharTok"/>
+        </w:rPr>
+        <w:t xml:space="preserve">{</w:t>
+      </w:r>
+      <w:r>
+        <w:rPr>
+          <w:rStyle w:val="NormalTok"/>
+        </w:rPr>
+        <w:t xml:space="preserve">inverted_mapping</w:t>
+      </w:r>
+      <w:r>
+        <w:rPr>
+          <w:rStyle w:val="SpecialCharTok"/>
+        </w:rPr>
+        <w:t xml:space="preserve">}</w:t>
+      </w:r>
+      <w:r>
+        <w:rPr>
+          <w:rStyle w:val="SpecialStringTok"/>
+        </w:rPr>
+        <w:t xml:space="preserve">"</w:t>
+      </w:r>
+      <w:r>
+        <w:rPr>
+          <w:rStyle w:val="NormalTok"/>
+        </w:rPr>
+        <w:t xml:space="preserve">)</w:t>
+      </w:r>
+      <w:r>
+        <w:br/>
+      </w:r>
+      <w:r>
+        <w:br/>
+      </w:r>
+      <w:r>
+        <w:rPr>
+          <w:rStyle w:val="CommentTok"/>
+        </w:rPr>
+        <w:t xml:space="preserve"># Example 2: Attempting to invert a dictionary with duplicate values</w:t>
+      </w:r>
+      <w:r>
+        <w:br/>
+      </w:r>
+      <w:r>
+        <w:rPr>
+          <w:rStyle w:val="NormalTok"/>
+        </w:rPr>
+        <w:t xml:space="preserve">invalid_mapping </w:t>
+      </w:r>
+      <w:r>
+        <w:rPr>
+          <w:rStyle w:val="OperatorTok"/>
+        </w:rPr>
+        <w:t xml:space="preserve">=</w:t>
+      </w:r>
+      <w:r>
+        <w:rPr>
+          <w:rStyle w:val="NormalTok"/>
+        </w:rPr>
+        <w:t xml:space="preserve"> {</w:t>
+      </w:r>
+      <w:r>
+        <w:rPr>
+          <w:rStyle w:val="StringTok"/>
+        </w:rPr>
+        <w:t xml:space="preserve">'alpha'</w:t>
+      </w:r>
+      <w:r>
+        <w:rPr>
+          <w:rStyle w:val="NormalTok"/>
+        </w:rPr>
+        <w:t xml:space="preserve">: </w:t>
+      </w:r>
+      <w:r>
+        <w:rPr>
+          <w:rStyle w:val="DecValTok"/>
+        </w:rPr>
+        <w:t xml:space="preserve">1</w:t>
+      </w:r>
+      <w:r>
+        <w:rPr>
+          <w:rStyle w:val="NormalTok"/>
+        </w:rPr>
+        <w:t xml:space="preserve">, </w:t>
+      </w:r>
+      <w:r>
+        <w:rPr>
+          <w:rStyle w:val="StringTok"/>
+        </w:rPr>
+        <w:t xml:space="preserve">'beta'</w:t>
+      </w:r>
+      <w:r>
+        <w:rPr>
+          <w:rStyle w:val="NormalTok"/>
+        </w:rPr>
+        <w:t xml:space="preserve">: </w:t>
+      </w:r>
+      <w:r>
+        <w:rPr>
+          <w:rStyle w:val="DecValTok"/>
+        </w:rPr>
+        <w:t xml:space="preserve">2</w:t>
+      </w:r>
+      <w:r>
+        <w:rPr>
+          <w:rStyle w:val="NormalTok"/>
+        </w:rPr>
+        <w:t xml:space="preserve">, </w:t>
+      </w:r>
+      <w:r>
+        <w:rPr>
+          <w:rStyle w:val="StringTok"/>
+        </w:rPr>
+        <w:t xml:space="preserve">'gamma'</w:t>
+      </w:r>
+      <w:r>
+        <w:rPr>
+          <w:rStyle w:val="NormalTok"/>
+        </w:rPr>
+        <w:t xml:space="preserve">: </w:t>
+      </w:r>
+      <w:r>
+        <w:rPr>
+          <w:rStyle w:val="DecValTok"/>
+        </w:rPr>
+        <w:t xml:space="preserve">1</w:t>
+      </w:r>
+      <w:r>
+        <w:rPr>
+          <w:rStyle w:val="NormalTok"/>
+        </w:rPr>
+        <w:t xml:space="preserve">}</w:t>
+      </w:r>
+      <w:r>
+        <w:br/>
+      </w:r>
+      <w:r>
+        <w:rPr>
+          <w:rStyle w:val="BuiltInTok"/>
+        </w:rPr>
+        <w:t xml:space="preserve">print</w:t>
+      </w:r>
+      <w:r>
+        <w:rPr>
+          <w:rStyle w:val="NormalTok"/>
+        </w:rPr>
+        <w:t xml:space="preserve">(</w:t>
+      </w:r>
+      <w:r>
+        <w:rPr>
+          <w:rStyle w:val="SpecialStringTok"/>
+        </w:rPr>
+        <w:t xml:space="preserve">f"</w:t>
+      </w:r>
+      <w:r>
+        <w:rPr>
+          <w:rStyle w:val="CharTok"/>
+        </w:rPr>
+        <w:t xml:space="preserve">\n</w:t>
+      </w:r>
+      <w:r>
+        <w:rPr>
+          <w:rStyle w:val="SpecialStringTok"/>
+        </w:rPr>
+        <w:t xml:space="preserve">Attempting to invert: </w:t>
+      </w:r>
+      <w:r>
+        <w:rPr>
+          <w:rStyle w:val="SpecialCharTok"/>
+        </w:rPr>
+        <w:t xml:space="preserve">{</w:t>
+      </w:r>
+      <w:r>
+        <w:rPr>
+          <w:rStyle w:val="NormalTok"/>
+        </w:rPr>
+        <w:t xml:space="preserve">invalid_mapping</w:t>
+      </w:r>
+      <w:r>
+        <w:rPr>
+          <w:rStyle w:val="SpecialCharTok"/>
+        </w:rPr>
+        <w:t xml:space="preserve">}</w:t>
+      </w:r>
+      <w:r>
+        <w:rPr>
+          <w:rStyle w:val="SpecialStringTok"/>
+        </w:rPr>
+        <w:t xml:space="preserve">"</w:t>
+      </w:r>
+      <w:r>
+        <w:rPr>
+          <w:rStyle w:val="NormalTok"/>
+        </w:rPr>
+        <w:t xml:space="preserve">)</w:t>
+      </w:r>
+      <w:r>
+        <w:br/>
+      </w:r>
+      <w:r>
+        <w:rPr>
+          <w:rStyle w:val="ControlFlowTok"/>
+        </w:rPr>
+        <w:t xml:space="preserve">try</w:t>
+      </w:r>
+      <w:r>
+        <w:rPr>
+          <w:rStyle w:val="NormalTok"/>
+        </w:rPr>
+        <w:t xml:space="preserve">:</w:t>
+      </w:r>
+      <w:r>
+        <w:br/>
+      </w:r>
+      <w:r>
+        <w:rPr>
+          <w:rStyle w:val="NormalTok"/>
+        </w:rPr>
+        <w:t xml:space="preserve">    invert_dictionary(invalid_mapping)</w:t>
+      </w:r>
+      <w:r>
+        <w:br/>
+      </w:r>
+      <w:r>
+        <w:rPr>
+          <w:rStyle w:val="ControlFlowTok"/>
+        </w:rPr>
+        <w:t xml:space="preserve">except</w:t>
+      </w:r>
+      <w:r>
+        <w:rPr>
+          <w:rStyle w:val="NormalTok"/>
+        </w:rPr>
+        <w:t xml:space="preserve"> </w:t>
+      </w:r>
+      <w:r>
+        <w:rPr>
+          <w:rStyle w:val="PreprocessorTok"/>
+        </w:rPr>
+        <w:t xml:space="preserve">ValueError</w:t>
+      </w:r>
+      <w:r>
+        <w:rPr>
+          <w:rStyle w:val="NormalTok"/>
+        </w:rPr>
+        <w:t xml:space="preserve"> </w:t>
+      </w:r>
+      <w:r>
+        <w:rPr>
+          <w:rStyle w:val="ImportTok"/>
+        </w:rPr>
+        <w:t xml:space="preserve">as</w:t>
+      </w:r>
+      <w:r>
+        <w:rPr>
+          <w:rStyle w:val="NormalTok"/>
+        </w:rPr>
+        <w:t xml:space="preserve"> e:</w:t>
+      </w:r>
+      <w:r>
+        <w:br/>
+      </w:r>
+      <w:r>
+        <w:rPr>
+          <w:rStyle w:val="NormalTok"/>
+        </w:rPr>
+        <w:t xml:space="preserve">    </w:t>
+      </w:r>
+      <w:r>
+        <w:rPr>
+          <w:rStyle w:val="BuiltInTok"/>
+        </w:rPr>
+        <w:t xml:space="preserve">print</w:t>
+      </w:r>
+      <w:r>
+        <w:rPr>
+          <w:rStyle w:val="NormalTok"/>
+        </w:rPr>
+        <w:t xml:space="preserve">(</w:t>
+      </w:r>
+      <w:r>
+        <w:rPr>
+          <w:rStyle w:val="SpecialStringTok"/>
+        </w:rPr>
+        <w:t xml:space="preserve">f"Error: </w:t>
+      </w:r>
+      <w:r>
+        <w:rPr>
+          <w:rStyle w:val="SpecialCharTok"/>
+        </w:rPr>
+        <w:t xml:space="preserve">{</w:t>
+      </w:r>
+      <w:r>
+        <w:rPr>
+          <w:rStyle w:val="NormalTok"/>
+        </w:rPr>
+        <w:t xml:space="preserve">e</w:t>
+      </w:r>
+      <w:r>
+        <w:rPr>
+          <w:rStyle w:val="SpecialCharTok"/>
+        </w:rPr>
+        <w:t xml:space="preserve">}</w:t>
+      </w:r>
+      <w:r>
+        <w:rPr>
+          <w:rStyle w:val="SpecialStringTok"/>
+        </w:rPr>
+        <w:t xml:space="preserve">"</w:t>
+      </w:r>
+      <w:r>
+        <w:rPr>
+          <w:rStyle w:val="NormalTok"/>
+        </w:rPr>
+        <w:t xml:space="preserve">)</w:t>
+      </w:r>
+    </w:p>
+    <w:p>
+      <w:pPr>
         <w:pStyle w:val="FirstParagraph"/>
       </w:pPr>
       <w:r>
@@ -970,7 +2449,37 @@
         <w:rPr>
           <w:rStyle w:val="VerbatimChar"/>
         </w:rPr>
-        <w:t xml:space="preserve">The Fibonacci number at index 7 is: 13</w:t>
+        <w:t xml:space="preserve">Original: {'user_one': 101, 'user_two': 102, 'user_three': 103}</w:t>
+      </w:r>
+      <w:r>
+        <w:br/>
+      </w:r>
+      <w:r>
+        <w:rPr>
+          <w:rStyle w:val="VerbatimChar"/>
+        </w:rPr>
+        <w:t xml:space="preserve">Inverted: {101: 'user_one', 102: 'user_two', 103: 'user_three'}</w:t>
+      </w:r>
+      <w:r>
+        <w:br/>
+      </w:r>
+      <w:r>
+        <w:br/>
+      </w:r>
+      <w:r>
+        <w:rPr>
+          <w:rStyle w:val="VerbatimChar"/>
+        </w:rPr>
+        <w:t xml:space="preserve">Attempting to invert: {'alpha': 1, 'beta': 2, 'gamma': 1}</w:t>
+      </w:r>
+      <w:r>
+        <w:br/>
+      </w:r>
+      <w:r>
+        <w:rPr>
+          <w:rStyle w:val="VerbatimChar"/>
+        </w:rPr>
+        <w:t xml:space="preserve">Error: Values must be unique to invert dictionary</w:t>
       </w:r>
     </w:p>
     <w:p>
@@ -980,8 +2489,8 @@
         </w:pict>
       </w:r>
     </w:p>
-    <w:bookmarkEnd w:id="14"/>
-    <w:bookmarkStart w:id="15" w:name="functiondef-invert_dictionarymapping"/>
+    <w:bookmarkEnd w:id="21"/>
+    <w:bookmarkStart w:id="22" w:name="functiondef-is_palindrometext"/>
     <w:p>
       <w:pPr>
         <w:pStyle w:val="Heading2"/>
@@ -990,18 +2499,18 @@
         <w:rPr>
           <w:rStyle w:val="SectionNumber"/>
         </w:rPr>
-        <w:t xml:space="preserve">1.6</w:t>
+        <w:t xml:space="preserve">2.6</w:t>
       </w:r>
       <w:r>
         <w:tab/>
       </w:r>
       <w:r>
-        <w:t xml:space="preserve">FunctionDef invert_dictionary(mapping)</w:t>
+        <w:t xml:space="preserve">FunctionDef is_palindrome(text)</w:t>
       </w:r>
     </w:p>
-    <w:bookmarkEnd w:id="15"/>
-    <w:bookmarkEnd w:id="16"/>
-    <w:bookmarkStart w:id="23" w:name="Xd5a356f4fb198caf541bce0530bc730890f1dbb"/>
+    <w:bookmarkEnd w:id="22"/>
+    <w:bookmarkEnd w:id="23"/>
+    <w:bookmarkStart w:id="29" w:name="function-is_palindrometext-str"/>
     <w:p>
       <w:pPr>
         <w:pStyle w:val="Heading1"/>
@@ -1010,16 +2519,16 @@
         <w:rPr>
           <w:rStyle w:val="SectionNumber"/>
         </w:rPr>
-        <w:t xml:space="preserve">2</w:t>
+        <w:t xml:space="preserve">3</w:t>
       </w:r>
       <w:r>
         <w:tab/>
       </w:r>
       <w:r>
-        <w:t xml:space="preserve">Function: invert_dictionary(mapping: Dict[str, int]) -&gt; Dict[int, str]</w:t>
+        <w:t xml:space="preserve">Function: is_palindrome(text: str)</w:t>
       </w:r>
     </w:p>
-    <w:bookmarkStart w:id="17" w:name="overview-1"/>
+    <w:bookmarkStart w:id="24" w:name="overview-2"/>
     <w:p>
       <w:pPr>
         <w:pStyle w:val="Heading2"/>
@@ -1028,7 +2537,7 @@
         <w:rPr>
           <w:rStyle w:val="SectionNumber"/>
         </w:rPr>
-        <w:t xml:space="preserve">2.1</w:t>
+        <w:t xml:space="preserve">3.1</w:t>
       </w:r>
       <w:r>
         <w:tab/>
@@ -1051,17 +2560,17 @@
         <w:rPr>
           <w:rStyle w:val="VerbatimChar"/>
         </w:rPr>
-        <w:t xml:space="preserve">invert_dictionary</w:t>
+        <w:t xml:space="preserve">is_palindrome</w:t>
       </w:r>
       <w:r>
         <w:t xml:space="preserve"> </w:t>
       </w:r>
       <w:r>
-        <w:t xml:space="preserve">function swaps the keys and values of a given dictionary, returning a new inverted dictionary.</w:t>
+        <w:t xml:space="preserve">function checks if a given string is a palindrome, ignoring letter casing and whitespace.</w:t>
       </w:r>
     </w:p>
-    <w:bookmarkEnd w:id="17"/>
-    <w:bookmarkStart w:id="18" w:name="parameters-1"/>
+    <w:bookmarkEnd w:id="24"/>
+    <w:bookmarkStart w:id="25" w:name="parameters-2"/>
     <w:p>
       <w:pPr>
         <w:pStyle w:val="Heading2"/>
@@ -1070,7 +2579,7 @@
         <w:rPr>
           <w:rStyle w:val="SectionNumber"/>
         </w:rPr>
-        <w:t xml:space="preserve">2.2</w:t>
+        <w:t xml:space="preserve">3.2</w:t>
       </w:r>
       <w:r>
         <w:tab/>
@@ -1091,998 +2600,13 @@
         <w:rPr>
           <w:rStyle w:val="VerbatimChar"/>
         </w:rPr>
-        <w:t xml:space="preserve">mapping</w:t>
-      </w:r>
-      <w:r>
-        <w:t xml:space="preserve">:</w:t>
+        <w:t xml:space="preserve">text</w:t>
       </w:r>
       <w:r>
         <w:t xml:space="preserve"> </w:t>
       </w:r>
       <w:r>
-        <w:rPr>
-          <w:rStyle w:val="VerbatimChar"/>
-        </w:rPr>
-        <w:t xml:space="preserve">Dict[str, int]</w:t>
-      </w:r>
-    </w:p>
-    <w:p>
-      <w:pPr>
-        <w:pStyle w:val="Compact"/>
-        <w:numPr>
-          <w:ilvl w:val="1"/>
-          <w:numId w:val="1006"/>
-        </w:numPr>
-      </w:pPr>
-      <w:r>
-        <w:t xml:space="preserve">A dictionary mapping string keys to integer values. It is essential that all values in this dictionary are unique, as they will become the keys in the new dictionary.</w:t>
-      </w:r>
-    </w:p>
-    <w:bookmarkEnd w:id="18"/>
-    <w:bookmarkStart w:id="19" w:name="description-1"/>
-    <w:p>
-      <w:pPr>
-        <w:pStyle w:val="Heading2"/>
-      </w:pPr>
-      <w:r>
-        <w:rPr>
-          <w:rStyle w:val="SectionNumber"/>
-        </w:rPr>
-        <w:t xml:space="preserve">2.3</w:t>
-      </w:r>
-      <w:r>
-        <w:tab/>
-      </w:r>
-      <w:r>
-        <w:t xml:space="preserve">Description</w:t>
-      </w:r>
-    </w:p>
-    <w:p>
-      <w:pPr>
-        <w:pStyle w:val="FirstParagraph"/>
-      </w:pPr>
-      <w:r>
-        <w:t xml:space="preserve">This function provides a safe way to invert a dictionary by first validating the uniqueness of its values.</w:t>
-      </w:r>
-    </w:p>
-    <w:p>
-      <w:pPr>
-        <w:pStyle w:val="BodyText"/>
-      </w:pPr>
-      <w:r>
-        <w:t xml:space="preserve">The function begins by checking if all values in the input</w:t>
-      </w:r>
-      <w:r>
-        <w:t xml:space="preserve"> </w:t>
-      </w:r>
-      <w:r>
-        <w:rPr>
-          <w:rStyle w:val="VerbatimChar"/>
-        </w:rPr>
-        <w:t xml:space="preserve">mapping</w:t>
-      </w:r>
-      <w:r>
-        <w:t xml:space="preserve"> </w:t>
-      </w:r>
-      <w:r>
-        <w:t xml:space="preserve">dictionary are unique. It accomplishes this by comparing the total number of values (</w:t>
-      </w:r>
-      <w:r>
-        <w:rPr>
-          <w:rStyle w:val="VerbatimChar"/>
-        </w:rPr>
-        <w:t xml:space="preserve">len(mapping.values())</w:t>
-      </w:r>
-      <w:r>
-        <w:t xml:space="preserve">) with the number of unique values, which is determined by converting the values to a set (</w:t>
-      </w:r>
-      <w:r>
-        <w:rPr>
-          <w:rStyle w:val="VerbatimChar"/>
-        </w:rPr>
-        <w:t xml:space="preserve">len(set(mapping.values()))</w:t>
-      </w:r>
-      <w:r>
-        <w:t xml:space="preserve">).</w:t>
-      </w:r>
-    </w:p>
-    <w:p>
-      <w:pPr>
-        <w:pStyle w:val="BodyText"/>
-      </w:pPr>
-      <w:r>
-        <w:t xml:space="preserve">If duplicate values are detected (i.e., the lengths do not match), the function cannot perform a valid inversion, as this would lead to key collisions in the resulting dictionary. In this scenario, it raises a</w:t>
-      </w:r>
-      <w:r>
-        <w:t xml:space="preserve"> </w:t>
-      </w:r>
-      <w:r>
-        <w:rPr>
-          <w:rStyle w:val="VerbatimChar"/>
-        </w:rPr>
-        <w:t xml:space="preserve">ValueError</w:t>
-      </w:r>
-      <w:r>
-        <w:t xml:space="preserve"> </w:t>
-      </w:r>
-      <w:r>
-        <w:t xml:space="preserve">with the message</w:t>
-      </w:r>
-      <w:r>
-        <w:t xml:space="preserve"> </w:t>
-      </w:r>
-      <w:r>
-        <w:t xml:space="preserve">“Values must be unique to invert dictionary”</w:t>
-      </w:r>
-      <w:r>
-        <w:t xml:space="preserve">.</w:t>
-      </w:r>
-    </w:p>
-    <w:p>
-      <w:pPr>
-        <w:pStyle w:val="BodyText"/>
-      </w:pPr>
-      <w:r>
-        <w:t xml:space="preserve">If all values are unique, the function proceeds to create and return a new dictionary. It uses a dictionary comprehension,</w:t>
-      </w:r>
-      <w:r>
-        <w:t xml:space="preserve"> </w:t>
-      </w:r>
-      <w:r>
-        <w:rPr>
-          <w:rStyle w:val="VerbatimChar"/>
-        </w:rPr>
-        <w:t xml:space="preserve">{value: key for key, value in mapping.items()}</w:t>
-      </w:r>
-      <w:r>
-        <w:t xml:space="preserve">, to iterate through each key-value pair of the original</w:t>
-      </w:r>
-      <w:r>
-        <w:t xml:space="preserve"> </w:t>
-      </w:r>
-      <w:r>
-        <w:rPr>
-          <w:rStyle w:val="VerbatimChar"/>
-        </w:rPr>
-        <w:t xml:space="preserve">mapping</w:t>
-      </w:r>
-      <w:r>
-        <w:t xml:space="preserve">. For each pair, it constructs a new entry where the original</w:t>
-      </w:r>
-      <w:r>
-        <w:t xml:space="preserve"> </w:t>
-      </w:r>
-      <w:r>
-        <w:rPr>
-          <w:rStyle w:val="VerbatimChar"/>
-        </w:rPr>
-        <w:t xml:space="preserve">value</w:t>
-      </w:r>
-      <w:r>
-        <w:t xml:space="preserve"> </w:t>
-      </w:r>
-      <w:r>
-        <w:t xml:space="preserve">becomes the new key and the original</w:t>
-      </w:r>
-      <w:r>
-        <w:t xml:space="preserve"> </w:t>
-      </w:r>
-      <w:r>
-        <w:rPr>
-          <w:rStyle w:val="VerbatimChar"/>
-        </w:rPr>
-        <w:t xml:space="preserve">key</w:t>
-      </w:r>
-      <w:r>
-        <w:t xml:space="preserve"> </w:t>
-      </w:r>
-      <w:r>
-        <w:t xml:space="preserve">becomes the new value.</w:t>
-      </w:r>
-    </w:p>
-    <w:bookmarkEnd w:id="19"/>
-    <w:bookmarkStart w:id="20" w:name="usage-notes-1"/>
-    <w:p>
-      <w:pPr>
-        <w:pStyle w:val="Heading2"/>
-      </w:pPr>
-      <w:r>
-        <w:rPr>
-          <w:rStyle w:val="SectionNumber"/>
-        </w:rPr>
-        <w:t xml:space="preserve">2.4</w:t>
-      </w:r>
-      <w:r>
-        <w:tab/>
-      </w:r>
-      <w:r>
-        <w:t xml:space="preserve">Usage Notes</w:t>
-      </w:r>
-    </w:p>
-    <w:p>
-      <w:pPr>
-        <w:pStyle w:val="Compact"/>
-        <w:numPr>
-          <w:ilvl w:val="0"/>
-          <w:numId w:val="1007"/>
-        </w:numPr>
-      </w:pPr>
-      <w:r>
-        <w:t xml:space="preserve">The function will raise a</w:t>
-      </w:r>
-      <w:r>
-        <w:t xml:space="preserve"> </w:t>
-      </w:r>
-      <w:r>
-        <w:rPr>
-          <w:rStyle w:val="VerbatimChar"/>
-        </w:rPr>
-        <w:t xml:space="preserve">ValueError</w:t>
-      </w:r>
-      <w:r>
-        <w:t xml:space="preserve"> </w:t>
-      </w:r>
-      <w:r>
-        <w:t xml:space="preserve">if the input dictionary contains duplicate values.</w:t>
-      </w:r>
-    </w:p>
-    <w:p>
-      <w:pPr>
-        <w:pStyle w:val="Compact"/>
-        <w:numPr>
-          <w:ilvl w:val="0"/>
-          <w:numId w:val="1007"/>
-        </w:numPr>
-      </w:pPr>
-      <w:r>
-        <w:t xml:space="preserve">This function returns a new dictionary and does not modify the original</w:t>
-      </w:r>
-      <w:r>
-        <w:t xml:space="preserve"> </w:t>
-      </w:r>
-      <w:r>
-        <w:rPr>
-          <w:rStyle w:val="VerbatimChar"/>
-        </w:rPr>
-        <w:t xml:space="preserve">mapping</w:t>
-      </w:r>
-      <w:r>
-        <w:t xml:space="preserve"> </w:t>
-      </w:r>
-      <w:r>
-        <w:t xml:space="preserve">dictionary in place.</w:t>
-      </w:r>
-    </w:p>
-    <w:p>
-      <w:pPr>
-        <w:pStyle w:val="Compact"/>
-        <w:numPr>
-          <w:ilvl w:val="0"/>
-          <w:numId w:val="1007"/>
-        </w:numPr>
-      </w:pPr>
-      <w:r>
-        <w:t xml:space="preserve">The type hints indicate an inversion from</w:t>
-      </w:r>
-      <w:r>
-        <w:t xml:space="preserve"> </w:t>
-      </w:r>
-      <w:r>
-        <w:rPr>
-          <w:rStyle w:val="VerbatimChar"/>
-        </w:rPr>
-        <w:t xml:space="preserve">Dict[str, int]</w:t>
-      </w:r>
-      <w:r>
-        <w:t xml:space="preserve"> </w:t>
-      </w:r>
-      <w:r>
-        <w:t xml:space="preserve">to</w:t>
-      </w:r>
-      <w:r>
-        <w:t xml:space="preserve"> </w:t>
-      </w:r>
-      <w:r>
-        <w:rPr>
-          <w:rStyle w:val="VerbatimChar"/>
-        </w:rPr>
-        <w:t xml:space="preserve">Dict[int, str]</w:t>
-      </w:r>
-      <w:r>
-        <w:t xml:space="preserve">, but the logic applies to any dictionary where keys and values have types suitable for dictionary keys.</w:t>
-      </w:r>
-    </w:p>
-    <w:p>
-      <w:pPr>
-        <w:pStyle w:val="FirstParagraph"/>
-      </w:pPr>
-      <w:r>
-        <w:rPr>
-          <w:b/>
-          <w:bCs/>
-        </w:rPr>
-        <w:t xml:space="preserve">Output Example</w:t>
-      </w:r>
-      <w:r>
-        <w:t xml:space="preserve">: A successfully inverted dictionary.</w:t>
-      </w:r>
-    </w:p>
-    <w:p>
-      <w:pPr>
-        <w:pStyle w:val="SourceCode"/>
-      </w:pPr>
-      <w:r>
-        <w:rPr>
-          <w:rStyle w:val="NormalTok"/>
-        </w:rPr>
-        <w:t xml:space="preserve">{</w:t>
-      </w:r>
-      <w:r>
-        <w:br/>
-      </w:r>
-      <w:r>
-        <w:rPr>
-          <w:rStyle w:val="NormalTok"/>
-        </w:rPr>
-        <w:t xml:space="preserve">    </w:t>
-      </w:r>
-      <w:r>
-        <w:rPr>
-          <w:rStyle w:val="DecValTok"/>
-        </w:rPr>
-        <w:t xml:space="preserve">1</w:t>
-      </w:r>
-      <w:r>
-        <w:rPr>
-          <w:rStyle w:val="NormalTok"/>
-        </w:rPr>
-        <w:t xml:space="preserve">: </w:t>
-      </w:r>
-      <w:r>
-        <w:rPr>
-          <w:rStyle w:val="StringTok"/>
-        </w:rPr>
-        <w:t xml:space="preserve">'apple'</w:t>
-      </w:r>
-      <w:r>
-        <w:rPr>
-          <w:rStyle w:val="NormalTok"/>
-        </w:rPr>
-        <w:t xml:space="preserve">,</w:t>
-      </w:r>
-      <w:r>
-        <w:br/>
-      </w:r>
-      <w:r>
-        <w:rPr>
-          <w:rStyle w:val="NormalTok"/>
-        </w:rPr>
-        <w:t xml:space="preserve">    </w:t>
-      </w:r>
-      <w:r>
-        <w:rPr>
-          <w:rStyle w:val="DecValTok"/>
-        </w:rPr>
-        <w:t xml:space="preserve">2</w:t>
-      </w:r>
-      <w:r>
-        <w:rPr>
-          <w:rStyle w:val="NormalTok"/>
-        </w:rPr>
-        <w:t xml:space="preserve">: </w:t>
-      </w:r>
-      <w:r>
-        <w:rPr>
-          <w:rStyle w:val="StringTok"/>
-        </w:rPr>
-        <w:t xml:space="preserve">'banana'</w:t>
-      </w:r>
-      <w:r>
-        <w:rPr>
-          <w:rStyle w:val="NormalTok"/>
-        </w:rPr>
-        <w:t xml:space="preserve">,</w:t>
-      </w:r>
-      <w:r>
-        <w:br/>
-      </w:r>
-      <w:r>
-        <w:rPr>
-          <w:rStyle w:val="NormalTok"/>
-        </w:rPr>
-        <w:t xml:space="preserve">    </w:t>
-      </w:r>
-      <w:r>
-        <w:rPr>
-          <w:rStyle w:val="DecValTok"/>
-        </w:rPr>
-        <w:t xml:space="preserve">3</w:t>
-      </w:r>
-      <w:r>
-        <w:rPr>
-          <w:rStyle w:val="NormalTok"/>
-        </w:rPr>
-        <w:t xml:space="preserve">: </w:t>
-      </w:r>
-      <w:r>
-        <w:rPr>
-          <w:rStyle w:val="StringTok"/>
-        </w:rPr>
-        <w:t xml:space="preserve">'cherry'</w:t>
-      </w:r>
-      <w:r>
-        <w:br/>
-      </w:r>
-      <w:r>
-        <w:rPr>
-          <w:rStyle w:val="NormalTok"/>
-        </w:rPr>
-        <w:t xml:space="preserve">}</w:t>
-      </w:r>
-    </w:p>
-    <w:bookmarkEnd w:id="20"/>
-    <w:bookmarkStart w:id="21" w:name="example-1"/>
-    <w:p>
-      <w:pPr>
-        <w:pStyle w:val="Heading2"/>
-      </w:pPr>
-      <w:r>
-        <w:rPr>
-          <w:rStyle w:val="SectionNumber"/>
-        </w:rPr>
-        <w:t xml:space="preserve">2.5</w:t>
-      </w:r>
-      <w:r>
-        <w:tab/>
-      </w:r>
-      <w:r>
-        <w:t xml:space="preserve">Example</w:t>
-      </w:r>
-    </w:p>
-    <w:p>
-      <w:pPr>
-        <w:pStyle w:val="FirstParagraph"/>
-      </w:pPr>
-      <w:r>
-        <w:rPr>
-          <w:b/>
-          <w:bCs/>
-        </w:rPr>
-        <w:t xml:space="preserve">Successful Inversion</w:t>
-      </w:r>
-    </w:p>
-    <w:p>
-      <w:pPr>
-        <w:pStyle w:val="SourceCode"/>
-      </w:pPr>
-      <w:r>
-        <w:rPr>
-          <w:rStyle w:val="CommentTok"/>
-        </w:rPr>
-        <w:t xml:space="preserve"># Example usage with unique values</w:t>
-      </w:r>
-      <w:r>
-        <w:br/>
-      </w:r>
-      <w:r>
-        <w:rPr>
-          <w:rStyle w:val="NormalTok"/>
-        </w:rPr>
-        <w:t xml:space="preserve">original_dict </w:t>
-      </w:r>
-      <w:r>
-        <w:rPr>
-          <w:rStyle w:val="OperatorTok"/>
-        </w:rPr>
-        <w:t xml:space="preserve">=</w:t>
-      </w:r>
-      <w:r>
-        <w:rPr>
-          <w:rStyle w:val="NormalTok"/>
-        </w:rPr>
-        <w:t xml:space="preserve"> {</w:t>
-      </w:r>
-      <w:r>
-        <w:rPr>
-          <w:rStyle w:val="StringTok"/>
-        </w:rPr>
-        <w:t xml:space="preserve">'apple'</w:t>
-      </w:r>
-      <w:r>
-        <w:rPr>
-          <w:rStyle w:val="NormalTok"/>
-        </w:rPr>
-        <w:t xml:space="preserve">: </w:t>
-      </w:r>
-      <w:r>
-        <w:rPr>
-          <w:rStyle w:val="DecValTok"/>
-        </w:rPr>
-        <w:t xml:space="preserve">1</w:t>
-      </w:r>
-      <w:r>
-        <w:rPr>
-          <w:rStyle w:val="NormalTok"/>
-        </w:rPr>
-        <w:t xml:space="preserve">, </w:t>
-      </w:r>
-      <w:r>
-        <w:rPr>
-          <w:rStyle w:val="StringTok"/>
-        </w:rPr>
-        <w:t xml:space="preserve">'banana'</w:t>
-      </w:r>
-      <w:r>
-        <w:rPr>
-          <w:rStyle w:val="NormalTok"/>
-        </w:rPr>
-        <w:t xml:space="preserve">: </w:t>
-      </w:r>
-      <w:r>
-        <w:rPr>
-          <w:rStyle w:val="DecValTok"/>
-        </w:rPr>
-        <w:t xml:space="preserve">2</w:t>
-      </w:r>
-      <w:r>
-        <w:rPr>
-          <w:rStyle w:val="NormalTok"/>
-        </w:rPr>
-        <w:t xml:space="preserve">, </w:t>
-      </w:r>
-      <w:r>
-        <w:rPr>
-          <w:rStyle w:val="StringTok"/>
-        </w:rPr>
-        <w:t xml:space="preserve">'cherry'</w:t>
-      </w:r>
-      <w:r>
-        <w:rPr>
-          <w:rStyle w:val="NormalTok"/>
-        </w:rPr>
-        <w:t xml:space="preserve">: </w:t>
-      </w:r>
-      <w:r>
-        <w:rPr>
-          <w:rStyle w:val="DecValTok"/>
-        </w:rPr>
-        <w:t xml:space="preserve">3</w:t>
-      </w:r>
-      <w:r>
-        <w:rPr>
-          <w:rStyle w:val="NormalTok"/>
-        </w:rPr>
-        <w:t xml:space="preserve">}</w:t>
-      </w:r>
-      <w:r>
-        <w:br/>
-      </w:r>
-      <w:r>
-        <w:rPr>
-          <w:rStyle w:val="NormalTok"/>
-        </w:rPr>
-        <w:t xml:space="preserve">inverted_dict </w:t>
-      </w:r>
-      <w:r>
-        <w:rPr>
-          <w:rStyle w:val="OperatorTok"/>
-        </w:rPr>
-        <w:t xml:space="preserve">=</w:t>
-      </w:r>
-      <w:r>
-        <w:rPr>
-          <w:rStyle w:val="NormalTok"/>
-        </w:rPr>
-        <w:t xml:space="preserve"> invert_dictionary(original_dict)</w:t>
-      </w:r>
-      <w:r>
-        <w:br/>
-      </w:r>
-      <w:r>
-        <w:rPr>
-          <w:rStyle w:val="BuiltInTok"/>
-        </w:rPr>
-        <w:t xml:space="preserve">print</w:t>
-      </w:r>
-      <w:r>
-        <w:rPr>
-          <w:rStyle w:val="NormalTok"/>
-        </w:rPr>
-        <w:t xml:space="preserve">(inverted_dict)</w:t>
-      </w:r>
-    </w:p>
-    <w:p>
-      <w:pPr>
-        <w:pStyle w:val="FirstParagraph"/>
-      </w:pPr>
-      <w:r>
-        <w:rPr>
-          <w:b/>
-          <w:bCs/>
-        </w:rPr>
-        <w:t xml:space="preserve">Output:</w:t>
-      </w:r>
-    </w:p>
-    <w:p>
-      <w:pPr>
-        <w:pStyle w:val="SourceCode"/>
-      </w:pPr>
-      <w:r>
-        <w:rPr>
-          <w:rStyle w:val="VerbatimChar"/>
-        </w:rPr>
-        <w:t xml:space="preserve">{1: 'apple', 2: 'banana', 3: 'cherry'}</w:t>
-      </w:r>
-    </w:p>
-    <w:p>
-      <w:pPr>
-        <w:pStyle w:val="FirstParagraph"/>
-      </w:pPr>
-      <w:r>
-        <w:rPr>
-          <w:b/>
-          <w:bCs/>
-        </w:rPr>
-        <w:t xml:space="preserve">Error Case (Duplicate Values)</w:t>
-      </w:r>
-    </w:p>
-    <w:p>
-      <w:pPr>
-        <w:pStyle w:val="SourceCode"/>
-      </w:pPr>
-      <w:r>
-        <w:rPr>
-          <w:rStyle w:val="CommentTok"/>
-        </w:rPr>
-        <w:t xml:space="preserve"># Example usage with duplicate values</w:t>
-      </w:r>
-      <w:r>
-        <w:br/>
-      </w:r>
-      <w:r>
-        <w:rPr>
-          <w:rStyle w:val="ImportTok"/>
-        </w:rPr>
-        <w:t xml:space="preserve">import</w:t>
-      </w:r>
-      <w:r>
-        <w:rPr>
-          <w:rStyle w:val="NormalTok"/>
-        </w:rPr>
-        <w:t xml:space="preserve"> pytest</w:t>
-      </w:r>
-      <w:r>
-        <w:br/>
-      </w:r>
-      <w:r>
-        <w:br/>
-      </w:r>
-      <w:r>
-        <w:rPr>
-          <w:rStyle w:val="NormalTok"/>
-        </w:rPr>
-        <w:t xml:space="preserve">non_unique_dict </w:t>
-      </w:r>
-      <w:r>
-        <w:rPr>
-          <w:rStyle w:val="OperatorTok"/>
-        </w:rPr>
-        <w:t xml:space="preserve">=</w:t>
-      </w:r>
-      <w:r>
-        <w:rPr>
-          <w:rStyle w:val="NormalTok"/>
-        </w:rPr>
-        <w:t xml:space="preserve"> {</w:t>
-      </w:r>
-      <w:r>
-        <w:rPr>
-          <w:rStyle w:val="StringTok"/>
-        </w:rPr>
-        <w:t xml:space="preserve">'apple'</w:t>
-      </w:r>
-      <w:r>
-        <w:rPr>
-          <w:rStyle w:val="NormalTok"/>
-        </w:rPr>
-        <w:t xml:space="preserve">: </w:t>
-      </w:r>
-      <w:r>
-        <w:rPr>
-          <w:rStyle w:val="DecValTok"/>
-        </w:rPr>
-        <w:t xml:space="preserve">1</w:t>
-      </w:r>
-      <w:r>
-        <w:rPr>
-          <w:rStyle w:val="NormalTok"/>
-        </w:rPr>
-        <w:t xml:space="preserve">, </w:t>
-      </w:r>
-      <w:r>
-        <w:rPr>
-          <w:rStyle w:val="StringTok"/>
-        </w:rPr>
-        <w:t xml:space="preserve">'banana'</w:t>
-      </w:r>
-      <w:r>
-        <w:rPr>
-          <w:rStyle w:val="NormalTok"/>
-        </w:rPr>
-        <w:t xml:space="preserve">: </w:t>
-      </w:r>
-      <w:r>
-        <w:rPr>
-          <w:rStyle w:val="DecValTok"/>
-        </w:rPr>
-        <w:t xml:space="preserve">2</w:t>
-      </w:r>
-      <w:r>
-        <w:rPr>
-          <w:rStyle w:val="NormalTok"/>
-        </w:rPr>
-        <w:t xml:space="preserve">, </w:t>
-      </w:r>
-      <w:r>
-        <w:rPr>
-          <w:rStyle w:val="StringTok"/>
-        </w:rPr>
-        <w:t xml:space="preserve">'orange'</w:t>
-      </w:r>
-      <w:r>
-        <w:rPr>
-          <w:rStyle w:val="NormalTok"/>
-        </w:rPr>
-        <w:t xml:space="preserve">: </w:t>
-      </w:r>
-      <w:r>
-        <w:rPr>
-          <w:rStyle w:val="DecValTok"/>
-        </w:rPr>
-        <w:t xml:space="preserve">1</w:t>
-      </w:r>
-      <w:r>
-        <w:rPr>
-          <w:rStyle w:val="NormalTok"/>
-        </w:rPr>
-        <w:t xml:space="preserve">}</w:t>
-      </w:r>
-      <w:r>
-        <w:br/>
-      </w:r>
-      <w:r>
-        <w:br/>
-      </w:r>
-      <w:r>
-        <w:rPr>
-          <w:rStyle w:val="ControlFlowTok"/>
-        </w:rPr>
-        <w:t xml:space="preserve">try</w:t>
-      </w:r>
-      <w:r>
-        <w:rPr>
-          <w:rStyle w:val="NormalTok"/>
-        </w:rPr>
-        <w:t xml:space="preserve">:</w:t>
-      </w:r>
-      <w:r>
-        <w:br/>
-      </w:r>
-      <w:r>
-        <w:rPr>
-          <w:rStyle w:val="NormalTok"/>
-        </w:rPr>
-        <w:t xml:space="preserve">    invert_dictionary(non_unique_dict)</w:t>
-      </w:r>
-      <w:r>
-        <w:br/>
-      </w:r>
-      <w:r>
-        <w:rPr>
-          <w:rStyle w:val="ControlFlowTok"/>
-        </w:rPr>
-        <w:t xml:space="preserve">except</w:t>
-      </w:r>
-      <w:r>
-        <w:rPr>
-          <w:rStyle w:val="NormalTok"/>
-        </w:rPr>
-        <w:t xml:space="preserve"> </w:t>
-      </w:r>
-      <w:r>
-        <w:rPr>
-          <w:rStyle w:val="PreprocessorTok"/>
-        </w:rPr>
-        <w:t xml:space="preserve">ValueError</w:t>
-      </w:r>
-      <w:r>
-        <w:rPr>
-          <w:rStyle w:val="NormalTok"/>
-        </w:rPr>
-        <w:t xml:space="preserve"> </w:t>
-      </w:r>
-      <w:r>
-        <w:rPr>
-          <w:rStyle w:val="ImportTok"/>
-        </w:rPr>
-        <w:t xml:space="preserve">as</w:t>
-      </w:r>
-      <w:r>
-        <w:rPr>
-          <w:rStyle w:val="NormalTok"/>
-        </w:rPr>
-        <w:t xml:space="preserve"> e:</w:t>
-      </w:r>
-      <w:r>
-        <w:br/>
-      </w:r>
-      <w:r>
-        <w:rPr>
-          <w:rStyle w:val="NormalTok"/>
-        </w:rPr>
-        <w:t xml:space="preserve">    </w:t>
-      </w:r>
-      <w:r>
-        <w:rPr>
-          <w:rStyle w:val="BuiltInTok"/>
-        </w:rPr>
-        <w:t xml:space="preserve">print</w:t>
-      </w:r>
-      <w:r>
-        <w:rPr>
-          <w:rStyle w:val="NormalTok"/>
-        </w:rPr>
-        <w:t xml:space="preserve">(e)</w:t>
-      </w:r>
-    </w:p>
-    <w:p>
-      <w:pPr>
-        <w:pStyle w:val="FirstParagraph"/>
-      </w:pPr>
-      <w:r>
-        <w:rPr>
-          <w:b/>
-          <w:bCs/>
-        </w:rPr>
-        <w:t xml:space="preserve">Output:</w:t>
-      </w:r>
-    </w:p>
-    <w:p>
-      <w:pPr>
-        <w:pStyle w:val="SourceCode"/>
-      </w:pPr>
-      <w:r>
-        <w:rPr>
-          <w:rStyle w:val="VerbatimChar"/>
-        </w:rPr>
-        <w:t xml:space="preserve">Values must be unique to invert dictionary</w:t>
-      </w:r>
-    </w:p>
-    <w:p>
-      <w:r>
-        <w:pict>
-          <v:rect style="width:0;height:1.5pt" o:hralign="center" o:hrstd="t" o:hr="t"/>
-        </w:pict>
-      </w:r>
-    </w:p>
-    <w:bookmarkEnd w:id="21"/>
-    <w:bookmarkStart w:id="22" w:name="functiondef-is_palindrometext"/>
-    <w:p>
-      <w:pPr>
-        <w:pStyle w:val="Heading2"/>
-      </w:pPr>
-      <w:r>
-        <w:rPr>
-          <w:rStyle w:val="SectionNumber"/>
-        </w:rPr>
-        <w:t xml:space="preserve">2.6</w:t>
-      </w:r>
-      <w:r>
-        <w:tab/>
-      </w:r>
-      <w:r>
-        <w:t xml:space="preserve">FunctionDef is_palindrome(text)</w:t>
-      </w:r>
-    </w:p>
-    <w:bookmarkEnd w:id="22"/>
-    <w:bookmarkEnd w:id="23"/>
-    <w:bookmarkStart w:id="29" w:name="function-is_palindrometext-str"/>
-    <w:p>
-      <w:pPr>
-        <w:pStyle w:val="Heading1"/>
-      </w:pPr>
-      <w:r>
-        <w:rPr>
-          <w:rStyle w:val="SectionNumber"/>
-        </w:rPr>
-        <w:t xml:space="preserve">3</w:t>
-      </w:r>
-      <w:r>
-        <w:tab/>
-      </w:r>
-      <w:r>
-        <w:t xml:space="preserve">Function: is_palindrome(text: str)</w:t>
-      </w:r>
-    </w:p>
-    <w:bookmarkStart w:id="24" w:name="overview-2"/>
-    <w:p>
-      <w:pPr>
-        <w:pStyle w:val="Heading2"/>
-      </w:pPr>
-      <w:r>
-        <w:rPr>
-          <w:rStyle w:val="SectionNumber"/>
-        </w:rPr>
-        <w:t xml:space="preserve">3.1</w:t>
-      </w:r>
-      <w:r>
-        <w:tab/>
-      </w:r>
-      <w:r>
-        <w:t xml:space="preserve">Overview</w:t>
-      </w:r>
-    </w:p>
-    <w:p>
-      <w:pPr>
-        <w:pStyle w:val="FirstParagraph"/>
-      </w:pPr>
-      <w:r>
-        <w:t xml:space="preserve">The</w:t>
-      </w:r>
-      <w:r>
-        <w:t xml:space="preserve"> </w:t>
-      </w:r>
-      <w:r>
-        <w:rPr>
-          <w:rStyle w:val="VerbatimChar"/>
-        </w:rPr>
-        <w:t xml:space="preserve">is_palindrome</w:t>
-      </w:r>
-      <w:r>
-        <w:t xml:space="preserve"> </w:t>
-      </w:r>
-      <w:r>
-        <w:t xml:space="preserve">function determines if a given string is a palindrome, ignoring character casing and whitespace.</w:t>
-      </w:r>
-    </w:p>
-    <w:bookmarkEnd w:id="24"/>
-    <w:bookmarkStart w:id="25" w:name="parameters-2"/>
-    <w:p>
-      <w:pPr>
-        <w:pStyle w:val="Heading2"/>
-      </w:pPr>
-      <w:r>
-        <w:rPr>
-          <w:rStyle w:val="SectionNumber"/>
-        </w:rPr>
-        <w:t xml:space="preserve">3.2</w:t>
-      </w:r>
-      <w:r>
-        <w:tab/>
-      </w:r>
-      <w:r>
-        <w:t xml:space="preserve">parameters</w:t>
-      </w:r>
-    </w:p>
-    <w:p>
-      <w:pPr>
-        <w:pStyle w:val="Compact"/>
-        <w:numPr>
-          <w:ilvl w:val="0"/>
-          <w:numId w:val="1008"/>
-        </w:numPr>
-      </w:pPr>
-      <w:r>
-        <w:rPr>
-          <w:rStyle w:val="VerbatimChar"/>
-        </w:rPr>
-        <w:t xml:space="preserve">text</w:t>
-      </w:r>
-      <w:r>
-        <w:t xml:space="preserve"> </w:t>
-      </w:r>
-      <w:r>
-        <w:t xml:space="preserve">(str): The input string to be checked for palindrome properties.</w:t>
+        <w:t xml:space="preserve">(str): The string to be evaluated.</w:t>
       </w:r>
     </w:p>
     <w:bookmarkEnd w:id="25"/>
@@ -2109,7 +2633,7 @@
         <w:pStyle w:val="FirstParagraph"/>
       </w:pPr>
       <w:r>
-        <w:t xml:space="preserve">This function evaluates whether a string reads the same forwards and backwards. To achieve this, it first performs a normalization step on the input</w:t>
+        <w:t xml:space="preserve">This function determines if a string reads the same forwards and backwards by first normalizing the input</w:t>
       </w:r>
       <w:r>
         <w:t xml:space="preserve"> </w:t>
@@ -2141,7 +2665,16 @@
         <w:t xml:space="preserve">normalized</w:t>
       </w:r>
       <w:r>
-        <w:t xml:space="preserve">, by iterating through each character of the input</w:t>
+        <w:t xml:space="preserve">, by iterating through each character (</w:t>
+      </w:r>
+      <w:r>
+        <w:rPr>
+          <w:rStyle w:val="VerbatimChar"/>
+        </w:rPr>
+        <w:t xml:space="preserve">ch</w:t>
+      </w:r>
+      <w:r>
+        <w:t xml:space="preserve">) of the input</w:t>
       </w:r>
       <w:r>
         <w:t xml:space="preserve"> </w:t>
@@ -2153,13 +2686,19 @@
         <w:t xml:space="preserve">text</w:t>
       </w:r>
       <w:r>
-        <w:t xml:space="preserve">. During this iteration, two transformations occur:</w:t>
+        <w:t xml:space="preserve">. For each character, it is converted to lowercase using</w:t>
       </w:r>
       <w:r>
         <w:t xml:space="preserve"> </w:t>
       </w:r>
       <w:r>
-        <w:t xml:space="preserve">1. Any character that is a whitespace (e.g., space, tab, newline) is ignored and excluded from the new string. This is checked using</w:t>
+        <w:rPr>
+          <w:rStyle w:val="VerbatimChar"/>
+        </w:rPr>
+        <w:t xml:space="preserve">ch.lower()</w:t>
+      </w:r>
+      <w:r>
+        <w:t xml:space="preserve">, and any character that is a whitespace (checked with</w:t>
       </w:r>
       <w:r>
         <w:t xml:space="preserve"> </w:t>
@@ -2171,25 +2710,22 @@
         <w:t xml:space="preserve">ch.isspace()</w:t>
       </w:r>
       <w:r>
-        <w:t xml:space="preserve">.</w:t>
+        <w:t xml:space="preserve">) is excluded. The resulting filtered and lowercased characters are joined together into the</w:t>
       </w:r>
       <w:r>
         <w:t xml:space="preserve"> </w:t>
       </w:r>
       <w:r>
-        <w:t xml:space="preserve">2. All remaining characters are converted to their lowercase equivalents using</w:t>
+        <w:rPr>
+          <w:rStyle w:val="VerbatimChar"/>
+        </w:rPr>
+        <w:t xml:space="preserve">normalized</w:t>
       </w:r>
       <w:r>
         <w:t xml:space="preserve"> </w:t>
       </w:r>
       <w:r>
-        <w:rPr>
-          <w:rStyle w:val="VerbatimChar"/>
-        </w:rPr>
-        <w:t xml:space="preserve">ch.lower()</w:t>
-      </w:r>
-      <w:r>
-        <w:t xml:space="preserve">.</w:t>
+        <w:t xml:space="preserve">string.</w:t>
       </w:r>
     </w:p>
     <w:p>
@@ -2197,7 +2733,7 @@
         <w:pStyle w:val="BodyText"/>
       </w:pPr>
       <w:r>
-        <w:t xml:space="preserve">For example, an input of</w:t>
+        <w:t xml:space="preserve">Finally, the function compares the</w:t>
       </w:r>
       <w:r>
         <w:t xml:space="preserve"> </w:t>
@@ -2206,13 +2742,13 @@
         <w:rPr>
           <w:rStyle w:val="VerbatimChar"/>
         </w:rPr>
-        <w:t xml:space="preserve">"Taco Cat"</w:t>
+        <w:t xml:space="preserve">normalized</w:t>
       </w:r>
       <w:r>
         <w:t xml:space="preserve"> </w:t>
       </w:r>
       <w:r>
-        <w:t xml:space="preserve">would be normalized to</w:t>
+        <w:t xml:space="preserve">string to its reverse. The reversal is achieved using Python’s slice notation</w:t>
       </w:r>
       <w:r>
         <w:t xml:space="preserve"> </w:t>
@@ -2221,7 +2757,46 @@
         <w:rPr>
           <w:rStyle w:val="VerbatimChar"/>
         </w:rPr>
-        <w:t xml:space="preserve">"tacocat"</w:t>
+        <w:t xml:space="preserve">normalized[::-1]</w:t>
+      </w:r>
+      <w:r>
+        <w:t xml:space="preserve">. If the</w:t>
+      </w:r>
+      <w:r>
+        <w:t xml:space="preserve"> </w:t>
+      </w:r>
+      <w:r>
+        <w:rPr>
+          <w:rStyle w:val="VerbatimChar"/>
+        </w:rPr>
+        <w:t xml:space="preserve">normalized</w:t>
+      </w:r>
+      <w:r>
+        <w:t xml:space="preserve"> </w:t>
+      </w:r>
+      <w:r>
+        <w:t xml:space="preserve">string is identical to its reversed version, the function returns</w:t>
+      </w:r>
+      <w:r>
+        <w:t xml:space="preserve"> </w:t>
+      </w:r>
+      <w:r>
+        <w:rPr>
+          <w:rStyle w:val="VerbatimChar"/>
+        </w:rPr>
+        <w:t xml:space="preserve">True</w:t>
+      </w:r>
+      <w:r>
+        <w:t xml:space="preserve">; otherwise, it returns</w:t>
+      </w:r>
+      <w:r>
+        <w:t xml:space="preserve"> </w:t>
+      </w:r>
+      <w:r>
+        <w:rPr>
+          <w:rStyle w:val="VerbatimChar"/>
+        </w:rPr>
+        <w:t xml:space="preserve">False</w:t>
       </w:r>
       <w:r>
         <w:t xml:space="preserve">.</w:t>
@@ -2233,8 +2808,44 @@
       </w:pPr>
       <w:r>
         <w:rPr>
+          <w:rStyle w:val="CommentTok"/>
+        </w:rPr>
+        <w:t xml:space="preserve"># Internal logic for normalization</w:t>
+      </w:r>
+      <w:r>
+        <w:br/>
+      </w:r>
+      <w:r>
+        <w:rPr>
           <w:rStyle w:val="NormalTok"/>
         </w:rPr>
+        <w:t xml:space="preserve">text </w:t>
+      </w:r>
+      <w:r>
+        <w:rPr>
+          <w:rStyle w:val="OperatorTok"/>
+        </w:rPr>
+        <w:t xml:space="preserve">=</w:t>
+      </w:r>
+      <w:r>
+        <w:rPr>
+          <w:rStyle w:val="NormalTok"/>
+        </w:rPr>
+        <w:t xml:space="preserve"> </w:t>
+      </w:r>
+      <w:r>
+        <w:rPr>
+          <w:rStyle w:val="StringTok"/>
+        </w:rPr>
+        <w:t xml:space="preserve">"Taco Cat"</w:t>
+      </w:r>
+      <w:r>
+        <w:br/>
+      </w:r>
+      <w:r>
+        <w:rPr>
+          <w:rStyle w:val="NormalTok"/>
+        </w:rPr>
         <w:t xml:space="preserve">normalized </w:t>
       </w:r>
       <w:r>
@@ -2309,85 +2920,39 @@
         </w:rPr>
         <w:t xml:space="preserve"> ch.isspace())</w:t>
       </w:r>
-    </w:p>
-    <w:p>
-      <w:pPr>
-        <w:pStyle w:val="FirstParagraph"/>
-      </w:pPr>
-      <w:r>
-        <w:t xml:space="preserve">After normalization, the function compares the</w:t>
-      </w:r>
-      <w:r>
-        <w:t xml:space="preserve"> </w:t>
-      </w:r>
-      <w:r>
-        <w:rPr>
-          <w:rStyle w:val="VerbatimChar"/>
-        </w:rPr>
-        <w:t xml:space="preserve">normalized</w:t>
-      </w:r>
-      <w:r>
-        <w:t xml:space="preserve"> </w:t>
-      </w:r>
-      <w:r>
-        <w:t xml:space="preserve">string to its reverse. The reversal is achieved using Python’s slice notation</w:t>
-      </w:r>
-      <w:r>
-        <w:t xml:space="preserve"> </w:t>
-      </w:r>
-      <w:r>
-        <w:rPr>
-          <w:rStyle w:val="VerbatimChar"/>
-        </w:rPr>
-        <w:t xml:space="preserve">[::-1]</w:t>
-      </w:r>
-      <w:r>
-        <w:t xml:space="preserve">. If the</w:t>
-      </w:r>
-      <w:r>
-        <w:t xml:space="preserve"> </w:t>
-      </w:r>
-      <w:r>
-        <w:rPr>
-          <w:rStyle w:val="VerbatimChar"/>
-        </w:rPr>
-        <w:t xml:space="preserve">normalized</w:t>
-      </w:r>
-      <w:r>
-        <w:t xml:space="preserve"> </w:t>
-      </w:r>
-      <w:r>
-        <w:t xml:space="preserve">string is identical to its reversed version, the function returns</w:t>
-      </w:r>
-      <w:r>
-        <w:t xml:space="preserve"> </w:t>
-      </w:r>
-      <w:r>
-        <w:rPr>
-          <w:rStyle w:val="VerbatimChar"/>
-        </w:rPr>
-        <w:t xml:space="preserve">True</w:t>
-      </w:r>
-      <w:r>
-        <w:t xml:space="preserve">; otherwise, it returns</w:t>
-      </w:r>
-      <w:r>
-        <w:t xml:space="preserve"> </w:t>
-      </w:r>
-      <w:r>
-        <w:rPr>
-          <w:rStyle w:val="VerbatimChar"/>
-        </w:rPr>
-        <w:t xml:space="preserve">False</w:t>
-      </w:r>
-      <w:r>
-        <w:t xml:space="preserve">.</w:t>
-      </w:r>
-    </w:p>
-    <w:p>
-      <w:pPr>
-        <w:pStyle w:val="SourceCode"/>
-      </w:pPr>
+      <w:r>
+        <w:br/>
+      </w:r>
+      <w:r>
+        <w:rPr>
+          <w:rStyle w:val="CommentTok"/>
+        </w:rPr>
+        <w:t xml:space="preserve"># normalized becomes "tacocat"</w:t>
+      </w:r>
+      <w:r>
+        <w:br/>
+      </w:r>
+      <w:r>
+        <w:br/>
+      </w:r>
+      <w:r>
+        <w:rPr>
+          <w:rStyle w:val="CommentTok"/>
+        </w:rPr>
+        <w:t xml:space="preserve"># Internal logic for comparison</w:t>
+      </w:r>
+      <w:r>
+        <w:br/>
+      </w:r>
+      <w:r>
+        <w:rPr>
+          <w:rStyle w:val="CommentTok"/>
+        </w:rPr>
+        <w:t xml:space="preserve"># "tacocat" == "tacocat"[::-1] -&gt; "tacocat" == "tacocat" -&gt; True</w:t>
+      </w:r>
+      <w:r>
+        <w:br/>
+      </w:r>
       <w:r>
         <w:rPr>
           <w:rStyle w:val="ControlFlowTok"/>
@@ -2455,24 +3020,17 @@
         <w:pStyle w:val="Compact"/>
         <w:numPr>
           <w:ilvl w:val="0"/>
-          <w:numId w:val="1009"/>
+          <w:numId w:val="1006"/>
         </w:numPr>
       </w:pPr>
       <w:r>
-        <w:rPr>
-          <w:b/>
-          <w:bCs/>
-        </w:rPr>
-        <w:t xml:space="preserve">Case-Insensitive</w:t>
-      </w:r>
-      <w:r>
-        <w:t xml:space="preserve">: The comparison ignores the original casing of the letters. For example,</w:t>
+        <w:t xml:space="preserve">The comparison is case-insensitive. For example,</w:t>
       </w:r>
       <w:r>
         <w:t xml:space="preserve"> </w:t>
       </w:r>
       <w:r>
-        <w:t xml:space="preserve">“Level”</w:t>
+        <w:t xml:space="preserve">“Madam”</w:t>
       </w:r>
       <w:r>
         <w:t xml:space="preserve"> </w:t>
@@ -2484,13 +3042,13 @@
         <w:t xml:space="preserve"> </w:t>
       </w:r>
       <w:r>
-        <w:t xml:space="preserve">“level”</w:t>
+        <w:t xml:space="preserve">“madam”</w:t>
       </w:r>
       <w:r>
         <w:t xml:space="preserve"> </w:t>
       </w:r>
       <w:r>
-        <w:t xml:space="preserve">are both considered palindromes.</w:t>
+        <w:t xml:space="preserve">are treated identically.</w:t>
       </w:r>
     </w:p>
     <w:p>
@@ -2498,18 +3056,11 @@
         <w:pStyle w:val="Compact"/>
         <w:numPr>
           <w:ilvl w:val="0"/>
-          <w:numId w:val="1009"/>
+          <w:numId w:val="1006"/>
         </w:numPr>
       </w:pPr>
       <w:r>
-        <w:rPr>
-          <w:b/>
-          <w:bCs/>
-        </w:rPr>
-        <w:t xml:space="preserve">Whitespace Ignored</w:t>
-      </w:r>
-      <w:r>
-        <w:t xml:space="preserve">: All whitespace characters are removed before the check. This allows phrases like</w:t>
+        <w:t xml:space="preserve">All whitespace characters (spaces, tabs, newlines) are removed before the check. For example,</w:t>
       </w:r>
       <w:r>
         <w:t xml:space="preserve"> </w:t>
@@ -2521,7 +3072,16 @@
         <w:t xml:space="preserve"> </w:t>
       </w:r>
       <w:r>
-        <w:t xml:space="preserve">to be correctly identified as a palindrome.</w:t>
+        <w:t xml:space="preserve">is evaluated as</w:t>
+      </w:r>
+      <w:r>
+        <w:t xml:space="preserve"> </w:t>
+      </w:r>
+      <w:r>
+        <w:t xml:space="preserve">“tacocat”</w:t>
+      </w:r>
+      <w:r>
+        <w:t xml:space="preserve">.</w:t>
       </w:r>
     </w:p>
     <w:p>
@@ -2529,48 +3089,54 @@
         <w:pStyle w:val="Compact"/>
         <w:numPr>
           <w:ilvl w:val="0"/>
-          <w:numId w:val="1009"/>
+          <w:numId w:val="1006"/>
         </w:numPr>
       </w:pPr>
+      <w:r>
+        <w:t xml:space="preserve">Punctuation and symbols are</w:t>
+      </w:r>
+      <w:r>
+        <w:t xml:space="preserve"> </w:t>
+      </w:r>
       <w:r>
         <w:rPr>
           <w:b/>
           <w:bCs/>
         </w:rPr>
-        <w:t xml:space="preserve">Punctuation and Symbols</w:t>
-      </w:r>
-      <w:r>
-        <w:t xml:space="preserve">: The function does not explicitly remove punctuation or symbols. They are included in the normalized string and will affect the palindrome check. For instance,</w:t>
+        <w:t xml:space="preserve">not</w:t>
       </w:r>
       <w:r>
         <w:t xml:space="preserve"> </w:t>
       </w:r>
       <w:r>
+        <w:t xml:space="preserve">ignored and will be included in the palindrome check. For instance,</w:t>
+      </w:r>
+      <w:r>
+        <w:t xml:space="preserve"> </w:t>
+      </w:r>
+      <w:r>
+        <w:t xml:space="preserve">“A man, a plan…”</w:t>
+      </w:r>
+      <w:r>
+        <w:t xml:space="preserve"> </w:t>
+      </w:r>
+      <w:r>
+        <w:t xml:space="preserve">will return</w:t>
+      </w:r>
+      <w:r>
+        <w:t xml:space="preserve"> </w:t>
+      </w:r>
+      <w:r>
         <w:rPr>
           <w:rStyle w:val="VerbatimChar"/>
         </w:rPr>
-        <w:t xml:space="preserve">is_palindrome("madam.")</w:t>
+        <w:t xml:space="preserve">False</w:t>
       </w:r>
       <w:r>
         <w:t xml:space="preserve"> </w:t>
       </w:r>
       <w:r>
-        <w:t xml:space="preserve">would return</w:t>
-      </w:r>
-      <w:r>
-        <w:t xml:space="preserve"> </w:t>
-      </w:r>
-      <w:r>
-        <w:rPr>
-          <w:rStyle w:val="VerbatimChar"/>
-        </w:rPr>
-        <w:t xml:space="preserve">False</w:t>
-      </w:r>
-      <w:r>
-        <w:t xml:space="preserve"> </w:t>
-      </w:r>
-      <w:r>
-        <w:t xml:space="preserve">because the period is not mirrored at the beginning of the string.</w:t>
+        <w:t xml:space="preserve">because the punctuation breaks the symmetry.</w:t>
       </w:r>
     </w:p>
     <w:p>
@@ -2585,49 +3151,18 @@
         <w:t xml:space="preserve">Output Example</w:t>
       </w:r>
       <w:r>
-        <w:t xml:space="preserve">: The function returns a boolean value.</w:t>
-      </w:r>
-      <w:r>
-        <w:t xml:space="preserve"> </w:t>
-      </w:r>
-      <w:r>
-        <w:t xml:space="preserve">-</w:t>
-      </w:r>
-      <w:r>
-        <w:t xml:space="preserve"> </w:t>
-      </w:r>
+        <w:t xml:space="preserve">: A boolean value indicating the result.</w:t>
+      </w:r>
+    </w:p>
+    <w:p>
+      <w:pPr>
+        <w:pStyle w:val="SourceCode"/>
+      </w:pPr>
       <w:r>
         <w:rPr>
           <w:rStyle w:val="VerbatimChar"/>
         </w:rPr>
         <w:t xml:space="preserve">True</w:t>
-      </w:r>
-      <w:r>
-        <w:t xml:space="preserve"> </w:t>
-      </w:r>
-      <w:r>
-        <w:t xml:space="preserve">if the text is a palindrome.</w:t>
-      </w:r>
-      <w:r>
-        <w:t xml:space="preserve"> </w:t>
-      </w:r>
-      <w:r>
-        <w:t xml:space="preserve">-</w:t>
-      </w:r>
-      <w:r>
-        <w:t xml:space="preserve"> </w:t>
-      </w:r>
-      <w:r>
-        <w:rPr>
-          <w:rStyle w:val="VerbatimChar"/>
-        </w:rPr>
-        <w:t xml:space="preserve">False</w:t>
-      </w:r>
-      <w:r>
-        <w:t xml:space="preserve"> </w:t>
-      </w:r>
-      <w:r>
-        <w:t xml:space="preserve">if it is not.</w:t>
       </w:r>
     </w:p>
     <w:bookmarkEnd w:id="27"/>
@@ -2657,7 +3192,7 @@
         <w:rPr>
           <w:rStyle w:val="CommentTok"/>
         </w:rPr>
-        <w:t xml:space="preserve"># Example 1: A classic palindrome with mixed casing and spaces</w:t>
+        <w:t xml:space="preserve"># Example 1: A classic palindrome phrase with mixed casing and spaces</w:t>
       </w:r>
       <w:r>
         <w:br/>
@@ -2666,7 +3201,7 @@
         <w:rPr>
           <w:rStyle w:val="NormalTok"/>
         </w:rPr>
-        <w:t xml:space="preserve">test_string_1 </w:t>
+        <w:t xml:space="preserve">phrase </w:t>
       </w:r>
       <w:r>
         <w:rPr>
@@ -2693,7 +3228,7 @@
         <w:rPr>
           <w:rStyle w:val="NormalTok"/>
         </w:rPr>
-        <w:t xml:space="preserve">result_1 </w:t>
+        <w:t xml:space="preserve">result </w:t>
       </w:r>
       <w:r>
         <w:rPr>
@@ -2705,7 +3240,7 @@
         <w:rPr>
           <w:rStyle w:val="NormalTok"/>
         </w:rPr>
-        <w:t xml:space="preserve"> is_palindrome(test_string_1)</w:t>
+        <w:t xml:space="preserve"> is_palindrome(phrase)</w:t>
       </w:r>
       <w:r>
         <w:br/>
@@ -2738,7 +3273,7 @@
         <w:rPr>
           <w:rStyle w:val="NormalTok"/>
         </w:rPr>
-        <w:t xml:space="preserve">test_string_1</w:t>
+        <w:t xml:space="preserve">phrase</w:t>
       </w:r>
       <w:r>
         <w:rPr>
@@ -2762,7 +3297,7 @@
         <w:rPr>
           <w:rStyle w:val="NormalTok"/>
         </w:rPr>
-        <w:t xml:space="preserve">result_1</w:t>
+        <w:t xml:space="preserve">result</w:t>
       </w:r>
       <w:r>
         <w:rPr>
@@ -2792,7 +3327,7 @@
         <w:rPr>
           <w:rStyle w:val="CommentTok"/>
         </w:rPr>
-        <w:t xml:space="preserve"># Example 2: A simple non-palindrome string</w:t>
+        <w:t xml:space="preserve"># Example 2: A simple non-palindrome word</w:t>
       </w:r>
       <w:r>
         <w:br/>
@@ -2801,7 +3336,7 @@
         <w:rPr>
           <w:rStyle w:val="NormalTok"/>
         </w:rPr>
-        <w:t xml:space="preserve">test_string_2 </w:t>
+        <w:t xml:space="preserve">word </w:t>
       </w:r>
       <w:r>
         <w:rPr>
@@ -2819,7 +3354,7 @@
         <w:rPr>
           <w:rStyle w:val="StringTok"/>
         </w:rPr>
-        <w:t xml:space="preserve">"hello world"</w:t>
+        <w:t xml:space="preserve">"hello"</w:t>
       </w:r>
       <w:r>
         <w:br/>
@@ -2828,7 +3363,7 @@
         <w:rPr>
           <w:rStyle w:val="NormalTok"/>
         </w:rPr>
-        <w:t xml:space="preserve">result_2 </w:t>
+        <w:t xml:space="preserve">result_false </w:t>
       </w:r>
       <w:r>
         <w:rPr>
@@ -2840,7 +3375,7 @@
         <w:rPr>
           <w:rStyle w:val="NormalTok"/>
         </w:rPr>
-        <w:t xml:space="preserve"> is_palindrome(test_string_2)</w:t>
+        <w:t xml:space="preserve"> is_palindrome(word)</w:t>
       </w:r>
       <w:r>
         <w:br/>
@@ -2873,7 +3408,7 @@
         <w:rPr>
           <w:rStyle w:val="NormalTok"/>
         </w:rPr>
-        <w:t xml:space="preserve">test_string_2</w:t>
+        <w:t xml:space="preserve">word</w:t>
       </w:r>
       <w:r>
         <w:rPr>
@@ -2897,7 +3432,7 @@
         <w:rPr>
           <w:rStyle w:val="NormalTok"/>
         </w:rPr>
-        <w:t xml:space="preserve">result_2</w:t>
+        <w:t xml:space="preserve">result_false</w:t>
       </w:r>
       <w:r>
         <w:rPr>
@@ -2927,7 +3462,7 @@
         <w:rPr>
           <w:rStyle w:val="CommentTok"/>
         </w:rPr>
-        <w:t xml:space="preserve"># Example 3: A palindrome with punctuation (evaluates to False)</w:t>
+        <w:t xml:space="preserve"># Example 3: A word that is a palindrome but contains punctuation</w:t>
       </w:r>
       <w:r>
         <w:br/>
@@ -2936,7 +3471,7 @@
         <w:rPr>
           <w:rStyle w:val="NormalTok"/>
         </w:rPr>
-        <w:t xml:space="preserve">test_string_3 </w:t>
+        <w:t xml:space="preserve">punctuated_phrase </w:t>
       </w:r>
       <w:r>
         <w:rPr>
@@ -2963,7 +3498,7 @@
         <w:rPr>
           <w:rStyle w:val="NormalTok"/>
         </w:rPr>
-        <w:t xml:space="preserve">result_3 </w:t>
+        <w:t xml:space="preserve">result_punc </w:t>
       </w:r>
       <w:r>
         <w:rPr>
@@ -2975,7 +3510,7 @@
         <w:rPr>
           <w:rStyle w:val="NormalTok"/>
         </w:rPr>
-        <w:t xml:space="preserve"> is_palindrome(test_string_3)</w:t>
+        <w:t xml:space="preserve"> is_palindrome(punctuated_phrase)</w:t>
       </w:r>
       <w:r>
         <w:br/>
@@ -3008,7 +3543,7 @@
         <w:rPr>
           <w:rStyle w:val="NormalTok"/>
         </w:rPr>
-        <w:t xml:space="preserve">test_string_3</w:t>
+        <w:t xml:space="preserve">punctuated_phrase</w:t>
       </w:r>
       <w:r>
         <w:rPr>
@@ -3032,7 +3567,7 @@
         <w:rPr>
           <w:rStyle w:val="NormalTok"/>
         </w:rPr>
-        <w:t xml:space="preserve">result_3</w:t>
+        <w:t xml:space="preserve">result_punc</w:t>
       </w:r>
       <w:r>
         <w:rPr>
@@ -3082,7 +3617,7 @@
         <w:rPr>
           <w:rStyle w:val="VerbatimChar"/>
         </w:rPr>
-        <w:t xml:space="preserve">Is 'hello world' a palindrome? False</w:t>
+        <w:t xml:space="preserve">Is 'hello' a palindrome? False</w:t>
       </w:r>
       <w:r>
         <w:br/>
@@ -3486,91 +4021,6 @@
       <w:rPr>
         <w:rFonts w:ascii="Wingdings" w:hAnsi="Wingdings" w:cs="Wingdings" w:hint="default"/>
       </w:rPr>
-    </w:lvl>
-  </w:abstractNum>
-  <w:abstractNum w:abstractNumId="99411">
-    <w:nsid w:val="00A99411"/>
-    <w:multiLevelType w:val="multilevel"/>
-    <w:lvl w:ilvl="0">
-      <w:start w:val="1"/>
-      <w:numFmt w:val="decimal"/>
-      <w:lvlText w:val="%1."/>
-      <w:lvlJc w:val="left"/>
-      <w:pPr>
-        <w:ind w:left="720" w:hanging="360"/>
-      </w:pPr>
-    </w:lvl>
-    <w:lvl w:ilvl="1">
-      <w:start w:val="1"/>
-      <w:numFmt w:val="decimal"/>
-      <w:lvlText w:val="%2."/>
-      <w:lvlJc w:val="left"/>
-      <w:pPr>
-        <w:ind w:left="1440" w:hanging="360"/>
-      </w:pPr>
-    </w:lvl>
-    <w:lvl w:ilvl="2">
-      <w:start w:val="1"/>
-      <w:numFmt w:val="decimal"/>
-      <w:lvlText w:val="%3."/>
-      <w:lvlJc w:val="left"/>
-      <w:pPr>
-        <w:ind w:left="2160" w:hanging="360"/>
-      </w:pPr>
-    </w:lvl>
-    <w:lvl w:ilvl="3">
-      <w:start w:val="1"/>
-      <w:numFmt w:val="decimal"/>
-      <w:lvlText w:val="%4."/>
-      <w:lvlJc w:val="left"/>
-      <w:pPr>
-        <w:ind w:left="2880" w:hanging="360"/>
-      </w:pPr>
-    </w:lvl>
-    <w:lvl w:ilvl="4">
-      <w:start w:val="1"/>
-      <w:numFmt w:val="decimal"/>
-      <w:lvlText w:val="%5."/>
-      <w:lvlJc w:val="left"/>
-      <w:pPr>
-        <w:ind w:left="3600" w:hanging="360"/>
-      </w:pPr>
-    </w:lvl>
-    <w:lvl w:ilvl="5">
-      <w:start w:val="1"/>
-      <w:numFmt w:val="decimal"/>
-      <w:lvlText w:val="%6."/>
-      <w:lvlJc w:val="left"/>
-      <w:pPr>
-        <w:ind w:left="4320" w:hanging="360"/>
-      </w:pPr>
-    </w:lvl>
-    <w:lvl w:ilvl="6">
-      <w:start w:val="1"/>
-      <w:numFmt w:val="decimal"/>
-      <w:lvlText w:val="%7."/>
-      <w:lvlJc w:val="left"/>
-      <w:pPr>
-        <w:ind w:left="5040" w:hanging="360"/>
-      </w:pPr>
-    </w:lvl>
-    <w:lvl w:ilvl="7">
-      <w:start w:val="1"/>
-      <w:numFmt w:val="decimal"/>
-      <w:lvlText w:val="%8."/>
-      <w:lvlJc w:val="left"/>
-      <w:pPr>
-        <w:ind w:left="5760" w:hanging="360"/>
-      </w:pPr>
-    </w:lvl>
-    <w:lvl w:ilvl="8">
-      <w:start w:val="1"/>
-      <w:numFmt w:val="decimal"/>
-      <w:lvlText w:val="%9."/>
-      <w:lvlJc w:val="left"/>
-      <w:pPr>
-        <w:ind w:left="6480" w:hanging="360"/>
-      </w:pPr>
     </w:lvl>
   </w:abstractNum>
   <w:num w16cid:durableId="106237985" w:numId="1">
@@ -3607,34 +4057,7 @@
     <w:abstractNumId w:val="991"/>
   </w:num>
   <w:num w:numId="1002">
-    <w:abstractNumId w:val="99411"/>
-    <w:lvlOverride w:ilvl="0">
-      <w:startOverride w:val="1"/>
-    </w:lvlOverride>
-    <w:lvlOverride w:ilvl="1">
-      <w:startOverride w:val="1"/>
-    </w:lvlOverride>
-    <w:lvlOverride w:ilvl="2">
-      <w:startOverride w:val="1"/>
-    </w:lvlOverride>
-    <w:lvlOverride w:ilvl="3">
-      <w:startOverride w:val="1"/>
-    </w:lvlOverride>
-    <w:lvlOverride w:ilvl="4">
-      <w:startOverride w:val="1"/>
-    </w:lvlOverride>
-    <w:lvlOverride w:ilvl="5">
-      <w:startOverride w:val="1"/>
-    </w:lvlOverride>
-    <w:lvlOverride w:ilvl="6">
-      <w:startOverride w:val="1"/>
-    </w:lvlOverride>
-    <w:lvlOverride w:ilvl="7">
-      <w:startOverride w:val="1"/>
-    </w:lvlOverride>
-    <w:lvlOverride w:ilvl="8">
-      <w:startOverride w:val="1"/>
-    </w:lvlOverride>
+    <w:abstractNumId w:val="991"/>
   </w:num>
   <w:num w:numId="1003">
     <w:abstractNumId w:val="991"/>
@@ -3646,15 +4069,6 @@
     <w:abstractNumId w:val="991"/>
   </w:num>
   <w:num w:numId="1006">
-    <w:abstractNumId w:val="991"/>
-  </w:num>
-  <w:num w:numId="1007">
-    <w:abstractNumId w:val="991"/>
-  </w:num>
-  <w:num w:numId="1008">
-    <w:abstractNumId w:val="991"/>
-  </w:num>
-  <w:num w:numId="1009">
     <w:abstractNumId w:val="991"/>
   </w:num>
 </w:numbering>

--- a/random_module_three.docx
+++ b/random_module_three.docx
@@ -170,19 +170,7 @@
         <w:pStyle w:val="FirstParagraph"/>
       </w:pPr>
       <w:r>
-        <w:t xml:space="preserve">This function calculates a Fibonacci number based on its index</w:t>
-      </w:r>
-      <w:r>
-        <w:t xml:space="preserve"> </w:t>
-      </w:r>
-      <w:r>
-        <w:rPr>
-          <w:rStyle w:val="VerbatimChar"/>
-        </w:rPr>
-        <w:t xml:space="preserve">n</w:t>
-      </w:r>
-      <w:r>
-        <w:t xml:space="preserve">. The Fibonacci sequence starts with 0 and 1, and each subsequent number is the sum of the two preceding ones (0, 1, 1, 2, 3, 5, …).</w:t>
+        <w:t xml:space="preserve">This function calculates the nth Fibonacci number, where the sequence starts with 0 and 1.</w:t>
       </w:r>
     </w:p>
     <w:p>
@@ -190,7 +178,19 @@
         <w:pStyle w:val="BodyText"/>
       </w:pPr>
       <w:r>
-        <w:t xml:space="preserve">The function begins by validating the input. If</w:t>
+        <w:t xml:space="preserve">The function first validates the input</w:t>
+      </w:r>
+      <w:r>
+        <w:t xml:space="preserve"> </w:t>
+      </w:r>
+      <w:r>
+        <w:rPr>
+          <w:rStyle w:val="VerbatimChar"/>
+        </w:rPr>
+        <w:t xml:space="preserve">n</w:t>
+      </w:r>
+      <w:r>
+        <w:t xml:space="preserve">. If</w:t>
       </w:r>
       <w:r>
         <w:t xml:space="preserve"> </w:t>
@@ -285,7 +285,7 @@
         <w:t xml:space="preserve"> </w:t>
       </w:r>
       <w:r>
-        <w:t xml:space="preserve">respectively. These represent the first two numbers in the sequence, F₀ and F₁.</w:t>
+        <w:t xml:space="preserve">respectively. These represent the first two numbers in the sequence (F₀ and F₁).</w:t>
       </w:r>
     </w:p>
     <w:p>
@@ -293,7 +293,7 @@
         <w:pStyle w:val="BodyText"/>
       </w:pPr>
       <w:r>
-        <w:t xml:space="preserve">The core logic resides in a</w:t>
+        <w:t xml:space="preserve">The function then enters a</w:t>
       </w:r>
       <w:r>
         <w:t xml:space="preserve"> </w:t>
@@ -353,7 +353,7 @@
         <w:t xml:space="preserve"> </w:t>
       </w:r>
       <w:r>
-        <w:t xml:space="preserve">are updated to advance to the next number in the sequence. The current value of</w:t>
+        <w:t xml:space="preserve">are updated simultaneously using tuple assignment:</w:t>
       </w:r>
       <w:r>
         <w:t xml:space="preserve"> </w:t>
@@ -362,76 +362,76 @@
         <w:rPr>
           <w:rStyle w:val="VerbatimChar"/>
         </w:rPr>
+        <w:t xml:space="preserve">a, b = b, a + b</w:t>
+      </w:r>
+      <w:r>
+        <w:t xml:space="preserve">. This operation effectively shifts the sequence forward: the new</w:t>
+      </w:r>
+      <w:r>
+        <w:t xml:space="preserve"> </w:t>
+      </w:r>
+      <w:r>
+        <w:rPr>
+          <w:rStyle w:val="VerbatimChar"/>
+        </w:rPr>
+        <w:t xml:space="preserve">a</w:t>
+      </w:r>
+      <w:r>
+        <w:t xml:space="preserve"> </w:t>
+      </w:r>
+      <w:r>
+        <w:t xml:space="preserve">becomes the old</w:t>
+      </w:r>
+      <w:r>
+        <w:t xml:space="preserve"> </w:t>
+      </w:r>
+      <w:r>
+        <w:rPr>
+          <w:rStyle w:val="VerbatimChar"/>
+        </w:rPr>
         <w:t xml:space="preserve">b</w:t>
       </w:r>
       <w:r>
+        <w:t xml:space="preserve">, and the new</w:t>
+      </w:r>
+      <w:r>
         <w:t xml:space="preserve"> </w:t>
       </w:r>
       <w:r>
-        <w:t xml:space="preserve">is assigned to</w:t>
+        <w:rPr>
+          <w:rStyle w:val="VerbatimChar"/>
+        </w:rPr>
+        <w:t xml:space="preserve">b</w:t>
       </w:r>
       <w:r>
         <w:t xml:space="preserve"> </w:t>
       </w:r>
       <w:r>
+        <w:t xml:space="preserve">becomes the sum of the old</w:t>
+      </w:r>
+      <w:r>
+        <w:t xml:space="preserve"> </w:t>
+      </w:r>
+      <w:r>
         <w:rPr>
           <w:rStyle w:val="VerbatimChar"/>
         </w:rPr>
         <w:t xml:space="preserve">a</w:t>
       </w:r>
       <w:r>
-        <w:t xml:space="preserve">, and the sum of the old</w:t>
-      </w:r>
-      <w:r>
         <w:t xml:space="preserve"> </w:t>
       </w:r>
       <w:r>
+        <w:t xml:space="preserve">and</w:t>
+      </w:r>
+      <w:r>
+        <w:t xml:space="preserve"> </w:t>
+      </w:r>
+      <w:r>
         <w:rPr>
           <w:rStyle w:val="VerbatimChar"/>
         </w:rPr>
-        <w:t xml:space="preserve">a</w:t>
-      </w:r>
-      <w:r>
-        <w:t xml:space="preserve"> </w:t>
-      </w:r>
-      <w:r>
-        <w:t xml:space="preserve">and</w:t>
-      </w:r>
-      <w:r>
-        <w:t xml:space="preserve"> </w:t>
-      </w:r>
-      <w:r>
-        <w:rPr>
-          <w:rStyle w:val="VerbatimChar"/>
-        </w:rPr>
         <w:t xml:space="preserve">b</w:t>
-      </w:r>
-      <w:r>
-        <w:t xml:space="preserve"> </w:t>
-      </w:r>
-      <w:r>
-        <w:t xml:space="preserve">is assigned to the new</w:t>
-      </w:r>
-      <w:r>
-        <w:t xml:space="preserve"> </w:t>
-      </w:r>
-      <w:r>
-        <w:rPr>
-          <w:rStyle w:val="VerbatimChar"/>
-        </w:rPr>
-        <w:t xml:space="preserve">b</w:t>
-      </w:r>
-      <w:r>
-        <w:t xml:space="preserve">. This is achieved with the tuple assignment</w:t>
-      </w:r>
-      <w:r>
-        <w:t xml:space="preserve"> </w:t>
-      </w:r>
-      <w:r>
-        <w:rPr>
-          <w:rStyle w:val="VerbatimChar"/>
-        </w:rPr>
-        <w:t xml:space="preserve">a, b = b, a + b</w:t>
       </w:r>
       <w:r>
         <w:t xml:space="preserve">.</w:t>
@@ -457,270 +457,144 @@
         <w:t xml:space="preserve"> </w:t>
       </w:r>
       <w:r>
-        <w:t xml:space="preserve">holds the value of the nth Fibonacci number, which is then returned.</w:t>
+        <w:t xml:space="preserve">holds the nth Fibonacci number, which is then returned. For an input of</w:t>
+      </w:r>
+      <w:r>
+        <w:t xml:space="preserve"> </w:t>
+      </w:r>
+      <w:r>
+        <w:rPr>
+          <w:rStyle w:val="VerbatimChar"/>
+        </w:rPr>
+        <w:t xml:space="preserve">n=0</w:t>
+      </w:r>
+      <w:r>
+        <w:t xml:space="preserve">, the loop does not execute, and the initial value of</w:t>
+      </w:r>
+      <w:r>
+        <w:t xml:space="preserve"> </w:t>
+      </w:r>
+      <w:r>
+        <w:rPr>
+          <w:rStyle w:val="VerbatimChar"/>
+        </w:rPr>
+        <w:t xml:space="preserve">a</w:t>
+      </w:r>
+      <w:r>
+        <w:t xml:space="preserve"> </w:t>
+      </w:r>
+      <w:r>
+        <w:t xml:space="preserve">(0) is correctly returned.</w:t>
       </w:r>
     </w:p>
     <w:p>
       <w:pPr>
-        <w:pStyle w:val="BodyText"/>
-      </w:pPr>
-      <w:r>
-        <w:t xml:space="preserve">For example, if</w:t>
-      </w:r>
-      <w:r>
+        <w:pStyle w:val="SourceCode"/>
+      </w:pPr>
+      <w:r>
+        <w:rPr>
+          <w:rStyle w:val="CommentTok"/>
+        </w:rPr>
+        <w:t xml:space="preserve"># Initialization</w:t>
+      </w:r>
+      <w:r>
+        <w:br/>
+      </w:r>
+      <w:r>
+        <w:rPr>
+          <w:rStyle w:val="NormalTok"/>
+        </w:rPr>
+        <w:t xml:space="preserve">a, b </w:t>
+      </w:r>
+      <w:r>
+        <w:rPr>
+          <w:rStyle w:val="OperatorTok"/>
+        </w:rPr>
+        <w:t xml:space="preserve">=</w:t>
+      </w:r>
+      <w:r>
+        <w:rPr>
+          <w:rStyle w:val="NormalTok"/>
+        </w:rPr>
         <w:t xml:space="preserve"> </w:t>
       </w:r>
       <w:r>
         <w:rPr>
-          <w:rStyle w:val="VerbatimChar"/>
-        </w:rPr>
-        <w:t xml:space="preserve">n</w:t>
-      </w:r>
-      <w:r>
-        <w:t xml:space="preserve"> </w:t>
-      </w:r>
-      <w:r>
-        <w:t xml:space="preserve">is 3:</w:t>
-      </w:r>
-      <w:r>
-        <w:t xml:space="preserve"> </w:t>
-      </w:r>
-      <w:r>
-        <w:t xml:space="preserve">1. Initialize</w:t>
-      </w:r>
-      <w:r>
-        <w:t xml:space="preserve"> </w:t>
-      </w:r>
-      <w:r>
-        <w:rPr>
-          <w:rStyle w:val="VerbatimChar"/>
-        </w:rPr>
-        <w:t xml:space="preserve">a = 0</w:t>
-      </w:r>
-      <w:r>
-        <w:t xml:space="preserve">,</w:t>
-      </w:r>
-      <w:r>
-        <w:t xml:space="preserve"> </w:t>
-      </w:r>
-      <w:r>
-        <w:rPr>
-          <w:rStyle w:val="VerbatimChar"/>
-        </w:rPr>
-        <w:t xml:space="preserve">b = 1</w:t>
-      </w:r>
-      <w:r>
-        <w:t xml:space="preserve">.</w:t>
-      </w:r>
-      <w:r>
-        <w:t xml:space="preserve"> </w:t>
-      </w:r>
-      <w:r>
-        <w:t xml:space="preserve">2. Loop 1:</w:t>
-      </w:r>
-      <w:r>
-        <w:t xml:space="preserve"> </w:t>
-      </w:r>
-      <w:r>
-        <w:rPr>
-          <w:rStyle w:val="VerbatimChar"/>
-        </w:rPr>
-        <w:t xml:space="preserve">a</w:t>
-      </w:r>
-      <w:r>
-        <w:t xml:space="preserve"> </w:t>
-      </w:r>
-      <w:r>
-        <w:t xml:space="preserve">becomes</w:t>
-      </w:r>
-      <w:r>
-        <w:t xml:space="preserve"> </w:t>
-      </w:r>
-      <w:r>
-        <w:rPr>
-          <w:rStyle w:val="VerbatimChar"/>
+          <w:rStyle w:val="DecValTok"/>
+        </w:rPr>
+        <w:t xml:space="preserve">0</w:t>
+      </w:r>
+      <w:r>
+        <w:rPr>
+          <w:rStyle w:val="NormalTok"/>
+        </w:rPr>
+        <w:t xml:space="preserve">, </w:t>
+      </w:r>
+      <w:r>
+        <w:rPr>
+          <w:rStyle w:val="DecValTok"/>
         </w:rPr>
         <w:t xml:space="preserve">1</w:t>
       </w:r>
       <w:r>
-        <w:t xml:space="preserve">,</w:t>
-      </w:r>
-      <w:r>
-        <w:t xml:space="preserve"> </w:t>
-      </w:r>
-      <w:r>
-        <w:rPr>
-          <w:rStyle w:val="VerbatimChar"/>
-        </w:rPr>
-        <w:t xml:space="preserve">b</w:t>
-      </w:r>
-      <w:r>
-        <w:t xml:space="preserve"> </w:t>
-      </w:r>
-      <w:r>
-        <w:t xml:space="preserve">becomes</w:t>
-      </w:r>
-      <w:r>
-        <w:t xml:space="preserve"> </w:t>
-      </w:r>
-      <w:r>
-        <w:rPr>
-          <w:rStyle w:val="VerbatimChar"/>
-        </w:rPr>
-        <w:t xml:space="preserve">0 + 1 = 1</w:t>
-      </w:r>
-      <w:r>
-        <w:t xml:space="preserve">.</w:t>
-      </w:r>
-      <w:r>
-        <w:t xml:space="preserve"> </w:t>
-      </w:r>
-      <w:r>
-        <w:t xml:space="preserve">3. Loop 2:</w:t>
-      </w:r>
-      <w:r>
-        <w:t xml:space="preserve"> </w:t>
-      </w:r>
-      <w:r>
-        <w:rPr>
-          <w:rStyle w:val="VerbatimChar"/>
-        </w:rPr>
-        <w:t xml:space="preserve">a</w:t>
-      </w:r>
-      <w:r>
-        <w:t xml:space="preserve"> </w:t>
-      </w:r>
-      <w:r>
-        <w:t xml:space="preserve">becomes</w:t>
-      </w:r>
-      <w:r>
-        <w:t xml:space="preserve"> </w:t>
-      </w:r>
-      <w:r>
-        <w:rPr>
-          <w:rStyle w:val="VerbatimChar"/>
-        </w:rPr>
-        <w:t xml:space="preserve">1</w:t>
-      </w:r>
-      <w:r>
-        <w:t xml:space="preserve">,</w:t>
-      </w:r>
-      <w:r>
-        <w:t xml:space="preserve"> </w:t>
-      </w:r>
-      <w:r>
-        <w:rPr>
-          <w:rStyle w:val="VerbatimChar"/>
-        </w:rPr>
-        <w:t xml:space="preserve">b</w:t>
-      </w:r>
-      <w:r>
-        <w:t xml:space="preserve"> </w:t>
-      </w:r>
-      <w:r>
-        <w:t xml:space="preserve">becomes</w:t>
-      </w:r>
-      <w:r>
-        <w:t xml:space="preserve"> </w:t>
-      </w:r>
-      <w:r>
-        <w:rPr>
-          <w:rStyle w:val="VerbatimChar"/>
-        </w:rPr>
-        <w:t xml:space="preserve">1 + 1 = 2</w:t>
-      </w:r>
-      <w:r>
-        <w:t xml:space="preserve">.</w:t>
-      </w:r>
-      <w:r>
-        <w:t xml:space="preserve"> </w:t>
-      </w:r>
-      <w:r>
-        <w:t xml:space="preserve">4. Loop 3:</w:t>
-      </w:r>
-      <w:r>
-        <w:t xml:space="preserve"> </w:t>
-      </w:r>
-      <w:r>
-        <w:rPr>
-          <w:rStyle w:val="VerbatimChar"/>
-        </w:rPr>
-        <w:t xml:space="preserve">a</w:t>
-      </w:r>
-      <w:r>
-        <w:t xml:space="preserve"> </w:t>
-      </w:r>
-      <w:r>
-        <w:t xml:space="preserve">becomes</w:t>
-      </w:r>
-      <w:r>
-        <w:t xml:space="preserve"> </w:t>
-      </w:r>
-      <w:r>
-        <w:rPr>
-          <w:rStyle w:val="VerbatimChar"/>
-        </w:rPr>
-        <w:t xml:space="preserve">2</w:t>
-      </w:r>
-      <w:r>
-        <w:t xml:space="preserve">,</w:t>
-      </w:r>
-      <w:r>
-        <w:t xml:space="preserve"> </w:t>
-      </w:r>
-      <w:r>
-        <w:rPr>
-          <w:rStyle w:val="VerbatimChar"/>
-        </w:rPr>
-        <w:t xml:space="preserve">b</w:t>
-      </w:r>
-      <w:r>
-        <w:t xml:space="preserve"> </w:t>
-      </w:r>
-      <w:r>
-        <w:t xml:space="preserve">becomes</w:t>
-      </w:r>
-      <w:r>
-        <w:t xml:space="preserve"> </w:t>
-      </w:r>
-      <w:r>
-        <w:rPr>
-          <w:rStyle w:val="VerbatimChar"/>
-        </w:rPr>
-        <w:t xml:space="preserve">1 + 2 = 3</w:t>
-      </w:r>
-      <w:r>
-        <w:t xml:space="preserve">.</w:t>
-      </w:r>
-      <w:r>
-        <w:t xml:space="preserve"> </w:t>
-      </w:r>
-      <w:r>
-        <w:t xml:space="preserve">5. The loop finishes, and the function returns the final value of</w:t>
-      </w:r>
-      <w:r>
-        <w:t xml:space="preserve"> </w:t>
-      </w:r>
-      <w:r>
-        <w:rPr>
-          <w:rStyle w:val="VerbatimChar"/>
-        </w:rPr>
-        <w:t xml:space="preserve">a</w:t>
-      </w:r>
-      <w:r>
-        <w:t xml:space="preserve">, which is</w:t>
-      </w:r>
-      <w:r>
-        <w:t xml:space="preserve"> </w:t>
-      </w:r>
-      <w:r>
-        <w:rPr>
-          <w:rStyle w:val="VerbatimChar"/>
-        </w:rPr>
-        <w:t xml:space="preserve">2</w:t>
-      </w:r>
-      <w:r>
-        <w:t xml:space="preserve">.</w:t>
+        <w:br/>
+      </w:r>
+      <w:r>
+        <w:br/>
+      </w:r>
+      <w:r>
+        <w:rPr>
+          <w:rStyle w:val="CommentTok"/>
+        </w:rPr>
+        <w:t xml:space="preserve"># For n = 3, the loop runs 3 times:</w:t>
+      </w:r>
+      <w:r>
+        <w:br/>
+      </w:r>
+      <w:r>
+        <w:rPr>
+          <w:rStyle w:val="CommentTok"/>
+        </w:rPr>
+        <w:t xml:space="preserve"># 1. a becomes 1, b becomes 0 + 1 = 1</w:t>
+      </w:r>
+      <w:r>
+        <w:br/>
+      </w:r>
+      <w:r>
+        <w:rPr>
+          <w:rStyle w:val="CommentTok"/>
+        </w:rPr>
+        <w:t xml:space="preserve"># 2. a becomes 1, b becomes 1 + 1 = 2</w:t>
+      </w:r>
+      <w:r>
+        <w:br/>
+      </w:r>
+      <w:r>
+        <w:rPr>
+          <w:rStyle w:val="CommentTok"/>
+        </w:rPr>
+        <w:t xml:space="preserve"># 3. a becomes 2, b becomes 1 + 2 = 3</w:t>
+      </w:r>
+      <w:r>
+        <w:br/>
+      </w:r>
+      <w:r>
+        <w:br/>
+      </w:r>
+      <w:r>
+        <w:rPr>
+          <w:rStyle w:val="CommentTok"/>
+        </w:rPr>
+        <w:t xml:space="preserve"># The function returns a, which is 2.</w:t>
+      </w:r>
+      <w:r>
+        <w:br/>
+      </w:r>
+      <w:r>
+        <w:rPr>
+          <w:rStyle w:val="CommentTok"/>
+        </w:rPr>
+        <w:t xml:space="preserve"># The sequence is 0, 1, 1, 2. The 3rd element (0-indexed) is 2.</w:t>
       </w:r>
     </w:p>
     <w:bookmarkEnd w:id="12"/>
@@ -766,7 +640,7 @@
         <w:t xml:space="preserve"> </w:t>
       </w:r>
       <w:r>
-        <w:t xml:space="preserve">must be a non-negative integer. Providing a negative value will result in a</w:t>
+        <w:t xml:space="preserve">must be a non-negative integer. Providing a negative integer will result in a</w:t>
       </w:r>
       <w:r>
         <w:t xml:space="preserve"> </w:t>
@@ -790,7 +664,7 @@
         </w:numPr>
       </w:pPr>
       <w:r>
-        <w:t xml:space="preserve">The function is 0-indexed, meaning</w:t>
+        <w:t xml:space="preserve">The function uses a 0-indexed sequence. For example,</w:t>
       </w:r>
       <w:r>
         <w:t xml:space="preserve"> </w:t>
@@ -805,7 +679,7 @@
         <w:t xml:space="preserve"> </w:t>
       </w:r>
       <w:r>
-        <w:t xml:space="preserve">returns the first element,</w:t>
+        <w:t xml:space="preserve">returns the first number (0), and</w:t>
       </w:r>
       <w:r>
         <w:t xml:space="preserve"> </w:t>
@@ -814,10 +688,13 @@
         <w:rPr>
           <w:rStyle w:val="VerbatimChar"/>
         </w:rPr>
-        <w:t xml:space="preserve">0</w:t>
-      </w:r>
-      <w:r>
-        <w:t xml:space="preserve">.</w:t>
+        <w:t xml:space="preserve">fibonacci(1)</w:t>
+      </w:r>
+      <w:r>
+        <w:t xml:space="preserve"> </w:t>
+      </w:r>
+      <w:r>
+        <w:t xml:space="preserve">returns the second number (1).</w:t>
       </w:r>
     </w:p>
     <w:p>
@@ -829,7 +706,7 @@
         </w:numPr>
       </w:pPr>
       <w:r>
-        <w:t xml:space="preserve">This iterative implementation is efficient in terms of memory usage and is suitable for calculating large Fibonacci numbers without risking stack overflow errors that can occur with naive recursive solutions.</w:t>
+        <w:t xml:space="preserve">This iterative implementation is efficient in terms of memory and performance compared to a naive recursive approach, as it avoids redundant calculations and deep recursion stacks.</w:t>
       </w:r>
     </w:p>
     <w:p>
@@ -855,7 +732,7 @@
         <w:rPr>
           <w:rStyle w:val="VerbatimChar"/>
         </w:rPr>
-        <w:t xml:space="preserve">34</w:t>
+        <w:t xml:space="preserve">55</w:t>
       </w:r>
     </w:p>
     <w:bookmarkEnd w:id="13"/>
@@ -885,7 +762,7 @@
         <w:rPr>
           <w:rStyle w:val="CommentTok"/>
         </w:rPr>
-        <w:t xml:space="preserve"># Example usage of the fibonacci function</w:t>
+        <w:t xml:space="preserve"># Example usage</w:t>
       </w:r>
       <w:r>
         <w:br/>
@@ -894,7 +771,7 @@
         <w:rPr>
           <w:rStyle w:val="CommentTok"/>
         </w:rPr>
-        <w:t xml:space="preserve"># Calculate the 9th Fibonacci number (0-indexed)</w:t>
+        <w:t xml:space="preserve"># Calculate the 10th Fibonacci number (0-indexed)</w:t>
       </w:r>
       <w:r>
         <w:br/>
@@ -903,7 +780,7 @@
         <w:rPr>
           <w:rStyle w:val="NormalTok"/>
         </w:rPr>
-        <w:t xml:space="preserve">n_index </w:t>
+        <w:t xml:space="preserve">result </w:t>
       </w:r>
       <w:r>
         <w:rPr>
@@ -915,394 +792,34 @@
         <w:rPr>
           <w:rStyle w:val="NormalTok"/>
         </w:rPr>
-        <w:t xml:space="preserve"> </w:t>
+        <w:t xml:space="preserve"> fibonacci(</w:t>
       </w:r>
       <w:r>
         <w:rPr>
           <w:rStyle w:val="DecValTok"/>
         </w:rPr>
-        <w:t xml:space="preserve">9</w:t>
+        <w:t xml:space="preserve">10</w:t>
+      </w:r>
+      <w:r>
+        <w:rPr>
+          <w:rStyle w:val="NormalTok"/>
+        </w:rPr>
+        <w:t xml:space="preserve">)</w:t>
       </w:r>
       <w:r>
         <w:br/>
       </w:r>
       <w:r>
         <w:rPr>
+          <w:rStyle w:val="BuiltInTok"/>
+        </w:rPr>
+        <w:t xml:space="preserve">print</w:t>
+      </w:r>
+      <w:r>
+        <w:rPr>
           <w:rStyle w:val="NormalTok"/>
         </w:rPr>
-        <w:t xml:space="preserve">result </w:t>
-      </w:r>
-      <w:r>
-        <w:rPr>
-          <w:rStyle w:val="OperatorTok"/>
-        </w:rPr>
-        <w:t xml:space="preserve">=</w:t>
-      </w:r>
-      <w:r>
-        <w:rPr>
-          <w:rStyle w:val="NormalTok"/>
-        </w:rPr>
-        <w:t xml:space="preserve"> fibonacci(n_index)</w:t>
-      </w:r>
-      <w:r>
-        <w:br/>
-      </w:r>
-      <w:r>
-        <w:rPr>
-          <w:rStyle w:val="BuiltInTok"/>
-        </w:rPr>
-        <w:t xml:space="preserve">print</w:t>
-      </w:r>
-      <w:r>
-        <w:rPr>
-          <w:rStyle w:val="NormalTok"/>
-        </w:rPr>
-        <w:t xml:space="preserve">(</w:t>
-      </w:r>
-      <w:r>
-        <w:rPr>
-          <w:rStyle w:val="SpecialStringTok"/>
-        </w:rPr>
-        <w:t xml:space="preserve">f"The Fibonacci number at index </w:t>
-      </w:r>
-      <w:r>
-        <w:rPr>
-          <w:rStyle w:val="SpecialCharTok"/>
-        </w:rPr>
-        <w:t xml:space="preserve">{</w:t>
-      </w:r>
-      <w:r>
-        <w:rPr>
-          <w:rStyle w:val="NormalTok"/>
-        </w:rPr>
-        <w:t xml:space="preserve">n_index</w:t>
-      </w:r>
-      <w:r>
-        <w:rPr>
-          <w:rStyle w:val="SpecialCharTok"/>
-        </w:rPr>
-        <w:t xml:space="preserve">}</w:t>
-      </w:r>
-      <w:r>
-        <w:rPr>
-          <w:rStyle w:val="SpecialStringTok"/>
-        </w:rPr>
-        <w:t xml:space="preserve"> is: </w:t>
-      </w:r>
-      <w:r>
-        <w:rPr>
-          <w:rStyle w:val="SpecialCharTok"/>
-        </w:rPr>
-        <w:t xml:space="preserve">{</w:t>
-      </w:r>
-      <w:r>
-        <w:rPr>
-          <w:rStyle w:val="NormalTok"/>
-        </w:rPr>
-        <w:t xml:space="preserve">result</w:t>
-      </w:r>
-      <w:r>
-        <w:rPr>
-          <w:rStyle w:val="SpecialCharTok"/>
-        </w:rPr>
-        <w:t xml:space="preserve">}</w:t>
-      </w:r>
-      <w:r>
-        <w:rPr>
-          <w:rStyle w:val="SpecialStringTok"/>
-        </w:rPr>
-        <w:t xml:space="preserve">"</w:t>
-      </w:r>
-      <w:r>
-        <w:rPr>
-          <w:rStyle w:val="NormalTok"/>
-        </w:rPr>
-        <w:t xml:space="preserve">)</w:t>
-      </w:r>
-      <w:r>
-        <w:br/>
-      </w:r>
-      <w:r>
-        <w:br/>
-      </w:r>
-      <w:r>
-        <w:rPr>
-          <w:rStyle w:val="CommentTok"/>
-        </w:rPr>
-        <w:t xml:space="preserve"># Example with an edge case</w:t>
-      </w:r>
-      <w:r>
-        <w:br/>
-      </w:r>
-      <w:r>
-        <w:rPr>
-          <w:rStyle w:val="NormalTok"/>
-        </w:rPr>
-        <w:t xml:space="preserve">n_index_zero </w:t>
-      </w:r>
-      <w:r>
-        <w:rPr>
-          <w:rStyle w:val="OperatorTok"/>
-        </w:rPr>
-        <w:t xml:space="preserve">=</w:t>
-      </w:r>
-      <w:r>
-        <w:rPr>
-          <w:rStyle w:val="NormalTok"/>
-        </w:rPr>
-        <w:t xml:space="preserve"> </w:t>
-      </w:r>
-      <w:r>
-        <w:rPr>
-          <w:rStyle w:val="DecValTok"/>
-        </w:rPr>
-        <w:t xml:space="preserve">0</w:t>
-      </w:r>
-      <w:r>
-        <w:br/>
-      </w:r>
-      <w:r>
-        <w:rPr>
-          <w:rStyle w:val="NormalTok"/>
-        </w:rPr>
-        <w:t xml:space="preserve">result_zero </w:t>
-      </w:r>
-      <w:r>
-        <w:rPr>
-          <w:rStyle w:val="OperatorTok"/>
-        </w:rPr>
-        <w:t xml:space="preserve">=</w:t>
-      </w:r>
-      <w:r>
-        <w:rPr>
-          <w:rStyle w:val="NormalTok"/>
-        </w:rPr>
-        <w:t xml:space="preserve"> fibonacci(n_index_zero)</w:t>
-      </w:r>
-      <w:r>
-        <w:br/>
-      </w:r>
-      <w:r>
-        <w:rPr>
-          <w:rStyle w:val="BuiltInTok"/>
-        </w:rPr>
-        <w:t xml:space="preserve">print</w:t>
-      </w:r>
-      <w:r>
-        <w:rPr>
-          <w:rStyle w:val="NormalTok"/>
-        </w:rPr>
-        <w:t xml:space="preserve">(</w:t>
-      </w:r>
-      <w:r>
-        <w:rPr>
-          <w:rStyle w:val="SpecialStringTok"/>
-        </w:rPr>
-        <w:t xml:space="preserve">f"The Fibonacci number at index </w:t>
-      </w:r>
-      <w:r>
-        <w:rPr>
-          <w:rStyle w:val="SpecialCharTok"/>
-        </w:rPr>
-        <w:t xml:space="preserve">{</w:t>
-      </w:r>
-      <w:r>
-        <w:rPr>
-          <w:rStyle w:val="NormalTok"/>
-        </w:rPr>
-        <w:t xml:space="preserve">n_index_zero</w:t>
-      </w:r>
-      <w:r>
-        <w:rPr>
-          <w:rStyle w:val="SpecialCharTok"/>
-        </w:rPr>
-        <w:t xml:space="preserve">}</w:t>
-      </w:r>
-      <w:r>
-        <w:rPr>
-          <w:rStyle w:val="SpecialStringTok"/>
-        </w:rPr>
-        <w:t xml:space="preserve"> is: </w:t>
-      </w:r>
-      <w:r>
-        <w:rPr>
-          <w:rStyle w:val="SpecialCharTok"/>
-        </w:rPr>
-        <w:t xml:space="preserve">{</w:t>
-      </w:r>
-      <w:r>
-        <w:rPr>
-          <w:rStyle w:val="NormalTok"/>
-        </w:rPr>
-        <w:t xml:space="preserve">result_zero</w:t>
-      </w:r>
-      <w:r>
-        <w:rPr>
-          <w:rStyle w:val="SpecialCharTok"/>
-        </w:rPr>
-        <w:t xml:space="preserve">}</w:t>
-      </w:r>
-      <w:r>
-        <w:rPr>
-          <w:rStyle w:val="SpecialStringTok"/>
-        </w:rPr>
-        <w:t xml:space="preserve">"</w:t>
-      </w:r>
-      <w:r>
-        <w:rPr>
-          <w:rStyle w:val="NormalTok"/>
-        </w:rPr>
-        <w:t xml:space="preserve">)</w:t>
-      </w:r>
-      <w:r>
-        <w:br/>
-      </w:r>
-      <w:r>
-        <w:br/>
-      </w:r>
-      <w:r>
-        <w:rPr>
-          <w:rStyle w:val="CommentTok"/>
-        </w:rPr>
-        <w:t xml:space="preserve"># Example that would raise an error</w:t>
-      </w:r>
-      <w:r>
-        <w:br/>
-      </w:r>
-      <w:r>
-        <w:rPr>
-          <w:rStyle w:val="ControlFlowTok"/>
-        </w:rPr>
-        <w:t xml:space="preserve">try</w:t>
-      </w:r>
-      <w:r>
-        <w:rPr>
-          <w:rStyle w:val="NormalTok"/>
-        </w:rPr>
-        <w:t xml:space="preserve">:</w:t>
-      </w:r>
-      <w:r>
-        <w:br/>
-      </w:r>
-      <w:r>
-        <w:rPr>
-          <w:rStyle w:val="NormalTok"/>
-        </w:rPr>
-        <w:t xml:space="preserve">    fibonacci(</w:t>
-      </w:r>
-      <w:r>
-        <w:rPr>
-          <w:rStyle w:val="OperatorTok"/>
-        </w:rPr>
-        <w:t xml:space="preserve">-</w:t>
-      </w:r>
-      <w:r>
-        <w:rPr>
-          <w:rStyle w:val="DecValTok"/>
-        </w:rPr>
-        <w:t xml:space="preserve">1</w:t>
-      </w:r>
-      <w:r>
-        <w:rPr>
-          <w:rStyle w:val="NormalTok"/>
-        </w:rPr>
-        <w:t xml:space="preserve">)</w:t>
-      </w:r>
-      <w:r>
-        <w:br/>
-      </w:r>
-      <w:r>
-        <w:rPr>
-          <w:rStyle w:val="ControlFlowTok"/>
-        </w:rPr>
-        <w:t xml:space="preserve">except</w:t>
-      </w:r>
-      <w:r>
-        <w:rPr>
-          <w:rStyle w:val="NormalTok"/>
-        </w:rPr>
-        <w:t xml:space="preserve"> </w:t>
-      </w:r>
-      <w:r>
-        <w:rPr>
-          <w:rStyle w:val="PreprocessorTok"/>
-        </w:rPr>
-        <w:t xml:space="preserve">ValueError</w:t>
-      </w:r>
-      <w:r>
-        <w:rPr>
-          <w:rStyle w:val="NormalTok"/>
-        </w:rPr>
-        <w:t xml:space="preserve"> </w:t>
-      </w:r>
-      <w:r>
-        <w:rPr>
-          <w:rStyle w:val="ImportTok"/>
-        </w:rPr>
-        <w:t xml:space="preserve">as</w:t>
-      </w:r>
-      <w:r>
-        <w:rPr>
-          <w:rStyle w:val="NormalTok"/>
-        </w:rPr>
-        <w:t xml:space="preserve"> e:</w:t>
-      </w:r>
-      <w:r>
-        <w:br/>
-      </w:r>
-      <w:r>
-        <w:rPr>
-          <w:rStyle w:val="NormalTok"/>
-        </w:rPr>
-        <w:t xml:space="preserve">    </w:t>
-      </w:r>
-      <w:r>
-        <w:rPr>
-          <w:rStyle w:val="BuiltInTok"/>
-        </w:rPr>
-        <w:t xml:space="preserve">print</w:t>
-      </w:r>
-      <w:r>
-        <w:rPr>
-          <w:rStyle w:val="NormalTok"/>
-        </w:rPr>
-        <w:t xml:space="preserve">(</w:t>
-      </w:r>
-      <w:r>
-        <w:rPr>
-          <w:rStyle w:val="SpecialStringTok"/>
-        </w:rPr>
-        <w:t xml:space="preserve">f"Error caught as expected: </w:t>
-      </w:r>
-      <w:r>
-        <w:rPr>
-          <w:rStyle w:val="SpecialCharTok"/>
-        </w:rPr>
-        <w:t xml:space="preserve">{</w:t>
-      </w:r>
-      <w:r>
-        <w:rPr>
-          <w:rStyle w:val="NormalTok"/>
-        </w:rPr>
-        <w:t xml:space="preserve">e</w:t>
-      </w:r>
-      <w:r>
-        <w:rPr>
-          <w:rStyle w:val="SpecialCharTok"/>
-        </w:rPr>
-        <w:t xml:space="preserve">}</w:t>
-      </w:r>
-      <w:r>
-        <w:rPr>
-          <w:rStyle w:val="SpecialStringTok"/>
-        </w:rPr>
-        <w:t xml:space="preserve">"</w:t>
-      </w:r>
-      <w:r>
-        <w:rPr>
-          <w:rStyle w:val="NormalTok"/>
-        </w:rPr>
-        <w:t xml:space="preserve">)</w:t>
+        <w:t xml:space="preserve">(result)</w:t>
       </w:r>
     </w:p>
     <w:p>
@@ -1325,25 +842,7 @@
         <w:rPr>
           <w:rStyle w:val="VerbatimChar"/>
         </w:rPr>
-        <w:t xml:space="preserve">The Fibonacci number at index 9 is: 34</w:t>
-      </w:r>
-      <w:r>
-        <w:br/>
-      </w:r>
-      <w:r>
-        <w:rPr>
-          <w:rStyle w:val="VerbatimChar"/>
-        </w:rPr>
-        <w:t xml:space="preserve">The Fibonacci number at index 0 is: 0</w:t>
-      </w:r>
-      <w:r>
-        <w:br/>
-      </w:r>
-      <w:r>
-        <w:rPr>
-          <w:rStyle w:val="VerbatimChar"/>
-        </w:rPr>
-        <w:t xml:space="preserve">Error caught as expected: n must be non-negative</w:t>
+        <w:t xml:space="preserve">55</w:t>
       </w:r>
     </w:p>
     <w:p>
@@ -1430,7 +929,7 @@
         <w:t xml:space="preserve"> </w:t>
       </w:r>
       <w:r>
-        <w:t xml:space="preserve">function inverts a given dictionary by swapping its keys and values, returning a new dictionary.</w:t>
+        <w:t xml:space="preserve">function inverts a given dictionary by swapping its keys and values, creating a new dictionary where the original values become the keys and the original keys become the values.</w:t>
       </w:r>
     </w:p>
     <w:bookmarkEnd w:id="17"/>
@@ -1472,7 +971,13 @@
         <w:t xml:space="preserve"> </w:t>
       </w:r>
       <w:r>
-        <w:t xml:space="preserve">(Dict[str, int]): A dictionary with string keys and integer values. The values in this dictionary must be unique to allow for a valid inversion.</w:t>
+        <w:rPr>
+          <w:rStyle w:val="VerbatimChar"/>
+        </w:rPr>
+        <w:t xml:space="preserve">Dict[str, int]</w:t>
+      </w:r>
+      <w:r>
+        <w:t xml:space="preserve">: A dictionary mapping string keys to integer values. It is essential that all values in this dictionary are unique for the inversion to be possible.</w:t>
       </w:r>
     </w:p>
     <w:bookmarkEnd w:id="18"/>
@@ -1499,15 +1004,25 @@
         <w:pStyle w:val="FirstParagraph"/>
       </w:pPr>
       <w:r>
-        <w:t xml:space="preserve">This function provides a safe way to invert a dictionary mapping strings to integers.</w:t>
+        <w:t xml:space="preserve">This function provides a safe way to invert a dictionary. The core logic involves two main steps:</w:t>
       </w:r>
     </w:p>
     <w:p>
       <w:pPr>
-        <w:pStyle w:val="BodyText"/>
-      </w:pPr>
-      <w:r>
-        <w:t xml:space="preserve">The function first performs a crucial validation step. It checks if all the values in the input</w:t>
+        <w:numPr>
+          <w:ilvl w:val="0"/>
+          <w:numId w:val="1004"/>
+        </w:numPr>
+      </w:pPr>
+      <w:r>
+        <w:rPr>
+          <w:b/>
+          <w:bCs/>
+        </w:rPr>
+        <w:t xml:space="preserve">Uniqueness Validation</w:t>
+      </w:r>
+      <w:r>
+        <w:t xml:space="preserve">: Before performing the inversion, the function first validates that all values in the input</w:t>
       </w:r>
       <w:r>
         <w:t xml:space="preserve"> </w:t>
@@ -1522,7 +1037,7 @@
         <w:t xml:space="preserve"> </w:t>
       </w:r>
       <w:r>
-        <w:t xml:space="preserve">dictionary are unique. This is accomplished by comparing the number of values (</w:t>
+        <w:t xml:space="preserve">dictionary are unique. It does this by comparing the number of values (</w:t>
       </w:r>
       <w:r>
         <w:rPr>
@@ -1540,7 +1055,7 @@
         <w:t xml:space="preserve">len(set(mapping.values()))</w:t>
       </w:r>
       <w:r>
-        <w:t xml:space="preserve">). If these counts do not match, it indicates the presence of duplicate values, which would lead to data loss upon inversion (as multiple original keys would map to the same new key). In this case, the function raises a</w:t>
+        <w:t xml:space="preserve">). If these counts are not equal, it indicates the presence of duplicate values, which would lead to data loss during inversion (as dictionary keys must be unique). In this case, a</w:t>
       </w:r>
       <w:r>
         <w:t xml:space="preserve"> </w:t>
@@ -1555,15 +1070,34 @@
         <w:t xml:space="preserve"> </w:t>
       </w:r>
       <w:r>
-        <w:t xml:space="preserve">with a descriptive message.</w:t>
+        <w:t xml:space="preserve">is raised with the message</w:t>
+      </w:r>
+      <w:r>
+        <w:t xml:space="preserve"> </w:t>
+      </w:r>
+      <w:r>
+        <w:t xml:space="preserve">“Values must be unique to invert dictionary”</w:t>
+      </w:r>
+      <w:r>
+        <w:t xml:space="preserve">.</w:t>
       </w:r>
     </w:p>
     <w:p>
       <w:pPr>
-        <w:pStyle w:val="BodyText"/>
-      </w:pPr>
-      <w:r>
-        <w:t xml:space="preserve">If all values are unique, the function proceeds to create and return a new dictionary. It uses a dictionary comprehension,</w:t>
+        <w:numPr>
+          <w:ilvl w:val="0"/>
+          <w:numId w:val="1004"/>
+        </w:numPr>
+      </w:pPr>
+      <w:r>
+        <w:rPr>
+          <w:b/>
+          <w:bCs/>
+        </w:rPr>
+        <w:t xml:space="preserve">Inversion</w:t>
+      </w:r>
+      <w:r>
+        <w:t xml:space="preserve">: If the values are unique, the function proceeds to invert the dictionary. It uses a dictionary comprehension,</w:t>
       </w:r>
       <w:r>
         <w:t xml:space="preserve"> </w:t>
@@ -1587,7 +1121,7 @@
         <w:t xml:space="preserve">mapping</w:t>
       </w:r>
       <w:r>
-        <w:t xml:space="preserve">. For each pair, it constructs a new entry where the original</w:t>
+        <w:t xml:space="preserve">. For each pair, it creates a new entry in the returned dictionary where the original</w:t>
       </w:r>
       <w:r>
         <w:t xml:space="preserve"> </w:t>
@@ -1602,7 +1136,7 @@
         <w:t xml:space="preserve"> </w:t>
       </w:r>
       <w:r>
-        <w:t xml:space="preserve">becomes the new key and the original</w:t>
+        <w:t xml:space="preserve">is the new key and the original</w:t>
       </w:r>
       <w:r>
         <w:t xml:space="preserve"> </w:t>
@@ -1617,7 +1151,7 @@
         <w:t xml:space="preserve"> </w:t>
       </w:r>
       <w:r>
-        <w:t xml:space="preserve">becomes the new value.</w:t>
+        <w:t xml:space="preserve">is the new value.</w:t>
       </w:r>
     </w:p>
     <w:p>
@@ -1628,7 +1162,7 @@
         <w:rPr>
           <w:rStyle w:val="CommentTok"/>
         </w:rPr>
-        <w:t xml:space="preserve"># The core logic for inversion after validation</w:t>
+        <w:t xml:space="preserve"># Internal logic for inversion</w:t>
       </w:r>
       <w:r>
         <w:br/>
@@ -1637,7 +1171,52 @@
         <w:rPr>
           <w:rStyle w:val="CommentTok"/>
         </w:rPr>
-        <w:t xml:space="preserve"># {value: key for key, value in mapping.items()}</w:t>
+        <w:t xml:space="preserve"># This is executed only if values are unique</w:t>
+      </w:r>
+      <w:r>
+        <w:br/>
+      </w:r>
+      <w:r>
+        <w:rPr>
+          <w:rStyle w:val="NormalTok"/>
+        </w:rPr>
+        <w:t xml:space="preserve">inverted </w:t>
+      </w:r>
+      <w:r>
+        <w:rPr>
+          <w:rStyle w:val="OperatorTok"/>
+        </w:rPr>
+        <w:t xml:space="preserve">=</w:t>
+      </w:r>
+      <w:r>
+        <w:rPr>
+          <w:rStyle w:val="NormalTok"/>
+        </w:rPr>
+        <w:t xml:space="preserve"> {value: key </w:t>
+      </w:r>
+      <w:r>
+        <w:rPr>
+          <w:rStyle w:val="ControlFlowTok"/>
+        </w:rPr>
+        <w:t xml:space="preserve">for</w:t>
+      </w:r>
+      <w:r>
+        <w:rPr>
+          <w:rStyle w:val="NormalTok"/>
+        </w:rPr>
+        <w:t xml:space="preserve"> key, value </w:t>
+      </w:r>
+      <w:r>
+        <w:rPr>
+          <w:rStyle w:val="KeywordTok"/>
+        </w:rPr>
+        <w:t xml:space="preserve">in</w:t>
+      </w:r>
+      <w:r>
+        <w:rPr>
+          <w:rStyle w:val="NormalTok"/>
+        </w:rPr>
+        <w:t xml:space="preserve"> mapping.items()}</w:t>
       </w:r>
     </w:p>
     <w:bookmarkEnd w:id="19"/>
@@ -1664,11 +1243,11 @@
         <w:pStyle w:val="Compact"/>
         <w:numPr>
           <w:ilvl w:val="0"/>
-          <w:numId w:val="1004"/>
+          <w:numId w:val="1005"/>
         </w:numPr>
       </w:pPr>
       <w:r>
-        <w:t xml:space="preserve">The primary requirement for this function is that all values in the input</w:t>
+        <w:t xml:space="preserve">The most critical requirement for this function is that the values of the input dictionary must be unique. The function will raise a</w:t>
       </w:r>
       <w:r>
         <w:t xml:space="preserve"> </w:t>
@@ -1677,25 +1256,13 @@
         <w:rPr>
           <w:rStyle w:val="VerbatimChar"/>
         </w:rPr>
-        <w:t xml:space="preserve">mapping</w:t>
+        <w:t xml:space="preserve">ValueError</w:t>
       </w:r>
       <w:r>
         <w:t xml:space="preserve"> </w:t>
       </w:r>
       <w:r>
-        <w:t xml:space="preserve">dictionary must be unique. If they are not, the function will raise a</w:t>
-      </w:r>
-      <w:r>
-        <w:t xml:space="preserve"> </w:t>
-      </w:r>
-      <w:r>
-        <w:rPr>
-          <w:rStyle w:val="VerbatimChar"/>
-        </w:rPr>
-        <w:t xml:space="preserve">ValueError</w:t>
-      </w:r>
-      <w:r>
-        <w:t xml:space="preserve">.</w:t>
+        <w:t xml:space="preserve">if any duplicate values are found.</w:t>
       </w:r>
     </w:p>
     <w:p>
@@ -1703,54 +1270,15 @@
         <w:pStyle w:val="Compact"/>
         <w:numPr>
           <w:ilvl w:val="0"/>
-          <w:numId w:val="1004"/>
+          <w:numId w:val="1005"/>
         </w:numPr>
       </w:pPr>
       <w:r>
-        <w:t xml:space="preserve">The function is non-destructive; it does not modify the original dictionary. It returns a completely new dictionary instance.</w:t>
+        <w:t xml:space="preserve">The input dictionary is expected to have string keys and integer values, and the output will be a dictionary with integer keys and string values, as per the type hints.</w:t>
       </w:r>
     </w:p>
     <w:p>
       <w:pPr>
-        <w:pStyle w:val="Compact"/>
-        <w:numPr>
-          <w:ilvl w:val="0"/>
-          <w:numId w:val="1004"/>
-        </w:numPr>
-      </w:pPr>
-      <w:r>
-        <w:t xml:space="preserve">The key-value types are swapped. An input of</w:t>
-      </w:r>
-      <w:r>
-        <w:t xml:space="preserve"> </w:t>
-      </w:r>
-      <w:r>
-        <w:rPr>
-          <w:rStyle w:val="VerbatimChar"/>
-        </w:rPr>
-        <w:t xml:space="preserve">Dict[str, int]</w:t>
-      </w:r>
-      <w:r>
-        <w:t xml:space="preserve"> </w:t>
-      </w:r>
-      <w:r>
-        <w:t xml:space="preserve">will produce an output of</w:t>
-      </w:r>
-      <w:r>
-        <w:t xml:space="preserve"> </w:t>
-      </w:r>
-      <w:r>
-        <w:rPr>
-          <w:rStyle w:val="VerbatimChar"/>
-        </w:rPr>
-        <w:t xml:space="preserve">Dict[int, str]</w:t>
-      </w:r>
-      <w:r>
-        <w:t xml:space="preserve">.</w:t>
-      </w:r>
-    </w:p>
-    <w:p>
-      <w:pPr>
         <w:pStyle w:val="FirstParagraph"/>
       </w:pPr>
       <w:r>
@@ -1761,138 +1289,7 @@
         <w:t xml:space="preserve">Output Example</w:t>
       </w:r>
       <w:r>
-        <w:t xml:space="preserve">: A dictionary with integer keys and string values.</w:t>
-      </w:r>
-    </w:p>
-    <w:p>
-      <w:pPr>
-        <w:pStyle w:val="SourceCode"/>
-      </w:pPr>
-      <w:r>
-        <w:rPr>
-          <w:rStyle w:val="FunctionTok"/>
-        </w:rPr>
-        <w:t xml:space="preserve">{</w:t>
-      </w:r>
-      <w:r>
-        <w:br/>
-      </w:r>
-      <w:r>
-        <w:rPr>
-          <w:rStyle w:val="NormalTok"/>
-        </w:rPr>
-        <w:t xml:space="preserve">  </w:t>
-      </w:r>
-      <w:r>
-        <w:rPr>
-          <w:rStyle w:val="ErrorTok"/>
-        </w:rPr>
-        <w:t xml:space="preserve">1</w:t>
-      </w:r>
-      <w:r>
-        <w:rPr>
-          <w:rStyle w:val="FunctionTok"/>
-        </w:rPr>
-        <w:t xml:space="preserve">:</w:t>
-      </w:r>
-      <w:r>
-        <w:rPr>
-          <w:rStyle w:val="NormalTok"/>
-        </w:rPr>
-        <w:t xml:space="preserve"> </w:t>
-      </w:r>
-      <w:r>
-        <w:rPr>
-          <w:rStyle w:val="StringTok"/>
-        </w:rPr>
-        <w:t xml:space="preserve">"one"</w:t>
-      </w:r>
-      <w:r>
-        <w:rPr>
-          <w:rStyle w:val="FunctionTok"/>
-        </w:rPr>
-        <w:t xml:space="preserve">,</w:t>
-      </w:r>
-      <w:r>
-        <w:br/>
-      </w:r>
-      <w:r>
-        <w:rPr>
-          <w:rStyle w:val="NormalTok"/>
-        </w:rPr>
-        <w:t xml:space="preserve">  </w:t>
-      </w:r>
-      <w:r>
-        <w:rPr>
-          <w:rStyle w:val="ErrorTok"/>
-        </w:rPr>
-        <w:t xml:space="preserve">2</w:t>
-      </w:r>
-      <w:r>
-        <w:rPr>
-          <w:rStyle w:val="FunctionTok"/>
-        </w:rPr>
-        <w:t xml:space="preserve">:</w:t>
-      </w:r>
-      <w:r>
-        <w:rPr>
-          <w:rStyle w:val="NormalTok"/>
-        </w:rPr>
-        <w:t xml:space="preserve"> </w:t>
-      </w:r>
-      <w:r>
-        <w:rPr>
-          <w:rStyle w:val="StringTok"/>
-        </w:rPr>
-        <w:t xml:space="preserve">"two"</w:t>
-      </w:r>
-      <w:r>
-        <w:rPr>
-          <w:rStyle w:val="FunctionTok"/>
-        </w:rPr>
-        <w:t xml:space="preserve">,</w:t>
-      </w:r>
-      <w:r>
-        <w:br/>
-      </w:r>
-      <w:r>
-        <w:rPr>
-          <w:rStyle w:val="NormalTok"/>
-        </w:rPr>
-        <w:t xml:space="preserve">  </w:t>
-      </w:r>
-      <w:r>
-        <w:rPr>
-          <w:rStyle w:val="ErrorTok"/>
-        </w:rPr>
-        <w:t xml:space="preserve">3</w:t>
-      </w:r>
-      <w:r>
-        <w:rPr>
-          <w:rStyle w:val="FunctionTok"/>
-        </w:rPr>
-        <w:t xml:space="preserve">:</w:t>
-      </w:r>
-      <w:r>
-        <w:rPr>
-          <w:rStyle w:val="NormalTok"/>
-        </w:rPr>
-        <w:t xml:space="preserve"> </w:t>
-      </w:r>
-      <w:r>
-        <w:rPr>
-          <w:rStyle w:val="StringTok"/>
-        </w:rPr>
-        <w:t xml:space="preserve">"three"</w:t>
-      </w:r>
-      <w:r>
-        <w:br/>
-      </w:r>
-      <w:r>
-        <w:rPr>
-          <w:rStyle w:val="FunctionTok"/>
-        </w:rPr>
-        <w:t xml:space="preserve">}</w:t>
+        <w:t xml:space="preserve">: A new dictionary with keys and values swapped.</w:t>
       </w:r>
     </w:p>
     <w:bookmarkEnd w:id="20"/>
@@ -1922,7 +1319,7 @@
         <w:rPr>
           <w:rStyle w:val="CommentTok"/>
         </w:rPr>
-        <w:t xml:space="preserve"># Example 1: Successful inversion with a valid dictionary</w:t>
+        <w:t xml:space="preserve"># Example usage with a valid dictionary</w:t>
       </w:r>
       <w:r>
         <w:br/>
@@ -2051,277 +1448,127 @@
         <w:rPr>
           <w:rStyle w:val="NormalTok"/>
         </w:rPr>
-        <w:t xml:space="preserve">(</w:t>
-      </w:r>
-      <w:r>
-        <w:rPr>
-          <w:rStyle w:val="SpecialStringTok"/>
-        </w:rPr>
-        <w:t xml:space="preserve">f"Original: </w:t>
-      </w:r>
-      <w:r>
-        <w:rPr>
-          <w:rStyle w:val="SpecialCharTok"/>
-        </w:rPr>
-        <w:t xml:space="preserve">{</w:t>
+        <w:t xml:space="preserve">(inverted_mapping)</w:t>
+      </w:r>
+      <w:r>
+        <w:br/>
+      </w:r>
+      <w:r>
+        <w:br/>
+      </w:r>
+      <w:r>
+        <w:rPr>
+          <w:rStyle w:val="CommentTok"/>
+        </w:rPr>
+        <w:t xml:space="preserve"># Example of an invalid dictionary that will raise an error</w:t>
+      </w:r>
+      <w:r>
+        <w:br/>
+      </w:r>
+      <w:r>
+        <w:rPr>
+          <w:rStyle w:val="ControlFlowTok"/>
+        </w:rPr>
+        <w:t xml:space="preserve">try</w:t>
       </w:r>
       <w:r>
         <w:rPr>
           <w:rStyle w:val="NormalTok"/>
         </w:rPr>
-        <w:t xml:space="preserve">valid_mapping</w:t>
-      </w:r>
-      <w:r>
-        <w:rPr>
-          <w:rStyle w:val="SpecialCharTok"/>
+        <w:t xml:space="preserve">:</w:t>
+      </w:r>
+      <w:r>
+        <w:br/>
+      </w:r>
+      <w:r>
+        <w:rPr>
+          <w:rStyle w:val="NormalTok"/>
+        </w:rPr>
+        <w:t xml:space="preserve">    invalid_mapping </w:t>
+      </w:r>
+      <w:r>
+        <w:rPr>
+          <w:rStyle w:val="OperatorTok"/>
+        </w:rPr>
+        <w:t xml:space="preserve">=</w:t>
+      </w:r>
+      <w:r>
+        <w:rPr>
+          <w:rStyle w:val="NormalTok"/>
+        </w:rPr>
+        <w:t xml:space="preserve"> {</w:t>
+      </w:r>
+      <w:r>
+        <w:rPr>
+          <w:rStyle w:val="StringTok"/>
+        </w:rPr>
+        <w:t xml:space="preserve">'apple'</w:t>
+      </w:r>
+      <w:r>
+        <w:rPr>
+          <w:rStyle w:val="NormalTok"/>
+        </w:rPr>
+        <w:t xml:space="preserve">: </w:t>
+      </w:r>
+      <w:r>
+        <w:rPr>
+          <w:rStyle w:val="DecValTok"/>
+        </w:rPr>
+        <w:t xml:space="preserve">5</w:t>
+      </w:r>
+      <w:r>
+        <w:rPr>
+          <w:rStyle w:val="NormalTok"/>
+        </w:rPr>
+        <w:t xml:space="preserve">, </w:t>
+      </w:r>
+      <w:r>
+        <w:rPr>
+          <w:rStyle w:val="StringTok"/>
+        </w:rPr>
+        <w:t xml:space="preserve">'banana'</w:t>
+      </w:r>
+      <w:r>
+        <w:rPr>
+          <w:rStyle w:val="NormalTok"/>
+        </w:rPr>
+        <w:t xml:space="preserve">: </w:t>
+      </w:r>
+      <w:r>
+        <w:rPr>
+          <w:rStyle w:val="DecValTok"/>
+        </w:rPr>
+        <w:t xml:space="preserve">10</w:t>
+      </w:r>
+      <w:r>
+        <w:rPr>
+          <w:rStyle w:val="NormalTok"/>
+        </w:rPr>
+        <w:t xml:space="preserve">, </w:t>
+      </w:r>
+      <w:r>
+        <w:rPr>
+          <w:rStyle w:val="StringTok"/>
+        </w:rPr>
+        <w:t xml:space="preserve">'cherry'</w:t>
+      </w:r>
+      <w:r>
+        <w:rPr>
+          <w:rStyle w:val="NormalTok"/>
+        </w:rPr>
+        <w:t xml:space="preserve">: </w:t>
+      </w:r>
+      <w:r>
+        <w:rPr>
+          <w:rStyle w:val="DecValTok"/>
+        </w:rPr>
+        <w:t xml:space="preserve">5</w:t>
+      </w:r>
+      <w:r>
+        <w:rPr>
+          <w:rStyle w:val="NormalTok"/>
         </w:rPr>
         <w:t xml:space="preserve">}</w:t>
-      </w:r>
-      <w:r>
-        <w:rPr>
-          <w:rStyle w:val="SpecialStringTok"/>
-        </w:rPr>
-        <w:t xml:space="preserve">"</w:t>
-      </w:r>
-      <w:r>
-        <w:rPr>
-          <w:rStyle w:val="NormalTok"/>
-        </w:rPr>
-        <w:t xml:space="preserve">)</w:t>
-      </w:r>
-      <w:r>
-        <w:br/>
-      </w:r>
-      <w:r>
-        <w:rPr>
-          <w:rStyle w:val="BuiltInTok"/>
-        </w:rPr>
-        <w:t xml:space="preserve">print</w:t>
-      </w:r>
-      <w:r>
-        <w:rPr>
-          <w:rStyle w:val="NormalTok"/>
-        </w:rPr>
-        <w:t xml:space="preserve">(</w:t>
-      </w:r>
-      <w:r>
-        <w:rPr>
-          <w:rStyle w:val="SpecialStringTok"/>
-        </w:rPr>
-        <w:t xml:space="preserve">f"Inverted: </w:t>
-      </w:r>
-      <w:r>
-        <w:rPr>
-          <w:rStyle w:val="SpecialCharTok"/>
-        </w:rPr>
-        <w:t xml:space="preserve">{</w:t>
-      </w:r>
-      <w:r>
-        <w:rPr>
-          <w:rStyle w:val="NormalTok"/>
-        </w:rPr>
-        <w:t xml:space="preserve">inverted_mapping</w:t>
-      </w:r>
-      <w:r>
-        <w:rPr>
-          <w:rStyle w:val="SpecialCharTok"/>
-        </w:rPr>
-        <w:t xml:space="preserve">}</w:t>
-      </w:r>
-      <w:r>
-        <w:rPr>
-          <w:rStyle w:val="SpecialStringTok"/>
-        </w:rPr>
-        <w:t xml:space="preserve">"</w:t>
-      </w:r>
-      <w:r>
-        <w:rPr>
-          <w:rStyle w:val="NormalTok"/>
-        </w:rPr>
-        <w:t xml:space="preserve">)</w:t>
-      </w:r>
-      <w:r>
-        <w:br/>
-      </w:r>
-      <w:r>
-        <w:br/>
-      </w:r>
-      <w:r>
-        <w:rPr>
-          <w:rStyle w:val="CommentTok"/>
-        </w:rPr>
-        <w:t xml:space="preserve"># Example 2: Attempting to invert a dictionary with duplicate values</w:t>
-      </w:r>
-      <w:r>
-        <w:br/>
-      </w:r>
-      <w:r>
-        <w:rPr>
-          <w:rStyle w:val="NormalTok"/>
-        </w:rPr>
-        <w:t xml:space="preserve">invalid_mapping </w:t>
-      </w:r>
-      <w:r>
-        <w:rPr>
-          <w:rStyle w:val="OperatorTok"/>
-        </w:rPr>
-        <w:t xml:space="preserve">=</w:t>
-      </w:r>
-      <w:r>
-        <w:rPr>
-          <w:rStyle w:val="NormalTok"/>
-        </w:rPr>
-        <w:t xml:space="preserve"> {</w:t>
-      </w:r>
-      <w:r>
-        <w:rPr>
-          <w:rStyle w:val="StringTok"/>
-        </w:rPr>
-        <w:t xml:space="preserve">'alpha'</w:t>
-      </w:r>
-      <w:r>
-        <w:rPr>
-          <w:rStyle w:val="NormalTok"/>
-        </w:rPr>
-        <w:t xml:space="preserve">: </w:t>
-      </w:r>
-      <w:r>
-        <w:rPr>
-          <w:rStyle w:val="DecValTok"/>
-        </w:rPr>
-        <w:t xml:space="preserve">1</w:t>
-      </w:r>
-      <w:r>
-        <w:rPr>
-          <w:rStyle w:val="NormalTok"/>
-        </w:rPr>
-        <w:t xml:space="preserve">, </w:t>
-      </w:r>
-      <w:r>
-        <w:rPr>
-          <w:rStyle w:val="StringTok"/>
-        </w:rPr>
-        <w:t xml:space="preserve">'beta'</w:t>
-      </w:r>
-      <w:r>
-        <w:rPr>
-          <w:rStyle w:val="NormalTok"/>
-        </w:rPr>
-        <w:t xml:space="preserve">: </w:t>
-      </w:r>
-      <w:r>
-        <w:rPr>
-          <w:rStyle w:val="DecValTok"/>
-        </w:rPr>
-        <w:t xml:space="preserve">2</w:t>
-      </w:r>
-      <w:r>
-        <w:rPr>
-          <w:rStyle w:val="NormalTok"/>
-        </w:rPr>
-        <w:t xml:space="preserve">, </w:t>
-      </w:r>
-      <w:r>
-        <w:rPr>
-          <w:rStyle w:val="StringTok"/>
-        </w:rPr>
-        <w:t xml:space="preserve">'gamma'</w:t>
-      </w:r>
-      <w:r>
-        <w:rPr>
-          <w:rStyle w:val="NormalTok"/>
-        </w:rPr>
-        <w:t xml:space="preserve">: </w:t>
-      </w:r>
-      <w:r>
-        <w:rPr>
-          <w:rStyle w:val="DecValTok"/>
-        </w:rPr>
-        <w:t xml:space="preserve">1</w:t>
-      </w:r>
-      <w:r>
-        <w:rPr>
-          <w:rStyle w:val="NormalTok"/>
-        </w:rPr>
-        <w:t xml:space="preserve">}</w:t>
-      </w:r>
-      <w:r>
-        <w:br/>
-      </w:r>
-      <w:r>
-        <w:rPr>
-          <w:rStyle w:val="BuiltInTok"/>
-        </w:rPr>
-        <w:t xml:space="preserve">print</w:t>
-      </w:r>
-      <w:r>
-        <w:rPr>
-          <w:rStyle w:val="NormalTok"/>
-        </w:rPr>
-        <w:t xml:space="preserve">(</w:t>
-      </w:r>
-      <w:r>
-        <w:rPr>
-          <w:rStyle w:val="SpecialStringTok"/>
-        </w:rPr>
-        <w:t xml:space="preserve">f"</w:t>
-      </w:r>
-      <w:r>
-        <w:rPr>
-          <w:rStyle w:val="CharTok"/>
-        </w:rPr>
-        <w:t xml:space="preserve">\n</w:t>
-      </w:r>
-      <w:r>
-        <w:rPr>
-          <w:rStyle w:val="SpecialStringTok"/>
-        </w:rPr>
-        <w:t xml:space="preserve">Attempting to invert: </w:t>
-      </w:r>
-      <w:r>
-        <w:rPr>
-          <w:rStyle w:val="SpecialCharTok"/>
-        </w:rPr>
-        <w:t xml:space="preserve">{</w:t>
-      </w:r>
-      <w:r>
-        <w:rPr>
-          <w:rStyle w:val="NormalTok"/>
-        </w:rPr>
-        <w:t xml:space="preserve">invalid_mapping</w:t>
-      </w:r>
-      <w:r>
-        <w:rPr>
-          <w:rStyle w:val="SpecialCharTok"/>
-        </w:rPr>
-        <w:t xml:space="preserve">}</w:t>
-      </w:r>
-      <w:r>
-        <w:rPr>
-          <w:rStyle w:val="SpecialStringTok"/>
-        </w:rPr>
-        <w:t xml:space="preserve">"</w:t>
-      </w:r>
-      <w:r>
-        <w:rPr>
-          <w:rStyle w:val="NormalTok"/>
-        </w:rPr>
-        <w:t xml:space="preserve">)</w:t>
-      </w:r>
-      <w:r>
-        <w:br/>
-      </w:r>
-      <w:r>
-        <w:rPr>
-          <w:rStyle w:val="ControlFlowTok"/>
-        </w:rPr>
-        <w:t xml:space="preserve">try</w:t>
-      </w:r>
-      <w:r>
-        <w:rPr>
-          <w:rStyle w:val="NormalTok"/>
-        </w:rPr>
-        <w:t xml:space="preserve">:</w:t>
       </w:r>
       <w:r>
         <w:br/>
@@ -2449,28 +1696,7 @@
         <w:rPr>
           <w:rStyle w:val="VerbatimChar"/>
         </w:rPr>
-        <w:t xml:space="preserve">Original: {'user_one': 101, 'user_two': 102, 'user_three': 103}</w:t>
-      </w:r>
-      <w:r>
-        <w:br/>
-      </w:r>
-      <w:r>
-        <w:rPr>
-          <w:rStyle w:val="VerbatimChar"/>
-        </w:rPr>
-        <w:t xml:space="preserve">Inverted: {101: 'user_one', 102: 'user_two', 103: 'user_three'}</w:t>
-      </w:r>
-      <w:r>
-        <w:br/>
-      </w:r>
-      <w:r>
-        <w:br/>
-      </w:r>
-      <w:r>
-        <w:rPr>
-          <w:rStyle w:val="VerbatimChar"/>
-        </w:rPr>
-        <w:t xml:space="preserve">Attempting to invert: {'alpha': 1, 'beta': 2, 'gamma': 1}</w:t>
+        <w:t xml:space="preserve">{101: 'user_one', 102: 'user_two', 103: 'user_three'}</w:t>
       </w:r>
       <w:r>
         <w:br/>
@@ -2566,7 +1792,7 @@
         <w:t xml:space="preserve"> </w:t>
       </w:r>
       <w:r>
-        <w:t xml:space="preserve">function checks if a given string is a palindrome, ignoring letter casing and whitespace.</w:t>
+        <w:t xml:space="preserve">function checks if a given string is a palindrome, meaning it reads the same forwards and backwards, after ignoring character casing and spaces.</w:t>
       </w:r>
     </w:p>
     <w:bookmarkEnd w:id="24"/>
@@ -2586,433 +1812,6 @@
       </w:r>
       <w:r>
         <w:t xml:space="preserve">parameters</w:t>
-      </w:r>
-    </w:p>
-    <w:p>
-      <w:pPr>
-        <w:pStyle w:val="Compact"/>
-        <w:numPr>
-          <w:ilvl w:val="0"/>
-          <w:numId w:val="1005"/>
-        </w:numPr>
-      </w:pPr>
-      <w:r>
-        <w:rPr>
-          <w:rStyle w:val="VerbatimChar"/>
-        </w:rPr>
-        <w:t xml:space="preserve">text</w:t>
-      </w:r>
-      <w:r>
-        <w:t xml:space="preserve"> </w:t>
-      </w:r>
-      <w:r>
-        <w:t xml:space="preserve">(str): The string to be evaluated.</w:t>
-      </w:r>
-    </w:p>
-    <w:bookmarkEnd w:id="25"/>
-    <w:bookmarkStart w:id="26" w:name="description-2"/>
-    <w:p>
-      <w:pPr>
-        <w:pStyle w:val="Heading2"/>
-      </w:pPr>
-      <w:r>
-        <w:rPr>
-          <w:rStyle w:val="SectionNumber"/>
-        </w:rPr>
-        <w:t xml:space="preserve">3.3</w:t>
-      </w:r>
-      <w:r>
-        <w:tab/>
-      </w:r>
-      <w:r>
-        <w:t xml:space="preserve">Description</w:t>
-      </w:r>
-    </w:p>
-    <w:p>
-      <w:pPr>
-        <w:pStyle w:val="FirstParagraph"/>
-      </w:pPr>
-      <w:r>
-        <w:t xml:space="preserve">This function determines if a string reads the same forwards and backwards by first normalizing the input</w:t>
-      </w:r>
-      <w:r>
-        <w:t xml:space="preserve"> </w:t>
-      </w:r>
-      <w:r>
-        <w:rPr>
-          <w:rStyle w:val="VerbatimChar"/>
-        </w:rPr>
-        <w:t xml:space="preserve">text</w:t>
-      </w:r>
-      <w:r>
-        <w:t xml:space="preserve">.</w:t>
-      </w:r>
-    </w:p>
-    <w:p>
-      <w:pPr>
-        <w:pStyle w:val="BodyText"/>
-      </w:pPr>
-      <w:r>
-        <w:t xml:space="preserve">The normalization process involves creating a new string,</w:t>
-      </w:r>
-      <w:r>
-        <w:t xml:space="preserve"> </w:t>
-      </w:r>
-      <w:r>
-        <w:rPr>
-          <w:rStyle w:val="VerbatimChar"/>
-        </w:rPr>
-        <w:t xml:space="preserve">normalized</w:t>
-      </w:r>
-      <w:r>
-        <w:t xml:space="preserve">, by iterating through each character (</w:t>
-      </w:r>
-      <w:r>
-        <w:rPr>
-          <w:rStyle w:val="VerbatimChar"/>
-        </w:rPr>
-        <w:t xml:space="preserve">ch</w:t>
-      </w:r>
-      <w:r>
-        <w:t xml:space="preserve">) of the input</w:t>
-      </w:r>
-      <w:r>
-        <w:t xml:space="preserve"> </w:t>
-      </w:r>
-      <w:r>
-        <w:rPr>
-          <w:rStyle w:val="VerbatimChar"/>
-        </w:rPr>
-        <w:t xml:space="preserve">text</w:t>
-      </w:r>
-      <w:r>
-        <w:t xml:space="preserve">. For each character, it is converted to lowercase using</w:t>
-      </w:r>
-      <w:r>
-        <w:t xml:space="preserve"> </w:t>
-      </w:r>
-      <w:r>
-        <w:rPr>
-          <w:rStyle w:val="VerbatimChar"/>
-        </w:rPr>
-        <w:t xml:space="preserve">ch.lower()</w:t>
-      </w:r>
-      <w:r>
-        <w:t xml:space="preserve">, and any character that is a whitespace (checked with</w:t>
-      </w:r>
-      <w:r>
-        <w:t xml:space="preserve"> </w:t>
-      </w:r>
-      <w:r>
-        <w:rPr>
-          <w:rStyle w:val="VerbatimChar"/>
-        </w:rPr>
-        <w:t xml:space="preserve">ch.isspace()</w:t>
-      </w:r>
-      <w:r>
-        <w:t xml:space="preserve">) is excluded. The resulting filtered and lowercased characters are joined together into the</w:t>
-      </w:r>
-      <w:r>
-        <w:t xml:space="preserve"> </w:t>
-      </w:r>
-      <w:r>
-        <w:rPr>
-          <w:rStyle w:val="VerbatimChar"/>
-        </w:rPr>
-        <w:t xml:space="preserve">normalized</w:t>
-      </w:r>
-      <w:r>
-        <w:t xml:space="preserve"> </w:t>
-      </w:r>
-      <w:r>
-        <w:t xml:space="preserve">string.</w:t>
-      </w:r>
-    </w:p>
-    <w:p>
-      <w:pPr>
-        <w:pStyle w:val="BodyText"/>
-      </w:pPr>
-      <w:r>
-        <w:t xml:space="preserve">Finally, the function compares the</w:t>
-      </w:r>
-      <w:r>
-        <w:t xml:space="preserve"> </w:t>
-      </w:r>
-      <w:r>
-        <w:rPr>
-          <w:rStyle w:val="VerbatimChar"/>
-        </w:rPr>
-        <w:t xml:space="preserve">normalized</w:t>
-      </w:r>
-      <w:r>
-        <w:t xml:space="preserve"> </w:t>
-      </w:r>
-      <w:r>
-        <w:t xml:space="preserve">string to its reverse. The reversal is achieved using Python’s slice notation</w:t>
-      </w:r>
-      <w:r>
-        <w:t xml:space="preserve"> </w:t>
-      </w:r>
-      <w:r>
-        <w:rPr>
-          <w:rStyle w:val="VerbatimChar"/>
-        </w:rPr>
-        <w:t xml:space="preserve">normalized[::-1]</w:t>
-      </w:r>
-      <w:r>
-        <w:t xml:space="preserve">. If the</w:t>
-      </w:r>
-      <w:r>
-        <w:t xml:space="preserve"> </w:t>
-      </w:r>
-      <w:r>
-        <w:rPr>
-          <w:rStyle w:val="VerbatimChar"/>
-        </w:rPr>
-        <w:t xml:space="preserve">normalized</w:t>
-      </w:r>
-      <w:r>
-        <w:t xml:space="preserve"> </w:t>
-      </w:r>
-      <w:r>
-        <w:t xml:space="preserve">string is identical to its reversed version, the function returns</w:t>
-      </w:r>
-      <w:r>
-        <w:t xml:space="preserve"> </w:t>
-      </w:r>
-      <w:r>
-        <w:rPr>
-          <w:rStyle w:val="VerbatimChar"/>
-        </w:rPr>
-        <w:t xml:space="preserve">True</w:t>
-      </w:r>
-      <w:r>
-        <w:t xml:space="preserve">; otherwise, it returns</w:t>
-      </w:r>
-      <w:r>
-        <w:t xml:space="preserve"> </w:t>
-      </w:r>
-      <w:r>
-        <w:rPr>
-          <w:rStyle w:val="VerbatimChar"/>
-        </w:rPr>
-        <w:t xml:space="preserve">False</w:t>
-      </w:r>
-      <w:r>
-        <w:t xml:space="preserve">.</w:t>
-      </w:r>
-    </w:p>
-    <w:p>
-      <w:pPr>
-        <w:pStyle w:val="SourceCode"/>
-      </w:pPr>
-      <w:r>
-        <w:rPr>
-          <w:rStyle w:val="CommentTok"/>
-        </w:rPr>
-        <w:t xml:space="preserve"># Internal logic for normalization</w:t>
-      </w:r>
-      <w:r>
-        <w:br/>
-      </w:r>
-      <w:r>
-        <w:rPr>
-          <w:rStyle w:val="NormalTok"/>
-        </w:rPr>
-        <w:t xml:space="preserve">text </w:t>
-      </w:r>
-      <w:r>
-        <w:rPr>
-          <w:rStyle w:val="OperatorTok"/>
-        </w:rPr>
-        <w:t xml:space="preserve">=</w:t>
-      </w:r>
-      <w:r>
-        <w:rPr>
-          <w:rStyle w:val="NormalTok"/>
-        </w:rPr>
-        <w:t xml:space="preserve"> </w:t>
-      </w:r>
-      <w:r>
-        <w:rPr>
-          <w:rStyle w:val="StringTok"/>
-        </w:rPr>
-        <w:t xml:space="preserve">"Taco Cat"</w:t>
-      </w:r>
-      <w:r>
-        <w:br/>
-      </w:r>
-      <w:r>
-        <w:rPr>
-          <w:rStyle w:val="NormalTok"/>
-        </w:rPr>
-        <w:t xml:space="preserve">normalized </w:t>
-      </w:r>
-      <w:r>
-        <w:rPr>
-          <w:rStyle w:val="OperatorTok"/>
-        </w:rPr>
-        <w:t xml:space="preserve">=</w:t>
-      </w:r>
-      <w:r>
-        <w:rPr>
-          <w:rStyle w:val="NormalTok"/>
-        </w:rPr>
-        <w:t xml:space="preserve"> </w:t>
-      </w:r>
-      <w:r>
-        <w:rPr>
-          <w:rStyle w:val="StringTok"/>
-        </w:rPr>
-        <w:t xml:space="preserve">''</w:t>
-      </w:r>
-      <w:r>
-        <w:rPr>
-          <w:rStyle w:val="NormalTok"/>
-        </w:rPr>
-        <w:t xml:space="preserve">.join(ch.lower() </w:t>
-      </w:r>
-      <w:r>
-        <w:rPr>
-          <w:rStyle w:val="ControlFlowTok"/>
-        </w:rPr>
-        <w:t xml:space="preserve">for</w:t>
-      </w:r>
-      <w:r>
-        <w:rPr>
-          <w:rStyle w:val="NormalTok"/>
-        </w:rPr>
-        <w:t xml:space="preserve"> ch </w:t>
-      </w:r>
-      <w:r>
-        <w:rPr>
-          <w:rStyle w:val="KeywordTok"/>
-        </w:rPr>
-        <w:t xml:space="preserve">in</w:t>
-      </w:r>
-      <w:r>
-        <w:rPr>
-          <w:rStyle w:val="NormalTok"/>
-        </w:rPr>
-        <w:t xml:space="preserve"> text </w:t>
-      </w:r>
-      <w:r>
-        <w:rPr>
-          <w:rStyle w:val="ControlFlowTok"/>
-        </w:rPr>
-        <w:t xml:space="preserve">if</w:t>
-      </w:r>
-      <w:r>
-        <w:rPr>
-          <w:rStyle w:val="NormalTok"/>
-        </w:rPr>
-        <w:t xml:space="preserve"> </w:t>
-      </w:r>
-      <w:r>
-        <w:rPr>
-          <w:rStyle w:val="KeywordTok"/>
-        </w:rPr>
-        <w:t xml:space="preserve">not</w:t>
-      </w:r>
-      <w:r>
-        <w:rPr>
-          <w:rStyle w:val="NormalTok"/>
-        </w:rPr>
-        <w:t xml:space="preserve"> ch.isspace())</w:t>
-      </w:r>
-      <w:r>
-        <w:br/>
-      </w:r>
-      <w:r>
-        <w:rPr>
-          <w:rStyle w:val="CommentTok"/>
-        </w:rPr>
-        <w:t xml:space="preserve"># normalized becomes "tacocat"</w:t>
-      </w:r>
-      <w:r>
-        <w:br/>
-      </w:r>
-      <w:r>
-        <w:br/>
-      </w:r>
-      <w:r>
-        <w:rPr>
-          <w:rStyle w:val="CommentTok"/>
-        </w:rPr>
-        <w:t xml:space="preserve"># Internal logic for comparison</w:t>
-      </w:r>
-      <w:r>
-        <w:br/>
-      </w:r>
-      <w:r>
-        <w:rPr>
-          <w:rStyle w:val="CommentTok"/>
-        </w:rPr>
-        <w:t xml:space="preserve"># "tacocat" == "tacocat"[::-1] -&gt; "tacocat" == "tacocat" -&gt; True</w:t>
-      </w:r>
-      <w:r>
-        <w:br/>
-      </w:r>
-      <w:r>
-        <w:rPr>
-          <w:rStyle w:val="ControlFlowTok"/>
-        </w:rPr>
-        <w:t xml:space="preserve">return</w:t>
-      </w:r>
-      <w:r>
-        <w:rPr>
-          <w:rStyle w:val="NormalTok"/>
-        </w:rPr>
-        <w:t xml:space="preserve"> normalized </w:t>
-      </w:r>
-      <w:r>
-        <w:rPr>
-          <w:rStyle w:val="OperatorTok"/>
-        </w:rPr>
-        <w:t xml:space="preserve">==</w:t>
-      </w:r>
-      <w:r>
-        <w:rPr>
-          <w:rStyle w:val="NormalTok"/>
-        </w:rPr>
-        <w:t xml:space="preserve"> normalized[::</w:t>
-      </w:r>
-      <w:r>
-        <w:rPr>
-          <w:rStyle w:val="OperatorTok"/>
-        </w:rPr>
-        <w:t xml:space="preserve">-</w:t>
-      </w:r>
-      <w:r>
-        <w:rPr>
-          <w:rStyle w:val="DecValTok"/>
-        </w:rPr>
-        <w:t xml:space="preserve">1</w:t>
-      </w:r>
-      <w:r>
-        <w:rPr>
-          <w:rStyle w:val="NormalTok"/>
-        </w:rPr>
-        <w:t xml:space="preserve">]</w:t>
-      </w:r>
-    </w:p>
-    <w:bookmarkEnd w:id="26"/>
-    <w:bookmarkStart w:id="27" w:name="usage-notes-2"/>
-    <w:p>
-      <w:pPr>
-        <w:pStyle w:val="Heading2"/>
-      </w:pPr>
-      <w:r>
-        <w:rPr>
-          <w:rStyle w:val="SectionNumber"/>
-        </w:rPr>
-        <w:t xml:space="preserve">3.4</w:t>
-      </w:r>
-      <w:r>
-        <w:tab/>
-      </w:r>
-      <w:r>
-        <w:t xml:space="preserve">Usage Notes</w:t>
       </w:r>
     </w:p>
     <w:p>
@@ -3024,31 +1823,386 @@
         </w:numPr>
       </w:pPr>
       <w:r>
-        <w:t xml:space="preserve">The comparison is case-insensitive. For example,</w:t>
+        <w:rPr>
+          <w:rStyle w:val="VerbatimChar"/>
+          <w:b/>
+          <w:bCs/>
+        </w:rPr>
+        <w:t xml:space="preserve">text</w:t>
       </w:r>
       <w:r>
         <w:t xml:space="preserve"> </w:t>
       </w:r>
       <w:r>
-        <w:t xml:space="preserve">“Madam”</w:t>
+        <w:t xml:space="preserve">(</w:t>
+      </w:r>
+      <w:r>
+        <w:rPr>
+          <w:rStyle w:val="VerbatimChar"/>
+        </w:rPr>
+        <w:t xml:space="preserve">str</w:t>
+      </w:r>
+      <w:r>
+        <w:t xml:space="preserve">): The string that will be checked to determine if it is a palindrome.</w:t>
+      </w:r>
+    </w:p>
+    <w:bookmarkEnd w:id="25"/>
+    <w:bookmarkStart w:id="26" w:name="description-2"/>
+    <w:p>
+      <w:pPr>
+        <w:pStyle w:val="Heading2"/>
+      </w:pPr>
+      <w:r>
+        <w:rPr>
+          <w:rStyle w:val="SectionNumber"/>
+        </w:rPr>
+        <w:t xml:space="preserve">3.3</w:t>
+      </w:r>
+      <w:r>
+        <w:tab/>
+      </w:r>
+      <w:r>
+        <w:t xml:space="preserve">Description</w:t>
+      </w:r>
+    </w:p>
+    <w:p>
+      <w:pPr>
+        <w:pStyle w:val="FirstParagraph"/>
+      </w:pPr>
+      <w:r>
+        <w:t xml:space="preserve">This function determines if a string is a palindrome through a two-step process: normalization and comparison.</w:t>
+      </w:r>
+    </w:p>
+    <w:p>
+      <w:pPr>
+        <w:pStyle w:val="BodyText"/>
+      </w:pPr>
+      <w:r>
+        <w:t xml:space="preserve">First, the function normalizes the input</w:t>
       </w:r>
       <w:r>
         <w:t xml:space="preserve"> </w:t>
       </w:r>
       <w:r>
-        <w:t xml:space="preserve">and</w:t>
+        <w:rPr>
+          <w:rStyle w:val="VerbatimChar"/>
+        </w:rPr>
+        <w:t xml:space="preserve">text</w:t>
+      </w:r>
+      <w:r>
+        <w:t xml:space="preserve">. It iterates through each character of the string. For each character, it discards any whitespace (like spaces, tabs, or newlines) using</w:t>
       </w:r>
       <w:r>
         <w:t xml:space="preserve"> </w:t>
       </w:r>
       <w:r>
-        <w:t xml:space="preserve">“madam”</w:t>
+        <w:rPr>
+          <w:rStyle w:val="VerbatimChar"/>
+        </w:rPr>
+        <w:t xml:space="preserve">ch.isspace()</w:t>
       </w:r>
       <w:r>
         <w:t xml:space="preserve"> </w:t>
       </w:r>
       <w:r>
-        <w:t xml:space="preserve">are treated identically.</w:t>
+        <w:t xml:space="preserve">and converts the remaining characters to lowercase using</w:t>
+      </w:r>
+      <w:r>
+        <w:t xml:space="preserve"> </w:t>
+      </w:r>
+      <w:r>
+        <w:rPr>
+          <w:rStyle w:val="VerbatimChar"/>
+        </w:rPr>
+        <w:t xml:space="preserve">ch.lower()</w:t>
+      </w:r>
+      <w:r>
+        <w:t xml:space="preserve">. These processed characters are then joined together to form a new, clean string stored in the</w:t>
+      </w:r>
+      <w:r>
+        <w:t xml:space="preserve"> </w:t>
+      </w:r>
+      <w:r>
+        <w:rPr>
+          <w:rStyle w:val="VerbatimChar"/>
+        </w:rPr>
+        <w:t xml:space="preserve">normalized</w:t>
+      </w:r>
+      <w:r>
+        <w:t xml:space="preserve"> </w:t>
+      </w:r>
+      <w:r>
+        <w:t xml:space="preserve">variable.</w:t>
+      </w:r>
+    </w:p>
+    <w:p>
+      <w:pPr>
+        <w:pStyle w:val="BodyText"/>
+      </w:pPr>
+      <w:r>
+        <w:t xml:space="preserve">For example, an input of</w:t>
+      </w:r>
+      <w:r>
+        <w:t xml:space="preserve"> </w:t>
+      </w:r>
+      <w:r>
+        <w:rPr>
+          <w:rStyle w:val="VerbatimChar"/>
+        </w:rPr>
+        <w:t xml:space="preserve">"Taco Cat"</w:t>
+      </w:r>
+      <w:r>
+        <w:t xml:space="preserve"> </w:t>
+      </w:r>
+      <w:r>
+        <w:t xml:space="preserve">would be transformed into</w:t>
+      </w:r>
+      <w:r>
+        <w:t xml:space="preserve"> </w:t>
+      </w:r>
+      <w:r>
+        <w:rPr>
+          <w:rStyle w:val="VerbatimChar"/>
+        </w:rPr>
+        <w:t xml:space="preserve">"tacocat"</w:t>
+      </w:r>
+      <w:r>
+        <w:t xml:space="preserve">.</w:t>
+      </w:r>
+    </w:p>
+    <w:p>
+      <w:pPr>
+        <w:pStyle w:val="SourceCode"/>
+      </w:pPr>
+      <w:r>
+        <w:rPr>
+          <w:rStyle w:val="NormalTok"/>
+        </w:rPr>
+        <w:t xml:space="preserve">normalized </w:t>
+      </w:r>
+      <w:r>
+        <w:rPr>
+          <w:rStyle w:val="OperatorTok"/>
+        </w:rPr>
+        <w:t xml:space="preserve">=</w:t>
+      </w:r>
+      <w:r>
+        <w:rPr>
+          <w:rStyle w:val="NormalTok"/>
+        </w:rPr>
+        <w:t xml:space="preserve"> </w:t>
+      </w:r>
+      <w:r>
+        <w:rPr>
+          <w:rStyle w:val="StringTok"/>
+        </w:rPr>
+        <w:t xml:space="preserve">''</w:t>
+      </w:r>
+      <w:r>
+        <w:rPr>
+          <w:rStyle w:val="NormalTok"/>
+        </w:rPr>
+        <w:t xml:space="preserve">.join(ch.lower() </w:t>
+      </w:r>
+      <w:r>
+        <w:rPr>
+          <w:rStyle w:val="ControlFlowTok"/>
+        </w:rPr>
+        <w:t xml:space="preserve">for</w:t>
+      </w:r>
+      <w:r>
+        <w:rPr>
+          <w:rStyle w:val="NormalTok"/>
+        </w:rPr>
+        <w:t xml:space="preserve"> ch </w:t>
+      </w:r>
+      <w:r>
+        <w:rPr>
+          <w:rStyle w:val="KeywordTok"/>
+        </w:rPr>
+        <w:t xml:space="preserve">in</w:t>
+      </w:r>
+      <w:r>
+        <w:rPr>
+          <w:rStyle w:val="NormalTok"/>
+        </w:rPr>
+        <w:t xml:space="preserve"> text </w:t>
+      </w:r>
+      <w:r>
+        <w:rPr>
+          <w:rStyle w:val="ControlFlowTok"/>
+        </w:rPr>
+        <w:t xml:space="preserve">if</w:t>
+      </w:r>
+      <w:r>
+        <w:rPr>
+          <w:rStyle w:val="NormalTok"/>
+        </w:rPr>
+        <w:t xml:space="preserve"> </w:t>
+      </w:r>
+      <w:r>
+        <w:rPr>
+          <w:rStyle w:val="KeywordTok"/>
+        </w:rPr>
+        <w:t xml:space="preserve">not</w:t>
+      </w:r>
+      <w:r>
+        <w:rPr>
+          <w:rStyle w:val="NormalTok"/>
+        </w:rPr>
+        <w:t xml:space="preserve"> ch.isspace())</w:t>
+      </w:r>
+    </w:p>
+    <w:p>
+      <w:pPr>
+        <w:pStyle w:val="FirstParagraph"/>
+      </w:pPr>
+      <w:r>
+        <w:t xml:space="preserve">Second, the function compares the</w:t>
+      </w:r>
+      <w:r>
+        <w:t xml:space="preserve"> </w:t>
+      </w:r>
+      <w:r>
+        <w:rPr>
+          <w:rStyle w:val="VerbatimChar"/>
+        </w:rPr>
+        <w:t xml:space="preserve">normalized</w:t>
+      </w:r>
+      <w:r>
+        <w:t xml:space="preserve"> </w:t>
+      </w:r>
+      <w:r>
+        <w:t xml:space="preserve">string with its reverse. The reversal is achieved using Python’s slice notation</w:t>
+      </w:r>
+      <w:r>
+        <w:t xml:space="preserve"> </w:t>
+      </w:r>
+      <w:r>
+        <w:rPr>
+          <w:rStyle w:val="VerbatimChar"/>
+        </w:rPr>
+        <w:t xml:space="preserve">[::-1]</w:t>
+      </w:r>
+      <w:r>
+        <w:t xml:space="preserve">. If the</w:t>
+      </w:r>
+      <w:r>
+        <w:t xml:space="preserve"> </w:t>
+      </w:r>
+      <w:r>
+        <w:rPr>
+          <w:rStyle w:val="VerbatimChar"/>
+        </w:rPr>
+        <w:t xml:space="preserve">normalized</w:t>
+      </w:r>
+      <w:r>
+        <w:t xml:space="preserve"> </w:t>
+      </w:r>
+      <w:r>
+        <w:t xml:space="preserve">string is identical to</w:t>
+      </w:r>
+      <w:r>
+        <w:t xml:space="preserve"> </w:t>
+      </w:r>
+      <w:r>
+        <w:rPr>
+          <w:rStyle w:val="VerbatimChar"/>
+        </w:rPr>
+        <w:t xml:space="preserve">normalized[::-1]</w:t>
+      </w:r>
+      <w:r>
+        <w:t xml:space="preserve">, the expression evaluates to</w:t>
+      </w:r>
+      <w:r>
+        <w:t xml:space="preserve"> </w:t>
+      </w:r>
+      <w:r>
+        <w:rPr>
+          <w:rStyle w:val="VerbatimChar"/>
+        </w:rPr>
+        <w:t xml:space="preserve">True</w:t>
+      </w:r>
+      <w:r>
+        <w:t xml:space="preserve">, indicating the original text is a palindrome. Otherwise, it evaluates to</w:t>
+      </w:r>
+      <w:r>
+        <w:t xml:space="preserve"> </w:t>
+      </w:r>
+      <w:r>
+        <w:rPr>
+          <w:rStyle w:val="VerbatimChar"/>
+        </w:rPr>
+        <w:t xml:space="preserve">False</w:t>
+      </w:r>
+      <w:r>
+        <w:t xml:space="preserve">. This boolean result is then returned.</w:t>
+      </w:r>
+    </w:p>
+    <w:p>
+      <w:pPr>
+        <w:pStyle w:val="SourceCode"/>
+      </w:pPr>
+      <w:r>
+        <w:rPr>
+          <w:rStyle w:val="ControlFlowTok"/>
+        </w:rPr>
+        <w:t xml:space="preserve">return</w:t>
+      </w:r>
+      <w:r>
+        <w:rPr>
+          <w:rStyle w:val="NormalTok"/>
+        </w:rPr>
+        <w:t xml:space="preserve"> normalized </w:t>
+      </w:r>
+      <w:r>
+        <w:rPr>
+          <w:rStyle w:val="OperatorTok"/>
+        </w:rPr>
+        <w:t xml:space="preserve">==</w:t>
+      </w:r>
+      <w:r>
+        <w:rPr>
+          <w:rStyle w:val="NormalTok"/>
+        </w:rPr>
+        <w:t xml:space="preserve"> normalized[::</w:t>
+      </w:r>
+      <w:r>
+        <w:rPr>
+          <w:rStyle w:val="OperatorTok"/>
+        </w:rPr>
+        <w:t xml:space="preserve">-</w:t>
+      </w:r>
+      <w:r>
+        <w:rPr>
+          <w:rStyle w:val="DecValTok"/>
+        </w:rPr>
+        <w:t xml:space="preserve">1</w:t>
+      </w:r>
+      <w:r>
+        <w:rPr>
+          <w:rStyle w:val="NormalTok"/>
+        </w:rPr>
+        <w:t xml:space="preserve">]</w:t>
+      </w:r>
+    </w:p>
+    <w:bookmarkEnd w:id="26"/>
+    <w:bookmarkStart w:id="27" w:name="usage-notes-2"/>
+    <w:p>
+      <w:pPr>
+        <w:pStyle w:val="Heading2"/>
+      </w:pPr>
+      <w:r>
+        <w:rPr>
+          <w:rStyle w:val="SectionNumber"/>
+        </w:rPr>
+        <w:t xml:space="preserve">3.4</w:t>
+      </w:r>
+      <w:r>
+        <w:tab/>
+      </w:r>
+      <w:r>
+        <w:t xml:space="preserve">Usage Notes</w:t>
       </w:r>
     </w:p>
     <w:p>
@@ -3056,29 +2210,57 @@
         <w:pStyle w:val="Compact"/>
         <w:numPr>
           <w:ilvl w:val="0"/>
-          <w:numId w:val="1006"/>
+          <w:numId w:val="1007"/>
         </w:numPr>
       </w:pPr>
       <w:r>
-        <w:t xml:space="preserve">All whitespace characters (spaces, tabs, newlines) are removed before the check. For example,</w:t>
+        <w:rPr>
+          <w:b/>
+          <w:bCs/>
+        </w:rPr>
+        <w:t xml:space="preserve">Case-Insensitive</w:t>
+      </w:r>
+      <w:r>
+        <w:t xml:space="preserve">: The comparison ignores the original casing of the letters. For example,</w:t>
       </w:r>
       <w:r>
         <w:t xml:space="preserve"> </w:t>
       </w:r>
       <w:r>
-        <w:t xml:space="preserve">“taco cat”</w:t>
+        <w:rPr>
+          <w:rStyle w:val="VerbatimChar"/>
+        </w:rPr>
+        <w:t xml:space="preserve">is_palindrome("Racecar")</w:t>
       </w:r>
       <w:r>
         <w:t xml:space="preserve"> </w:t>
       </w:r>
       <w:r>
-        <w:t xml:space="preserve">is evaluated as</w:t>
+        <w:t xml:space="preserve">and</w:t>
       </w:r>
       <w:r>
         <w:t xml:space="preserve"> </w:t>
       </w:r>
       <w:r>
-        <w:t xml:space="preserve">“tacocat”</w:t>
+        <w:rPr>
+          <w:rStyle w:val="VerbatimChar"/>
+        </w:rPr>
+        <w:t xml:space="preserve">is_palindrome("racecar")</w:t>
+      </w:r>
+      <w:r>
+        <w:t xml:space="preserve"> </w:t>
+      </w:r>
+      <w:r>
+        <w:t xml:space="preserve">both return</w:t>
+      </w:r>
+      <w:r>
+        <w:t xml:space="preserve"> </w:t>
+      </w:r>
+      <w:r>
+        <w:rPr>
+          <w:rStyle w:val="VerbatimChar"/>
+        </w:rPr>
+        <w:t xml:space="preserve">True</w:t>
       </w:r>
       <w:r>
         <w:t xml:space="preserve">.</w:t>
@@ -3089,80 +2271,160 @@
         <w:pStyle w:val="Compact"/>
         <w:numPr>
           <w:ilvl w:val="0"/>
-          <w:numId w:val="1006"/>
+          <w:numId w:val="1007"/>
         </w:numPr>
       </w:pPr>
-      <w:r>
-        <w:t xml:space="preserve">Punctuation and symbols are</w:t>
-      </w:r>
-      <w:r>
-        <w:t xml:space="preserve"> </w:t>
-      </w:r>
       <w:r>
         <w:rPr>
           <w:b/>
           <w:bCs/>
         </w:rPr>
-        <w:t xml:space="preserve">not</w:t>
-      </w:r>
-      <w:r>
-        <w:t xml:space="preserve"> </w:t>
-      </w:r>
-      <w:r>
-        <w:t xml:space="preserve">ignored and will be included in the palindrome check. For instance,</w:t>
-      </w:r>
-      <w:r>
-        <w:t xml:space="preserve"> </w:t>
-      </w:r>
-      <w:r>
-        <w:t xml:space="preserve">“A man, a plan…”</w:t>
-      </w:r>
-      <w:r>
-        <w:t xml:space="preserve"> </w:t>
-      </w:r>
-      <w:r>
-        <w:t xml:space="preserve">will return</w:t>
-      </w:r>
-      <w:r>
-        <w:t xml:space="preserve"> </w:t>
-      </w:r>
-      <w:r>
-        <w:rPr>
-          <w:rStyle w:val="VerbatimChar"/>
-        </w:rPr>
-        <w:t xml:space="preserve">False</w:t>
-      </w:r>
-      <w:r>
-        <w:t xml:space="preserve"> </w:t>
-      </w:r>
-      <w:r>
-        <w:t xml:space="preserve">because the punctuation breaks the symmetry.</w:t>
+        <w:t xml:space="preserve">Whitespace Removal</w:t>
+      </w:r>
+      <w:r>
+        <w:t xml:space="preserve">: All whitespace characters are removed from the string before the check is performed.</w:t>
       </w:r>
     </w:p>
     <w:p>
       <w:pPr>
-        <w:pStyle w:val="FirstParagraph"/>
+        <w:pStyle w:val="Compact"/>
+        <w:numPr>
+          <w:ilvl w:val="0"/>
+          <w:numId w:val="1007"/>
+        </w:numPr>
       </w:pPr>
       <w:r>
         <w:rPr>
           <w:b/>
           <w:bCs/>
         </w:rPr>
-        <w:t xml:space="preserve">Output Example</w:t>
-      </w:r>
-      <w:r>
-        <w:t xml:space="preserve">: A boolean value indicating the result.</w:t>
+        <w:t xml:space="preserve">Punctuation and Numbers</w:t>
+      </w:r>
+      <w:r>
+        <w:t xml:space="preserve">: The function does not remove punctuation or numbers. A string like</w:t>
+      </w:r>
+      <w:r>
+        <w:t xml:space="preserve"> </w:t>
+      </w:r>
+      <w:r>
+        <w:rPr>
+          <w:rStyle w:val="VerbatimChar"/>
+        </w:rPr>
+        <w:t xml:space="preserve">"madam, I'm Adam"</w:t>
+      </w:r>
+      <w:r>
+        <w:t xml:space="preserve"> </w:t>
+      </w:r>
+      <w:r>
+        <w:t xml:space="preserve">will be normalized to</w:t>
+      </w:r>
+      <w:r>
+        <w:t xml:space="preserve"> </w:t>
+      </w:r>
+      <w:r>
+        <w:rPr>
+          <w:rStyle w:val="VerbatimChar"/>
+        </w:rPr>
+        <w:t xml:space="preserve">"madam,i'madam"</w:t>
+      </w:r>
+      <w:r>
+        <w:t xml:space="preserve">, which is not a palindrome, and the function will correctly return</w:t>
+      </w:r>
+      <w:r>
+        <w:t xml:space="preserve"> </w:t>
+      </w:r>
+      <w:r>
+        <w:rPr>
+          <w:rStyle w:val="VerbatimChar"/>
+        </w:rPr>
+        <w:t xml:space="preserve">False</w:t>
+      </w:r>
+      <w:r>
+        <w:t xml:space="preserve">.</w:t>
       </w:r>
     </w:p>
     <w:p>
       <w:pPr>
-        <w:pStyle w:val="SourceCode"/>
-      </w:pPr>
+        <w:pStyle w:val="FirstParagraph"/>
+      </w:pPr>
+      <w:r>
+        <w:rPr>
+          <w:b/>
+          <w:bCs/>
+        </w:rPr>
+        <w:t xml:space="preserve">Output Example</w:t>
+      </w:r>
+      <w:r>
+        <w:t xml:space="preserve">:</w:t>
+      </w:r>
+      <w:r>
+        <w:t xml:space="preserve"> </w:t>
+      </w:r>
+      <w:r>
+        <w:t xml:space="preserve">For an input of</w:t>
+      </w:r>
+      <w:r>
+        <w:t xml:space="preserve"> </w:t>
+      </w:r>
       <w:r>
         <w:rPr>
           <w:rStyle w:val="VerbatimChar"/>
         </w:rPr>
+        <w:t xml:space="preserve">"No lemon no melon"</w:t>
+      </w:r>
+      <w:r>
+        <w:t xml:space="preserve">, the internal</w:t>
+      </w:r>
+      <w:r>
+        <w:t xml:space="preserve"> </w:t>
+      </w:r>
+      <w:r>
+        <w:rPr>
+          <w:rStyle w:val="VerbatimChar"/>
+        </w:rPr>
+        <w:t xml:space="preserve">normalized</w:t>
+      </w:r>
+      <w:r>
+        <w:t xml:space="preserve"> </w:t>
+      </w:r>
+      <w:r>
+        <w:t xml:space="preserve">string becomes</w:t>
+      </w:r>
+      <w:r>
+        <w:t xml:space="preserve"> </w:t>
+      </w:r>
+      <w:r>
+        <w:rPr>
+          <w:rStyle w:val="VerbatimChar"/>
+        </w:rPr>
+        <w:t xml:space="preserve">"nolemonnomelon"</w:t>
+      </w:r>
+      <w:r>
+        <w:t xml:space="preserve">. The function then compares this to its reverse, which is also</w:t>
+      </w:r>
+      <w:r>
+        <w:t xml:space="preserve"> </w:t>
+      </w:r>
+      <w:r>
+        <w:rPr>
+          <w:rStyle w:val="VerbatimChar"/>
+        </w:rPr>
+        <w:t xml:space="preserve">"nolemonnomelon"</w:t>
+      </w:r>
+      <w:r>
+        <w:t xml:space="preserve">, and returns</w:t>
+      </w:r>
+      <w:r>
+        <w:t xml:space="preserve"> </w:t>
+      </w:r>
+      <w:r>
+        <w:rPr>
+          <w:rStyle w:val="VerbatimChar"/>
+        </w:rPr>
         <w:t xml:space="preserve">True</w:t>
+      </w:r>
+      <w:r>
+        <w:t xml:space="preserve">.</w:t>
       </w:r>
     </w:p>
     <w:bookmarkEnd w:id="27"/>
@@ -3192,7 +2454,7 @@
         <w:rPr>
           <w:rStyle w:val="CommentTok"/>
         </w:rPr>
-        <w:t xml:space="preserve"># Example 1: A classic palindrome phrase with mixed casing and spaces</w:t>
+        <w:t xml:space="preserve"># Example 1: A classic palindrome with mixed case and spaces</w:t>
       </w:r>
       <w:r>
         <w:br/>
@@ -3201,7 +2463,7 @@
         <w:rPr>
           <w:rStyle w:val="NormalTok"/>
         </w:rPr>
-        <w:t xml:space="preserve">phrase </w:t>
+        <w:t xml:space="preserve">result1 </w:t>
       </w:r>
       <w:r>
         <w:rPr>
@@ -3213,7 +2475,7 @@
         <w:rPr>
           <w:rStyle w:val="NormalTok"/>
         </w:rPr>
-        <w:t xml:space="preserve"> </w:t>
+        <w:t xml:space="preserve"> is_palindrome(</w:t>
       </w:r>
       <w:r>
         <w:rPr>
@@ -3222,13 +2484,82 @@
         <w:t xml:space="preserve">"A man a plan a canal Panama"</w:t>
       </w:r>
       <w:r>
+        <w:rPr>
+          <w:rStyle w:val="NormalTok"/>
+        </w:rPr>
+        <w:t xml:space="preserve">)</w:t>
+      </w:r>
+      <w:r>
         <w:br/>
       </w:r>
       <w:r>
         <w:rPr>
+          <w:rStyle w:val="BuiltInTok"/>
+        </w:rPr>
+        <w:t xml:space="preserve">print</w:t>
+      </w:r>
+      <w:r>
+        <w:rPr>
           <w:rStyle w:val="NormalTok"/>
         </w:rPr>
-        <w:t xml:space="preserve">result </w:t>
+        <w:t xml:space="preserve">(</w:t>
+      </w:r>
+      <w:r>
+        <w:rPr>
+          <w:rStyle w:val="SpecialStringTok"/>
+        </w:rPr>
+        <w:t xml:space="preserve">f"'A man a plan a canal Panama' is a palindrome: </w:t>
+      </w:r>
+      <w:r>
+        <w:rPr>
+          <w:rStyle w:val="SpecialCharTok"/>
+        </w:rPr>
+        <w:t xml:space="preserve">{</w:t>
+      </w:r>
+      <w:r>
+        <w:rPr>
+          <w:rStyle w:val="NormalTok"/>
+        </w:rPr>
+        <w:t xml:space="preserve">result1</w:t>
+      </w:r>
+      <w:r>
+        <w:rPr>
+          <w:rStyle w:val="SpecialCharTok"/>
+        </w:rPr>
+        <w:t xml:space="preserve">}</w:t>
+      </w:r>
+      <w:r>
+        <w:rPr>
+          <w:rStyle w:val="SpecialStringTok"/>
+        </w:rPr>
+        <w:t xml:space="preserve">"</w:t>
+      </w:r>
+      <w:r>
+        <w:rPr>
+          <w:rStyle w:val="NormalTok"/>
+        </w:rPr>
+        <w:t xml:space="preserve">)</w:t>
+      </w:r>
+      <w:r>
+        <w:br/>
+      </w:r>
+      <w:r>
+        <w:br/>
+      </w:r>
+      <w:r>
+        <w:rPr>
+          <w:rStyle w:val="CommentTok"/>
+        </w:rPr>
+        <w:t xml:space="preserve"># Example 2: A simple non-palindrome</w:t>
+      </w:r>
+      <w:r>
+        <w:br/>
+      </w:r>
+      <w:r>
+        <w:rPr>
+          <w:rStyle w:val="NormalTok"/>
+        </w:rPr>
+        <w:t xml:space="preserve">result2 </w:t>
       </w:r>
       <w:r>
         <w:rPr>
@@ -3240,7 +2571,19 @@
         <w:rPr>
           <w:rStyle w:val="NormalTok"/>
         </w:rPr>
-        <w:t xml:space="preserve"> is_palindrome(phrase)</w:t>
+        <w:t xml:space="preserve"> is_palindrome(</w:t>
+      </w:r>
+      <w:r>
+        <w:rPr>
+          <w:rStyle w:val="StringTok"/>
+        </w:rPr>
+        <w:t xml:space="preserve">"Hello World"</w:t>
+      </w:r>
+      <w:r>
+        <w:rPr>
+          <w:rStyle w:val="NormalTok"/>
+        </w:rPr>
+        <w:t xml:space="preserve">)</w:t>
       </w:r>
       <w:r>
         <w:br/>
@@ -3261,7 +2604,7 @@
         <w:rPr>
           <w:rStyle w:val="SpecialStringTok"/>
         </w:rPr>
-        <w:t xml:space="preserve">f"Is '</w:t>
+        <w:t xml:space="preserve">f"'Hello World' is a palindrome: </w:t>
       </w:r>
       <w:r>
         <w:rPr>
@@ -3273,7 +2616,7 @@
         <w:rPr>
           <w:rStyle w:val="NormalTok"/>
         </w:rPr>
-        <w:t xml:space="preserve">phrase</w:t>
+        <w:t xml:space="preserve">result2</w:t>
       </w:r>
       <w:r>
         <w:rPr>
@@ -3285,7 +2628,79 @@
         <w:rPr>
           <w:rStyle w:val="SpecialStringTok"/>
         </w:rPr>
-        <w:t xml:space="preserve">' a palindrome? </w:t>
+        <w:t xml:space="preserve">"</w:t>
+      </w:r>
+      <w:r>
+        <w:rPr>
+          <w:rStyle w:val="NormalTok"/>
+        </w:rPr>
+        <w:t xml:space="preserve">)</w:t>
+      </w:r>
+      <w:r>
+        <w:br/>
+      </w:r>
+      <w:r>
+        <w:br/>
+      </w:r>
+      <w:r>
+        <w:rPr>
+          <w:rStyle w:val="CommentTok"/>
+        </w:rPr>
+        <w:t xml:space="preserve"># Example 3: A string that is not a palindrome due to punctuation</w:t>
+      </w:r>
+      <w:r>
+        <w:br/>
+      </w:r>
+      <w:r>
+        <w:rPr>
+          <w:rStyle w:val="NormalTok"/>
+        </w:rPr>
+        <w:t xml:space="preserve">result3 </w:t>
+      </w:r>
+      <w:r>
+        <w:rPr>
+          <w:rStyle w:val="OperatorTok"/>
+        </w:rPr>
+        <w:t xml:space="preserve">=</w:t>
+      </w:r>
+      <w:r>
+        <w:rPr>
+          <w:rStyle w:val="NormalTok"/>
+        </w:rPr>
+        <w:t xml:space="preserve"> is_palindrome(</w:t>
+      </w:r>
+      <w:r>
+        <w:rPr>
+          <w:rStyle w:val="StringTok"/>
+        </w:rPr>
+        <w:t xml:space="preserve">"Eva, can I see bees in a cave?"</w:t>
+      </w:r>
+      <w:r>
+        <w:rPr>
+          <w:rStyle w:val="NormalTok"/>
+        </w:rPr>
+        <w:t xml:space="preserve">)</w:t>
+      </w:r>
+      <w:r>
+        <w:br/>
+      </w:r>
+      <w:r>
+        <w:rPr>
+          <w:rStyle w:val="BuiltInTok"/>
+        </w:rPr>
+        <w:t xml:space="preserve">print</w:t>
+      </w:r>
+      <w:r>
+        <w:rPr>
+          <w:rStyle w:val="NormalTok"/>
+        </w:rPr>
+        <w:t xml:space="preserve">(</w:t>
+      </w:r>
+      <w:r>
+        <w:rPr>
+          <w:rStyle w:val="SpecialStringTok"/>
+        </w:rPr>
+        <w:t xml:space="preserve">f"'Eva, can I see bees in a cave?' is a palindrome: </w:t>
       </w:r>
       <w:r>
         <w:rPr>
@@ -3297,277 +2712,7 @@
         <w:rPr>
           <w:rStyle w:val="NormalTok"/>
         </w:rPr>
-        <w:t xml:space="preserve">result</w:t>
-      </w:r>
-      <w:r>
-        <w:rPr>
-          <w:rStyle w:val="SpecialCharTok"/>
-        </w:rPr>
-        <w:t xml:space="preserve">}</w:t>
-      </w:r>
-      <w:r>
-        <w:rPr>
-          <w:rStyle w:val="SpecialStringTok"/>
-        </w:rPr>
-        <w:t xml:space="preserve">"</w:t>
-      </w:r>
-      <w:r>
-        <w:rPr>
-          <w:rStyle w:val="NormalTok"/>
-        </w:rPr>
-        <w:t xml:space="preserve">)</w:t>
-      </w:r>
-      <w:r>
-        <w:br/>
-      </w:r>
-      <w:r>
-        <w:br/>
-      </w:r>
-      <w:r>
-        <w:rPr>
-          <w:rStyle w:val="CommentTok"/>
-        </w:rPr>
-        <w:t xml:space="preserve"># Example 2: A simple non-palindrome word</w:t>
-      </w:r>
-      <w:r>
-        <w:br/>
-      </w:r>
-      <w:r>
-        <w:rPr>
-          <w:rStyle w:val="NormalTok"/>
-        </w:rPr>
-        <w:t xml:space="preserve">word </w:t>
-      </w:r>
-      <w:r>
-        <w:rPr>
-          <w:rStyle w:val="OperatorTok"/>
-        </w:rPr>
-        <w:t xml:space="preserve">=</w:t>
-      </w:r>
-      <w:r>
-        <w:rPr>
-          <w:rStyle w:val="NormalTok"/>
-        </w:rPr>
-        <w:t xml:space="preserve"> </w:t>
-      </w:r>
-      <w:r>
-        <w:rPr>
-          <w:rStyle w:val="StringTok"/>
-        </w:rPr>
-        <w:t xml:space="preserve">"hello"</w:t>
-      </w:r>
-      <w:r>
-        <w:br/>
-      </w:r>
-      <w:r>
-        <w:rPr>
-          <w:rStyle w:val="NormalTok"/>
-        </w:rPr>
-        <w:t xml:space="preserve">result_false </w:t>
-      </w:r>
-      <w:r>
-        <w:rPr>
-          <w:rStyle w:val="OperatorTok"/>
-        </w:rPr>
-        <w:t xml:space="preserve">=</w:t>
-      </w:r>
-      <w:r>
-        <w:rPr>
-          <w:rStyle w:val="NormalTok"/>
-        </w:rPr>
-        <w:t xml:space="preserve"> is_palindrome(word)</w:t>
-      </w:r>
-      <w:r>
-        <w:br/>
-      </w:r>
-      <w:r>
-        <w:rPr>
-          <w:rStyle w:val="BuiltInTok"/>
-        </w:rPr>
-        <w:t xml:space="preserve">print</w:t>
-      </w:r>
-      <w:r>
-        <w:rPr>
-          <w:rStyle w:val="NormalTok"/>
-        </w:rPr>
-        <w:t xml:space="preserve">(</w:t>
-      </w:r>
-      <w:r>
-        <w:rPr>
-          <w:rStyle w:val="SpecialStringTok"/>
-        </w:rPr>
-        <w:t xml:space="preserve">f"Is '</w:t>
-      </w:r>
-      <w:r>
-        <w:rPr>
-          <w:rStyle w:val="SpecialCharTok"/>
-        </w:rPr>
-        <w:t xml:space="preserve">{</w:t>
-      </w:r>
-      <w:r>
-        <w:rPr>
-          <w:rStyle w:val="NormalTok"/>
-        </w:rPr>
-        <w:t xml:space="preserve">word</w:t>
-      </w:r>
-      <w:r>
-        <w:rPr>
-          <w:rStyle w:val="SpecialCharTok"/>
-        </w:rPr>
-        <w:t xml:space="preserve">}</w:t>
-      </w:r>
-      <w:r>
-        <w:rPr>
-          <w:rStyle w:val="SpecialStringTok"/>
-        </w:rPr>
-        <w:t xml:space="preserve">' a palindrome? </w:t>
-      </w:r>
-      <w:r>
-        <w:rPr>
-          <w:rStyle w:val="SpecialCharTok"/>
-        </w:rPr>
-        <w:t xml:space="preserve">{</w:t>
-      </w:r>
-      <w:r>
-        <w:rPr>
-          <w:rStyle w:val="NormalTok"/>
-        </w:rPr>
-        <w:t xml:space="preserve">result_false</w:t>
-      </w:r>
-      <w:r>
-        <w:rPr>
-          <w:rStyle w:val="SpecialCharTok"/>
-        </w:rPr>
-        <w:t xml:space="preserve">}</w:t>
-      </w:r>
-      <w:r>
-        <w:rPr>
-          <w:rStyle w:val="SpecialStringTok"/>
-        </w:rPr>
-        <w:t xml:space="preserve">"</w:t>
-      </w:r>
-      <w:r>
-        <w:rPr>
-          <w:rStyle w:val="NormalTok"/>
-        </w:rPr>
-        <w:t xml:space="preserve">)</w:t>
-      </w:r>
-      <w:r>
-        <w:br/>
-      </w:r>
-      <w:r>
-        <w:br/>
-      </w:r>
-      <w:r>
-        <w:rPr>
-          <w:rStyle w:val="CommentTok"/>
-        </w:rPr>
-        <w:t xml:space="preserve"># Example 3: A word that is a palindrome but contains punctuation</w:t>
-      </w:r>
-      <w:r>
-        <w:br/>
-      </w:r>
-      <w:r>
-        <w:rPr>
-          <w:rStyle w:val="NormalTok"/>
-        </w:rPr>
-        <w:t xml:space="preserve">punctuated_phrase </w:t>
-      </w:r>
-      <w:r>
-        <w:rPr>
-          <w:rStyle w:val="OperatorTok"/>
-        </w:rPr>
-        <w:t xml:space="preserve">=</w:t>
-      </w:r>
-      <w:r>
-        <w:rPr>
-          <w:rStyle w:val="NormalTok"/>
-        </w:rPr>
-        <w:t xml:space="preserve"> </w:t>
-      </w:r>
-      <w:r>
-        <w:rPr>
-          <w:rStyle w:val="StringTok"/>
-        </w:rPr>
-        <w:t xml:space="preserve">"Eva, can I see bees in a cave?"</w:t>
-      </w:r>
-      <w:r>
-        <w:br/>
-      </w:r>
-      <w:r>
-        <w:rPr>
-          <w:rStyle w:val="NormalTok"/>
-        </w:rPr>
-        <w:t xml:space="preserve">result_punc </w:t>
-      </w:r>
-      <w:r>
-        <w:rPr>
-          <w:rStyle w:val="OperatorTok"/>
-        </w:rPr>
-        <w:t xml:space="preserve">=</w:t>
-      </w:r>
-      <w:r>
-        <w:rPr>
-          <w:rStyle w:val="NormalTok"/>
-        </w:rPr>
-        <w:t xml:space="preserve"> is_palindrome(punctuated_phrase)</w:t>
-      </w:r>
-      <w:r>
-        <w:br/>
-      </w:r>
-      <w:r>
-        <w:rPr>
-          <w:rStyle w:val="BuiltInTok"/>
-        </w:rPr>
-        <w:t xml:space="preserve">print</w:t>
-      </w:r>
-      <w:r>
-        <w:rPr>
-          <w:rStyle w:val="NormalTok"/>
-        </w:rPr>
-        <w:t xml:space="preserve">(</w:t>
-      </w:r>
-      <w:r>
-        <w:rPr>
-          <w:rStyle w:val="SpecialStringTok"/>
-        </w:rPr>
-        <w:t xml:space="preserve">f"Is '</w:t>
-      </w:r>
-      <w:r>
-        <w:rPr>
-          <w:rStyle w:val="SpecialCharTok"/>
-        </w:rPr>
-        <w:t xml:space="preserve">{</w:t>
-      </w:r>
-      <w:r>
-        <w:rPr>
-          <w:rStyle w:val="NormalTok"/>
-        </w:rPr>
-        <w:t xml:space="preserve">punctuated_phrase</w:t>
-      </w:r>
-      <w:r>
-        <w:rPr>
-          <w:rStyle w:val="SpecialCharTok"/>
-        </w:rPr>
-        <w:t xml:space="preserve">}</w:t>
-      </w:r>
-      <w:r>
-        <w:rPr>
-          <w:rStyle w:val="SpecialStringTok"/>
-        </w:rPr>
-        <w:t xml:space="preserve">' a palindrome? </w:t>
-      </w:r>
-      <w:r>
-        <w:rPr>
-          <w:rStyle w:val="SpecialCharTok"/>
-        </w:rPr>
-        <w:t xml:space="preserve">{</w:t>
-      </w:r>
-      <w:r>
-        <w:rPr>
-          <w:rStyle w:val="NormalTok"/>
-        </w:rPr>
-        <w:t xml:space="preserve">result_punc</w:t>
+        <w:t xml:space="preserve">result3</w:t>
       </w:r>
       <w:r>
         <w:rPr>
@@ -3608,7 +2753,7 @@
         <w:rPr>
           <w:rStyle w:val="VerbatimChar"/>
         </w:rPr>
-        <w:t xml:space="preserve">Is 'A man a plan a canal Panama' a palindrome? True</w:t>
+        <w:t xml:space="preserve">'A man a plan a canal Panama' is a palindrome: True</w:t>
       </w:r>
       <w:r>
         <w:br/>
@@ -3617,7 +2762,7 @@
         <w:rPr>
           <w:rStyle w:val="VerbatimChar"/>
         </w:rPr>
-        <w:t xml:space="preserve">Is 'hello' a palindrome? False</w:t>
+        <w:t xml:space="preserve">'Hello World' is a palindrome: False</w:t>
       </w:r>
       <w:r>
         <w:br/>
@@ -3626,7 +2771,7 @@
         <w:rPr>
           <w:rStyle w:val="VerbatimChar"/>
         </w:rPr>
-        <w:t xml:space="preserve">Is 'Eva, can I see bees in a cave?' a palindrome? False</w:t>
+        <w:t xml:space="preserve">'Eva, can I see bees in a cave?' is a palindrome: False</w:t>
       </w:r>
     </w:p>
     <w:p>
@@ -4021,6 +3166,91 @@
       <w:rPr>
         <w:rFonts w:ascii="Wingdings" w:hAnsi="Wingdings" w:cs="Wingdings" w:hint="default"/>
       </w:rPr>
+    </w:lvl>
+  </w:abstractNum>
+  <w:abstractNum w:abstractNumId="99411">
+    <w:nsid w:val="00A99411"/>
+    <w:multiLevelType w:val="multilevel"/>
+    <w:lvl w:ilvl="0">
+      <w:start w:val="1"/>
+      <w:numFmt w:val="decimal"/>
+      <w:lvlText w:val="%1."/>
+      <w:lvlJc w:val="left"/>
+      <w:pPr>
+        <w:ind w:left="720" w:hanging="360"/>
+      </w:pPr>
+    </w:lvl>
+    <w:lvl w:ilvl="1">
+      <w:start w:val="1"/>
+      <w:numFmt w:val="decimal"/>
+      <w:lvlText w:val="%2."/>
+      <w:lvlJc w:val="left"/>
+      <w:pPr>
+        <w:ind w:left="1440" w:hanging="360"/>
+      </w:pPr>
+    </w:lvl>
+    <w:lvl w:ilvl="2">
+      <w:start w:val="1"/>
+      <w:numFmt w:val="decimal"/>
+      <w:lvlText w:val="%3."/>
+      <w:lvlJc w:val="left"/>
+      <w:pPr>
+        <w:ind w:left="2160" w:hanging="360"/>
+      </w:pPr>
+    </w:lvl>
+    <w:lvl w:ilvl="3">
+      <w:start w:val="1"/>
+      <w:numFmt w:val="decimal"/>
+      <w:lvlText w:val="%4."/>
+      <w:lvlJc w:val="left"/>
+      <w:pPr>
+        <w:ind w:left="2880" w:hanging="360"/>
+      </w:pPr>
+    </w:lvl>
+    <w:lvl w:ilvl="4">
+      <w:start w:val="1"/>
+      <w:numFmt w:val="decimal"/>
+      <w:lvlText w:val="%5."/>
+      <w:lvlJc w:val="left"/>
+      <w:pPr>
+        <w:ind w:left="3600" w:hanging="360"/>
+      </w:pPr>
+    </w:lvl>
+    <w:lvl w:ilvl="5">
+      <w:start w:val="1"/>
+      <w:numFmt w:val="decimal"/>
+      <w:lvlText w:val="%6."/>
+      <w:lvlJc w:val="left"/>
+      <w:pPr>
+        <w:ind w:left="4320" w:hanging="360"/>
+      </w:pPr>
+    </w:lvl>
+    <w:lvl w:ilvl="6">
+      <w:start w:val="1"/>
+      <w:numFmt w:val="decimal"/>
+      <w:lvlText w:val="%7."/>
+      <w:lvlJc w:val="left"/>
+      <w:pPr>
+        <w:ind w:left="5040" w:hanging="360"/>
+      </w:pPr>
+    </w:lvl>
+    <w:lvl w:ilvl="7">
+      <w:start w:val="1"/>
+      <w:numFmt w:val="decimal"/>
+      <w:lvlText w:val="%8."/>
+      <w:lvlJc w:val="left"/>
+      <w:pPr>
+        <w:ind w:left="5760" w:hanging="360"/>
+      </w:pPr>
+    </w:lvl>
+    <w:lvl w:ilvl="8">
+      <w:start w:val="1"/>
+      <w:numFmt w:val="decimal"/>
+      <w:lvlText w:val="%9."/>
+      <w:lvlJc w:val="left"/>
+      <w:pPr>
+        <w:ind w:left="6480" w:hanging="360"/>
+      </w:pPr>
     </w:lvl>
   </w:abstractNum>
   <w:num w16cid:durableId="106237985" w:numId="1">
@@ -4063,12 +3293,42 @@
     <w:abstractNumId w:val="991"/>
   </w:num>
   <w:num w:numId="1004">
-    <w:abstractNumId w:val="991"/>
+    <w:abstractNumId w:val="99411"/>
+    <w:lvlOverride w:ilvl="0">
+      <w:startOverride w:val="1"/>
+    </w:lvlOverride>
+    <w:lvlOverride w:ilvl="1">
+      <w:startOverride w:val="1"/>
+    </w:lvlOverride>
+    <w:lvlOverride w:ilvl="2">
+      <w:startOverride w:val="1"/>
+    </w:lvlOverride>
+    <w:lvlOverride w:ilvl="3">
+      <w:startOverride w:val="1"/>
+    </w:lvlOverride>
+    <w:lvlOverride w:ilvl="4">
+      <w:startOverride w:val="1"/>
+    </w:lvlOverride>
+    <w:lvlOverride w:ilvl="5">
+      <w:startOverride w:val="1"/>
+    </w:lvlOverride>
+    <w:lvlOverride w:ilvl="6">
+      <w:startOverride w:val="1"/>
+    </w:lvlOverride>
+    <w:lvlOverride w:ilvl="7">
+      <w:startOverride w:val="1"/>
+    </w:lvlOverride>
+    <w:lvlOverride w:ilvl="8">
+      <w:startOverride w:val="1"/>
+    </w:lvlOverride>
   </w:num>
   <w:num w:numId="1005">
     <w:abstractNumId w:val="991"/>
   </w:num>
   <w:num w:numId="1006">
+    <w:abstractNumId w:val="991"/>
+  </w:num>
+  <w:num w:numId="1007">
     <w:abstractNumId w:val="991"/>
   </w:num>
 </w:numbering>

--- a/random_module_three.docx
+++ b/random_module_three.docx
@@ -103,7 +103,7 @@
         <w:t xml:space="preserve"> </w:t>
       </w:r>
       <w:r>
-        <w:t xml:space="preserve">function computes the nth number in the Fibonacci sequence using an iterative approach.</w:t>
+        <w:t xml:space="preserve">function computes the nth number in the Fibonacci sequence using an efficient iterative approach.</w:t>
       </w:r>
     </w:p>
     <w:bookmarkEnd w:id="10"/>
@@ -170,7 +170,19 @@
         <w:pStyle w:val="FirstParagraph"/>
       </w:pPr>
       <w:r>
-        <w:t xml:space="preserve">This function calculates the nth Fibonacci number, where the sequence starts with 0 and 1.</w:t>
+        <w:t xml:space="preserve">This function calculates a Fibonacci number based on its index</w:t>
+      </w:r>
+      <w:r>
+        <w:t xml:space="preserve"> </w:t>
+      </w:r>
+      <w:r>
+        <w:rPr>
+          <w:rStyle w:val="VerbatimChar"/>
+        </w:rPr>
+        <w:t xml:space="preserve">n</w:t>
+      </w:r>
+      <w:r>
+        <w:t xml:space="preserve">. The Fibonacci sequence starts with 0 and 1, and each subsequent number is the sum of the two preceding ones (0, 1, 1, 2, 3, 5, …).</w:t>
       </w:r>
     </w:p>
     <w:p>
@@ -285,7 +297,106 @@
         <w:t xml:space="preserve"> </w:t>
       </w:r>
       <w:r>
-        <w:t xml:space="preserve">respectively. These represent the first two numbers in the sequence (F₀ and F₁).</w:t>
+        <w:t xml:space="preserve">respectively. These represent the first two numbers in the sequence. The function then enters a</w:t>
+      </w:r>
+      <w:r>
+        <w:t xml:space="preserve"> </w:t>
+      </w:r>
+      <w:r>
+        <w:rPr>
+          <w:rStyle w:val="VerbatimChar"/>
+        </w:rPr>
+        <w:t xml:space="preserve">for</w:t>
+      </w:r>
+      <w:r>
+        <w:t xml:space="preserve"> </w:t>
+      </w:r>
+      <w:r>
+        <w:t xml:space="preserve">loop that iterates</w:t>
+      </w:r>
+      <w:r>
+        <w:t xml:space="preserve"> </w:t>
+      </w:r>
+      <w:r>
+        <w:rPr>
+          <w:rStyle w:val="VerbatimChar"/>
+        </w:rPr>
+        <w:t xml:space="preserve">n</w:t>
+      </w:r>
+      <w:r>
+        <w:t xml:space="preserve"> </w:t>
+      </w:r>
+      <w:r>
+        <w:t xml:space="preserve">times. In each iteration, it performs a simultaneous assignment:</w:t>
+      </w:r>
+      <w:r>
+        <w:t xml:space="preserve"> </w:t>
+      </w:r>
+      <w:r>
+        <w:rPr>
+          <w:rStyle w:val="VerbatimChar"/>
+        </w:rPr>
+        <w:t xml:space="preserve">a</w:t>
+      </w:r>
+      <w:r>
+        <w:t xml:space="preserve"> </w:t>
+      </w:r>
+      <w:r>
+        <w:t xml:space="preserve">takes the value of</w:t>
+      </w:r>
+      <w:r>
+        <w:t xml:space="preserve"> </w:t>
+      </w:r>
+      <w:r>
+        <w:rPr>
+          <w:rStyle w:val="VerbatimChar"/>
+        </w:rPr>
+        <w:t xml:space="preserve">b</w:t>
+      </w:r>
+      <w:r>
+        <w:t xml:space="preserve">, and</w:t>
+      </w:r>
+      <w:r>
+        <w:t xml:space="preserve"> </w:t>
+      </w:r>
+      <w:r>
+        <w:rPr>
+          <w:rStyle w:val="VerbatimChar"/>
+        </w:rPr>
+        <w:t xml:space="preserve">b</w:t>
+      </w:r>
+      <w:r>
+        <w:t xml:space="preserve"> </w:t>
+      </w:r>
+      <w:r>
+        <w:t xml:space="preserve">is updated to the sum of the old</w:t>
+      </w:r>
+      <w:r>
+        <w:t xml:space="preserve"> </w:t>
+      </w:r>
+      <w:r>
+        <w:rPr>
+          <w:rStyle w:val="VerbatimChar"/>
+        </w:rPr>
+        <w:t xml:space="preserve">a</w:t>
+      </w:r>
+      <w:r>
+        <w:t xml:space="preserve"> </w:t>
+      </w:r>
+      <w:r>
+        <w:t xml:space="preserve">and</w:t>
+      </w:r>
+      <w:r>
+        <w:t xml:space="preserve"> </w:t>
+      </w:r>
+      <w:r>
+        <w:rPr>
+          <w:rStyle w:val="VerbatimChar"/>
+        </w:rPr>
+        <w:t xml:space="preserve">b</w:t>
+      </w:r>
+      <w:r>
+        <w:t xml:space="preserve">. This process effectively steps through the Fibonacci sequence.</w:t>
       </w:r>
     </w:p>
     <w:p>
@@ -293,7 +404,7 @@
         <w:pStyle w:val="BodyText"/>
       </w:pPr>
       <w:r>
-        <w:t xml:space="preserve">The function then enters a</w:t>
+        <w:t xml:space="preserve">After the loop completes, the variable</w:t>
       </w:r>
       <w:r>
         <w:t xml:space="preserve"> </w:t>
@@ -302,13 +413,13 @@
         <w:rPr>
           <w:rStyle w:val="VerbatimChar"/>
         </w:rPr>
-        <w:t xml:space="preserve">for</w:t>
+        <w:t xml:space="preserve">a</w:t>
       </w:r>
       <w:r>
         <w:t xml:space="preserve"> </w:t>
       </w:r>
       <w:r>
-        <w:t xml:space="preserve">loop that iterates</w:t>
+        <w:t xml:space="preserve">holds the nth Fibonacci number, which is then returned. For an input of</w:t>
       </w:r>
       <w:r>
         <w:t xml:space="preserve"> </w:t>
@@ -317,245 +428,126 @@
         <w:rPr>
           <w:rStyle w:val="VerbatimChar"/>
         </w:rPr>
-        <w:t xml:space="preserve">n</w:t>
+        <w:t xml:space="preserve">n=0</w:t>
+      </w:r>
+      <w:r>
+        <w:t xml:space="preserve">, the loop does not execute, and the initial value of</w:t>
       </w:r>
       <w:r>
         <w:t xml:space="preserve"> </w:t>
       </w:r>
       <w:r>
-        <w:t xml:space="preserve">times. In each iteration, the values of</w:t>
+        <w:rPr>
+          <w:rStyle w:val="VerbatimChar"/>
+        </w:rPr>
+        <w:t xml:space="preserve">a</w:t>
       </w:r>
       <w:r>
         <w:t xml:space="preserve"> </w:t>
       </w:r>
       <w:r>
-        <w:rPr>
-          <w:rStyle w:val="VerbatimChar"/>
-        </w:rPr>
-        <w:t xml:space="preserve">a</w:t>
-      </w:r>
-      <w:r>
-        <w:t xml:space="preserve"> </w:t>
-      </w:r>
-      <w:r>
-        <w:t xml:space="preserve">and</w:t>
-      </w:r>
-      <w:r>
-        <w:t xml:space="preserve"> </w:t>
-      </w:r>
-      <w:r>
-        <w:rPr>
-          <w:rStyle w:val="VerbatimChar"/>
-        </w:rPr>
-        <w:t xml:space="preserve">b</w:t>
-      </w:r>
-      <w:r>
-        <w:t xml:space="preserve"> </w:t>
-      </w:r>
-      <w:r>
-        <w:t xml:space="preserve">are updated simultaneously using tuple assignment:</w:t>
-      </w:r>
-      <w:r>
-        <w:t xml:space="preserve"> </w:t>
-      </w:r>
-      <w:r>
-        <w:rPr>
-          <w:rStyle w:val="VerbatimChar"/>
-        </w:rPr>
-        <w:t xml:space="preserve">a, b = b, a + b</w:t>
-      </w:r>
-      <w:r>
-        <w:t xml:space="preserve">. This operation effectively shifts the sequence forward: the new</w:t>
-      </w:r>
-      <w:r>
-        <w:t xml:space="preserve"> </w:t>
-      </w:r>
-      <w:r>
-        <w:rPr>
-          <w:rStyle w:val="VerbatimChar"/>
-        </w:rPr>
-        <w:t xml:space="preserve">a</w:t>
-      </w:r>
-      <w:r>
-        <w:t xml:space="preserve"> </w:t>
-      </w:r>
-      <w:r>
-        <w:t xml:space="preserve">becomes the old</w:t>
-      </w:r>
-      <w:r>
-        <w:t xml:space="preserve"> </w:t>
-      </w:r>
-      <w:r>
-        <w:rPr>
-          <w:rStyle w:val="VerbatimChar"/>
-        </w:rPr>
-        <w:t xml:space="preserve">b</w:t>
-      </w:r>
-      <w:r>
-        <w:t xml:space="preserve">, and the new</w:t>
-      </w:r>
-      <w:r>
-        <w:t xml:space="preserve"> </w:t>
-      </w:r>
-      <w:r>
-        <w:rPr>
-          <w:rStyle w:val="VerbatimChar"/>
-        </w:rPr>
-        <w:t xml:space="preserve">b</w:t>
-      </w:r>
-      <w:r>
-        <w:t xml:space="preserve"> </w:t>
-      </w:r>
-      <w:r>
-        <w:t xml:space="preserve">becomes the sum of the old</w:t>
-      </w:r>
-      <w:r>
-        <w:t xml:space="preserve"> </w:t>
-      </w:r>
-      <w:r>
-        <w:rPr>
-          <w:rStyle w:val="VerbatimChar"/>
-        </w:rPr>
-        <w:t xml:space="preserve">a</w:t>
-      </w:r>
-      <w:r>
-        <w:t xml:space="preserve"> </w:t>
-      </w:r>
-      <w:r>
-        <w:t xml:space="preserve">and</w:t>
-      </w:r>
-      <w:r>
-        <w:t xml:space="preserve"> </w:t>
-      </w:r>
-      <w:r>
-        <w:rPr>
-          <w:rStyle w:val="VerbatimChar"/>
-        </w:rPr>
-        <w:t xml:space="preserve">b</w:t>
-      </w:r>
-      <w:r>
-        <w:t xml:space="preserve">.</w:t>
+        <w:t xml:space="preserve">(0) is correctly returned.</w:t>
       </w:r>
     </w:p>
     <w:p>
       <w:pPr>
-        <w:pStyle w:val="BodyText"/>
-      </w:pPr>
-      <w:r>
-        <w:t xml:space="preserve">After the loop completes, the variable</w:t>
-      </w:r>
-      <w:r>
+        <w:pStyle w:val="SourceCode"/>
+      </w:pPr>
+      <w:r>
+        <w:rPr>
+          <w:rStyle w:val="CommentTok"/>
+        </w:rPr>
+        <w:t xml:space="preserve"># Initialization for the sequence</w:t>
+      </w:r>
+      <w:r>
+        <w:br/>
+      </w:r>
+      <w:r>
+        <w:rPr>
+          <w:rStyle w:val="NormalTok"/>
+        </w:rPr>
+        <w:t xml:space="preserve">a, b </w:t>
+      </w:r>
+      <w:r>
+        <w:rPr>
+          <w:rStyle w:val="OperatorTok"/>
+        </w:rPr>
+        <w:t xml:space="preserve">=</w:t>
+      </w:r>
+      <w:r>
+        <w:rPr>
+          <w:rStyle w:val="NormalTok"/>
+        </w:rPr>
         <w:t xml:space="preserve"> </w:t>
       </w:r>
       <w:r>
         <w:rPr>
-          <w:rStyle w:val="VerbatimChar"/>
-        </w:rPr>
-        <w:t xml:space="preserve">a</w:t>
-      </w:r>
-      <w:r>
-        <w:t xml:space="preserve"> </w:t>
-      </w:r>
-      <w:r>
-        <w:t xml:space="preserve">holds the nth Fibonacci number, which is then returned. For an input of</w:t>
-      </w:r>
-      <w:r>
-        <w:t xml:space="preserve"> </w:t>
-      </w:r>
-      <w:r>
-        <w:rPr>
-          <w:rStyle w:val="VerbatimChar"/>
-        </w:rPr>
-        <w:t xml:space="preserve">n=0</w:t>
-      </w:r>
-      <w:r>
-        <w:t xml:space="preserve">, the loop does not execute, and the initial value of</w:t>
-      </w:r>
-      <w:r>
-        <w:t xml:space="preserve"> </w:t>
-      </w:r>
-      <w:r>
-        <w:rPr>
-          <w:rStyle w:val="VerbatimChar"/>
-        </w:rPr>
-        <w:t xml:space="preserve">a</w:t>
-      </w:r>
-      <w:r>
-        <w:t xml:space="preserve"> </w:t>
-      </w:r>
-      <w:r>
-        <w:t xml:space="preserve">(0) is correctly returned.</w:t>
-      </w:r>
-    </w:p>
-    <w:p>
-      <w:pPr>
-        <w:pStyle w:val="SourceCode"/>
-      </w:pPr>
+          <w:rStyle w:val="DecValTok"/>
+        </w:rPr>
+        <w:t xml:space="preserve">0</w:t>
+      </w:r>
+      <w:r>
+        <w:rPr>
+          <w:rStyle w:val="NormalTok"/>
+        </w:rPr>
+        <w:t xml:space="preserve">, </w:t>
+      </w:r>
+      <w:r>
+        <w:rPr>
+          <w:rStyle w:val="DecValTok"/>
+        </w:rPr>
+        <w:t xml:space="preserve">1</w:t>
+      </w:r>
+      <w:r>
+        <w:br/>
+      </w:r>
+      <w:r>
+        <w:br/>
+      </w:r>
       <w:r>
         <w:rPr>
           <w:rStyle w:val="CommentTok"/>
         </w:rPr>
-        <w:t xml:space="preserve"># Initialization</w:t>
+        <w:t xml:space="preserve"># For n=3, the loop runs 3 times:</w:t>
       </w:r>
       <w:r>
         <w:br/>
       </w:r>
       <w:r>
         <w:rPr>
-          <w:rStyle w:val="NormalTok"/>
-        </w:rPr>
-        <w:t xml:space="preserve">a, b </w:t>
-      </w:r>
-      <w:r>
-        <w:rPr>
-          <w:rStyle w:val="OperatorTok"/>
-        </w:rPr>
-        <w:t xml:space="preserve">=</w:t>
-      </w:r>
-      <w:r>
-        <w:rPr>
-          <w:rStyle w:val="NormalTok"/>
-        </w:rPr>
-        <w:t xml:space="preserve"> </w:t>
-      </w:r>
-      <w:r>
-        <w:rPr>
-          <w:rStyle w:val="DecValTok"/>
-        </w:rPr>
-        <w:t xml:space="preserve">0</w:t>
-      </w:r>
-      <w:r>
-        <w:rPr>
-          <w:rStyle w:val="NormalTok"/>
-        </w:rPr>
-        <w:t xml:space="preserve">, </w:t>
-      </w:r>
-      <w:r>
-        <w:rPr>
-          <w:rStyle w:val="DecValTok"/>
-        </w:rPr>
-        <w:t xml:space="preserve">1</w:t>
+          <w:rStyle w:val="CommentTok"/>
+        </w:rPr>
+        <w:t xml:space="preserve"># 1. a becomes 1, b becomes 0 + 1 = 1</w:t>
       </w:r>
       <w:r>
         <w:br/>
       </w:r>
       <w:r>
+        <w:rPr>
+          <w:rStyle w:val="CommentTok"/>
+        </w:rPr>
+        <w:t xml:space="preserve"># 2. a becomes 1, b becomes 1 + 1 = 2</w:t>
+      </w:r>
+      <w:r>
         <w:br/>
       </w:r>
       <w:r>
         <w:rPr>
           <w:rStyle w:val="CommentTok"/>
         </w:rPr>
-        <w:t xml:space="preserve"># For n = 3, the loop runs 3 times:</w:t>
+        <w:t xml:space="preserve"># 3. a becomes 2, b becomes 1 + 2 = 3</w:t>
       </w:r>
       <w:r>
         <w:br/>
       </w:r>
       <w:r>
+        <w:br/>
+      </w:r>
+      <w:r>
         <w:rPr>
           <w:rStyle w:val="CommentTok"/>
         </w:rPr>
-        <w:t xml:space="preserve"># 1. a becomes 1, b becomes 0 + 1 = 1</w:t>
+        <w:t xml:space="preserve"># The function returns a, which is 2.</w:t>
       </w:r>
       <w:r>
         <w:br/>
@@ -564,37 +556,7 @@
         <w:rPr>
           <w:rStyle w:val="CommentTok"/>
         </w:rPr>
-        <w:t xml:space="preserve"># 2. a becomes 1, b becomes 1 + 1 = 2</w:t>
-      </w:r>
-      <w:r>
-        <w:br/>
-      </w:r>
-      <w:r>
-        <w:rPr>
-          <w:rStyle w:val="CommentTok"/>
-        </w:rPr>
-        <w:t xml:space="preserve"># 3. a becomes 2, b becomes 1 + 2 = 3</w:t>
-      </w:r>
-      <w:r>
-        <w:br/>
-      </w:r>
-      <w:r>
-        <w:br/>
-      </w:r>
-      <w:r>
-        <w:rPr>
-          <w:rStyle w:val="CommentTok"/>
-        </w:rPr>
-        <w:t xml:space="preserve"># The function returns a, which is 2.</w:t>
-      </w:r>
-      <w:r>
-        <w:br/>
-      </w:r>
-      <w:r>
-        <w:rPr>
-          <w:rStyle w:val="CommentTok"/>
-        </w:rPr>
-        <w:t xml:space="preserve"># The sequence is 0, 1, 1, 2. The 3rd element (0-indexed) is 2.</w:t>
+        <w:t xml:space="preserve"># Sequence: 0, 1, 1, 2. The number at index 3 is 2.</w:t>
       </w:r>
     </w:p>
     <w:bookmarkEnd w:id="12"/>
@@ -625,7 +587,7 @@
         </w:numPr>
       </w:pPr>
       <w:r>
-        <w:t xml:space="preserve">The input</w:t>
+        <w:t xml:space="preserve">The function uses a 0-indexed sequence. For example,</w:t>
       </w:r>
       <w:r>
         <w:t xml:space="preserve"> </w:t>
@@ -634,13 +596,13 @@
         <w:rPr>
           <w:rStyle w:val="VerbatimChar"/>
         </w:rPr>
-        <w:t xml:space="preserve">n</w:t>
+        <w:t xml:space="preserve">fibonacci(0)</w:t>
       </w:r>
       <w:r>
         <w:t xml:space="preserve"> </w:t>
       </w:r>
       <w:r>
-        <w:t xml:space="preserve">must be a non-negative integer. Providing a negative integer will result in a</w:t>
+        <w:t xml:space="preserve">returns</w:t>
       </w:r>
       <w:r>
         <w:t xml:space="preserve"> </w:t>
@@ -649,7 +611,34 @@
         <w:rPr>
           <w:rStyle w:val="VerbatimChar"/>
         </w:rPr>
-        <w:t xml:space="preserve">ValueError</w:t>
+        <w:t xml:space="preserve">0</w:t>
+      </w:r>
+      <w:r>
+        <w:t xml:space="preserve">, and</w:t>
+      </w:r>
+      <w:r>
+        <w:t xml:space="preserve"> </w:t>
+      </w:r>
+      <w:r>
+        <w:rPr>
+          <w:rStyle w:val="VerbatimChar"/>
+        </w:rPr>
+        <w:t xml:space="preserve">fibonacci(1)</w:t>
+      </w:r>
+      <w:r>
+        <w:t xml:space="preserve"> </w:t>
+      </w:r>
+      <w:r>
+        <w:t xml:space="preserve">returns</w:t>
+      </w:r>
+      <w:r>
+        <w:t xml:space="preserve"> </w:t>
+      </w:r>
+      <w:r>
+        <w:rPr>
+          <w:rStyle w:val="VerbatimChar"/>
+        </w:rPr>
+        <w:t xml:space="preserve">1</w:t>
       </w:r>
       <w:r>
         <w:t xml:space="preserve">.</w:t>
@@ -664,7 +653,7 @@
         </w:numPr>
       </w:pPr>
       <w:r>
-        <w:t xml:space="preserve">The function uses a 0-indexed sequence. For example,</w:t>
+        <w:t xml:space="preserve">The input</w:t>
       </w:r>
       <w:r>
         <w:t xml:space="preserve"> </w:t>
@@ -673,13 +662,13 @@
         <w:rPr>
           <w:rStyle w:val="VerbatimChar"/>
         </w:rPr>
-        <w:t xml:space="preserve">fibonacci(0)</w:t>
+        <w:t xml:space="preserve">n</w:t>
       </w:r>
       <w:r>
         <w:t xml:space="preserve"> </w:t>
       </w:r>
       <w:r>
-        <w:t xml:space="preserve">returns the first number (0), and</w:t>
+        <w:t xml:space="preserve">must be a non-negative integer. Providing a negative integer will result in a</w:t>
       </w:r>
       <w:r>
         <w:t xml:space="preserve"> </w:t>
@@ -688,13 +677,10 @@
         <w:rPr>
           <w:rStyle w:val="VerbatimChar"/>
         </w:rPr>
-        <w:t xml:space="preserve">fibonacci(1)</w:t>
-      </w:r>
-      <w:r>
-        <w:t xml:space="preserve"> </w:t>
-      </w:r>
-      <w:r>
-        <w:t xml:space="preserve">returns the second number (1).</w:t>
+        <w:t xml:space="preserve">ValueError</w:t>
+      </w:r>
+      <w:r>
+        <w:t xml:space="preserve">.</w:t>
       </w:r>
     </w:p>
     <w:p>
@@ -706,7 +692,19 @@
         </w:numPr>
       </w:pPr>
       <w:r>
-        <w:t xml:space="preserve">This iterative implementation is efficient in terms of memory and performance compared to a naive recursive approach, as it avoids redundant calculations and deep recursion stacks.</w:t>
+        <w:t xml:space="preserve">This iterative implementation is memory-efficient and avoids the recursion depth limits that can affect recursive solutions for large values of</w:t>
+      </w:r>
+      <w:r>
+        <w:t xml:space="preserve"> </w:t>
+      </w:r>
+      <w:r>
+        <w:rPr>
+          <w:rStyle w:val="VerbatimChar"/>
+        </w:rPr>
+        <w:t xml:space="preserve">n</w:t>
+      </w:r>
+      <w:r>
+        <w:t xml:space="preserve">.</w:t>
       </w:r>
     </w:p>
     <w:p>
@@ -732,7 +730,7 @@
         <w:rPr>
           <w:rStyle w:val="VerbatimChar"/>
         </w:rPr>
-        <w:t xml:space="preserve">55</w:t>
+        <w:t xml:space="preserve">34</w:t>
       </w:r>
     </w:p>
     <w:bookmarkEnd w:id="13"/>
@@ -762,16 +760,34 @@
         <w:rPr>
           <w:rStyle w:val="CommentTok"/>
         </w:rPr>
-        <w:t xml:space="preserve"># Example usage</w:t>
+        <w:t xml:space="preserve"># Example usage: Find the 9th Fibonacci number (0-indexed)</w:t>
       </w:r>
       <w:r>
         <w:br/>
       </w:r>
       <w:r>
         <w:rPr>
-          <w:rStyle w:val="CommentTok"/>
-        </w:rPr>
-        <w:t xml:space="preserve"># Calculate the 10th Fibonacci number (0-indexed)</w:t>
+          <w:rStyle w:val="NormalTok"/>
+        </w:rPr>
+        <w:t xml:space="preserve">n_index </w:t>
+      </w:r>
+      <w:r>
+        <w:rPr>
+          <w:rStyle w:val="OperatorTok"/>
+        </w:rPr>
+        <w:t xml:space="preserve">=</w:t>
+      </w:r>
+      <w:r>
+        <w:rPr>
+          <w:rStyle w:val="NormalTok"/>
+        </w:rPr>
+        <w:t xml:space="preserve"> </w:t>
+      </w:r>
+      <w:r>
+        <w:rPr>
+          <w:rStyle w:val="DecValTok"/>
+        </w:rPr>
+        <w:t xml:space="preserve">9</w:t>
       </w:r>
       <w:r>
         <w:br/>
@@ -792,34 +808,82 @@
         <w:rPr>
           <w:rStyle w:val="NormalTok"/>
         </w:rPr>
-        <w:t xml:space="preserve"> fibonacci(</w:t>
-      </w:r>
-      <w:r>
-        <w:rPr>
-          <w:rStyle w:val="DecValTok"/>
-        </w:rPr>
-        <w:t xml:space="preserve">10</w:t>
+        <w:t xml:space="preserve"> fibonacci(n_index)</w:t>
+      </w:r>
+      <w:r>
+        <w:br/>
+      </w:r>
+      <w:r>
+        <w:rPr>
+          <w:rStyle w:val="BuiltInTok"/>
+        </w:rPr>
+        <w:t xml:space="preserve">print</w:t>
       </w:r>
       <w:r>
         <w:rPr>
           <w:rStyle w:val="NormalTok"/>
         </w:rPr>
+        <w:t xml:space="preserve">(</w:t>
+      </w:r>
+      <w:r>
+        <w:rPr>
+          <w:rStyle w:val="SpecialStringTok"/>
+        </w:rPr>
+        <w:t xml:space="preserve">f"The Fibonacci number at index </w:t>
+      </w:r>
+      <w:r>
+        <w:rPr>
+          <w:rStyle w:val="SpecialCharTok"/>
+        </w:rPr>
+        <w:t xml:space="preserve">{</w:t>
+      </w:r>
+      <w:r>
+        <w:rPr>
+          <w:rStyle w:val="NormalTok"/>
+        </w:rPr>
+        <w:t xml:space="preserve">n_index</w:t>
+      </w:r>
+      <w:r>
+        <w:rPr>
+          <w:rStyle w:val="SpecialCharTok"/>
+        </w:rPr>
+        <w:t xml:space="preserve">}</w:t>
+      </w:r>
+      <w:r>
+        <w:rPr>
+          <w:rStyle w:val="SpecialStringTok"/>
+        </w:rPr>
+        <w:t xml:space="preserve"> is: </w:t>
+      </w:r>
+      <w:r>
+        <w:rPr>
+          <w:rStyle w:val="SpecialCharTok"/>
+        </w:rPr>
+        <w:t xml:space="preserve">{</w:t>
+      </w:r>
+      <w:r>
+        <w:rPr>
+          <w:rStyle w:val="NormalTok"/>
+        </w:rPr>
+        <w:t xml:space="preserve">result</w:t>
+      </w:r>
+      <w:r>
+        <w:rPr>
+          <w:rStyle w:val="SpecialCharTok"/>
+        </w:rPr>
+        <w:t xml:space="preserve">}</w:t>
+      </w:r>
+      <w:r>
+        <w:rPr>
+          <w:rStyle w:val="SpecialStringTok"/>
+        </w:rPr>
+        <w:t xml:space="preserve">"</w:t>
+      </w:r>
+      <w:r>
+        <w:rPr>
+          <w:rStyle w:val="NormalTok"/>
+        </w:rPr>
         <w:t xml:space="preserve">)</w:t>
-      </w:r>
-      <w:r>
-        <w:br/>
-      </w:r>
-      <w:r>
-        <w:rPr>
-          <w:rStyle w:val="BuiltInTok"/>
-        </w:rPr>
-        <w:t xml:space="preserve">print</w:t>
-      </w:r>
-      <w:r>
-        <w:rPr>
-          <w:rStyle w:val="NormalTok"/>
-        </w:rPr>
-        <w:t xml:space="preserve">(result)</w:t>
       </w:r>
     </w:p>
     <w:p>
@@ -842,7 +906,7 @@
         <w:rPr>
           <w:rStyle w:val="VerbatimChar"/>
         </w:rPr>
-        <w:t xml:space="preserve">55</w:t>
+        <w:t xml:space="preserve">The Fibonacci number at index 9 is: 34</w:t>
       </w:r>
     </w:p>
     <w:p>
@@ -929,7 +993,7 @@
         <w:t xml:space="preserve"> </w:t>
       </w:r>
       <w:r>
-        <w:t xml:space="preserve">function inverts a given dictionary by swapping its keys and values, creating a new dictionary where the original values become the keys and the original keys become the values.</w:t>
+        <w:t xml:space="preserve">function inverts a given dictionary by swapping its keys and values, returning a new dictionary.</w:t>
       </w:r>
     </w:p>
     <w:bookmarkEnd w:id="17"/>
@@ -971,13 +1035,16 @@
         <w:t xml:space="preserve"> </w:t>
       </w:r>
       <w:r>
+        <w:t xml:space="preserve">(</w:t>
+      </w:r>
+      <w:r>
         <w:rPr>
           <w:rStyle w:val="VerbatimChar"/>
         </w:rPr>
         <w:t xml:space="preserve">Dict[str, int]</w:t>
       </w:r>
       <w:r>
-        <w:t xml:space="preserve">: A dictionary mapping string keys to integer values. It is essential that all values in this dictionary are unique for the inversion to be possible.</w:t>
+        <w:t xml:space="preserve">): A dictionary mapping string keys to integer values. It is essential that all values in this dictionary are unique to ensure a valid inversion.</w:t>
       </w:r>
     </w:p>
     <w:bookmarkEnd w:id="18"/>
@@ -1004,7 +1071,7 @@
         <w:pStyle w:val="FirstParagraph"/>
       </w:pPr>
       <w:r>
-        <w:t xml:space="preserve">This function provides a safe way to invert a dictionary. The core logic involves two main steps:</w:t>
+        <w:t xml:space="preserve">This function provides a safe way to invert a dictionary where string keys are mapped to integer values. The core logic is implemented in two main steps:</w:t>
       </w:r>
     </w:p>
     <w:p>
@@ -1019,10 +1086,10 @@
           <w:b/>
           <w:bCs/>
         </w:rPr>
-        <w:t xml:space="preserve">Uniqueness Validation</w:t>
-      </w:r>
-      <w:r>
-        <w:t xml:space="preserve">: Before performing the inversion, the function first validates that all values in the input</w:t>
+        <w:t xml:space="preserve">Validation</w:t>
+      </w:r>
+      <w:r>
+        <w:t xml:space="preserve">: Before attempting to invert the dictionary, the function first validates that all values in the input</w:t>
       </w:r>
       <w:r>
         <w:t xml:space="preserve"> </w:t>
@@ -1037,33 +1104,60 @@
         <w:t xml:space="preserve"> </w:t>
       </w:r>
       <w:r>
-        <w:t xml:space="preserve">dictionary are unique. It does this by comparing the number of values (</w:t>
+        <w:t xml:space="preserve">are unique. It does this by comparing the number of values with the number of unique values. The expression</w:t>
+      </w:r>
+      <w:r>
+        <w:t xml:space="preserve"> </w:t>
       </w:r>
       <w:r>
         <w:rPr>
           <w:rStyle w:val="VerbatimChar"/>
         </w:rPr>
-        <w:t xml:space="preserve">len(mapping.values())</w:t>
-      </w:r>
-      <w:r>
-        <w:t xml:space="preserve">) with the number of unique values (</w:t>
+        <w:t xml:space="preserve">len(mapping.values()) != len(set(mapping.values()))</w:t>
+      </w:r>
+      <w:r>
+        <w:t xml:space="preserve"> </w:t>
+      </w:r>
+      <w:r>
+        <w:t xml:space="preserve">evaluates to</w:t>
+      </w:r>
+      <w:r>
+        <w:t xml:space="preserve"> </w:t>
       </w:r>
       <w:r>
         <w:rPr>
           <w:rStyle w:val="VerbatimChar"/>
         </w:rPr>
-        <w:t xml:space="preserve">len(set(mapping.values()))</w:t>
-      </w:r>
-      <w:r>
-        <w:t xml:space="preserve">). If these counts are not equal, it indicates the presence of duplicate values, which would lead to data loss during inversion (as dictionary keys must be unique). In this case, a</w:t>
+        <w:t xml:space="preserve">True</w:t>
       </w:r>
       <w:r>
         <w:t xml:space="preserve"> </w:t>
       </w:r>
       <w:r>
+        <w:t xml:space="preserve">if any duplicates exist, as converting a list of values to a</w:t>
+      </w:r>
+      <w:r>
+        <w:t xml:space="preserve"> </w:t>
+      </w:r>
+      <w:r>
         <w:rPr>
           <w:rStyle w:val="VerbatimChar"/>
         </w:rPr>
+        <w:t xml:space="preserve">set</w:t>
+      </w:r>
+      <w:r>
+        <w:t xml:space="preserve"> </w:t>
+      </w:r>
+      <w:r>
+        <w:t xml:space="preserve">removes duplicates. If duplicates are found, a</w:t>
+      </w:r>
+      <w:r>
+        <w:t xml:space="preserve"> </w:t>
+      </w:r>
+      <w:r>
+        <w:rPr>
+          <w:rStyle w:val="VerbatimChar"/>
+        </w:rPr>
         <w:t xml:space="preserve">ValueError</w:t>
       </w:r>
       <w:r>
@@ -1079,7 +1173,10 @@
         <w:t xml:space="preserve">“Values must be unique to invert dictionary”</w:t>
       </w:r>
       <w:r>
-        <w:t xml:space="preserve">.</w:t>
+        <w:t xml:space="preserve"> </w:t>
+      </w:r>
+      <w:r>
+        <w:t xml:space="preserve">to prevent data loss in the inverted dictionary.</w:t>
       </w:r>
     </w:p>
     <w:p>
@@ -1097,7 +1194,7 @@
         <w:t xml:space="preserve">Inversion</w:t>
       </w:r>
       <w:r>
-        <w:t xml:space="preserve">: If the values are unique, the function proceeds to invert the dictionary. It uses a dictionary comprehension,</w:t>
+        <w:t xml:space="preserve">: If all values are unique, the function proceeds to create and return a new dictionary. It uses a dictionary comprehension,</w:t>
       </w:r>
       <w:r>
         <w:t xml:space="preserve"> </w:t>
@@ -1121,7 +1218,7 @@
         <w:t xml:space="preserve">mapping</w:t>
       </w:r>
       <w:r>
-        <w:t xml:space="preserve">. For each pair, it creates a new entry in the returned dictionary where the original</w:t>
+        <w:t xml:space="preserve">. For each pair, it creates a new entry in the output dictionary where the original</w:t>
       </w:r>
       <w:r>
         <w:t xml:space="preserve"> </w:t>
@@ -1136,7 +1233,7 @@
         <w:t xml:space="preserve"> </w:t>
       </w:r>
       <w:r>
-        <w:t xml:space="preserve">is the new key and the original</w:t>
+        <w:t xml:space="preserve">becomes the new key and the original</w:t>
       </w:r>
       <w:r>
         <w:t xml:space="preserve"> </w:t>
@@ -1151,72 +1248,15 @@
         <w:t xml:space="preserve"> </w:t>
       </w:r>
       <w:r>
-        <w:t xml:space="preserve">is the new value.</w:t>
+        <w:t xml:space="preserve">becomes the new value.</w:t>
       </w:r>
     </w:p>
     <w:p>
       <w:pPr>
-        <w:pStyle w:val="SourceCode"/>
-      </w:pPr>
-      <w:r>
-        <w:rPr>
-          <w:rStyle w:val="CommentTok"/>
-        </w:rPr>
-        <w:t xml:space="preserve"># Internal logic for inversion</w:t>
-      </w:r>
-      <w:r>
-        <w:br/>
-      </w:r>
-      <w:r>
-        <w:rPr>
-          <w:rStyle w:val="CommentTok"/>
-        </w:rPr>
-        <w:t xml:space="preserve"># This is executed only if values are unique</w:t>
-      </w:r>
-      <w:r>
-        <w:br/>
-      </w:r>
-      <w:r>
-        <w:rPr>
-          <w:rStyle w:val="NormalTok"/>
-        </w:rPr>
-        <w:t xml:space="preserve">inverted </w:t>
-      </w:r>
-      <w:r>
-        <w:rPr>
-          <w:rStyle w:val="OperatorTok"/>
-        </w:rPr>
-        <w:t xml:space="preserve">=</w:t>
-      </w:r>
-      <w:r>
-        <w:rPr>
-          <w:rStyle w:val="NormalTok"/>
-        </w:rPr>
-        <w:t xml:space="preserve"> {value: key </w:t>
-      </w:r>
-      <w:r>
-        <w:rPr>
-          <w:rStyle w:val="ControlFlowTok"/>
-        </w:rPr>
-        <w:t xml:space="preserve">for</w:t>
-      </w:r>
-      <w:r>
-        <w:rPr>
-          <w:rStyle w:val="NormalTok"/>
-        </w:rPr>
-        <w:t xml:space="preserve"> key, value </w:t>
-      </w:r>
-      <w:r>
-        <w:rPr>
-          <w:rStyle w:val="KeywordTok"/>
-        </w:rPr>
-        <w:t xml:space="preserve">in</w:t>
-      </w:r>
-      <w:r>
-        <w:rPr>
-          <w:rStyle w:val="NormalTok"/>
-        </w:rPr>
-        <w:t xml:space="preserve"> mapping.items()}</w:t>
+        <w:pStyle w:val="FirstParagraph"/>
+      </w:pPr>
+      <w:r>
+        <w:t xml:space="preserve">This process ensures a one-to-one mapping in the resulting dictionary, which maps integers back to their corresponding strings.</w:t>
       </w:r>
     </w:p>
     <w:bookmarkEnd w:id="19"/>
@@ -1247,7 +1287,7 @@
         </w:numPr>
       </w:pPr>
       <w:r>
-        <w:t xml:space="preserve">The most critical requirement for this function is that the values of the input dictionary must be unique. The function will raise a</w:t>
+        <w:t xml:space="preserve">The function requires that all values in the input</w:t>
       </w:r>
       <w:r>
         <w:t xml:space="preserve"> </w:t>
@@ -1256,13 +1296,25 @@
         <w:rPr>
           <w:rStyle w:val="VerbatimChar"/>
         </w:rPr>
+        <w:t xml:space="preserve">mapping</w:t>
+      </w:r>
+      <w:r>
+        <w:t xml:space="preserve"> </w:t>
+      </w:r>
+      <w:r>
+        <w:t xml:space="preserve">dictionary are unique. Attempting to invert a dictionary with duplicate values will result in a</w:t>
+      </w:r>
+      <w:r>
+        <w:t xml:space="preserve"> </w:t>
+      </w:r>
+      <w:r>
+        <w:rPr>
+          <w:rStyle w:val="VerbatimChar"/>
+        </w:rPr>
         <w:t xml:space="preserve">ValueError</w:t>
       </w:r>
       <w:r>
-        <w:t xml:space="preserve"> </w:t>
-      </w:r>
-      <w:r>
-        <w:t xml:space="preserve">if any duplicate values are found.</w:t>
+        <w:t xml:space="preserve">.</w:t>
       </w:r>
     </w:p>
     <w:p>
@@ -1274,11 +1326,65 @@
         </w:numPr>
       </w:pPr>
       <w:r>
-        <w:t xml:space="preserve">The input dictionary is expected to have string keys and integer values, and the output will be a dictionary with integer keys and string values, as per the type hints.</w:t>
+        <w:t xml:space="preserve">The function is not an in-place operation. It returns a new dictionary and does not modify the original</w:t>
+      </w:r>
+      <w:r>
+        <w:t xml:space="preserve"> </w:t>
+      </w:r>
+      <w:r>
+        <w:rPr>
+          <w:rStyle w:val="VerbatimChar"/>
+        </w:rPr>
+        <w:t xml:space="preserve">mapping</w:t>
+      </w:r>
+      <w:r>
+        <w:t xml:space="preserve"> </w:t>
+      </w:r>
+      <w:r>
+        <w:t xml:space="preserve">dictionary.</w:t>
       </w:r>
     </w:p>
     <w:p>
       <w:pPr>
+        <w:pStyle w:val="Compact"/>
+        <w:numPr>
+          <w:ilvl w:val="0"/>
+          <w:numId w:val="1005"/>
+        </w:numPr>
+      </w:pPr>
+      <w:r>
+        <w:t xml:space="preserve">The type hints indicate a mapping from</w:t>
+      </w:r>
+      <w:r>
+        <w:t xml:space="preserve"> </w:t>
+      </w:r>
+      <w:r>
+        <w:rPr>
+          <w:rStyle w:val="VerbatimChar"/>
+        </w:rPr>
+        <w:t xml:space="preserve">str</w:t>
+      </w:r>
+      <w:r>
+        <w:t xml:space="preserve"> </w:t>
+      </w:r>
+      <w:r>
+        <w:t xml:space="preserve">to</w:t>
+      </w:r>
+      <w:r>
+        <w:t xml:space="preserve"> </w:t>
+      </w:r>
+      <w:r>
+        <w:rPr>
+          <w:rStyle w:val="VerbatimChar"/>
+        </w:rPr>
+        <w:t xml:space="preserve">int</w:t>
+      </w:r>
+      <w:r>
+        <w:t xml:space="preserve">, but the logic will work for any dictionary with hashable keys and unique, hashable values.</w:t>
+      </w:r>
+    </w:p>
+    <w:p>
+      <w:pPr>
         <w:pStyle w:val="FirstParagraph"/>
       </w:pPr>
       <w:r>
@@ -1289,7 +1395,90 @@
         <w:t xml:space="preserve">Output Example</w:t>
       </w:r>
       <w:r>
-        <w:t xml:space="preserve">: A new dictionary with keys and values swapped.</w:t>
+        <w:t xml:space="preserve">: A dictionary with integer keys and string values.</w:t>
+      </w:r>
+    </w:p>
+    <w:p>
+      <w:pPr>
+        <w:pStyle w:val="SourceCode"/>
+      </w:pPr>
+      <w:r>
+        <w:rPr>
+          <w:rStyle w:val="NormalTok"/>
+        </w:rPr>
+        <w:t xml:space="preserve">{</w:t>
+      </w:r>
+      <w:r>
+        <w:rPr>
+          <w:rStyle w:val="DecValTok"/>
+        </w:rPr>
+        <w:t xml:space="preserve">1</w:t>
+      </w:r>
+      <w:r>
+        <w:rPr>
+          <w:rStyle w:val="NormalTok"/>
+        </w:rPr>
+        <w:t xml:space="preserve">: </w:t>
+      </w:r>
+      <w:r>
+        <w:rPr>
+          <w:rStyle w:val="StringTok"/>
+        </w:rPr>
+        <w:t xml:space="preserve">'one'</w:t>
+      </w:r>
+      <w:r>
+        <w:rPr>
+          <w:rStyle w:val="NormalTok"/>
+        </w:rPr>
+        <w:t xml:space="preserve">, </w:t>
+      </w:r>
+      <w:r>
+        <w:rPr>
+          <w:rStyle w:val="DecValTok"/>
+        </w:rPr>
+        <w:t xml:space="preserve">2</w:t>
+      </w:r>
+      <w:r>
+        <w:rPr>
+          <w:rStyle w:val="NormalTok"/>
+        </w:rPr>
+        <w:t xml:space="preserve">: </w:t>
+      </w:r>
+      <w:r>
+        <w:rPr>
+          <w:rStyle w:val="StringTok"/>
+        </w:rPr>
+        <w:t xml:space="preserve">'two'</w:t>
+      </w:r>
+      <w:r>
+        <w:rPr>
+          <w:rStyle w:val="NormalTok"/>
+        </w:rPr>
+        <w:t xml:space="preserve">, </w:t>
+      </w:r>
+      <w:r>
+        <w:rPr>
+          <w:rStyle w:val="DecValTok"/>
+        </w:rPr>
+        <w:t xml:space="preserve">3</w:t>
+      </w:r>
+      <w:r>
+        <w:rPr>
+          <w:rStyle w:val="NormalTok"/>
+        </w:rPr>
+        <w:t xml:space="preserve">: </w:t>
+      </w:r>
+      <w:r>
+        <w:rPr>
+          <w:rStyle w:val="StringTok"/>
+        </w:rPr>
+        <w:t xml:space="preserve">'three'</w:t>
+      </w:r>
+      <w:r>
+        <w:rPr>
+          <w:rStyle w:val="NormalTok"/>
+        </w:rPr>
+        <w:t xml:space="preserve">}</w:t>
       </w:r>
     </w:p>
     <w:bookmarkEnd w:id="20"/>
@@ -1319,7 +1508,7 @@
         <w:rPr>
           <w:rStyle w:val="CommentTok"/>
         </w:rPr>
-        <w:t xml:space="preserve"># Example usage with a valid dictionary</w:t>
+        <w:t xml:space="preserve"># Example 1: Successful inversion with unique values</w:t>
       </w:r>
       <w:r>
         <w:br/>
@@ -1328,7 +1517,7 @@
         <w:rPr>
           <w:rStyle w:val="NormalTok"/>
         </w:rPr>
-        <w:t xml:space="preserve">valid_mapping </w:t>
+        <w:t xml:space="preserve">original_map </w:t>
       </w:r>
       <w:r>
         <w:rPr>
@@ -1346,7 +1535,7 @@
         <w:rPr>
           <w:rStyle w:val="StringTok"/>
         </w:rPr>
-        <w:t xml:space="preserve">'user_one'</w:t>
+        <w:t xml:space="preserve">'alpha'</w:t>
       </w:r>
       <w:r>
         <w:rPr>
@@ -1358,7 +1547,7 @@
         <w:rPr>
           <w:rStyle w:val="DecValTok"/>
         </w:rPr>
-        <w:t xml:space="preserve">101</w:t>
+        <w:t xml:space="preserve">10</w:t>
       </w:r>
       <w:r>
         <w:rPr>
@@ -1370,7 +1559,7 @@
         <w:rPr>
           <w:rStyle w:val="StringTok"/>
         </w:rPr>
-        <w:t xml:space="preserve">'user_two'</w:t>
+        <w:t xml:space="preserve">'beta'</w:t>
       </w:r>
       <w:r>
         <w:rPr>
@@ -1382,7 +1571,7 @@
         <w:rPr>
           <w:rStyle w:val="DecValTok"/>
         </w:rPr>
-        <w:t xml:space="preserve">102</w:t>
+        <w:t xml:space="preserve">20</w:t>
       </w:r>
       <w:r>
         <w:rPr>
@@ -1394,7 +1583,7 @@
         <w:rPr>
           <w:rStyle w:val="StringTok"/>
         </w:rPr>
-        <w:t xml:space="preserve">'user_three'</w:t>
+        <w:t xml:space="preserve">'gamma'</w:t>
       </w:r>
       <w:r>
         <w:rPr>
@@ -1406,7 +1595,7 @@
         <w:rPr>
           <w:rStyle w:val="DecValTok"/>
         </w:rPr>
-        <w:t xml:space="preserve">103</w:t>
+        <w:t xml:space="preserve">30</w:t>
       </w:r>
       <w:r>
         <w:rPr>
@@ -1421,7 +1610,7 @@
         <w:rPr>
           <w:rStyle w:val="NormalTok"/>
         </w:rPr>
-        <w:t xml:space="preserve">inverted_mapping </w:t>
+        <w:t xml:space="preserve">inverted_map </w:t>
       </w:r>
       <w:r>
         <w:rPr>
@@ -1433,7 +1622,7 @@
         <w:rPr>
           <w:rStyle w:val="NormalTok"/>
         </w:rPr>
-        <w:t xml:space="preserve"> invert_dictionary(valid_mapping)</w:t>
+        <w:t xml:space="preserve"> invert_dictionary(original_map)</w:t>
       </w:r>
       <w:r>
         <w:br/>
@@ -1448,25 +1637,205 @@
         <w:rPr>
           <w:rStyle w:val="NormalTok"/>
         </w:rPr>
-        <w:t xml:space="preserve">(inverted_mapping)</w:t>
+        <w:t xml:space="preserve">(</w:t>
+      </w:r>
+      <w:r>
+        <w:rPr>
+          <w:rStyle w:val="SpecialStringTok"/>
+        </w:rPr>
+        <w:t xml:space="preserve">f"Original dictionary: </w:t>
+      </w:r>
+      <w:r>
+        <w:rPr>
+          <w:rStyle w:val="SpecialCharTok"/>
+        </w:rPr>
+        <w:t xml:space="preserve">{</w:t>
+      </w:r>
+      <w:r>
+        <w:rPr>
+          <w:rStyle w:val="NormalTok"/>
+        </w:rPr>
+        <w:t xml:space="preserve">original_map</w:t>
+      </w:r>
+      <w:r>
+        <w:rPr>
+          <w:rStyle w:val="SpecialCharTok"/>
+        </w:rPr>
+        <w:t xml:space="preserve">}</w:t>
+      </w:r>
+      <w:r>
+        <w:rPr>
+          <w:rStyle w:val="SpecialStringTok"/>
+        </w:rPr>
+        <w:t xml:space="preserve">"</w:t>
+      </w:r>
+      <w:r>
+        <w:rPr>
+          <w:rStyle w:val="NormalTok"/>
+        </w:rPr>
+        <w:t xml:space="preserve">)</w:t>
       </w:r>
       <w:r>
         <w:br/>
       </w:r>
       <w:r>
+        <w:rPr>
+          <w:rStyle w:val="BuiltInTok"/>
+        </w:rPr>
+        <w:t xml:space="preserve">print</w:t>
+      </w:r>
+      <w:r>
+        <w:rPr>
+          <w:rStyle w:val="NormalTok"/>
+        </w:rPr>
+        <w:t xml:space="preserve">(</w:t>
+      </w:r>
+      <w:r>
+        <w:rPr>
+          <w:rStyle w:val="SpecialStringTok"/>
+        </w:rPr>
+        <w:t xml:space="preserve">f"Inverted dictionary: </w:t>
+      </w:r>
+      <w:r>
+        <w:rPr>
+          <w:rStyle w:val="SpecialCharTok"/>
+        </w:rPr>
+        <w:t xml:space="preserve">{</w:t>
+      </w:r>
+      <w:r>
+        <w:rPr>
+          <w:rStyle w:val="NormalTok"/>
+        </w:rPr>
+        <w:t xml:space="preserve">inverted_map</w:t>
+      </w:r>
+      <w:r>
+        <w:rPr>
+          <w:rStyle w:val="SpecialCharTok"/>
+        </w:rPr>
+        <w:t xml:space="preserve">}</w:t>
+      </w:r>
+      <w:r>
+        <w:rPr>
+          <w:rStyle w:val="SpecialStringTok"/>
+        </w:rPr>
+        <w:t xml:space="preserve">"</w:t>
+      </w:r>
+      <w:r>
+        <w:rPr>
+          <w:rStyle w:val="NormalTok"/>
+        </w:rPr>
+        <w:t xml:space="preserve">)</w:t>
+      </w:r>
+      <w:r>
         <w:br/>
       </w:r>
       <w:r>
+        <w:br/>
+      </w:r>
+      <w:r>
         <w:rPr>
           <w:rStyle w:val="CommentTok"/>
         </w:rPr>
-        <w:t xml:space="preserve"># Example of an invalid dictionary that will raise an error</w:t>
+        <w:t xml:space="preserve"># Example 2: Attempted inversion with duplicate values</w:t>
       </w:r>
       <w:r>
         <w:br/>
       </w:r>
       <w:r>
         <w:rPr>
+          <w:rStyle w:val="NormalTok"/>
+        </w:rPr>
+        <w:t xml:space="preserve">invalid_map </w:t>
+      </w:r>
+      <w:r>
+        <w:rPr>
+          <w:rStyle w:val="OperatorTok"/>
+        </w:rPr>
+        <w:t xml:space="preserve">=</w:t>
+      </w:r>
+      <w:r>
+        <w:rPr>
+          <w:rStyle w:val="NormalTok"/>
+        </w:rPr>
+        <w:t xml:space="preserve"> {</w:t>
+      </w:r>
+      <w:r>
+        <w:rPr>
+          <w:rStyle w:val="StringTok"/>
+        </w:rPr>
+        <w:t xml:space="preserve">'apple'</w:t>
+      </w:r>
+      <w:r>
+        <w:rPr>
+          <w:rStyle w:val="NormalTok"/>
+        </w:rPr>
+        <w:t xml:space="preserve">: </w:t>
+      </w:r>
+      <w:r>
+        <w:rPr>
+          <w:rStyle w:val="DecValTok"/>
+        </w:rPr>
+        <w:t xml:space="preserve">1</w:t>
+      </w:r>
+      <w:r>
+        <w:rPr>
+          <w:rStyle w:val="NormalTok"/>
+        </w:rPr>
+        <w:t xml:space="preserve">, </w:t>
+      </w:r>
+      <w:r>
+        <w:rPr>
+          <w:rStyle w:val="StringTok"/>
+        </w:rPr>
+        <w:t xml:space="preserve">'banana'</w:t>
+      </w:r>
+      <w:r>
+        <w:rPr>
+          <w:rStyle w:val="NormalTok"/>
+        </w:rPr>
+        <w:t xml:space="preserve">: </w:t>
+      </w:r>
+      <w:r>
+        <w:rPr>
+          <w:rStyle w:val="DecValTok"/>
+        </w:rPr>
+        <w:t xml:space="preserve">2</w:t>
+      </w:r>
+      <w:r>
+        <w:rPr>
+          <w:rStyle w:val="NormalTok"/>
+        </w:rPr>
+        <w:t xml:space="preserve">, </w:t>
+      </w:r>
+      <w:r>
+        <w:rPr>
+          <w:rStyle w:val="StringTok"/>
+        </w:rPr>
+        <w:t xml:space="preserve">'apricot'</w:t>
+      </w:r>
+      <w:r>
+        <w:rPr>
+          <w:rStyle w:val="NormalTok"/>
+        </w:rPr>
+        <w:t xml:space="preserve">: </w:t>
+      </w:r>
+      <w:r>
+        <w:rPr>
+          <w:rStyle w:val="DecValTok"/>
+        </w:rPr>
+        <w:t xml:space="preserve">1</w:t>
+      </w:r>
+      <w:r>
+        <w:rPr>
+          <w:rStyle w:val="NormalTok"/>
+        </w:rPr>
+        <w:t xml:space="preserve">}</w:t>
+      </w:r>
+      <w:r>
+        <w:br/>
+      </w:r>
+      <w:r>
+        <w:rPr>
           <w:rStyle w:val="ControlFlowTok"/>
         </w:rPr>
         <w:t xml:space="preserve">try</w:t>
@@ -1484,139 +1853,115 @@
         <w:rPr>
           <w:rStyle w:val="NormalTok"/>
         </w:rPr>
-        <w:t xml:space="preserve">    invalid_mapping </w:t>
-      </w:r>
-      <w:r>
-        <w:rPr>
-          <w:rStyle w:val="OperatorTok"/>
-        </w:rPr>
-        <w:t xml:space="preserve">=</w:t>
+        <w:t xml:space="preserve">    invert_dictionary(invalid_map)</w:t>
+      </w:r>
+      <w:r>
+        <w:br/>
+      </w:r>
+      <w:r>
+        <w:rPr>
+          <w:rStyle w:val="ControlFlowTok"/>
+        </w:rPr>
+        <w:t xml:space="preserve">except</w:t>
       </w:r>
       <w:r>
         <w:rPr>
           <w:rStyle w:val="NormalTok"/>
         </w:rPr>
-        <w:t xml:space="preserve"> {</w:t>
-      </w:r>
-      <w:r>
-        <w:rPr>
-          <w:rStyle w:val="StringTok"/>
-        </w:rPr>
-        <w:t xml:space="preserve">'apple'</w:t>
+        <w:t xml:space="preserve"> </w:t>
+      </w:r>
+      <w:r>
+        <w:rPr>
+          <w:rStyle w:val="PreprocessorTok"/>
+        </w:rPr>
+        <w:t xml:space="preserve">ValueError</w:t>
       </w:r>
       <w:r>
         <w:rPr>
           <w:rStyle w:val="NormalTok"/>
         </w:rPr>
-        <w:t xml:space="preserve">: </w:t>
-      </w:r>
-      <w:r>
-        <w:rPr>
-          <w:rStyle w:val="DecValTok"/>
-        </w:rPr>
-        <w:t xml:space="preserve">5</w:t>
+        <w:t xml:space="preserve"> </w:t>
+      </w:r>
+      <w:r>
+        <w:rPr>
+          <w:rStyle w:val="ImportTok"/>
+        </w:rPr>
+        <w:t xml:space="preserve">as</w:t>
       </w:r>
       <w:r>
         <w:rPr>
           <w:rStyle w:val="NormalTok"/>
         </w:rPr>
-        <w:t xml:space="preserve">, </w:t>
-      </w:r>
-      <w:r>
-        <w:rPr>
-          <w:rStyle w:val="StringTok"/>
-        </w:rPr>
-        <w:t xml:space="preserve">'banana'</w:t>
+        <w:t xml:space="preserve"> e:</w:t>
+      </w:r>
+      <w:r>
+        <w:br/>
       </w:r>
       <w:r>
         <w:rPr>
           <w:rStyle w:val="NormalTok"/>
         </w:rPr>
-        <w:t xml:space="preserve">: </w:t>
-      </w:r>
-      <w:r>
-        <w:rPr>
-          <w:rStyle w:val="DecValTok"/>
-        </w:rPr>
-        <w:t xml:space="preserve">10</w:t>
+        <w:t xml:space="preserve">    </w:t>
+      </w:r>
+      <w:r>
+        <w:rPr>
+          <w:rStyle w:val="BuiltInTok"/>
+        </w:rPr>
+        <w:t xml:space="preserve">print</w:t>
       </w:r>
       <w:r>
         <w:rPr>
           <w:rStyle w:val="NormalTok"/>
         </w:rPr>
-        <w:t xml:space="preserve">, </w:t>
-      </w:r>
-      <w:r>
-        <w:rPr>
-          <w:rStyle w:val="StringTok"/>
-        </w:rPr>
-        <w:t xml:space="preserve">'cherry'</w:t>
+        <w:t xml:space="preserve">(</w:t>
+      </w:r>
+      <w:r>
+        <w:rPr>
+          <w:rStyle w:val="SpecialStringTok"/>
+        </w:rPr>
+        <w:t xml:space="preserve">f"</w:t>
+      </w:r>
+      <w:r>
+        <w:rPr>
+          <w:rStyle w:val="CharTok"/>
+        </w:rPr>
+        <w:t xml:space="preserve">\n</w:t>
+      </w:r>
+      <w:r>
+        <w:rPr>
+          <w:rStyle w:val="SpecialStringTok"/>
+        </w:rPr>
+        <w:t xml:space="preserve">Attempting to invert: </w:t>
+      </w:r>
+      <w:r>
+        <w:rPr>
+          <w:rStyle w:val="SpecialCharTok"/>
+        </w:rPr>
+        <w:t xml:space="preserve">{</w:t>
       </w:r>
       <w:r>
         <w:rPr>
           <w:rStyle w:val="NormalTok"/>
         </w:rPr>
-        <w:t xml:space="preserve">: </w:t>
-      </w:r>
-      <w:r>
-        <w:rPr>
-          <w:rStyle w:val="DecValTok"/>
-        </w:rPr>
-        <w:t xml:space="preserve">5</w:t>
+        <w:t xml:space="preserve">invalid_map</w:t>
+      </w:r>
+      <w:r>
+        <w:rPr>
+          <w:rStyle w:val="SpecialCharTok"/>
+        </w:rPr>
+        <w:t xml:space="preserve">}</w:t>
+      </w:r>
+      <w:r>
+        <w:rPr>
+          <w:rStyle w:val="SpecialStringTok"/>
+        </w:rPr>
+        <w:t xml:space="preserve">"</w:t>
       </w:r>
       <w:r>
         <w:rPr>
           <w:rStyle w:val="NormalTok"/>
         </w:rPr>
-        <w:t xml:space="preserve">}</w:t>
-      </w:r>
-      <w:r>
-        <w:br/>
-      </w:r>
-      <w:r>
-        <w:rPr>
-          <w:rStyle w:val="NormalTok"/>
-        </w:rPr>
-        <w:t xml:space="preserve">    invert_dictionary(invalid_mapping)</w:t>
-      </w:r>
-      <w:r>
-        <w:br/>
-      </w:r>
-      <w:r>
-        <w:rPr>
-          <w:rStyle w:val="ControlFlowTok"/>
-        </w:rPr>
-        <w:t xml:space="preserve">except</w:t>
-      </w:r>
-      <w:r>
-        <w:rPr>
-          <w:rStyle w:val="NormalTok"/>
-        </w:rPr>
-        <w:t xml:space="preserve"> </w:t>
-      </w:r>
-      <w:r>
-        <w:rPr>
-          <w:rStyle w:val="PreprocessorTok"/>
-        </w:rPr>
-        <w:t xml:space="preserve">ValueError</w:t>
-      </w:r>
-      <w:r>
-        <w:rPr>
-          <w:rStyle w:val="NormalTok"/>
-        </w:rPr>
-        <w:t xml:space="preserve"> </w:t>
-      </w:r>
-      <w:r>
-        <w:rPr>
-          <w:rStyle w:val="ImportTok"/>
-        </w:rPr>
-        <w:t xml:space="preserve">as</w:t>
-      </w:r>
-      <w:r>
-        <w:rPr>
-          <w:rStyle w:val="NormalTok"/>
-        </w:rPr>
-        <w:t xml:space="preserve"> e:</w:t>
+        <w:t xml:space="preserve">)</w:t>
       </w:r>
       <w:r>
         <w:br/>
@@ -1696,7 +2041,28 @@
         <w:rPr>
           <w:rStyle w:val="VerbatimChar"/>
         </w:rPr>
-        <w:t xml:space="preserve">{101: 'user_one', 102: 'user_two', 103: 'user_three'}</w:t>
+        <w:t xml:space="preserve">Original dictionary: {'alpha': 10, 'beta': 20, 'gamma': 30}</w:t>
+      </w:r>
+      <w:r>
+        <w:br/>
+      </w:r>
+      <w:r>
+        <w:rPr>
+          <w:rStyle w:val="VerbatimChar"/>
+        </w:rPr>
+        <w:t xml:space="preserve">Inverted dictionary: {10: 'alpha', 20: 'beta', 30: 'gamma'}</w:t>
+      </w:r>
+      <w:r>
+        <w:br/>
+      </w:r>
+      <w:r>
+        <w:br/>
+      </w:r>
+      <w:r>
+        <w:rPr>
+          <w:rStyle w:val="VerbatimChar"/>
+        </w:rPr>
+        <w:t xml:space="preserve">Attempting to invert: {'apple': 1, 'banana': 2, 'apricot': 1}</w:t>
       </w:r>
       <w:r>
         <w:br/>
@@ -1792,7 +2158,7 @@
         <w:t xml:space="preserve"> </w:t>
       </w:r>
       <w:r>
-        <w:t xml:space="preserve">function checks if a given string is a palindrome, meaning it reads the same forwards and backwards, after ignoring character casing and spaces.</w:t>
+        <w:t xml:space="preserve">function determines if a given string is a palindrome, meaning it reads the same forwards and backwards, after ignoring character casing and whitespace.</w:t>
       </w:r>
     </w:p>
     <w:bookmarkEnd w:id="24"/>
@@ -1843,7 +2209,7 @@
         <w:t xml:space="preserve">str</w:t>
       </w:r>
       <w:r>
-        <w:t xml:space="preserve">): The string that will be checked to determine if it is a palindrome.</w:t>
+        <w:t xml:space="preserve">): The input string to be checked for palindrome properties.</w:t>
       </w:r>
     </w:p>
     <w:bookmarkEnd w:id="25"/>
@@ -1870,15 +2236,25 @@
         <w:pStyle w:val="FirstParagraph"/>
       </w:pPr>
       <w:r>
-        <w:t xml:space="preserve">This function determines if a string is a palindrome through a two-step process: normalization and comparison.</w:t>
+        <w:t xml:space="preserve">This function provides a straightforward way to validate if a string is a palindrome by performing a two-step process: normalization and comparison.</w:t>
       </w:r>
     </w:p>
     <w:p>
       <w:pPr>
-        <w:pStyle w:val="BodyText"/>
-      </w:pPr>
-      <w:r>
-        <w:t xml:space="preserve">First, the function normalizes the input</w:t>
+        <w:numPr>
+          <w:ilvl w:val="0"/>
+          <w:numId w:val="1007"/>
+        </w:numPr>
+      </w:pPr>
+      <w:r>
+        <w:rPr>
+          <w:b/>
+          <w:bCs/>
+        </w:rPr>
+        <w:t xml:space="preserve">Normalization</w:t>
+      </w:r>
+      <w:r>
+        <w:t xml:space="preserve">: The function first processes the input</w:t>
       </w:r>
       <w:r>
         <w:t xml:space="preserve"> </w:t>
@@ -1890,22 +2266,46 @@
         <w:t xml:space="preserve">text</w:t>
       </w:r>
       <w:r>
-        <w:t xml:space="preserve">. It iterates through each character of the string. For each character, it discards any whitespace (like spaces, tabs, or newlines) using</w:t>
-      </w:r>
-      <w:r>
         <w:t xml:space="preserve"> </w:t>
       </w:r>
       <w:r>
+        <w:t xml:space="preserve">to create a</w:t>
+      </w:r>
+      <w:r>
+        <w:t xml:space="preserve"> </w:t>
+      </w:r>
+      <w:r>
+        <w:t xml:space="preserve">“normalized”</w:t>
+      </w:r>
+      <w:r>
+        <w:t xml:space="preserve"> </w:t>
+      </w:r>
+      <w:r>
+        <w:t xml:space="preserve">version. It iterates through each character of the string. During this iteration, it discards any whitespace characters (like spaces, tabs, or newlines) using</w:t>
+      </w:r>
+      <w:r>
+        <w:t xml:space="preserve"> </w:t>
+      </w:r>
+      <w:r>
         <w:rPr>
           <w:rStyle w:val="VerbatimChar"/>
         </w:rPr>
         <w:t xml:space="preserve">ch.isspace()</w:t>
       </w:r>
       <w:r>
+        <w:t xml:space="preserve">. All other characters are converted to their lowercase equivalents using</w:t>
+      </w:r>
+      <w:r>
         <w:t xml:space="preserve"> </w:t>
       </w:r>
       <w:r>
-        <w:t xml:space="preserve">and converts the remaining characters to lowercase using</w:t>
+        <w:rPr>
+          <w:rStyle w:val="VerbatimChar"/>
+        </w:rPr>
+        <w:t xml:space="preserve">ch.lower()</w:t>
+      </w:r>
+      <w:r>
+        <w:t xml:space="preserve">. These processed characters are then joined together to form a new string,</w:t>
       </w:r>
       <w:r>
         <w:t xml:space="preserve"> </w:t>
@@ -1914,276 +2314,225 @@
         <w:rPr>
           <w:rStyle w:val="VerbatimChar"/>
         </w:rPr>
-        <w:t xml:space="preserve">ch.lower()</w:t>
-      </w:r>
-      <w:r>
-        <w:t xml:space="preserve">. These processed characters are then joined together to form a new, clean string stored in the</w:t>
-      </w:r>
-      <w:r>
-        <w:t xml:space="preserve"> </w:t>
-      </w:r>
-      <w:r>
-        <w:rPr>
-          <w:rStyle w:val="VerbatimChar"/>
-        </w:rPr>
         <w:t xml:space="preserve">normalized</w:t>
       </w:r>
       <w:r>
-        <w:t xml:space="preserve"> </w:t>
-      </w:r>
-      <w:r>
-        <w:t xml:space="preserve">variable.</w:t>
+        <w:t xml:space="preserve">.</w:t>
       </w:r>
     </w:p>
     <w:p>
       <w:pPr>
-        <w:pStyle w:val="BodyText"/>
-      </w:pPr>
-      <w:r>
-        <w:t xml:space="preserve">For example, an input of</w:t>
-      </w:r>
-      <w:r>
+        <w:pStyle w:val="SourceCode"/>
+        <w:numPr>
+          <w:ilvl w:val="0"/>
+          <w:numId w:val="1000"/>
+        </w:numPr>
+      </w:pPr>
+      <w:r>
+        <w:rPr>
+          <w:rStyle w:val="NormalTok"/>
+        </w:rPr>
+        <w:t xml:space="preserve">normalized </w:t>
+      </w:r>
+      <w:r>
+        <w:rPr>
+          <w:rStyle w:val="OperatorTok"/>
+        </w:rPr>
+        <w:t xml:space="preserve">=</w:t>
+      </w:r>
+      <w:r>
+        <w:rPr>
+          <w:rStyle w:val="NormalTok"/>
+        </w:rPr>
         <w:t xml:space="preserve"> </w:t>
       </w:r>
       <w:r>
         <w:rPr>
-          <w:rStyle w:val="VerbatimChar"/>
-        </w:rPr>
-        <w:t xml:space="preserve">"Taco Cat"</w:t>
-      </w:r>
-      <w:r>
+          <w:rStyle w:val="StringTok"/>
+        </w:rPr>
+        <w:t xml:space="preserve">''</w:t>
+      </w:r>
+      <w:r>
+        <w:rPr>
+          <w:rStyle w:val="NormalTok"/>
+        </w:rPr>
+        <w:t xml:space="preserve">.join(ch.lower() </w:t>
+      </w:r>
+      <w:r>
+        <w:rPr>
+          <w:rStyle w:val="ControlFlowTok"/>
+        </w:rPr>
+        <w:t xml:space="preserve">for</w:t>
+      </w:r>
+      <w:r>
+        <w:rPr>
+          <w:rStyle w:val="NormalTok"/>
+        </w:rPr>
+        <w:t xml:space="preserve"> ch </w:t>
+      </w:r>
+      <w:r>
+        <w:rPr>
+          <w:rStyle w:val="KeywordTok"/>
+        </w:rPr>
+        <w:t xml:space="preserve">in</w:t>
+      </w:r>
+      <w:r>
+        <w:rPr>
+          <w:rStyle w:val="NormalTok"/>
+        </w:rPr>
+        <w:t xml:space="preserve"> text </w:t>
+      </w:r>
+      <w:r>
+        <w:rPr>
+          <w:rStyle w:val="ControlFlowTok"/>
+        </w:rPr>
+        <w:t xml:space="preserve">if</w:t>
+      </w:r>
+      <w:r>
+        <w:rPr>
+          <w:rStyle w:val="NormalTok"/>
+        </w:rPr>
         <w:t xml:space="preserve"> </w:t>
       </w:r>
       <w:r>
-        <w:t xml:space="preserve">would be transformed into</w:t>
-      </w:r>
-      <w:r>
-        <w:t xml:space="preserve"> </w:t>
-      </w:r>
-      <w:r>
-        <w:rPr>
-          <w:rStyle w:val="VerbatimChar"/>
-        </w:rPr>
-        <w:t xml:space="preserve">"tacocat"</w:t>
-      </w:r>
-      <w:r>
-        <w:t xml:space="preserve">.</w:t>
+        <w:rPr>
+          <w:rStyle w:val="KeywordTok"/>
+        </w:rPr>
+        <w:t xml:space="preserve">not</w:t>
+      </w:r>
+      <w:r>
+        <w:rPr>
+          <w:rStyle w:val="NormalTok"/>
+        </w:rPr>
+        <w:t xml:space="preserve"> ch.isspace())</w:t>
       </w:r>
     </w:p>
     <w:p>
       <w:pPr>
-        <w:pStyle w:val="SourceCode"/>
-      </w:pPr>
-      <w:r>
-        <w:rPr>
-          <w:rStyle w:val="NormalTok"/>
-        </w:rPr>
-        <w:t xml:space="preserve">normalized </w:t>
-      </w:r>
-      <w:r>
-        <w:rPr>
-          <w:rStyle w:val="OperatorTok"/>
-        </w:rPr>
-        <w:t xml:space="preserve">=</w:t>
-      </w:r>
-      <w:r>
-        <w:rPr>
-          <w:rStyle w:val="NormalTok"/>
-        </w:rPr>
+        <w:numPr>
+          <w:ilvl w:val="0"/>
+          <w:numId w:val="1007"/>
+        </w:numPr>
+      </w:pPr>
+      <w:r>
+        <w:rPr>
+          <w:b/>
+          <w:bCs/>
+        </w:rPr>
+        <w:t xml:space="preserve">Comparison</w:t>
+      </w:r>
+      <w:r>
+        <w:t xml:space="preserve">: Once the normalized string is created, the function compares it with its own reverse. The reversal is achieved using the slice notation</w:t>
+      </w:r>
+      <w:r>
         <w:t xml:space="preserve"> </w:t>
       </w:r>
       <w:r>
         <w:rPr>
-          <w:rStyle w:val="StringTok"/>
-        </w:rPr>
-        <w:t xml:space="preserve">''</w:t>
-      </w:r>
-      <w:r>
-        <w:rPr>
-          <w:rStyle w:val="NormalTok"/>
-        </w:rPr>
-        <w:t xml:space="preserve">.join(ch.lower() </w:t>
-      </w:r>
-      <w:r>
-        <w:rPr>
-          <w:rStyle w:val="ControlFlowTok"/>
-        </w:rPr>
-        <w:t xml:space="preserve">for</w:t>
-      </w:r>
-      <w:r>
-        <w:rPr>
-          <w:rStyle w:val="NormalTok"/>
-        </w:rPr>
-        <w:t xml:space="preserve"> ch </w:t>
-      </w:r>
-      <w:r>
-        <w:rPr>
-          <w:rStyle w:val="KeywordTok"/>
-        </w:rPr>
-        <w:t xml:space="preserve">in</w:t>
-      </w:r>
-      <w:r>
-        <w:rPr>
-          <w:rStyle w:val="NormalTok"/>
-        </w:rPr>
-        <w:t xml:space="preserve"> text </w:t>
-      </w:r>
-      <w:r>
-        <w:rPr>
-          <w:rStyle w:val="ControlFlowTok"/>
-        </w:rPr>
-        <w:t xml:space="preserve">if</w:t>
-      </w:r>
-      <w:r>
-        <w:rPr>
-          <w:rStyle w:val="NormalTok"/>
-        </w:rPr>
-        <w:t xml:space="preserve"> </w:t>
-      </w:r>
-      <w:r>
-        <w:rPr>
-          <w:rStyle w:val="KeywordTok"/>
-        </w:rPr>
-        <w:t xml:space="preserve">not</w:t>
-      </w:r>
-      <w:r>
-        <w:rPr>
-          <w:rStyle w:val="NormalTok"/>
-        </w:rPr>
-        <w:t xml:space="preserve"> ch.isspace())</w:t>
+          <w:rStyle w:val="VerbatimChar"/>
+        </w:rPr>
+        <w:t xml:space="preserve">[::-1]</w:t>
+      </w:r>
+      <w:r>
+        <w:t xml:space="preserve">, which creates a reversed copy of the string.</w:t>
       </w:r>
     </w:p>
     <w:p>
       <w:pPr>
-        <w:pStyle w:val="FirstParagraph"/>
-      </w:pPr>
-      <w:r>
-        <w:t xml:space="preserve">Second, the function compares the</w:t>
-      </w:r>
-      <w:r>
-        <w:t xml:space="preserve"> </w:t>
-      </w:r>
-      <w:r>
-        <w:rPr>
-          <w:rStyle w:val="VerbatimChar"/>
-        </w:rPr>
-        <w:t xml:space="preserve">normalized</w:t>
-      </w:r>
-      <w:r>
-        <w:t xml:space="preserve"> </w:t>
-      </w:r>
-      <w:r>
-        <w:t xml:space="preserve">string with its reverse. The reversal is achieved using Python’s slice notation</w:t>
-      </w:r>
-      <w:r>
-        <w:t xml:space="preserve"> </w:t>
-      </w:r>
-      <w:r>
-        <w:rPr>
-          <w:rStyle w:val="VerbatimChar"/>
-        </w:rPr>
-        <w:t xml:space="preserve">[::-1]</w:t>
-      </w:r>
-      <w:r>
-        <w:t xml:space="preserve">. If the</w:t>
-      </w:r>
-      <w:r>
-        <w:t xml:space="preserve"> </w:t>
-      </w:r>
-      <w:r>
-        <w:rPr>
-          <w:rStyle w:val="VerbatimChar"/>
-        </w:rPr>
-        <w:t xml:space="preserve">normalized</w:t>
-      </w:r>
-      <w:r>
-        <w:t xml:space="preserve"> </w:t>
-      </w:r>
-      <w:r>
-        <w:t xml:space="preserve">string is identical to</w:t>
-      </w:r>
-      <w:r>
-        <w:t xml:space="preserve"> </w:t>
-      </w:r>
-      <w:r>
-        <w:rPr>
-          <w:rStyle w:val="VerbatimChar"/>
-        </w:rPr>
-        <w:t xml:space="preserve">normalized[::-1]</w:t>
-      </w:r>
-      <w:r>
-        <w:t xml:space="preserve">, the expression evaluates to</w:t>
-      </w:r>
-      <w:r>
-        <w:t xml:space="preserve"> </w:t>
-      </w:r>
-      <w:r>
-        <w:rPr>
-          <w:rStyle w:val="VerbatimChar"/>
-        </w:rPr>
-        <w:t xml:space="preserve">True</w:t>
-      </w:r>
-      <w:r>
-        <w:t xml:space="preserve">, indicating the original text is a palindrome. Otherwise, it evaluates to</w:t>
-      </w:r>
-      <w:r>
-        <w:t xml:space="preserve"> </w:t>
-      </w:r>
-      <w:r>
-        <w:rPr>
-          <w:rStyle w:val="VerbatimChar"/>
-        </w:rPr>
-        <w:t xml:space="preserve">False</w:t>
-      </w:r>
-      <w:r>
-        <w:t xml:space="preserve">. This boolean result is then returned.</w:t>
+        <w:pStyle w:val="SourceCode"/>
+        <w:numPr>
+          <w:ilvl w:val="0"/>
+          <w:numId w:val="1000"/>
+        </w:numPr>
+      </w:pPr>
+      <w:r>
+        <w:rPr>
+          <w:rStyle w:val="ControlFlowTok"/>
+        </w:rPr>
+        <w:t xml:space="preserve">return</w:t>
+      </w:r>
+      <w:r>
+        <w:rPr>
+          <w:rStyle w:val="NormalTok"/>
+        </w:rPr>
+        <w:t xml:space="preserve"> normalized </w:t>
+      </w:r>
+      <w:r>
+        <w:rPr>
+          <w:rStyle w:val="OperatorTok"/>
+        </w:rPr>
+        <w:t xml:space="preserve">==</w:t>
+      </w:r>
+      <w:r>
+        <w:rPr>
+          <w:rStyle w:val="NormalTok"/>
+        </w:rPr>
+        <w:t xml:space="preserve"> normalized[::</w:t>
+      </w:r>
+      <w:r>
+        <w:rPr>
+          <w:rStyle w:val="OperatorTok"/>
+        </w:rPr>
+        <w:t xml:space="preserve">-</w:t>
+      </w:r>
+      <w:r>
+        <w:rPr>
+          <w:rStyle w:val="DecValTok"/>
+        </w:rPr>
+        <w:t xml:space="preserve">1</w:t>
+      </w:r>
+      <w:r>
+        <w:rPr>
+          <w:rStyle w:val="NormalTok"/>
+        </w:rPr>
+        <w:t xml:space="preserve">]</w:t>
       </w:r>
     </w:p>
     <w:p>
       <w:pPr>
-        <w:pStyle w:val="SourceCode"/>
-      </w:pPr>
-      <w:r>
-        <w:rPr>
-          <w:rStyle w:val="ControlFlowTok"/>
-        </w:rPr>
-        <w:t xml:space="preserve">return</w:t>
-      </w:r>
-      <w:r>
-        <w:rPr>
-          <w:rStyle w:val="NormalTok"/>
-        </w:rPr>
-        <w:t xml:space="preserve"> normalized </w:t>
-      </w:r>
-      <w:r>
-        <w:rPr>
-          <w:rStyle w:val="OperatorTok"/>
-        </w:rPr>
-        <w:t xml:space="preserve">==</w:t>
-      </w:r>
-      <w:r>
-        <w:rPr>
-          <w:rStyle w:val="NormalTok"/>
-        </w:rPr>
-        <w:t xml:space="preserve"> normalized[::</w:t>
-      </w:r>
-      <w:r>
-        <w:rPr>
-          <w:rStyle w:val="OperatorTok"/>
-        </w:rPr>
-        <w:t xml:space="preserve">-</w:t>
-      </w:r>
-      <w:r>
-        <w:rPr>
-          <w:rStyle w:val="DecValTok"/>
-        </w:rPr>
-        <w:t xml:space="preserve">1</w:t>
-      </w:r>
-      <w:r>
-        <w:rPr>
-          <w:rStyle w:val="NormalTok"/>
-        </w:rPr>
-        <w:t xml:space="preserve">]</w:t>
+        <w:pStyle w:val="FirstParagraph"/>
+      </w:pPr>
+      <w:r>
+        <w:t xml:space="preserve">If the</w:t>
+      </w:r>
+      <w:r>
+        <w:t xml:space="preserve"> </w:t>
+      </w:r>
+      <w:r>
+        <w:rPr>
+          <w:rStyle w:val="VerbatimChar"/>
+        </w:rPr>
+        <w:t xml:space="preserve">normalized</w:t>
+      </w:r>
+      <w:r>
+        <w:t xml:space="preserve"> </w:t>
+      </w:r>
+      <w:r>
+        <w:t xml:space="preserve">string is identical to its reversed version, the function returns</w:t>
+      </w:r>
+      <w:r>
+        <w:t xml:space="preserve"> </w:t>
+      </w:r>
+      <w:r>
+        <w:rPr>
+          <w:rStyle w:val="VerbatimChar"/>
+        </w:rPr>
+        <w:t xml:space="preserve">True</w:t>
+      </w:r>
+      <w:r>
+        <w:t xml:space="preserve">; otherwise, it returns</w:t>
+      </w:r>
+      <w:r>
+        <w:t xml:space="preserve"> </w:t>
+      </w:r>
+      <w:r>
+        <w:rPr>
+          <w:rStyle w:val="VerbatimChar"/>
+        </w:rPr>
+        <w:t xml:space="preserve">False</w:t>
+      </w:r>
+      <w:r>
+        <w:t xml:space="preserve">.</w:t>
       </w:r>
     </w:p>
     <w:bookmarkEnd w:id="26"/>
@@ -2210,27 +2559,17 @@
         <w:pStyle w:val="Compact"/>
         <w:numPr>
           <w:ilvl w:val="0"/>
-          <w:numId w:val="1007"/>
+          <w:numId w:val="1008"/>
         </w:numPr>
       </w:pPr>
       <w:r>
-        <w:rPr>
-          <w:b/>
-          <w:bCs/>
-        </w:rPr>
-        <w:t xml:space="preserve">Case-Insensitive</w:t>
-      </w:r>
-      <w:r>
-        <w:t xml:space="preserve">: The comparison ignores the original casing of the letters. For example,</w:t>
+        <w:t xml:space="preserve">The function is case-insensitive. For example,</w:t>
       </w:r>
       <w:r>
         <w:t xml:space="preserve"> </w:t>
       </w:r>
       <w:r>
-        <w:rPr>
-          <w:rStyle w:val="VerbatimChar"/>
-        </w:rPr>
-        <w:t xml:space="preserve">is_palindrome("Racecar")</w:t>
+        <w:t xml:space="preserve">“Racecar”</w:t>
       </w:r>
       <w:r>
         <w:t xml:space="preserve"> </w:t>
@@ -2242,28 +2581,13 @@
         <w:t xml:space="preserve"> </w:t>
       </w:r>
       <w:r>
-        <w:rPr>
-          <w:rStyle w:val="VerbatimChar"/>
-        </w:rPr>
-        <w:t xml:space="preserve">is_palindrome("racecar")</w:t>
+        <w:t xml:space="preserve">“racecar”</w:t>
       </w:r>
       <w:r>
         <w:t xml:space="preserve"> </w:t>
       </w:r>
       <w:r>
-        <w:t xml:space="preserve">both return</w:t>
-      </w:r>
-      <w:r>
-        <w:t xml:space="preserve"> </w:t>
-      </w:r>
-      <w:r>
-        <w:rPr>
-          <w:rStyle w:val="VerbatimChar"/>
-        </w:rPr>
-        <w:t xml:space="preserve">True</w:t>
-      </w:r>
-      <w:r>
-        <w:t xml:space="preserve">.</w:t>
+        <w:t xml:space="preserve">will both be evaluated as palindromes.</w:t>
       </w:r>
     </w:p>
     <w:p>
@@ -2271,18 +2595,11 @@
         <w:pStyle w:val="Compact"/>
         <w:numPr>
           <w:ilvl w:val="0"/>
-          <w:numId w:val="1007"/>
+          <w:numId w:val="1008"/>
         </w:numPr>
       </w:pPr>
       <w:r>
-        <w:rPr>
-          <w:b/>
-          <w:bCs/>
-        </w:rPr>
-        <w:t xml:space="preserve">Whitespace Removal</w:t>
-      </w:r>
-      <w:r>
-        <w:t xml:space="preserve">: All whitespace characters are removed from the string before the check is performed.</w:t>
+        <w:t xml:space="preserve">All whitespace characters are completely ignored and removed before the palindrome check.</w:t>
       </w:r>
     </w:p>
     <w:p>
@@ -2290,33 +2607,42 @@
         <w:pStyle w:val="Compact"/>
         <w:numPr>
           <w:ilvl w:val="0"/>
-          <w:numId w:val="1007"/>
+          <w:numId w:val="1008"/>
         </w:numPr>
       </w:pPr>
+      <w:r>
+        <w:t xml:space="preserve">Punctuation and special characters are</w:t>
+      </w:r>
+      <w:r>
+        <w:t xml:space="preserve"> </w:t>
+      </w:r>
       <w:r>
         <w:rPr>
           <w:b/>
           <w:bCs/>
         </w:rPr>
-        <w:t xml:space="preserve">Punctuation and Numbers</w:t>
-      </w:r>
-      <w:r>
-        <w:t xml:space="preserve">: The function does not remove punctuation or numbers. A string like</w:t>
+        <w:t xml:space="preserve">not</w:t>
       </w:r>
       <w:r>
         <w:t xml:space="preserve"> </w:t>
       </w:r>
       <w:r>
+        <w:t xml:space="preserve">removed. They are included in the check and may cause a string that is otherwise a palindrome to fail. For instance,</w:t>
+      </w:r>
+      <w:r>
+        <w:t xml:space="preserve"> </w:t>
+      </w:r>
+      <w:r>
         <w:rPr>
           <w:rStyle w:val="VerbatimChar"/>
         </w:rPr>
-        <w:t xml:space="preserve">"madam, I'm Adam"</w:t>
+        <w:t xml:space="preserve">is_palindrome("A man, a plan, a canal: Panama")</w:t>
       </w:r>
       <w:r>
         <w:t xml:space="preserve"> </w:t>
       </w:r>
       <w:r>
-        <w:t xml:space="preserve">will be normalized to</w:t>
+        <w:t xml:space="preserve">would return</w:t>
       </w:r>
       <w:r>
         <w:t xml:space="preserve"> </w:t>
@@ -2325,22 +2651,13 @@
         <w:rPr>
           <w:rStyle w:val="VerbatimChar"/>
         </w:rPr>
-        <w:t xml:space="preserve">"madam,i'madam"</w:t>
-      </w:r>
-      <w:r>
-        <w:t xml:space="preserve">, which is not a palindrome, and the function will correctly return</w:t>
+        <w:t xml:space="preserve">False</w:t>
       </w:r>
       <w:r>
         <w:t xml:space="preserve"> </w:t>
       </w:r>
       <w:r>
-        <w:rPr>
-          <w:rStyle w:val="VerbatimChar"/>
-        </w:rPr>
-        <w:t xml:space="preserve">False</w:t>
-      </w:r>
-      <w:r>
-        <w:t xml:space="preserve">.</w:t>
+        <w:t xml:space="preserve">because the commas and colon are not ignored.</w:t>
       </w:r>
     </w:p>
     <w:p>
@@ -2355,76 +2672,18 @@
         <w:t xml:space="preserve">Output Example</w:t>
       </w:r>
       <w:r>
-        <w:t xml:space="preserve">:</w:t>
-      </w:r>
-      <w:r>
-        <w:t xml:space="preserve"> </w:t>
-      </w:r>
-      <w:r>
-        <w:t xml:space="preserve">For an input of</w:t>
-      </w:r>
-      <w:r>
-        <w:t xml:space="preserve"> </w:t>
-      </w:r>
+        <w:t xml:space="preserve">: The function returns a boolean value.</w:t>
+      </w:r>
+    </w:p>
+    <w:p>
+      <w:pPr>
+        <w:pStyle w:val="SourceCode"/>
+      </w:pPr>
       <w:r>
         <w:rPr>
           <w:rStyle w:val="VerbatimChar"/>
         </w:rPr>
-        <w:t xml:space="preserve">"No lemon no melon"</w:t>
-      </w:r>
-      <w:r>
-        <w:t xml:space="preserve">, the internal</w:t>
-      </w:r>
-      <w:r>
-        <w:t xml:space="preserve"> </w:t>
-      </w:r>
-      <w:r>
-        <w:rPr>
-          <w:rStyle w:val="VerbatimChar"/>
-        </w:rPr>
-        <w:t xml:space="preserve">normalized</w:t>
-      </w:r>
-      <w:r>
-        <w:t xml:space="preserve"> </w:t>
-      </w:r>
-      <w:r>
-        <w:t xml:space="preserve">string becomes</w:t>
-      </w:r>
-      <w:r>
-        <w:t xml:space="preserve"> </w:t>
-      </w:r>
-      <w:r>
-        <w:rPr>
-          <w:rStyle w:val="VerbatimChar"/>
-        </w:rPr>
-        <w:t xml:space="preserve">"nolemonnomelon"</w:t>
-      </w:r>
-      <w:r>
-        <w:t xml:space="preserve">. The function then compares this to its reverse, which is also</w:t>
-      </w:r>
-      <w:r>
-        <w:t xml:space="preserve"> </w:t>
-      </w:r>
-      <w:r>
-        <w:rPr>
-          <w:rStyle w:val="VerbatimChar"/>
-        </w:rPr>
-        <w:t xml:space="preserve">"nolemonnomelon"</w:t>
-      </w:r>
-      <w:r>
-        <w:t xml:space="preserve">, and returns</w:t>
-      </w:r>
-      <w:r>
-        <w:t xml:space="preserve"> </w:t>
-      </w:r>
-      <w:r>
-        <w:rPr>
-          <w:rStyle w:val="VerbatimChar"/>
-        </w:rPr>
         <w:t xml:space="preserve">True</w:t>
-      </w:r>
-      <w:r>
-        <w:t xml:space="preserve">.</w:t>
       </w:r>
     </w:p>
     <w:bookmarkEnd w:id="27"/>
@@ -2454,7 +2713,7 @@
         <w:rPr>
           <w:rStyle w:val="CommentTok"/>
         </w:rPr>
-        <w:t xml:space="preserve"># Example 1: A classic palindrome with mixed case and spaces</w:t>
+        <w:t xml:space="preserve"># Example 1: A classic palindrome with mixed casing and spaces</w:t>
       </w:r>
       <w:r>
         <w:br/>
@@ -2463,6 +2722,33 @@
         <w:rPr>
           <w:rStyle w:val="NormalTok"/>
         </w:rPr>
+        <w:t xml:space="preserve">palindrome_string </w:t>
+      </w:r>
+      <w:r>
+        <w:rPr>
+          <w:rStyle w:val="OperatorTok"/>
+        </w:rPr>
+        <w:t xml:space="preserve">=</w:t>
+      </w:r>
+      <w:r>
+        <w:rPr>
+          <w:rStyle w:val="NormalTok"/>
+        </w:rPr>
+        <w:t xml:space="preserve"> </w:t>
+      </w:r>
+      <w:r>
+        <w:rPr>
+          <w:rStyle w:val="StringTok"/>
+        </w:rPr>
+        <w:t xml:space="preserve">"Taco cat"</w:t>
+      </w:r>
+      <w:r>
+        <w:br/>
+      </w:r>
+      <w:r>
+        <w:rPr>
+          <w:rStyle w:val="NormalTok"/>
+        </w:rPr>
         <w:t xml:space="preserve">result1 </w:t>
       </w:r>
       <w:r>
@@ -2475,24 +2761,282 @@
         <w:rPr>
           <w:rStyle w:val="NormalTok"/>
         </w:rPr>
-        <w:t xml:space="preserve"> is_palindrome(</w:t>
+        <w:t xml:space="preserve"> is_palindrome(palindrome_string)</w:t>
+      </w:r>
+      <w:r>
+        <w:br/>
+      </w:r>
+      <w:r>
+        <w:rPr>
+          <w:rStyle w:val="BuiltInTok"/>
+        </w:rPr>
+        <w:t xml:space="preserve">print</w:t>
+      </w:r>
+      <w:r>
+        <w:rPr>
+          <w:rStyle w:val="NormalTok"/>
+        </w:rPr>
+        <w:t xml:space="preserve">(</w:t>
+      </w:r>
+      <w:r>
+        <w:rPr>
+          <w:rStyle w:val="SpecialStringTok"/>
+        </w:rPr>
+        <w:t xml:space="preserve">f"Is '</w:t>
+      </w:r>
+      <w:r>
+        <w:rPr>
+          <w:rStyle w:val="SpecialCharTok"/>
+        </w:rPr>
+        <w:t xml:space="preserve">{</w:t>
+      </w:r>
+      <w:r>
+        <w:rPr>
+          <w:rStyle w:val="NormalTok"/>
+        </w:rPr>
+        <w:t xml:space="preserve">palindrome_string</w:t>
+      </w:r>
+      <w:r>
+        <w:rPr>
+          <w:rStyle w:val="SpecialCharTok"/>
+        </w:rPr>
+        <w:t xml:space="preserve">}</w:t>
+      </w:r>
+      <w:r>
+        <w:rPr>
+          <w:rStyle w:val="SpecialStringTok"/>
+        </w:rPr>
+        <w:t xml:space="preserve">' a palindrome? </w:t>
+      </w:r>
+      <w:r>
+        <w:rPr>
+          <w:rStyle w:val="SpecialCharTok"/>
+        </w:rPr>
+        <w:t xml:space="preserve">{</w:t>
+      </w:r>
+      <w:r>
+        <w:rPr>
+          <w:rStyle w:val="NormalTok"/>
+        </w:rPr>
+        <w:t xml:space="preserve">result1</w:t>
+      </w:r>
+      <w:r>
+        <w:rPr>
+          <w:rStyle w:val="SpecialCharTok"/>
+        </w:rPr>
+        <w:t xml:space="preserve">}</w:t>
+      </w:r>
+      <w:r>
+        <w:rPr>
+          <w:rStyle w:val="SpecialStringTok"/>
+        </w:rPr>
+        <w:t xml:space="preserve">"</w:t>
+      </w:r>
+      <w:r>
+        <w:rPr>
+          <w:rStyle w:val="NormalTok"/>
+        </w:rPr>
+        <w:t xml:space="preserve">)</w:t>
+      </w:r>
+      <w:r>
+        <w:br/>
+      </w:r>
+      <w:r>
+        <w:br/>
+      </w:r>
+      <w:r>
+        <w:rPr>
+          <w:rStyle w:val="CommentTok"/>
+        </w:rPr>
+        <w:t xml:space="preserve"># Example 2: A non-palindrome string</w:t>
+      </w:r>
+      <w:r>
+        <w:br/>
+      </w:r>
+      <w:r>
+        <w:rPr>
+          <w:rStyle w:val="NormalTok"/>
+        </w:rPr>
+        <w:t xml:space="preserve">non_palindrome_string </w:t>
+      </w:r>
+      <w:r>
+        <w:rPr>
+          <w:rStyle w:val="OperatorTok"/>
+        </w:rPr>
+        <w:t xml:space="preserve">=</w:t>
+      </w:r>
+      <w:r>
+        <w:rPr>
+          <w:rStyle w:val="NormalTok"/>
+        </w:rPr>
+        <w:t xml:space="preserve"> </w:t>
       </w:r>
       <w:r>
         <w:rPr>
           <w:rStyle w:val="StringTok"/>
         </w:rPr>
-        <w:t xml:space="preserve">"A man a plan a canal Panama"</w:t>
+        <w:t xml:space="preserve">"Hello World"</w:t>
+      </w:r>
+      <w:r>
+        <w:br/>
       </w:r>
       <w:r>
         <w:rPr>
           <w:rStyle w:val="NormalTok"/>
         </w:rPr>
+        <w:t xml:space="preserve">result2 </w:t>
+      </w:r>
+      <w:r>
+        <w:rPr>
+          <w:rStyle w:val="OperatorTok"/>
+        </w:rPr>
+        <w:t xml:space="preserve">=</w:t>
+      </w:r>
+      <w:r>
+        <w:rPr>
+          <w:rStyle w:val="NormalTok"/>
+        </w:rPr>
+        <w:t xml:space="preserve"> is_palindrome(non_palindrome_string)</w:t>
+      </w:r>
+      <w:r>
+        <w:br/>
+      </w:r>
+      <w:r>
+        <w:rPr>
+          <w:rStyle w:val="BuiltInTok"/>
+        </w:rPr>
+        <w:t xml:space="preserve">print</w:t>
+      </w:r>
+      <w:r>
+        <w:rPr>
+          <w:rStyle w:val="NormalTok"/>
+        </w:rPr>
+        <w:t xml:space="preserve">(</w:t>
+      </w:r>
+      <w:r>
+        <w:rPr>
+          <w:rStyle w:val="SpecialStringTok"/>
+        </w:rPr>
+        <w:t xml:space="preserve">f"Is '</w:t>
+      </w:r>
+      <w:r>
+        <w:rPr>
+          <w:rStyle w:val="SpecialCharTok"/>
+        </w:rPr>
+        <w:t xml:space="preserve">{</w:t>
+      </w:r>
+      <w:r>
+        <w:rPr>
+          <w:rStyle w:val="NormalTok"/>
+        </w:rPr>
+        <w:t xml:space="preserve">non_palindrome_string</w:t>
+      </w:r>
+      <w:r>
+        <w:rPr>
+          <w:rStyle w:val="SpecialCharTok"/>
+        </w:rPr>
+        <w:t xml:space="preserve">}</w:t>
+      </w:r>
+      <w:r>
+        <w:rPr>
+          <w:rStyle w:val="SpecialStringTok"/>
+        </w:rPr>
+        <w:t xml:space="preserve">' a palindrome? </w:t>
+      </w:r>
+      <w:r>
+        <w:rPr>
+          <w:rStyle w:val="SpecialCharTok"/>
+        </w:rPr>
+        <w:t xml:space="preserve">{</w:t>
+      </w:r>
+      <w:r>
+        <w:rPr>
+          <w:rStyle w:val="NormalTok"/>
+        </w:rPr>
+        <w:t xml:space="preserve">result2</w:t>
+      </w:r>
+      <w:r>
+        <w:rPr>
+          <w:rStyle w:val="SpecialCharTok"/>
+        </w:rPr>
+        <w:t xml:space="preserve">}</w:t>
+      </w:r>
+      <w:r>
+        <w:rPr>
+          <w:rStyle w:val="SpecialStringTok"/>
+        </w:rPr>
+        <w:t xml:space="preserve">"</w:t>
+      </w:r>
+      <w:r>
+        <w:rPr>
+          <w:rStyle w:val="NormalTok"/>
+        </w:rPr>
         <w:t xml:space="preserve">)</w:t>
       </w:r>
       <w:r>
         <w:br/>
       </w:r>
       <w:r>
+        <w:br/>
+      </w:r>
+      <w:r>
+        <w:rPr>
+          <w:rStyle w:val="CommentTok"/>
+        </w:rPr>
+        <w:t xml:space="preserve"># Example 3: A palindrome with numbers</w:t>
+      </w:r>
+      <w:r>
+        <w:br/>
+      </w:r>
+      <w:r>
+        <w:rPr>
+          <w:rStyle w:val="NormalTok"/>
+        </w:rPr>
+        <w:t xml:space="preserve">numeric_palindrome </w:t>
+      </w:r>
+      <w:r>
+        <w:rPr>
+          <w:rStyle w:val="OperatorTok"/>
+        </w:rPr>
+        <w:t xml:space="preserve">=</w:t>
+      </w:r>
+      <w:r>
+        <w:rPr>
+          <w:rStyle w:val="NormalTok"/>
+        </w:rPr>
+        <w:t xml:space="preserve"> </w:t>
+      </w:r>
+      <w:r>
+        <w:rPr>
+          <w:rStyle w:val="StringTok"/>
+        </w:rPr>
+        <w:t xml:space="preserve">"123 321"</w:t>
+      </w:r>
+      <w:r>
+        <w:br/>
+      </w:r>
+      <w:r>
+        <w:rPr>
+          <w:rStyle w:val="NormalTok"/>
+        </w:rPr>
+        <w:t xml:space="preserve">result3 </w:t>
+      </w:r>
+      <w:r>
+        <w:rPr>
+          <w:rStyle w:val="OperatorTok"/>
+        </w:rPr>
+        <w:t xml:space="preserve">=</w:t>
+      </w:r>
+      <w:r>
+        <w:rPr>
+          <w:rStyle w:val="NormalTok"/>
+        </w:rPr>
+        <w:t xml:space="preserve"> is_palindrome(numeric_palindrome)</w:t>
+      </w:r>
+      <w:r>
+        <w:br/>
+      </w:r>
+      <w:r>
         <w:rPr>
           <w:rStyle w:val="BuiltInTok"/>
         </w:rPr>
@@ -2508,7 +3052,7 @@
         <w:rPr>
           <w:rStyle w:val="SpecialStringTok"/>
         </w:rPr>
-        <w:t xml:space="preserve">f"'A man a plan a canal Panama' is a palindrome: </w:t>
+        <w:t xml:space="preserve">f"Is '</w:t>
       </w:r>
       <w:r>
         <w:rPr>
@@ -2520,7 +3064,7 @@
         <w:rPr>
           <w:rStyle w:val="NormalTok"/>
         </w:rPr>
-        <w:t xml:space="preserve">result1</w:t>
+        <w:t xml:space="preserve">numeric_palindrome</w:t>
       </w:r>
       <w:r>
         <w:rPr>
@@ -2532,175 +3076,7 @@
         <w:rPr>
           <w:rStyle w:val="SpecialStringTok"/>
         </w:rPr>
-        <w:t xml:space="preserve">"</w:t>
-      </w:r>
-      <w:r>
-        <w:rPr>
-          <w:rStyle w:val="NormalTok"/>
-        </w:rPr>
-        <w:t xml:space="preserve">)</w:t>
-      </w:r>
-      <w:r>
-        <w:br/>
-      </w:r>
-      <w:r>
-        <w:br/>
-      </w:r>
-      <w:r>
-        <w:rPr>
-          <w:rStyle w:val="CommentTok"/>
-        </w:rPr>
-        <w:t xml:space="preserve"># Example 2: A simple non-palindrome</w:t>
-      </w:r>
-      <w:r>
-        <w:br/>
-      </w:r>
-      <w:r>
-        <w:rPr>
-          <w:rStyle w:val="NormalTok"/>
-        </w:rPr>
-        <w:t xml:space="preserve">result2 </w:t>
-      </w:r>
-      <w:r>
-        <w:rPr>
-          <w:rStyle w:val="OperatorTok"/>
-        </w:rPr>
-        <w:t xml:space="preserve">=</w:t>
-      </w:r>
-      <w:r>
-        <w:rPr>
-          <w:rStyle w:val="NormalTok"/>
-        </w:rPr>
-        <w:t xml:space="preserve"> is_palindrome(</w:t>
-      </w:r>
-      <w:r>
-        <w:rPr>
-          <w:rStyle w:val="StringTok"/>
-        </w:rPr>
-        <w:t xml:space="preserve">"Hello World"</w:t>
-      </w:r>
-      <w:r>
-        <w:rPr>
-          <w:rStyle w:val="NormalTok"/>
-        </w:rPr>
-        <w:t xml:space="preserve">)</w:t>
-      </w:r>
-      <w:r>
-        <w:br/>
-      </w:r>
-      <w:r>
-        <w:rPr>
-          <w:rStyle w:val="BuiltInTok"/>
-        </w:rPr>
-        <w:t xml:space="preserve">print</w:t>
-      </w:r>
-      <w:r>
-        <w:rPr>
-          <w:rStyle w:val="NormalTok"/>
-        </w:rPr>
-        <w:t xml:space="preserve">(</w:t>
-      </w:r>
-      <w:r>
-        <w:rPr>
-          <w:rStyle w:val="SpecialStringTok"/>
-        </w:rPr>
-        <w:t xml:space="preserve">f"'Hello World' is a palindrome: </w:t>
-      </w:r>
-      <w:r>
-        <w:rPr>
-          <w:rStyle w:val="SpecialCharTok"/>
-        </w:rPr>
-        <w:t xml:space="preserve">{</w:t>
-      </w:r>
-      <w:r>
-        <w:rPr>
-          <w:rStyle w:val="NormalTok"/>
-        </w:rPr>
-        <w:t xml:space="preserve">result2</w:t>
-      </w:r>
-      <w:r>
-        <w:rPr>
-          <w:rStyle w:val="SpecialCharTok"/>
-        </w:rPr>
-        <w:t xml:space="preserve">}</w:t>
-      </w:r>
-      <w:r>
-        <w:rPr>
-          <w:rStyle w:val="SpecialStringTok"/>
-        </w:rPr>
-        <w:t xml:space="preserve">"</w:t>
-      </w:r>
-      <w:r>
-        <w:rPr>
-          <w:rStyle w:val="NormalTok"/>
-        </w:rPr>
-        <w:t xml:space="preserve">)</w:t>
-      </w:r>
-      <w:r>
-        <w:br/>
-      </w:r>
-      <w:r>
-        <w:br/>
-      </w:r>
-      <w:r>
-        <w:rPr>
-          <w:rStyle w:val="CommentTok"/>
-        </w:rPr>
-        <w:t xml:space="preserve"># Example 3: A string that is not a palindrome due to punctuation</w:t>
-      </w:r>
-      <w:r>
-        <w:br/>
-      </w:r>
-      <w:r>
-        <w:rPr>
-          <w:rStyle w:val="NormalTok"/>
-        </w:rPr>
-        <w:t xml:space="preserve">result3 </w:t>
-      </w:r>
-      <w:r>
-        <w:rPr>
-          <w:rStyle w:val="OperatorTok"/>
-        </w:rPr>
-        <w:t xml:space="preserve">=</w:t>
-      </w:r>
-      <w:r>
-        <w:rPr>
-          <w:rStyle w:val="NormalTok"/>
-        </w:rPr>
-        <w:t xml:space="preserve"> is_palindrome(</w:t>
-      </w:r>
-      <w:r>
-        <w:rPr>
-          <w:rStyle w:val="StringTok"/>
-        </w:rPr>
-        <w:t xml:space="preserve">"Eva, can I see bees in a cave?"</w:t>
-      </w:r>
-      <w:r>
-        <w:rPr>
-          <w:rStyle w:val="NormalTok"/>
-        </w:rPr>
-        <w:t xml:space="preserve">)</w:t>
-      </w:r>
-      <w:r>
-        <w:br/>
-      </w:r>
-      <w:r>
-        <w:rPr>
-          <w:rStyle w:val="BuiltInTok"/>
-        </w:rPr>
-        <w:t xml:space="preserve">print</w:t>
-      </w:r>
-      <w:r>
-        <w:rPr>
-          <w:rStyle w:val="NormalTok"/>
-        </w:rPr>
-        <w:t xml:space="preserve">(</w:t>
-      </w:r>
-      <w:r>
-        <w:rPr>
-          <w:rStyle w:val="SpecialStringTok"/>
-        </w:rPr>
-        <w:t xml:space="preserve">f"'Eva, can I see bees in a cave?' is a palindrome: </w:t>
+        <w:t xml:space="preserve">' a palindrome? </w:t>
       </w:r>
       <w:r>
         <w:rPr>
@@ -2753,7 +3129,7 @@
         <w:rPr>
           <w:rStyle w:val="VerbatimChar"/>
         </w:rPr>
-        <w:t xml:space="preserve">'A man a plan a canal Panama' is a palindrome: True</w:t>
+        <w:t xml:space="preserve">Is 'Taco cat' a palindrome? True</w:t>
       </w:r>
       <w:r>
         <w:br/>
@@ -2762,7 +3138,7 @@
         <w:rPr>
           <w:rStyle w:val="VerbatimChar"/>
         </w:rPr>
-        <w:t xml:space="preserve">'Hello World' is a palindrome: False</w:t>
+        <w:t xml:space="preserve">Is 'Hello World' a palindrome? False</w:t>
       </w:r>
       <w:r>
         <w:br/>
@@ -2771,7 +3147,7 @@
         <w:rPr>
           <w:rStyle w:val="VerbatimChar"/>
         </w:rPr>
-        <w:t xml:space="preserve">'Eva, can I see bees in a cave?' is a palindrome: False</w:t>
+        <w:t xml:space="preserve">Is '123 321' a palindrome? True</w:t>
       </w:r>
     </w:p>
     <w:p>
@@ -3329,6 +3705,36 @@
     <w:abstractNumId w:val="991"/>
   </w:num>
   <w:num w:numId="1007">
+    <w:abstractNumId w:val="99411"/>
+    <w:lvlOverride w:ilvl="0">
+      <w:startOverride w:val="1"/>
+    </w:lvlOverride>
+    <w:lvlOverride w:ilvl="1">
+      <w:startOverride w:val="1"/>
+    </w:lvlOverride>
+    <w:lvlOverride w:ilvl="2">
+      <w:startOverride w:val="1"/>
+    </w:lvlOverride>
+    <w:lvlOverride w:ilvl="3">
+      <w:startOverride w:val="1"/>
+    </w:lvlOverride>
+    <w:lvlOverride w:ilvl="4">
+      <w:startOverride w:val="1"/>
+    </w:lvlOverride>
+    <w:lvlOverride w:ilvl="5">
+      <w:startOverride w:val="1"/>
+    </w:lvlOverride>
+    <w:lvlOverride w:ilvl="6">
+      <w:startOverride w:val="1"/>
+    </w:lvlOverride>
+    <w:lvlOverride w:ilvl="7">
+      <w:startOverride w:val="1"/>
+    </w:lvlOverride>
+    <w:lvlOverride w:ilvl="8">
+      <w:startOverride w:val="1"/>
+    </w:lvlOverride>
+  </w:num>
+  <w:num w:numId="1008">
     <w:abstractNumId w:val="991"/>
   </w:num>
 </w:numbering>

--- a/random_module_three.docx
+++ b/random_module_three.docx
@@ -103,7 +103,7 @@
         <w:t xml:space="preserve"> </w:t>
       </w:r>
       <w:r>
-        <w:t xml:space="preserve">function computes the nth number in the Fibonacci sequence using an efficient iterative approach.</w:t>
+        <w:t xml:space="preserve">function computes the nth Fibonacci number using an iterative approach.</w:t>
       </w:r>
     </w:p>
     <w:bookmarkEnd w:id="10"/>
@@ -136,6 +136,8 @@
       <w:r>
         <w:rPr>
           <w:rStyle w:val="VerbatimChar"/>
+          <w:b/>
+          <w:bCs/>
         </w:rPr>
         <w:t xml:space="preserve">n</w:t>
       </w:r>
@@ -143,7 +145,16 @@
         <w:t xml:space="preserve"> </w:t>
       </w:r>
       <w:r>
-        <w:t xml:space="preserve">(int): The 0-indexed position in the Fibonacci sequence for which to find the value.</w:t>
+        <w:t xml:space="preserve">(</w:t>
+      </w:r>
+      <w:r>
+        <w:rPr>
+          <w:rStyle w:val="VerbatimChar"/>
+        </w:rPr>
+        <w:t xml:space="preserve">int</w:t>
+      </w:r>
+      <w:r>
+        <w:t xml:space="preserve">): The 0-indexed position in the Fibonacci sequence for which to find the number. This value must be non-negative.</w:t>
       </w:r>
     </w:p>
     <w:bookmarkEnd w:id="11"/>
@@ -170,7 +181,7 @@
         <w:pStyle w:val="FirstParagraph"/>
       </w:pPr>
       <w:r>
-        <w:t xml:space="preserve">This function calculates a Fibonacci number based on its index</w:t>
+        <w:t xml:space="preserve">This function calculates a number in the Fibonacci sequence based on its index</w:t>
       </w:r>
       <w:r>
         <w:t xml:space="preserve"> </w:t>
@@ -190,7 +201,7 @@
         <w:pStyle w:val="BodyText"/>
       </w:pPr>
       <w:r>
-        <w:t xml:space="preserve">The function first validates the input</w:t>
+        <w:t xml:space="preserve">The function begins by validating the input</w:t>
       </w:r>
       <w:r>
         <w:t xml:space="preserve"> </w:t>
@@ -240,7 +251,7 @@
         <w:pStyle w:val="BodyText"/>
       </w:pPr>
       <w:r>
-        <w:t xml:space="preserve">It initializes two variables,</w:t>
+        <w:t xml:space="preserve">It then initializes two variables,</w:t>
       </w:r>
       <w:r>
         <w:t xml:space="preserve"> </w:t>
@@ -297,106 +308,7 @@
         <w:t xml:space="preserve"> </w:t>
       </w:r>
       <w:r>
-        <w:t xml:space="preserve">respectively. These represent the first two numbers in the sequence. The function then enters a</w:t>
-      </w:r>
-      <w:r>
-        <w:t xml:space="preserve"> </w:t>
-      </w:r>
-      <w:r>
-        <w:rPr>
-          <w:rStyle w:val="VerbatimChar"/>
-        </w:rPr>
-        <w:t xml:space="preserve">for</w:t>
-      </w:r>
-      <w:r>
-        <w:t xml:space="preserve"> </w:t>
-      </w:r>
-      <w:r>
-        <w:t xml:space="preserve">loop that iterates</w:t>
-      </w:r>
-      <w:r>
-        <w:t xml:space="preserve"> </w:t>
-      </w:r>
-      <w:r>
-        <w:rPr>
-          <w:rStyle w:val="VerbatimChar"/>
-        </w:rPr>
-        <w:t xml:space="preserve">n</w:t>
-      </w:r>
-      <w:r>
-        <w:t xml:space="preserve"> </w:t>
-      </w:r>
-      <w:r>
-        <w:t xml:space="preserve">times. In each iteration, it performs a simultaneous assignment:</w:t>
-      </w:r>
-      <w:r>
-        <w:t xml:space="preserve"> </w:t>
-      </w:r>
-      <w:r>
-        <w:rPr>
-          <w:rStyle w:val="VerbatimChar"/>
-        </w:rPr>
-        <w:t xml:space="preserve">a</w:t>
-      </w:r>
-      <w:r>
-        <w:t xml:space="preserve"> </w:t>
-      </w:r>
-      <w:r>
-        <w:t xml:space="preserve">takes the value of</w:t>
-      </w:r>
-      <w:r>
-        <w:t xml:space="preserve"> </w:t>
-      </w:r>
-      <w:r>
-        <w:rPr>
-          <w:rStyle w:val="VerbatimChar"/>
-        </w:rPr>
-        <w:t xml:space="preserve">b</w:t>
-      </w:r>
-      <w:r>
-        <w:t xml:space="preserve">, and</w:t>
-      </w:r>
-      <w:r>
-        <w:t xml:space="preserve"> </w:t>
-      </w:r>
-      <w:r>
-        <w:rPr>
-          <w:rStyle w:val="VerbatimChar"/>
-        </w:rPr>
-        <w:t xml:space="preserve">b</w:t>
-      </w:r>
-      <w:r>
-        <w:t xml:space="preserve"> </w:t>
-      </w:r>
-      <w:r>
-        <w:t xml:space="preserve">is updated to the sum of the old</w:t>
-      </w:r>
-      <w:r>
-        <w:t xml:space="preserve"> </w:t>
-      </w:r>
-      <w:r>
-        <w:rPr>
-          <w:rStyle w:val="VerbatimChar"/>
-        </w:rPr>
-        <w:t xml:space="preserve">a</w:t>
-      </w:r>
-      <w:r>
-        <w:t xml:space="preserve"> </w:t>
-      </w:r>
-      <w:r>
-        <w:t xml:space="preserve">and</w:t>
-      </w:r>
-      <w:r>
-        <w:t xml:space="preserve"> </w:t>
-      </w:r>
-      <w:r>
-        <w:rPr>
-          <w:rStyle w:val="VerbatimChar"/>
-        </w:rPr>
-        <w:t xml:space="preserve">b</w:t>
-      </w:r>
-      <w:r>
-        <w:t xml:space="preserve">. This process effectively steps through the Fibonacci sequence.</w:t>
+        <w:t xml:space="preserve">respectively. These represent the first two numbers in the sequence, F(0) and F(1).</w:t>
       </w:r>
     </w:p>
     <w:p>
@@ -404,7 +316,7 @@
         <w:pStyle w:val="BodyText"/>
       </w:pPr>
       <w:r>
-        <w:t xml:space="preserve">After the loop completes, the variable</w:t>
+        <w:t xml:space="preserve">The core logic resides in a</w:t>
       </w:r>
       <w:r>
         <w:t xml:space="preserve"> </w:t>
@@ -413,13 +325,43 @@
         <w:rPr>
           <w:rStyle w:val="VerbatimChar"/>
         </w:rPr>
+        <w:t xml:space="preserve">for</w:t>
+      </w:r>
+      <w:r>
+        <w:t xml:space="preserve"> </w:t>
+      </w:r>
+      <w:r>
+        <w:t xml:space="preserve">loop that iterates</w:t>
+      </w:r>
+      <w:r>
+        <w:t xml:space="preserve"> </w:t>
+      </w:r>
+      <w:r>
+        <w:rPr>
+          <w:rStyle w:val="VerbatimChar"/>
+        </w:rPr>
+        <w:t xml:space="preserve">n</w:t>
+      </w:r>
+      <w:r>
+        <w:t xml:space="preserve"> </w:t>
+      </w:r>
+      <w:r>
+        <w:t xml:space="preserve">times. In each iteration, the values of</w:t>
+      </w:r>
+      <w:r>
+        <w:t xml:space="preserve"> </w:t>
+      </w:r>
+      <w:r>
+        <w:rPr>
+          <w:rStyle w:val="VerbatimChar"/>
+        </w:rPr>
         <w:t xml:space="preserve">a</w:t>
       </w:r>
       <w:r>
         <w:t xml:space="preserve"> </w:t>
       </w:r>
       <w:r>
-        <w:t xml:space="preserve">holds the nth Fibonacci number, which is then returned. For an input of</w:t>
+        <w:t xml:space="preserve">and</w:t>
       </w:r>
       <w:r>
         <w:t xml:space="preserve"> </w:t>
@@ -428,87 +370,152 @@
         <w:rPr>
           <w:rStyle w:val="VerbatimChar"/>
         </w:rPr>
-        <w:t xml:space="preserve">n=0</w:t>
-      </w:r>
-      <w:r>
-        <w:t xml:space="preserve">, the loop does not execute, and the initial value of</w:t>
+        <w:t xml:space="preserve">b</w:t>
       </w:r>
       <w:r>
         <w:t xml:space="preserve"> </w:t>
       </w:r>
       <w:r>
+        <w:t xml:space="preserve">are updated simultaneously. The current value of</w:t>
+      </w:r>
+      <w:r>
+        <w:t xml:space="preserve"> </w:t>
+      </w:r>
+      <w:r>
         <w:rPr>
           <w:rStyle w:val="VerbatimChar"/>
         </w:rPr>
+        <w:t xml:space="preserve">b</w:t>
+      </w:r>
+      <w:r>
+        <w:t xml:space="preserve"> </w:t>
+      </w:r>
+      <w:r>
+        <w:t xml:space="preserve">is assigned to</w:t>
+      </w:r>
+      <w:r>
+        <w:t xml:space="preserve"> </w:t>
+      </w:r>
+      <w:r>
+        <w:rPr>
+          <w:rStyle w:val="VerbatimChar"/>
+        </w:rPr>
         <w:t xml:space="preserve">a</w:t>
       </w:r>
       <w:r>
+        <w:t xml:space="preserve">, and the sum of the old</w:t>
+      </w:r>
+      <w:r>
         <w:t xml:space="preserve"> </w:t>
       </w:r>
       <w:r>
-        <w:t xml:space="preserve">(0) is correctly returned.</w:t>
+        <w:rPr>
+          <w:rStyle w:val="VerbatimChar"/>
+        </w:rPr>
+        <w:t xml:space="preserve">a</w:t>
+      </w:r>
+      <w:r>
+        <w:t xml:space="preserve"> </w:t>
+      </w:r>
+      <w:r>
+        <w:t xml:space="preserve">and</w:t>
+      </w:r>
+      <w:r>
+        <w:t xml:space="preserve"> </w:t>
+      </w:r>
+      <w:r>
+        <w:rPr>
+          <w:rStyle w:val="VerbatimChar"/>
+        </w:rPr>
+        <w:t xml:space="preserve">b</w:t>
+      </w:r>
+      <w:r>
+        <w:t xml:space="preserve"> </w:t>
+      </w:r>
+      <w:r>
+        <w:t xml:space="preserve">is assigned to</w:t>
+      </w:r>
+      <w:r>
+        <w:t xml:space="preserve"> </w:t>
+      </w:r>
+      <w:r>
+        <w:rPr>
+          <w:rStyle w:val="VerbatimChar"/>
+        </w:rPr>
+        <w:t xml:space="preserve">b</w:t>
+      </w:r>
+      <w:r>
+        <w:t xml:space="preserve">. This tuple assignment (</w:t>
+      </w:r>
+      <w:r>
+        <w:rPr>
+          <w:rStyle w:val="VerbatimChar"/>
+        </w:rPr>
+        <w:t xml:space="preserve">a, b = b, a + b</w:t>
+      </w:r>
+      <w:r>
+        <w:t xml:space="preserve">) efficiently calculates the next number in the sequence without needing a temporary variable.</w:t>
       </w:r>
     </w:p>
     <w:p>
       <w:pPr>
+        <w:pStyle w:val="BodyText"/>
+      </w:pPr>
+      <w:r>
+        <w:t xml:space="preserve">After the loop completes, the variable</w:t>
+      </w:r>
+      <w:r>
+        <w:t xml:space="preserve"> </w:t>
+      </w:r>
+      <w:r>
+        <w:rPr>
+          <w:rStyle w:val="VerbatimChar"/>
+        </w:rPr>
+        <w:t xml:space="preserve">a</w:t>
+      </w:r>
+      <w:r>
+        <w:t xml:space="preserve"> </w:t>
+      </w:r>
+      <w:r>
+        <w:t xml:space="preserve">holds the nth Fibonacci number, which is then returned.</w:t>
+      </w:r>
+    </w:p>
+    <w:p>
+      <w:pPr>
         <w:pStyle w:val="SourceCode"/>
       </w:pPr>
       <w:r>
         <w:rPr>
           <w:rStyle w:val="CommentTok"/>
         </w:rPr>
-        <w:t xml:space="preserve"># Initialization for the sequence</w:t>
+        <w:t xml:space="preserve"># Inside the loop for n=3:</w:t>
       </w:r>
       <w:r>
         <w:br/>
       </w:r>
       <w:r>
         <w:rPr>
-          <w:rStyle w:val="NormalTok"/>
-        </w:rPr>
-        <w:t xml:space="preserve">a, b </w:t>
-      </w:r>
-      <w:r>
-        <w:rPr>
-          <w:rStyle w:val="OperatorTok"/>
-        </w:rPr>
-        <w:t xml:space="preserve">=</w:t>
-      </w:r>
-      <w:r>
-        <w:rPr>
-          <w:rStyle w:val="NormalTok"/>
-        </w:rPr>
-        <w:t xml:space="preserve"> </w:t>
-      </w:r>
-      <w:r>
-        <w:rPr>
-          <w:rStyle w:val="DecValTok"/>
-        </w:rPr>
-        <w:t xml:space="preserve">0</w:t>
-      </w:r>
-      <w:r>
-        <w:rPr>
-          <w:rStyle w:val="NormalTok"/>
-        </w:rPr>
-        <w:t xml:space="preserve">, </w:t>
-      </w:r>
-      <w:r>
-        <w:rPr>
-          <w:rStyle w:val="DecValTok"/>
-        </w:rPr>
-        <w:t xml:space="preserve">1</w:t>
+          <w:rStyle w:val="CommentTok"/>
+        </w:rPr>
+        <w:t xml:space="preserve"># Initial: a=0, b=1</w:t>
       </w:r>
       <w:r>
         <w:br/>
       </w:r>
       <w:r>
+        <w:rPr>
+          <w:rStyle w:val="CommentTok"/>
+        </w:rPr>
+        <w:t xml:space="preserve"># Iteration 1: a=1, b=1 (b, a+b -&gt; 1, 0+1)</w:t>
+      </w:r>
+      <w:r>
         <w:br/>
       </w:r>
       <w:r>
         <w:rPr>
           <w:rStyle w:val="CommentTok"/>
         </w:rPr>
-        <w:t xml:space="preserve"># For n=3, the loop runs 3 times:</w:t>
+        <w:t xml:space="preserve"># Iteration 2: a=1, b=2 (b, a+b -&gt; 1, 1+1)</w:t>
       </w:r>
       <w:r>
         <w:br/>
@@ -517,7 +524,7 @@
         <w:rPr>
           <w:rStyle w:val="CommentTok"/>
         </w:rPr>
-        <w:t xml:space="preserve"># 1. a becomes 1, b becomes 0 + 1 = 1</w:t>
+        <w:t xml:space="preserve"># Iteration 3: a=2, b=3 (b, a+b -&gt; 2, 1+2)</w:t>
       </w:r>
       <w:r>
         <w:br/>
@@ -526,37 +533,7 @@
         <w:rPr>
           <w:rStyle w:val="CommentTok"/>
         </w:rPr>
-        <w:t xml:space="preserve"># 2. a becomes 1, b becomes 1 + 1 = 2</w:t>
-      </w:r>
-      <w:r>
-        <w:br/>
-      </w:r>
-      <w:r>
-        <w:rPr>
-          <w:rStyle w:val="CommentTok"/>
-        </w:rPr>
-        <w:t xml:space="preserve"># 3. a becomes 2, b becomes 1 + 2 = 3</w:t>
-      </w:r>
-      <w:r>
-        <w:br/>
-      </w:r>
-      <w:r>
-        <w:br/>
-      </w:r>
-      <w:r>
-        <w:rPr>
-          <w:rStyle w:val="CommentTok"/>
-        </w:rPr>
-        <w:t xml:space="preserve"># The function returns a, which is 2.</w:t>
-      </w:r>
-      <w:r>
-        <w:br/>
-      </w:r>
-      <w:r>
-        <w:rPr>
-          <w:rStyle w:val="CommentTok"/>
-        </w:rPr>
-        <w:t xml:space="preserve"># Sequence: 0, 1, 1, 2. The number at index 3 is 2.</w:t>
+        <w:t xml:space="preserve"># Loop ends. Returns a, which is 2.</w:t>
       </w:r>
     </w:p>
     <w:bookmarkEnd w:id="12"/>
@@ -587,7 +564,7 @@
         </w:numPr>
       </w:pPr>
       <w:r>
-        <w:t xml:space="preserve">The function uses a 0-indexed sequence. For example,</w:t>
+        <w:t xml:space="preserve">The input</w:t>
       </w:r>
       <w:r>
         <w:t xml:space="preserve"> </w:t>
@@ -596,13 +573,13 @@
         <w:rPr>
           <w:rStyle w:val="VerbatimChar"/>
         </w:rPr>
-        <w:t xml:space="preserve">fibonacci(0)</w:t>
+        <w:t xml:space="preserve">n</w:t>
       </w:r>
       <w:r>
         <w:t xml:space="preserve"> </w:t>
       </w:r>
       <w:r>
-        <w:t xml:space="preserve">returns</w:t>
+        <w:t xml:space="preserve">must be a non-negative integer. Providing a negative integer will result in a</w:t>
       </w:r>
       <w:r>
         <w:t xml:space="preserve"> </w:t>
@@ -611,34 +588,7 @@
         <w:rPr>
           <w:rStyle w:val="VerbatimChar"/>
         </w:rPr>
-        <w:t xml:space="preserve">0</w:t>
-      </w:r>
-      <w:r>
-        <w:t xml:space="preserve">, and</w:t>
-      </w:r>
-      <w:r>
-        <w:t xml:space="preserve"> </w:t>
-      </w:r>
-      <w:r>
-        <w:rPr>
-          <w:rStyle w:val="VerbatimChar"/>
-        </w:rPr>
-        <w:t xml:space="preserve">fibonacci(1)</w:t>
-      </w:r>
-      <w:r>
-        <w:t xml:space="preserve"> </w:t>
-      </w:r>
-      <w:r>
-        <w:t xml:space="preserve">returns</w:t>
-      </w:r>
-      <w:r>
-        <w:t xml:space="preserve"> </w:t>
-      </w:r>
-      <w:r>
-        <w:rPr>
-          <w:rStyle w:val="VerbatimChar"/>
-        </w:rPr>
-        <w:t xml:space="preserve">1</w:t>
+        <w:t xml:space="preserve">ValueError</w:t>
       </w:r>
       <w:r>
         <w:t xml:space="preserve">.</w:t>
@@ -653,7 +603,7 @@
         </w:numPr>
       </w:pPr>
       <w:r>
-        <w:t xml:space="preserve">The input</w:t>
+        <w:t xml:space="preserve">The function uses a 0-indexed sequence. For example,</w:t>
       </w:r>
       <w:r>
         <w:t xml:space="preserve"> </w:t>
@@ -662,13 +612,13 @@
         <w:rPr>
           <w:rStyle w:val="VerbatimChar"/>
         </w:rPr>
-        <w:t xml:space="preserve">n</w:t>
+        <w:t xml:space="preserve">fibonacci(0)</w:t>
       </w:r>
       <w:r>
         <w:t xml:space="preserve"> </w:t>
       </w:r>
       <w:r>
-        <w:t xml:space="preserve">must be a non-negative integer. Providing a negative integer will result in a</w:t>
+        <w:t xml:space="preserve">returns the first number (0), and</w:t>
       </w:r>
       <w:r>
         <w:t xml:space="preserve"> </w:t>
@@ -677,10 +627,13 @@
         <w:rPr>
           <w:rStyle w:val="VerbatimChar"/>
         </w:rPr>
-        <w:t xml:space="preserve">ValueError</w:t>
-      </w:r>
-      <w:r>
-        <w:t xml:space="preserve">.</w:t>
+        <w:t xml:space="preserve">fibonacci(1)</w:t>
+      </w:r>
+      <w:r>
+        <w:t xml:space="preserve"> </w:t>
+      </w:r>
+      <w:r>
+        <w:t xml:space="preserve">returns the second number (1).</w:t>
       </w:r>
     </w:p>
     <w:p>
@@ -692,19 +645,7 @@
         </w:numPr>
       </w:pPr>
       <w:r>
-        <w:t xml:space="preserve">This iterative implementation is memory-efficient and avoids the recursion depth limits that can affect recursive solutions for large values of</w:t>
-      </w:r>
-      <w:r>
-        <w:t xml:space="preserve"> </w:t>
-      </w:r>
-      <w:r>
-        <w:rPr>
-          <w:rStyle w:val="VerbatimChar"/>
-        </w:rPr>
-        <w:t xml:space="preserve">n</w:t>
-      </w:r>
-      <w:r>
-        <w:t xml:space="preserve">.</w:t>
+        <w:t xml:space="preserve">This iterative implementation is memory-efficient and avoids the recursion depth limits that can be an issue with naive recursive solutions, making it suitable for calculating larger Fibonacci numbers.</w:t>
       </w:r>
     </w:p>
     <w:p>
@@ -719,13 +660,23 @@
         <w:t xml:space="preserve">Output Example</w:t>
       </w:r>
       <w:r>
-        <w:t xml:space="preserve">: The function returns a single integer value.</w:t>
-      </w:r>
-    </w:p>
-    <w:p>
-      <w:pPr>
-        <w:pStyle w:val="SourceCode"/>
-      </w:pPr>
+        <w:t xml:space="preserve">: The function returns a single integer value. For an input of</w:t>
+      </w:r>
+      <w:r>
+        <w:t xml:space="preserve"> </w:t>
+      </w:r>
+      <w:r>
+        <w:rPr>
+          <w:rStyle w:val="VerbatimChar"/>
+        </w:rPr>
+        <w:t xml:space="preserve">9</w:t>
+      </w:r>
+      <w:r>
+        <w:t xml:space="preserve">, the output would look like:</w:t>
+      </w:r>
+      <w:r>
+        <w:t xml:space="preserve"> </w:t>
+      </w:r>
       <w:r>
         <w:rPr>
           <w:rStyle w:val="VerbatimChar"/>
@@ -760,7 +711,7 @@
         <w:rPr>
           <w:rStyle w:val="CommentTok"/>
         </w:rPr>
-        <w:t xml:space="preserve"># Example usage: Find the 9th Fibonacci number (0-indexed)</w:t>
+        <w:t xml:space="preserve"># Example 1: Calculate the 9th Fibonacci number (0-indexed)</w:t>
       </w:r>
       <w:r>
         <w:br/>
@@ -769,7 +720,7 @@
         <w:rPr>
           <w:rStyle w:val="NormalTok"/>
         </w:rPr>
-        <w:t xml:space="preserve">n_index </w:t>
+        <w:t xml:space="preserve">fib_9 </w:t>
       </w:r>
       <w:r>
         <w:rPr>
@@ -781,13 +732,259 @@
         <w:rPr>
           <w:rStyle w:val="NormalTok"/>
         </w:rPr>
+        <w:t xml:space="preserve"> fibonacci(</w:t>
+      </w:r>
+      <w:r>
+        <w:rPr>
+          <w:rStyle w:val="DecValTok"/>
+        </w:rPr>
+        <w:t xml:space="preserve">9</w:t>
+      </w:r>
+      <w:r>
+        <w:rPr>
+          <w:rStyle w:val="NormalTok"/>
+        </w:rPr>
+        <w:t xml:space="preserve">)</w:t>
+      </w:r>
+      <w:r>
+        <w:br/>
+      </w:r>
+      <w:r>
+        <w:rPr>
+          <w:rStyle w:val="BuiltInTok"/>
+        </w:rPr>
+        <w:t xml:space="preserve">print</w:t>
+      </w:r>
+      <w:r>
+        <w:rPr>
+          <w:rStyle w:val="NormalTok"/>
+        </w:rPr>
+        <w:t xml:space="preserve">(</w:t>
+      </w:r>
+      <w:r>
+        <w:rPr>
+          <w:rStyle w:val="SpecialStringTok"/>
+        </w:rPr>
+        <w:t xml:space="preserve">f"The 9th Fibonacci number is: </w:t>
+      </w:r>
+      <w:r>
+        <w:rPr>
+          <w:rStyle w:val="SpecialCharTok"/>
+        </w:rPr>
+        <w:t xml:space="preserve">{</w:t>
+      </w:r>
+      <w:r>
+        <w:rPr>
+          <w:rStyle w:val="NormalTok"/>
+        </w:rPr>
+        <w:t xml:space="preserve">fib_9</w:t>
+      </w:r>
+      <w:r>
+        <w:rPr>
+          <w:rStyle w:val="SpecialCharTok"/>
+        </w:rPr>
+        <w:t xml:space="preserve">}</w:t>
+      </w:r>
+      <w:r>
+        <w:rPr>
+          <w:rStyle w:val="SpecialStringTok"/>
+        </w:rPr>
+        <w:t xml:space="preserve">"</w:t>
+      </w:r>
+      <w:r>
+        <w:rPr>
+          <w:rStyle w:val="NormalTok"/>
+        </w:rPr>
+        <w:t xml:space="preserve">)</w:t>
+      </w:r>
+      <w:r>
+        <w:br/>
+      </w:r>
+      <w:r>
+        <w:br/>
+      </w:r>
+      <w:r>
+        <w:rPr>
+          <w:rStyle w:val="CommentTok"/>
+        </w:rPr>
+        <w:t xml:space="preserve"># Example 2: Calculate the 0th Fibonacci number</w:t>
+      </w:r>
+      <w:r>
+        <w:br/>
+      </w:r>
+      <w:r>
+        <w:rPr>
+          <w:rStyle w:val="NormalTok"/>
+        </w:rPr>
+        <w:t xml:space="preserve">fib_0 </w:t>
+      </w:r>
+      <w:r>
+        <w:rPr>
+          <w:rStyle w:val="OperatorTok"/>
+        </w:rPr>
+        <w:t xml:space="preserve">=</w:t>
+      </w:r>
+      <w:r>
+        <w:rPr>
+          <w:rStyle w:val="NormalTok"/>
+        </w:rPr>
+        <w:t xml:space="preserve"> fibonacci(</w:t>
+      </w:r>
+      <w:r>
+        <w:rPr>
+          <w:rStyle w:val="DecValTok"/>
+        </w:rPr>
+        <w:t xml:space="preserve">0</w:t>
+      </w:r>
+      <w:r>
+        <w:rPr>
+          <w:rStyle w:val="NormalTok"/>
+        </w:rPr>
+        <w:t xml:space="preserve">)</w:t>
+      </w:r>
+      <w:r>
+        <w:br/>
+      </w:r>
+      <w:r>
+        <w:rPr>
+          <w:rStyle w:val="BuiltInTok"/>
+        </w:rPr>
+        <w:t xml:space="preserve">print</w:t>
+      </w:r>
+      <w:r>
+        <w:rPr>
+          <w:rStyle w:val="NormalTok"/>
+        </w:rPr>
+        <w:t xml:space="preserve">(</w:t>
+      </w:r>
+      <w:r>
+        <w:rPr>
+          <w:rStyle w:val="SpecialStringTok"/>
+        </w:rPr>
+        <w:t xml:space="preserve">f"The 0th Fibonacci number is: </w:t>
+      </w:r>
+      <w:r>
+        <w:rPr>
+          <w:rStyle w:val="SpecialCharTok"/>
+        </w:rPr>
+        <w:t xml:space="preserve">{</w:t>
+      </w:r>
+      <w:r>
+        <w:rPr>
+          <w:rStyle w:val="NormalTok"/>
+        </w:rPr>
+        <w:t xml:space="preserve">fib_0</w:t>
+      </w:r>
+      <w:r>
+        <w:rPr>
+          <w:rStyle w:val="SpecialCharTok"/>
+        </w:rPr>
+        <w:t xml:space="preserve">}</w:t>
+      </w:r>
+      <w:r>
+        <w:rPr>
+          <w:rStyle w:val="SpecialStringTok"/>
+        </w:rPr>
+        <w:t xml:space="preserve">"</w:t>
+      </w:r>
+      <w:r>
+        <w:rPr>
+          <w:rStyle w:val="NormalTok"/>
+        </w:rPr>
+        <w:t xml:space="preserve">)</w:t>
+      </w:r>
+      <w:r>
+        <w:br/>
+      </w:r>
+      <w:r>
+        <w:br/>
+      </w:r>
+      <w:r>
+        <w:rPr>
+          <w:rStyle w:val="CommentTok"/>
+        </w:rPr>
+        <w:t xml:space="preserve"># Example 3: Attempting to use a negative index will raise an error</w:t>
+      </w:r>
+      <w:r>
+        <w:br/>
+      </w:r>
+      <w:r>
+        <w:rPr>
+          <w:rStyle w:val="ControlFlowTok"/>
+        </w:rPr>
+        <w:t xml:space="preserve">try</w:t>
+      </w:r>
+      <w:r>
+        <w:rPr>
+          <w:rStyle w:val="NormalTok"/>
+        </w:rPr>
+        <w:t xml:space="preserve">:</w:t>
+      </w:r>
+      <w:r>
+        <w:br/>
+      </w:r>
+      <w:r>
+        <w:rPr>
+          <w:rStyle w:val="NormalTok"/>
+        </w:rPr>
+        <w:t xml:space="preserve">    fibonacci(</w:t>
+      </w:r>
+      <w:r>
+        <w:rPr>
+          <w:rStyle w:val="OperatorTok"/>
+        </w:rPr>
+        <w:t xml:space="preserve">-</w:t>
+      </w:r>
+      <w:r>
+        <w:rPr>
+          <w:rStyle w:val="DecValTok"/>
+        </w:rPr>
+        <w:t xml:space="preserve">1</w:t>
+      </w:r>
+      <w:r>
+        <w:rPr>
+          <w:rStyle w:val="NormalTok"/>
+        </w:rPr>
+        <w:t xml:space="preserve">)</w:t>
+      </w:r>
+      <w:r>
+        <w:br/>
+      </w:r>
+      <w:r>
+        <w:rPr>
+          <w:rStyle w:val="ControlFlowTok"/>
+        </w:rPr>
+        <w:t xml:space="preserve">except</w:t>
+      </w:r>
+      <w:r>
+        <w:rPr>
+          <w:rStyle w:val="NormalTok"/>
+        </w:rPr>
         <w:t xml:space="preserve"> </w:t>
       </w:r>
       <w:r>
         <w:rPr>
-          <w:rStyle w:val="DecValTok"/>
-        </w:rPr>
-        <w:t xml:space="preserve">9</w:t>
+          <w:rStyle w:val="PreprocessorTok"/>
+        </w:rPr>
+        <w:t xml:space="preserve">ValueError</w:t>
+      </w:r>
+      <w:r>
+        <w:rPr>
+          <w:rStyle w:val="NormalTok"/>
+        </w:rPr>
+        <w:t xml:space="preserve"> </w:t>
+      </w:r>
+      <w:r>
+        <w:rPr>
+          <w:rStyle w:val="ImportTok"/>
+        </w:rPr>
+        <w:t xml:space="preserve">as</w:t>
+      </w:r>
+      <w:r>
+        <w:rPr>
+          <w:rStyle w:val="NormalTok"/>
+        </w:rPr>
+        <w:t xml:space="preserve"> e:</w:t>
       </w:r>
       <w:r>
         <w:br/>
@@ -796,76 +993,37 @@
         <w:rPr>
           <w:rStyle w:val="NormalTok"/>
         </w:rPr>
-        <w:t xml:space="preserve">result </w:t>
-      </w:r>
-      <w:r>
-        <w:rPr>
-          <w:rStyle w:val="OperatorTok"/>
-        </w:rPr>
-        <w:t xml:space="preserve">=</w:t>
+        <w:t xml:space="preserve">    </w:t>
+      </w:r>
+      <w:r>
+        <w:rPr>
+          <w:rStyle w:val="BuiltInTok"/>
+        </w:rPr>
+        <w:t xml:space="preserve">print</w:t>
       </w:r>
       <w:r>
         <w:rPr>
           <w:rStyle w:val="NormalTok"/>
         </w:rPr>
-        <w:t xml:space="preserve"> fibonacci(n_index)</w:t>
-      </w:r>
-      <w:r>
-        <w:br/>
-      </w:r>
-      <w:r>
-        <w:rPr>
-          <w:rStyle w:val="BuiltInTok"/>
-        </w:rPr>
-        <w:t xml:space="preserve">print</w:t>
+        <w:t xml:space="preserve">(</w:t>
+      </w:r>
+      <w:r>
+        <w:rPr>
+          <w:rStyle w:val="SpecialStringTok"/>
+        </w:rPr>
+        <w:t xml:space="preserve">f"Error: </w:t>
+      </w:r>
+      <w:r>
+        <w:rPr>
+          <w:rStyle w:val="SpecialCharTok"/>
+        </w:rPr>
+        <w:t xml:space="preserve">{</w:t>
       </w:r>
       <w:r>
         <w:rPr>
           <w:rStyle w:val="NormalTok"/>
         </w:rPr>
-        <w:t xml:space="preserve">(</w:t>
-      </w:r>
-      <w:r>
-        <w:rPr>
-          <w:rStyle w:val="SpecialStringTok"/>
-        </w:rPr>
-        <w:t xml:space="preserve">f"The Fibonacci number at index </w:t>
-      </w:r>
-      <w:r>
-        <w:rPr>
-          <w:rStyle w:val="SpecialCharTok"/>
-        </w:rPr>
-        <w:t xml:space="preserve">{</w:t>
-      </w:r>
-      <w:r>
-        <w:rPr>
-          <w:rStyle w:val="NormalTok"/>
-        </w:rPr>
-        <w:t xml:space="preserve">n_index</w:t>
-      </w:r>
-      <w:r>
-        <w:rPr>
-          <w:rStyle w:val="SpecialCharTok"/>
-        </w:rPr>
-        <w:t xml:space="preserve">}</w:t>
-      </w:r>
-      <w:r>
-        <w:rPr>
-          <w:rStyle w:val="SpecialStringTok"/>
-        </w:rPr>
-        <w:t xml:space="preserve"> is: </w:t>
-      </w:r>
-      <w:r>
-        <w:rPr>
-          <w:rStyle w:val="SpecialCharTok"/>
-        </w:rPr>
-        <w:t xml:space="preserve">{</w:t>
-      </w:r>
-      <w:r>
-        <w:rPr>
-          <w:rStyle w:val="NormalTok"/>
-        </w:rPr>
-        <w:t xml:space="preserve">result</w:t>
+        <w:t xml:space="preserve">e</w:t>
       </w:r>
       <w:r>
         <w:rPr>
@@ -906,7 +1064,25 @@
         <w:rPr>
           <w:rStyle w:val="VerbatimChar"/>
         </w:rPr>
-        <w:t xml:space="preserve">The Fibonacci number at index 9 is: 34</w:t>
+        <w:t xml:space="preserve">The 9th Fibonacci number is: 34</w:t>
+      </w:r>
+      <w:r>
+        <w:br/>
+      </w:r>
+      <w:r>
+        <w:rPr>
+          <w:rStyle w:val="VerbatimChar"/>
+        </w:rPr>
+        <w:t xml:space="preserve">The 0th Fibonacci number is: 0</w:t>
+      </w:r>
+      <w:r>
+        <w:br/>
+      </w:r>
+      <w:r>
+        <w:rPr>
+          <w:rStyle w:val="VerbatimChar"/>
+        </w:rPr>
+        <w:t xml:space="preserve">Error: n must be non-negative</w:t>
       </w:r>
     </w:p>
     <w:p>
@@ -1044,7 +1220,7 @@
         <w:t xml:space="preserve">Dict[str, int]</w:t>
       </w:r>
       <w:r>
-        <w:t xml:space="preserve">): A dictionary mapping string keys to integer values. It is essential that all values in this dictionary are unique to ensure a valid inversion.</w:t>
+        <w:t xml:space="preserve">): A dictionary where keys are strings and values are integers. It is crucial that all values in this dictionary are unique for the inversion to be possible.</w:t>
       </w:r>
     </w:p>
     <w:bookmarkEnd w:id="18"/>
@@ -1071,11 +1247,81 @@
         <w:pStyle w:val="FirstParagraph"/>
       </w:pPr>
       <w:r>
-        <w:t xml:space="preserve">This function provides a safe way to invert a dictionary where string keys are mapped to integer values. The core logic is implemented in two main steps:</w:t>
+        <w:t xml:space="preserve">This function provides a safe way to invert a dictionary mapping strings to integers.</w:t>
       </w:r>
     </w:p>
     <w:p>
       <w:pPr>
+        <w:pStyle w:val="BodyText"/>
+      </w:pPr>
+      <w:r>
+        <w:t xml:space="preserve">The primary logic is executed in two steps:</w:t>
+      </w:r>
+      <w:r>
+        <w:t xml:space="preserve"> </w:t>
+      </w:r>
+      <w:r>
+        <w:t xml:space="preserve">1.</w:t>
+      </w:r>
+      <w:r>
+        <w:t xml:space="preserve"> </w:t>
+      </w:r>
+      <w:r>
+        <w:rPr>
+          <w:b/>
+          <w:bCs/>
+        </w:rPr>
+        <w:t xml:space="preserve">Validation</w:t>
+      </w:r>
+      <w:r>
+        <w:t xml:space="preserve">: Before attempting to invert the dictionary, the function first validates that all values in the input</w:t>
+      </w:r>
+      <w:r>
+        <w:t xml:space="preserve"> </w:t>
+      </w:r>
+      <w:r>
+        <w:rPr>
+          <w:rStyle w:val="VerbatimChar"/>
+        </w:rPr>
+        <w:t xml:space="preserve">mapping</w:t>
+      </w:r>
+      <w:r>
+        <w:t xml:space="preserve"> </w:t>
+      </w:r>
+      <w:r>
+        <w:t xml:space="preserve">are unique. It does this by comparing the number of values with the number of unique values:</w:t>
+      </w:r>
+      <w:r>
+        <w:t xml:space="preserve"> </w:t>
+      </w:r>
+      <w:r>
+        <w:rPr>
+          <w:rStyle w:val="VerbatimChar"/>
+        </w:rPr>
+        <w:t xml:space="preserve">len(mapping.values()) != len(set(mapping.values()))</w:t>
+      </w:r>
+      <w:r>
+        <w:t xml:space="preserve">. If the counts do not match, it indicates duplicate values are present, which would cause data loss during inversion (as multiple original keys would map to the same new key). In this case, a</w:t>
+      </w:r>
+      <w:r>
+        <w:t xml:space="preserve"> </w:t>
+      </w:r>
+      <w:r>
+        <w:rPr>
+          <w:rStyle w:val="VerbatimChar"/>
+        </w:rPr>
+        <w:t xml:space="preserve">ValueError</w:t>
+      </w:r>
+      <w:r>
+        <w:t xml:space="preserve"> </w:t>
+      </w:r>
+      <w:r>
+        <w:t xml:space="preserve">is raised.</w:t>
+      </w:r>
+    </w:p>
+    <w:p>
+      <w:pPr>
+        <w:pStyle w:val="Compact"/>
         <w:numPr>
           <w:ilvl w:val="0"/>
           <w:numId w:val="1004"/>
@@ -1086,10 +1332,10 @@
           <w:b/>
           <w:bCs/>
         </w:rPr>
-        <w:t xml:space="preserve">Validation</w:t>
-      </w:r>
-      <w:r>
-        <w:t xml:space="preserve">: Before attempting to invert the dictionary, the function first validates that all values in the input</w:t>
+        <w:t xml:space="preserve">Inversion</w:t>
+      </w:r>
+      <w:r>
+        <w:t xml:space="preserve">: If all values are unique, the function proceeds with the inversion. It uses a dictionary comprehension:</w:t>
       </w:r>
       <w:r>
         <w:t xml:space="preserve"> </w:t>
@@ -1098,13 +1344,25 @@
         <w:rPr>
           <w:rStyle w:val="VerbatimChar"/>
         </w:rPr>
+        <w:t xml:space="preserve">{value: key for key, value in mapping.items()}</w:t>
+      </w:r>
+      <w:r>
+        <w:t xml:space="preserve">. This iterates through each key-value pair of the original</w:t>
+      </w:r>
+      <w:r>
+        <w:t xml:space="preserve"> </w:t>
+      </w:r>
+      <w:r>
+        <w:rPr>
+          <w:rStyle w:val="VerbatimChar"/>
+        </w:rPr>
         <w:t xml:space="preserve">mapping</w:t>
       </w:r>
       <w:r>
         <w:t xml:space="preserve"> </w:t>
       </w:r>
       <w:r>
-        <w:t xml:space="preserve">are unique. It does this by comparing the number of values with the number of unique values. The expression</w:t>
+        <w:t xml:space="preserve">dictionary and creates a new dictionary where the original</w:t>
       </w:r>
       <w:r>
         <w:t xml:space="preserve"> </w:t>
@@ -1113,13 +1371,13 @@
         <w:rPr>
           <w:rStyle w:val="VerbatimChar"/>
         </w:rPr>
-        <w:t xml:space="preserve">len(mapping.values()) != len(set(mapping.values()))</w:t>
+        <w:t xml:space="preserve">value</w:t>
       </w:r>
       <w:r>
         <w:t xml:space="preserve"> </w:t>
       </w:r>
       <w:r>
-        <w:t xml:space="preserve">evaluates to</w:t>
+        <w:t xml:space="preserve">becomes the new key and the original</w:t>
       </w:r>
       <w:r>
         <w:t xml:space="preserve"> </w:t>
@@ -1128,73 +1386,21 @@
         <w:rPr>
           <w:rStyle w:val="VerbatimChar"/>
         </w:rPr>
-        <w:t xml:space="preserve">True</w:t>
+        <w:t xml:space="preserve">key</w:t>
       </w:r>
       <w:r>
         <w:t xml:space="preserve"> </w:t>
       </w:r>
       <w:r>
-        <w:t xml:space="preserve">if any duplicates exist, as converting a list of values to a</w:t>
-      </w:r>
-      <w:r>
-        <w:t xml:space="preserve"> </w:t>
-      </w:r>
-      <w:r>
-        <w:rPr>
-          <w:rStyle w:val="VerbatimChar"/>
-        </w:rPr>
-        <w:t xml:space="preserve">set</w:t>
-      </w:r>
-      <w:r>
-        <w:t xml:space="preserve"> </w:t>
-      </w:r>
-      <w:r>
-        <w:t xml:space="preserve">removes duplicates. If duplicates are found, a</w:t>
-      </w:r>
-      <w:r>
-        <w:t xml:space="preserve"> </w:t>
-      </w:r>
-      <w:r>
-        <w:rPr>
-          <w:rStyle w:val="VerbatimChar"/>
-        </w:rPr>
-        <w:t xml:space="preserve">ValueError</w:t>
-      </w:r>
-      <w:r>
-        <w:t xml:space="preserve"> </w:t>
-      </w:r>
-      <w:r>
-        <w:t xml:space="preserve">is raised with the message</w:t>
-      </w:r>
-      <w:r>
-        <w:t xml:space="preserve"> </w:t>
-      </w:r>
-      <w:r>
-        <w:t xml:space="preserve">“Values must be unique to invert dictionary”</w:t>
-      </w:r>
-      <w:r>
-        <w:t xml:space="preserve"> </w:t>
-      </w:r>
-      <w:r>
-        <w:t xml:space="preserve">to prevent data loss in the inverted dictionary.</w:t>
+        <w:t xml:space="preserve">becomes the new value.</w:t>
       </w:r>
     </w:p>
     <w:p>
       <w:pPr>
-        <w:numPr>
-          <w:ilvl w:val="0"/>
-          <w:numId w:val="1004"/>
-        </w:numPr>
-      </w:pPr>
-      <w:r>
-        <w:rPr>
-          <w:b/>
-          <w:bCs/>
-        </w:rPr>
-        <w:t xml:space="preserve">Inversion</w:t>
-      </w:r>
-      <w:r>
-        <w:t xml:space="preserve">: If all values are unique, the function proceeds to create and return a new dictionary. It uses a dictionary comprehension,</w:t>
+        <w:pStyle w:val="FirstParagraph"/>
+      </w:pPr>
+      <w:r>
+        <w:t xml:space="preserve">For example, a pair</w:t>
       </w:r>
       <w:r>
         <w:t xml:space="preserve"> </w:t>
@@ -1203,60 +1409,28 @@
         <w:rPr>
           <w:rStyle w:val="VerbatimChar"/>
         </w:rPr>
-        <w:t xml:space="preserve">{value: key for key, value in mapping.items()}</w:t>
-      </w:r>
-      <w:r>
-        <w:t xml:space="preserve">, to iterate through each key-value pair of the original</w:t>
+        <w:t xml:space="preserve">('apple', 1)</w:t>
       </w:r>
       <w:r>
         <w:t xml:space="preserve"> </w:t>
       </w:r>
       <w:r>
+        <w:t xml:space="preserve">in the input dictionary becomes</w:t>
+      </w:r>
+      <w:r>
+        <w:t xml:space="preserve"> </w:t>
+      </w:r>
+      <w:r>
         <w:rPr>
           <w:rStyle w:val="VerbatimChar"/>
         </w:rPr>
-        <w:t xml:space="preserve">mapping</w:t>
-      </w:r>
-      <w:r>
-        <w:t xml:space="preserve">. For each pair, it creates a new entry in the output dictionary where the original</w:t>
+        <w:t xml:space="preserve">(1, 'apple')</w:t>
       </w:r>
       <w:r>
         <w:t xml:space="preserve"> </w:t>
       </w:r>
       <w:r>
-        <w:rPr>
-          <w:rStyle w:val="VerbatimChar"/>
-        </w:rPr>
-        <w:t xml:space="preserve">value</w:t>
-      </w:r>
-      <w:r>
-        <w:t xml:space="preserve"> </w:t>
-      </w:r>
-      <w:r>
-        <w:t xml:space="preserve">becomes the new key and the original</w:t>
-      </w:r>
-      <w:r>
-        <w:t xml:space="preserve"> </w:t>
-      </w:r>
-      <w:r>
-        <w:rPr>
-          <w:rStyle w:val="VerbatimChar"/>
-        </w:rPr>
-        <w:t xml:space="preserve">key</w:t>
-      </w:r>
-      <w:r>
-        <w:t xml:space="preserve"> </w:t>
-      </w:r>
-      <w:r>
-        <w:t xml:space="preserve">becomes the new value.</w:t>
-      </w:r>
-    </w:p>
-    <w:p>
-      <w:pPr>
-        <w:pStyle w:val="FirstParagraph"/>
-      </w:pPr>
-      <w:r>
-        <w:t xml:space="preserve">This process ensures a one-to-one mapping in the resulting dictionary, which maps integers back to their corresponding strings.</w:t>
+        <w:t xml:space="preserve">in the output dictionary.</w:t>
       </w:r>
     </w:p>
     <w:bookmarkEnd w:id="19"/>
@@ -1302,7 +1476,7 @@
         <w:t xml:space="preserve"> </w:t>
       </w:r>
       <w:r>
-        <w:t xml:space="preserve">dictionary are unique. Attempting to invert a dictionary with duplicate values will result in a</w:t>
+        <w:t xml:space="preserve">dictionary be unique. If duplicate values are found, it will raise a</w:t>
       </w:r>
       <w:r>
         <w:t xml:space="preserve"> </w:t>
@@ -1326,7 +1500,7 @@
         </w:numPr>
       </w:pPr>
       <w:r>
-        <w:t xml:space="preserve">The function is not an in-place operation. It returns a new dictionary and does not modify the original</w:t>
+        <w:t xml:space="preserve">This function is not an in-place operation. It returns a new dictionary and does not modify the original</w:t>
       </w:r>
       <w:r>
         <w:t xml:space="preserve"> </w:t>
@@ -1353,7 +1527,7 @@
         </w:numPr>
       </w:pPr>
       <w:r>
-        <w:t xml:space="preserve">The type hints indicate a mapping from</w:t>
+        <w:t xml:space="preserve">The type hints indicate an input of</w:t>
       </w:r>
       <w:r>
         <w:t xml:space="preserve"> </w:t>
@@ -1362,13 +1536,13 @@
         <w:rPr>
           <w:rStyle w:val="VerbatimChar"/>
         </w:rPr>
-        <w:t xml:space="preserve">str</w:t>
+        <w:t xml:space="preserve">Dict[str, int]</w:t>
       </w:r>
       <w:r>
         <w:t xml:space="preserve"> </w:t>
       </w:r>
       <w:r>
-        <w:t xml:space="preserve">to</w:t>
+        <w:t xml:space="preserve">and an output of</w:t>
       </w:r>
       <w:r>
         <w:t xml:space="preserve"> </w:t>
@@ -1377,7 +1551,7 @@
         <w:rPr>
           <w:rStyle w:val="VerbatimChar"/>
         </w:rPr>
-        <w:t xml:space="preserve">int</w:t>
+        <w:t xml:space="preserve">Dict[int, str]</w:t>
       </w:r>
       <w:r>
         <w:t xml:space="preserve">, but the logic will work for any dictionary with hashable keys and unique, hashable values.</w:t>
@@ -1395,7 +1569,7 @@
         <w:t xml:space="preserve">Output Example</w:t>
       </w:r>
       <w:r>
-        <w:t xml:space="preserve">: A dictionary with integer keys and string values.</w:t>
+        <w:t xml:space="preserve">: A dictionary with keys and values swapped.</w:t>
       </w:r>
     </w:p>
     <w:p>
@@ -1409,6 +1583,15 @@
         <w:t xml:space="preserve">{</w:t>
       </w:r>
       <w:r>
+        <w:br/>
+      </w:r>
+      <w:r>
+        <w:rPr>
+          <w:rStyle w:val="NormalTok"/>
+        </w:rPr>
+        <w:t xml:space="preserve">  </w:t>
+      </w:r>
+      <w:r>
         <w:rPr>
           <w:rStyle w:val="DecValTok"/>
         </w:rPr>
@@ -1424,13 +1607,22 @@
         <w:rPr>
           <w:rStyle w:val="StringTok"/>
         </w:rPr>
-        <w:t xml:space="preserve">'one'</w:t>
+        <w:t xml:space="preserve">"one"</w:t>
       </w:r>
       <w:r>
         <w:rPr>
           <w:rStyle w:val="NormalTok"/>
         </w:rPr>
-        <w:t xml:space="preserve">, </w:t>
+        <w:t xml:space="preserve">,</w:t>
+      </w:r>
+      <w:r>
+        <w:br/>
+      </w:r>
+      <w:r>
+        <w:rPr>
+          <w:rStyle w:val="NormalTok"/>
+        </w:rPr>
+        <w:t xml:space="preserve">  </w:t>
       </w:r>
       <w:r>
         <w:rPr>
@@ -1448,13 +1640,22 @@
         <w:rPr>
           <w:rStyle w:val="StringTok"/>
         </w:rPr>
-        <w:t xml:space="preserve">'two'</w:t>
+        <w:t xml:space="preserve">"two"</w:t>
       </w:r>
       <w:r>
         <w:rPr>
           <w:rStyle w:val="NormalTok"/>
         </w:rPr>
-        <w:t xml:space="preserve">, </w:t>
+        <w:t xml:space="preserve">,</w:t>
+      </w:r>
+      <w:r>
+        <w:br/>
+      </w:r>
+      <w:r>
+        <w:rPr>
+          <w:rStyle w:val="NormalTok"/>
+        </w:rPr>
+        <w:t xml:space="preserve">  </w:t>
       </w:r>
       <w:r>
         <w:rPr>
@@ -1472,7 +1673,10 @@
         <w:rPr>
           <w:rStyle w:val="StringTok"/>
         </w:rPr>
-        <w:t xml:space="preserve">'three'</w:t>
+        <w:t xml:space="preserve">"three"</w:t>
+      </w:r>
+      <w:r>
+        <w:br/>
       </w:r>
       <w:r>
         <w:rPr>
@@ -1517,7 +1721,7 @@
         <w:rPr>
           <w:rStyle w:val="NormalTok"/>
         </w:rPr>
-        <w:t xml:space="preserve">original_map </w:t>
+        <w:t xml:space="preserve">original_dict </w:t>
       </w:r>
       <w:r>
         <w:rPr>
@@ -1535,7 +1739,7 @@
         <w:rPr>
           <w:rStyle w:val="StringTok"/>
         </w:rPr>
-        <w:t xml:space="preserve">'alpha'</w:t>
+        <w:t xml:space="preserve">'one'</w:t>
       </w:r>
       <w:r>
         <w:rPr>
@@ -1547,7 +1751,7 @@
         <w:rPr>
           <w:rStyle w:val="DecValTok"/>
         </w:rPr>
-        <w:t xml:space="preserve">10</w:t>
+        <w:t xml:space="preserve">1</w:t>
       </w:r>
       <w:r>
         <w:rPr>
@@ -1559,7 +1763,7 @@
         <w:rPr>
           <w:rStyle w:val="StringTok"/>
         </w:rPr>
-        <w:t xml:space="preserve">'beta'</w:t>
+        <w:t xml:space="preserve">'two'</w:t>
       </w:r>
       <w:r>
         <w:rPr>
@@ -1571,7 +1775,7 @@
         <w:rPr>
           <w:rStyle w:val="DecValTok"/>
         </w:rPr>
-        <w:t xml:space="preserve">20</w:t>
+        <w:t xml:space="preserve">2</w:t>
       </w:r>
       <w:r>
         <w:rPr>
@@ -1583,7 +1787,7 @@
         <w:rPr>
           <w:rStyle w:val="StringTok"/>
         </w:rPr>
-        <w:t xml:space="preserve">'gamma'</w:t>
+        <w:t xml:space="preserve">'three'</w:t>
       </w:r>
       <w:r>
         <w:rPr>
@@ -1595,7 +1799,7 @@
         <w:rPr>
           <w:rStyle w:val="DecValTok"/>
         </w:rPr>
-        <w:t xml:space="preserve">30</w:t>
+        <w:t xml:space="preserve">3</w:t>
       </w:r>
       <w:r>
         <w:rPr>
@@ -1610,7 +1814,7 @@
         <w:rPr>
           <w:rStyle w:val="NormalTok"/>
         </w:rPr>
-        <w:t xml:space="preserve">inverted_map </w:t>
+        <w:t xml:space="preserve">inverted_dict </w:t>
       </w:r>
       <w:r>
         <w:rPr>
@@ -1622,7 +1826,7 @@
         <w:rPr>
           <w:rStyle w:val="NormalTok"/>
         </w:rPr>
-        <w:t xml:space="preserve"> invert_dictionary(original_map)</w:t>
+        <w:t xml:space="preserve"> invert_dictionary(original_dict)</w:t>
       </w:r>
       <w:r>
         <w:br/>
@@ -1643,7 +1847,7 @@
         <w:rPr>
           <w:rStyle w:val="SpecialStringTok"/>
         </w:rPr>
-        <w:t xml:space="preserve">f"Original dictionary: </w:t>
+        <w:t xml:space="preserve">f"Original: </w:t>
       </w:r>
       <w:r>
         <w:rPr>
@@ -1655,7 +1859,7 @@
         <w:rPr>
           <w:rStyle w:val="NormalTok"/>
         </w:rPr>
-        <w:t xml:space="preserve">original_map</w:t>
+        <w:t xml:space="preserve">original_dict</w:t>
       </w:r>
       <w:r>
         <w:rPr>
@@ -1694,7 +1898,7 @@
         <w:rPr>
           <w:rStyle w:val="SpecialStringTok"/>
         </w:rPr>
-        <w:t xml:space="preserve">f"Inverted dictionary: </w:t>
+        <w:t xml:space="preserve">f"Inverted: </w:t>
       </w:r>
       <w:r>
         <w:rPr>
@@ -1706,7 +1910,7 @@
         <w:rPr>
           <w:rStyle w:val="NormalTok"/>
         </w:rPr>
-        <w:t xml:space="preserve">inverted_map</w:t>
+        <w:t xml:space="preserve">inverted_dict</w:t>
       </w:r>
       <w:r>
         <w:rPr>
@@ -1743,9 +1947,24 @@
       </w:r>
       <w:r>
         <w:rPr>
+          <w:rStyle w:val="ControlFlowTok"/>
+        </w:rPr>
+        <w:t xml:space="preserve">try</w:t>
+      </w:r>
+      <w:r>
+        <w:rPr>
           <w:rStyle w:val="NormalTok"/>
         </w:rPr>
-        <w:t xml:space="preserve">invalid_map </w:t>
+        <w:t xml:space="preserve">:</w:t>
+      </w:r>
+      <w:r>
+        <w:br/>
+      </w:r>
+      <w:r>
+        <w:rPr>
+          <w:rStyle w:val="NormalTok"/>
+        </w:rPr>
+        <w:t xml:space="preserve">    duplicate_value_dict </w:t>
       </w:r>
       <w:r>
         <w:rPr>
@@ -1763,7 +1982,7 @@
         <w:rPr>
           <w:rStyle w:val="StringTok"/>
         </w:rPr>
-        <w:t xml:space="preserve">'apple'</w:t>
+        <w:t xml:space="preserve">'a'</w:t>
       </w:r>
       <w:r>
         <w:rPr>
@@ -1787,7 +2006,7 @@
         <w:rPr>
           <w:rStyle w:val="StringTok"/>
         </w:rPr>
-        <w:t xml:space="preserve">'banana'</w:t>
+        <w:t xml:space="preserve">'b'</w:t>
       </w:r>
       <w:r>
         <w:rPr>
@@ -1811,7 +2030,7 @@
         <w:rPr>
           <w:rStyle w:val="StringTok"/>
         </w:rPr>
-        <w:t xml:space="preserve">'apricot'</w:t>
+        <w:t xml:space="preserve">'c'</w:t>
       </w:r>
       <w:r>
         <w:rPr>
@@ -1836,132 +2055,117 @@
       </w:r>
       <w:r>
         <w:rPr>
+          <w:rStyle w:val="NormalTok"/>
+        </w:rPr>
+        <w:t xml:space="preserve">    </w:t>
+      </w:r>
+      <w:r>
+        <w:rPr>
+          <w:rStyle w:val="BuiltInTok"/>
+        </w:rPr>
+        <w:t xml:space="preserve">print</w:t>
+      </w:r>
+      <w:r>
+        <w:rPr>
+          <w:rStyle w:val="NormalTok"/>
+        </w:rPr>
+        <w:t xml:space="preserve">(</w:t>
+      </w:r>
+      <w:r>
+        <w:rPr>
+          <w:rStyle w:val="SpecialStringTok"/>
+        </w:rPr>
+        <w:t xml:space="preserve">f"</w:t>
+      </w:r>
+      <w:r>
+        <w:rPr>
+          <w:rStyle w:val="CharTok"/>
+        </w:rPr>
+        <w:t xml:space="preserve">\n</w:t>
+      </w:r>
+      <w:r>
+        <w:rPr>
+          <w:rStyle w:val="SpecialStringTok"/>
+        </w:rPr>
+        <w:t xml:space="preserve">Attempting to invert: </w:t>
+      </w:r>
+      <w:r>
+        <w:rPr>
+          <w:rStyle w:val="SpecialCharTok"/>
+        </w:rPr>
+        <w:t xml:space="preserve">{</w:t>
+      </w:r>
+      <w:r>
+        <w:rPr>
+          <w:rStyle w:val="NormalTok"/>
+        </w:rPr>
+        <w:t xml:space="preserve">duplicate_value_dict</w:t>
+      </w:r>
+      <w:r>
+        <w:rPr>
+          <w:rStyle w:val="SpecialCharTok"/>
+        </w:rPr>
+        <w:t xml:space="preserve">}</w:t>
+      </w:r>
+      <w:r>
+        <w:rPr>
+          <w:rStyle w:val="SpecialStringTok"/>
+        </w:rPr>
+        <w:t xml:space="preserve">"</w:t>
+      </w:r>
+      <w:r>
+        <w:rPr>
+          <w:rStyle w:val="NormalTok"/>
+        </w:rPr>
+        <w:t xml:space="preserve">)</w:t>
+      </w:r>
+      <w:r>
+        <w:br/>
+      </w:r>
+      <w:r>
+        <w:rPr>
+          <w:rStyle w:val="NormalTok"/>
+        </w:rPr>
+        <w:t xml:space="preserve">    invert_dictionary(duplicate_value_dict)</w:t>
+      </w:r>
+      <w:r>
+        <w:br/>
+      </w:r>
+      <w:r>
+        <w:rPr>
           <w:rStyle w:val="ControlFlowTok"/>
         </w:rPr>
-        <w:t xml:space="preserve">try</w:t>
+        <w:t xml:space="preserve">except</w:t>
       </w:r>
       <w:r>
         <w:rPr>
           <w:rStyle w:val="NormalTok"/>
         </w:rPr>
-        <w:t xml:space="preserve">:</w:t>
-      </w:r>
-      <w:r>
-        <w:br/>
+        <w:t xml:space="preserve"> </w:t>
+      </w:r>
+      <w:r>
+        <w:rPr>
+          <w:rStyle w:val="PreprocessorTok"/>
+        </w:rPr>
+        <w:t xml:space="preserve">ValueError</w:t>
       </w:r>
       <w:r>
         <w:rPr>
           <w:rStyle w:val="NormalTok"/>
         </w:rPr>
-        <w:t xml:space="preserve">    invert_dictionary(invalid_map)</w:t>
-      </w:r>
-      <w:r>
-        <w:br/>
-      </w:r>
-      <w:r>
-        <w:rPr>
-          <w:rStyle w:val="ControlFlowTok"/>
-        </w:rPr>
-        <w:t xml:space="preserve">except</w:t>
+        <w:t xml:space="preserve"> </w:t>
+      </w:r>
+      <w:r>
+        <w:rPr>
+          <w:rStyle w:val="ImportTok"/>
+        </w:rPr>
+        <w:t xml:space="preserve">as</w:t>
       </w:r>
       <w:r>
         <w:rPr>
           <w:rStyle w:val="NormalTok"/>
         </w:rPr>
-        <w:t xml:space="preserve"> </w:t>
-      </w:r>
-      <w:r>
-        <w:rPr>
-          <w:rStyle w:val="PreprocessorTok"/>
-        </w:rPr>
-        <w:t xml:space="preserve">ValueError</w:t>
-      </w:r>
-      <w:r>
-        <w:rPr>
-          <w:rStyle w:val="NormalTok"/>
-        </w:rPr>
-        <w:t xml:space="preserve"> </w:t>
-      </w:r>
-      <w:r>
-        <w:rPr>
-          <w:rStyle w:val="ImportTok"/>
-        </w:rPr>
-        <w:t xml:space="preserve">as</w:t>
-      </w:r>
-      <w:r>
-        <w:rPr>
-          <w:rStyle w:val="NormalTok"/>
-        </w:rPr>
         <w:t xml:space="preserve"> e:</w:t>
-      </w:r>
-      <w:r>
-        <w:br/>
-      </w:r>
-      <w:r>
-        <w:rPr>
-          <w:rStyle w:val="NormalTok"/>
-        </w:rPr>
-        <w:t xml:space="preserve">    </w:t>
-      </w:r>
-      <w:r>
-        <w:rPr>
-          <w:rStyle w:val="BuiltInTok"/>
-        </w:rPr>
-        <w:t xml:space="preserve">print</w:t>
-      </w:r>
-      <w:r>
-        <w:rPr>
-          <w:rStyle w:val="NormalTok"/>
-        </w:rPr>
-        <w:t xml:space="preserve">(</w:t>
-      </w:r>
-      <w:r>
-        <w:rPr>
-          <w:rStyle w:val="SpecialStringTok"/>
-        </w:rPr>
-        <w:t xml:space="preserve">f"</w:t>
-      </w:r>
-      <w:r>
-        <w:rPr>
-          <w:rStyle w:val="CharTok"/>
-        </w:rPr>
-        <w:t xml:space="preserve">\n</w:t>
-      </w:r>
-      <w:r>
-        <w:rPr>
-          <w:rStyle w:val="SpecialStringTok"/>
-        </w:rPr>
-        <w:t xml:space="preserve">Attempting to invert: </w:t>
-      </w:r>
-      <w:r>
-        <w:rPr>
-          <w:rStyle w:val="SpecialCharTok"/>
-        </w:rPr>
-        <w:t xml:space="preserve">{</w:t>
-      </w:r>
-      <w:r>
-        <w:rPr>
-          <w:rStyle w:val="NormalTok"/>
-        </w:rPr>
-        <w:t xml:space="preserve">invalid_map</w:t>
-      </w:r>
-      <w:r>
-        <w:rPr>
-          <w:rStyle w:val="SpecialCharTok"/>
-        </w:rPr>
-        <w:t xml:space="preserve">}</w:t>
-      </w:r>
-      <w:r>
-        <w:rPr>
-          <w:rStyle w:val="SpecialStringTok"/>
-        </w:rPr>
-        <w:t xml:space="preserve">"</w:t>
-      </w:r>
-      <w:r>
-        <w:rPr>
-          <w:rStyle w:val="NormalTok"/>
-        </w:rPr>
-        <w:t xml:space="preserve">)</w:t>
       </w:r>
       <w:r>
         <w:br/>
@@ -2041,7 +2245,7 @@
         <w:rPr>
           <w:rStyle w:val="VerbatimChar"/>
         </w:rPr>
-        <w:t xml:space="preserve">Original dictionary: {'alpha': 10, 'beta': 20, 'gamma': 30}</w:t>
+        <w:t xml:space="preserve">Original: {'one': 1, 'two': 2, 'three': 3}</w:t>
       </w:r>
       <w:r>
         <w:br/>
@@ -2050,7 +2254,7 @@
         <w:rPr>
           <w:rStyle w:val="VerbatimChar"/>
         </w:rPr>
-        <w:t xml:space="preserve">Inverted dictionary: {10: 'alpha', 20: 'beta', 30: 'gamma'}</w:t>
+        <w:t xml:space="preserve">Inverted: {1: 'one', 2: 'two', 3: 'three'}</w:t>
       </w:r>
       <w:r>
         <w:br/>
@@ -2062,7 +2266,7 @@
         <w:rPr>
           <w:rStyle w:val="VerbatimChar"/>
         </w:rPr>
-        <w:t xml:space="preserve">Attempting to invert: {'apple': 1, 'banana': 2, 'apricot': 1}</w:t>
+        <w:t xml:space="preserve">Attempting to invert: {'a': 1, 'b': 2, 'c': 1}</w:t>
       </w:r>
       <w:r>
         <w:br/>
@@ -2158,7 +2362,7 @@
         <w:t xml:space="preserve"> </w:t>
       </w:r>
       <w:r>
-        <w:t xml:space="preserve">function determines if a given string is a palindrome, meaning it reads the same forwards and backwards, after ignoring character casing and whitespace.</w:t>
+        <w:t xml:space="preserve">function determines if a given string is a palindrome, ignoring letter casing and whitespace characters.</w:t>
       </w:r>
     </w:p>
     <w:bookmarkEnd w:id="24"/>
@@ -2191,25 +2395,26 @@
       <w:r>
         <w:rPr>
           <w:rStyle w:val="VerbatimChar"/>
-          <w:b/>
-          <w:bCs/>
         </w:rPr>
         <w:t xml:space="preserve">text</w:t>
       </w:r>
       <w:r>
+        <w:t xml:space="preserve">:</w:t>
+      </w:r>
+      <w:r>
         <w:t xml:space="preserve"> </w:t>
       </w:r>
       <w:r>
-        <w:t xml:space="preserve">(</w:t>
-      </w:r>
-      <w:r>
         <w:rPr>
           <w:rStyle w:val="VerbatimChar"/>
         </w:rPr>
         <w:t xml:space="preserve">str</w:t>
       </w:r>
       <w:r>
-        <w:t xml:space="preserve">): The input string to be checked for palindrome properties.</w:t>
+        <w:t xml:space="preserve"> </w:t>
+      </w:r>
+      <w:r>
+        <w:t xml:space="preserve">- The input string to be checked.</w:t>
       </w:r>
     </w:p>
     <w:bookmarkEnd w:id="25"/>
@@ -2236,7 +2441,7 @@
         <w:pStyle w:val="FirstParagraph"/>
       </w:pPr>
       <w:r>
-        <w:t xml:space="preserve">This function provides a straightforward way to validate if a string is a palindrome by performing a two-step process: normalization and comparison.</w:t>
+        <w:t xml:space="preserve">This function evaluates whether a string reads the same forwards and backwards. It performs this check in two main steps:</w:t>
       </w:r>
     </w:p>
     <w:p>
@@ -2254,157 +2459,82 @@
         <w:t xml:space="preserve">Normalization</w:t>
       </w:r>
       <w:r>
-        <w:t xml:space="preserve">: The function first processes the input</w:t>
+        <w:t xml:space="preserve">: The function first creates a</w:t>
       </w:r>
       <w:r>
         <w:t xml:space="preserve"> </w:t>
       </w:r>
       <w:r>
+        <w:t xml:space="preserve">“normalized”</w:t>
+      </w:r>
+      <w:r>
+        <w:t xml:space="preserve"> </w:t>
+      </w:r>
+      <w:r>
+        <w:t xml:space="preserve">version of the input</w:t>
+      </w:r>
+      <w:r>
+        <w:t xml:space="preserve"> </w:t>
+      </w:r>
+      <w:r>
         <w:rPr>
           <w:rStyle w:val="VerbatimChar"/>
         </w:rPr>
         <w:t xml:space="preserve">text</w:t>
       </w:r>
       <w:r>
+        <w:t xml:space="preserve">. It iterates through each character of the string, converts it to lowercase using</w:t>
+      </w:r>
+      <w:r>
         <w:t xml:space="preserve"> </w:t>
       </w:r>
       <w:r>
-        <w:t xml:space="preserve">to create a</w:t>
+        <w:rPr>
+          <w:rStyle w:val="VerbatimChar"/>
+        </w:rPr>
+        <w:t xml:space="preserve">ch.lower()</w:t>
+      </w:r>
+      <w:r>
+        <w:t xml:space="preserve">, and discards any whitespace characters (like spaces, tabs, or newlines) using</w:t>
       </w:r>
       <w:r>
         <w:t xml:space="preserve"> </w:t>
       </w:r>
       <w:r>
-        <w:t xml:space="preserve">“normalized”</w:t>
+        <w:rPr>
+          <w:rStyle w:val="VerbatimChar"/>
+        </w:rPr>
+        <w:t xml:space="preserve">ch.isspace()</w:t>
+      </w:r>
+      <w:r>
+        <w:t xml:space="preserve">. The resulting characters are then joined to form a new, clean string. For example,</w:t>
       </w:r>
       <w:r>
         <w:t xml:space="preserve"> </w:t>
       </w:r>
       <w:r>
-        <w:t xml:space="preserve">version. It iterates through each character of the string. During this iteration, it discards any whitespace characters (like spaces, tabs, or newlines) using</w:t>
+        <w:rPr>
+          <w:rStyle w:val="VerbatimChar"/>
+        </w:rPr>
+        <w:t xml:space="preserve">"Taco Cat"</w:t>
       </w:r>
       <w:r>
         <w:t xml:space="preserve"> </w:t>
       </w:r>
       <w:r>
+        <w:t xml:space="preserve">becomes</w:t>
+      </w:r>
+      <w:r>
+        <w:t xml:space="preserve"> </w:t>
+      </w:r>
+      <w:r>
         <w:rPr>
           <w:rStyle w:val="VerbatimChar"/>
         </w:rPr>
-        <w:t xml:space="preserve">ch.isspace()</w:t>
-      </w:r>
-      <w:r>
-        <w:t xml:space="preserve">. All other characters are converted to their lowercase equivalents using</w:t>
-      </w:r>
-      <w:r>
-        <w:t xml:space="preserve"> </w:t>
-      </w:r>
-      <w:r>
-        <w:rPr>
-          <w:rStyle w:val="VerbatimChar"/>
-        </w:rPr>
-        <w:t xml:space="preserve">ch.lower()</w:t>
-      </w:r>
-      <w:r>
-        <w:t xml:space="preserve">. These processed characters are then joined together to form a new string,</w:t>
-      </w:r>
-      <w:r>
-        <w:t xml:space="preserve"> </w:t>
-      </w:r>
-      <w:r>
-        <w:rPr>
-          <w:rStyle w:val="VerbatimChar"/>
-        </w:rPr>
-        <w:t xml:space="preserve">normalized</w:t>
+        <w:t xml:space="preserve">"tacocat"</w:t>
       </w:r>
       <w:r>
         <w:t xml:space="preserve">.</w:t>
-      </w:r>
-    </w:p>
-    <w:p>
-      <w:pPr>
-        <w:pStyle w:val="SourceCode"/>
-        <w:numPr>
-          <w:ilvl w:val="0"/>
-          <w:numId w:val="1000"/>
-        </w:numPr>
-      </w:pPr>
-      <w:r>
-        <w:rPr>
-          <w:rStyle w:val="NormalTok"/>
-        </w:rPr>
-        <w:t xml:space="preserve">normalized </w:t>
-      </w:r>
-      <w:r>
-        <w:rPr>
-          <w:rStyle w:val="OperatorTok"/>
-        </w:rPr>
-        <w:t xml:space="preserve">=</w:t>
-      </w:r>
-      <w:r>
-        <w:rPr>
-          <w:rStyle w:val="NormalTok"/>
-        </w:rPr>
-        <w:t xml:space="preserve"> </w:t>
-      </w:r>
-      <w:r>
-        <w:rPr>
-          <w:rStyle w:val="StringTok"/>
-        </w:rPr>
-        <w:t xml:space="preserve">''</w:t>
-      </w:r>
-      <w:r>
-        <w:rPr>
-          <w:rStyle w:val="NormalTok"/>
-        </w:rPr>
-        <w:t xml:space="preserve">.join(ch.lower() </w:t>
-      </w:r>
-      <w:r>
-        <w:rPr>
-          <w:rStyle w:val="ControlFlowTok"/>
-        </w:rPr>
-        <w:t xml:space="preserve">for</w:t>
-      </w:r>
-      <w:r>
-        <w:rPr>
-          <w:rStyle w:val="NormalTok"/>
-        </w:rPr>
-        <w:t xml:space="preserve"> ch </w:t>
-      </w:r>
-      <w:r>
-        <w:rPr>
-          <w:rStyle w:val="KeywordTok"/>
-        </w:rPr>
-        <w:t xml:space="preserve">in</w:t>
-      </w:r>
-      <w:r>
-        <w:rPr>
-          <w:rStyle w:val="NormalTok"/>
-        </w:rPr>
-        <w:t xml:space="preserve"> text </w:t>
-      </w:r>
-      <w:r>
-        <w:rPr>
-          <w:rStyle w:val="ControlFlowTok"/>
-        </w:rPr>
-        <w:t xml:space="preserve">if</w:t>
-      </w:r>
-      <w:r>
-        <w:rPr>
-          <w:rStyle w:val="NormalTok"/>
-        </w:rPr>
-        <w:t xml:space="preserve"> </w:t>
-      </w:r>
-      <w:r>
-        <w:rPr>
-          <w:rStyle w:val="KeywordTok"/>
-        </w:rPr>
-        <w:t xml:space="preserve">not</w:t>
-      </w:r>
-      <w:r>
-        <w:rPr>
-          <w:rStyle w:val="NormalTok"/>
-        </w:rPr>
-        <w:t xml:space="preserve"> ch.isspace())</w:t>
       </w:r>
     </w:p>
     <w:p>
@@ -2422,7 +2552,7 @@
         <w:t xml:space="preserve">Comparison</w:t>
       </w:r>
       <w:r>
-        <w:t xml:space="preserve">: Once the normalized string is created, the function compares it with its own reverse. The reversal is achieved using the slice notation</w:t>
+        <w:t xml:space="preserve">: The normalized string is then compared to its own reverse. The reversal is efficiently achieved using Python’s slice notation</w:t>
       </w:r>
       <w:r>
         <w:t xml:space="preserve"> </w:t>
@@ -2434,21 +2564,218 @@
         <w:t xml:space="preserve">[::-1]</w:t>
       </w:r>
       <w:r>
-        <w:t xml:space="preserve">, which creates a reversed copy of the string.</w:t>
+        <w:t xml:space="preserve">. If the normalized string is identical to its reversed version, the function returns</w:t>
+      </w:r>
+      <w:r>
+        <w:t xml:space="preserve"> </w:t>
+      </w:r>
+      <w:r>
+        <w:rPr>
+          <w:rStyle w:val="VerbatimChar"/>
+        </w:rPr>
+        <w:t xml:space="preserve">True</w:t>
+      </w:r>
+      <w:r>
+        <w:t xml:space="preserve">, indicating it is a palindrome. Otherwise, it returns</w:t>
+      </w:r>
+      <w:r>
+        <w:t xml:space="preserve"> </w:t>
+      </w:r>
+      <w:r>
+        <w:rPr>
+          <w:rStyle w:val="VerbatimChar"/>
+        </w:rPr>
+        <w:t xml:space="preserve">False</w:t>
+      </w:r>
+      <w:r>
+        <w:t xml:space="preserve">.</w:t>
       </w:r>
     </w:p>
     <w:p>
       <w:pPr>
         <w:pStyle w:val="SourceCode"/>
-        <w:numPr>
-          <w:ilvl w:val="0"/>
-          <w:numId w:val="1000"/>
-        </w:numPr>
-      </w:pPr>
+      </w:pPr>
+      <w:r>
+        <w:rPr>
+          <w:rStyle w:val="CommentTok"/>
+        </w:rPr>
+        <w:t xml:space="preserve"># Internal logic breakdown</w:t>
+      </w:r>
+      <w:r>
+        <w:br/>
+      </w:r>
+      <w:r>
+        <w:rPr>
+          <w:rStyle w:val="NormalTok"/>
+        </w:rPr>
+        <w:t xml:space="preserve">text </w:t>
+      </w:r>
+      <w:r>
+        <w:rPr>
+          <w:rStyle w:val="OperatorTok"/>
+        </w:rPr>
+        <w:t xml:space="preserve">=</w:t>
+      </w:r>
+      <w:r>
+        <w:rPr>
+          <w:rStyle w:val="NormalTok"/>
+        </w:rPr>
+        <w:t xml:space="preserve"> </w:t>
+      </w:r>
+      <w:r>
+        <w:rPr>
+          <w:rStyle w:val="StringTok"/>
+        </w:rPr>
+        <w:t xml:space="preserve">"No lemon, no melon"</w:t>
+      </w:r>
+      <w:r>
+        <w:br/>
+      </w:r>
+      <w:r>
+        <w:br/>
+      </w:r>
+      <w:r>
+        <w:rPr>
+          <w:rStyle w:val="CommentTok"/>
+        </w:rPr>
+        <w:t xml:space="preserve"># 1. Normalization</w:t>
+      </w:r>
+      <w:r>
+        <w:br/>
+      </w:r>
+      <w:r>
+        <w:rPr>
+          <w:rStyle w:val="CommentTok"/>
+        </w:rPr>
+        <w:t xml:space="preserve"># Filters out spaces and converts to lowercase</w:t>
+      </w:r>
+      <w:r>
+        <w:br/>
+      </w:r>
+      <w:r>
+        <w:rPr>
+          <w:rStyle w:val="NormalTok"/>
+        </w:rPr>
+        <w:t xml:space="preserve">normalized </w:t>
+      </w:r>
+      <w:r>
+        <w:rPr>
+          <w:rStyle w:val="OperatorTok"/>
+        </w:rPr>
+        <w:t xml:space="preserve">=</w:t>
+      </w:r>
+      <w:r>
+        <w:rPr>
+          <w:rStyle w:val="NormalTok"/>
+        </w:rPr>
+        <w:t xml:space="preserve"> </w:t>
+      </w:r>
+      <w:r>
+        <w:rPr>
+          <w:rStyle w:val="StringTok"/>
+        </w:rPr>
+        <w:t xml:space="preserve">''</w:t>
+      </w:r>
+      <w:r>
+        <w:rPr>
+          <w:rStyle w:val="NormalTok"/>
+        </w:rPr>
+        <w:t xml:space="preserve">.join(ch.lower() </w:t>
+      </w:r>
       <w:r>
         <w:rPr>
           <w:rStyle w:val="ControlFlowTok"/>
         </w:rPr>
+        <w:t xml:space="preserve">for</w:t>
+      </w:r>
+      <w:r>
+        <w:rPr>
+          <w:rStyle w:val="NormalTok"/>
+        </w:rPr>
+        <w:t xml:space="preserve"> ch </w:t>
+      </w:r>
+      <w:r>
+        <w:rPr>
+          <w:rStyle w:val="KeywordTok"/>
+        </w:rPr>
+        <w:t xml:space="preserve">in</w:t>
+      </w:r>
+      <w:r>
+        <w:rPr>
+          <w:rStyle w:val="NormalTok"/>
+        </w:rPr>
+        <w:t xml:space="preserve"> text </w:t>
+      </w:r>
+      <w:r>
+        <w:rPr>
+          <w:rStyle w:val="ControlFlowTok"/>
+        </w:rPr>
+        <w:t xml:space="preserve">if</w:t>
+      </w:r>
+      <w:r>
+        <w:rPr>
+          <w:rStyle w:val="NormalTok"/>
+        </w:rPr>
+        <w:t xml:space="preserve"> </w:t>
+      </w:r>
+      <w:r>
+        <w:rPr>
+          <w:rStyle w:val="KeywordTok"/>
+        </w:rPr>
+        <w:t xml:space="preserve">not</w:t>
+      </w:r>
+      <w:r>
+        <w:rPr>
+          <w:rStyle w:val="NormalTok"/>
+        </w:rPr>
+        <w:t xml:space="preserve"> ch.isspace())</w:t>
+      </w:r>
+      <w:r>
+        <w:br/>
+      </w:r>
+      <w:r>
+        <w:rPr>
+          <w:rStyle w:val="CommentTok"/>
+        </w:rPr>
+        <w:t xml:space="preserve"># normalized becomes "nolemon,nomelon"</w:t>
+      </w:r>
+      <w:r>
+        <w:br/>
+      </w:r>
+      <w:r>
+        <w:br/>
+      </w:r>
+      <w:r>
+        <w:rPr>
+          <w:rStyle w:val="CommentTok"/>
+        </w:rPr>
+        <w:t xml:space="preserve"># 2. Comparison</w:t>
+      </w:r>
+      <w:r>
+        <w:br/>
+      </w:r>
+      <w:r>
+        <w:rPr>
+          <w:rStyle w:val="CommentTok"/>
+        </w:rPr>
+        <w:t xml:space="preserve"># The function checks if "nolemon,nomelon" == "nolem,onomelon"</w:t>
+      </w:r>
+      <w:r>
+        <w:br/>
+      </w:r>
+      <w:r>
+        <w:rPr>
+          <w:rStyle w:val="CommentTok"/>
+        </w:rPr>
+        <w:t xml:space="preserve"># In this case, it's False because of the comma.</w:t>
+      </w:r>
+      <w:r>
+        <w:br/>
+      </w:r>
+      <w:r>
+        <w:rPr>
+          <w:rStyle w:val="ControlFlowTok"/>
+        </w:rPr>
         <w:t xml:space="preserve">return</w:t>
       </w:r>
       <w:r>
@@ -2486,53 +2813,6 @@
           <w:rStyle w:val="NormalTok"/>
         </w:rPr>
         <w:t xml:space="preserve">]</w:t>
-      </w:r>
-    </w:p>
-    <w:p>
-      <w:pPr>
-        <w:pStyle w:val="FirstParagraph"/>
-      </w:pPr>
-      <w:r>
-        <w:t xml:space="preserve">If the</w:t>
-      </w:r>
-      <w:r>
-        <w:t xml:space="preserve"> </w:t>
-      </w:r>
-      <w:r>
-        <w:rPr>
-          <w:rStyle w:val="VerbatimChar"/>
-        </w:rPr>
-        <w:t xml:space="preserve">normalized</w:t>
-      </w:r>
-      <w:r>
-        <w:t xml:space="preserve"> </w:t>
-      </w:r>
-      <w:r>
-        <w:t xml:space="preserve">string is identical to its reversed version, the function returns</w:t>
-      </w:r>
-      <w:r>
-        <w:t xml:space="preserve"> </w:t>
-      </w:r>
-      <w:r>
-        <w:rPr>
-          <w:rStyle w:val="VerbatimChar"/>
-        </w:rPr>
-        <w:t xml:space="preserve">True</w:t>
-      </w:r>
-      <w:r>
-        <w:t xml:space="preserve">; otherwise, it returns</w:t>
-      </w:r>
-      <w:r>
-        <w:t xml:space="preserve"> </w:t>
-      </w:r>
-      <w:r>
-        <w:rPr>
-          <w:rStyle w:val="VerbatimChar"/>
-        </w:rPr>
-        <w:t xml:space="preserve">False</w:t>
-      </w:r>
-      <w:r>
-        <w:t xml:space="preserve">.</w:t>
       </w:r>
     </w:p>
     <w:bookmarkEnd w:id="26"/>
@@ -2569,25 +2849,28 @@
         <w:t xml:space="preserve"> </w:t>
       </w:r>
       <w:r>
-        <w:t xml:space="preserve">“Racecar”</w:t>
+        <w:rPr>
+          <w:rStyle w:val="VerbatimChar"/>
+        </w:rPr>
+        <w:t xml:space="preserve">Racecar</w:t>
       </w:r>
       <w:r>
         <w:t xml:space="preserve"> </w:t>
       </w:r>
       <w:r>
-        <w:t xml:space="preserve">and</w:t>
+        <w:t xml:space="preserve">is treated as</w:t>
       </w:r>
       <w:r>
         <w:t xml:space="preserve"> </w:t>
       </w:r>
       <w:r>
-        <w:t xml:space="preserve">“racecar”</w:t>
-      </w:r>
-      <w:r>
-        <w:t xml:space="preserve"> </w:t>
-      </w:r>
-      <w:r>
-        <w:t xml:space="preserve">will both be evaluated as palindromes.</w:t>
+        <w:rPr>
+          <w:rStyle w:val="VerbatimChar"/>
+        </w:rPr>
+        <w:t xml:space="preserve">racecar</w:t>
+      </w:r>
+      <w:r>
+        <w:t xml:space="preserve">.</w:t>
       </w:r>
     </w:p>
     <w:p>
@@ -2599,7 +2882,7 @@
         </w:numPr>
       </w:pPr>
       <w:r>
-        <w:t xml:space="preserve">All whitespace characters are completely ignored and removed before the palindrome check.</w:t>
+        <w:t xml:space="preserve">All whitespace characters (spaces, tabs, newlines, etc.) are completely ignored during the check.</w:t>
       </w:r>
     </w:p>
     <w:p>
@@ -2611,7 +2894,7 @@
         </w:numPr>
       </w:pPr>
       <w:r>
-        <w:t xml:space="preserve">Punctuation and special characters are</w:t>
+        <w:t xml:space="preserve">Punctuation, numbers, and other symbols are</w:t>
       </w:r>
       <w:r>
         <w:t xml:space="preserve"> </w:t>
@@ -2627,7 +2910,7 @@
         <w:t xml:space="preserve"> </w:t>
       </w:r>
       <w:r>
-        <w:t xml:space="preserve">removed. They are included in the check and may cause a string that is otherwise a palindrome to fail. For instance,</w:t>
+        <w:t xml:space="preserve">ignored and are included in the palindrome check. For instance,</w:t>
       </w:r>
       <w:r>
         <w:t xml:space="preserve"> </w:t>
@@ -2636,13 +2919,13 @@
         <w:rPr>
           <w:rStyle w:val="VerbatimChar"/>
         </w:rPr>
-        <w:t xml:space="preserve">is_palindrome("A man, a plan, a canal: Panama")</w:t>
+        <w:t xml:space="preserve">racecar!</w:t>
       </w:r>
       <w:r>
         <w:t xml:space="preserve"> </w:t>
       </w:r>
       <w:r>
-        <w:t xml:space="preserve">would return</w:t>
+        <w:t xml:space="preserve">will be evaluated as</w:t>
       </w:r>
       <w:r>
         <w:t xml:space="preserve"> </w:t>
@@ -2657,7 +2940,34 @@
         <w:t xml:space="preserve"> </w:t>
       </w:r>
       <w:r>
-        <w:t xml:space="preserve">because the commas and colon are not ignored.</w:t>
+        <w:t xml:space="preserve">because the normalized string</w:t>
+      </w:r>
+      <w:r>
+        <w:t xml:space="preserve"> </w:t>
+      </w:r>
+      <w:r>
+        <w:rPr>
+          <w:rStyle w:val="VerbatimChar"/>
+        </w:rPr>
+        <w:t xml:space="preserve">racecar!</w:t>
+      </w:r>
+      <w:r>
+        <w:t xml:space="preserve"> </w:t>
+      </w:r>
+      <w:r>
+        <w:t xml:space="preserve">is not equal to its reverse</w:t>
+      </w:r>
+      <w:r>
+        <w:t xml:space="preserve"> </w:t>
+      </w:r>
+      <w:r>
+        <w:rPr>
+          <w:rStyle w:val="VerbatimChar"/>
+        </w:rPr>
+        <w:t xml:space="preserve">!racecar</w:t>
+      </w:r>
+      <w:r>
+        <w:t xml:space="preserve">.</w:t>
       </w:r>
     </w:p>
     <w:p>
@@ -2722,7 +3032,7 @@
         <w:rPr>
           <w:rStyle w:val="NormalTok"/>
         </w:rPr>
-        <w:t xml:space="preserve">palindrome_string </w:t>
+        <w:t xml:space="preserve">result1 </w:t>
       </w:r>
       <w:r>
         <w:rPr>
@@ -2734,22 +3044,91 @@
         <w:rPr>
           <w:rStyle w:val="NormalTok"/>
         </w:rPr>
-        <w:t xml:space="preserve"> </w:t>
+        <w:t xml:space="preserve"> is_palindrome(</w:t>
       </w:r>
       <w:r>
         <w:rPr>
           <w:rStyle w:val="StringTok"/>
         </w:rPr>
-        <w:t xml:space="preserve">"Taco cat"</w:t>
+        <w:t xml:space="preserve">"A man a plan a canal Panama"</w:t>
+      </w:r>
+      <w:r>
+        <w:rPr>
+          <w:rStyle w:val="NormalTok"/>
+        </w:rPr>
+        <w:t xml:space="preserve">)</w:t>
       </w:r>
       <w:r>
         <w:br/>
       </w:r>
       <w:r>
         <w:rPr>
+          <w:rStyle w:val="BuiltInTok"/>
+        </w:rPr>
+        <w:t xml:space="preserve">print</w:t>
+      </w:r>
+      <w:r>
+        <w:rPr>
           <w:rStyle w:val="NormalTok"/>
         </w:rPr>
-        <w:t xml:space="preserve">result1 </w:t>
+        <w:t xml:space="preserve">(</w:t>
+      </w:r>
+      <w:r>
+        <w:rPr>
+          <w:rStyle w:val="SpecialStringTok"/>
+        </w:rPr>
+        <w:t xml:space="preserve">f"'A man a plan a canal Panama' is a palindrome: </w:t>
+      </w:r>
+      <w:r>
+        <w:rPr>
+          <w:rStyle w:val="SpecialCharTok"/>
+        </w:rPr>
+        <w:t xml:space="preserve">{</w:t>
+      </w:r>
+      <w:r>
+        <w:rPr>
+          <w:rStyle w:val="NormalTok"/>
+        </w:rPr>
+        <w:t xml:space="preserve">result1</w:t>
+      </w:r>
+      <w:r>
+        <w:rPr>
+          <w:rStyle w:val="SpecialCharTok"/>
+        </w:rPr>
+        <w:t xml:space="preserve">}</w:t>
+      </w:r>
+      <w:r>
+        <w:rPr>
+          <w:rStyle w:val="SpecialStringTok"/>
+        </w:rPr>
+        <w:t xml:space="preserve">"</w:t>
+      </w:r>
+      <w:r>
+        <w:rPr>
+          <w:rStyle w:val="NormalTok"/>
+        </w:rPr>
+        <w:t xml:space="preserve">)</w:t>
+      </w:r>
+      <w:r>
+        <w:br/>
+      </w:r>
+      <w:r>
+        <w:br/>
+      </w:r>
+      <w:r>
+        <w:rPr>
+          <w:rStyle w:val="CommentTok"/>
+        </w:rPr>
+        <w:t xml:space="preserve"># Example 2: A simple non-palindrome</w:t>
+      </w:r>
+      <w:r>
+        <w:br/>
+      </w:r>
+      <w:r>
+        <w:rPr>
+          <w:rStyle w:val="NormalTok"/>
+        </w:rPr>
+        <w:t xml:space="preserve">result2 </w:t>
       </w:r>
       <w:r>
         <w:rPr>
@@ -2761,7 +3140,19 @@
         <w:rPr>
           <w:rStyle w:val="NormalTok"/>
         </w:rPr>
-        <w:t xml:space="preserve"> is_palindrome(palindrome_string)</w:t>
+        <w:t xml:space="preserve"> is_palindrome(</w:t>
+      </w:r>
+      <w:r>
+        <w:rPr>
+          <w:rStyle w:val="StringTok"/>
+        </w:rPr>
+        <w:t xml:space="preserve">"Hello World"</w:t>
+      </w:r>
+      <w:r>
+        <w:rPr>
+          <w:rStyle w:val="NormalTok"/>
+        </w:rPr>
+        <w:t xml:space="preserve">)</w:t>
       </w:r>
       <w:r>
         <w:br/>
@@ -2782,7 +3173,7 @@
         <w:rPr>
           <w:rStyle w:val="SpecialStringTok"/>
         </w:rPr>
-        <w:t xml:space="preserve">f"Is '</w:t>
+        <w:t xml:space="preserve">f"'Hello World' is a palindrome: </w:t>
       </w:r>
       <w:r>
         <w:rPr>
@@ -2794,7 +3185,7 @@
         <w:rPr>
           <w:rStyle w:val="NormalTok"/>
         </w:rPr>
-        <w:t xml:space="preserve">palindrome_string</w:t>
+        <w:t xml:space="preserve">result2</w:t>
       </w:r>
       <w:r>
         <w:rPr>
@@ -2806,277 +3197,79 @@
         <w:rPr>
           <w:rStyle w:val="SpecialStringTok"/>
         </w:rPr>
-        <w:t xml:space="preserve">' a palindrome? </w:t>
-      </w:r>
-      <w:r>
-        <w:rPr>
-          <w:rStyle w:val="SpecialCharTok"/>
-        </w:rPr>
-        <w:t xml:space="preserve">{</w:t>
+        <w:t xml:space="preserve">"</w:t>
       </w:r>
       <w:r>
         <w:rPr>
           <w:rStyle w:val="NormalTok"/>
         </w:rPr>
-        <w:t xml:space="preserve">result1</w:t>
-      </w:r>
-      <w:r>
-        <w:rPr>
-          <w:rStyle w:val="SpecialCharTok"/>
-        </w:rPr>
-        <w:t xml:space="preserve">}</w:t>
+        <w:t xml:space="preserve">)</w:t>
+      </w:r>
+      <w:r>
+        <w:br/>
+      </w:r>
+      <w:r>
+        <w:br/>
+      </w:r>
+      <w:r>
+        <w:rPr>
+          <w:rStyle w:val="CommentTok"/>
+        </w:rPr>
+        <w:t xml:space="preserve"># Example 3: A palindrome check with punctuation (will fail)</w:t>
+      </w:r>
+      <w:r>
+        <w:br/>
+      </w:r>
+      <w:r>
+        <w:rPr>
+          <w:rStyle w:val="NormalTok"/>
+        </w:rPr>
+        <w:t xml:space="preserve">result3 </w:t>
+      </w:r>
+      <w:r>
+        <w:rPr>
+          <w:rStyle w:val="OperatorTok"/>
+        </w:rPr>
+        <w:t xml:space="preserve">=</w:t>
+      </w:r>
+      <w:r>
+        <w:rPr>
+          <w:rStyle w:val="NormalTok"/>
+        </w:rPr>
+        <w:t xml:space="preserve"> is_palindrome(</w:t>
+      </w:r>
+      <w:r>
+        <w:rPr>
+          <w:rStyle w:val="StringTok"/>
+        </w:rPr>
+        <w:t xml:space="preserve">"madam i'm adam"</w:t>
+      </w:r>
+      <w:r>
+        <w:rPr>
+          <w:rStyle w:val="NormalTok"/>
+        </w:rPr>
+        <w:t xml:space="preserve">)</w:t>
+      </w:r>
+      <w:r>
+        <w:br/>
+      </w:r>
+      <w:r>
+        <w:rPr>
+          <w:rStyle w:val="BuiltInTok"/>
+        </w:rPr>
+        <w:t xml:space="preserve">print</w:t>
+      </w:r>
+      <w:r>
+        <w:rPr>
+          <w:rStyle w:val="NormalTok"/>
+        </w:rPr>
+        <w:t xml:space="preserve">(</w:t>
       </w:r>
       <w:r>
         <w:rPr>
           <w:rStyle w:val="SpecialStringTok"/>
         </w:rPr>
-        <w:t xml:space="preserve">"</w:t>
-      </w:r>
-      <w:r>
-        <w:rPr>
-          <w:rStyle w:val="NormalTok"/>
-        </w:rPr>
-        <w:t xml:space="preserve">)</w:t>
-      </w:r>
-      <w:r>
-        <w:br/>
-      </w:r>
-      <w:r>
-        <w:br/>
-      </w:r>
-      <w:r>
-        <w:rPr>
-          <w:rStyle w:val="CommentTok"/>
-        </w:rPr>
-        <w:t xml:space="preserve"># Example 2: A non-palindrome string</w:t>
-      </w:r>
-      <w:r>
-        <w:br/>
-      </w:r>
-      <w:r>
-        <w:rPr>
-          <w:rStyle w:val="NormalTok"/>
-        </w:rPr>
-        <w:t xml:space="preserve">non_palindrome_string </w:t>
-      </w:r>
-      <w:r>
-        <w:rPr>
-          <w:rStyle w:val="OperatorTok"/>
-        </w:rPr>
-        <w:t xml:space="preserve">=</w:t>
-      </w:r>
-      <w:r>
-        <w:rPr>
-          <w:rStyle w:val="NormalTok"/>
-        </w:rPr>
-        <w:t xml:space="preserve"> </w:t>
-      </w:r>
-      <w:r>
-        <w:rPr>
-          <w:rStyle w:val="StringTok"/>
-        </w:rPr>
-        <w:t xml:space="preserve">"Hello World"</w:t>
-      </w:r>
-      <w:r>
-        <w:br/>
-      </w:r>
-      <w:r>
-        <w:rPr>
-          <w:rStyle w:val="NormalTok"/>
-        </w:rPr>
-        <w:t xml:space="preserve">result2 </w:t>
-      </w:r>
-      <w:r>
-        <w:rPr>
-          <w:rStyle w:val="OperatorTok"/>
-        </w:rPr>
-        <w:t xml:space="preserve">=</w:t>
-      </w:r>
-      <w:r>
-        <w:rPr>
-          <w:rStyle w:val="NormalTok"/>
-        </w:rPr>
-        <w:t xml:space="preserve"> is_palindrome(non_palindrome_string)</w:t>
-      </w:r>
-      <w:r>
-        <w:br/>
-      </w:r>
-      <w:r>
-        <w:rPr>
-          <w:rStyle w:val="BuiltInTok"/>
-        </w:rPr>
-        <w:t xml:space="preserve">print</w:t>
-      </w:r>
-      <w:r>
-        <w:rPr>
-          <w:rStyle w:val="NormalTok"/>
-        </w:rPr>
-        <w:t xml:space="preserve">(</w:t>
-      </w:r>
-      <w:r>
-        <w:rPr>
-          <w:rStyle w:val="SpecialStringTok"/>
-        </w:rPr>
-        <w:t xml:space="preserve">f"Is '</w:t>
-      </w:r>
-      <w:r>
-        <w:rPr>
-          <w:rStyle w:val="SpecialCharTok"/>
-        </w:rPr>
-        <w:t xml:space="preserve">{</w:t>
-      </w:r>
-      <w:r>
-        <w:rPr>
-          <w:rStyle w:val="NormalTok"/>
-        </w:rPr>
-        <w:t xml:space="preserve">non_palindrome_string</w:t>
-      </w:r>
-      <w:r>
-        <w:rPr>
-          <w:rStyle w:val="SpecialCharTok"/>
-        </w:rPr>
-        <w:t xml:space="preserve">}</w:t>
-      </w:r>
-      <w:r>
-        <w:rPr>
-          <w:rStyle w:val="SpecialStringTok"/>
-        </w:rPr>
-        <w:t xml:space="preserve">' a palindrome? </w:t>
-      </w:r>
-      <w:r>
-        <w:rPr>
-          <w:rStyle w:val="SpecialCharTok"/>
-        </w:rPr>
-        <w:t xml:space="preserve">{</w:t>
-      </w:r>
-      <w:r>
-        <w:rPr>
-          <w:rStyle w:val="NormalTok"/>
-        </w:rPr>
-        <w:t xml:space="preserve">result2</w:t>
-      </w:r>
-      <w:r>
-        <w:rPr>
-          <w:rStyle w:val="SpecialCharTok"/>
-        </w:rPr>
-        <w:t xml:space="preserve">}</w:t>
-      </w:r>
-      <w:r>
-        <w:rPr>
-          <w:rStyle w:val="SpecialStringTok"/>
-        </w:rPr>
-        <w:t xml:space="preserve">"</w:t>
-      </w:r>
-      <w:r>
-        <w:rPr>
-          <w:rStyle w:val="NormalTok"/>
-        </w:rPr>
-        <w:t xml:space="preserve">)</w:t>
-      </w:r>
-      <w:r>
-        <w:br/>
-      </w:r>
-      <w:r>
-        <w:br/>
-      </w:r>
-      <w:r>
-        <w:rPr>
-          <w:rStyle w:val="CommentTok"/>
-        </w:rPr>
-        <w:t xml:space="preserve"># Example 3: A palindrome with numbers</w:t>
-      </w:r>
-      <w:r>
-        <w:br/>
-      </w:r>
-      <w:r>
-        <w:rPr>
-          <w:rStyle w:val="NormalTok"/>
-        </w:rPr>
-        <w:t xml:space="preserve">numeric_palindrome </w:t>
-      </w:r>
-      <w:r>
-        <w:rPr>
-          <w:rStyle w:val="OperatorTok"/>
-        </w:rPr>
-        <w:t xml:space="preserve">=</w:t>
-      </w:r>
-      <w:r>
-        <w:rPr>
-          <w:rStyle w:val="NormalTok"/>
-        </w:rPr>
-        <w:t xml:space="preserve"> </w:t>
-      </w:r>
-      <w:r>
-        <w:rPr>
-          <w:rStyle w:val="StringTok"/>
-        </w:rPr>
-        <w:t xml:space="preserve">"123 321"</w:t>
-      </w:r>
-      <w:r>
-        <w:br/>
-      </w:r>
-      <w:r>
-        <w:rPr>
-          <w:rStyle w:val="NormalTok"/>
-        </w:rPr>
-        <w:t xml:space="preserve">result3 </w:t>
-      </w:r>
-      <w:r>
-        <w:rPr>
-          <w:rStyle w:val="OperatorTok"/>
-        </w:rPr>
-        <w:t xml:space="preserve">=</w:t>
-      </w:r>
-      <w:r>
-        <w:rPr>
-          <w:rStyle w:val="NormalTok"/>
-        </w:rPr>
-        <w:t xml:space="preserve"> is_palindrome(numeric_palindrome)</w:t>
-      </w:r>
-      <w:r>
-        <w:br/>
-      </w:r>
-      <w:r>
-        <w:rPr>
-          <w:rStyle w:val="BuiltInTok"/>
-        </w:rPr>
-        <w:t xml:space="preserve">print</w:t>
-      </w:r>
-      <w:r>
-        <w:rPr>
-          <w:rStyle w:val="NormalTok"/>
-        </w:rPr>
-        <w:t xml:space="preserve">(</w:t>
-      </w:r>
-      <w:r>
-        <w:rPr>
-          <w:rStyle w:val="SpecialStringTok"/>
-        </w:rPr>
-        <w:t xml:space="preserve">f"Is '</w:t>
-      </w:r>
-      <w:r>
-        <w:rPr>
-          <w:rStyle w:val="SpecialCharTok"/>
-        </w:rPr>
-        <w:t xml:space="preserve">{</w:t>
-      </w:r>
-      <w:r>
-        <w:rPr>
-          <w:rStyle w:val="NormalTok"/>
-        </w:rPr>
-        <w:t xml:space="preserve">numeric_palindrome</w:t>
-      </w:r>
-      <w:r>
-        <w:rPr>
-          <w:rStyle w:val="SpecialCharTok"/>
-        </w:rPr>
-        <w:t xml:space="preserve">}</w:t>
-      </w:r>
-      <w:r>
-        <w:rPr>
-          <w:rStyle w:val="SpecialStringTok"/>
-        </w:rPr>
-        <w:t xml:space="preserve">' a palindrome? </w:t>
+        <w:t xml:space="preserve">f"'madam i'm adam' is a palindrome: </w:t>
       </w:r>
       <w:r>
         <w:rPr>
@@ -3129,7 +3322,7 @@
         <w:rPr>
           <w:rStyle w:val="VerbatimChar"/>
         </w:rPr>
-        <w:t xml:space="preserve">Is 'Taco cat' a palindrome? True</w:t>
+        <w:t xml:space="preserve">'A man a plan a canal Panama' is a palindrome: True</w:t>
       </w:r>
       <w:r>
         <w:br/>
@@ -3138,7 +3331,7 @@
         <w:rPr>
           <w:rStyle w:val="VerbatimChar"/>
         </w:rPr>
-        <w:t xml:space="preserve">Is 'Hello World' a palindrome? False</w:t>
+        <w:t xml:space="preserve">'Hello World' is a palindrome: False</w:t>
       </w:r>
       <w:r>
         <w:br/>
@@ -3147,7 +3340,7 @@
         <w:rPr>
           <w:rStyle w:val="VerbatimChar"/>
         </w:rPr>
-        <w:t xml:space="preserve">Is '123 321' a palindrome? True</w:t>
+        <w:t xml:space="preserve">'madam i'm adam' is a palindrome: False</w:t>
       </w:r>
     </w:p>
     <w:p>
@@ -3542,6 +3735,91 @@
       <w:rPr>
         <w:rFonts w:ascii="Wingdings" w:hAnsi="Wingdings" w:cs="Wingdings" w:hint="default"/>
       </w:rPr>
+    </w:lvl>
+  </w:abstractNum>
+  <w:abstractNum w:abstractNumId="99412">
+    <w:nsid w:val="00A99412"/>
+    <w:multiLevelType w:val="multilevel"/>
+    <w:lvl w:ilvl="0">
+      <w:start w:val="2"/>
+      <w:numFmt w:val="decimal"/>
+      <w:lvlText w:val="%1."/>
+      <w:lvlJc w:val="left"/>
+      <w:pPr>
+        <w:ind w:left="720" w:hanging="360"/>
+      </w:pPr>
+    </w:lvl>
+    <w:lvl w:ilvl="1">
+      <w:start w:val="2"/>
+      <w:numFmt w:val="decimal"/>
+      <w:lvlText w:val="%2."/>
+      <w:lvlJc w:val="left"/>
+      <w:pPr>
+        <w:ind w:left="1440" w:hanging="360"/>
+      </w:pPr>
+    </w:lvl>
+    <w:lvl w:ilvl="2">
+      <w:start w:val="2"/>
+      <w:numFmt w:val="decimal"/>
+      <w:lvlText w:val="%3."/>
+      <w:lvlJc w:val="left"/>
+      <w:pPr>
+        <w:ind w:left="2160" w:hanging="360"/>
+      </w:pPr>
+    </w:lvl>
+    <w:lvl w:ilvl="3">
+      <w:start w:val="2"/>
+      <w:numFmt w:val="decimal"/>
+      <w:lvlText w:val="%4."/>
+      <w:lvlJc w:val="left"/>
+      <w:pPr>
+        <w:ind w:left="2880" w:hanging="360"/>
+      </w:pPr>
+    </w:lvl>
+    <w:lvl w:ilvl="4">
+      <w:start w:val="2"/>
+      <w:numFmt w:val="decimal"/>
+      <w:lvlText w:val="%5."/>
+      <w:lvlJc w:val="left"/>
+      <w:pPr>
+        <w:ind w:left="3600" w:hanging="360"/>
+      </w:pPr>
+    </w:lvl>
+    <w:lvl w:ilvl="5">
+      <w:start w:val="2"/>
+      <w:numFmt w:val="decimal"/>
+      <w:lvlText w:val="%6."/>
+      <w:lvlJc w:val="left"/>
+      <w:pPr>
+        <w:ind w:left="4320" w:hanging="360"/>
+      </w:pPr>
+    </w:lvl>
+    <w:lvl w:ilvl="6">
+      <w:start w:val="2"/>
+      <w:numFmt w:val="decimal"/>
+      <w:lvlText w:val="%7."/>
+      <w:lvlJc w:val="left"/>
+      <w:pPr>
+        <w:ind w:left="5040" w:hanging="360"/>
+      </w:pPr>
+    </w:lvl>
+    <w:lvl w:ilvl="7">
+      <w:start w:val="2"/>
+      <w:numFmt w:val="decimal"/>
+      <w:lvlText w:val="%8."/>
+      <w:lvlJc w:val="left"/>
+      <w:pPr>
+        <w:ind w:left="5760" w:hanging="360"/>
+      </w:pPr>
+    </w:lvl>
+    <w:lvl w:ilvl="8">
+      <w:start w:val="2"/>
+      <w:numFmt w:val="decimal"/>
+      <w:lvlText w:val="%9."/>
+      <w:lvlJc w:val="left"/>
+      <w:pPr>
+        <w:ind w:left="6480" w:hanging="360"/>
+      </w:pPr>
     </w:lvl>
   </w:abstractNum>
   <w:abstractNum w:abstractNumId="99411">
@@ -3669,33 +3947,33 @@
     <w:abstractNumId w:val="991"/>
   </w:num>
   <w:num w:numId="1004">
-    <w:abstractNumId w:val="99411"/>
+    <w:abstractNumId w:val="99412"/>
     <w:lvlOverride w:ilvl="0">
-      <w:startOverride w:val="1"/>
+      <w:startOverride w:val="2"/>
     </w:lvlOverride>
     <w:lvlOverride w:ilvl="1">
-      <w:startOverride w:val="1"/>
+      <w:startOverride w:val="2"/>
     </w:lvlOverride>
     <w:lvlOverride w:ilvl="2">
-      <w:startOverride w:val="1"/>
+      <w:startOverride w:val="2"/>
     </w:lvlOverride>
     <w:lvlOverride w:ilvl="3">
-      <w:startOverride w:val="1"/>
+      <w:startOverride w:val="2"/>
     </w:lvlOverride>
     <w:lvlOverride w:ilvl="4">
-      <w:startOverride w:val="1"/>
+      <w:startOverride w:val="2"/>
     </w:lvlOverride>
     <w:lvlOverride w:ilvl="5">
-      <w:startOverride w:val="1"/>
+      <w:startOverride w:val="2"/>
     </w:lvlOverride>
     <w:lvlOverride w:ilvl="6">
-      <w:startOverride w:val="1"/>
+      <w:startOverride w:val="2"/>
     </w:lvlOverride>
     <w:lvlOverride w:ilvl="7">
-      <w:startOverride w:val="1"/>
+      <w:startOverride w:val="2"/>
     </w:lvlOverride>
     <w:lvlOverride w:ilvl="8">
-      <w:startOverride w:val="1"/>
+      <w:startOverride w:val="2"/>
     </w:lvlOverride>
   </w:num>
   <w:num w:numId="1005">

--- a/random_module_three.docx
+++ b/random_module_three.docx
@@ -103,7 +103,7 @@
         <w:t xml:space="preserve"> </w:t>
       </w:r>
       <w:r>
-        <w:t xml:space="preserve">function computes the nth Fibonacci number using an iterative approach.</w:t>
+        <w:t xml:space="preserve">function computes the nth number in the Fibonacci sequence using an iterative approach.</w:t>
       </w:r>
     </w:p>
     <w:bookmarkEnd w:id="10"/>
@@ -136,25 +136,11 @@
       <w:r>
         <w:rPr>
           <w:rStyle w:val="VerbatimChar"/>
-          <w:b/>
-          <w:bCs/>
         </w:rPr>
         <w:t xml:space="preserve">n</w:t>
       </w:r>
       <w:r>
-        <w:t xml:space="preserve"> </w:t>
-      </w:r>
-      <w:r>
-        <w:t xml:space="preserve">(</w:t>
-      </w:r>
-      <w:r>
-        <w:rPr>
-          <w:rStyle w:val="VerbatimChar"/>
-        </w:rPr>
-        <w:t xml:space="preserve">int</w:t>
-      </w:r>
-      <w:r>
-        <w:t xml:space="preserve">): The 0-indexed position in the Fibonacci sequence for which to find the number. This value must be non-negative.</w:t>
+        <w:t xml:space="preserve">: An integer representing the 0-indexed position in the Fibonacci sequence for which to find the value.</w:t>
       </w:r>
     </w:p>
     <w:bookmarkEnd w:id="11"/>
@@ -181,378 +167,7 @@
         <w:pStyle w:val="FirstParagraph"/>
       </w:pPr>
       <w:r>
-        <w:t xml:space="preserve">This function calculates a number in the Fibonacci sequence based on its index</w:t>
-      </w:r>
-      <w:r>
-        <w:t xml:space="preserve"> </w:t>
-      </w:r>
-      <w:r>
-        <w:rPr>
-          <w:rStyle w:val="VerbatimChar"/>
-        </w:rPr>
-        <w:t xml:space="preserve">n</w:t>
-      </w:r>
-      <w:r>
-        <w:t xml:space="preserve">. The Fibonacci sequence starts with 0 and 1, and each subsequent number is the sum of the two preceding ones (0, 1, 1, 2, 3, 5, …).</w:t>
-      </w:r>
-    </w:p>
-    <w:p>
-      <w:pPr>
-        <w:pStyle w:val="BodyText"/>
-      </w:pPr>
-      <w:r>
-        <w:t xml:space="preserve">The function begins by validating the input</w:t>
-      </w:r>
-      <w:r>
-        <w:t xml:space="preserve"> </w:t>
-      </w:r>
-      <w:r>
-        <w:rPr>
-          <w:rStyle w:val="VerbatimChar"/>
-        </w:rPr>
-        <w:t xml:space="preserve">n</w:t>
-      </w:r>
-      <w:r>
-        <w:t xml:space="preserve">. If</w:t>
-      </w:r>
-      <w:r>
-        <w:t xml:space="preserve"> </w:t>
-      </w:r>
-      <w:r>
-        <w:rPr>
-          <w:rStyle w:val="VerbatimChar"/>
-        </w:rPr>
-        <w:t xml:space="preserve">n</w:t>
-      </w:r>
-      <w:r>
-        <w:t xml:space="preserve"> </w:t>
-      </w:r>
-      <w:r>
-        <w:t xml:space="preserve">is a negative number, it raises a</w:t>
-      </w:r>
-      <w:r>
-        <w:t xml:space="preserve"> </w:t>
-      </w:r>
-      <w:r>
-        <w:rPr>
-          <w:rStyle w:val="VerbatimChar"/>
-        </w:rPr>
-        <w:t xml:space="preserve">ValueError</w:t>
-      </w:r>
-      <w:r>
-        <w:t xml:space="preserve"> </w:t>
-      </w:r>
-      <w:r>
-        <w:t xml:space="preserve">because the Fibonacci sequence is not defined for negative indices.</w:t>
-      </w:r>
-    </w:p>
-    <w:p>
-      <w:pPr>
-        <w:pStyle w:val="BodyText"/>
-      </w:pPr>
-      <w:r>
-        <w:t xml:space="preserve">It then initializes two variables,</w:t>
-      </w:r>
-      <w:r>
-        <w:t xml:space="preserve"> </w:t>
-      </w:r>
-      <w:r>
-        <w:rPr>
-          <w:rStyle w:val="VerbatimChar"/>
-        </w:rPr>
-        <w:t xml:space="preserve">a</w:t>
-      </w:r>
-      <w:r>
-        <w:t xml:space="preserve"> </w:t>
-      </w:r>
-      <w:r>
-        <w:t xml:space="preserve">and</w:t>
-      </w:r>
-      <w:r>
-        <w:t xml:space="preserve"> </w:t>
-      </w:r>
-      <w:r>
-        <w:rPr>
-          <w:rStyle w:val="VerbatimChar"/>
-        </w:rPr>
-        <w:t xml:space="preserve">b</w:t>
-      </w:r>
-      <w:r>
-        <w:t xml:space="preserve">, to</w:t>
-      </w:r>
-      <w:r>
-        <w:t xml:space="preserve"> </w:t>
-      </w:r>
-      <w:r>
-        <w:rPr>
-          <w:rStyle w:val="VerbatimChar"/>
-        </w:rPr>
-        <w:t xml:space="preserve">0</w:t>
-      </w:r>
-      <w:r>
-        <w:t xml:space="preserve"> </w:t>
-      </w:r>
-      <w:r>
-        <w:t xml:space="preserve">and</w:t>
-      </w:r>
-      <w:r>
-        <w:t xml:space="preserve"> </w:t>
-      </w:r>
-      <w:r>
-        <w:rPr>
-          <w:rStyle w:val="VerbatimChar"/>
-        </w:rPr>
-        <w:t xml:space="preserve">1</w:t>
-      </w:r>
-      <w:r>
-        <w:t xml:space="preserve"> </w:t>
-      </w:r>
-      <w:r>
-        <w:t xml:space="preserve">respectively. These represent the first two numbers in the sequence, F(0) and F(1).</w:t>
-      </w:r>
-    </w:p>
-    <w:p>
-      <w:pPr>
-        <w:pStyle w:val="BodyText"/>
-      </w:pPr>
-      <w:r>
-        <w:t xml:space="preserve">The core logic resides in a</w:t>
-      </w:r>
-      <w:r>
-        <w:t xml:space="preserve"> </w:t>
-      </w:r>
-      <w:r>
-        <w:rPr>
-          <w:rStyle w:val="VerbatimChar"/>
-        </w:rPr>
-        <w:t xml:space="preserve">for</w:t>
-      </w:r>
-      <w:r>
-        <w:t xml:space="preserve"> </w:t>
-      </w:r>
-      <w:r>
-        <w:t xml:space="preserve">loop that iterates</w:t>
-      </w:r>
-      <w:r>
-        <w:t xml:space="preserve"> </w:t>
-      </w:r>
-      <w:r>
-        <w:rPr>
-          <w:rStyle w:val="VerbatimChar"/>
-        </w:rPr>
-        <w:t xml:space="preserve">n</w:t>
-      </w:r>
-      <w:r>
-        <w:t xml:space="preserve"> </w:t>
-      </w:r>
-      <w:r>
-        <w:t xml:space="preserve">times. In each iteration, the values of</w:t>
-      </w:r>
-      <w:r>
-        <w:t xml:space="preserve"> </w:t>
-      </w:r>
-      <w:r>
-        <w:rPr>
-          <w:rStyle w:val="VerbatimChar"/>
-        </w:rPr>
-        <w:t xml:space="preserve">a</w:t>
-      </w:r>
-      <w:r>
-        <w:t xml:space="preserve"> </w:t>
-      </w:r>
-      <w:r>
-        <w:t xml:space="preserve">and</w:t>
-      </w:r>
-      <w:r>
-        <w:t xml:space="preserve"> </w:t>
-      </w:r>
-      <w:r>
-        <w:rPr>
-          <w:rStyle w:val="VerbatimChar"/>
-        </w:rPr>
-        <w:t xml:space="preserve">b</w:t>
-      </w:r>
-      <w:r>
-        <w:t xml:space="preserve"> </w:t>
-      </w:r>
-      <w:r>
-        <w:t xml:space="preserve">are updated simultaneously. The current value of</w:t>
-      </w:r>
-      <w:r>
-        <w:t xml:space="preserve"> </w:t>
-      </w:r>
-      <w:r>
-        <w:rPr>
-          <w:rStyle w:val="VerbatimChar"/>
-        </w:rPr>
-        <w:t xml:space="preserve">b</w:t>
-      </w:r>
-      <w:r>
-        <w:t xml:space="preserve"> </w:t>
-      </w:r>
-      <w:r>
-        <w:t xml:space="preserve">is assigned to</w:t>
-      </w:r>
-      <w:r>
-        <w:t xml:space="preserve"> </w:t>
-      </w:r>
-      <w:r>
-        <w:rPr>
-          <w:rStyle w:val="VerbatimChar"/>
-        </w:rPr>
-        <w:t xml:space="preserve">a</w:t>
-      </w:r>
-      <w:r>
-        <w:t xml:space="preserve">, and the sum of the old</w:t>
-      </w:r>
-      <w:r>
-        <w:t xml:space="preserve"> </w:t>
-      </w:r>
-      <w:r>
-        <w:rPr>
-          <w:rStyle w:val="VerbatimChar"/>
-        </w:rPr>
-        <w:t xml:space="preserve">a</w:t>
-      </w:r>
-      <w:r>
-        <w:t xml:space="preserve"> </w:t>
-      </w:r>
-      <w:r>
-        <w:t xml:space="preserve">and</w:t>
-      </w:r>
-      <w:r>
-        <w:t xml:space="preserve"> </w:t>
-      </w:r>
-      <w:r>
-        <w:rPr>
-          <w:rStyle w:val="VerbatimChar"/>
-        </w:rPr>
-        <w:t xml:space="preserve">b</w:t>
-      </w:r>
-      <w:r>
-        <w:t xml:space="preserve"> </w:t>
-      </w:r>
-      <w:r>
-        <w:t xml:space="preserve">is assigned to</w:t>
-      </w:r>
-      <w:r>
-        <w:t xml:space="preserve"> </w:t>
-      </w:r>
-      <w:r>
-        <w:rPr>
-          <w:rStyle w:val="VerbatimChar"/>
-        </w:rPr>
-        <w:t xml:space="preserve">b</w:t>
-      </w:r>
-      <w:r>
-        <w:t xml:space="preserve">. This tuple assignment (</w:t>
-      </w:r>
-      <w:r>
-        <w:rPr>
-          <w:rStyle w:val="VerbatimChar"/>
-        </w:rPr>
-        <w:t xml:space="preserve">a, b = b, a + b</w:t>
-      </w:r>
-      <w:r>
-        <w:t xml:space="preserve">) efficiently calculates the next number in the sequence without needing a temporary variable.</w:t>
-      </w:r>
-    </w:p>
-    <w:p>
-      <w:pPr>
-        <w:pStyle w:val="BodyText"/>
-      </w:pPr>
-      <w:r>
-        <w:t xml:space="preserve">After the loop completes, the variable</w:t>
-      </w:r>
-      <w:r>
-        <w:t xml:space="preserve"> </w:t>
-      </w:r>
-      <w:r>
-        <w:rPr>
-          <w:rStyle w:val="VerbatimChar"/>
-        </w:rPr>
-        <w:t xml:space="preserve">a</w:t>
-      </w:r>
-      <w:r>
-        <w:t xml:space="preserve"> </w:t>
-      </w:r>
-      <w:r>
-        <w:t xml:space="preserve">holds the nth Fibonacci number, which is then returned.</w:t>
-      </w:r>
-    </w:p>
-    <w:p>
-      <w:pPr>
-        <w:pStyle w:val="SourceCode"/>
-      </w:pPr>
-      <w:r>
-        <w:rPr>
-          <w:rStyle w:val="CommentTok"/>
-        </w:rPr>
-        <w:t xml:space="preserve"># Inside the loop for n=3:</w:t>
-      </w:r>
-      <w:r>
-        <w:br/>
-      </w:r>
-      <w:r>
-        <w:rPr>
-          <w:rStyle w:val="CommentTok"/>
-        </w:rPr>
-        <w:t xml:space="preserve"># Initial: a=0, b=1</w:t>
-      </w:r>
-      <w:r>
-        <w:br/>
-      </w:r>
-      <w:r>
-        <w:rPr>
-          <w:rStyle w:val="CommentTok"/>
-        </w:rPr>
-        <w:t xml:space="preserve"># Iteration 1: a=1, b=1 (b, a+b -&gt; 1, 0+1)</w:t>
-      </w:r>
-      <w:r>
-        <w:br/>
-      </w:r>
-      <w:r>
-        <w:rPr>
-          <w:rStyle w:val="CommentTok"/>
-        </w:rPr>
-        <w:t xml:space="preserve"># Iteration 2: a=1, b=2 (b, a+b -&gt; 1, 1+1)</w:t>
-      </w:r>
-      <w:r>
-        <w:br/>
-      </w:r>
-      <w:r>
-        <w:rPr>
-          <w:rStyle w:val="CommentTok"/>
-        </w:rPr>
-        <w:t xml:space="preserve"># Iteration 3: a=2, b=3 (b, a+b -&gt; 2, 1+2)</w:t>
-      </w:r>
-      <w:r>
-        <w:br/>
-      </w:r>
-      <w:r>
-        <w:rPr>
-          <w:rStyle w:val="CommentTok"/>
-        </w:rPr>
-        <w:t xml:space="preserve"># Loop ends. Returns a, which is 2.</w:t>
-      </w:r>
-    </w:p>
-    <w:bookmarkEnd w:id="12"/>
-    <w:bookmarkStart w:id="13" w:name="usage-notes"/>
-    <w:p>
-      <w:pPr>
-        <w:pStyle w:val="Heading2"/>
-      </w:pPr>
-      <w:r>
-        <w:rPr>
-          <w:rStyle w:val="SectionNumber"/>
-        </w:rPr>
-        <w:t xml:space="preserve">1.4</w:t>
-      </w:r>
-      <w:r>
-        <w:tab/>
-      </w:r>
-      <w:r>
-        <w:t xml:space="preserve">Usage Notes</w:t>
+        <w:t xml:space="preserve">This function provides an efficient, iterative method to calculate a Fibonacci number. The logic proceeds as follows:</w:t>
       </w:r>
     </w:p>
     <w:p>
@@ -564,7 +179,14 @@
         </w:numPr>
       </w:pPr>
       <w:r>
-        <w:t xml:space="preserve">The input</w:t>
+        <w:rPr>
+          <w:b/>
+          <w:bCs/>
+        </w:rPr>
+        <w:t xml:space="preserve">Input Validation</w:t>
+      </w:r>
+      <w:r>
+        <w:t xml:space="preserve">: The function first checks if the input</w:t>
       </w:r>
       <w:r>
         <w:t xml:space="preserve"> </w:t>
@@ -579,7 +201,7 @@
         <w:t xml:space="preserve"> </w:t>
       </w:r>
       <w:r>
-        <w:t xml:space="preserve">must be a non-negative integer. Providing a negative integer will result in a</w:t>
+        <w:t xml:space="preserve">is less than 0. If it is, a</w:t>
       </w:r>
       <w:r>
         <w:t xml:space="preserve"> </w:t>
@@ -591,7 +213,10 @@
         <w:t xml:space="preserve">ValueError</w:t>
       </w:r>
       <w:r>
-        <w:t xml:space="preserve">.</w:t>
+        <w:t xml:space="preserve"> </w:t>
+      </w:r>
+      <w:r>
+        <w:t xml:space="preserve">is raised, as the Fibonacci sequence is not defined for negative indices.</w:t>
       </w:r>
     </w:p>
     <w:p>
@@ -603,7 +228,14 @@
         </w:numPr>
       </w:pPr>
       <w:r>
-        <w:t xml:space="preserve">The function uses a 0-indexed sequence. For example,</w:t>
+        <w:rPr>
+          <w:b/>
+          <w:bCs/>
+        </w:rPr>
+        <w:t xml:space="preserve">Initialization</w:t>
+      </w:r>
+      <w:r>
+        <w:t xml:space="preserve">: Two variables,</w:t>
       </w:r>
       <w:r>
         <w:t xml:space="preserve"> </w:t>
@@ -612,13 +244,13 @@
         <w:rPr>
           <w:rStyle w:val="VerbatimChar"/>
         </w:rPr>
-        <w:t xml:space="preserve">fibonacci(0)</w:t>
+        <w:t xml:space="preserve">a</w:t>
       </w:r>
       <w:r>
         <w:t xml:space="preserve"> </w:t>
       </w:r>
       <w:r>
-        <w:t xml:space="preserve">returns the first number (0), and</w:t>
+        <w:t xml:space="preserve">and</w:t>
       </w:r>
       <w:r>
         <w:t xml:space="preserve"> </w:t>
@@ -627,13 +259,40 @@
         <w:rPr>
           <w:rStyle w:val="VerbatimChar"/>
         </w:rPr>
-        <w:t xml:space="preserve">fibonacci(1)</w:t>
+        <w:t xml:space="preserve">b</w:t>
+      </w:r>
+      <w:r>
+        <w:t xml:space="preserve">, are initialized to</w:t>
       </w:r>
       <w:r>
         <w:t xml:space="preserve"> </w:t>
       </w:r>
       <w:r>
-        <w:t xml:space="preserve">returns the second number (1).</w:t>
+        <w:rPr>
+          <w:rStyle w:val="VerbatimChar"/>
+        </w:rPr>
+        <w:t xml:space="preserve">0</w:t>
+      </w:r>
+      <w:r>
+        <w:t xml:space="preserve"> </w:t>
+      </w:r>
+      <w:r>
+        <w:t xml:space="preserve">and</w:t>
+      </w:r>
+      <w:r>
+        <w:t xml:space="preserve"> </w:t>
+      </w:r>
+      <w:r>
+        <w:rPr>
+          <w:rStyle w:val="VerbatimChar"/>
+        </w:rPr>
+        <w:t xml:space="preserve">1</w:t>
+      </w:r>
+      <w:r>
+        <w:t xml:space="preserve"> </w:t>
+      </w:r>
+      <w:r>
+        <w:t xml:space="preserve">respectively. These represent the first two numbers in the Fibonacci sequence, F(0) and F(1).</w:t>
       </w:r>
     </w:p>
     <w:p>
@@ -645,43 +304,489 @@
         </w:numPr>
       </w:pPr>
       <w:r>
-        <w:t xml:space="preserve">This iterative implementation is memory-efficient and avoids the recursion depth limits that can be an issue with naive recursive solutions, making it suitable for calculating larger Fibonacci numbers.</w:t>
+        <w:rPr>
+          <w:b/>
+          <w:bCs/>
+        </w:rPr>
+        <w:t xml:space="preserve">Iteration</w:t>
+      </w:r>
+      <w:r>
+        <w:t xml:space="preserve">: The function then enters a</w:t>
+      </w:r>
+      <w:r>
+        <w:t xml:space="preserve"> </w:t>
+      </w:r>
+      <w:r>
+        <w:rPr>
+          <w:rStyle w:val="VerbatimChar"/>
+        </w:rPr>
+        <w:t xml:space="preserve">for</w:t>
+      </w:r>
+      <w:r>
+        <w:t xml:space="preserve"> </w:t>
+      </w:r>
+      <w:r>
+        <w:t xml:space="preserve">loop that iterates</w:t>
+      </w:r>
+      <w:r>
+        <w:t xml:space="preserve"> </w:t>
+      </w:r>
+      <w:r>
+        <w:rPr>
+          <w:rStyle w:val="VerbatimChar"/>
+        </w:rPr>
+        <w:t xml:space="preserve">n</w:t>
+      </w:r>
+      <w:r>
+        <w:t xml:space="preserve"> </w:t>
+      </w:r>
+      <w:r>
+        <w:t xml:space="preserve">times. In each iteration, the values of</w:t>
+      </w:r>
+      <w:r>
+        <w:t xml:space="preserve"> </w:t>
+      </w:r>
+      <w:r>
+        <w:rPr>
+          <w:rStyle w:val="VerbatimChar"/>
+        </w:rPr>
+        <w:t xml:space="preserve">a</w:t>
+      </w:r>
+      <w:r>
+        <w:t xml:space="preserve"> </w:t>
+      </w:r>
+      <w:r>
+        <w:t xml:space="preserve">and</w:t>
+      </w:r>
+      <w:r>
+        <w:t xml:space="preserve"> </w:t>
+      </w:r>
+      <w:r>
+        <w:rPr>
+          <w:rStyle w:val="VerbatimChar"/>
+        </w:rPr>
+        <w:t xml:space="preserve">b</w:t>
+      </w:r>
+      <w:r>
+        <w:t xml:space="preserve"> </w:t>
+      </w:r>
+      <w:r>
+        <w:t xml:space="preserve">are updated using tuple assignment:</w:t>
+      </w:r>
+      <w:r>
+        <w:t xml:space="preserve"> </w:t>
+      </w:r>
+      <w:r>
+        <w:rPr>
+          <w:rStyle w:val="VerbatimChar"/>
+        </w:rPr>
+        <w:t xml:space="preserve">a, b = b, a + b</w:t>
+      </w:r>
+      <w:r>
+        <w:t xml:space="preserve">. This simultaneously sets</w:t>
+      </w:r>
+      <w:r>
+        <w:t xml:space="preserve"> </w:t>
+      </w:r>
+      <w:r>
+        <w:rPr>
+          <w:rStyle w:val="VerbatimChar"/>
+        </w:rPr>
+        <w:t xml:space="preserve">a</w:t>
+      </w:r>
+      <w:r>
+        <w:t xml:space="preserve"> </w:t>
+      </w:r>
+      <w:r>
+        <w:t xml:space="preserve">to the current value of</w:t>
+      </w:r>
+      <w:r>
+        <w:t xml:space="preserve"> </w:t>
+      </w:r>
+      <w:r>
+        <w:rPr>
+          <w:rStyle w:val="VerbatimChar"/>
+        </w:rPr>
+        <w:t xml:space="preserve">b</w:t>
+      </w:r>
+      <w:r>
+        <w:t xml:space="preserve"> </w:t>
+      </w:r>
+      <w:r>
+        <w:t xml:space="preserve">and</w:t>
+      </w:r>
+      <w:r>
+        <w:t xml:space="preserve"> </w:t>
+      </w:r>
+      <w:r>
+        <w:rPr>
+          <w:rStyle w:val="VerbatimChar"/>
+        </w:rPr>
+        <w:t xml:space="preserve">b</w:t>
+      </w:r>
+      <w:r>
+        <w:t xml:space="preserve"> </w:t>
+      </w:r>
+      <w:r>
+        <w:t xml:space="preserve">to the sum of the old</w:t>
+      </w:r>
+      <w:r>
+        <w:t xml:space="preserve"> </w:t>
+      </w:r>
+      <w:r>
+        <w:rPr>
+          <w:rStyle w:val="VerbatimChar"/>
+        </w:rPr>
+        <w:t xml:space="preserve">a</w:t>
+      </w:r>
+      <w:r>
+        <w:t xml:space="preserve"> </w:t>
+      </w:r>
+      <w:r>
+        <w:t xml:space="preserve">and</w:t>
+      </w:r>
+      <w:r>
+        <w:t xml:space="preserve"> </w:t>
+      </w:r>
+      <w:r>
+        <w:rPr>
+          <w:rStyle w:val="VerbatimChar"/>
+        </w:rPr>
+        <w:t xml:space="preserve">b</w:t>
+      </w:r>
+      <w:r>
+        <w:t xml:space="preserve">. This process effectively walks through the sequence.</w:t>
       </w:r>
     </w:p>
     <w:p>
       <w:pPr>
-        <w:pStyle w:val="FirstParagraph"/>
+        <w:pStyle w:val="Compact"/>
+        <w:numPr>
+          <w:ilvl w:val="1"/>
+          <w:numId w:val="1003"/>
+        </w:numPr>
+      </w:pPr>
+      <w:r>
+        <w:t xml:space="preserve">For</w:t>
+      </w:r>
+      <w:r>
+        <w:t xml:space="preserve"> </w:t>
+      </w:r>
+      <w:r>
+        <w:rPr>
+          <w:rStyle w:val="VerbatimChar"/>
+        </w:rPr>
+        <w:t xml:space="preserve">n=0</w:t>
+      </w:r>
+      <w:r>
+        <w:t xml:space="preserve">, the loop does not run, and the initial value of</w:t>
+      </w:r>
+      <w:r>
+        <w:t xml:space="preserve"> </w:t>
+      </w:r>
+      <w:r>
+        <w:rPr>
+          <w:rStyle w:val="VerbatimChar"/>
+        </w:rPr>
+        <w:t xml:space="preserve">a</w:t>
+      </w:r>
+      <w:r>
+        <w:t xml:space="preserve"> </w:t>
+      </w:r>
+      <w:r>
+        <w:t xml:space="preserve">(0) is returned.</w:t>
+      </w:r>
+    </w:p>
+    <w:p>
+      <w:pPr>
+        <w:pStyle w:val="Compact"/>
+        <w:numPr>
+          <w:ilvl w:val="1"/>
+          <w:numId w:val="1003"/>
+        </w:numPr>
+      </w:pPr>
+      <w:r>
+        <w:t xml:space="preserve">For</w:t>
+      </w:r>
+      <w:r>
+        <w:t xml:space="preserve"> </w:t>
+      </w:r>
+      <w:r>
+        <w:rPr>
+          <w:rStyle w:val="VerbatimChar"/>
+        </w:rPr>
+        <w:t xml:space="preserve">n=1</w:t>
+      </w:r>
+      <w:r>
+        <w:t xml:space="preserve">, the loop runs once, setting</w:t>
+      </w:r>
+      <w:r>
+        <w:t xml:space="preserve"> </w:t>
+      </w:r>
+      <w:r>
+        <w:rPr>
+          <w:rStyle w:val="VerbatimChar"/>
+        </w:rPr>
+        <w:t xml:space="preserve">a</w:t>
+      </w:r>
+      <w:r>
+        <w:t xml:space="preserve"> </w:t>
+      </w:r>
+      <w:r>
+        <w:t xml:space="preserve">to 1, which is then returned.</w:t>
+      </w:r>
+    </w:p>
+    <w:p>
+      <w:pPr>
+        <w:pStyle w:val="Compact"/>
+        <w:numPr>
+          <w:ilvl w:val="0"/>
+          <w:numId w:val="1002"/>
+        </w:numPr>
       </w:pPr>
       <w:r>
         <w:rPr>
           <w:b/>
           <w:bCs/>
         </w:rPr>
+        <w:t xml:space="preserve">Return Value</w:t>
+      </w:r>
+      <w:r>
+        <w:t xml:space="preserve">: After the loop completes, the variable</w:t>
+      </w:r>
+      <w:r>
+        <w:t xml:space="preserve"> </w:t>
+      </w:r>
+      <w:r>
+        <w:rPr>
+          <w:rStyle w:val="VerbatimChar"/>
+        </w:rPr>
+        <w:t xml:space="preserve">a</w:t>
+      </w:r>
+      <w:r>
+        <w:t xml:space="preserve"> </w:t>
+      </w:r>
+      <w:r>
+        <w:t xml:space="preserve">holds the nth Fibonacci number, which is then returned.</w:t>
+      </w:r>
+    </w:p>
+    <w:p>
+      <w:pPr>
+        <w:pStyle w:val="SourceCode"/>
+      </w:pPr>
+      <w:r>
+        <w:rPr>
+          <w:rStyle w:val="CommentTok"/>
+        </w:rPr>
+        <w:t xml:space="preserve"># Inside the loop for n=3</w:t>
+      </w:r>
+      <w:r>
+        <w:br/>
+      </w:r>
+      <w:r>
+        <w:rPr>
+          <w:rStyle w:val="CommentTok"/>
+        </w:rPr>
+        <w:t xml:space="preserve"># Initial state: a = 0, b = 1</w:t>
+      </w:r>
+      <w:r>
+        <w:br/>
+      </w:r>
+      <w:r>
+        <w:rPr>
+          <w:rStyle w:val="CommentTok"/>
+        </w:rPr>
+        <w:t xml:space="preserve"># Iteration 1: a becomes 1, b becomes 0 + 1 = 1</w:t>
+      </w:r>
+      <w:r>
+        <w:br/>
+      </w:r>
+      <w:r>
+        <w:rPr>
+          <w:rStyle w:val="CommentTok"/>
+        </w:rPr>
+        <w:t xml:space="preserve"># Iteration 2: a becomes 1, b becomes 1 + 1 = 2</w:t>
+      </w:r>
+      <w:r>
+        <w:br/>
+      </w:r>
+      <w:r>
+        <w:rPr>
+          <w:rStyle w:val="CommentTok"/>
+        </w:rPr>
+        <w:t xml:space="preserve"># Iteration 3: a becomes 2, b becomes 1 + 2 = 3</w:t>
+      </w:r>
+      <w:r>
+        <w:br/>
+      </w:r>
+      <w:r>
+        <w:rPr>
+          <w:rStyle w:val="CommentTok"/>
+        </w:rPr>
+        <w:t xml:space="preserve"># Loop ends. The function returns a, which is 2.</w:t>
+      </w:r>
+    </w:p>
+    <w:bookmarkEnd w:id="12"/>
+    <w:bookmarkStart w:id="13" w:name="usage-notes"/>
+    <w:p>
+      <w:pPr>
+        <w:pStyle w:val="Heading2"/>
+      </w:pPr>
+      <w:r>
+        <w:rPr>
+          <w:rStyle w:val="SectionNumber"/>
+        </w:rPr>
+        <w:t xml:space="preserve">1.4</w:t>
+      </w:r>
+      <w:r>
+        <w:tab/>
+      </w:r>
+      <w:r>
+        <w:t xml:space="preserve">Usage Notes</w:t>
+      </w:r>
+    </w:p>
+    <w:p>
+      <w:pPr>
+        <w:pStyle w:val="Compact"/>
+        <w:numPr>
+          <w:ilvl w:val="0"/>
+          <w:numId w:val="1004"/>
+        </w:numPr>
+      </w:pPr>
+      <w:r>
+        <w:t xml:space="preserve">The function uses a 0-indexed sequence. For example,</w:t>
+      </w:r>
+      <w:r>
+        <w:t xml:space="preserve"> </w:t>
+      </w:r>
+      <w:r>
+        <w:rPr>
+          <w:rStyle w:val="VerbatimChar"/>
+        </w:rPr>
+        <w:t xml:space="preserve">fibonacci(0)</w:t>
+      </w:r>
+      <w:r>
+        <w:t xml:space="preserve"> </w:t>
+      </w:r>
+      <w:r>
+        <w:t xml:space="preserve">returns the first number,</w:t>
+      </w:r>
+      <w:r>
+        <w:t xml:space="preserve"> </w:t>
+      </w:r>
+      <w:r>
+        <w:rPr>
+          <w:rStyle w:val="VerbatimChar"/>
+        </w:rPr>
+        <w:t xml:space="preserve">0</w:t>
+      </w:r>
+      <w:r>
+        <w:t xml:space="preserve">, and</w:t>
+      </w:r>
+      <w:r>
+        <w:t xml:space="preserve"> </w:t>
+      </w:r>
+      <w:r>
+        <w:rPr>
+          <w:rStyle w:val="VerbatimChar"/>
+        </w:rPr>
+        <w:t xml:space="preserve">fibonacci(1)</w:t>
+      </w:r>
+      <w:r>
+        <w:t xml:space="preserve"> </w:t>
+      </w:r>
+      <w:r>
+        <w:t xml:space="preserve">returns the second number,</w:t>
+      </w:r>
+      <w:r>
+        <w:t xml:space="preserve"> </w:t>
+      </w:r>
+      <w:r>
+        <w:rPr>
+          <w:rStyle w:val="VerbatimChar"/>
+        </w:rPr>
+        <w:t xml:space="preserve">1</w:t>
+      </w:r>
+      <w:r>
+        <w:t xml:space="preserve">.</w:t>
+      </w:r>
+    </w:p>
+    <w:p>
+      <w:pPr>
+        <w:pStyle w:val="Compact"/>
+        <w:numPr>
+          <w:ilvl w:val="0"/>
+          <w:numId w:val="1004"/>
+        </w:numPr>
+      </w:pPr>
+      <w:r>
+        <w:t xml:space="preserve">The input</w:t>
+      </w:r>
+      <w:r>
+        <w:t xml:space="preserve"> </w:t>
+      </w:r>
+      <w:r>
+        <w:rPr>
+          <w:rStyle w:val="VerbatimChar"/>
+        </w:rPr>
+        <w:t xml:space="preserve">n</w:t>
+      </w:r>
+      <w:r>
+        <w:t xml:space="preserve"> </w:t>
+      </w:r>
+      <w:r>
+        <w:t xml:space="preserve">must be a non-negative integer. Providing a negative number will result in a</w:t>
+      </w:r>
+      <w:r>
+        <w:t xml:space="preserve"> </w:t>
+      </w:r>
+      <w:r>
+        <w:rPr>
+          <w:rStyle w:val="VerbatimChar"/>
+        </w:rPr>
+        <w:t xml:space="preserve">ValueError</w:t>
+      </w:r>
+      <w:r>
+        <w:t xml:space="preserve">.</w:t>
+      </w:r>
+    </w:p>
+    <w:p>
+      <w:pPr>
+        <w:pStyle w:val="Compact"/>
+        <w:numPr>
+          <w:ilvl w:val="0"/>
+          <w:numId w:val="1004"/>
+        </w:numPr>
+      </w:pPr>
+      <w:r>
+        <w:t xml:space="preserve">This iterative implementation is memory-efficient and avoids the recursion depth limits and performance issues associated with naive recursive solutions for large values of</w:t>
+      </w:r>
+      <w:r>
+        <w:t xml:space="preserve"> </w:t>
+      </w:r>
+      <w:r>
+        <w:rPr>
+          <w:rStyle w:val="VerbatimChar"/>
+        </w:rPr>
+        <w:t xml:space="preserve">n</w:t>
+      </w:r>
+      <w:r>
+        <w:t xml:space="preserve">.</w:t>
+      </w:r>
+    </w:p>
+    <w:p>
+      <w:pPr>
+        <w:pStyle w:val="FirstParagraph"/>
+      </w:pPr>
+      <w:r>
+        <w:rPr>
+          <w:b/>
+          <w:bCs/>
+        </w:rPr>
         <w:t xml:space="preserve">Output Example</w:t>
       </w:r>
       <w:r>
-        <w:t xml:space="preserve">: The function returns a single integer value. For an input of</w:t>
-      </w:r>
-      <w:r>
-        <w:t xml:space="preserve"> </w:t>
-      </w:r>
-      <w:r>
-        <w:rPr>
-          <w:rStyle w:val="VerbatimChar"/>
-        </w:rPr>
-        <w:t xml:space="preserve">9</w:t>
-      </w:r>
-      <w:r>
-        <w:t xml:space="preserve">, the output would look like:</w:t>
-      </w:r>
-      <w:r>
-        <w:t xml:space="preserve"> </w:t>
-      </w:r>
-      <w:r>
-        <w:rPr>
-          <w:rStyle w:val="VerbatimChar"/>
-        </w:rPr>
-        <w:t xml:space="preserve">34</w:t>
+        <w:t xml:space="preserve">: The function returns a single integer value.</w:t>
       </w:r>
     </w:p>
     <w:bookmarkEnd w:id="13"/>
@@ -711,16 +816,25 @@
         <w:rPr>
           <w:rStyle w:val="CommentTok"/>
         </w:rPr>
-        <w:t xml:space="preserve"># Example 1: Calculate the 9th Fibonacci number (0-indexed)</w:t>
+        <w:t xml:space="preserve"># Example usage</w:t>
       </w:r>
       <w:r>
         <w:br/>
       </w:r>
       <w:r>
         <w:rPr>
+          <w:rStyle w:val="CommentTok"/>
+        </w:rPr>
+        <w:t xml:space="preserve"># Find the 9th Fibonacci number (0-indexed)</w:t>
+      </w:r>
+      <w:r>
+        <w:br/>
+      </w:r>
+      <w:r>
+        <w:rPr>
           <w:rStyle w:val="NormalTok"/>
         </w:rPr>
-        <w:t xml:space="preserve">fib_9 </w:t>
+        <w:t xml:space="preserve">result </w:t>
       </w:r>
       <w:r>
         <w:rPr>
@@ -777,7 +891,7 @@
         <w:rPr>
           <w:rStyle w:val="NormalTok"/>
         </w:rPr>
-        <w:t xml:space="preserve">fib_9</w:t>
+        <w:t xml:space="preserve">result</w:t>
       </w:r>
       <w:r>
         <w:rPr>
@@ -807,7 +921,7 @@
         <w:rPr>
           <w:rStyle w:val="CommentTok"/>
         </w:rPr>
-        <w:t xml:space="preserve"># Example 2: Calculate the 0th Fibonacci number</w:t>
+        <w:t xml:space="preserve"># Example with an edge case</w:t>
       </w:r>
       <w:r>
         <w:br/>
@@ -816,7 +930,7 @@
         <w:rPr>
           <w:rStyle w:val="NormalTok"/>
         </w:rPr>
-        <w:t xml:space="preserve">fib_0 </w:t>
+        <w:t xml:space="preserve">result_zero </w:t>
       </w:r>
       <w:r>
         <w:rPr>
@@ -873,157 +987,7 @@
         <w:rPr>
           <w:rStyle w:val="NormalTok"/>
         </w:rPr>
-        <w:t xml:space="preserve">fib_0</w:t>
-      </w:r>
-      <w:r>
-        <w:rPr>
-          <w:rStyle w:val="SpecialCharTok"/>
-        </w:rPr>
-        <w:t xml:space="preserve">}</w:t>
-      </w:r>
-      <w:r>
-        <w:rPr>
-          <w:rStyle w:val="SpecialStringTok"/>
-        </w:rPr>
-        <w:t xml:space="preserve">"</w:t>
-      </w:r>
-      <w:r>
-        <w:rPr>
-          <w:rStyle w:val="NormalTok"/>
-        </w:rPr>
-        <w:t xml:space="preserve">)</w:t>
-      </w:r>
-      <w:r>
-        <w:br/>
-      </w:r>
-      <w:r>
-        <w:br/>
-      </w:r>
-      <w:r>
-        <w:rPr>
-          <w:rStyle w:val="CommentTok"/>
-        </w:rPr>
-        <w:t xml:space="preserve"># Example 3: Attempting to use a negative index will raise an error</w:t>
-      </w:r>
-      <w:r>
-        <w:br/>
-      </w:r>
-      <w:r>
-        <w:rPr>
-          <w:rStyle w:val="ControlFlowTok"/>
-        </w:rPr>
-        <w:t xml:space="preserve">try</w:t>
-      </w:r>
-      <w:r>
-        <w:rPr>
-          <w:rStyle w:val="NormalTok"/>
-        </w:rPr>
-        <w:t xml:space="preserve">:</w:t>
-      </w:r>
-      <w:r>
-        <w:br/>
-      </w:r>
-      <w:r>
-        <w:rPr>
-          <w:rStyle w:val="NormalTok"/>
-        </w:rPr>
-        <w:t xml:space="preserve">    fibonacci(</w:t>
-      </w:r>
-      <w:r>
-        <w:rPr>
-          <w:rStyle w:val="OperatorTok"/>
-        </w:rPr>
-        <w:t xml:space="preserve">-</w:t>
-      </w:r>
-      <w:r>
-        <w:rPr>
-          <w:rStyle w:val="DecValTok"/>
-        </w:rPr>
-        <w:t xml:space="preserve">1</w:t>
-      </w:r>
-      <w:r>
-        <w:rPr>
-          <w:rStyle w:val="NormalTok"/>
-        </w:rPr>
-        <w:t xml:space="preserve">)</w:t>
-      </w:r>
-      <w:r>
-        <w:br/>
-      </w:r>
-      <w:r>
-        <w:rPr>
-          <w:rStyle w:val="ControlFlowTok"/>
-        </w:rPr>
-        <w:t xml:space="preserve">except</w:t>
-      </w:r>
-      <w:r>
-        <w:rPr>
-          <w:rStyle w:val="NormalTok"/>
-        </w:rPr>
-        <w:t xml:space="preserve"> </w:t>
-      </w:r>
-      <w:r>
-        <w:rPr>
-          <w:rStyle w:val="PreprocessorTok"/>
-        </w:rPr>
-        <w:t xml:space="preserve">ValueError</w:t>
-      </w:r>
-      <w:r>
-        <w:rPr>
-          <w:rStyle w:val="NormalTok"/>
-        </w:rPr>
-        <w:t xml:space="preserve"> </w:t>
-      </w:r>
-      <w:r>
-        <w:rPr>
-          <w:rStyle w:val="ImportTok"/>
-        </w:rPr>
-        <w:t xml:space="preserve">as</w:t>
-      </w:r>
-      <w:r>
-        <w:rPr>
-          <w:rStyle w:val="NormalTok"/>
-        </w:rPr>
-        <w:t xml:space="preserve"> e:</w:t>
-      </w:r>
-      <w:r>
-        <w:br/>
-      </w:r>
-      <w:r>
-        <w:rPr>
-          <w:rStyle w:val="NormalTok"/>
-        </w:rPr>
-        <w:t xml:space="preserve">    </w:t>
-      </w:r>
-      <w:r>
-        <w:rPr>
-          <w:rStyle w:val="BuiltInTok"/>
-        </w:rPr>
-        <w:t xml:space="preserve">print</w:t>
-      </w:r>
-      <w:r>
-        <w:rPr>
-          <w:rStyle w:val="NormalTok"/>
-        </w:rPr>
-        <w:t xml:space="preserve">(</w:t>
-      </w:r>
-      <w:r>
-        <w:rPr>
-          <w:rStyle w:val="SpecialStringTok"/>
-        </w:rPr>
-        <w:t xml:space="preserve">f"Error: </w:t>
-      </w:r>
-      <w:r>
-        <w:rPr>
-          <w:rStyle w:val="SpecialCharTok"/>
-        </w:rPr>
-        <w:t xml:space="preserve">{</w:t>
-      </w:r>
-      <w:r>
-        <w:rPr>
-          <w:rStyle w:val="NormalTok"/>
-        </w:rPr>
-        <w:t xml:space="preserve">e</w:t>
+        <w:t xml:space="preserve">result_zero</w:t>
       </w:r>
       <w:r>
         <w:rPr>
@@ -1074,15 +1038,6 @@
           <w:rStyle w:val="VerbatimChar"/>
         </w:rPr>
         <w:t xml:space="preserve">The 0th Fibonacci number is: 0</w:t>
-      </w:r>
-      <w:r>
-        <w:br/>
-      </w:r>
-      <w:r>
-        <w:rPr>
-          <w:rStyle w:val="VerbatimChar"/>
-        </w:rPr>
-        <w:t xml:space="preserve">Error: n must be non-negative</w:t>
       </w:r>
     </w:p>
     <w:p>
@@ -1169,7 +1124,7 @@
         <w:t xml:space="preserve"> </w:t>
       </w:r>
       <w:r>
-        <w:t xml:space="preserve">function inverts a given dictionary by swapping its keys and values, returning a new dictionary.</w:t>
+        <w:t xml:space="preserve">function swaps the keys and values of a given dictionary, creating a new dictionary where the original values become the keys and the original keys become the values.</w:t>
       </w:r>
     </w:p>
     <w:bookmarkEnd w:id="17"/>
@@ -1189,267 +1144,6 @@
       </w:r>
       <w:r>
         <w:t xml:space="preserve">parameters</w:t>
-      </w:r>
-    </w:p>
-    <w:p>
-      <w:pPr>
-        <w:pStyle w:val="Compact"/>
-        <w:numPr>
-          <w:ilvl w:val="0"/>
-          <w:numId w:val="1003"/>
-        </w:numPr>
-      </w:pPr>
-      <w:r>
-        <w:rPr>
-          <w:rStyle w:val="VerbatimChar"/>
-          <w:b/>
-          <w:bCs/>
-        </w:rPr>
-        <w:t xml:space="preserve">mapping</w:t>
-      </w:r>
-      <w:r>
-        <w:t xml:space="preserve"> </w:t>
-      </w:r>
-      <w:r>
-        <w:t xml:space="preserve">(</w:t>
-      </w:r>
-      <w:r>
-        <w:rPr>
-          <w:rStyle w:val="VerbatimChar"/>
-        </w:rPr>
-        <w:t xml:space="preserve">Dict[str, int]</w:t>
-      </w:r>
-      <w:r>
-        <w:t xml:space="preserve">): A dictionary where keys are strings and values are integers. It is crucial that all values in this dictionary are unique for the inversion to be possible.</w:t>
-      </w:r>
-    </w:p>
-    <w:bookmarkEnd w:id="18"/>
-    <w:bookmarkStart w:id="19" w:name="description-1"/>
-    <w:p>
-      <w:pPr>
-        <w:pStyle w:val="Heading2"/>
-      </w:pPr>
-      <w:r>
-        <w:rPr>
-          <w:rStyle w:val="SectionNumber"/>
-        </w:rPr>
-        <w:t xml:space="preserve">2.3</w:t>
-      </w:r>
-      <w:r>
-        <w:tab/>
-      </w:r>
-      <w:r>
-        <w:t xml:space="preserve">Description</w:t>
-      </w:r>
-    </w:p>
-    <w:p>
-      <w:pPr>
-        <w:pStyle w:val="FirstParagraph"/>
-      </w:pPr>
-      <w:r>
-        <w:t xml:space="preserve">This function provides a safe way to invert a dictionary mapping strings to integers.</w:t>
-      </w:r>
-    </w:p>
-    <w:p>
-      <w:pPr>
-        <w:pStyle w:val="BodyText"/>
-      </w:pPr>
-      <w:r>
-        <w:t xml:space="preserve">The primary logic is executed in two steps:</w:t>
-      </w:r>
-      <w:r>
-        <w:t xml:space="preserve"> </w:t>
-      </w:r>
-      <w:r>
-        <w:t xml:space="preserve">1.</w:t>
-      </w:r>
-      <w:r>
-        <w:t xml:space="preserve"> </w:t>
-      </w:r>
-      <w:r>
-        <w:rPr>
-          <w:b/>
-          <w:bCs/>
-        </w:rPr>
-        <w:t xml:space="preserve">Validation</w:t>
-      </w:r>
-      <w:r>
-        <w:t xml:space="preserve">: Before attempting to invert the dictionary, the function first validates that all values in the input</w:t>
-      </w:r>
-      <w:r>
-        <w:t xml:space="preserve"> </w:t>
-      </w:r>
-      <w:r>
-        <w:rPr>
-          <w:rStyle w:val="VerbatimChar"/>
-        </w:rPr>
-        <w:t xml:space="preserve">mapping</w:t>
-      </w:r>
-      <w:r>
-        <w:t xml:space="preserve"> </w:t>
-      </w:r>
-      <w:r>
-        <w:t xml:space="preserve">are unique. It does this by comparing the number of values with the number of unique values:</w:t>
-      </w:r>
-      <w:r>
-        <w:t xml:space="preserve"> </w:t>
-      </w:r>
-      <w:r>
-        <w:rPr>
-          <w:rStyle w:val="VerbatimChar"/>
-        </w:rPr>
-        <w:t xml:space="preserve">len(mapping.values()) != len(set(mapping.values()))</w:t>
-      </w:r>
-      <w:r>
-        <w:t xml:space="preserve">. If the counts do not match, it indicates duplicate values are present, which would cause data loss during inversion (as multiple original keys would map to the same new key). In this case, a</w:t>
-      </w:r>
-      <w:r>
-        <w:t xml:space="preserve"> </w:t>
-      </w:r>
-      <w:r>
-        <w:rPr>
-          <w:rStyle w:val="VerbatimChar"/>
-        </w:rPr>
-        <w:t xml:space="preserve">ValueError</w:t>
-      </w:r>
-      <w:r>
-        <w:t xml:space="preserve"> </w:t>
-      </w:r>
-      <w:r>
-        <w:t xml:space="preserve">is raised.</w:t>
-      </w:r>
-    </w:p>
-    <w:p>
-      <w:pPr>
-        <w:pStyle w:val="Compact"/>
-        <w:numPr>
-          <w:ilvl w:val="0"/>
-          <w:numId w:val="1004"/>
-        </w:numPr>
-      </w:pPr>
-      <w:r>
-        <w:rPr>
-          <w:b/>
-          <w:bCs/>
-        </w:rPr>
-        <w:t xml:space="preserve">Inversion</w:t>
-      </w:r>
-      <w:r>
-        <w:t xml:space="preserve">: If all values are unique, the function proceeds with the inversion. It uses a dictionary comprehension:</w:t>
-      </w:r>
-      <w:r>
-        <w:t xml:space="preserve"> </w:t>
-      </w:r>
-      <w:r>
-        <w:rPr>
-          <w:rStyle w:val="VerbatimChar"/>
-        </w:rPr>
-        <w:t xml:space="preserve">{value: key for key, value in mapping.items()}</w:t>
-      </w:r>
-      <w:r>
-        <w:t xml:space="preserve">. This iterates through each key-value pair of the original</w:t>
-      </w:r>
-      <w:r>
-        <w:t xml:space="preserve"> </w:t>
-      </w:r>
-      <w:r>
-        <w:rPr>
-          <w:rStyle w:val="VerbatimChar"/>
-        </w:rPr>
-        <w:t xml:space="preserve">mapping</w:t>
-      </w:r>
-      <w:r>
-        <w:t xml:space="preserve"> </w:t>
-      </w:r>
-      <w:r>
-        <w:t xml:space="preserve">dictionary and creates a new dictionary where the original</w:t>
-      </w:r>
-      <w:r>
-        <w:t xml:space="preserve"> </w:t>
-      </w:r>
-      <w:r>
-        <w:rPr>
-          <w:rStyle w:val="VerbatimChar"/>
-        </w:rPr>
-        <w:t xml:space="preserve">value</w:t>
-      </w:r>
-      <w:r>
-        <w:t xml:space="preserve"> </w:t>
-      </w:r>
-      <w:r>
-        <w:t xml:space="preserve">becomes the new key and the original</w:t>
-      </w:r>
-      <w:r>
-        <w:t xml:space="preserve"> </w:t>
-      </w:r>
-      <w:r>
-        <w:rPr>
-          <w:rStyle w:val="VerbatimChar"/>
-        </w:rPr>
-        <w:t xml:space="preserve">key</w:t>
-      </w:r>
-      <w:r>
-        <w:t xml:space="preserve"> </w:t>
-      </w:r>
-      <w:r>
-        <w:t xml:space="preserve">becomes the new value.</w:t>
-      </w:r>
-    </w:p>
-    <w:p>
-      <w:pPr>
-        <w:pStyle w:val="FirstParagraph"/>
-      </w:pPr>
-      <w:r>
-        <w:t xml:space="preserve">For example, a pair</w:t>
-      </w:r>
-      <w:r>
-        <w:t xml:space="preserve"> </w:t>
-      </w:r>
-      <w:r>
-        <w:rPr>
-          <w:rStyle w:val="VerbatimChar"/>
-        </w:rPr>
-        <w:t xml:space="preserve">('apple', 1)</w:t>
-      </w:r>
-      <w:r>
-        <w:t xml:space="preserve"> </w:t>
-      </w:r>
-      <w:r>
-        <w:t xml:space="preserve">in the input dictionary becomes</w:t>
-      </w:r>
-      <w:r>
-        <w:t xml:space="preserve"> </w:t>
-      </w:r>
-      <w:r>
-        <w:rPr>
-          <w:rStyle w:val="VerbatimChar"/>
-        </w:rPr>
-        <w:t xml:space="preserve">(1, 'apple')</w:t>
-      </w:r>
-      <w:r>
-        <w:t xml:space="preserve"> </w:t>
-      </w:r>
-      <w:r>
-        <w:t xml:space="preserve">in the output dictionary.</w:t>
-      </w:r>
-    </w:p>
-    <w:bookmarkEnd w:id="19"/>
-    <w:bookmarkStart w:id="20" w:name="usage-notes-1"/>
-    <w:p>
-      <w:pPr>
-        <w:pStyle w:val="Heading2"/>
-      </w:pPr>
-      <w:r>
-        <w:rPr>
-          <w:rStyle w:val="SectionNumber"/>
-        </w:rPr>
-        <w:t xml:space="preserve">2.4</w:t>
-      </w:r>
-      <w:r>
-        <w:tab/>
-      </w:r>
-      <w:r>
-        <w:t xml:space="preserve">Usage Notes</w:t>
       </w:r>
     </w:p>
     <w:p>
@@ -1461,22 +1155,87 @@
         </w:numPr>
       </w:pPr>
       <w:r>
-        <w:t xml:space="preserve">The function requires that all values in the input</w:t>
+        <w:rPr>
+          <w:rStyle w:val="VerbatimChar"/>
+          <w:b/>
+          <w:bCs/>
+        </w:rPr>
+        <w:t xml:space="preserve">mapping</w:t>
       </w:r>
       <w:r>
         <w:t xml:space="preserve"> </w:t>
       </w:r>
       <w:r>
+        <w:t xml:space="preserve">(</w:t>
+      </w:r>
+      <w:r>
         <w:rPr>
           <w:rStyle w:val="VerbatimChar"/>
         </w:rPr>
+        <w:t xml:space="preserve">Dict[str, int]</w:t>
+      </w:r>
+      <w:r>
+        <w:t xml:space="preserve">): A dictionary mapping string keys to integer values. It is essential that all values in this dictionary are unique.</w:t>
+      </w:r>
+    </w:p>
+    <w:bookmarkEnd w:id="18"/>
+    <w:bookmarkStart w:id="19" w:name="description-1"/>
+    <w:p>
+      <w:pPr>
+        <w:pStyle w:val="Heading2"/>
+      </w:pPr>
+      <w:r>
+        <w:rPr>
+          <w:rStyle w:val="SectionNumber"/>
+        </w:rPr>
+        <w:t xml:space="preserve">2.3</w:t>
+      </w:r>
+      <w:r>
+        <w:tab/>
+      </w:r>
+      <w:r>
+        <w:t xml:space="preserve">Description</w:t>
+      </w:r>
+    </w:p>
+    <w:p>
+      <w:pPr>
+        <w:pStyle w:val="FirstParagraph"/>
+      </w:pPr>
+      <w:r>
+        <w:t xml:space="preserve">This function provides a safe way to invert a dictionary. The core logic is implemented in two main steps:</w:t>
+      </w:r>
+    </w:p>
+    <w:p>
+      <w:pPr>
+        <w:numPr>
+          <w:ilvl w:val="0"/>
+          <w:numId w:val="1006"/>
+        </w:numPr>
+      </w:pPr>
+      <w:r>
+        <w:rPr>
+          <w:b/>
+          <w:bCs/>
+        </w:rPr>
+        <w:t xml:space="preserve">Validation</w:t>
+      </w:r>
+      <w:r>
+        <w:t xml:space="preserve">: Before attempting to invert the dictionary, the function first validates that all values in the input</w:t>
+      </w:r>
+      <w:r>
+        <w:t xml:space="preserve"> </w:t>
+      </w:r>
+      <w:r>
+        <w:rPr>
+          <w:rStyle w:val="VerbatimChar"/>
+        </w:rPr>
         <w:t xml:space="preserve">mapping</w:t>
       </w:r>
       <w:r>
         <w:t xml:space="preserve"> </w:t>
       </w:r>
       <w:r>
-        <w:t xml:space="preserve">dictionary be unique. If duplicate values are found, it will raise a</w:t>
+        <w:t xml:space="preserve">are unique. It does this by comparing the number of values with the number of unique values. The expression</w:t>
       </w:r>
       <w:r>
         <w:t xml:space="preserve"> </w:t>
@@ -1485,10 +1244,160 @@
         <w:rPr>
           <w:rStyle w:val="VerbatimChar"/>
         </w:rPr>
+        <w:t xml:space="preserve">len(mapping.values()) != len(set(mapping.values()))</w:t>
+      </w:r>
+      <w:r>
+        <w:t xml:space="preserve"> </w:t>
+      </w:r>
+      <w:r>
+        <w:t xml:space="preserve">evaluates to</w:t>
+      </w:r>
+      <w:r>
+        <w:t xml:space="preserve"> </w:t>
+      </w:r>
+      <w:r>
+        <w:rPr>
+          <w:rStyle w:val="VerbatimChar"/>
+        </w:rPr>
+        <w:t xml:space="preserve">True</w:t>
+      </w:r>
+      <w:r>
+        <w:t xml:space="preserve"> </w:t>
+      </w:r>
+      <w:r>
+        <w:t xml:space="preserve">if any duplicates are found, as converting a list of values to a</w:t>
+      </w:r>
+      <w:r>
+        <w:t xml:space="preserve"> </w:t>
+      </w:r>
+      <w:r>
+        <w:rPr>
+          <w:rStyle w:val="VerbatimChar"/>
+        </w:rPr>
+        <w:t xml:space="preserve">set</w:t>
+      </w:r>
+      <w:r>
+        <w:t xml:space="preserve"> </w:t>
+      </w:r>
+      <w:r>
+        <w:t xml:space="preserve">removes duplicates. If duplicates exist, a</w:t>
+      </w:r>
+      <w:r>
+        <w:t xml:space="preserve"> </w:t>
+      </w:r>
+      <w:r>
+        <w:rPr>
+          <w:rStyle w:val="VerbatimChar"/>
+        </w:rPr>
         <w:t xml:space="preserve">ValueError</w:t>
       </w:r>
       <w:r>
-        <w:t xml:space="preserve">.</w:t>
+        <w:t xml:space="preserve"> </w:t>
+      </w:r>
+      <w:r>
+        <w:t xml:space="preserve">is raised to prevent data loss, as multiple keys would otherwise map to the same new key in the inverted dictionary.</w:t>
+      </w:r>
+    </w:p>
+    <w:p>
+      <w:pPr>
+        <w:numPr>
+          <w:ilvl w:val="0"/>
+          <w:numId w:val="1006"/>
+        </w:numPr>
+      </w:pPr>
+      <w:r>
+        <w:rPr>
+          <w:b/>
+          <w:bCs/>
+        </w:rPr>
+        <w:t xml:space="preserve">Inversion</w:t>
+      </w:r>
+      <w:r>
+        <w:t xml:space="preserve">: If all values are unique, the function proceeds to create a new dictionary using a dictionary comprehension:</w:t>
+      </w:r>
+      <w:r>
+        <w:t xml:space="preserve"> </w:t>
+      </w:r>
+      <w:r>
+        <w:rPr>
+          <w:rStyle w:val="VerbatimChar"/>
+        </w:rPr>
+        <w:t xml:space="preserve">{value: key for key, value in mapping.items()}</w:t>
+      </w:r>
+      <w:r>
+        <w:t xml:space="preserve">. This expression iterates through each key-value pair of the original</w:t>
+      </w:r>
+      <w:r>
+        <w:t xml:space="preserve"> </w:t>
+      </w:r>
+      <w:r>
+        <w:rPr>
+          <w:rStyle w:val="VerbatimChar"/>
+        </w:rPr>
+        <w:t xml:space="preserve">mapping</w:t>
+      </w:r>
+      <w:r>
+        <w:t xml:space="preserve"> </w:t>
+      </w:r>
+      <w:r>
+        <w:t xml:space="preserve">and constructs a new dictionary where each original</w:t>
+      </w:r>
+      <w:r>
+        <w:t xml:space="preserve"> </w:t>
+      </w:r>
+      <w:r>
+        <w:rPr>
+          <w:rStyle w:val="VerbatimChar"/>
+        </w:rPr>
+        <w:t xml:space="preserve">value</w:t>
+      </w:r>
+      <w:r>
+        <w:t xml:space="preserve"> </w:t>
+      </w:r>
+      <w:r>
+        <w:t xml:space="preserve">is now a key, and each original</w:t>
+      </w:r>
+      <w:r>
+        <w:t xml:space="preserve"> </w:t>
+      </w:r>
+      <w:r>
+        <w:rPr>
+          <w:rStyle w:val="VerbatimChar"/>
+        </w:rPr>
+        <w:t xml:space="preserve">key</w:t>
+      </w:r>
+      <w:r>
+        <w:t xml:space="preserve"> </w:t>
+      </w:r>
+      <w:r>
+        <w:t xml:space="preserve">is its corresponding value.</w:t>
+      </w:r>
+    </w:p>
+    <w:p>
+      <w:pPr>
+        <w:pStyle w:val="FirstParagraph"/>
+      </w:pPr>
+      <w:r>
+        <w:t xml:space="preserve">The function returns this newly created inverted dictionary.</w:t>
+      </w:r>
+    </w:p>
+    <w:bookmarkEnd w:id="19"/>
+    <w:bookmarkStart w:id="20" w:name="usage-notes-1"/>
+    <w:p>
+      <w:pPr>
+        <w:pStyle w:val="Heading2"/>
+      </w:pPr>
+      <w:r>
+        <w:rPr>
+          <w:rStyle w:val="SectionNumber"/>
+        </w:rPr>
+        <w:t xml:space="preserve">2.4</w:t>
+      </w:r>
+      <w:r>
+        <w:tab/>
+      </w:r>
+      <w:r>
+        <w:t xml:space="preserve">Usage Notes</w:t>
       </w:r>
     </w:p>
     <w:p>
@@ -1496,11 +1405,11 @@
         <w:pStyle w:val="Compact"/>
         <w:numPr>
           <w:ilvl w:val="0"/>
-          <w:numId w:val="1005"/>
+          <w:numId w:val="1007"/>
         </w:numPr>
       </w:pPr>
       <w:r>
-        <w:t xml:space="preserve">This function is not an in-place operation. It returns a new dictionary and does not modify the original</w:t>
+        <w:t xml:space="preserve">The function will raise a</w:t>
       </w:r>
       <w:r>
         <w:t xml:space="preserve"> </w:t>
@@ -1509,13 +1418,13 @@
         <w:rPr>
           <w:rStyle w:val="VerbatimChar"/>
         </w:rPr>
-        <w:t xml:space="preserve">mapping</w:t>
+        <w:t xml:space="preserve">ValueError</w:t>
       </w:r>
       <w:r>
         <w:t xml:space="preserve"> </w:t>
       </w:r>
       <w:r>
-        <w:t xml:space="preserve">dictionary.</w:t>
+        <w:t xml:space="preserve">if the input dictionary contains duplicate values. This is a critical safeguard to ensure the inversion is lossless.</w:t>
       </w:r>
     </w:p>
     <w:p>
@@ -1523,11 +1432,11 @@
         <w:pStyle w:val="Compact"/>
         <w:numPr>
           <w:ilvl w:val="0"/>
-          <w:numId w:val="1005"/>
+          <w:numId w:val="1007"/>
         </w:numPr>
       </w:pPr>
       <w:r>
-        <w:t xml:space="preserve">The type hints indicate an input of</w:t>
+        <w:t xml:space="preserve">The original dictionary passed as the</w:t>
       </w:r>
       <w:r>
         <w:t xml:space="preserve"> </w:t>
@@ -1536,29 +1445,41 @@
         <w:rPr>
           <w:rStyle w:val="VerbatimChar"/>
         </w:rPr>
-        <w:t xml:space="preserve">Dict[str, int]</w:t>
+        <w:t xml:space="preserve">mapping</w:t>
       </w:r>
       <w:r>
         <w:t xml:space="preserve"> </w:t>
       </w:r>
       <w:r>
-        <w:t xml:space="preserve">and an output of</w:t>
-      </w:r>
-      <w:r>
-        <w:t xml:space="preserve"> </w:t>
-      </w:r>
-      <w:r>
-        <w:rPr>
-          <w:rStyle w:val="VerbatimChar"/>
-        </w:rPr>
-        <w:t xml:space="preserve">Dict[int, str]</w:t>
-      </w:r>
-      <w:r>
-        <w:t xml:space="preserve">, but the logic will work for any dictionary with hashable keys and unique, hashable values.</w:t>
+        <w:t xml:space="preserve">argument is not modified. The function returns a new dictionary object.</w:t>
       </w:r>
     </w:p>
     <w:p>
       <w:pPr>
+        <w:pStyle w:val="Compact"/>
+        <w:numPr>
+          <w:ilvl w:val="0"/>
+          <w:numId w:val="1007"/>
+        </w:numPr>
+      </w:pPr>
+      <w:r>
+        <w:t xml:space="preserve">While the type hints specify</w:t>
+      </w:r>
+      <w:r>
+        <w:t xml:space="preserve"> </w:t>
+      </w:r>
+      <w:r>
+        <w:rPr>
+          <w:rStyle w:val="VerbatimChar"/>
+        </w:rPr>
+        <w:t xml:space="preserve">Dict[str, int]</w:t>
+      </w:r>
+      <w:r>
+        <w:t xml:space="preserve">, the function’s logic will work with any dictionary as long as its values are unique and hashable (e.g., strings, numbers, tuples), as they will become keys in the new dictionary.</w:t>
+      </w:r>
+    </w:p>
+    <w:p>
+      <w:pPr>
         <w:pStyle w:val="FirstParagraph"/>
       </w:pPr>
       <w:r>
@@ -1569,7 +1490,7 @@
         <w:t xml:space="preserve">Output Example</w:t>
       </w:r>
       <w:r>
-        <w:t xml:space="preserve">: A dictionary with keys and values swapped.</w:t>
+        <w:t xml:space="preserve">: A dictionary where keys are integers and values are strings.</w:t>
       </w:r>
     </w:p>
     <w:p>
@@ -1589,7 +1510,7 @@
         <w:rPr>
           <w:rStyle w:val="NormalTok"/>
         </w:rPr>
-        <w:t xml:space="preserve">  </w:t>
+        <w:t xml:space="preserve">    </w:t>
       </w:r>
       <w:r>
         <w:rPr>
@@ -1622,7 +1543,7 @@
         <w:rPr>
           <w:rStyle w:val="NormalTok"/>
         </w:rPr>
-        <w:t xml:space="preserve">  </w:t>
+        <w:t xml:space="preserve">    </w:t>
       </w:r>
       <w:r>
         <w:rPr>
@@ -1655,7 +1576,7 @@
         <w:rPr>
           <w:rStyle w:val="NormalTok"/>
         </w:rPr>
-        <w:t xml:space="preserve">  </w:t>
+        <w:t xml:space="preserve">    </w:t>
       </w:r>
       <w:r>
         <w:rPr>
@@ -1739,7 +1660,7 @@
         <w:rPr>
           <w:rStyle w:val="StringTok"/>
         </w:rPr>
-        <w:t xml:space="preserve">'one'</w:t>
+        <w:t xml:space="preserve">"alpha"</w:t>
       </w:r>
       <w:r>
         <w:rPr>
@@ -1763,7 +1684,7 @@
         <w:rPr>
           <w:rStyle w:val="StringTok"/>
         </w:rPr>
-        <w:t xml:space="preserve">'two'</w:t>
+        <w:t xml:space="preserve">"beta"</w:t>
       </w:r>
       <w:r>
         <w:rPr>
@@ -1787,7 +1708,7 @@
         <w:rPr>
           <w:rStyle w:val="StringTok"/>
         </w:rPr>
-        <w:t xml:space="preserve">'three'</w:t>
+        <w:t xml:space="preserve">"gamma"</w:t>
       </w:r>
       <w:r>
         <w:rPr>
@@ -1964,7 +1885,7 @@
         <w:rPr>
           <w:rStyle w:val="NormalTok"/>
         </w:rPr>
-        <w:t xml:space="preserve">    duplicate_value_dict </w:t>
+        <w:t xml:space="preserve">    faulty_dict </w:t>
       </w:r>
       <w:r>
         <w:rPr>
@@ -1982,7 +1903,7 @@
         <w:rPr>
           <w:rStyle w:val="StringTok"/>
         </w:rPr>
-        <w:t xml:space="preserve">'a'</w:t>
+        <w:t xml:space="preserve">"a"</w:t>
       </w:r>
       <w:r>
         <w:rPr>
@@ -2006,7 +1927,7 @@
         <w:rPr>
           <w:rStyle w:val="StringTok"/>
         </w:rPr>
-        <w:t xml:space="preserve">'b'</w:t>
+        <w:t xml:space="preserve">"b"</w:t>
       </w:r>
       <w:r>
         <w:rPr>
@@ -2030,7 +1951,7 @@
         <w:rPr>
           <w:rStyle w:val="StringTok"/>
         </w:rPr>
-        <w:t xml:space="preserve">'c'</w:t>
+        <w:t xml:space="preserve">"c"</w:t>
       </w:r>
       <w:r>
         <w:rPr>
@@ -2099,7 +2020,7 @@
         <w:rPr>
           <w:rStyle w:val="NormalTok"/>
         </w:rPr>
-        <w:t xml:space="preserve">duplicate_value_dict</w:t>
+        <w:t xml:space="preserve">faulty_dict</w:t>
       </w:r>
       <w:r>
         <w:rPr>
@@ -2126,7 +2047,7 @@
         <w:rPr>
           <w:rStyle w:val="NormalTok"/>
         </w:rPr>
-        <w:t xml:space="preserve">    invert_dictionary(duplicate_value_dict)</w:t>
+        <w:t xml:space="preserve">    invert_dictionary(faulty_dict)</w:t>
       </w:r>
       <w:r>
         <w:br/>
@@ -2245,7 +2166,7 @@
         <w:rPr>
           <w:rStyle w:val="VerbatimChar"/>
         </w:rPr>
-        <w:t xml:space="preserve">Original: {'one': 1, 'two': 2, 'three': 3}</w:t>
+        <w:t xml:space="preserve">Original: {'alpha': 1, 'beta': 2, 'gamma': 3}</w:t>
       </w:r>
       <w:r>
         <w:br/>
@@ -2254,7 +2175,7 @@
         <w:rPr>
           <w:rStyle w:val="VerbatimChar"/>
         </w:rPr>
-        <w:t xml:space="preserve">Inverted: {1: 'one', 2: 'two', 3: 'three'}</w:t>
+        <w:t xml:space="preserve">Inverted: {1: 'alpha', 2: 'beta', 3: 'gamma'}</w:t>
       </w:r>
       <w:r>
         <w:br/>
@@ -2362,7 +2283,7 @@
         <w:t xml:space="preserve"> </w:t>
       </w:r>
       <w:r>
-        <w:t xml:space="preserve">function determines if a given string is a palindrome, ignoring letter casing and whitespace characters.</w:t>
+        <w:t xml:space="preserve">function determines if a given string is a palindrome, meaning it reads the same forwards and backwards, after ignoring character casing and spaces.</w:t>
       </w:r>
     </w:p>
     <w:bookmarkEnd w:id="24"/>
@@ -2382,456 +2303,6 @@
       </w:r>
       <w:r>
         <w:t xml:space="preserve">parameters</w:t>
-      </w:r>
-    </w:p>
-    <w:p>
-      <w:pPr>
-        <w:pStyle w:val="Compact"/>
-        <w:numPr>
-          <w:ilvl w:val="0"/>
-          <w:numId w:val="1006"/>
-        </w:numPr>
-      </w:pPr>
-      <w:r>
-        <w:rPr>
-          <w:rStyle w:val="VerbatimChar"/>
-        </w:rPr>
-        <w:t xml:space="preserve">text</w:t>
-      </w:r>
-      <w:r>
-        <w:t xml:space="preserve">:</w:t>
-      </w:r>
-      <w:r>
-        <w:t xml:space="preserve"> </w:t>
-      </w:r>
-      <w:r>
-        <w:rPr>
-          <w:rStyle w:val="VerbatimChar"/>
-        </w:rPr>
-        <w:t xml:space="preserve">str</w:t>
-      </w:r>
-      <w:r>
-        <w:t xml:space="preserve"> </w:t>
-      </w:r>
-      <w:r>
-        <w:t xml:space="preserve">- The input string to be checked.</w:t>
-      </w:r>
-    </w:p>
-    <w:bookmarkEnd w:id="25"/>
-    <w:bookmarkStart w:id="26" w:name="description-2"/>
-    <w:p>
-      <w:pPr>
-        <w:pStyle w:val="Heading2"/>
-      </w:pPr>
-      <w:r>
-        <w:rPr>
-          <w:rStyle w:val="SectionNumber"/>
-        </w:rPr>
-        <w:t xml:space="preserve">3.3</w:t>
-      </w:r>
-      <w:r>
-        <w:tab/>
-      </w:r>
-      <w:r>
-        <w:t xml:space="preserve">Description</w:t>
-      </w:r>
-    </w:p>
-    <w:p>
-      <w:pPr>
-        <w:pStyle w:val="FirstParagraph"/>
-      </w:pPr>
-      <w:r>
-        <w:t xml:space="preserve">This function evaluates whether a string reads the same forwards and backwards. It performs this check in two main steps:</w:t>
-      </w:r>
-    </w:p>
-    <w:p>
-      <w:pPr>
-        <w:numPr>
-          <w:ilvl w:val="0"/>
-          <w:numId w:val="1007"/>
-        </w:numPr>
-      </w:pPr>
-      <w:r>
-        <w:rPr>
-          <w:b/>
-          <w:bCs/>
-        </w:rPr>
-        <w:t xml:space="preserve">Normalization</w:t>
-      </w:r>
-      <w:r>
-        <w:t xml:space="preserve">: The function first creates a</w:t>
-      </w:r>
-      <w:r>
-        <w:t xml:space="preserve"> </w:t>
-      </w:r>
-      <w:r>
-        <w:t xml:space="preserve">“normalized”</w:t>
-      </w:r>
-      <w:r>
-        <w:t xml:space="preserve"> </w:t>
-      </w:r>
-      <w:r>
-        <w:t xml:space="preserve">version of the input</w:t>
-      </w:r>
-      <w:r>
-        <w:t xml:space="preserve"> </w:t>
-      </w:r>
-      <w:r>
-        <w:rPr>
-          <w:rStyle w:val="VerbatimChar"/>
-        </w:rPr>
-        <w:t xml:space="preserve">text</w:t>
-      </w:r>
-      <w:r>
-        <w:t xml:space="preserve">. It iterates through each character of the string, converts it to lowercase using</w:t>
-      </w:r>
-      <w:r>
-        <w:t xml:space="preserve"> </w:t>
-      </w:r>
-      <w:r>
-        <w:rPr>
-          <w:rStyle w:val="VerbatimChar"/>
-        </w:rPr>
-        <w:t xml:space="preserve">ch.lower()</w:t>
-      </w:r>
-      <w:r>
-        <w:t xml:space="preserve">, and discards any whitespace characters (like spaces, tabs, or newlines) using</w:t>
-      </w:r>
-      <w:r>
-        <w:t xml:space="preserve"> </w:t>
-      </w:r>
-      <w:r>
-        <w:rPr>
-          <w:rStyle w:val="VerbatimChar"/>
-        </w:rPr>
-        <w:t xml:space="preserve">ch.isspace()</w:t>
-      </w:r>
-      <w:r>
-        <w:t xml:space="preserve">. The resulting characters are then joined to form a new, clean string. For example,</w:t>
-      </w:r>
-      <w:r>
-        <w:t xml:space="preserve"> </w:t>
-      </w:r>
-      <w:r>
-        <w:rPr>
-          <w:rStyle w:val="VerbatimChar"/>
-        </w:rPr>
-        <w:t xml:space="preserve">"Taco Cat"</w:t>
-      </w:r>
-      <w:r>
-        <w:t xml:space="preserve"> </w:t>
-      </w:r>
-      <w:r>
-        <w:t xml:space="preserve">becomes</w:t>
-      </w:r>
-      <w:r>
-        <w:t xml:space="preserve"> </w:t>
-      </w:r>
-      <w:r>
-        <w:rPr>
-          <w:rStyle w:val="VerbatimChar"/>
-        </w:rPr>
-        <w:t xml:space="preserve">"tacocat"</w:t>
-      </w:r>
-      <w:r>
-        <w:t xml:space="preserve">.</w:t>
-      </w:r>
-    </w:p>
-    <w:p>
-      <w:pPr>
-        <w:numPr>
-          <w:ilvl w:val="0"/>
-          <w:numId w:val="1007"/>
-        </w:numPr>
-      </w:pPr>
-      <w:r>
-        <w:rPr>
-          <w:b/>
-          <w:bCs/>
-        </w:rPr>
-        <w:t xml:space="preserve">Comparison</w:t>
-      </w:r>
-      <w:r>
-        <w:t xml:space="preserve">: The normalized string is then compared to its own reverse. The reversal is efficiently achieved using Python’s slice notation</w:t>
-      </w:r>
-      <w:r>
-        <w:t xml:space="preserve"> </w:t>
-      </w:r>
-      <w:r>
-        <w:rPr>
-          <w:rStyle w:val="VerbatimChar"/>
-        </w:rPr>
-        <w:t xml:space="preserve">[::-1]</w:t>
-      </w:r>
-      <w:r>
-        <w:t xml:space="preserve">. If the normalized string is identical to its reversed version, the function returns</w:t>
-      </w:r>
-      <w:r>
-        <w:t xml:space="preserve"> </w:t>
-      </w:r>
-      <w:r>
-        <w:rPr>
-          <w:rStyle w:val="VerbatimChar"/>
-        </w:rPr>
-        <w:t xml:space="preserve">True</w:t>
-      </w:r>
-      <w:r>
-        <w:t xml:space="preserve">, indicating it is a palindrome. Otherwise, it returns</w:t>
-      </w:r>
-      <w:r>
-        <w:t xml:space="preserve"> </w:t>
-      </w:r>
-      <w:r>
-        <w:rPr>
-          <w:rStyle w:val="VerbatimChar"/>
-        </w:rPr>
-        <w:t xml:space="preserve">False</w:t>
-      </w:r>
-      <w:r>
-        <w:t xml:space="preserve">.</w:t>
-      </w:r>
-    </w:p>
-    <w:p>
-      <w:pPr>
-        <w:pStyle w:val="SourceCode"/>
-      </w:pPr>
-      <w:r>
-        <w:rPr>
-          <w:rStyle w:val="CommentTok"/>
-        </w:rPr>
-        <w:t xml:space="preserve"># Internal logic breakdown</w:t>
-      </w:r>
-      <w:r>
-        <w:br/>
-      </w:r>
-      <w:r>
-        <w:rPr>
-          <w:rStyle w:val="NormalTok"/>
-        </w:rPr>
-        <w:t xml:space="preserve">text </w:t>
-      </w:r>
-      <w:r>
-        <w:rPr>
-          <w:rStyle w:val="OperatorTok"/>
-        </w:rPr>
-        <w:t xml:space="preserve">=</w:t>
-      </w:r>
-      <w:r>
-        <w:rPr>
-          <w:rStyle w:val="NormalTok"/>
-        </w:rPr>
-        <w:t xml:space="preserve"> </w:t>
-      </w:r>
-      <w:r>
-        <w:rPr>
-          <w:rStyle w:val="StringTok"/>
-        </w:rPr>
-        <w:t xml:space="preserve">"No lemon, no melon"</w:t>
-      </w:r>
-      <w:r>
-        <w:br/>
-      </w:r>
-      <w:r>
-        <w:br/>
-      </w:r>
-      <w:r>
-        <w:rPr>
-          <w:rStyle w:val="CommentTok"/>
-        </w:rPr>
-        <w:t xml:space="preserve"># 1. Normalization</w:t>
-      </w:r>
-      <w:r>
-        <w:br/>
-      </w:r>
-      <w:r>
-        <w:rPr>
-          <w:rStyle w:val="CommentTok"/>
-        </w:rPr>
-        <w:t xml:space="preserve"># Filters out spaces and converts to lowercase</w:t>
-      </w:r>
-      <w:r>
-        <w:br/>
-      </w:r>
-      <w:r>
-        <w:rPr>
-          <w:rStyle w:val="NormalTok"/>
-        </w:rPr>
-        <w:t xml:space="preserve">normalized </w:t>
-      </w:r>
-      <w:r>
-        <w:rPr>
-          <w:rStyle w:val="OperatorTok"/>
-        </w:rPr>
-        <w:t xml:space="preserve">=</w:t>
-      </w:r>
-      <w:r>
-        <w:rPr>
-          <w:rStyle w:val="NormalTok"/>
-        </w:rPr>
-        <w:t xml:space="preserve"> </w:t>
-      </w:r>
-      <w:r>
-        <w:rPr>
-          <w:rStyle w:val="StringTok"/>
-        </w:rPr>
-        <w:t xml:space="preserve">''</w:t>
-      </w:r>
-      <w:r>
-        <w:rPr>
-          <w:rStyle w:val="NormalTok"/>
-        </w:rPr>
-        <w:t xml:space="preserve">.join(ch.lower() </w:t>
-      </w:r>
-      <w:r>
-        <w:rPr>
-          <w:rStyle w:val="ControlFlowTok"/>
-        </w:rPr>
-        <w:t xml:space="preserve">for</w:t>
-      </w:r>
-      <w:r>
-        <w:rPr>
-          <w:rStyle w:val="NormalTok"/>
-        </w:rPr>
-        <w:t xml:space="preserve"> ch </w:t>
-      </w:r>
-      <w:r>
-        <w:rPr>
-          <w:rStyle w:val="KeywordTok"/>
-        </w:rPr>
-        <w:t xml:space="preserve">in</w:t>
-      </w:r>
-      <w:r>
-        <w:rPr>
-          <w:rStyle w:val="NormalTok"/>
-        </w:rPr>
-        <w:t xml:space="preserve"> text </w:t>
-      </w:r>
-      <w:r>
-        <w:rPr>
-          <w:rStyle w:val="ControlFlowTok"/>
-        </w:rPr>
-        <w:t xml:space="preserve">if</w:t>
-      </w:r>
-      <w:r>
-        <w:rPr>
-          <w:rStyle w:val="NormalTok"/>
-        </w:rPr>
-        <w:t xml:space="preserve"> </w:t>
-      </w:r>
-      <w:r>
-        <w:rPr>
-          <w:rStyle w:val="KeywordTok"/>
-        </w:rPr>
-        <w:t xml:space="preserve">not</w:t>
-      </w:r>
-      <w:r>
-        <w:rPr>
-          <w:rStyle w:val="NormalTok"/>
-        </w:rPr>
-        <w:t xml:space="preserve"> ch.isspace())</w:t>
-      </w:r>
-      <w:r>
-        <w:br/>
-      </w:r>
-      <w:r>
-        <w:rPr>
-          <w:rStyle w:val="CommentTok"/>
-        </w:rPr>
-        <w:t xml:space="preserve"># normalized becomes "nolemon,nomelon"</w:t>
-      </w:r>
-      <w:r>
-        <w:br/>
-      </w:r>
-      <w:r>
-        <w:br/>
-      </w:r>
-      <w:r>
-        <w:rPr>
-          <w:rStyle w:val="CommentTok"/>
-        </w:rPr>
-        <w:t xml:space="preserve"># 2. Comparison</w:t>
-      </w:r>
-      <w:r>
-        <w:br/>
-      </w:r>
-      <w:r>
-        <w:rPr>
-          <w:rStyle w:val="CommentTok"/>
-        </w:rPr>
-        <w:t xml:space="preserve"># The function checks if "nolemon,nomelon" == "nolem,onomelon"</w:t>
-      </w:r>
-      <w:r>
-        <w:br/>
-      </w:r>
-      <w:r>
-        <w:rPr>
-          <w:rStyle w:val="CommentTok"/>
-        </w:rPr>
-        <w:t xml:space="preserve"># In this case, it's False because of the comma.</w:t>
-      </w:r>
-      <w:r>
-        <w:br/>
-      </w:r>
-      <w:r>
-        <w:rPr>
-          <w:rStyle w:val="ControlFlowTok"/>
-        </w:rPr>
-        <w:t xml:space="preserve">return</w:t>
-      </w:r>
-      <w:r>
-        <w:rPr>
-          <w:rStyle w:val="NormalTok"/>
-        </w:rPr>
-        <w:t xml:space="preserve"> normalized </w:t>
-      </w:r>
-      <w:r>
-        <w:rPr>
-          <w:rStyle w:val="OperatorTok"/>
-        </w:rPr>
-        <w:t xml:space="preserve">==</w:t>
-      </w:r>
-      <w:r>
-        <w:rPr>
-          <w:rStyle w:val="NormalTok"/>
-        </w:rPr>
-        <w:t xml:space="preserve"> normalized[::</w:t>
-      </w:r>
-      <w:r>
-        <w:rPr>
-          <w:rStyle w:val="OperatorTok"/>
-        </w:rPr>
-        <w:t xml:space="preserve">-</w:t>
-      </w:r>
-      <w:r>
-        <w:rPr>
-          <w:rStyle w:val="DecValTok"/>
-        </w:rPr>
-        <w:t xml:space="preserve">1</w:t>
-      </w:r>
-      <w:r>
-        <w:rPr>
-          <w:rStyle w:val="NormalTok"/>
-        </w:rPr>
-        <w:t xml:space="preserve">]</w:t>
-      </w:r>
-    </w:p>
-    <w:bookmarkEnd w:id="26"/>
-    <w:bookmarkStart w:id="27" w:name="usage-notes-2"/>
-    <w:p>
-      <w:pPr>
-        <w:pStyle w:val="Heading2"/>
-      </w:pPr>
-      <w:r>
-        <w:rPr>
-          <w:rStyle w:val="SectionNumber"/>
-        </w:rPr>
-        <w:t xml:space="preserve">3.4</w:t>
-      </w:r>
-      <w:r>
-        <w:tab/>
-      </w:r>
-      <w:r>
-        <w:t xml:space="preserve">Usage Notes</w:t>
       </w:r>
     </w:p>
     <w:p>
@@ -2843,34 +2314,306 @@
         </w:numPr>
       </w:pPr>
       <w:r>
-        <w:t xml:space="preserve">The function is case-insensitive. For example,</w:t>
+        <w:rPr>
+          <w:rStyle w:val="VerbatimChar"/>
+        </w:rPr>
+        <w:t xml:space="preserve">text</w:t>
       </w:r>
       <w:r>
         <w:t xml:space="preserve"> </w:t>
       </w:r>
       <w:r>
+        <w:t xml:space="preserve">(str): The input string to be checked for palindrome properties.</w:t>
+      </w:r>
+    </w:p>
+    <w:bookmarkEnd w:id="25"/>
+    <w:bookmarkStart w:id="26" w:name="description-2"/>
+    <w:p>
+      <w:pPr>
+        <w:pStyle w:val="Heading2"/>
+      </w:pPr>
+      <w:r>
+        <w:rPr>
+          <w:rStyle w:val="SectionNumber"/>
+        </w:rPr>
+        <w:t xml:space="preserve">3.3</w:t>
+      </w:r>
+      <w:r>
+        <w:tab/>
+      </w:r>
+      <w:r>
+        <w:t xml:space="preserve">Description</w:t>
+      </w:r>
+    </w:p>
+    <w:p>
+      <w:pPr>
+        <w:pStyle w:val="FirstParagraph"/>
+      </w:pPr>
+      <w:r>
+        <w:t xml:space="preserve">This function evaluates whether a string is a palindrome through a two-step process: normalization and comparison.</w:t>
+      </w:r>
+    </w:p>
+    <w:p>
+      <w:pPr>
+        <w:pStyle w:val="BodyText"/>
+      </w:pPr>
+      <w:r>
+        <w:t xml:space="preserve">First, the function normalizes the input</w:t>
+      </w:r>
+      <w:r>
+        <w:t xml:space="preserve"> </w:t>
+      </w:r>
+      <w:r>
         <w:rPr>
           <w:rStyle w:val="VerbatimChar"/>
         </w:rPr>
-        <w:t xml:space="preserve">Racecar</w:t>
+        <w:t xml:space="preserve">text</w:t>
+      </w:r>
+      <w:r>
+        <w:t xml:space="preserve">. It iterates through each character of the string, converts it to lowercase, and discards any whitespace characters. The resulting characters are joined to form a new, clean string. This step ensures that the comparison is case-insensitive and unaffected by spacing.</w:t>
+      </w:r>
+    </w:p>
+    <w:p>
+      <w:pPr>
+        <w:pStyle w:val="BodyText"/>
+      </w:pPr>
+      <w:r>
+        <w:t xml:space="preserve">For example, the input</w:t>
       </w:r>
       <w:r>
         <w:t xml:space="preserve"> </w:t>
       </w:r>
       <w:r>
-        <w:t xml:space="preserve">is treated as</w:t>
+        <w:rPr>
+          <w:rStyle w:val="VerbatimChar"/>
+        </w:rPr>
+        <w:t xml:space="preserve">'Taco Cat'</w:t>
       </w:r>
       <w:r>
         <w:t xml:space="preserve"> </w:t>
       </w:r>
       <w:r>
+        <w:t xml:space="preserve">would be normalized to</w:t>
+      </w:r>
+      <w:r>
+        <w:t xml:space="preserve"> </w:t>
+      </w:r>
+      <w:r>
         <w:rPr>
           <w:rStyle w:val="VerbatimChar"/>
         </w:rPr>
-        <w:t xml:space="preserve">racecar</w:t>
+        <w:t xml:space="preserve">'tacocat'</w:t>
       </w:r>
       <w:r>
         <w:t xml:space="preserve">.</w:t>
+      </w:r>
+    </w:p>
+    <w:p>
+      <w:pPr>
+        <w:pStyle w:val="SourceCode"/>
+      </w:pPr>
+      <w:r>
+        <w:rPr>
+          <w:rStyle w:val="NormalTok"/>
+        </w:rPr>
+        <w:t xml:space="preserve">normalized </w:t>
+      </w:r>
+      <w:r>
+        <w:rPr>
+          <w:rStyle w:val="OperatorTok"/>
+        </w:rPr>
+        <w:t xml:space="preserve">=</w:t>
+      </w:r>
+      <w:r>
+        <w:rPr>
+          <w:rStyle w:val="NormalTok"/>
+        </w:rPr>
+        <w:t xml:space="preserve"> </w:t>
+      </w:r>
+      <w:r>
+        <w:rPr>
+          <w:rStyle w:val="StringTok"/>
+        </w:rPr>
+        <w:t xml:space="preserve">''</w:t>
+      </w:r>
+      <w:r>
+        <w:rPr>
+          <w:rStyle w:val="NormalTok"/>
+        </w:rPr>
+        <w:t xml:space="preserve">.join(ch.lower() </w:t>
+      </w:r>
+      <w:r>
+        <w:rPr>
+          <w:rStyle w:val="ControlFlowTok"/>
+        </w:rPr>
+        <w:t xml:space="preserve">for</w:t>
+      </w:r>
+      <w:r>
+        <w:rPr>
+          <w:rStyle w:val="NormalTok"/>
+        </w:rPr>
+        <w:t xml:space="preserve"> ch </w:t>
+      </w:r>
+      <w:r>
+        <w:rPr>
+          <w:rStyle w:val="KeywordTok"/>
+        </w:rPr>
+        <w:t xml:space="preserve">in</w:t>
+      </w:r>
+      <w:r>
+        <w:rPr>
+          <w:rStyle w:val="NormalTok"/>
+        </w:rPr>
+        <w:t xml:space="preserve"> text </w:t>
+      </w:r>
+      <w:r>
+        <w:rPr>
+          <w:rStyle w:val="ControlFlowTok"/>
+        </w:rPr>
+        <w:t xml:space="preserve">if</w:t>
+      </w:r>
+      <w:r>
+        <w:rPr>
+          <w:rStyle w:val="NormalTok"/>
+        </w:rPr>
+        <w:t xml:space="preserve"> </w:t>
+      </w:r>
+      <w:r>
+        <w:rPr>
+          <w:rStyle w:val="KeywordTok"/>
+        </w:rPr>
+        <w:t xml:space="preserve">not</w:t>
+      </w:r>
+      <w:r>
+        <w:rPr>
+          <w:rStyle w:val="NormalTok"/>
+        </w:rPr>
+        <w:t xml:space="preserve"> ch.isspace())</w:t>
+      </w:r>
+    </w:p>
+    <w:p>
+      <w:pPr>
+        <w:pStyle w:val="FirstParagraph"/>
+      </w:pPr>
+      <w:r>
+        <w:t xml:space="preserve">Second, the function compares the</w:t>
+      </w:r>
+      <w:r>
+        <w:t xml:space="preserve"> </w:t>
+      </w:r>
+      <w:r>
+        <w:rPr>
+          <w:rStyle w:val="VerbatimChar"/>
+        </w:rPr>
+        <w:t xml:space="preserve">normalized</w:t>
+      </w:r>
+      <w:r>
+        <w:t xml:space="preserve"> </w:t>
+      </w:r>
+      <w:r>
+        <w:t xml:space="preserve">string with its own reverse. The reversal is efficiently created using Python’s slice notation</w:t>
+      </w:r>
+      <w:r>
+        <w:t xml:space="preserve"> </w:t>
+      </w:r>
+      <w:r>
+        <w:rPr>
+          <w:rStyle w:val="VerbatimChar"/>
+        </w:rPr>
+        <w:t xml:space="preserve">[::-1]</w:t>
+      </w:r>
+      <w:r>
+        <w:t xml:space="preserve">. If the normalized string is identical to its reversed version, the function returns</w:t>
+      </w:r>
+      <w:r>
+        <w:t xml:space="preserve"> </w:t>
+      </w:r>
+      <w:r>
+        <w:rPr>
+          <w:rStyle w:val="VerbatimChar"/>
+        </w:rPr>
+        <w:t xml:space="preserve">True</w:t>
+      </w:r>
+      <w:r>
+        <w:t xml:space="preserve">; otherwise, it returns</w:t>
+      </w:r>
+      <w:r>
+        <w:t xml:space="preserve"> </w:t>
+      </w:r>
+      <w:r>
+        <w:rPr>
+          <w:rStyle w:val="VerbatimChar"/>
+        </w:rPr>
+        <w:t xml:space="preserve">False</w:t>
+      </w:r>
+      <w:r>
+        <w:t xml:space="preserve">.</w:t>
+      </w:r>
+    </w:p>
+    <w:p>
+      <w:pPr>
+        <w:pStyle w:val="SourceCode"/>
+      </w:pPr>
+      <w:r>
+        <w:rPr>
+          <w:rStyle w:val="ControlFlowTok"/>
+        </w:rPr>
+        <w:t xml:space="preserve">return</w:t>
+      </w:r>
+      <w:r>
+        <w:rPr>
+          <w:rStyle w:val="NormalTok"/>
+        </w:rPr>
+        <w:t xml:space="preserve"> normalized </w:t>
+      </w:r>
+      <w:r>
+        <w:rPr>
+          <w:rStyle w:val="OperatorTok"/>
+        </w:rPr>
+        <w:t xml:space="preserve">==</w:t>
+      </w:r>
+      <w:r>
+        <w:rPr>
+          <w:rStyle w:val="NormalTok"/>
+        </w:rPr>
+        <w:t xml:space="preserve"> normalized[::</w:t>
+      </w:r>
+      <w:r>
+        <w:rPr>
+          <w:rStyle w:val="OperatorTok"/>
+        </w:rPr>
+        <w:t xml:space="preserve">-</w:t>
+      </w:r>
+      <w:r>
+        <w:rPr>
+          <w:rStyle w:val="DecValTok"/>
+        </w:rPr>
+        <w:t xml:space="preserve">1</w:t>
+      </w:r>
+      <w:r>
+        <w:rPr>
+          <w:rStyle w:val="NormalTok"/>
+        </w:rPr>
+        <w:t xml:space="preserve">]</w:t>
+      </w:r>
+    </w:p>
+    <w:bookmarkEnd w:id="26"/>
+    <w:bookmarkStart w:id="27" w:name="usage-notes-2"/>
+    <w:p>
+      <w:pPr>
+        <w:pStyle w:val="Heading2"/>
+      </w:pPr>
+      <w:r>
+        <w:rPr>
+          <w:rStyle w:val="SectionNumber"/>
+        </w:rPr>
+        <w:t xml:space="preserve">3.4</w:t>
+      </w:r>
+      <w:r>
+        <w:tab/>
+      </w:r>
+      <w:r>
+        <w:t xml:space="preserve">Usage Notes</w:t>
       </w:r>
     </w:p>
     <w:p>
@@ -2878,11 +2621,53 @@
         <w:pStyle w:val="Compact"/>
         <w:numPr>
           <w:ilvl w:val="0"/>
-          <w:numId w:val="1008"/>
+          <w:numId w:val="1009"/>
         </w:numPr>
       </w:pPr>
       <w:r>
-        <w:t xml:space="preserve">All whitespace characters (spaces, tabs, newlines, etc.) are completely ignored during the check.</w:t>
+        <w:t xml:space="preserve">The function is case-insensitive. For example,</w:t>
+      </w:r>
+      <w:r>
+        <w:t xml:space="preserve"> </w:t>
+      </w:r>
+      <w:r>
+        <w:rPr>
+          <w:rStyle w:val="VerbatimChar"/>
+        </w:rPr>
+        <w:t xml:space="preserve">is_palindrome("Racecar")</w:t>
+      </w:r>
+      <w:r>
+        <w:t xml:space="preserve"> </w:t>
+      </w:r>
+      <w:r>
+        <w:t xml:space="preserve">and</w:t>
+      </w:r>
+      <w:r>
+        <w:t xml:space="preserve"> </w:t>
+      </w:r>
+      <w:r>
+        <w:rPr>
+          <w:rStyle w:val="VerbatimChar"/>
+        </w:rPr>
+        <w:t xml:space="preserve">is_palindrome("racecar")</w:t>
+      </w:r>
+      <w:r>
+        <w:t xml:space="preserve"> </w:t>
+      </w:r>
+      <w:r>
+        <w:t xml:space="preserve">both return</w:t>
+      </w:r>
+      <w:r>
+        <w:t xml:space="preserve"> </w:t>
+      </w:r>
+      <w:r>
+        <w:rPr>
+          <w:rStyle w:val="VerbatimChar"/>
+        </w:rPr>
+        <w:t xml:space="preserve">True</w:t>
+      </w:r>
+      <w:r>
+        <w:t xml:space="preserve">.</w:t>
       </w:r>
     </w:p>
     <w:p>
@@ -2890,11 +2675,23 @@
         <w:pStyle w:val="Compact"/>
         <w:numPr>
           <w:ilvl w:val="0"/>
-          <w:numId w:val="1008"/>
+          <w:numId w:val="1009"/>
         </w:numPr>
       </w:pPr>
       <w:r>
-        <w:t xml:space="preserve">Punctuation, numbers, and other symbols are</w:t>
+        <w:t xml:space="preserve">All whitespace characters (spaces, tabs, newlines, etc.) are ignored during the check.</w:t>
+      </w:r>
+    </w:p>
+    <w:p>
+      <w:pPr>
+        <w:pStyle w:val="Compact"/>
+        <w:numPr>
+          <w:ilvl w:val="0"/>
+          <w:numId w:val="1009"/>
+        </w:numPr>
+      </w:pPr>
+      <w:r>
+        <w:t xml:space="preserve">Punctuation and symbols are</w:t>
       </w:r>
       <w:r>
         <w:t xml:space="preserve"> </w:t>
@@ -2910,7 +2707,7 @@
         <w:t xml:space="preserve"> </w:t>
       </w:r>
       <w:r>
-        <w:t xml:space="preserve">ignored and are included in the palindrome check. For instance,</w:t>
+        <w:t xml:space="preserve">ignored and will be included in the comparison. For instance,</w:t>
       </w:r>
       <w:r>
         <w:t xml:space="preserve"> </w:t>
@@ -2919,13 +2716,13 @@
         <w:rPr>
           <w:rStyle w:val="VerbatimChar"/>
         </w:rPr>
-        <w:t xml:space="preserve">racecar!</w:t>
+        <w:t xml:space="preserve">is_palindrome("A man, a plan...")</w:t>
       </w:r>
       <w:r>
         <w:t xml:space="preserve"> </w:t>
       </w:r>
       <w:r>
-        <w:t xml:space="preserve">will be evaluated as</w:t>
+        <w:t xml:space="preserve">will evaluate to</w:t>
       </w:r>
       <w:r>
         <w:t xml:space="preserve"> </w:t>
@@ -2940,34 +2737,7 @@
         <w:t xml:space="preserve"> </w:t>
       </w:r>
       <w:r>
-        <w:t xml:space="preserve">because the normalized string</w:t>
-      </w:r>
-      <w:r>
-        <w:t xml:space="preserve"> </w:t>
-      </w:r>
-      <w:r>
-        <w:rPr>
-          <w:rStyle w:val="VerbatimChar"/>
-        </w:rPr>
-        <w:t xml:space="preserve">racecar!</w:t>
-      </w:r>
-      <w:r>
-        <w:t xml:space="preserve"> </w:t>
-      </w:r>
-      <w:r>
-        <w:t xml:space="preserve">is not equal to its reverse</w:t>
-      </w:r>
-      <w:r>
-        <w:t xml:space="preserve"> </w:t>
-      </w:r>
-      <w:r>
-        <w:rPr>
-          <w:rStyle w:val="VerbatimChar"/>
-        </w:rPr>
-        <w:t xml:space="preserve">!racecar</w:t>
-      </w:r>
-      <w:r>
-        <w:t xml:space="preserve">.</w:t>
+        <w:t xml:space="preserve">because the commas and periods are part of the string being checked.</w:t>
       </w:r>
     </w:p>
     <w:p>
@@ -3023,7 +2793,7 @@
         <w:rPr>
           <w:rStyle w:val="CommentTok"/>
         </w:rPr>
-        <w:t xml:space="preserve"># Example 1: A classic palindrome with mixed casing and spaces</w:t>
+        <w:t xml:space="preserve"># Example 1: A classic palindrome</w:t>
       </w:r>
       <w:r>
         <w:br/>
@@ -3119,7 +2889,7 @@
         <w:rPr>
           <w:rStyle w:val="CommentTok"/>
         </w:rPr>
-        <w:t xml:space="preserve"># Example 2: A simple non-palindrome</w:t>
+        <w:t xml:space="preserve"># Example 2: A simple palindrome with different casing</w:t>
       </w:r>
       <w:r>
         <w:br/>
@@ -3146,6 +2916,102 @@
         <w:rPr>
           <w:rStyle w:val="StringTok"/>
         </w:rPr>
+        <w:t xml:space="preserve">"Taco Cat"</w:t>
+      </w:r>
+      <w:r>
+        <w:rPr>
+          <w:rStyle w:val="NormalTok"/>
+        </w:rPr>
+        <w:t xml:space="preserve">)</w:t>
+      </w:r>
+      <w:r>
+        <w:br/>
+      </w:r>
+      <w:r>
+        <w:rPr>
+          <w:rStyle w:val="BuiltInTok"/>
+        </w:rPr>
+        <w:t xml:space="preserve">print</w:t>
+      </w:r>
+      <w:r>
+        <w:rPr>
+          <w:rStyle w:val="NormalTok"/>
+        </w:rPr>
+        <w:t xml:space="preserve">(</w:t>
+      </w:r>
+      <w:r>
+        <w:rPr>
+          <w:rStyle w:val="SpecialStringTok"/>
+        </w:rPr>
+        <w:t xml:space="preserve">f"'Taco Cat' is a palindrome: </w:t>
+      </w:r>
+      <w:r>
+        <w:rPr>
+          <w:rStyle w:val="SpecialCharTok"/>
+        </w:rPr>
+        <w:t xml:space="preserve">{</w:t>
+      </w:r>
+      <w:r>
+        <w:rPr>
+          <w:rStyle w:val="NormalTok"/>
+        </w:rPr>
+        <w:t xml:space="preserve">result2</w:t>
+      </w:r>
+      <w:r>
+        <w:rPr>
+          <w:rStyle w:val="SpecialCharTok"/>
+        </w:rPr>
+        <w:t xml:space="preserve">}</w:t>
+      </w:r>
+      <w:r>
+        <w:rPr>
+          <w:rStyle w:val="SpecialStringTok"/>
+        </w:rPr>
+        <w:t xml:space="preserve">"</w:t>
+      </w:r>
+      <w:r>
+        <w:rPr>
+          <w:rStyle w:val="NormalTok"/>
+        </w:rPr>
+        <w:t xml:space="preserve">)</w:t>
+      </w:r>
+      <w:r>
+        <w:br/>
+      </w:r>
+      <w:r>
+        <w:br/>
+      </w:r>
+      <w:r>
+        <w:rPr>
+          <w:rStyle w:val="CommentTok"/>
+        </w:rPr>
+        <w:t xml:space="preserve"># Example 3: A non-palindrome string</w:t>
+      </w:r>
+      <w:r>
+        <w:br/>
+      </w:r>
+      <w:r>
+        <w:rPr>
+          <w:rStyle w:val="NormalTok"/>
+        </w:rPr>
+        <w:t xml:space="preserve">result3 </w:t>
+      </w:r>
+      <w:r>
+        <w:rPr>
+          <w:rStyle w:val="OperatorTok"/>
+        </w:rPr>
+        <w:t xml:space="preserve">=</w:t>
+      </w:r>
+      <w:r>
+        <w:rPr>
+          <w:rStyle w:val="NormalTok"/>
+        </w:rPr>
+        <w:t xml:space="preserve"> is_palindrome(</w:t>
+      </w:r>
+      <w:r>
+        <w:rPr>
+          <w:rStyle w:val="StringTok"/>
+        </w:rPr>
         <w:t xml:space="preserve">"Hello World"</w:t>
       </w:r>
       <w:r>
@@ -3185,7 +3051,7 @@
         <w:rPr>
           <w:rStyle w:val="NormalTok"/>
         </w:rPr>
-        <w:t xml:space="preserve">result2</w:t>
+        <w:t xml:space="preserve">result3</w:t>
       </w:r>
       <w:r>
         <w:rPr>
@@ -3215,7 +3081,7 @@
         <w:rPr>
           <w:rStyle w:val="CommentTok"/>
         </w:rPr>
-        <w:t xml:space="preserve"># Example 3: A palindrome check with punctuation (will fail)</w:t>
+        <w:t xml:space="preserve"># Example 4: A string with punctuation that fails the check</w:t>
       </w:r>
       <w:r>
         <w:br/>
@@ -3224,7 +3090,7 @@
         <w:rPr>
           <w:rStyle w:val="NormalTok"/>
         </w:rPr>
-        <w:t xml:space="preserve">result3 </w:t>
+        <w:t xml:space="preserve">result4 </w:t>
       </w:r>
       <w:r>
         <w:rPr>
@@ -3242,7 +3108,7 @@
         <w:rPr>
           <w:rStyle w:val="StringTok"/>
         </w:rPr>
-        <w:t xml:space="preserve">"madam i'm adam"</w:t>
+        <w:t xml:space="preserve">"Eva, can I see bees in a cave?"</w:t>
       </w:r>
       <w:r>
         <w:rPr>
@@ -3269,7 +3135,7 @@
         <w:rPr>
           <w:rStyle w:val="SpecialStringTok"/>
         </w:rPr>
-        <w:t xml:space="preserve">f"'madam i'm adam' is a palindrome: </w:t>
+        <w:t xml:space="preserve">f"'Eva, can I see bees in a cave?' is a palindrome: </w:t>
       </w:r>
       <w:r>
         <w:rPr>
@@ -3281,7 +3147,7 @@
         <w:rPr>
           <w:rStyle w:val="NormalTok"/>
         </w:rPr>
-        <w:t xml:space="preserve">result3</w:t>
+        <w:t xml:space="preserve">result4</w:t>
       </w:r>
       <w:r>
         <w:rPr>
@@ -3331,6 +3197,15 @@
         <w:rPr>
           <w:rStyle w:val="VerbatimChar"/>
         </w:rPr>
+        <w:t xml:space="preserve">'Taco Cat' is a palindrome: True</w:t>
+      </w:r>
+      <w:r>
+        <w:br/>
+      </w:r>
+      <w:r>
+        <w:rPr>
+          <w:rStyle w:val="VerbatimChar"/>
+        </w:rPr>
         <w:t xml:space="preserve">'Hello World' is a palindrome: False</w:t>
       </w:r>
       <w:r>
@@ -3340,7 +3215,7 @@
         <w:rPr>
           <w:rStyle w:val="VerbatimChar"/>
         </w:rPr>
-        <w:t xml:space="preserve">'madam i'm adam' is a palindrome: False</w:t>
+        <w:t xml:space="preserve">'Eva, can I see bees in a cave?' is a palindrome: False</w:t>
       </w:r>
     </w:p>
     <w:p>
@@ -3735,91 +3610,6 @@
       <w:rPr>
         <w:rFonts w:ascii="Wingdings" w:hAnsi="Wingdings" w:cs="Wingdings" w:hint="default"/>
       </w:rPr>
-    </w:lvl>
-  </w:abstractNum>
-  <w:abstractNum w:abstractNumId="99412">
-    <w:nsid w:val="00A99412"/>
-    <w:multiLevelType w:val="multilevel"/>
-    <w:lvl w:ilvl="0">
-      <w:start w:val="2"/>
-      <w:numFmt w:val="decimal"/>
-      <w:lvlText w:val="%1."/>
-      <w:lvlJc w:val="left"/>
-      <w:pPr>
-        <w:ind w:left="720" w:hanging="360"/>
-      </w:pPr>
-    </w:lvl>
-    <w:lvl w:ilvl="1">
-      <w:start w:val="2"/>
-      <w:numFmt w:val="decimal"/>
-      <w:lvlText w:val="%2."/>
-      <w:lvlJc w:val="left"/>
-      <w:pPr>
-        <w:ind w:left="1440" w:hanging="360"/>
-      </w:pPr>
-    </w:lvl>
-    <w:lvl w:ilvl="2">
-      <w:start w:val="2"/>
-      <w:numFmt w:val="decimal"/>
-      <w:lvlText w:val="%3."/>
-      <w:lvlJc w:val="left"/>
-      <w:pPr>
-        <w:ind w:left="2160" w:hanging="360"/>
-      </w:pPr>
-    </w:lvl>
-    <w:lvl w:ilvl="3">
-      <w:start w:val="2"/>
-      <w:numFmt w:val="decimal"/>
-      <w:lvlText w:val="%4."/>
-      <w:lvlJc w:val="left"/>
-      <w:pPr>
-        <w:ind w:left="2880" w:hanging="360"/>
-      </w:pPr>
-    </w:lvl>
-    <w:lvl w:ilvl="4">
-      <w:start w:val="2"/>
-      <w:numFmt w:val="decimal"/>
-      <w:lvlText w:val="%5."/>
-      <w:lvlJc w:val="left"/>
-      <w:pPr>
-        <w:ind w:left="3600" w:hanging="360"/>
-      </w:pPr>
-    </w:lvl>
-    <w:lvl w:ilvl="5">
-      <w:start w:val="2"/>
-      <w:numFmt w:val="decimal"/>
-      <w:lvlText w:val="%6."/>
-      <w:lvlJc w:val="left"/>
-      <w:pPr>
-        <w:ind w:left="4320" w:hanging="360"/>
-      </w:pPr>
-    </w:lvl>
-    <w:lvl w:ilvl="6">
-      <w:start w:val="2"/>
-      <w:numFmt w:val="decimal"/>
-      <w:lvlText w:val="%7."/>
-      <w:lvlJc w:val="left"/>
-      <w:pPr>
-        <w:ind w:left="5040" w:hanging="360"/>
-      </w:pPr>
-    </w:lvl>
-    <w:lvl w:ilvl="7">
-      <w:start w:val="2"/>
-      <w:numFmt w:val="decimal"/>
-      <w:lvlText w:val="%8."/>
-      <w:lvlJc w:val="left"/>
-      <w:pPr>
-        <w:ind w:left="5760" w:hanging="360"/>
-      </w:pPr>
-    </w:lvl>
-    <w:lvl w:ilvl="8">
-      <w:start w:val="2"/>
-      <w:numFmt w:val="decimal"/>
-      <w:lvlText w:val="%9."/>
-      <w:lvlJc w:val="left"/>
-      <w:pPr>
-        <w:ind w:left="6480" w:hanging="360"/>
-      </w:pPr>
     </w:lvl>
   </w:abstractNum>
   <w:abstractNum w:abstractNumId="99411">
@@ -3941,48 +3731,6 @@
     <w:abstractNumId w:val="991"/>
   </w:num>
   <w:num w:numId="1002">
-    <w:abstractNumId w:val="991"/>
-  </w:num>
-  <w:num w:numId="1003">
-    <w:abstractNumId w:val="991"/>
-  </w:num>
-  <w:num w:numId="1004">
-    <w:abstractNumId w:val="99412"/>
-    <w:lvlOverride w:ilvl="0">
-      <w:startOverride w:val="2"/>
-    </w:lvlOverride>
-    <w:lvlOverride w:ilvl="1">
-      <w:startOverride w:val="2"/>
-    </w:lvlOverride>
-    <w:lvlOverride w:ilvl="2">
-      <w:startOverride w:val="2"/>
-    </w:lvlOverride>
-    <w:lvlOverride w:ilvl="3">
-      <w:startOverride w:val="2"/>
-    </w:lvlOverride>
-    <w:lvlOverride w:ilvl="4">
-      <w:startOverride w:val="2"/>
-    </w:lvlOverride>
-    <w:lvlOverride w:ilvl="5">
-      <w:startOverride w:val="2"/>
-    </w:lvlOverride>
-    <w:lvlOverride w:ilvl="6">
-      <w:startOverride w:val="2"/>
-    </w:lvlOverride>
-    <w:lvlOverride w:ilvl="7">
-      <w:startOverride w:val="2"/>
-    </w:lvlOverride>
-    <w:lvlOverride w:ilvl="8">
-      <w:startOverride w:val="2"/>
-    </w:lvlOverride>
-  </w:num>
-  <w:num w:numId="1005">
-    <w:abstractNumId w:val="991"/>
-  </w:num>
-  <w:num w:numId="1006">
-    <w:abstractNumId w:val="991"/>
-  </w:num>
-  <w:num w:numId="1007">
     <w:abstractNumId w:val="99411"/>
     <w:lvlOverride w:ilvl="0">
       <w:startOverride w:val="1"/>
@@ -4012,7 +3760,52 @@
       <w:startOverride w:val="1"/>
     </w:lvlOverride>
   </w:num>
+  <w:num w:numId="1003">
+    <w:abstractNumId w:val="991"/>
+  </w:num>
+  <w:num w:numId="1004">
+    <w:abstractNumId w:val="991"/>
+  </w:num>
+  <w:num w:numId="1005">
+    <w:abstractNumId w:val="991"/>
+  </w:num>
+  <w:num w:numId="1006">
+    <w:abstractNumId w:val="99411"/>
+    <w:lvlOverride w:ilvl="0">
+      <w:startOverride w:val="1"/>
+    </w:lvlOverride>
+    <w:lvlOverride w:ilvl="1">
+      <w:startOverride w:val="1"/>
+    </w:lvlOverride>
+    <w:lvlOverride w:ilvl="2">
+      <w:startOverride w:val="1"/>
+    </w:lvlOverride>
+    <w:lvlOverride w:ilvl="3">
+      <w:startOverride w:val="1"/>
+    </w:lvlOverride>
+    <w:lvlOverride w:ilvl="4">
+      <w:startOverride w:val="1"/>
+    </w:lvlOverride>
+    <w:lvlOverride w:ilvl="5">
+      <w:startOverride w:val="1"/>
+    </w:lvlOverride>
+    <w:lvlOverride w:ilvl="6">
+      <w:startOverride w:val="1"/>
+    </w:lvlOverride>
+    <w:lvlOverride w:ilvl="7">
+      <w:startOverride w:val="1"/>
+    </w:lvlOverride>
+    <w:lvlOverride w:ilvl="8">
+      <w:startOverride w:val="1"/>
+    </w:lvlOverride>
+  </w:num>
+  <w:num w:numId="1007">
+    <w:abstractNumId w:val="991"/>
+  </w:num>
   <w:num w:numId="1008">
+    <w:abstractNumId w:val="991"/>
+  </w:num>
+  <w:num w:numId="1009">
     <w:abstractNumId w:val="991"/>
   </w:num>
 </w:numbering>
